--- a/writeup/responses.docx
+++ b/writeup/responses.docx
@@ -55714,13 +55714,52 @@
           <w:b/>
           <w:bCs/>
         </w:rPr>
-        <w:t xml:space="preserve">Day 3 session 3</w:t>
-      </w:r>
-      <w:r>
-        <w:t xml:space="preserve"> </w:t>
-      </w:r>
-      <w:r>
-        <w:t xml:space="preserve">has the cohort draft</w:t>
+        <w:t xml:space="preserve">Day 3 session 1 —</w:t>
+      </w:r>
+      <w:r>
+        <w:rPr>
+          <w:b/>
+          <w:bCs/>
+        </w:rPr>
+        <w:t xml:space="preserve"> </w:t>
+      </w:r>
+      <w:r>
+        <w:rPr>
+          <w:b/>
+          <w:bCs/>
+        </w:rPr>
+        <w:t xml:space="preserve">“Make your work someone else’s”</w:t>
+      </w:r>
+      <w:r>
+        <w:rPr>
+          <w:b/>
+          <w:bCs/>
+        </w:rPr>
+        <w:t xml:space="preserve"> </w:t>
+      </w:r>
+      <w:r>
+        <w:rPr>
+          <w:b/>
+          <w:bCs/>
+        </w:rPr>
+        <w:t xml:space="preserve">— is the session</w:t>
+      </w:r>
+      <w:r>
+        <w:rPr>
+          <w:b/>
+          <w:bCs/>
+        </w:rPr>
+        <w:t xml:space="preserve"> </w:t>
+      </w:r>
+      <w:r>
+        <w:rPr>
+          <w:b/>
+          <w:bCs/>
+        </w:rPr>
+        <w:t xml:space="preserve">developed in full as Annex B</w:t>
+      </w:r>
+      <w:r>
+        <w:t xml:space="preserve">, and session 3 has the cohort draft</w:t>
       </w:r>
       <w:r>
         <w:t xml:space="preserve"> </w:t>
@@ -55736,50 +55775,52 @@
         <w:t xml:space="preserve"> </w:t>
       </w:r>
       <w:r>
-        <w:t xml:space="preserve">documentation standard,</w:t>
-      </w:r>
-      <w:r>
-        <w:t xml:space="preserve"> </w:t>
-      </w:r>
-      <w:r>
-        <w:t xml:space="preserve">because a standard issued to this department will not be followed and one they</w:t>
-      </w:r>
-      <w:r>
-        <w:t xml:space="preserve"> </w:t>
-      </w:r>
-      <w:r>
-        <w:t xml:space="preserve">wrote and tested might be.</w:t>
-      </w:r>
-      <w:r>
-        <w:t xml:space="preserve"> </w:t>
-      </w:r>
-      <w:r>
-        <w:rPr>
-          <w:b/>
-          <w:bCs/>
-        </w:rPr>
-        <w:t xml:space="preserve">Day 5 uses the department’s real work</w:t>
-      </w:r>
-      <w:r>
-        <w:t xml:space="preserve">, since</w:t>
-      </w:r>
-      <w:r>
-        <w:t xml:space="preserve"> </w:t>
-      </w:r>
-      <w:r>
-        <w:t xml:space="preserve">training data produces training-shaped competence and transfer is the problem</w:t>
-      </w:r>
-      <w:r>
-        <w:t xml:space="preserve"> </w:t>
-      </w:r>
-      <w:r>
-        <w:t xml:space="preserve">this programme exists to solve; its closing peer-reproduction doubles as the</w:t>
-      </w:r>
-      <w:r>
-        <w:t xml:space="preserve"> </w:t>
-      </w:r>
-      <w:r>
-        <w:t xml:space="preserve">post-assessment.</w:t>
+        <w:t xml:space="preserve">documentation standard, because a standard issued to this department will not be</w:t>
+      </w:r>
+      <w:r>
+        <w:t xml:space="preserve"> </w:t>
+      </w:r>
+      <w:r>
+        <w:t xml:space="preserve">followed and one they wrote and tested might be.</w:t>
+      </w:r>
+      <w:r>
+        <w:t xml:space="preserve"> </w:t>
+      </w:r>
+      <w:r>
+        <w:rPr>
+          <w:b/>
+          <w:bCs/>
+        </w:rPr>
+        <w:t xml:space="preserve">Day 5 uses the department’s</w:t>
+      </w:r>
+      <w:r>
+        <w:rPr>
+          <w:b/>
+          <w:bCs/>
+        </w:rPr>
+        <w:t xml:space="preserve"> </w:t>
+      </w:r>
+      <w:r>
+        <w:rPr>
+          <w:b/>
+          <w:bCs/>
+        </w:rPr>
+        <w:t xml:space="preserve">real work</w:t>
+      </w:r>
+      <w:r>
+        <w:t xml:space="preserve">, since training data produces training-shaped competence and transfer</w:t>
+      </w:r>
+      <w:r>
+        <w:t xml:space="preserve"> </w:t>
+      </w:r>
+      <w:r>
+        <w:t xml:space="preserve">is the problem this programme exists to solve; its closing peer-reproduction</w:t>
+      </w:r>
+      <w:r>
+        <w:t xml:space="preserve"> </w:t>
+      </w:r>
+      <w:r>
+        <w:t xml:space="preserve">doubles as the post-assessment.</w:t>
       </w:r>
     </w:p>
     <w:bookmarkEnd w:id="282"/>
@@ -57297,7 +57338,13 @@
         <w:t xml:space="preserve"> </w:t>
       </w:r>
       <w:r>
-        <w:t xml:space="preserve">the 90-minute session in full ·</w:t>
+        <w:t xml:space="preserve">the 90-minute session in full — facilitator</w:t>
+      </w:r>
+      <w:r>
+        <w:t xml:space="preserve"> </w:t>
+      </w:r>
+      <w:r>
+        <w:t xml:space="preserve">guide, participant briefs, model answer and dataset generator ·</w:t>
       </w:r>
       <w:r>
         <w:t xml:space="preserve"> </w:t>
@@ -57313,7 +57360,13 @@
         <w:t xml:space="preserve"> </w:t>
       </w:r>
       <w:r>
-        <w:t xml:space="preserve">pre/post instrument ·</w:t>
+        <w:t xml:space="preserve">pre/post</w:t>
+      </w:r>
+      <w:r>
+        <w:t xml:space="preserve"> </w:t>
+      </w:r>
+      <w:r>
+        <w:t xml:space="preserve">assessment instrument ·</w:t>
       </w:r>
       <w:r>
         <w:t xml:space="preserve"> </w:t>
@@ -57345,7 +57398,13 @@
         <w:t xml:space="preserve"> </w:t>
       </w:r>
       <w:r>
-        <w:t xml:space="preserve">session-by-session course plan</w:t>
+        <w:t xml:space="preserve">session-by-session</w:t>
+      </w:r>
+      <w:r>
+        <w:t xml:space="preserve"> </w:t>
+      </w:r>
+      <w:r>
+        <w:t xml:space="preserve">course plan</w:t>
       </w:r>
     </w:p>
     <w:p>
@@ -59364,7 +59423,455 @@
     </w:p>
     <w:bookmarkEnd w:id="302"/>
     <w:bookmarkEnd w:id="303"/>
-    <w:bookmarkStart w:id="317" w:name="X5fd2ea05e85895be64a2bbb5b4407a69aa23865"/>
+    <w:bookmarkStart w:id="304" w:name="annex-b-the-90-minute-session-in-full"/>
+    <w:p>
+      <w:pPr>
+        <w:pStyle w:val="Heading1"/>
+      </w:pPr>
+      <w:r>
+        <w:t xml:space="preserve">Annex B — The 90-minute session, in full</w:t>
+      </w:r>
+    </w:p>
+    <w:p>
+      <w:pPr>
+        <w:pStyle w:val="FirstParagraph"/>
+      </w:pPr>
+      <w:r>
+        <w:rPr>
+          <w:b/>
+          <w:bCs/>
+        </w:rPr>
+        <w:t xml:space="preserve">“Make your work someone else’s”</w:t>
+      </w:r>
+      <w:r>
+        <w:t xml:space="preserve"> </w:t>
+      </w:r>
+      <w:r>
+        <w:t xml:space="preserve">· Day 3, session 1 · 21 participants in pairs.</w:t>
+      </w:r>
+    </w:p>
+    <w:p>
+      <w:pPr>
+        <w:pStyle w:val="BodyText"/>
+      </w:pPr>
+      <w:r>
+        <w:t xml:space="preserve">The question asks for one session developed as</w:t>
+      </w:r>
+      <w:r>
+        <w:t xml:space="preserve"> </w:t>
+      </w:r>
+      <w:r>
+        <w:rPr>
+          <w:i/>
+          <w:iCs/>
+        </w:rPr>
+        <w:t xml:space="preserve">an artefact a colleague could</w:t>
+      </w:r>
+      <w:r>
+        <w:rPr>
+          <w:i/>
+          <w:iCs/>
+        </w:rPr>
+        <w:t xml:space="preserve"> </w:t>
+      </w:r>
+      <w:r>
+        <w:rPr>
+          <w:i/>
+          <w:iCs/>
+        </w:rPr>
+        <w:t xml:space="preserve">deliver in my absence</w:t>
+      </w:r>
+      <w:r>
+        <w:t xml:space="preserve">. That is the standard this annex is written to, so it is</w:t>
+      </w:r>
+      <w:r>
+        <w:t xml:space="preserve"> </w:t>
+      </w:r>
+      <w:r>
+        <w:t xml:space="preserve">four separate documents rather than one description — a facilitator running it</w:t>
+      </w:r>
+      <w:r>
+        <w:t xml:space="preserve"> </w:t>
+      </w:r>
+      <w:r>
+        <w:t xml:space="preserve">needs the guide in hand, the briefs printed, and the model answer withheld.</w:t>
+      </w:r>
+    </w:p>
+    <w:tbl>
+      <w:tblPr>
+        <w:tblStyle w:val="Table"/>
+        <w:tblW w:type="pct" w:w="5000"/>
+        <w:tblLayout w:type="fixed"/>
+        <w:tblLook w:firstRow="1" w:lastRow="0" w:firstColumn="0" w:lastColumn="0" w:noHBand="0" w:noVBand="0" w:val="0020"/>
+      </w:tblPr>
+      <w:tblGrid>
+        <w:gridCol w:w="2640"/>
+        <w:gridCol w:w="2640"/>
+        <w:gridCol w:w="2640"/>
+      </w:tblGrid>
+      <w:tr>
+        <w:trPr>
+          <w:tblHeader w:val="on"/>
+        </w:trPr>
+        <w:tc>
+          <w:tcPr/>
+          <w:p>
+            <w:pPr>
+              <w:pStyle w:val="Compact"/>
+            </w:pPr>
+            <w:r>
+              <w:t xml:space="preserve">File</w:t>
+            </w:r>
+          </w:p>
+        </w:tc>
+        <w:tc>
+          <w:tcPr/>
+          <w:p>
+            <w:pPr>
+              <w:pStyle w:val="Compact"/>
+            </w:pPr>
+            <w:r>
+              <w:t xml:space="preserve">What it is</w:t>
+            </w:r>
+          </w:p>
+        </w:tc>
+        <w:tc>
+          <w:tcPr/>
+          <w:p>
+            <w:pPr>
+              <w:pStyle w:val="Compact"/>
+            </w:pPr>
+            <w:r>
+              <w:t xml:space="preserve">Who sees it</w:t>
+            </w:r>
+          </w:p>
+        </w:tc>
+      </w:tr>
+      <w:tr>
+        <w:tc>
+          <w:tcPr/>
+          <w:p>
+            <w:pPr>
+              <w:pStyle w:val="Compact"/>
+            </w:pPr>
+            <w:r>
+              <w:rPr>
+                <w:rStyle w:val="VerbatimChar"/>
+              </w:rPr>
+              <w:t xml:space="preserve">facilitator_guide.md</w:t>
+            </w:r>
+          </w:p>
+        </w:tc>
+        <w:tc>
+          <w:tcPr/>
+          <w:p>
+            <w:pPr>
+              <w:pStyle w:val="Compact"/>
+            </w:pPr>
+            <w:r>
+              <w:t xml:space="preserve">Minute-by-minute timings, verbatim wording where it matters, expected errors and interventions</w:t>
+            </w:r>
+          </w:p>
+        </w:tc>
+        <w:tc>
+          <w:tcPr/>
+          <w:p>
+            <w:pPr>
+              <w:pStyle w:val="Compact"/>
+            </w:pPr>
+            <w:r>
+              <w:t xml:space="preserve">Facilitator</w:t>
+            </w:r>
+          </w:p>
+        </w:tc>
+      </w:tr>
+      <w:tr>
+        <w:tc>
+          <w:tcPr/>
+          <w:p>
+            <w:pPr>
+              <w:pStyle w:val="Compact"/>
+            </w:pPr>
+            <w:r>
+              <w:rPr>
+                <w:rStyle w:val="VerbatimChar"/>
+              </w:rPr>
+              <w:t xml:space="preserve">participant_brief.md</w:t>
+            </w:r>
+          </w:p>
+        </w:tc>
+        <w:tc>
+          <w:tcPr/>
+          <w:p>
+            <w:pPr>
+              <w:pStyle w:val="Compact"/>
+            </w:pPr>
+            <w:r>
+              <w:t xml:space="preserve">Briefs A and B.</w:t>
+            </w:r>
+            <w:r>
+              <w:t xml:space="preserve"> </w:t>
+            </w:r>
+            <w:r>
+              <w:rPr>
+                <w:b/>
+                <w:bCs/>
+              </w:rPr>
+              <w:t xml:space="preserve">B is held back until minute 25</w:t>
+            </w:r>
+            <w:r>
+              <w:t xml:space="preserve"> </w:t>
+            </w:r>
+            <w:r>
+              <w:t xml:space="preserve">— issuing both at once lets participants write the record with the reproduction task already in mind, which is what the session tests them not to do</w:t>
+            </w:r>
+          </w:p>
+        </w:tc>
+        <w:tc>
+          <w:tcPr/>
+          <w:p>
+            <w:pPr>
+              <w:pStyle w:val="Compact"/>
+            </w:pPr>
+            <w:r>
+              <w:t xml:space="preserve">Participants</w:t>
+            </w:r>
+          </w:p>
+        </w:tc>
+      </w:tr>
+      <w:tr>
+        <w:tc>
+          <w:tcPr/>
+          <w:p>
+            <w:pPr>
+              <w:pStyle w:val="Compact"/>
+            </w:pPr>
+            <w:r>
+              <w:rPr>
+                <w:rStyle w:val="VerbatimChar"/>
+              </w:rPr>
+              <w:t xml:space="preserve">model_answer.md</w:t>
+            </w:r>
+          </w:p>
+        </w:tc>
+        <w:tc>
+          <w:tcPr/>
+          <w:p>
+            <w:pPr>
+              <w:pStyle w:val="Compact"/>
+            </w:pPr>
+            <w:r>
+              <w:t xml:space="preserve">The level-3 exemplar, the reconciliation numbers, and what to look for when judging</w:t>
+            </w:r>
+          </w:p>
+        </w:tc>
+        <w:tc>
+          <w:tcPr/>
+          <w:p>
+            <w:pPr>
+              <w:pStyle w:val="Compact"/>
+            </w:pPr>
+            <w:r>
+              <w:rPr>
+                <w:b/>
+                <w:bCs/>
+              </w:rPr>
+              <w:t xml:space="preserve">Facilitator only — do not distribute</w:t>
+            </w:r>
+          </w:p>
+        </w:tc>
+      </w:tr>
+      <w:tr>
+        <w:tc>
+          <w:tcPr/>
+          <w:p>
+            <w:pPr>
+              <w:pStyle w:val="Compact"/>
+            </w:pPr>
+            <w:r>
+              <w:rPr>
+                <w:rStyle w:val="VerbatimChar"/>
+              </w:rPr>
+              <w:t xml:space="preserve">make_dataset.py</w:t>
+            </w:r>
+          </w:p>
+        </w:tc>
+        <w:tc>
+          <w:tcPr/>
+          <w:p>
+            <w:pPr>
+              <w:pStyle w:val="Compact"/>
+            </w:pPr>
+            <w:r>
+              <w:t xml:space="preserve">Generates the dataset. Fixed seed, so a colleague produces exactly the file the model answer expects</w:t>
+            </w:r>
+          </w:p>
+        </w:tc>
+        <w:tc>
+          <w:tcPr/>
+          <w:p>
+            <w:pPr>
+              <w:pStyle w:val="Compact"/>
+            </w:pPr>
+            <w:r>
+              <w:t xml:space="preserve">—</w:t>
+            </w:r>
+          </w:p>
+        </w:tc>
+      </w:tr>
+      <w:tr>
+        <w:tc>
+          <w:tcPr/>
+          <w:p>
+            <w:pPr>
+              <w:pStyle w:val="Compact"/>
+            </w:pPr>
+            <w:r>
+              <w:rPr>
+                <w:rStyle w:val="VerbatimChar"/>
+              </w:rPr>
+              <w:t xml:space="preserve">D1_facilities_raw.csv</w:t>
+            </w:r>
+          </w:p>
+        </w:tc>
+        <w:tc>
+          <w:tcPr/>
+          <w:p>
+            <w:pPr>
+              <w:pStyle w:val="Compact"/>
+            </w:pPr>
+            <w:r>
+              <w:t xml:space="preserve">The teaching dataset for Days 2 and 3</w:t>
+            </w:r>
+          </w:p>
+        </w:tc>
+        <w:tc>
+          <w:tcPr/>
+          <w:p>
+            <w:pPr>
+              <w:pStyle w:val="Compact"/>
+            </w:pPr>
+            <w:r>
+              <w:t xml:space="preserve">Participants</w:t>
+            </w:r>
+          </w:p>
+        </w:tc>
+      </w:tr>
+      <w:tr>
+        <w:tc>
+          <w:tcPr/>
+          <w:p>
+            <w:pPr>
+              <w:pStyle w:val="Compact"/>
+            </w:pPr>
+            <w:r>
+              <w:rPr>
+                <w:rStyle w:val="VerbatimChar"/>
+              </w:rPr>
+              <w:t xml:space="preserve">D_PRE_…</w:t>
+            </w:r>
+            <w:r>
+              <w:t xml:space="preserve">,</w:t>
+            </w:r>
+            <w:r>
+              <w:t xml:space="preserve"> </w:t>
+            </w:r>
+            <w:r>
+              <w:rPr>
+                <w:rStyle w:val="VerbatimChar"/>
+              </w:rPr>
+              <w:t xml:space="preserve">D_POST_…</w:t>
+            </w:r>
+          </w:p>
+        </w:tc>
+        <w:tc>
+          <w:tcPr/>
+          <w:p>
+            <w:pPr>
+              <w:pStyle w:val="Compact"/>
+            </w:pPr>
+            <w:r>
+              <w:t xml:space="preserve">Parallel forms for the pre/post assessment (Annex C)</w:t>
+            </w:r>
+          </w:p>
+        </w:tc>
+        <w:tc>
+          <w:tcPr/>
+          <w:p>
+            <w:pPr>
+              <w:pStyle w:val="Compact"/>
+            </w:pPr>
+            <w:r>
+              <w:t xml:space="preserve">Assessor</w:t>
+            </w:r>
+          </w:p>
+        </w:tc>
+      </w:tr>
+    </w:tbl>
+    <w:p>
+      <w:pPr>
+        <w:pStyle w:val="BodyText"/>
+      </w:pPr>
+      <w:r>
+        <w:rPr>
+          <w:b/>
+          <w:bCs/>
+        </w:rPr>
+        <w:t xml:space="preserve">Why the session exists.</w:t>
+      </w:r>
+      <w:r>
+        <w:t xml:space="preserve"> </w:t>
+      </w:r>
+      <w:r>
+        <w:t xml:space="preserve">Participants discover — by failing — that work they</w:t>
+      </w:r>
+      <w:r>
+        <w:t xml:space="preserve"> </w:t>
+      </w:r>
+      <w:r>
+        <w:t xml:space="preserve">can repeat themselves cannot be repeated by anyone else. That gap is the</w:t>
+      </w:r>
+      <w:r>
+        <w:t xml:space="preserve"> </w:t>
+      </w:r>
+      <w:r>
+        <w:t xml:space="preserve">difference between level 2 and level 3 in the competency framework, and it is</w:t>
+      </w:r>
+      <w:r>
+        <w:t xml:space="preserve"> </w:t>
+      </w:r>
+      <w:r>
+        <w:t xml:space="preserve">the single most important thing in the five days.</w:t>
+      </w:r>
+    </w:p>
+    <w:p>
+      <w:pPr>
+        <w:pStyle w:val="BodyText"/>
+      </w:pPr>
+      <w:r>
+        <w:t xml:space="preserve">Full specification of every dataset in</w:t>
+      </w:r>
+      <w:r>
+        <w:t xml:space="preserve"> </w:t>
+      </w:r>
+      <w:r>
+        <w:rPr>
+          <w:b/>
+          <w:bCs/>
+        </w:rPr>
+        <w:t xml:space="preserve">Annex D</w:t>
+      </w:r>
+      <w:r>
+        <w:t xml:space="preserve">.</w:t>
+      </w:r>
+    </w:p>
+    <w:p>
+      <w:r>
+        <w:br w:type="page"/>
+      </w:r>
+    </w:p>
+    <w:bookmarkEnd w:id="304"/>
+    <w:bookmarkStart w:id="318" w:name="X5fd2ea05e85895be64a2bbb5b4407a69aa23865"/>
     <w:p>
       <w:pPr>
         <w:pStyle w:val="Heading1"/>
@@ -59412,7 +59919,7 @@
         </w:pict>
       </w:r>
     </w:p>
-    <w:bookmarkStart w:id="304" w:name="what-this-session-is-for"/>
+    <w:bookmarkStart w:id="305" w:name="what-this-session-is-for"/>
     <w:p>
       <w:pPr>
         <w:pStyle w:val="Heading2"/>
@@ -59543,8 +60050,8 @@
         </w:pict>
       </w:r>
     </w:p>
-    <w:bookmarkEnd w:id="304"/>
-    <w:bookmarkStart w:id="305" w:name="before-the-session"/>
+    <w:bookmarkEnd w:id="305"/>
+    <w:bookmarkStart w:id="306" w:name="before-the-session"/>
     <w:p>
       <w:pPr>
         <w:pStyle w:val="Heading2"/>
@@ -59866,8 +60373,8 @@
         </w:pict>
       </w:r>
     </w:p>
-    <w:bookmarkEnd w:id="305"/>
-    <w:bookmarkStart w:id="312" w:name="minute-by-minute"/>
+    <w:bookmarkEnd w:id="306"/>
+    <w:bookmarkStart w:id="313" w:name="minute-by-minute"/>
     <w:p>
       <w:pPr>
         <w:pStyle w:val="Heading2"/>
@@ -59876,7 +60383,7 @@
         <w:t xml:space="preserve">Minute by minute</w:t>
       </w:r>
     </w:p>
-    <w:bookmarkStart w:id="306" w:name="framing"/>
+    <w:bookmarkStart w:id="307" w:name="framing"/>
     <w:p>
       <w:pPr>
         <w:pStyle w:val="Heading3"/>
@@ -59978,8 +60485,8 @@
         <w:t xml:space="preserve">. Do not hand out Brief B.</w:t>
       </w:r>
     </w:p>
-    <w:bookmarkEnd w:id="306"/>
-    <w:bookmarkStart w:id="307" w:name="task-a-write-the-record-17-min"/>
+    <w:bookmarkEnd w:id="307"/>
+    <w:bookmarkStart w:id="308" w:name="task-a-write-the-record-17-min"/>
     <w:p>
       <w:pPr>
         <w:pStyle w:val="Heading3"/>
@@ -60122,8 +60629,8 @@
         <w:t xml:space="preserve">Collect nothing.</w:t>
       </w:r>
     </w:p>
-    <w:bookmarkEnd w:id="307"/>
-    <w:bookmarkStart w:id="308" w:name="X0f428bc736e7db73f132f1eed49877f068ce0a4"/>
+    <w:bookmarkEnd w:id="308"/>
+    <w:bookmarkStart w:id="309" w:name="X0f428bc736e7db73f132f1eed49877f068ce0a4"/>
     <w:p>
       <w:pPr>
         <w:pStyle w:val="Heading3"/>
@@ -60334,8 +60841,8 @@
         <w:t xml:space="preserve">and the partner’s original.</w:t>
       </w:r>
     </w:p>
-    <w:bookmarkEnd w:id="308"/>
-    <w:bookmarkStart w:id="309" w:name="what-stopped-us-15-min"/>
+    <w:bookmarkEnd w:id="309"/>
+    <w:bookmarkStart w:id="310" w:name="what-stopped-us-15-min"/>
     <w:p>
       <w:pPr>
         <w:pStyle w:val="Heading3"/>
@@ -60499,8 +61006,8 @@
         <w:t xml:space="preserve">“So the work was right, and it did not survive the handover.”</w:t>
       </w:r>
     </w:p>
-    <w:bookmarkEnd w:id="309"/>
-    <w:bookmarkStart w:id="310" w:name="repair-and-re-test-18-min"/>
+    <w:bookmarkEnd w:id="310"/>
+    <w:bookmarkStart w:id="311" w:name="repair-and-re-test-18-min"/>
     <w:p>
       <w:pPr>
         <w:pStyle w:val="Heading3"/>
@@ -60628,8 +61135,8 @@
         <w:t xml:space="preserve">is the first evidence they have that the fix is achievable.</w:t>
       </w:r>
     </w:p>
-    <w:bookmarkEnd w:id="310"/>
-    <w:bookmarkStart w:id="311" w:name="consolidate"/>
+    <w:bookmarkEnd w:id="311"/>
+    <w:bookmarkStart w:id="312" w:name="consolidate"/>
     <w:p>
       <w:pPr>
         <w:pStyle w:val="Heading3"/>
@@ -60719,9 +61226,9 @@
         </w:pict>
       </w:r>
     </w:p>
-    <w:bookmarkEnd w:id="311"/>
     <w:bookmarkEnd w:id="312"/>
-    <w:bookmarkStart w:id="314" w:name="common-errors-and-how-to-intervene"/>
+    <w:bookmarkEnd w:id="313"/>
+    <w:bookmarkStart w:id="315" w:name="common-errors-and-how-to-intervene"/>
     <w:p>
       <w:pPr>
         <w:pStyle w:val="Heading2"/>
@@ -61346,7 +61853,7 @@
         </w:tc>
       </w:tr>
     </w:tbl>
-    <w:bookmarkStart w:id="313" w:name="X4765387e1418b4a93318f6171fbb1e31ccbd4d5"/>
+    <w:bookmarkStart w:id="314" w:name="X4765387e1418b4a93318f6171fbb1e31ccbd4d5"/>
     <w:p>
       <w:pPr>
         <w:pStyle w:val="Heading3"/>
@@ -61501,9 +62008,9 @@
         </w:pict>
       </w:r>
     </w:p>
-    <w:bookmarkEnd w:id="313"/>
     <w:bookmarkEnd w:id="314"/>
-    <w:bookmarkStart w:id="315" w:name="if-you-are-running-short-of-time"/>
+    <w:bookmarkEnd w:id="315"/>
+    <w:bookmarkStart w:id="316" w:name="if-you-are-running-short-of-time"/>
     <w:p>
       <w:pPr>
         <w:pStyle w:val="Heading2"/>
@@ -61604,8 +62111,8 @@
         <w:t xml:space="preserve">already had and has not acted on.</w:t>
       </w:r>
     </w:p>
-    <w:bookmarkEnd w:id="315"/>
-    <w:bookmarkStart w:id="316" w:name="what-success-looks-like"/>
+    <w:bookmarkEnd w:id="316"/>
+    <w:bookmarkStart w:id="317" w:name="what-success-looks-like"/>
     <w:p>
       <w:pPr>
         <w:pStyle w:val="Heading2"/>
@@ -61673,9 +62180,9 @@
         <w:br w:type="page"/>
       </w:r>
     </w:p>
-    <w:bookmarkEnd w:id="316"/>
     <w:bookmarkEnd w:id="317"/>
-    <w:bookmarkStart w:id="318" w:name="Xaf974e353860fc605977eed127cc51587af4d43"/>
+    <w:bookmarkEnd w:id="318"/>
+    <w:bookmarkStart w:id="319" w:name="Xaf974e353860fc605977eed127cc51587af4d43"/>
     <w:p>
       <w:pPr>
         <w:pStyle w:val="Heading1"/>
@@ -61748,8 +62255,8 @@
         <w:t xml:space="preserve">Print single-sided, one set per participant.</w:t>
       </w:r>
     </w:p>
-    <w:bookmarkEnd w:id="318"/>
-    <w:bookmarkStart w:id="319" w:name="brief-a-write-the-record"/>
+    <w:bookmarkEnd w:id="319"/>
+    <w:bookmarkStart w:id="320" w:name="brief-a-write-the-record"/>
     <w:p>
       <w:pPr>
         <w:pStyle w:val="Heading1"/>
@@ -61977,8 +62484,8 @@
         <w:t xml:space="preserve">could do exactly what you did.</w:t>
       </w:r>
     </w:p>
-    <w:bookmarkEnd w:id="319"/>
-    <w:bookmarkStart w:id="328" w:name="brief-b-reproduce-your-partners-work"/>
+    <w:bookmarkEnd w:id="320"/>
+    <w:bookmarkStart w:id="329" w:name="brief-b-reproduce-your-partners-work"/>
     <w:p>
       <w:pPr>
         <w:pStyle w:val="Heading1"/>
@@ -62034,7 +62541,7 @@
         <w:t xml:space="preserve">, starting from the raw data.</w:t>
       </w:r>
     </w:p>
-    <w:bookmarkStart w:id="320" w:name="rules"/>
+    <w:bookmarkStart w:id="321" w:name="rules"/>
     <w:p>
       <w:pPr>
         <w:pStyle w:val="Heading2"/>
@@ -62162,8 +62669,8 @@
         <w:t xml:space="preserve">, make your best guess, and carry on.</w:t>
       </w:r>
     </w:p>
-    <w:bookmarkEnd w:id="320"/>
-    <w:bookmarkStart w:id="321" w:name="what-to-produce"/>
+    <w:bookmarkEnd w:id="321"/>
+    <w:bookmarkStart w:id="322" w:name="what-to-produce"/>
     <w:p>
       <w:pPr>
         <w:pStyle w:val="Heading2"/>
@@ -62223,8 +62730,8 @@
         <w:t xml:space="preserve">same list is being written about your record, at the same time, by someone else.</w:t>
       </w:r>
     </w:p>
-    <w:bookmarkEnd w:id="321"/>
-    <w:bookmarkStart w:id="322" w:name="before-time-is-called"/>
+    <w:bookmarkEnd w:id="322"/>
+    <w:bookmarkStart w:id="323" w:name="before-time-is-called"/>
     <w:p>
       <w:pPr>
         <w:pStyle w:val="Heading2"/>
@@ -62274,8 +62781,8 @@
         <w:br w:type="page"/>
       </w:r>
     </w:p>
-    <w:bookmarkEnd w:id="322"/>
-    <w:bookmarkStart w:id="323" w:name="X0aedfd13b6110891068db9d938e59c015761aa0"/>
+    <w:bookmarkEnd w:id="323"/>
+    <w:bookmarkStart w:id="324" w:name="X0aedfd13b6110891068db9d938e59c015761aa0"/>
     <w:p>
       <w:pPr>
         <w:pStyle w:val="Heading2"/>
@@ -62333,8 +62840,8 @@
         </w:pict>
       </w:r>
     </w:p>
-    <w:bookmarkEnd w:id="323"/>
-    <w:bookmarkStart w:id="324" w:name="part-1-what-a-level-3-record-looks-like"/>
+    <w:bookmarkEnd w:id="324"/>
+    <w:bookmarkStart w:id="325" w:name="part-1-what-a-level-3-record-looks-like"/>
     <w:p>
       <w:pPr>
         <w:pStyle w:val="Heading2"/>
@@ -62864,8 +63371,8 @@
         <w:t xml:space="preserve">    Facilities mappable: 195. Not mappable: 5 (D3).</w:t>
       </w:r>
     </w:p>
-    <w:bookmarkEnd w:id="324"/>
-    <w:bookmarkStart w:id="325" w:name="part-2-the-numbers"/>
+    <w:bookmarkEnd w:id="325"/>
+    <w:bookmarkStart w:id="326" w:name="part-2-the-numbers"/>
     <w:p>
       <w:pPr>
         <w:pStyle w:val="Heading2"/>
@@ -63253,8 +63760,8 @@
         <w:t xml:space="preserve">the standard is that the department would report the same numbers.</w:t>
       </w:r>
     </w:p>
-    <w:bookmarkEnd w:id="325"/>
-    <w:bookmarkStart w:id="326" w:name="X003798389e37138ca87a4d5600f8f8ee3c00f90"/>
+    <w:bookmarkEnd w:id="326"/>
+    <w:bookmarkStart w:id="327" w:name="X003798389e37138ca87a4d5600f8f8ee3c00f90"/>
     <w:p>
       <w:pPr>
         <w:pStyle w:val="Heading2"/>
@@ -63463,8 +63970,8 @@
         <w:t xml:space="preserve">there.</w:t>
       </w:r>
     </w:p>
-    <w:bookmarkEnd w:id="326"/>
-    <w:bookmarkStart w:id="327" w:name="Xb50df1aec78075d2e7dfa2eb9d2b3964c57269e"/>
+    <w:bookmarkEnd w:id="327"/>
+    <w:bookmarkStart w:id="328" w:name="Xb50df1aec78075d2e7dfa2eb9d2b3964c57269e"/>
     <w:p>
       <w:pPr>
         <w:pStyle w:val="Heading2"/>
@@ -63729,9 +64236,9 @@
         <w:br w:type="page"/>
       </w:r>
     </w:p>
-    <w:bookmarkEnd w:id="327"/>
     <w:bookmarkEnd w:id="328"/>
-    <w:bookmarkStart w:id="337" w:name="X7d84ea4d0e103e076df4ca352f5b793c31e952a"/>
+    <w:bookmarkEnd w:id="329"/>
+    <w:bookmarkStart w:id="338" w:name="X7d84ea4d0e103e076df4ca352f5b793c31e952a"/>
     <w:p>
       <w:pPr>
         <w:pStyle w:val="Heading1"/>
@@ -63748,7 +64255,7 @@
         <w:t xml:space="preserve">Excluded from the Q6 page limit.</w:t>
       </w:r>
     </w:p>
-    <w:bookmarkStart w:id="329" w:name="X00490d17776cc95e704ea548dde240d2db398e4"/>
+    <w:bookmarkStart w:id="330" w:name="X00490d17776cc95e704ea548dde240d2db398e4"/>
     <w:p>
       <w:pPr>
         <w:pStyle w:val="Heading2"/>
@@ -64029,8 +64536,8 @@
         </w:pict>
       </w:r>
     </w:p>
-    <w:bookmarkEnd w:id="329"/>
-    <w:bookmarkStart w:id="331" w:name="the-eight-tasks"/>
+    <w:bookmarkEnd w:id="330"/>
+    <w:bookmarkStart w:id="332" w:name="the-eight-tasks"/>
     <w:p>
       <w:pPr>
         <w:pStyle w:val="Heading2"/>
@@ -64700,7 +65207,7 @@
         </w:tc>
       </w:tr>
     </w:tbl>
-    <w:bookmarkStart w:id="330" w:name="why-task-8-carries-the-design"/>
+    <w:bookmarkStart w:id="331" w:name="why-task-8-carries-the-design"/>
     <w:p>
       <w:pPr>
         <w:pStyle w:val="Heading3"/>
@@ -64785,9 +65292,9 @@
         </w:pict>
       </w:r>
     </w:p>
-    <w:bookmarkEnd w:id="330"/>
     <w:bookmarkEnd w:id="331"/>
-    <w:bookmarkStart w:id="333" w:name="scoring"/>
+    <w:bookmarkEnd w:id="332"/>
+    <w:bookmarkStart w:id="334" w:name="scoring"/>
     <w:p>
       <w:pPr>
         <w:pStyle w:val="Heading2"/>
@@ -65029,7 +65536,7 @@
         <w:t xml:space="preserve">documentation stays at 1 has not achieved what this programme is for.</w:t>
       </w:r>
     </w:p>
-    <w:bookmarkStart w:id="332" w:name="interpretation-bands"/>
+    <w:bookmarkStart w:id="333" w:name="interpretation-bands"/>
     <w:p>
       <w:pPr>
         <w:pStyle w:val="Heading3"/>
@@ -65226,9 +65733,9 @@
         </w:pict>
       </w:r>
     </w:p>
-    <w:bookmarkEnd w:id="332"/>
     <w:bookmarkEnd w:id="333"/>
-    <w:bookmarkStart w:id="334" w:name="Xc30c57ee8b497897418e3a1c556cb80d250db56"/>
+    <w:bookmarkEnd w:id="334"/>
+    <w:bookmarkStart w:id="335" w:name="Xc30c57ee8b497897418e3a1c556cb80d250db56"/>
     <w:p>
       <w:pPr>
         <w:pStyle w:val="Heading2"/>
@@ -66017,8 +66524,8 @@
         </w:pict>
       </w:r>
     </w:p>
-    <w:bookmarkEnd w:id="334"/>
-    <w:bookmarkStart w:id="335" w:name="X31582005fc12975a6a3a538caa82e154c45851c"/>
+    <w:bookmarkEnd w:id="335"/>
+    <w:bookmarkStart w:id="336" w:name="X31582005fc12975a6a3a538caa82e154c45851c"/>
     <w:p>
       <w:pPr>
         <w:pStyle w:val="Heading2"/>
@@ -66185,8 +66692,8 @@
         </w:pict>
       </w:r>
     </w:p>
-    <w:bookmarkEnd w:id="335"/>
-    <w:bookmarkStart w:id="336" w:name="what-this-instrument-does-not-measure"/>
+    <w:bookmarkEnd w:id="336"/>
+    <w:bookmarkStart w:id="337" w:name="what-this-instrument-does-not-measure"/>
     <w:p>
       <w:pPr>
         <w:pStyle w:val="Heading2"/>
@@ -66332,9 +66839,9 @@
         <w:br w:type="page"/>
       </w:r>
     </w:p>
-    <w:bookmarkEnd w:id="336"/>
     <w:bookmarkEnd w:id="337"/>
-    <w:bookmarkStart w:id="343" w:name="annex-d-dataset-specifications"/>
+    <w:bookmarkEnd w:id="338"/>
+    <w:bookmarkStart w:id="344" w:name="annex-d-dataset-specifications"/>
     <w:p>
       <w:pPr>
         <w:pStyle w:val="Heading1"/>
@@ -66369,7 +66876,7 @@
         <w:rPr>
           <w:rStyle w:val="VerbatimChar"/>
         </w:rPr>
-        <w:t xml:space="preserve">session_90min/make_dataset.py</w:t>
+        <w:t xml:space="preserve">annex_b_session_in_full/make_dataset.py</w:t>
       </w:r>
       <w:r>
         <w:t xml:space="preserve"> </w:t>
@@ -66404,7 +66911,7 @@
         <w:rPr>
           <w:rStyle w:val="VerbatimChar"/>
         </w:rPr>
-        <w:t xml:space="preserve">python part3/session_90min/make_dataset.py</w:t>
+        <w:t xml:space="preserve">python part3_q6/annex_b_session_in_full/make_dataset.py</w:t>
       </w:r>
     </w:p>
     <w:tbl>
@@ -66572,7 +67079,7 @@
         </w:tc>
       </w:tr>
     </w:tbl>
-    <w:bookmarkStart w:id="338" w:name="structure"/>
+    <w:bookmarkStart w:id="339" w:name="structure"/>
     <w:p>
       <w:pPr>
         <w:pStyle w:val="Heading2"/>
@@ -66699,8 +67206,8 @@
         <w:t xml:space="preserve">that defects cannot be found by eye; small enough to finish.</w:t>
       </w:r>
     </w:p>
-    <w:bookmarkEnd w:id="338"/>
-    <w:bookmarkStart w:id="339" w:name="seeded-defects"/>
+    <w:bookmarkEnd w:id="339"/>
+    <w:bookmarkStart w:id="340" w:name="seeded-defects"/>
     <w:p>
       <w:pPr>
         <w:pStyle w:val="Heading2"/>
@@ -67222,8 +67729,8 @@
         </w:tc>
       </w:tr>
     </w:tbl>
-    <w:bookmarkEnd w:id="339"/>
-    <w:bookmarkStart w:id="340" w:name="why-three-of-them-have-no-correct-answer"/>
+    <w:bookmarkEnd w:id="340"/>
+    <w:bookmarkStart w:id="341" w:name="why-three-of-them-have-no-correct-answer"/>
     <w:p>
       <w:pPr>
         <w:pStyle w:val="Heading2"/>
@@ -67326,8 +67833,8 @@
         <w:t xml:space="preserve">are testing.</w:t>
       </w:r>
     </w:p>
-    <w:bookmarkEnd w:id="340"/>
-    <w:bookmarkStart w:id="341" w:name="parallel-form-verification"/>
+    <w:bookmarkEnd w:id="341"/>
+    <w:bookmarkStart w:id="342" w:name="parallel-form-verification"/>
     <w:p>
       <w:pPr>
         <w:pStyle w:val="Heading2"/>
@@ -67392,8 +67899,8 @@
         <w:t xml:space="preserve">table in Annex C.</w:t>
       </w:r>
     </w:p>
-    <w:bookmarkEnd w:id="341"/>
-    <w:bookmarkStart w:id="342" w:name="realism"/>
+    <w:bookmarkEnd w:id="342"/>
+    <w:bookmarkStart w:id="343" w:name="realism"/>
     <w:p>
       <w:pPr>
         <w:pStyle w:val="Heading2"/>
@@ -67456,9 +67963,9 @@
         <w:br w:type="page"/>
       </w:r>
     </w:p>
-    <w:bookmarkEnd w:id="342"/>
     <w:bookmarkEnd w:id="343"/>
-    <w:bookmarkStart w:id="349" w:name="X835147a2d604016ace8ddb23791e3f52f4b201a"/>
+    <w:bookmarkEnd w:id="344"/>
+    <w:bookmarkStart w:id="350" w:name="X835147a2d604016ace8ddb23791e3f52f4b201a"/>
     <w:p>
       <w:pPr>
         <w:pStyle w:val="Heading1"/>
@@ -67540,7 +68047,7 @@
         </w:pict>
       </w:r>
     </w:p>
-    <w:bookmarkStart w:id="344" w:name="day-1-what-is-actually-in-the-data"/>
+    <w:bookmarkStart w:id="345" w:name="day-1-what-is-actually-in-the-data"/>
     <w:p>
       <w:pPr>
         <w:pStyle w:val="Heading3"/>
@@ -67834,8 +68341,8 @@
         <w:t xml:space="preserve">being told. It ends with a product, so the discomfort of the morning resolves.</w:t>
       </w:r>
     </w:p>
-    <w:bookmarkEnd w:id="344"/>
-    <w:bookmarkStart w:id="345" w:name="day-2-cleaning-that-can-be-checked"/>
+    <w:bookmarkEnd w:id="345"/>
+    <w:bookmarkStart w:id="346" w:name="day-2-cleaning-that-can-be-checked"/>
     <w:p>
       <w:pPr>
         <w:pStyle w:val="Heading3"/>
@@ -68115,8 +68622,8 @@
         </w:tc>
       </w:tr>
     </w:tbl>
-    <w:bookmarkEnd w:id="345"/>
-    <w:bookmarkStart w:id="346" w:name="day-3-reproducibility-the-spine"/>
+    <w:bookmarkEnd w:id="346"/>
+    <w:bookmarkStart w:id="347" w:name="day-3-reproducibility-the-spine"/>
     <w:p>
       <w:pPr>
         <w:pStyle w:val="Heading3"/>
@@ -68392,8 +68899,8 @@
         <w:t xml:space="preserve">department will not be followed; one they wrote and immediately tested might be.</w:t>
       </w:r>
     </w:p>
-    <w:bookmarkEnd w:id="346"/>
-    <w:bookmarkStart w:id="347" w:name="X46f7c132ae30ed6615255bd29542d18f76bb5f6"/>
+    <w:bookmarkEnd w:id="347"/>
+    <w:bookmarkStart w:id="348" w:name="X46f7c132ae30ed6615255bd29542d18f76bb5f6"/>
     <w:p>
       <w:pPr>
         <w:pStyle w:val="Heading3"/>
@@ -68693,8 +69200,8 @@
         <w:t xml:space="preserve">remembered; a lecture on datums is not.</w:t>
       </w:r>
     </w:p>
-    <w:bookmarkEnd w:id="347"/>
-    <w:bookmarkStart w:id="348" w:name="X217680c89400489c2e2f064d30f224d0927b343"/>
+    <w:bookmarkEnd w:id="348"/>
+    <w:bookmarkStart w:id="349" w:name="X217680c89400489c2e2f064d30f224d0927b343"/>
     <w:p>
       <w:pPr>
         <w:pStyle w:val="Heading3"/>
@@ -68955,8 +69462,8 @@
         </w:pict>
       </w:r>
     </w:p>
-    <w:bookmarkEnd w:id="348"/>
     <w:bookmarkEnd w:id="349"/>
+    <w:bookmarkEnd w:id="350"/>
     <w:sectPr>
       <w:pgSz w:h="16838" w:w="11906"/>
       <w:pgMar w:bottom="1134" w:footer="567" w:gutter="0" w:header="567" w:left="1134" w:right="1134" w:top="1134"/>

--- a/writeup/responses.docx
+++ b/writeup/responses.docx
@@ -39542,19 +39542,13 @@
           <w:b/>
           <w:bCs/>
         </w:rPr>
-        <w:t xml:space="preserve">The private key is not in this repository and must not be.</w:t>
-      </w:r>
-      <w:r>
-        <w:t xml:space="preserve"> </w:t>
-      </w:r>
-      <w:r>
-        <w:t xml:space="preserve">It is held by the</w:t>
-      </w:r>
-      <w:r>
-        <w:t xml:space="preserve"> </w:t>
-      </w:r>
-      <w:r>
-        <w:t xml:space="preserve">survey manager. The</w:t>
+        <w:t xml:space="preserve">Encryption is live, not stubbed.</w:t>
+      </w:r>
+      <w:r>
+        <w:t xml:space="preserve"> </w:t>
+      </w:r>
+      <w:r>
+        <w:t xml:space="preserve">The</w:t>
       </w:r>
       <w:r>
         <w:t xml:space="preserve"> </w:t>
@@ -39584,25 +39578,100 @@
         <w:t xml:space="preserve"> </w:t>
       </w:r>
       <w:r>
-        <w:t xml:space="preserve">is a clearly-labelled placeholder;</w:t>
-      </w:r>
-      <w:r>
-        <w:t xml:space="preserve"> </w:t>
-      </w:r>
-      <w:r>
-        <w:t xml:space="preserve">submissions encrypted to a placeholder cannot be decrypted, so the real key must</w:t>
-      </w:r>
-      <w:r>
-        <w:t xml:space="preserve"> </w:t>
-      </w:r>
-      <w:r>
-        <w:t xml:space="preserve">be inserted before deployment. That is a deployment gate, recorded in the</w:t>
-      </w:r>
-      <w:r>
-        <w:t xml:space="preserve"> </w:t>
-      </w:r>
-      <w:r>
-        <w:t xml:space="preserve">deployment plan.</w:t>
+        <w:t xml:space="preserve">is a</w:t>
+      </w:r>
+      <w:r>
+        <w:t xml:space="preserve"> </w:t>
+      </w:r>
+      <w:r>
+        <w:rPr>
+          <w:b/>
+          <w:bCs/>
+        </w:rPr>
+        <w:t xml:space="preserve">real</w:t>
+      </w:r>
+      <w:r>
+        <w:rPr>
+          <w:b/>
+          <w:bCs/>
+        </w:rPr>
+        <w:t xml:space="preserve"> </w:t>
+      </w:r>
+      <w:r>
+        <w:rPr>
+          <w:b/>
+          <w:bCs/>
+        </w:rPr>
+        <w:t xml:space="preserve">2048-bit RSA public key</w:t>
+      </w:r>
+      <w:r>
+        <w:t xml:space="preserve">, generated for this submission, so a form deployed from</w:t>
+      </w:r>
+      <w:r>
+        <w:t xml:space="preserve"> </w:t>
+      </w:r>
+      <w:r>
+        <w:t xml:space="preserve">this repository encrypts submissions as built. A placeholder would have left the</w:t>
+      </w:r>
+      <w:r>
+        <w:t xml:space="preserve"> </w:t>
+      </w:r>
+      <w:r>
+        <w:t xml:space="preserve">mechanism documented and disabled, which is the failure the automatic-loss rule</w:t>
+      </w:r>
+      <w:r>
+        <w:t xml:space="preserve"> </w:t>
+      </w:r>
+      <w:r>
+        <w:t xml:space="preserve">exists to catch.</w:t>
+      </w:r>
+    </w:p>
+    <w:p>
+      <w:pPr>
+        <w:pStyle w:val="BodyText"/>
+      </w:pPr>
+      <w:r>
+        <w:rPr>
+          <w:b/>
+          <w:bCs/>
+        </w:rPr>
+        <w:t xml:space="preserve">The matching private key is deliberately not in this repository.</w:t>
+      </w:r>
+      <w:r>
+        <w:t xml:space="preserve"> </w:t>
+      </w:r>
+      <w:r>
+        <w:t xml:space="preserve">It is held</w:t>
+      </w:r>
+      <w:r>
+        <w:t xml:space="preserve"> </w:t>
+      </w:r>
+      <w:r>
+        <w:t xml:space="preserve">outside the working tree and gitignored. That is the correct arrangement — a</w:t>
+      </w:r>
+      <w:r>
+        <w:t xml:space="preserve"> </w:t>
+      </w:r>
+      <w:r>
+        <w:t xml:space="preserve">private key in a public repository would make the encryption decorative — and it</w:t>
+      </w:r>
+      <w:r>
+        <w:t xml:space="preserve"> </w:t>
+      </w:r>
+      <w:r>
+        <w:t xml:space="preserve">carries the real consequence that submissions encrypted to this key can only be</w:t>
+      </w:r>
+      <w:r>
+        <w:t xml:space="preserve"> </w:t>
+      </w:r>
+      <w:r>
+        <w:t xml:space="preserve">decrypted by the holder of that file. A deployment substitutes the survey</w:t>
+      </w:r>
+      <w:r>
+        <w:t xml:space="preserve"> </w:t>
+      </w:r>
+      <w:r>
+        <w:t xml:space="preserve">manager’s own keypair, generated by them and never transmitted.</w:t>
       </w:r>
     </w:p>
     <w:bookmarkEnd w:id="209"/>

--- a/writeup/responses.docx
+++ b/writeup/responses.docx
@@ -7,7 +7,7 @@
         <w:pStyle w:val="Title"/>
       </w:pPr>
       <w:r>
-        <w:t xml:space="preserve">eHealth Africa — Technical Assessment</w:t>
+        <w:t xml:space="preserve">eHealth Africa - Technical Assessment</w:t>
       </w:r>
     </w:p>
     <w:p>
@@ -140,7 +140,7 @@
               <w:t xml:space="preserve"> </w:t>
             </w:r>
             <w:r>
-              <w:t xml:space="preserve">— Campaign team tracking and coverage reconciliation</w:t>
+              <w:t xml:space="preserve">- Campaign team tracking and coverage reconciliation</w:t>
             </w:r>
           </w:p>
         </w:tc>
@@ -178,7 +178,7 @@
               <w:t xml:space="preserve"> </w:t>
             </w:r>
             <w:r>
-              <w:t xml:space="preserve">— Converting a paper questionnaire into a digital form</w:t>
+              <w:t xml:space="preserve">- Converting a paper questionnaire into a digital form</w:t>
             </w:r>
           </w:p>
         </w:tc>
@@ -216,7 +216,7 @@
               <w:t xml:space="preserve"> </w:t>
             </w:r>
             <w:r>
-              <w:t xml:space="preserve">— Coordinating delivery through the round</w:t>
+              <w:t xml:space="preserve">- Coordinating delivery through the round</w:t>
             </w:r>
           </w:p>
         </w:tc>
@@ -254,7 +254,7 @@
               <w:t xml:space="preserve"> </w:t>
             </w:r>
             <w:r>
-              <w:t xml:space="preserve">— Building capability in the counterpart agency</w:t>
+              <w:t xml:space="preserve">- Building capability in the counterpart agency</w:t>
             </w:r>
           </w:p>
         </w:tc>
@@ -321,7 +321,7 @@
         <w:t xml:space="preserve"> </w:t>
       </w:r>
       <w:r>
-        <w:t xml:space="preserve">connection it asks for — between coordination fragility and the capability gap —</w:t>
+        <w:t xml:space="preserve">connection it asks for - between coordination fragility and the capability gap -</w:t>
       </w:r>
       <w:r>
         <w:t xml:space="preserve"> </w:t>
@@ -354,7 +354,7 @@
         <w:t xml:space="preserve"> </w:t>
       </w:r>
       <w:r>
-        <w:t xml:space="preserve">— public, with the full commit</w:t>
+        <w:t xml:space="preserve">- public, with the full commit</w:t>
       </w:r>
       <w:r>
         <w:t xml:space="preserve"> </w:t>
@@ -459,7 +459,7 @@
         <w:t xml:space="preserve"> </w:t>
       </w:r>
       <w:r>
-        <w:t xml:space="preserve">question permits. Annexes A–E carry artefacts to be used rather than argument to</w:t>
+        <w:t xml:space="preserve">question permits. Annexes A-E carry artefacts to be used rather than argument to</w:t>
       </w:r>
       <w:r>
         <w:t xml:space="preserve"> </w:t>
@@ -475,13 +475,13 @@
     </w:p>
     <w:bookmarkEnd w:id="10"/>
     <w:bookmarkEnd w:id="11"/>
-    <w:bookmarkStart w:id="13" w:name="part-1-question-1"/>
+    <w:bookmarkStart w:id="13" w:name="part-1---question-1"/>
     <w:p>
       <w:pPr>
         <w:pStyle w:val="Heading1"/>
       </w:pPr>
       <w:r>
-        <w:t xml:space="preserve">PART 1 — Question 1</w:t>
+        <w:t xml:space="preserve">PART 1 - Question 1</w:t>
       </w:r>
     </w:p>
     <w:bookmarkStart w:id="12" w:name="X098e5f08a18c7f801bb757c50ce4098186dc85c"/>
@@ -495,13 +495,13 @@
     </w:p>
     <w:bookmarkEnd w:id="12"/>
     <w:bookmarkEnd w:id="13"/>
-    <w:bookmarkStart w:id="29" w:name="Xe96fdc034c4a218e00d5449a0664cc5609457a3"/>
+    <w:bookmarkStart w:id="29" w:name="X4d94685346566427641f0f3738c643824ec3218"/>
     <w:p>
       <w:pPr>
         <w:pStyle w:val="Heading1"/>
       </w:pPr>
       <w:r>
-        <w:t xml:space="preserve">QA rule set — candidate thresholds and the argument for each</w:t>
+        <w:t xml:space="preserve">QA rule set - candidate thresholds and the argument for each</w:t>
       </w:r>
     </w:p>
     <w:p>
@@ -602,7 +602,7 @@
         <w:t xml:space="preserve"> </w:t>
       </w:r>
       <w:r>
-        <w:t xml:space="preserve">(9–13 March 2026) unless stated.</w:t>
+        <w:t xml:space="preserve">(9-13 March 2026) unless stated.</w:t>
       </w:r>
     </w:p>
     <w:p>
@@ -1043,7 +1043,7 @@
         <w:t xml:space="preserve">team</w:t>
       </w:r>
       <w:r>
-        <w:t xml:space="preserve">, not the ground. Eight loggers — GL-7210, GL-4592, GL-1005,</w:t>
+        <w:t xml:space="preserve">, not the ground. Eight loggers - GL-7210, GL-4592, GL-1005,</w:t>
       </w:r>
       <w:r>
         <w:t xml:space="preserve"> </w:t>
@@ -1055,7 +1055,7 @@
         <w:t xml:space="preserve"> </w:t>
       </w:r>
       <w:r>
-        <w:t xml:space="preserve">T15 — report ~36 m everywhere, including in rural Gwarin. The other 24 report ~8 m</w:t>
+        <w:t xml:space="preserve">T15 - report ~36 m everywhere, including in rural Gwarin. The other 24 report ~8 m</w:t>
       </w:r>
       <w:r>
         <w:t xml:space="preserve"> </w:t>
@@ -1369,7 +1369,7 @@
         <w:t xml:space="preserve"> </w:t>
       </w:r>
       <w:r>
-        <w:t xml:space="preserve">— it shows a two-tier logger fleet — and reporting a multipath finding the data</w:t>
+        <w:t xml:space="preserve">- it shows a two-tier logger fleet - and reporting a multipath finding the data</w:t>
       </w:r>
       <w:r>
         <w:t xml:space="preserve"> </w:t>
@@ -1448,7 +1448,7 @@
         <w:t xml:space="preserve"> </w:t>
       </w:r>
       <w:r>
-        <w:t xml:space="preserve">— not globally, which would blur</w:t>
+        <w:t xml:space="preserve">- not globally, which would blur</w:t>
       </w:r>
       <w:r>
         <w:t xml:space="preserve"> </w:t>
@@ -1557,13 +1557,13 @@
       </w:r>
     </w:p>
     <w:bookmarkEnd w:id="15"/>
-    <w:bookmarkStart w:id="16" w:name="Xb64ee6820d9f64059c73a6bc73db7f45e64afc9"/>
+    <w:bookmarkStart w:id="16" w:name="Xc00905153549c250ae848f86fb392e157c42b27"/>
     <w:p>
       <w:pPr>
         <w:pStyle w:val="Heading3"/>
       </w:pPr>
       <w:r>
-        <w:t xml:space="preserve">How the choice changes the result — measured</w:t>
+        <w:t xml:space="preserve">How the choice changes the result - measured</w:t>
       </w:r>
     </w:p>
     <w:p>
@@ -1660,7 +1660,7 @@
                 <w:b/>
                 <w:bCs/>
               </w:rPr>
-              <w:t xml:space="preserve">× 1 — 66–122 m (as submitted)</w:t>
+              <w:t xml:space="preserve">× 1 - 66-122 m (as submitted)</w:t>
             </w:r>
           </w:p>
         </w:tc>
@@ -1686,7 +1686,7 @@
               <w:pStyle w:val="Compact"/>
             </w:pPr>
             <w:r>
-              <w:t xml:space="preserve">—</w:t>
+              <w:t xml:space="preserve">-</w:t>
             </w:r>
           </w:p>
         </w:tc>
@@ -1725,7 +1725,7 @@
               <w:pStyle w:val="Compact"/>
             </w:pPr>
             <w:r>
-              <w:t xml:space="preserve">× 1.5 — 66–183 m</w:t>
+              <w:t xml:space="preserve">× 1.5 - 66-183 m</w:t>
             </w:r>
           </w:p>
         </w:tc>
@@ -1782,7 +1782,7 @@
               <w:pStyle w:val="Compact"/>
             </w:pPr>
             <w:r>
-              <w:t xml:space="preserve">× 2 — 66–244 m</w:t>
+              <w:t xml:space="preserve">× 2 - 66-244 m</w:t>
             </w:r>
           </w:p>
         </w:tc>
@@ -1839,7 +1839,7 @@
               <w:pStyle w:val="Compact"/>
             </w:pPr>
             <w:r>
-              <w:t xml:space="preserve">× 3 — 66–366 m</w:t>
+              <w:t xml:space="preserve">× 3 - 66-366 m</w:t>
             </w:r>
           </w:p>
         </w:tc>
@@ -1907,13 +1907,13 @@
         <w:t xml:space="preserve"> </w:t>
       </w:r>
       <w:r>
-        <w:t xml:space="preserve">doubling the urban tolerance finds 155 more settlements — a 19% increase in measured</w:t>
-      </w:r>
-      <w:r>
-        <w:t xml:space="preserve"> </w:t>
-      </w:r>
-      <w:r>
-        <w:t xml:space="preserve">coverage — and would move the reconciliation gap by the same amount.</w:t>
+        <w:t xml:space="preserve">doubling the urban tolerance finds 155 more settlements - a 19% increase in measured</w:t>
+      </w:r>
+      <w:r>
+        <w:t xml:space="preserve"> </w:t>
+      </w:r>
+      <w:r>
+        <w:t xml:space="preserve">coverage - and would move the reconciliation gap by the same amount.</w:t>
       </w:r>
     </w:p>
     <w:p>
@@ -1966,7 +1966,7 @@
         <w:t xml:space="preserve"> </w:t>
       </w:r>
       <w:r>
-        <w:t xml:space="preserve">pattern been spatial, ×1.5 to ×2 is the range I would have defended — and the sensitivity</w:t>
+        <w:t xml:space="preserve">pattern been spatial, ×1.5 to ×2 is the range I would have defended - and the sensitivity</w:t>
       </w:r>
       <w:r>
         <w:t xml:space="preserve"> </w:t>
@@ -2066,7 +2066,7 @@
         <w:t xml:space="preserve"> </w:t>
       </w:r>
       <w:r>
-        <w:t xml:space="preserve">overnight, then stopped at 07:38 — losing the entire working day. Against a median of 1,006</w:t>
+        <w:t xml:space="preserve">overnight, then stopped at 07:38 - losing the entire working day. Against a median of 1,006</w:t>
       </w:r>
       <w:r>
         <w:t xml:space="preserve"> </w:t>
@@ -2125,13 +2125,13 @@
     </w:p>
     <w:bookmarkEnd w:id="17"/>
     <w:bookmarkEnd w:id="18"/>
-    <w:bookmarkStart w:id="19" w:name="r1-campaign-window"/>
+    <w:bookmarkStart w:id="19" w:name="r1---campaign-window"/>
     <w:p>
       <w:pPr>
         <w:pStyle w:val="Heading2"/>
       </w:pPr>
       <w:r>
-        <w:t xml:space="preserve">R1 — Campaign window</w:t>
+        <w:t xml:space="preserve">R1 - Campaign window</w:t>
       </w:r>
     </w:p>
     <w:p>
@@ -2149,7 +2149,7 @@
         <w:t xml:space="preserve"> </w:t>
       </w:r>
       <w:r>
-        <w:t xml:space="preserve">633,207 of 929,733 stored records (68%) fall outside 9–13 March 2026. Several</w:t>
+        <w:t xml:space="preserve">633,207 of 929,733 stored records (68%) fall outside 9-13 March 2026. Several</w:t>
       </w:r>
       <w:r>
         <w:t xml:space="preserve"> </w:t>
@@ -2251,13 +2251,13 @@
       </w:r>
     </w:p>
     <w:bookmarkEnd w:id="19"/>
-    <w:bookmarkStart w:id="20" w:name="r2-duty-hours-needs-your-decision"/>
+    <w:bookmarkStart w:id="20" w:name="r2---duty-hours-needs-your-decision"/>
     <w:p>
       <w:pPr>
         <w:pStyle w:val="Heading2"/>
       </w:pPr>
       <w:r>
-        <w:t xml:space="preserve">R2 — Duty hours ←</w:t>
+        <w:t xml:space="preserve">R2 - Duty hours ←</w:t>
       </w:r>
       <w:r>
         <w:t xml:space="preserve"> </w:t>
@@ -2356,7 +2356,7 @@
           <w:b/>
           <w:bCs/>
         </w:rPr>
-        <w:t xml:space="preserve">07:09–07:38</w:t>
+        <w:t xml:space="preserve">07:09-07:38</w:t>
       </w:r>
       <w:r>
         <w:t xml:space="preserve">. Clean team-days end between</w:t>
@@ -2453,7 +2453,7 @@
               <w:pStyle w:val="Compact"/>
             </w:pPr>
             <w:r>
-              <w:t xml:space="preserve">07:00–16:59</w:t>
+              <w:t xml:space="preserve">07:00-16:59</w:t>
             </w:r>
           </w:p>
         </w:tc>
@@ -2475,7 +2475,7 @@
               <w:pStyle w:val="Compact"/>
             </w:pPr>
             <w:r>
-              <w:t xml:space="preserve">Matches the observed data: teams start 07:09–07:38 and the plateau runs 08:00–14:59. Derived from this campaign rather than imported.</w:t>
+              <w:t xml:space="preserve">Matches the observed data: teams start 07:09-07:38 and the plateau runs 08:00-14:59. Derived from this campaign rather than imported.</w:t>
             </w:r>
           </w:p>
         </w:tc>
@@ -2503,7 +2503,7 @@
               <w:pStyle w:val="Compact"/>
             </w:pPr>
             <w:r>
-              <w:t xml:space="preserve">06:00–18:59</w:t>
+              <w:t xml:space="preserve">06:00-18:59</w:t>
             </w:r>
           </w:p>
         </w:tc>
@@ -2525,7 +2525,7 @@
               <w:pStyle w:val="Compact"/>
             </w:pPr>
             <w:r>
-              <w:t xml:space="preserve">Conservative. Keeps the ramp and taper, so a team genuinely working late is not erased. Costs precision — retains ~2 hours of probable idle logging each side.</w:t>
+              <w:t xml:space="preserve">Conservative. Keeps the ramp and taper, so a team genuinely working late is not erased. Costs precision - retains ~2 hours of probable idle logging each side.</w:t>
             </w:r>
           </w:p>
         </w:tc>
@@ -2564,7 +2564,7 @@
               <w:pStyle w:val="Compact"/>
             </w:pPr>
             <w:r>
-              <w:t xml:space="preserve">—</w:t>
+              <w:t xml:space="preserve">-</w:t>
             </w:r>
           </w:p>
         </w:tc>
@@ -2661,13 +2661,13 @@
       </w:r>
     </w:p>
     <w:bookmarkEnd w:id="20"/>
-    <w:bookmarkStart w:id="21" w:name="r3-implausible-speed"/>
+    <w:bookmarkStart w:id="21" w:name="r3---implausible-speed"/>
     <w:p>
       <w:pPr>
         <w:pStyle w:val="Heading2"/>
       </w:pPr>
       <w:r>
-        <w:t xml:space="preserve">R3 — Implausible speed</w:t>
+        <w:t xml:space="preserve">R3 - Implausible speed</w:t>
       </w:r>
     </w:p>
     <w:p>
@@ -2679,7 +2679,7 @@
           <w:b/>
           <w:bCs/>
         </w:rPr>
-        <w:t xml:space="preserve">Evidence — this one is a gift.</w:t>
+        <w:t xml:space="preserve">Evidence - this one is a gift.</w:t>
       </w:r>
       <w:r>
         <w:t xml:space="preserve"> </w:t>
@@ -2857,7 +2857,7 @@
         <w:pStyle w:val="BodyText"/>
       </w:pPr>
       <w:r>
-        <w:t xml:space="preserve">Median reported speed is 4.0 km/h and the 99th percentile is 5.58 — walking pace, as</w:t>
+        <w:t xml:space="preserve">Median reported speed is 4.0 km/h and the 99th percentile is 5.58 - walking pace, as</w:t>
       </w:r>
       <w:r>
         <w:t xml:space="preserve"> </w:t>
@@ -2956,7 +2956,7 @@
         <w:t xml:space="preserve"> </w:t>
       </w:r>
       <w:r>
-        <w:t xml:space="preserve">cluster, and — the actual argument —</w:t>
+        <w:t xml:space="preserve">cluster, and - the actual argument -</w:t>
       </w:r>
       <w:r>
         <w:t xml:space="preserve"> </w:t>
@@ -3015,13 +3015,13 @@
       </w:r>
     </w:p>
     <w:bookmarkEnd w:id="21"/>
-    <w:bookmarkStart w:id="22" w:name="Xa7787ce743f65daff514cf85836969967826753"/>
+    <w:bookmarkStart w:id="22" w:name="X60f87898e598fe438a57f6fa5c817ff518eee5a"/>
     <w:p>
       <w:pPr>
         <w:pStyle w:val="Heading2"/>
       </w:pPr>
       <w:r>
-        <w:t xml:space="preserve">R4 — Positional accuracy ←</w:t>
+        <w:t xml:space="preserve">R4 - Positional accuracy ←</w:t>
       </w:r>
       <w:r>
         <w:t xml:space="preserve"> </w:t>
@@ -3079,7 +3079,7 @@
         <w:t xml:space="preserve"> </w:t>
       </w:r>
       <w:r>
-        <w:t xml:space="preserve">— no normal-tier point</w:t>
+        <w:t xml:space="preserve">- no normal-tier point</w:t>
       </w:r>
       <w:r>
         <w:t xml:space="preserve"> </w:t>
@@ -3779,7 +3779,7 @@
               <w:pStyle w:val="Compact"/>
             </w:pPr>
             <w:r>
-              <w:t xml:space="preserve">Removes ~62% of eight teams’ tracks. Those teams then appear to have visited far fewer settlements —</w:t>
+              <w:t xml:space="preserve">Removes ~62% of eight teams’ tracks. Those teams then appear to have visited far fewer settlements -</w:t>
             </w:r>
             <w:r>
               <w:t xml:space="preserve"> </w:t>
@@ -3891,7 +3891,7 @@
         <w:t xml:space="preserve"> </w:t>
       </w:r>
       <w:r>
-        <w:t xml:space="preserve">With a fixed cut, the rule and the finding are confounded — you</w:t>
+        <w:t xml:space="preserve">With a fixed cut, the rule and the finding are confounded - you</w:t>
       </w:r>
       <w:r>
         <w:t xml:space="preserve"> </w:t>
@@ -3942,7 +3942,7 @@
         <w:t xml:space="preserve"> </w:t>
       </w:r>
       <w:r>
-        <w:t xml:space="preserve">The answer is the sensitivity analysis in R9 — report coverage under both, and show how much</w:t>
+        <w:t xml:space="preserve">The answer is the sensitivity analysis in R9 - report coverage under both, and show how much</w:t>
       </w:r>
       <w:r>
         <w:t xml:space="preserve"> </w:t>
@@ -3959,13 +3959,13 @@
       </w:r>
     </w:p>
     <w:bookmarkEnd w:id="22"/>
-    <w:bookmarkStart w:id="23" w:name="r5-gaps-in-the-fix-sequence"/>
+    <w:bookmarkStart w:id="23" w:name="r5---gaps-in-the-fix-sequence"/>
     <w:p>
       <w:pPr>
         <w:pStyle w:val="Heading2"/>
       </w:pPr>
       <w:r>
-        <w:t xml:space="preserve">R5 — Gaps in the fix sequence</w:t>
+        <w:t xml:space="preserve">R5 - Gaps in the fix sequence</w:t>
       </w:r>
     </w:p>
     <w:p>
@@ -4013,7 +4013,7 @@
         <w:t xml:space="preserve"> </w:t>
       </w:r>
       <w:r>
-        <w:t xml:space="preserve">— matching the stated nominal rate. Every other gap is a whole-minute</w:t>
+        <w:t xml:space="preserve">- matching the stated nominal rate. Every other gap is a whole-minute</w:t>
       </w:r>
       <w:r>
         <w:t xml:space="preserve"> </w:t>
@@ -4161,7 +4161,7 @@
         <w:pStyle w:val="BodyText"/>
       </w:pPr>
       <w:r>
-        <w:t xml:space="preserve">Note how few there are, and that &gt;2 min and &gt;5 min are almost the same set — gaps are</w:t>
+        <w:t xml:space="preserve">Note how few there are, and that &gt;2 min and &gt;5 min are almost the same set - gaps are</w:t>
       </w:r>
       <w:r>
         <w:t xml:space="preserve"> </w:t>
@@ -4222,13 +4222,13 @@
       </w:r>
     </w:p>
     <w:bookmarkEnd w:id="23"/>
-    <w:bookmarkStart w:id="24" w:name="r6-stationary-clusters"/>
+    <w:bookmarkStart w:id="24" w:name="r6---stationary-clusters"/>
     <w:p>
       <w:pPr>
         <w:pStyle w:val="Heading2"/>
       </w:pPr>
       <w:r>
-        <w:t xml:space="preserve">R6 — Stationary clusters</w:t>
+        <w:t xml:space="preserve">R6 - Stationary clusters</w:t>
       </w:r>
     </w:p>
     <w:p>
@@ -4291,7 +4291,7 @@
         <w:pStyle w:val="BodyText"/>
       </w:pPr>
       <w:r>
-        <w:t xml:space="preserve">Proposal: classify rather than flag — dwell clusters (stationary, inside a settlement’s</w:t>
+        <w:t xml:space="preserve">Proposal: classify rather than flag - dwell clusters (stationary, inside a settlement’s</w:t>
       </w:r>
       <w:r>
         <w:t xml:space="preserve"> </w:t>
@@ -4359,13 +4359,13 @@
       </w:r>
     </w:p>
     <w:bookmarkEnd w:id="24"/>
-    <w:bookmarkStart w:id="25" w:name="X955d943c80d0d585d96c1efd251f38daf120846"/>
+    <w:bookmarkStart w:id="25" w:name="X5addcdef7861e5f3a6c5128627029d7f0f7eea2"/>
     <w:p>
       <w:pPr>
         <w:pStyle w:val="Heading2"/>
       </w:pPr>
       <w:r>
-        <w:t xml:space="preserve">R7 —</w:t>
+        <w:t xml:space="preserve">R7 -</w:t>
       </w:r>
       <w:r>
         <w:t xml:space="preserve"> </w:t>
@@ -4404,7 +4404,7 @@
         <w:t xml:space="preserve"> </w:t>
       </w:r>
       <w:r>
-        <w:t xml:space="preserve">coordinates — 63% of the store. Options for resolution at the attribution stage (retain</w:t>
+        <w:t xml:space="preserve">coordinates - 63% of the store. Options for resolution at the attribution stage (retain</w:t>
       </w:r>
       <w:r>
         <w:t xml:space="preserve"> </w:t>
@@ -4439,13 +4439,13 @@
       </w:r>
     </w:p>
     <w:bookmarkEnd w:id="25"/>
-    <w:bookmarkStart w:id="26" w:name="r8-team-day-completeness"/>
+    <w:bookmarkStart w:id="26" w:name="r8---team-day-completeness"/>
     <w:p>
       <w:pPr>
         <w:pStyle w:val="Heading2"/>
       </w:pPr>
       <w:r>
-        <w:t xml:space="preserve">R8 — Team-day completeness</w:t>
+        <w:t xml:space="preserve">R8 - Team-day completeness</w:t>
       </w:r>
     </w:p>
     <w:p>
@@ -4477,7 +4477,7 @@
         <w:pStyle w:val="BodyText"/>
       </w:pPr>
       <w:r>
-        <w:t xml:space="preserve">The 1,440 ceiling is a full 24 hours — the runaway loggers. The floor is T14 on 12 March</w:t>
+        <w:t xml:space="preserve">The 1,440 ceiling is a full 24 hours - the runaway loggers. The floor is T14 on 12 March</w:t>
       </w:r>
       <w:r>
         <w:t xml:space="preserve"> </w:t>
@@ -4520,7 +4520,7 @@
         <w:t xml:space="preserve"> </w:t>
       </w:r>
       <w:r>
-        <w:t xml:space="preserve">fixes the window — computing this on all-hours minutes rewards the runaway loggers and</w:t>
+        <w:t xml:space="preserve">fixes the window - computing this on all-hours minutes rewards the runaway loggers and</w:t>
       </w:r>
       <w:r>
         <w:t xml:space="preserve"> </w:t>
@@ -4537,13 +4537,13 @@
       </w:r>
     </w:p>
     <w:bookmarkEnd w:id="26"/>
-    <w:bookmarkStart w:id="27" w:name="r9-required-sensitivity-reporting"/>
+    <w:bookmarkStart w:id="27" w:name="r9---required-sensitivity-reporting"/>
     <w:p>
       <w:pPr>
         <w:pStyle w:val="Heading2"/>
       </w:pPr>
       <w:r>
-        <w:t xml:space="preserve">R9 — Required: sensitivity reporting</w:t>
+        <w:t xml:space="preserve">R9 - Required: sensitivity reporting</w:t>
       </w:r>
     </w:p>
     <w:p>
@@ -4624,13 +4624,13 @@
           <w:b/>
           <w:bCs/>
         </w:rPr>
-        <w:t xml:space="preserve">R2 — duty hours.</w:t>
-      </w:r>
-      <w:r>
-        <w:t xml:space="preserve"> </w:t>
-      </w:r>
-      <w:r>
-        <w:t xml:space="preserve">A (07:00–16:59, evidence-led) or B (06:00–18:59, conservative)?</w:t>
+        <w:t xml:space="preserve">R2 - duty hours.</w:t>
+      </w:r>
+      <w:r>
+        <w:t xml:space="preserve"> </w:t>
+      </w:r>
+      <w:r>
+        <w:t xml:space="preserve">A (07:00-16:59, evidence-led) or B (06:00-18:59, conservative)?</w:t>
       </w:r>
     </w:p>
     <w:p>
@@ -4646,7 +4646,7 @@
           <w:b/>
           <w:bCs/>
         </w:rPr>
-        <w:t xml:space="preserve">R4 — accuracy.</w:t>
+        <w:t xml:space="preserve">R4 - accuracy.</w:t>
       </w:r>
       <w:r>
         <w:t xml:space="preserve"> </w:t>
@@ -4674,13 +4674,13 @@
           <w:b/>
           <w:bCs/>
         </w:rPr>
-        <w:t xml:space="preserve">R5 — gap threshold.</w:t>
-      </w:r>
-      <w:r>
-        <w:t xml:space="preserve"> </w:t>
-      </w:r>
-      <w:r>
-        <w:t xml:space="preserve">5 minutes for interruption, 15 for outage — or different?</w:t>
+        <w:t xml:space="preserve">R5 - gap threshold.</w:t>
+      </w:r>
+      <w:r>
+        <w:t xml:space="preserve"> </w:t>
+      </w:r>
+      <w:r>
+        <w:t xml:space="preserve">5 minutes for interruption, 15 for outage - or different?</w:t>
       </w:r>
     </w:p>
     <w:p>
@@ -4698,13 +4698,13 @@
     </w:p>
     <w:bookmarkEnd w:id="28"/>
     <w:bookmarkEnd w:id="29"/>
-    <w:bookmarkStart w:id="45" w:name="Xe93325c73d1a444234b0d4e980317cd72d38deb"/>
+    <w:bookmarkStart w:id="45" w:name="X60c560bd58c261ad97979d413cecddeba99678b"/>
     <w:p>
       <w:pPr>
         <w:pStyle w:val="Heading1"/>
       </w:pPr>
       <w:r>
-        <w:t xml:space="preserve">Projection and attribution tolerance — measured options</w:t>
+        <w:t xml:space="preserve">Projection and attribution tolerance - measured options</w:t>
       </w:r>
     </w:p>
     <w:p>
@@ -4770,13 +4770,13 @@
         </w:pict>
       </w:r>
     </w:p>
-    <w:bookmarkStart w:id="34" w:name="X10facd92a376f8da965bd0e5b0a02f2012be590"/>
+    <w:bookmarkStart w:id="34" w:name="Xe3ea8ebcf669eb375097d2b860fc1bee2e8f0ae"/>
     <w:p>
       <w:pPr>
         <w:pStyle w:val="Heading2"/>
       </w:pPr>
       <w:r>
-        <w:t xml:space="preserve">D-003 — Projected coordinate reference system</w:t>
+        <w:t xml:space="preserve">D-003 - Projected coordinate reference system</w:t>
       </w:r>
     </w:p>
     <w:p>
@@ -4837,7 +4837,7 @@
         <w:pStyle w:val="BodyText"/>
       </w:pPr>
       <w:r>
-        <w:t xml:space="preserve">Study area: longitude 6.954–8.429, latitude 10.366–11.573.</w:t>
+        <w:t xml:space="preserve">Study area: longitude 6.954-8.429, latitude 10.366-11.573.</w:t>
       </w:r>
     </w:p>
     <w:bookmarkStart w:id="30" w:name="distance-error"/>
@@ -4935,7 +4935,7 @@
                 <w:b/>
                 <w:bCs/>
               </w:rPr>
-              <w:t xml:space="preserve">EPSG:32632 — WGS 84 / UTM zone 32N</w:t>
+              <w:t xml:space="preserve">EPSG:32632 - WGS 84 / UTM zone 32N</w:t>
             </w:r>
           </w:p>
         </w:tc>
@@ -4996,7 +4996,7 @@
               <w:pStyle w:val="Compact"/>
             </w:pPr>
             <w:r>
-              <w:t xml:space="preserve">EPSG:26332 — Minna / Nigeria Mid Belt</w:t>
+              <w:t xml:space="preserve">EPSG:26332 - Minna / Nigeria Mid Belt</w:t>
             </w:r>
           </w:p>
         </w:tc>
@@ -5053,7 +5053,7 @@
               <w:pStyle w:val="Compact"/>
             </w:pPr>
             <w:r>
-              <w:t xml:space="preserve">EPSG:3857 — Web Mercator</w:t>
+              <w:t xml:space="preserve">EPSG:3857 - Web Mercator</w:t>
             </w:r>
           </w:p>
         </w:tc>
@@ -5110,7 +5110,7 @@
               <w:pStyle w:val="Compact"/>
             </w:pPr>
             <w:r>
-              <w:t xml:space="preserve">ESRI:102022 — Africa Albers Equal Area</w:t>
+              <w:t xml:space="preserve">ESRI:102022 - Africa Albers Equal Area</w:t>
             </w:r>
           </w:p>
         </w:tc>
@@ -5161,13 +5161,13 @@
       </w:tr>
     </w:tbl>
     <w:bookmarkEnd w:id="30"/>
-    <w:bookmarkStart w:id="31" w:name="X6f1640a9dd689d355786f623f75eeb67789a403"/>
+    <w:bookmarkStart w:id="31" w:name="Xe77f71a612e05a138647f4234e650e7e8dc975e"/>
     <w:p>
       <w:pPr>
         <w:pStyle w:val="Heading3"/>
       </w:pPr>
       <w:r>
-        <w:t xml:space="preserve">Error at short range — the scale a settlement tolerance actually operates at</w:t>
+        <w:t xml:space="preserve">Error at short range - the scale a settlement tolerance actually operates at</w:t>
       </w:r>
     </w:p>
     <w:tbl>
@@ -5646,7 +5646,7 @@
         <w:t xml:space="preserve"> </w:t>
       </w:r>
       <w:r>
-        <w:t xml:space="preserve">dominated by buffers and distances, so it is not the working CRS — though it remains the</w:t>
+        <w:t xml:space="preserve">dominated by buffers and distances, so it is not the working CRS - though it remains the</w:t>
       </w:r>
       <w:r>
         <w:t xml:space="preserve"> </w:t>
@@ -5683,7 +5683,7 @@
         <w:t xml:space="preserve"> </w:t>
       </w:r>
       <w:r>
-        <w:t xml:space="preserve">pairs — a difference far below GPS noise and therefore not a reason. The real reason is</w:t>
+        <w:t xml:space="preserve">pairs - a difference far below GPS noise and therefore not a reason. The real reason is</w:t>
       </w:r>
       <w:r>
         <w:t xml:space="preserve"> </w:t>
@@ -5714,7 +5714,7 @@
         <w:t xml:space="preserve"> </w:t>
       </w:r>
       <w:r>
-        <w:t xml:space="preserve">the order of metres — buying nothing measurable and adding an error term.</w:t>
+        <w:t xml:space="preserve">the order of metres - buying nothing measurable and adding an error term.</w:t>
       </w:r>
     </w:p>
     <w:p>
@@ -5736,7 +5736,7 @@
         <w:t xml:space="preserve"> </w:t>
       </w:r>
       <w:r>
-        <w:t xml:space="preserve">(6°E–12°E), so UTM’s real weakness,</w:t>
+        <w:t xml:space="preserve">(6°E-12°E), so UTM’s real weakness,</w:t>
       </w:r>
       <w:r>
         <w:t xml:space="preserve"> </w:t>
@@ -5760,13 +5760,13 @@
     </w:p>
     <w:bookmarkEnd w:id="33"/>
     <w:bookmarkEnd w:id="34"/>
-    <w:bookmarkStart w:id="40" w:name="X83e8449dafdc7cf9012eb450c072aab5b173257"/>
+    <w:bookmarkStart w:id="40" w:name="X3cc187460074658535dfe4bf1fb478f3733759a"/>
     <w:p>
       <w:pPr>
         <w:pStyle w:val="Heading2"/>
       </w:pPr>
       <w:r>
-        <w:t xml:space="preserve">D-005 — Attribution tolerance ←</w:t>
+        <w:t xml:space="preserve">D-005 - Attribution tolerance ←</w:t>
       </w:r>
       <w:r>
         <w:t xml:space="preserve"> </w:t>
@@ -6233,13 +6233,13 @@
         <w:t xml:space="preserve"> </w:t>
       </w:r>
       <w:r>
-        <w:t xml:space="preserve">— median 669 m against</w:t>
-      </w:r>
-      <w:r>
-        <w:t xml:space="preserve"> </w:t>
-      </w:r>
-      <w:r>
-        <w:t xml:space="preserve">734–834 m. The usual justification for a tighter urban tolerance (</w:t>
+        <w:t xml:space="preserve">- median 669 m against</w:t>
+      </w:r>
+      <w:r>
+        <w:t xml:space="preserve"> </w:t>
+      </w:r>
+      <w:r>
+        <w:t xml:space="preserve">734-834 m. The usual justification for a tighter urban tolerance (</w:t>
       </w:r>
       <w:r>
         <w:t xml:space="preserve">“settlements are packed</w:t>
@@ -7120,13 +7120,13 @@
       </w:tr>
     </w:tbl>
     <w:bookmarkEnd w:id="37"/>
-    <w:bookmarkStart w:id="38" w:name="X688809bfec1b4b9d4f2794cd4f51a22e864966b"/>
+    <w:bookmarkStart w:id="38" w:name="Xff3622066bbc7c61dde9bd9bd18eaf0c98d5aa8"/>
     <w:p>
       <w:pPr>
         <w:pStyle w:val="Heading3"/>
       </w:pPr>
       <w:r>
-        <w:t xml:space="preserve">Accuracy-scaled tolerance —</w:t>
+        <w:t xml:space="preserve">Accuracy-scaled tolerance -</w:t>
       </w:r>
       <w:r>
         <w:t xml:space="preserve"> </w:t>
@@ -7677,7 +7677,7 @@
         <w:t xml:space="preserve"> </w:t>
       </w:r>
       <w:r>
-        <w:t xml:space="preserve">The accuracy-scaled tolerance is not a compromise —</w:t>
+        <w:t xml:space="preserve">The accuracy-scaled tolerance is not a compromise -</w:t>
       </w:r>
       <w:r>
         <w:t xml:space="preserve"> </w:t>
@@ -7813,7 +7813,7 @@
         <w:t xml:space="preserve"> </w:t>
       </w:r>
       <w:r>
-        <w:t xml:space="preserve">— 1,069 settlements report doses administered with no supporting track.</w:t>
+        <w:t xml:space="preserve">- 1,069 settlements report doses administered with no supporting track.</w:t>
       </w:r>
       <w:r>
         <w:t xml:space="preserve"> </w:t>
@@ -7874,7 +7874,7 @@
         <w:t xml:space="preserve"> </w:t>
       </w:r>
       <w:r>
-        <w:t xml:space="preserve">— T14 on 12 March, with</w:t>
+        <w:t xml:space="preserve">- T14 on 12 March, with</w:t>
       </w:r>
       <w:r>
         <w:t xml:space="preserve"> </w:t>
@@ -7927,7 +7927,7 @@
         <w:t xml:space="preserve"> </w:t>
       </w:r>
       <w:r>
-        <w:t xml:space="preserve">asks for — a settlement with no tracks may have been missed</w:t>
+        <w:t xml:space="preserve">asks for - a settlement with no tracks may have been missed</w:t>
       </w:r>
       <w:r>
         <w:t xml:space="preserve"> </w:t>
@@ -7989,7 +7989,7 @@
           <w:b/>
           <w:bCs/>
         </w:rPr>
-        <w:t xml:space="preserve">D-003 — CRS.</w:t>
+        <w:t xml:space="preserve">D-003 - CRS.</w:t>
       </w:r>
       <w:r>
         <w:t xml:space="preserve"> </w:t>
@@ -8011,7 +8011,7 @@
           <w:b/>
           <w:bCs/>
         </w:rPr>
-        <w:t xml:space="preserve">D-005 — tolerance.</w:t>
+        <w:t xml:space="preserve">D-005 - tolerance.</w:t>
       </w:r>
       <w:r>
         <w:t xml:space="preserve"> </w:t>
@@ -8149,7 +8149,7 @@
         <w:pStyle w:val="FirstParagraph"/>
       </w:pPr>
       <w:r>
-        <w:t xml:space="preserve">Found at stage 03, not stage 02 — the attribution stage asked</w:t>
+        <w:t xml:space="preserve">Found at stage 03, not stage 02 - the attribution stage asked</w:t>
       </w:r>
       <w:r>
         <w:t xml:space="preserve"> </w:t>
@@ -8347,7 +8347,7 @@
               <w:pStyle w:val="Compact"/>
             </w:pPr>
             <w:r>
-              <w:t xml:space="preserve">longitude 10.3–11.6, latitude 6.9–8.5 — the state’s own bounding box with the axes exchanged</w:t>
+              <w:t xml:space="preserve">longitude 10.3-11.6, latitude 6.9-8.5 - the state’s own bounding box with the axes exchanged</w:t>
             </w:r>
           </w:p>
         </w:tc>
@@ -8380,7 +8380,7 @@
         <w:t xml:space="preserve"> </w:t>
       </w:r>
       <w:r>
-        <w:t xml:space="preserve">outside the state polygon — 8 null island and 19 transposed. The two subsets account for</w:t>
+        <w:t xml:space="preserve">outside the state polygon - 8 null island and 19 transposed. The two subsets account for</w:t>
       </w:r>
       <w:r>
         <w:t xml:space="preserve"> </w:t>
@@ -8394,7 +8394,7 @@
         <w:pStyle w:val="BodyText"/>
       </w:pPr>
       <w:r>
-        <w:t xml:space="preserve">The state bounding box is longitude 7.000–8.441, latitude 10.343–11.598. A point at</w:t>
+        <w:t xml:space="preserve">The state bounding box is longitude 7.000-8.441, latitude 10.343-11.598. A point at</w:t>
       </w:r>
       <w:r>
         <w:t xml:space="preserve"> </w:t>
@@ -8611,7 +8611,7 @@
         <w:pStyle w:val="FirstParagraph"/>
       </w:pPr>
       <w:r>
-        <w:t xml:space="preserve">The count is trivial — 0.02% of the store. The finding is not, for three reasons.</w:t>
+        <w:t xml:space="preserve">The count is trivial - 0.02% of the store. The finding is not, for three reasons.</w:t>
       </w:r>
     </w:p>
     <w:p>
@@ -8745,13 +8745,13 @@
       </w:r>
     </w:p>
     <w:bookmarkEnd w:id="48"/>
-    <w:bookmarkStart w:id="49" w:name="proposed-rule-qa08-geographic-validity"/>
+    <w:bookmarkStart w:id="49" w:name="proposed-rule-qa08---geographic-validity"/>
     <w:p>
       <w:pPr>
         <w:pStyle w:val="Heading2"/>
       </w:pPr>
       <w:r>
-        <w:t xml:space="preserve">Proposed rule QA08 — geographic validity</w:t>
+        <w:t xml:space="preserve">Proposed rule QA08 - geographic validity</w:t>
       </w:r>
     </w:p>
     <w:p>
@@ -8868,7 +8868,7 @@
               <w:pStyle w:val="Compact"/>
             </w:pPr>
             <w:r>
-              <w:t xml:space="preserve">exclude — position is unrecoverable</w:t>
+              <w:t xml:space="preserve">exclude - position is unrecoverable</w:t>
             </w:r>
           </w:p>
         </w:tc>
@@ -8997,7 +8997,7 @@
         <w:t xml:space="preserve"> </w:t>
       </w:r>
       <w:r>
-        <w:t xml:space="preserve">retain the original values alongside. The evidence meets any reasonable standard — 198 of</w:t>
+        <w:t xml:space="preserve">retain the original values alongside. The evidence meets any reasonable standard - 198 of</w:t>
       </w:r>
       <w:r>
         <w:t xml:space="preserve"> </w:t>
@@ -9136,7 +9136,7 @@
         <w:t xml:space="preserve"> </w:t>
       </w:r>
       <w:r>
-        <w:t xml:space="preserve">defect was found downstream is itself worth reporting — a rule set is only as good as the</w:t>
+        <w:t xml:space="preserve">defect was found downstream is itself worth reporting - a rule set is only as good as the</w:t>
       </w:r>
       <w:r>
         <w:t xml:space="preserve"> </w:t>
@@ -9403,7 +9403,7 @@
           <w:b/>
           <w:bCs/>
         </w:rPr>
-        <w:t xml:space="preserve">170,104 reported against a planned under-5 target of 255,931 — 66.5%.</w:t>
+        <w:t xml:space="preserve">170,104 reported against a planned under-5 target of 255,931 - 66.5%.</w:t>
       </w:r>
       <w:r>
         <w:t xml:space="preserve"> </w:t>
@@ -9527,7 +9527,7 @@
               <w:t xml:space="preserve"> </w:t>
             </w:r>
             <w:r>
-              <w:t xml:space="preserve">— tracks put the claiming team there ≥ 5 min</w:t>
+              <w:t xml:space="preserve">- tracks put the claiming team there ≥ 5 min</w:t>
             </w:r>
           </w:p>
         </w:tc>
@@ -9584,7 +9584,7 @@
               <w:t xml:space="preserve"> </w:t>
             </w:r>
             <w:r>
-              <w:t xml:space="preserve">— team had ample tracking that day, none near this settlement</w:t>
+              <w:t xml:space="preserve">- team had ample tracking that day, none near this settlement</w:t>
             </w:r>
           </w:p>
         </w:tc>
@@ -9647,7 +9647,7 @@
               <w:t xml:space="preserve"> </w:t>
             </w:r>
             <w:r>
-              <w:t xml:space="preserve">— a usable fix within 250 m, just outside tolerance</w:t>
+              <w:t xml:space="preserve">- a usable fix within 250 m, just outside tolerance</w:t>
             </w:r>
           </w:p>
         </w:tc>
@@ -9702,7 +9702,7 @@
               <w:t xml:space="preserve"> </w:t>
             </w:r>
             <w:r>
-              <w:t xml:space="preserve">— team was there, below the dwell threshold</w:t>
+              <w:t xml:space="preserve">- team was there, below the dwell threshold</w:t>
             </w:r>
           </w:p>
         </w:tc>
@@ -9757,7 +9757,7 @@
               <w:t xml:space="preserve"> </w:t>
             </w:r>
             <w:r>
-              <w:t xml:space="preserve">— claiming team had &lt; 60 usable fixes that day</w:t>
+              <w:t xml:space="preserve">- claiming team had &lt; 60 usable fixes that day</w:t>
             </w:r>
           </w:p>
         </w:tc>
@@ -9812,7 +9812,7 @@
               <w:t xml:space="preserve"> </w:t>
             </w:r>
             <w:r>
-              <w:t xml:space="preserve">— settlement has no coordinate; unverifiable by construction</w:t>
+              <w:t xml:space="preserve">- settlement has no coordinate; unverifiable by construction</w:t>
             </w:r>
           </w:p>
         </w:tc>
@@ -9867,7 +9867,7 @@
               <w:t xml:space="preserve"> </w:t>
             </w:r>
             <w:r>
-              <w:t xml:space="preserve">— classified inaccessible, yet doses reported</w:t>
+              <w:t xml:space="preserve">- classified inaccessible, yet doses reported</w:t>
             </w:r>
           </w:p>
         </w:tc>
@@ -10273,7 +10273,7 @@
         <w:t xml:space="preserve"> </w:t>
       </w:r>
       <w:r>
-        <w:t xml:space="preserve">thresholds — it persists at every dwell value from 1 to 15 minutes.</w:t>
+        <w:t xml:space="preserve">thresholds - it persists at every dwell value from 1 to 15 minutes.</w:t>
       </w:r>
     </w:p>
     <w:p>
@@ -10353,7 +10353,7 @@
         </w:numPr>
       </w:pPr>
       <w:r>
-        <w:t xml:space="preserve">the logger was switched off during work and on during transit — plausible given eight</w:t>
+        <w:t xml:space="preserve">the logger was switched off during work and on during transit - plausible given eight</w:t>
       </w:r>
       <w:r>
         <w:t xml:space="preserve"> </w:t>
@@ -10445,7 +10445,7 @@
           <w:b/>
           <w:bCs/>
         </w:rPr>
-        <w:t xml:space="preserve">verification overlay — and the disagreement reported, not resolved.</w:t>
+        <w:t xml:space="preserve">verification overlay - and the disagreement reported, not resolved.</w:t>
       </w:r>
     </w:p>
     <w:p>
@@ -10638,7 +10638,7 @@
         <w:t xml:space="preserve"> </w:t>
       </w:r>
       <w:r>
-        <w:t xml:space="preserve">and 1,336 claims requiring supervisory confirmation before the round is signed off — with</w:t>
+        <w:t xml:space="preserve">and 1,336 claims requiring supervisory confirmation before the round is signed off - with</w:t>
       </w:r>
       <w:r>
         <w:t xml:space="preserve"> </w:t>
@@ -10773,7 +10773,7 @@
           <w:b/>
           <w:bCs/>
         </w:rPr>
-        <w:t xml:space="preserve">2,487 settlements analysed. 444 missed — 17.9%.</w:t>
+        <w:t xml:space="preserve">2,487 settlements analysed. 444 missed - 17.9%.</w:t>
       </w:r>
     </w:p>
     <w:bookmarkEnd w:id="58"/>
@@ -10867,7 +10867,7 @@
               <w:pStyle w:val="Compact"/>
             </w:pPr>
             <w:r>
-              <w:t xml:space="preserve">The operational question is one-directional —</w:t>
+              <w:t xml:space="preserve">The operational question is one-directional -</w:t>
             </w:r>
             <w:r>
               <w:t xml:space="preserve"> </w:t>
@@ -10883,7 +10883,7 @@
               <w:t xml:space="preserve"> </w:t>
             </w:r>
             <w:r>
-              <w:t xml:space="preserve">— and Gi* answers exactly that, separating hot spots from cold. Local Moran’s I detects spatial association of any kind, including outliers, which is a different question</w:t>
+              <w:t xml:space="preserve">- and Gi* answers exactly that, separating hot spots from cold. Local Moran’s I detects spatial association of any kind, including outliers, which is a different question</w:t>
             </w:r>
           </w:p>
         </w:tc>
@@ -11001,7 +11001,7 @@
               <w:t xml:space="preserve"> </w:t>
             </w:r>
             <w:r>
-              <w:t xml:space="preserve">No normality assumption is made — the analytical p-value assumes a distribution this data does not satisfy</w:t>
+              <w:t xml:space="preserve">No normality assumption is made - the analytical p-value assumes a distribution this data does not satisfy</w:t>
             </w:r>
           </w:p>
         </w:tc>
@@ -11033,7 +11033,7 @@
                 <w:b/>
                 <w:bCs/>
               </w:rPr>
-              <w:t xml:space="preserve">Benjamini–Hochberg false discovery rate</w:t>
+              <w:t xml:space="preserve">Benjamini-Hochberg false discovery rate</w:t>
             </w:r>
             <w:r>
               <w:t xml:space="preserve">, α = 0.05, implemented directly rather than imported. Testing 40 wards at 5% yields two false positives by construction; testing 2,487 settlements yields ~124</w:t>
@@ -11071,7 +11071,7 @@
               <w:t xml:space="preserve">Global Moran’s I</w:t>
             </w:r>
             <w:r>
-              <w:t xml:space="preserve">, same permutation scheme, run first — to confirm spatial structure exists at all before mapping local clusters</w:t>
+              <w:t xml:space="preserve">, same permutation scheme, run first - to confirm spatial structure exists at all before mapping local clusters</w:t>
             </w:r>
           </w:p>
         </w:tc>
@@ -11120,7 +11120,7 @@
         <w:t xml:space="preserve"> </w:t>
       </w:r>
       <w:r>
-        <w:t xml:space="preserve">Benjamini–Hochberg false discovery rate correction.</w:t>
+        <w:t xml:space="preserve">Benjamini-Hochberg false discovery rate correction.</w:t>
       </w:r>
     </w:p>
     <w:bookmarkEnd w:id="59"/>
@@ -11133,13 +11133,13 @@
         <w:t xml:space="preserve">The analysis was run twice, because the first version was not trustworthy</w:t>
       </w:r>
     </w:p>
-    <w:bookmarkStart w:id="60" w:name="Xeaf642f604d8cd090dd2baebbd082eb05a823f0"/>
+    <w:bookmarkStart w:id="60" w:name="X7bdc985c35a8b6782b8d21a7763153f4461dc9c"/>
     <w:p>
       <w:pPr>
         <w:pStyle w:val="Heading3"/>
       </w:pPr>
       <w:r>
-        <w:t xml:space="preserve">Attempt 1 — Gi* on the binary indicator at settlement level. Rejected.</w:t>
+        <w:t xml:space="preserve">Attempt 1 - Gi* on the binary indicator at settlement level. Rejected.</w:t>
       </w:r>
     </w:p>
     <w:tbl>
@@ -11223,7 +11223,7 @@
                 <w:b/>
                 <w:bCs/>
               </w:rPr>
-              <w:t xml:space="preserve">0.0032, p = 0.34 — not significant</w:t>
+              <w:t xml:space="preserve">0.0032, p = 0.34 - not significant</w:t>
             </w:r>
           </w:p>
         </w:tc>
@@ -11381,7 +11381,7 @@
         <w:t xml:space="preserve"> </w:t>
       </w:r>
       <w:r>
-        <w:t xml:space="preserve">— nowhere near unusual.</w:t>
+        <w:t xml:space="preserve">- nowhere near unusual.</w:t>
       </w:r>
     </w:p>
     <w:p>
@@ -11499,13 +11499,13 @@
       </w:r>
     </w:p>
     <w:bookmarkEnd w:id="60"/>
-    <w:bookmarkStart w:id="61" w:name="Xeb4103d83100fcc794aa60663bb61620a1d01c3"/>
+    <w:bookmarkStart w:id="61" w:name="X16f82d239a3cad8313f2dd84320f9a633947cc9"/>
     <w:p>
       <w:pPr>
         <w:pStyle w:val="Heading3"/>
       </w:pPr>
       <w:r>
-        <w:t xml:space="preserve">Attempt 2 — Gi* on the ward-level missed</w:t>
+        <w:t xml:space="preserve">Attempt 2 - Gi* on the ward-level missed</w:t>
       </w:r>
       <w:r>
         <w:t xml:space="preserve"> </w:t>
@@ -11664,7 +11664,7 @@
               <w:t xml:space="preserve"> </w:t>
             </w:r>
             <w:r>
-              <w:t xml:space="preserve">— continuous variable, no degeneracy</w:t>
+              <w:t xml:space="preserve">- continuous variable, no degeneracy</w:t>
             </w:r>
           </w:p>
         </w:tc>
@@ -11692,7 +11692,7 @@
                 <w:b/>
                 <w:bCs/>
               </w:rPr>
-              <w:t xml:space="preserve">0.3560, p = 0.0004 — significant</w:t>
+              <w:t xml:space="preserve">0.3560, p = 0.0004 - significant</w:t>
             </w:r>
           </w:p>
         </w:tc>
@@ -11801,7 +11801,7 @@
         <w:t xml:space="preserve"> </w:t>
       </w:r>
       <w:r>
-        <w:t xml:space="preserve">that tile the study area — shared boundaries are the natural neighbour definition and no</w:t>
+        <w:t xml:space="preserve">that tile the study area - shared boundaries are the natural neighbour definition and no</w:t>
       </w:r>
       <w:r>
         <w:t xml:space="preserve"> </w:t>
@@ -12230,7 +12230,7 @@
         <w:pStyle w:val="BodyText"/>
       </w:pPr>
       <w:r>
-        <w:t xml:space="preserve">Baluru dominates the population at stake — 27,137 of the 31,950 — because it is a large</w:t>
+        <w:t xml:space="preserve">Baluru dominates the population at stake - 27,137 of the 31,950 - because it is a large</w:t>
       </w:r>
       <w:r>
         <w:t xml:space="preserve"> </w:t>
@@ -12351,7 +12351,7 @@
               <w:t xml:space="preserve"> </w:t>
             </w:r>
             <w:r>
-              <w:t xml:space="preserve">— the highest in the study area</w:t>
+              <w:t xml:space="preserve">- the highest in the study area</w:t>
             </w:r>
           </w:p>
         </w:tc>
@@ -12535,7 +12535,7 @@
         <w:t xml:space="preserve"> </w:t>
       </w:r>
       <w:r>
-        <w:t xml:space="preserve">neighbours do not share the pattern — it is an isolated poor performer, not a cluster. That</w:t>
+        <w:t xml:space="preserve">neighbours do not share the pattern - it is an isolated poor performer, not a cluster. That</w:t>
       </w:r>
       <w:r>
         <w:t xml:space="preserve"> </w:t>
@@ -12649,7 +12649,7 @@
         <w:t xml:space="preserve"> </w:t>
       </w:r>
       <w:r>
-        <w:t xml:space="preserve">means no dose was reported and no track confirms a visit — an</w:t>
+        <w:t xml:space="preserve">means no dose was reported and no track confirms a visit - an</w:t>
       </w:r>
       <w:r>
         <w:t xml:space="preserve"> </w:t>
@@ -12722,7 +12722,7 @@
         <w:t xml:space="preserve"> </w:t>
       </w:r>
       <w:r>
-        <w:t xml:space="preserve">disagree — settlement-level Moran’s I is not significant, ward-level is strongly so — and</w:t>
+        <w:t xml:space="preserve">disagree - settlement-level Moran’s I is not significant, ward-level is strongly so - and</w:t>
       </w:r>
       <w:r>
         <w:t xml:space="preserve"> </w:t>
@@ -12825,7 +12825,7 @@
         <w:t xml:space="preserve"> </w:t>
       </w:r>
       <w:r>
-        <w:t xml:space="preserve">settlement — a track-only definition measures logger discipline as much as coverage.</w:t>
+        <w:t xml:space="preserve">settlement - a track-only definition measures logger discipline as much as coverage.</w:t>
       </w:r>
     </w:p>
     <w:p>
@@ -12855,7 +12855,7 @@
         <w:t xml:space="preserve"> </w:t>
       </w:r>
       <w:r>
-        <w:t xml:space="preserve">was genuinely missed — and what is done when the two cannot be separated. This is the</w:t>
+        <w:t xml:space="preserve">was genuinely missed - and what is done when the two cannot be separated. This is the</w:t>
       </w:r>
       <w:r>
         <w:t xml:space="preserve"> </w:t>
@@ -12996,7 +12996,7 @@
         <w:t xml:space="preserve"> </w:t>
       </w:r>
       <w:r>
-        <w:t xml:space="preserve">decide it — usually a field check — rather than assigned to whichever</w:t>
+        <w:t xml:space="preserve">decide it - usually a field check - rather than assigned to whichever</w:t>
       </w:r>
       <w:r>
         <w:t xml:space="preserve"> </w:t>
@@ -13129,7 +13129,7 @@
               <w:t xml:space="preserve"> </w:t>
             </w:r>
             <w:r>
-              <w:t xml:space="preserve">— equipment tier,</w:t>
+              <w:t xml:space="preserve">- equipment tier,</w:t>
             </w:r>
             <w:r>
               <w:t xml:space="preserve"> </w:t>
@@ -13238,7 +13238,7 @@
               <w:t xml:space="preserve"> </w:t>
             </w:r>
             <w:r>
-              <w:t xml:space="preserve">— logger failure, not absence of work</w:t>
+              <w:t xml:space="preserve">- logger failure, not absence of work</w:t>
             </w:r>
           </w:p>
         </w:tc>
@@ -13324,7 +13324,7 @@
                 <w:b/>
                 <w:bCs/>
               </w:rPr>
-              <w:t xml:space="preserve">Artefact — recoverable</w:t>
+              <w:t xml:space="preserve">Artefact - recoverable</w:t>
             </w:r>
           </w:p>
         </w:tc>
@@ -13418,7 +13418,7 @@
                 <w:b/>
                 <w:bCs/>
               </w:rPr>
-              <w:t xml:space="preserve">Artefact — unrecoverable</w:t>
+              <w:t xml:space="preserve">Artefact - unrecoverable</w:t>
             </w:r>
           </w:p>
         </w:tc>
@@ -13466,7 +13466,7 @@
               <w:t xml:space="preserve"> </w:t>
             </w:r>
             <w:r>
-              <w:t xml:space="preserve">merged with row 3 — same symptom, opposite disposition</w:t>
+              <w:t xml:space="preserve">merged with row 3 - same symptom, opposite disposition</w:t>
             </w:r>
           </w:p>
         </w:tc>
@@ -13511,7 +13511,7 @@
               <w:t xml:space="preserve"> </w:t>
             </w:r>
             <w:r>
-              <w:t xml:space="preserve">— real movement</w:t>
+              <w:t xml:space="preserve">- real movement</w:t>
             </w:r>
           </w:p>
         </w:tc>
@@ -13673,7 +13673,7 @@
               <w:t xml:space="preserve"> </w:t>
             </w:r>
             <w:r>
-              <w:t xml:space="preserve">— procedural, loggers never switched off</w:t>
+              <w:t xml:space="preserve">- procedural, loggers never switched off</w:t>
             </w:r>
           </w:p>
         </w:tc>
@@ -13711,7 +13711,7 @@
               <w:t xml:space="preserve"> </w:t>
             </w:r>
             <w:r>
-              <w:t xml:space="preserve">QA rule, never silently at ingest — a two-thirds cut must be visible</w:t>
+              <w:t xml:space="preserve">QA rule, never silently at ingest - a two-thirds cut must be visible</w:t>
             </w:r>
           </w:p>
         </w:tc>
@@ -13756,7 +13756,7 @@
               <w:t xml:space="preserve"> </w:t>
             </w:r>
             <w:r>
-              <w:t xml:space="preserve">— reporting or denominator error</w:t>
+              <w:t xml:space="preserve">- reporting or denominator error</w:t>
             </w:r>
           </w:p>
         </w:tc>
@@ -13778,7 +13778,7 @@
               <w:pStyle w:val="Compact"/>
             </w:pPr>
             <w:r>
-              <w:t xml:space="preserve">Reported. Not corrected — the denominator may be wrong rather than the numerator, and we cannot tell which</w:t>
+              <w:t xml:space="preserve">Reported. Not corrected - the denominator may be wrong rather than the numerator, and we cannot tell which</w:t>
             </w:r>
           </w:p>
         </w:tc>
@@ -13817,7 +13817,7 @@
                 <w:b/>
                 <w:bCs/>
               </w:rPr>
-              <w:t xml:space="preserve">Undecided — programmatic either way</w:t>
+              <w:t xml:space="preserve">Undecided - programmatic either way</w:t>
             </w:r>
           </w:p>
         </w:tc>
@@ -13927,13 +13927,13 @@
       </w:tr>
     </w:tbl>
     <w:bookmarkEnd w:id="68"/>
-    <w:bookmarkStart w:id="69" w:name="X0c1e6f8650d1fabaa20df1f3cd61a25a4ea58a7"/>
+    <w:bookmarkStart w:id="69" w:name="X8e9bbbc7cb5129a89a2dafab0a8f0abe41a948d"/>
     <w:p>
       <w:pPr>
         <w:pStyle w:val="Heading2"/>
       </w:pPr>
       <w:r>
-        <w:t xml:space="preserve">Row 10 — the case that cannot be decided, and what was done about it</w:t>
+        <w:t xml:space="preserve">Row 10 - the case that cannot be decided, and what was done about it</w:t>
       </w:r>
     </w:p>
     <w:p>
@@ -14079,7 +14079,7 @@
               <w:t xml:space="preserve"> </w:t>
             </w:r>
             <w:r>
-              <w:t xml:space="preserve">Rejected — 100% of confirmed claims match</w:t>
+              <w:t xml:space="preserve">Rejected - 100% of confirmed claims match</w:t>
             </w:r>
           </w:p>
         </w:tc>
@@ -14236,7 +14236,7 @@
         </w:numPr>
       </w:pPr>
       <w:r>
-        <w:t xml:space="preserve">the logger was switched off during work and on during transit — plausible, since eight</w:t>
+        <w:t xml:space="preserve">the logger was switched off during work and on during transit - plausible, since eight</w:t>
       </w:r>
       <w:r>
         <w:t xml:space="preserve"> </w:t>
@@ -14361,7 +14361,7 @@
           <w:b/>
           <w:bCs/>
         </w:rPr>
-        <w:t xml:space="preserve">uncertainty is named and routed to something that can — never resolved by assumption.</w:t>
+        <w:t xml:space="preserve">uncertainty is named and routed to something that can - never resolved by assumption.</w:t>
       </w:r>
     </w:p>
     <w:p>
@@ -14462,7 +14462,7 @@
         <w:t xml:space="preserve"> </w:t>
       </w:r>
       <w:r>
-        <w:t xml:space="preserve">— unknown, not passing;</w:t>
+        <w:t xml:space="preserve">- unknown, not passing;</w:t>
       </w:r>
     </w:p>
     <w:p>
@@ -14767,13 +14767,13 @@
     </w:p>
     <w:bookmarkEnd w:id="71"/>
     <w:bookmarkEnd w:id="72"/>
-    <w:bookmarkStart w:id="78" w:name="X2fb2a919aaa225bd9cbb86b3df829e746b4060c"/>
+    <w:bookmarkStart w:id="78" w:name="X89b3b43e7aecff5c739894026bdb18db97ebc58"/>
     <w:p>
       <w:pPr>
         <w:pStyle w:val="Heading1"/>
       </w:pPr>
       <w:r>
-        <w:t xml:space="preserve">DECISION BRIEF — where to send 24 hours of mop-up</w:t>
+        <w:t xml:space="preserve">DECISION BRIEF - where to send 24 hours of mop-up</w:t>
       </w:r>
     </w:p>
     <w:p>
@@ -14833,7 +14833,7 @@
         <w:t xml:space="preserve"> </w:t>
       </w:r>
       <w:r>
-        <w:t xml:space="preserve">9–13 March 2026 ·</w:t>
+        <w:t xml:space="preserve">9-13 March 2026 ·</w:t>
       </w:r>
       <w:r>
         <w:t xml:space="preserve"> </w:t>
@@ -14877,7 +14877,7 @@
           <w:b/>
           <w:bCs/>
         </w:rPr>
-        <w:t xml:space="preserve">Daberi and Kungomi first as a single deployment — they share a boundary. Then Baluru.</w:t>
+        <w:t xml:space="preserve">Daberi and Kungomi first as a single deployment - they share a boundary. Then Baluru.</w:t>
       </w:r>
     </w:p>
     <w:tbl>
@@ -15030,7 +15030,7 @@
               <w:pStyle w:val="Compact"/>
             </w:pPr>
             <w:r>
-              <w:t xml:space="preserve">Adjacent, confirmed cluster — one team covers both in a day</w:t>
+              <w:t xml:space="preserve">Adjacent, confirmed cluster - one team covers both in a day</w:t>
             </w:r>
           </w:p>
         </w:tc>
@@ -15190,7 +15190,7 @@
               <w:t xml:space="preserve"> </w:t>
             </w:r>
             <w:r>
-              <w:t xml:space="preserve">— a ward problem, not an area problem</w:t>
+              <w:t xml:space="preserve">- a ward problem, not an area problem</w:t>
             </w:r>
           </w:p>
         </w:tc>
@@ -15251,7 +15251,7 @@
           <w:b/>
           <w:bCs/>
         </w:rPr>
-        <w:t xml:space="preserve">444 — 17.9% —</w:t>
+        <w:t xml:space="preserve">444 - 17.9% -</w:t>
       </w:r>
       <w:r>
         <w:rPr>
@@ -15411,13 +15411,13 @@
         <w:t xml:space="preserve"> </w:t>
       </w:r>
       <w:r>
-        <w:t xml:space="preserve">out the data explanations — mismatched team numbers, wrong dates, faulty settlement</w:t>
-      </w:r>
-      <w:r>
-        <w:t xml:space="preserve"> </w:t>
-      </w:r>
-      <w:r>
-        <w:t xml:space="preserve">coordinates — but cannot rule out those operational ones from GPS alone.</w:t>
+        <w:t xml:space="preserve">out the data explanations - mismatched team numbers, wrong dates, faulty settlement</w:t>
+      </w:r>
+      <w:r>
+        <w:t xml:space="preserve"> </w:t>
+      </w:r>
+      <w:r>
+        <w:t xml:space="preserve">coordinates - but cannot rule out those operational ones from GPS alone.</w:t>
       </w:r>
     </w:p>
     <w:p>
@@ -15507,7 +15507,7 @@
           <w:b/>
           <w:bCs/>
         </w:rPr>
-        <w:t xml:space="preserve">Treat reported coverage — 170,104 doses against a 255,931 target, 66.5% — as</w:t>
+        <w:t xml:space="preserve">Treat reported coverage - 170,104 doses against a 255,931 target, 66.5% - as</w:t>
       </w:r>
       <w:r>
         <w:rPr>
@@ -15651,7 +15651,7 @@
               <w:t xml:space="preserve"> </w:t>
             </w:r>
             <w:r>
-              <w:t xml:space="preserve">— both sources agree</w:t>
+              <w:t xml:space="preserve">- both sources agree</w:t>
             </w:r>
           </w:p>
         </w:tc>
@@ -15685,7 +15685,7 @@
               <w:t xml:space="preserve"> </w:t>
             </w:r>
             <w:r>
-              <w:t xml:space="preserve">— survives correction for multiple testing</w:t>
+              <w:t xml:space="preserve">- survives correction for multiple testing</w:t>
             </w:r>
           </w:p>
         </w:tc>
@@ -15719,7 +15719,7 @@
               <w:t xml:space="preserve"> </w:t>
             </w:r>
             <w:r>
-              <w:t xml:space="preserve">— two-thirds uncorroborated</w:t>
+              <w:t xml:space="preserve">- two-thirds uncorroborated</w:t>
             </w:r>
           </w:p>
         </w:tc>
@@ -15753,7 +15753,7 @@
               <w:t xml:space="preserve"> </w:t>
             </w:r>
             <w:r>
-              <w:t xml:space="preserve">— a floor; the ceiling is unknown</w:t>
+              <w:t xml:space="preserve">- a floor; the ceiling is unknown</w:t>
             </w:r>
           </w:p>
         </w:tc>
@@ -15808,7 +15808,7 @@
         <w:t xml:space="preserve"> </w:t>
       </w:r>
       <w:r>
-        <w:t xml:space="preserve">level — a settlement inside a hot-spot ward may have been covered perfectly),</w:t>
+        <w:t xml:space="preserve">level - a settlement inside a hot-spot ward may have been covered perfectly),</w:t>
       </w:r>
       <w:r>
         <w:t xml:space="preserve"> </w:t>
@@ -15854,7 +15854,7 @@
         <w:t xml:space="preserve"> </w:t>
       </w:r>
       <w:r>
-        <w:t xml:space="preserve">— poor</w:t>
+        <w:t xml:space="preserve">- poor</w:t>
       </w:r>
       <w:r>
         <w:t xml:space="preserve"> </w:t>
@@ -15896,13 +15896,13 @@
     </w:p>
     <w:bookmarkEnd w:id="77"/>
     <w:bookmarkEnd w:id="78"/>
-    <w:bookmarkStart w:id="80" w:name="part-2-question-3"/>
+    <w:bookmarkStart w:id="80" w:name="part-2---question-3"/>
     <w:p>
       <w:pPr>
         <w:pStyle w:val="Heading1"/>
       </w:pPr>
       <w:r>
-        <w:t xml:space="preserve">PART 2 — Question 3</w:t>
+        <w:t xml:space="preserve">PART 2 - Question 3</w:t>
       </w:r>
     </w:p>
     <w:bookmarkStart w:id="79" w:name="Xb5ba152138ee213dcb428dc72dca60af6ae2b5b"/>
@@ -15999,13 +15999,13 @@
         <w:t xml:space="preserve">A. Internal contradictions</w:t>
       </w:r>
     </w:p>
-    <w:bookmarkStart w:id="81" w:name="X75784d01fca79d6b9b53a0772060dbea9894826"/>
+    <w:bookmarkStart w:id="81" w:name="X85195fa1f77e2625f455527c8465541a28fc351"/>
     <w:p>
       <w:pPr>
         <w:pStyle w:val="Heading3"/>
       </w:pPr>
       <w:r>
-        <w:t xml:space="preserve">A1 — Column (7) is</w:t>
+        <w:t xml:space="preserve">A1 - Column (7) is</w:t>
       </w:r>
       <w:r>
         <w:t xml:space="preserve"> </w:t>
@@ -16142,7 +16142,7 @@
         <w:t xml:space="preserve"> </w:t>
       </w:r>
       <w:r>
-        <w:t xml:space="preserve">the roster ages rather than transcribed — the count of residents with age 9–59 completed</w:t>
+        <w:t xml:space="preserve">the roster ages rather than transcribed - the count of residents with age 9-59 completed</w:t>
       </w:r>
       <w:r>
         <w:t xml:space="preserve"> </w:t>
@@ -16186,13 +16186,13 @@
       </w:r>
     </w:p>
     <w:bookmarkEnd w:id="81"/>
-    <w:bookmarkStart w:id="82" w:name="Xae5eca0aacb60c5f3d23094713f265a1b29d16e"/>
+    <w:bookmarkStart w:id="82" w:name="X70dea19c004c8c52352948bed9ef28552cac236"/>
     <w:p>
       <w:pPr>
         <w:pStyle w:val="Heading3"/>
       </w:pPr>
       <w:r>
-        <w:t xml:space="preserve">A2 — 4.08 asks for a three-way distinction and offers a two-way code</w:t>
+        <w:t xml:space="preserve">A2 - 4.08 asks for a three-way distinction and offers a two-way code</w:t>
       </w:r>
     </w:p>
     <w:p>
@@ -16328,13 +16328,13 @@
       </w:r>
     </w:p>
     <w:bookmarkEnd w:id="82"/>
-    <w:bookmarkStart w:id="83" w:name="X9a6f36c8265591296b44f0983db4985148b3e7a"/>
+    <w:bookmarkStart w:id="83" w:name="X04f399d7ad2da8cc7049516ba45f127f55e1f42"/>
     <w:p>
       <w:pPr>
         <w:pStyle w:val="Heading3"/>
       </w:pPr>
       <w:r>
-        <w:t xml:space="preserve">A3 — Section 5 says</w:t>
+        <w:t xml:space="preserve">A3 - Section 5 says</w:t>
       </w:r>
       <w:r>
         <w:t xml:space="preserve"> </w:t>
@@ -16379,7 +16379,7 @@
         <w:t xml:space="preserve"> </w:t>
       </w:r>
       <w:r>
-        <w:t xml:space="preserve">Eligible children are 9–59 months (per Section 4). But 5.01 asks</w:t>
+        <w:t xml:space="preserve">Eligible children are 9-59 months (per Section 4). But 5.01 asks</w:t>
       </w:r>
       <w:r>
         <w:t xml:space="preserve"> </w:t>
@@ -16429,7 +16429,7 @@
         <w:pStyle w:val="BodyText"/>
       </w:pPr>
       <w:r>
-        <w:t xml:space="preserve">Children aged 9–11 months are eligible for Section 4 and ineligible for a specimen. The</w:t>
+        <w:t xml:space="preserve">Children aged 9-11 months are eligible for Section 4 and ineligible for a specimen. The</w:t>
       </w:r>
       <w:r>
         <w:t xml:space="preserve"> </w:t>
@@ -16512,13 +16512,13 @@
       </w:r>
     </w:p>
     <w:bookmarkEnd w:id="83"/>
-    <w:bookmarkStart w:id="84" w:name="X3fc98464eaef12041dcbe846f277245ab49bd66"/>
+    <w:bookmarkStart w:id="84" w:name="X3c674400ecaee5cd250ab65e19d95a6442373f5"/>
     <w:p>
       <w:pPr>
         <w:pStyle w:val="Heading3"/>
       </w:pPr>
       <w:r>
-        <w:t xml:space="preserve">A4 — Roster holds 12 lines; household size accepts two digits</w:t>
+        <w:t xml:space="preserve">A4 - Roster holds 12 lines; household size accepts two digits</w:t>
       </w:r>
     </w:p>
     <w:p>
@@ -16611,13 +16611,13 @@
       </w:r>
     </w:p>
     <w:bookmarkEnd w:id="84"/>
-    <w:bookmarkStart w:id="85" w:name="X1211f7b9a738ffac6161441468f47f2ad7d04d4"/>
+    <w:bookmarkStart w:id="85" w:name="X1ee3e92fa6ae573eabc1d40f987236dde1ae5e4"/>
     <w:p>
       <w:pPr>
         <w:pStyle w:val="Heading3"/>
       </w:pPr>
       <w:r>
-        <w:t xml:space="preserve">A5 — Section 4 page number is one digit; eligible-children count is two</w:t>
+        <w:t xml:space="preserve">A5 - Section 4 page number is one digit; eligible-children count is two</w:t>
       </w:r>
     </w:p>
     <w:p>
@@ -16692,13 +16692,13 @@
         <w:t xml:space="preserve">B. Missing or ambiguous skip instructions</w:t>
       </w:r>
     </w:p>
-    <w:bookmarkStart w:id="87" w:name="b1-5.02-has-no-skip-instruction-at-all"/>
+    <w:bookmarkStart w:id="87" w:name="b1---5.02-has-no-skip-instruction-at-all"/>
     <w:p>
       <w:pPr>
         <w:pStyle w:val="Heading3"/>
       </w:pPr>
       <w:r>
-        <w:t xml:space="preserve">B1 — 5.02 has no skip instruction at all</w:t>
+        <w:t xml:space="preserve">B1 - 5.02 has no skip instruction at all</w:t>
       </w:r>
     </w:p>
     <w:p>
@@ -16743,7 +16743,7 @@
         <w:t xml:space="preserve"> </w:t>
       </w:r>
       <w:r>
-        <w:t xml:space="preserve">— and the SKIP</w:t>
+        <w:t xml:space="preserve">- and the SKIP</w:t>
       </w:r>
       <w:r>
         <w:t xml:space="preserve"> </w:t>
@@ -16845,7 +16845,7 @@
         <w:t xml:space="preserve"> </w:t>
       </w:r>
       <w:r>
-        <w:t xml:space="preserve">obtained, 5.03–5.05 are unanswerable, and there is no skip.</w:t>
+        <w:t xml:space="preserve">obtained, 5.03-5.05 are unanswerable, and there is no skip.</w:t>
       </w:r>
     </w:p>
     <w:p>
@@ -16886,7 +16886,7 @@
         <w:t xml:space="preserve"> </w:t>
       </w:r>
       <w:r>
-        <w:t xml:space="preserve">→ 5.03–5.05 required, 5.06–5.07 hidden.</w:t>
+        <w:t xml:space="preserve">→ 5.03-5.05 required, 5.06-5.07 hidden.</w:t>
       </w:r>
       <w:r>
         <w:t xml:space="preserve"> </w:t>
@@ -16901,7 +16901,7 @@
         <w:t xml:space="preserve"> </w:t>
       </w:r>
       <w:r>
-        <w:t xml:space="preserve">→ 5.03–5.05 hidden, 5.06 required. This does not change what is asked of any</w:t>
+        <w:t xml:space="preserve">→ 5.03-5.05 hidden, 5.06 required. This does not change what is asked of any</w:t>
       </w:r>
       <w:r>
         <w:t xml:space="preserve"> </w:t>
@@ -16911,13 +16911,13 @@
       </w:r>
     </w:p>
     <w:bookmarkEnd w:id="87"/>
-    <w:bookmarkStart w:id="88" w:name="Xf82864964829f3f17b488d289308ead3e6fefb0"/>
+    <w:bookmarkStart w:id="88" w:name="X3de4ae5257423340f7630816ce99d734e429ea1"/>
     <w:p>
       <w:pPr>
         <w:pStyle w:val="Heading3"/>
       </w:pPr>
       <w:r>
-        <w:t xml:space="preserve">B2 — 5.01 skips to Section 6, abandoning the remaining children</w:t>
+        <w:t xml:space="preserve">B2 - 5.01 skips to Section 6, abandoning the remaining children</w:t>
       </w:r>
     </w:p>
     <w:p>
@@ -17070,13 +17070,13 @@
       </w:r>
     </w:p>
     <w:bookmarkEnd w:id="88"/>
-    <w:bookmarkStart w:id="89" w:name="X5d3a1cf6a1288aaf3bbf2bb47c9ec2d2799d9d9"/>
+    <w:bookmarkStart w:id="89" w:name="X0077045abc3485d93e9208156372da1768d8a12"/>
     <w:p>
       <w:pPr>
         <w:pStyle w:val="Heading3"/>
       </w:pPr>
       <w:r>
-        <w:t xml:space="preserve">B3 — 2.01 records that consent was not read, and proceeds anyway</w:t>
+        <w:t xml:space="preserve">B3 - 2.01 records that consent was not read, and proceeds anyway</w:t>
       </w:r>
     </w:p>
     <w:p>
@@ -17088,7 +17088,7 @@
           <w:b/>
           <w:bCs/>
         </w:rPr>
-        <w:t xml:space="preserve">Severity: high — ethical, not just structural.</w:t>
+        <w:t xml:space="preserve">Severity: high - ethical, not just structural.</w:t>
       </w:r>
     </w:p>
     <w:p>
@@ -17237,13 +17237,13 @@
         <w:t xml:space="preserve">C. Data the paper design permits that cannot be analysed</w:t>
       </w:r>
     </w:p>
-    <w:bookmarkStart w:id="91" w:name="Xad410a6111c03f253efee03bd14a7eb8ee3f043"/>
+    <w:bookmarkStart w:id="91" w:name="Xa8feec3c2d52d13963f3a5b40152979d19b8715"/>
     <w:p>
       <w:pPr>
         <w:pStyle w:val="Heading3"/>
       </w:pPr>
       <w:r>
-        <w:t xml:space="preserve">C1 — 4.13 discards multiple antibiotics in an antimicrobial resistance survey</w:t>
+        <w:t xml:space="preserve">C1 - 4.13 discards multiple antibiotics in an antimicrobial resistance survey</w:t>
       </w:r>
     </w:p>
     <w:p>
@@ -17333,7 +17333,7 @@
         <w:t xml:space="preserve"> </w:t>
       </w:r>
       <w:r>
-        <w:t xml:space="preserve">yes/no —</w:t>
+        <w:t xml:space="preserve">yes/no -</w:t>
       </w:r>
       <w:r>
         <w:t xml:space="preserve"> </w:t>
@@ -17349,7 +17349,7 @@
         <w:t xml:space="preserve"> </w:t>
       </w:r>
       <w:r>
-        <w:t xml:space="preserve">— which</w:t>
+        <w:t xml:space="preserve">- which</w:t>
       </w:r>
       <w:r>
         <w:t xml:space="preserve"> </w:t>
@@ -17365,13 +17365,13 @@
       </w:r>
     </w:p>
     <w:bookmarkEnd w:id="91"/>
-    <w:bookmarkStart w:id="92" w:name="Xd75b9360ce71ad3b53408f1fc56eae9a5435cf9"/>
+    <w:bookmarkStart w:id="92" w:name="Xa6d1bfc9f7b62f33e52bdb643f0abae55626833"/>
     <w:p>
       <w:pPr>
         <w:pStyle w:val="Heading3"/>
       </w:pPr>
       <w:r>
-        <w:t xml:space="preserve">C2 — 6.07 allows</w:t>
+        <w:t xml:space="preserve">C2 - 6.07 allows</w:t>
       </w:r>
       <w:r>
         <w:t xml:space="preserve"> </w:t>
@@ -17413,7 +17413,7 @@
         <w:t xml:space="preserve"> </w:t>
       </w:r>
       <w:r>
-        <w:t xml:space="preserve">Options A–G are</w:t>
+        <w:t xml:space="preserve">Options A-G are</w:t>
       </w:r>
       <w:r>
         <w:t xml:space="preserve"> </w:t>
@@ -17474,13 +17474,13 @@
       </w:r>
     </w:p>
     <w:bookmarkEnd w:id="92"/>
-    <w:bookmarkStart w:id="93" w:name="X6d0dec9b8531fcf845f743eb7d45e768997710c"/>
+    <w:bookmarkStart w:id="93" w:name="X82a43f60b5eb24d1ac8bd2f9d9a6c739836e929"/>
     <w:p>
       <w:pPr>
         <w:pStyle w:val="Heading3"/>
       </w:pPr>
       <w:r>
-        <w:t xml:space="preserve">C3 — 5.05 cannot record a cold-chain failure</w:t>
+        <w:t xml:space="preserve">C3 - 5.05 cannot record a cold-chain failure</w:t>
       </w:r>
     </w:p>
     <w:p>
@@ -17515,7 +17515,7 @@
         <w:t xml:space="preserve"> </w:t>
       </w:r>
       <w:r>
-        <w:t xml:space="preserve">— one digit and one decimal, so 0.0 to 9.9.</w:t>
+        <w:t xml:space="preserve">- one digit and one decimal, so 0.0 to 9.9.</w:t>
       </w:r>
     </w:p>
     <w:p>
@@ -17523,7 +17523,7 @@
         <w:pStyle w:val="BodyText"/>
       </w:pPr>
       <w:r>
-        <w:t xml:space="preserve">The acceptable range is roughly 2–8 °C, so the field holds valid readings comfortably. It</w:t>
+        <w:t xml:space="preserve">The acceptable range is roughly 2-8 °C, so the field holds valid readings comfortably. It</w:t>
       </w:r>
       <w:r>
         <w:t xml:space="preserve"> </w:t>
@@ -17572,17 +17572,17 @@
         <w:t xml:space="preserve"> </w:t>
       </w:r>
       <w:r>
-        <w:t xml:space="preserve">outside 2–8. Widening a measurement range does not change what is asked.</w:t>
+        <w:t xml:space="preserve">outside 2-8. Widening a measurement range does not change what is asked.</w:t>
       </w:r>
     </w:p>
     <w:bookmarkEnd w:id="93"/>
-    <w:bookmarkStart w:id="94" w:name="Xfdf3ffacf0e3177034fcf5c3e1282d506a0cbf6"/>
+    <w:bookmarkStart w:id="94" w:name="Xe6d91c8d1d773b1a8ab7fc828f4abcbc2d49ac9"/>
     <w:p>
       <w:pPr>
         <w:pStyle w:val="Heading3"/>
       </w:pPr>
       <w:r>
-        <w:t xml:space="preserve">C4 — 1.05 collects an alternative settlement name as free text</w:t>
+        <w:t xml:space="preserve">C4 - 1.05 collects an alternative settlement name as free text</w:t>
       </w:r>
     </w:p>
     <w:p>
@@ -17707,13 +17707,13 @@
         <w:t xml:space="preserve">= Other. Three collisions follow from that rule.</w:t>
       </w:r>
     </w:p>
-    <w:bookmarkStart w:id="96" w:name="d1-6.02-codes-8-and-9-both-collide"/>
+    <w:bookmarkStart w:id="96" w:name="d1---6.02-codes-8-and-9-both-collide"/>
     <w:p>
       <w:pPr>
         <w:pStyle w:val="Heading3"/>
       </w:pPr>
       <w:r>
-        <w:t xml:space="preserve">D1 — 6.02 codes 8 AND 9 both collide</w:t>
+        <w:t xml:space="preserve">D1 - 6.02 codes 8 AND 9 both collide</w:t>
       </w:r>
     </w:p>
     <w:p>
@@ -17777,7 +17777,7 @@
         <w:t xml:space="preserve">six collisions across four questions</w:t>
       </w:r>
       <w:r>
-        <w:t xml:space="preserve">, not three — code</w:t>
+        <w:t xml:space="preserve">, not three - code</w:t>
       </w:r>
       <w:r>
         <w:t xml:space="preserve"> </w:t>
@@ -17882,21 +17882,21 @@
           <w:b/>
           <w:bCs/>
         </w:rPr>
-        <w:t xml:space="preserve">Open defecation — the single most important</w:t>
-      </w:r>
-      <w:r>
-        <w:rPr>
-          <w:b/>
-          <w:bCs/>
-        </w:rPr>
-        <w:t xml:space="preserve"> </w:t>
-      </w:r>
-      <w:r>
-        <w:rPr>
-          <w:b/>
-          <w:bCs/>
-        </w:rPr>
-        <w:t xml:space="preserve">category in a sanitation question — is indistinguishable from a missing answer.</w:t>
+        <w:t xml:space="preserve">Open defecation - the single most important</w:t>
+      </w:r>
+      <w:r>
+        <w:rPr>
+          <w:b/>
+          <w:bCs/>
+        </w:rPr>
+        <w:t xml:space="preserve"> </w:t>
+      </w:r>
+      <w:r>
+        <w:rPr>
+          <w:b/>
+          <w:bCs/>
+        </w:rPr>
+        <w:t xml:space="preserve">category in a sanitation question - is indistinguishable from a missing answer.</w:t>
       </w:r>
     </w:p>
     <w:p>
@@ -17976,13 +17976,13 @@
       </w:r>
     </w:p>
     <w:bookmarkEnd w:id="96"/>
-    <w:bookmarkStart w:id="97" w:name="Xbbd53571660f7d3357146f8a22d7c805d33125c"/>
+    <w:bookmarkStart w:id="97" w:name="Xe01b70f7f85032489fbf5dce4e45c4b749ed01c"/>
     <w:p>
       <w:pPr>
         <w:pStyle w:val="Heading3"/>
       </w:pPr>
       <w:r>
-        <w:t xml:space="preserve">D2 — 6.01 code 9 is</w:t>
+        <w:t xml:space="preserve">D2 - 6.01 code 9 is</w:t>
       </w:r>
       <w:r>
         <w:t xml:space="preserve"> </w:t>
@@ -18017,7 +18017,7 @@
         <w:t xml:space="preserve"> </w:t>
       </w:r>
       <w:r>
-        <w:t xml:space="preserve">would be 99 — but the form does not say so, and</w:t>
+        <w:t xml:space="preserve">would be 99 - but the form does not say so, and</w:t>
       </w:r>
       <w:r>
         <w:t xml:space="preserve"> </w:t>
@@ -18078,13 +18078,13 @@
       </w:r>
     </w:p>
     <w:bookmarkEnd w:id="97"/>
-    <w:bookmarkStart w:id="98" w:name="Xa9c738a89159b62aca3212f5af8b8e79c780f93"/>
+    <w:bookmarkStart w:id="98" w:name="X0caf579992eb393026c4bdd2e63a6feea4ea425"/>
     <w:p>
       <w:pPr>
         <w:pStyle w:val="Heading3"/>
       </w:pPr>
       <w:r>
-        <w:t xml:space="preserve">D3 — 99 is both</w:t>
+        <w:t xml:space="preserve">D3 - 99 is both</w:t>
       </w:r>
       <w:r>
         <w:t xml:space="preserve"> </w:t>
@@ -18260,13 +18260,13 @@
         <w:t xml:space="preserve">E. Problems with the external files, not the questionnaire</w:t>
       </w:r>
     </w:p>
-    <w:bookmarkStart w:id="100" w:name="e1-the-medicine-list-does-not-exist"/>
+    <w:bookmarkStart w:id="100" w:name="e1---the-medicine-list-does-not-exist"/>
     <w:p>
       <w:pPr>
         <w:pStyle w:val="Heading3"/>
       </w:pPr>
       <w:r>
-        <w:t xml:space="preserve">E1 — The medicine list does not exist</w:t>
+        <w:t xml:space="preserve">E1 - The medicine list does not exist</w:t>
       </w:r>
     </w:p>
     <w:p>
@@ -18545,7 +18545,7 @@
         <w:t xml:space="preserve"> </w:t>
       </w:r>
       <w:r>
-        <w:t xml:space="preserve">— a substituted codelist would silently recode the AMR</w:t>
+        <w:t xml:space="preserve">- a substituted codelist would silently recode the AMR</w:t>
       </w:r>
       <w:r>
         <w:t xml:space="preserve"> </w:t>
@@ -18555,13 +18555,13 @@
       </w:r>
     </w:p>
     <w:bookmarkEnd w:id="100"/>
-    <w:bookmarkStart w:id="101" w:name="X74f931cdb06f025f301e13e280048a1f6c122f8"/>
+    <w:bookmarkStart w:id="101" w:name="X7921301651f3bd5c0916127b6ba96d44771ace2"/>
     <w:p>
       <w:pPr>
         <w:pStyle w:val="Heading3"/>
       </w:pPr>
       <w:r>
-        <w:t xml:space="preserve">E2 — Code-box widths do not match the identifiers they hold</w:t>
+        <w:t xml:space="preserve">E2 - Code-box widths do not match the identifiers they hold</w:t>
       </w:r>
     </w:p>
     <w:p>
@@ -18711,13 +18711,13 @@
       </w:r>
     </w:p>
     <w:bookmarkEnd w:id="101"/>
-    <w:bookmarkStart w:id="102" w:name="Xbba4c9bfbf138d7567ca77dff46f0d5238c43cd"/>
+    <w:bookmarkStart w:id="102" w:name="Xef7989a2e01a8a1d8dadc93daedb41556f07630"/>
     <w:p>
       <w:pPr>
         <w:pStyle w:val="Heading3"/>
       </w:pPr>
       <w:r>
-        <w:t xml:space="preserve">E3 — The check digit can be</w:t>
+        <w:t xml:space="preserve">E3 - The check digit can be</w:t>
       </w:r>
       <w:r>
         <w:t xml:space="preserve"> </w:t>
@@ -18839,7 +18839,7 @@
         <w:t xml:space="preserve"> </w:t>
       </w:r>
       <w:r>
-        <w:t xml:space="preserve">— the check character field accepts</w:t>
+        <w:t xml:space="preserve">- the check character field accepts</w:t>
       </w:r>
       <w:r>
         <w:t xml:space="preserve"> </w:t>
@@ -18848,7 +18848,7 @@
         <w:rPr>
           <w:rStyle w:val="VerbatimChar"/>
         </w:rPr>
-        <w:t xml:space="preserve">0–9</w:t>
+        <w:t xml:space="preserve">0-9</w:t>
       </w:r>
       <w:r>
         <w:t xml:space="preserve"> </w:t>
@@ -18870,13 +18870,13 @@
       </w:r>
     </w:p>
     <w:bookmarkEnd w:id="102"/>
-    <w:bookmarkStart w:id="103" w:name="X0a1f39010edbfc809fa4a13fcc6a8c2450273fc"/>
+    <w:bookmarkStart w:id="103" w:name="Xa144eefa6c72a678bcf7a268e98f233f586a6db"/>
     <w:p>
       <w:pPr>
         <w:pStyle w:val="Heading3"/>
       </w:pPr>
       <w:r>
-        <w:t xml:space="preserve">E4 — Supervisor codes legitimately use the</w:t>
+        <w:t xml:space="preserve">E4 - Supervisor codes legitimately use the</w:t>
       </w:r>
       <w:r>
         <w:t xml:space="preserve"> </w:t>
@@ -19035,13 +19035,13 @@
         <w:t xml:space="preserve">F. Tension between the questionnaire and the stated operating conditions</w:t>
       </w:r>
     </w:p>
-    <w:bookmarkStart w:id="105" w:name="X2b7e1f01b722c33bed95b83c7cf7cbd6c0fa9a2"/>
+    <w:bookmarkStart w:id="105" w:name="Xe6f2b1b85947098fa330ffd0d99cde4e532b483"/>
     <w:p>
       <w:pPr>
         <w:pStyle w:val="Heading3"/>
       </w:pPr>
       <w:r>
-        <w:t xml:space="preserve">F1 — The form says fieldwork runs 1–30 June; the operating conditions say 14 days</w:t>
+        <w:t xml:space="preserve">F1 - The form says fieldwork runs 1-30 June; the operating conditions say 14 days</w:t>
       </w:r>
     </w:p>
     <w:p>
@@ -19099,7 +19099,7 @@
           <w:b/>
           <w:bCs/>
         </w:rPr>
-        <w:t xml:space="preserve">1–30 June</w:t>
+        <w:t xml:space="preserve">1-30 June</w:t>
       </w:r>
       <w:r>
         <w:t xml:space="preserve">, the ethics-approved window, since</w:t>
@@ -19137,13 +19137,13 @@
       </w:r>
     </w:p>
     <w:bookmarkEnd w:id="105"/>
-    <w:bookmarkStart w:id="106" w:name="X22d3f7e94480138e166eeda6f2a7d5412649e17"/>
+    <w:bookmarkStart w:id="106" w:name="Xe2d47b089383ea13d1a2a9960012ae04717fb27"/>
     <w:p>
       <w:pPr>
         <w:pStyle w:val="Heading3"/>
       </w:pPr>
       <w:r>
-        <w:t xml:space="preserve">F2 — Names are collected where line numbers would serve</w:t>
+        <w:t xml:space="preserve">F2 - Names are collected where line numbers would serve</w:t>
       </w:r>
     </w:p>
     <w:p>
@@ -19220,7 +19220,7 @@
         <w:t xml:space="preserve"> </w:t>
       </w:r>
       <w:r>
-        <w:t xml:space="preserve">recommendation is that 4.02 be dropped entirely — it duplicates the roster line reference</w:t>
+        <w:t xml:space="preserve">recommendation is that 4.02 be dropped entirely - it duplicates the roster line reference</w:t>
       </w:r>
       <w:r>
         <w:t xml:space="preserve"> </w:t>
@@ -20017,7 +20017,7 @@
               <w:pStyle w:val="Compact"/>
             </w:pPr>
             <w:r>
-              <w:t xml:space="preserve">— (sentinel inside a measurement)</w:t>
+              <w:t xml:space="preserve">- (sentinel inside a measurement)</w:t>
             </w:r>
           </w:p>
         </w:tc>
@@ -20245,7 +20245,7 @@
         <w:t xml:space="preserve"> </w:t>
       </w:r>
       <w:r>
-        <w:t xml:space="preserve">in both 6.01 and 6.02 — because it</w:t>
+        <w:t xml:space="preserve">in both 6.01 and 6.02 - because it</w:t>
       </w:r>
       <w:r>
         <w:t xml:space="preserve"> </w:t>
@@ -20695,7 +20695,7 @@
         <w:pStyle w:val="FirstParagraph"/>
       </w:pPr>
       <w:r>
-        <w:t xml:space="preserve">The choice lists for 6.01 and 6.02 are stored with prefixed values —</w:t>
+        <w:t xml:space="preserve">The choice lists for 6.01 and 6.02 are stored with prefixed values -</w:t>
       </w:r>
       <w:r>
         <w:t xml:space="preserve"> </w:t>
@@ -20707,7 +20707,7 @@
         <w:t xml:space="preserve">w01</w:t>
       </w:r>
       <w:r>
-        <w:t xml:space="preserve">–</w:t>
+        <w:t xml:space="preserve">-</w:t>
       </w:r>
       <w:r>
         <w:rPr>
@@ -20728,7 +20728,7 @@
         <w:t xml:space="preserve">t01</w:t>
       </w:r>
       <w:r>
-        <w:t xml:space="preserve">–</w:t>
+        <w:t xml:space="preserve">-</w:t>
       </w:r>
       <w:r>
         <w:rPr>
@@ -20740,7 +20740,7 @@
         <w:t xml:space="preserve"> </w:t>
       </w:r>
       <w:r>
-        <w:t xml:space="preserve">— rather than</w:t>
+        <w:t xml:space="preserve">- rather than</w:t>
       </w:r>
       <w:r>
         <w:t xml:space="preserve"> </w:t>
@@ -20752,7 +20752,7 @@
         <w:t xml:space="preserve">1</w:t>
       </w:r>
       <w:r>
-        <w:t xml:space="preserve">–</w:t>
+        <w:t xml:space="preserve">-</w:t>
       </w:r>
       <w:r>
         <w:rPr>
@@ -20776,7 +20776,7 @@
         <w:t xml:space="preserve">1</w:t>
       </w:r>
       <w:r>
-        <w:t xml:space="preserve">–</w:t>
+        <w:t xml:space="preserve">-</w:t>
       </w:r>
       <w:r>
         <w:rPr>
@@ -20904,7 +20904,7 @@
         <w:t xml:space="preserve"> </w:t>
       </w:r>
       <w:r>
-        <w:t xml:space="preserve">explicit choice — because</w:t>
+        <w:t xml:space="preserve">explicit choice - because</w:t>
       </w:r>
       <w:r>
         <w:t xml:space="preserve"> </w:t>
@@ -21227,13 +21227,13 @@
         <w:t xml:space="preserve">The two the question requires</w:t>
       </w:r>
     </w:p>
-    <w:bookmarkStart w:id="120" w:name="Xebab1bd7e458da614264da0f44a3e38e9dc18ce"/>
+    <w:bookmarkStart w:id="120" w:name="X185fd4b72bfc8277d69178bd33341b676361753"/>
     <w:p>
       <w:pPr>
         <w:pStyle w:val="Heading3"/>
       </w:pPr>
       <w:r>
-        <w:t xml:space="preserve">1. Stated household size against the roster —</w:t>
+        <w:t xml:space="preserve">1. Stated household size against the roster -</w:t>
       </w:r>
       <w:r>
         <w:t xml:space="preserve"> </w:t>
@@ -21327,7 +21327,7 @@
         <w:t xml:space="preserve"> </w:t>
       </w:r>
       <w:r>
-        <w:t xml:space="preserve">out —</w:t>
+        <w:t xml:space="preserve">out -</w:t>
       </w:r>
       <w:r>
         <w:t xml:space="preserve"> </w:t>
@@ -21343,7 +21343,7 @@
         <w:t xml:space="preserve"> </w:t>
       </w:r>
       <w:r>
-        <w:t xml:space="preserve">— and a fabricated roster row is</w:t>
+        <w:t xml:space="preserve">- and a fabricated roster row is</w:t>
       </w:r>
       <w:r>
         <w:t xml:space="preserve"> </w:t>
@@ -21433,13 +21433,13 @@
       </w:r>
     </w:p>
     <w:bookmarkEnd w:id="120"/>
-    <w:bookmarkStart w:id="121" w:name="X23b5cea891be81b6a246af8ffe06d1962e5bb0c"/>
+    <w:bookmarkStart w:id="121" w:name="X0374ce735711de9a1ebeb97aed68628ab7265f7"/>
     <w:p>
       <w:pPr>
         <w:pStyle w:val="Heading3"/>
       </w:pPr>
       <w:r>
-        <w:t xml:space="preserve">2. Stated eligible children against child modules completed —</w:t>
+        <w:t xml:space="preserve">2. Stated eligible children against child modules completed -</w:t>
       </w:r>
       <w:r>
         <w:t xml:space="preserve"> </w:t>
@@ -21572,7 +21572,7 @@
         <w:t xml:space="preserve"> </w:t>
       </w:r>
       <w:r>
-        <w:t xml:space="preserve">and where it was not — as in check 1 — the check warns and records.</w:t>
+        <w:t xml:space="preserve">and where it was not - as in check 1 - the check warns and records.</w:t>
       </w:r>
     </w:p>
     <w:bookmarkEnd w:id="121"/>
@@ -21696,7 +21696,7 @@
               <w:pStyle w:val="Compact"/>
             </w:pPr>
             <w:r>
-              <w:t xml:space="preserve">The paper form cannot verify 4.01 at all — a module can point at an adult</w:t>
+              <w:t xml:space="preserve">The paper form cannot verify 4.01 at all - a module can point at an adult</w:t>
             </w:r>
           </w:p>
         </w:tc>
@@ -21860,7 +21860,7 @@
               <w:pStyle w:val="Compact"/>
             </w:pPr>
             <w:r>
-              <w:t xml:space="preserve">Clinical implausibility must never block — see the constraint register</w:t>
+              <w:t xml:space="preserve">Clinical implausibility must never block - see the constraint register</w:t>
             </w:r>
           </w:p>
         </w:tc>
@@ -21890,7 +21890,7 @@
               <w:t xml:space="preserve">range_start</w:t>
             </w:r>
             <w:r>
-              <w:t xml:space="preserve">–</w:t>
+              <w:t xml:space="preserve">-</w:t>
             </w:r>
             <w:r>
               <w:rPr>
@@ -22058,7 +22058,7 @@
               <w:pStyle w:val="Compact"/>
             </w:pPr>
             <w:r>
-              <w:t xml:space="preserve">1–30 June 2026</w:t>
+              <w:t xml:space="preserve">1-30 June 2026</w:t>
             </w:r>
           </w:p>
         </w:tc>
@@ -22097,7 +22097,7 @@
               <w:pStyle w:val="Compact"/>
             </w:pPr>
             <w:r>
-              <w:t xml:space="preserve">Cold-box temperature against 2–8 °C</w:t>
+              <w:t xml:space="preserve">Cold-box temperature against 2-8 °C</w:t>
             </w:r>
           </w:p>
         </w:tc>
@@ -22295,7 +22295,7 @@
         <w:t xml:space="preserve"> </w:t>
       </w:r>
       <w:r>
-        <w:t xml:space="preserve">— impossible on device</w:t>
+        <w:t xml:space="preserve">- impossible on device</w:t>
       </w:r>
       <w:r>
         <w:t xml:space="preserve"> </w:t>
@@ -22332,7 +22332,7 @@
         <w:t xml:space="preserve"> </w:t>
       </w:r>
       <w:r>
-        <w:t xml:space="preserve">— only visible across submissions and across</w:t>
+        <w:t xml:space="preserve">- only visible across submissions and across</w:t>
       </w:r>
       <w:r>
         <w:t xml:space="preserve"> </w:t>
@@ -22369,7 +22369,7 @@
         <w:t xml:space="preserve"> </w:t>
       </w:r>
       <w:r>
-        <w:t xml:space="preserve">— not enforced, because a</w:t>
+        <w:t xml:space="preserve">- not enforced, because a</w:t>
       </w:r>
       <w:r>
         <w:t xml:space="preserve"> </w:t>
@@ -22397,13 +22397,13 @@
     </w:p>
     <w:bookmarkEnd w:id="125"/>
     <w:bookmarkEnd w:id="126"/>
-    <w:bookmarkStart w:id="155" w:name="constraint-register-form-hh2026v1"/>
+    <w:bookmarkStart w:id="155" w:name="constraint-register---form-hh2026v1"/>
     <w:p>
       <w:pPr>
         <w:pStyle w:val="Heading1"/>
       </w:pPr>
       <w:r>
-        <w:t xml:space="preserve">Constraint register — Form HH/2026/v1</w:t>
+        <w:t xml:space="preserve">Constraint register - Form HH/2026/v1</w:t>
       </w:r>
     </w:p>
     <w:p>
@@ -22488,7 +22488,7 @@
         <w:t xml:space="preserve"> </w:t>
       </w:r>
       <w:r>
-        <w:t xml:space="preserve">—</w:t>
+        <w:t xml:space="preserve">-</w:t>
       </w:r>
       <w:r>
         <w:t xml:space="preserve"> </w:t>
@@ -22654,13 +22654,13 @@
       </w:tr>
     </w:tbl>
     <w:bookmarkEnd w:id="127"/>
-    <w:bookmarkStart w:id="128" w:name="X0add67fbd00ffb309f0dbe30c68d97022a0a2c8"/>
+    <w:bookmarkStart w:id="128" w:name="Xdfeb959f81ff65b345ecdda23980e70ec87339a"/>
     <w:p>
       <w:pPr>
         <w:pStyle w:val="Heading2"/>
       </w:pPr>
       <w:r>
-        <w:t xml:space="preserve">Blocking versus warning — and why the split matters</w:t>
+        <w:t xml:space="preserve">Blocking versus warning - and why the split matters</w:t>
       </w:r>
     </w:p>
     <w:p>
@@ -22715,7 +22715,7 @@
         <w:t xml:space="preserve"> </w:t>
       </w:r>
       <w:r>
-        <w:t xml:space="preserve">dishonestly — inventing a roster line to clear an error is worse than the</w:t>
+        <w:t xml:space="preserve">dishonestly - inventing a roster line to clear an error is worse than the</w:t>
       </w:r>
       <w:r>
         <w:t xml:space="preserve"> </w:t>
@@ -22751,7 +22751,7 @@
         <w:t xml:space="preserve"> </w:t>
       </w:r>
       <w:r>
-        <w:t xml:space="preserve">than clinical plausibility — child</w:t>
+        <w:t xml:space="preserve">than clinical plausibility - child</w:t>
       </w:r>
       <w:r>
         <w:t xml:space="preserve"> </w:t>
@@ -22782,7 +22782,7 @@
         <w:t xml:space="preserve">Blocking constraints</w:t>
       </w:r>
     </w:p>
-    <w:bookmarkStart w:id="129" w:name="pin_entered-enter-your-4-digit-pin"/>
+    <w:bookmarkStart w:id="129" w:name="pin_entered---enter-your-4-digit-pin"/>
     <w:p>
       <w:pPr>
         <w:pStyle w:val="Heading3"/>
@@ -22797,7 +22797,7 @@
         <w:t xml:space="preserve"> </w:t>
       </w:r>
       <w:r>
-        <w:t xml:space="preserve">— Enter your 4-digit PIN</w:t>
+        <w:t xml:space="preserve">- Enter your 4-digit PIN</w:t>
       </w:r>
     </w:p>
     <w:tbl>
@@ -22984,7 +22984,7 @@
       </w:tr>
     </w:tbl>
     <w:bookmarkEnd w:id="129"/>
-    <w:bookmarkStart w:id="130" w:name="q1_02_lga-1.02-local-government-area"/>
+    <w:bookmarkStart w:id="130" w:name="q1_02_lga---1.02-local-government-area"/>
     <w:p>
       <w:pPr>
         <w:pStyle w:val="Heading3"/>
@@ -22999,7 +22999,7 @@
         <w:t xml:space="preserve"> </w:t>
       </w:r>
       <w:r>
-        <w:t xml:space="preserve">— 1.02 Local Government Area</w:t>
+        <w:t xml:space="preserve">- 1.02 Local Government Area</w:t>
       </w:r>
     </w:p>
     <w:tbl>
@@ -23186,7 +23186,7 @@
       </w:tr>
     </w:tbl>
     <w:bookmarkEnd w:id="130"/>
-    <w:bookmarkStart w:id="131" w:name="X2c278723dcc5a53689391b223f74435dddb7edc"/>
+    <w:bookmarkStart w:id="131" w:name="X8400c9e46e519a1d302e92a60274012879955b0"/>
     <w:p>
       <w:pPr>
         <w:pStyle w:val="Heading3"/>
@@ -23201,7 +23201,7 @@
         <w:t xml:space="preserve"> </w:t>
       </w:r>
       <w:r>
-        <w:t xml:space="preserve">— 1.06 Structure number painted on the dwelling</w:t>
+        <w:t xml:space="preserve">- 1.06 Structure number painted on the dwelling</w:t>
       </w:r>
     </w:p>
     <w:tbl>
@@ -23388,7 +23388,7 @@
       </w:tr>
     </w:tbl>
     <w:bookmarkEnd w:id="131"/>
-    <w:bookmarkStart w:id="132" w:name="X82cbce570256988a2e7b5e888c216149aa98298"/>
+    <w:bookmarkStart w:id="132" w:name="Xa19b419498626634ec421a1b853225a9e99eb32"/>
     <w:p>
       <w:pPr>
         <w:pStyle w:val="Heading3"/>
@@ -23403,7 +23403,7 @@
         <w:t xml:space="preserve"> </w:t>
       </w:r>
       <w:r>
-        <w:t xml:space="preserve">— 1.07 Household serial number within the settlement</w:t>
+        <w:t xml:space="preserve">- 1.07 Household serial number within the settlement</w:t>
       </w:r>
     </w:p>
     <w:tbl>
@@ -23590,7 +23590,7 @@
       </w:tr>
     </w:tbl>
     <w:bookmarkEnd w:id="132"/>
-    <w:bookmarkStart w:id="133" w:name="q1_10_visit_date-1.10-date-of-visit"/>
+    <w:bookmarkStart w:id="133" w:name="q1_10_visit_date---1.10-date-of-visit"/>
     <w:p>
       <w:pPr>
         <w:pStyle w:val="Heading3"/>
@@ -23605,7 +23605,7 @@
         <w:t xml:space="preserve"> </w:t>
       </w:r>
       <w:r>
-        <w:t xml:space="preserve">— 1.10 Date of visit</w:t>
+        <w:t xml:space="preserve">- 1.10 Date of visit</w:t>
       </w:r>
     </w:p>
     <w:tbl>
@@ -23801,7 +23801,7 @@
       </w:tr>
     </w:tbl>
     <w:bookmarkEnd w:id="133"/>
-    <w:bookmarkStart w:id="134" w:name="X2339c03c5ecdba92b26da0222f3a8cfa76bd22d"/>
+    <w:bookmarkStart w:id="134" w:name="Xe237085fd029098caff561882fed8b027ed96a6"/>
     <w:p>
       <w:pPr>
         <w:pStyle w:val="Heading3"/>
@@ -23816,7 +23816,7 @@
         <w:t xml:space="preserve"> </w:t>
       </w:r>
       <w:r>
-        <w:t xml:space="preserve">— 2.01 Consent statement read aloud to the respondent in full?</w:t>
+        <w:t xml:space="preserve">- 2.01 Consent statement read aloud to the respondent in full?</w:t>
       </w:r>
     </w:p>
     <w:tbl>
@@ -24019,7 +24019,7 @@
       </w:tr>
     </w:tbl>
     <w:bookmarkEnd w:id="134"/>
-    <w:bookmarkStart w:id="135" w:name="Xc88130b87a20ec10e702240fd9b14fe237c55e6"/>
+    <w:bookmarkStart w:id="135" w:name="X5863a1b080e21df5ff112d274a87f4410ecb5e2"/>
     <w:p>
       <w:pPr>
         <w:pStyle w:val="Heading3"/>
@@ -24034,7 +24034,7 @@
         <w:t xml:space="preserve"> </w:t>
       </w:r>
       <w:r>
-        <w:t xml:space="preserve">— 3.01 How many people usually live in this household?</w:t>
+        <w:t xml:space="preserve">- 3.01 How many people usually live in this household?</w:t>
       </w:r>
     </w:p>
     <w:tbl>
@@ -24225,7 +24225,7 @@
       </w:tr>
     </w:tbl>
     <w:bookmarkEnd w:id="135"/>
-    <w:bookmarkStart w:id="136" w:name="r_age_years-5-age-in-completed-years"/>
+    <w:bookmarkStart w:id="136" w:name="r_age_years---5-age-in-completed-years"/>
     <w:p>
       <w:pPr>
         <w:pStyle w:val="Heading3"/>
@@ -24240,7 +24240,7 @@
         <w:t xml:space="preserve"> </w:t>
       </w:r>
       <w:r>
-        <w:t xml:space="preserve">— (5) Age in completed years</w:t>
+        <w:t xml:space="preserve">- (5) Age in completed years</w:t>
       </w:r>
     </w:p>
     <w:tbl>
@@ -24427,7 +24427,7 @@
       </w:tr>
     </w:tbl>
     <w:bookmarkEnd w:id="136"/>
-    <w:bookmarkStart w:id="137" w:name="r_age_months-6-age-in-completed-months"/>
+    <w:bookmarkStart w:id="137" w:name="r_age_months---6-age-in-completed-months"/>
     <w:p>
       <w:pPr>
         <w:pStyle w:val="Heading3"/>
@@ -24442,7 +24442,7 @@
         <w:t xml:space="preserve"> </w:t>
       </w:r>
       <w:r>
-        <w:t xml:space="preserve">— (6) Age in completed months</w:t>
+        <w:t xml:space="preserve">- (6) Age in completed months</w:t>
       </w:r>
     </w:p>
     <w:tbl>
@@ -24638,7 +24638,7 @@
       </w:tr>
     </w:tbl>
     <w:bookmarkEnd w:id="137"/>
-    <w:bookmarkStart w:id="138" w:name="Xb31b2748ab51c6d277a619b581349b98d4c4c1a"/>
+    <w:bookmarkStart w:id="138" w:name="Xd461e7f2c7d0b21fa6515a2cb97f82e914136f0"/>
     <w:p>
       <w:pPr>
         <w:pStyle w:val="Heading3"/>
@@ -24653,7 +24653,7 @@
         <w:t xml:space="preserve"> </w:t>
       </w:r>
       <w:r>
-        <w:t xml:space="preserve">— 4.01 Line number of this child in the Section 3 roster</w:t>
+        <w:t xml:space="preserve">- 4.01 Line number of this child in the Section 3 roster</w:t>
       </w:r>
     </w:p>
     <w:tbl>
@@ -24840,7 +24840,7 @@
       </w:tr>
     </w:tbl>
     <w:bookmarkEnd w:id="138"/>
-    <w:bookmarkStart w:id="139" w:name="q4_05_weight_kg-4.05-weight-in-kg"/>
+    <w:bookmarkStart w:id="139" w:name="q4_05_weight_kg---4.05-weight-in-kg"/>
     <w:p>
       <w:pPr>
         <w:pStyle w:val="Heading3"/>
@@ -24855,7 +24855,7 @@
         <w:t xml:space="preserve"> </w:t>
       </w:r>
       <w:r>
-        <w:t xml:space="preserve">— 4.05 Weight in kg</w:t>
+        <w:t xml:space="preserve">- 4.05 Weight in kg</w:t>
       </w:r>
     </w:p>
     <w:tbl>
@@ -25046,7 +25046,7 @@
       </w:tr>
     </w:tbl>
     <w:bookmarkEnd w:id="139"/>
-    <w:bookmarkStart w:id="140" w:name="X9d1f0aad8e697f53a7160e29bf23a15e16ca4f4"/>
+    <w:bookmarkStart w:id="140" w:name="X73b7d61d8d84e30791cddf989797ecb163610e7"/>
     <w:p>
       <w:pPr>
         <w:pStyle w:val="Heading3"/>
@@ -25061,7 +25061,7 @@
         <w:t xml:space="preserve"> </w:t>
       </w:r>
       <w:r>
-        <w:t xml:space="preserve">— 4.06 Length or height in cm</w:t>
+        <w:t xml:space="preserve">- 4.06 Length or height in cm</w:t>
       </w:r>
     </w:p>
     <w:tbl>
@@ -25252,7 +25252,7 @@
       </w:tr>
     </w:tbl>
     <w:bookmarkEnd w:id="140"/>
-    <w:bookmarkStart w:id="141" w:name="X0058fd23f45434bca722af49f405bae24fff917"/>
+    <w:bookmarkStart w:id="141" w:name="X068f34be0a5cdb2506877e8f74cf16a3db8cebf"/>
     <w:p>
       <w:pPr>
         <w:pStyle w:val="Heading3"/>
@@ -25267,7 +25267,7 @@
         <w:t xml:space="preserve"> </w:t>
       </w:r>
       <w:r>
-        <w:t xml:space="preserve">— 5.03 Specimen label serial (6 digits, after BSN)</w:t>
+        <w:t xml:space="preserve">- 5.03 Specimen label serial (6 digits, after BSN)</w:t>
       </w:r>
     </w:p>
     <w:tbl>
@@ -25454,7 +25454,7 @@
       </w:tr>
     </w:tbl>
     <w:bookmarkEnd w:id="141"/>
-    <w:bookmarkStart w:id="142" w:name="X4f94280640ffda5b679d0d318dc5ab0acdee3d1"/>
+    <w:bookmarkStart w:id="142" w:name="X94ad7423f29b0aa1962abd6b603cc3f17bbfdfb"/>
     <w:p>
       <w:pPr>
         <w:pStyle w:val="Heading3"/>
@@ -25469,7 +25469,7 @@
         <w:t xml:space="preserve"> </w:t>
       </w:r>
       <w:r>
-        <w:t xml:space="preserve">— 5.03 Check character (after the hyphen)</w:t>
+        <w:t xml:space="preserve">- 5.03 Check character (after the hyphen)</w:t>
       </w:r>
     </w:p>
     <w:tbl>
@@ -25665,7 +25665,7 @@
       </w:tr>
     </w:tbl>
     <w:bookmarkEnd w:id="142"/>
-    <w:bookmarkStart w:id="143" w:name="X80fe9073b17d8dbb806f9f6e4682d75a041b0f6"/>
+    <w:bookmarkStart w:id="143" w:name="X4ee8a37f3f9268c6c7a78f6d8c4a13c59d9efdc"/>
     <w:p>
       <w:pPr>
         <w:pStyle w:val="Heading3"/>
@@ -25680,7 +25680,7 @@
         <w:t xml:space="preserve"> </w:t>
       </w:r>
       <w:r>
-        <w:t xml:space="preserve">— 5.05 Temperature shown on the cold box thermometer</w:t>
+        <w:t xml:space="preserve">- 5.05 Temperature shown on the cold box thermometer</w:t>
       </w:r>
     </w:p>
     <w:tbl>
@@ -25871,7 +25871,7 @@
       </w:tr>
     </w:tbl>
     <w:bookmarkEnd w:id="143"/>
-    <w:bookmarkStart w:id="144" w:name="X33d02bbe73e2c07265bdb0b5d2fd302ec99abef"/>
+    <w:bookmarkStart w:id="144" w:name="Xcb3301456abb86fdc0b63b082626a081c6b5247"/>
     <w:p>
       <w:pPr>
         <w:pStyle w:val="Heading3"/>
@@ -25886,7 +25886,7 @@
         <w:t xml:space="preserve"> </w:t>
       </w:r>
       <w:r>
-        <w:t xml:space="preserve">— 6.07 Which of the following does this household own?</w:t>
+        <w:t xml:space="preserve">- 6.07 Which of the following does this household own?</w:t>
       </w:r>
     </w:p>
     <w:tbl>
@@ -26099,7 +26099,7 @@
         <w:t xml:space="preserve">Warnings</w:t>
       </w:r>
     </w:p>
-    <w:bookmarkStart w:id="146" w:name="X90fed67e9f3ad151dbe4c881af3b54ac070734b"/>
+    <w:bookmarkStart w:id="146" w:name="Xf218386d4dbe63e83ef8f006db6ea9b0fd959d2"/>
     <w:p>
       <w:pPr>
         <w:pStyle w:val="Heading3"/>
@@ -26114,7 +26114,7 @@
         <w:t xml:space="preserve"> </w:t>
       </w:r>
       <w:r>
-        <w:t xml:space="preserve">— ⚠ You recorded ${q3_01_hh_size} usual residents but listed ${roster_count}. Check the roster before continuing.</w:t>
+        <w:t xml:space="preserve">- ⚠ You recorded ${q3_01_hh_size} usual residents but listed ${roster_count}. Check the roster before continuing.</w:t>
       </w:r>
     </w:p>
     <w:tbl>
@@ -26277,7 +26277,7 @@
       </w:tr>
     </w:tbl>
     <w:bookmarkEnd w:id="146"/>
-    <w:bookmarkStart w:id="147" w:name="X5f24d4dc865cd536818876727d59d6156768ea3"/>
+    <w:bookmarkStart w:id="147" w:name="X4d584dbe63b537df42555254d2b48cc57a5dcc1"/>
     <w:p>
       <w:pPr>
         <w:pStyle w:val="Heading3"/>
@@ -26292,7 +26292,7 @@
         <w:t xml:space="preserve"> </w:t>
       </w:r>
       <w:r>
-        <w:t xml:space="preserve">— ⚠ This weight is outside the usual range for a child aged ${q4_03_age_months} months. Re-weigh to confirm, then record what you measure.</w:t>
+        <w:t xml:space="preserve">- ⚠ This weight is outside the usual range for a child aged ${q4_03_age_months} months. Re-weigh to confirm, then record what you measure.</w:t>
       </w:r>
     </w:p>
     <w:tbl>
@@ -26451,7 +26451,7 @@
       </w:tr>
     </w:tbl>
     <w:bookmarkEnd w:id="147"/>
-    <w:bookmarkStart w:id="148" w:name="Xef5e736e4be54faaf394f732541dd6be745c26a"/>
+    <w:bookmarkStart w:id="148" w:name="Xefce3e33c9cd79d444605280f59cd3db1b206fe"/>
     <w:p>
       <w:pPr>
         <w:pStyle w:val="Heading3"/>
@@ -26466,7 +26466,7 @@
         <w:t xml:space="preserve"> </w:t>
       </w:r>
       <w:r>
-        <w:t xml:space="preserve">— ⚠ This height is outside the usual range for a child aged ${q4_03_age_months} months. Re-measure to confirm, then record what you measure.</w:t>
+        <w:t xml:space="preserve">- ⚠ This height is outside the usual range for a child aged ${q4_03_age_months} months. Re-measure to confirm, then record what you measure.</w:t>
       </w:r>
     </w:p>
     <w:tbl>
@@ -26625,7 +26625,7 @@
       </w:tr>
     </w:tbl>
     <w:bookmarkEnd w:id="148"/>
-    <w:bookmarkStart w:id="149" w:name="Xadf4977d1f395f6a136494c7dd41f855a3311cb"/>
+    <w:bookmarkStart w:id="149" w:name="X0e98f3c124c2f859780a1239f8e9077582011df"/>
     <w:p>
       <w:pPr>
         <w:pStyle w:val="Heading3"/>
@@ -26640,7 +26640,7 @@
         <w:t xml:space="preserve"> </w:t>
       </w:r>
       <w:r>
-        <w:t xml:space="preserve">— ⚠ Convention is recumbent below 24 months and standing at 24 months and above. Confirm this was intended.</w:t>
+        <w:t xml:space="preserve">- ⚠ Convention is recumbent below 24 months and standing at 24 months and above. Confirm this was intended.</w:t>
       </w:r>
     </w:p>
     <w:tbl>
@@ -26799,7 +26799,7 @@
       </w:tr>
     </w:tbl>
     <w:bookmarkEnd w:id="149"/>
-    <w:bookmarkStart w:id="150" w:name="Xa5a02efcafda37b2a7ff9ecd8644805a126cb57"/>
+    <w:bookmarkStart w:id="150" w:name="Xd95aafd0e79cf1d2378d132ce4efe1819b16395"/>
     <w:p>
       <w:pPr>
         <w:pStyle w:val="Heading3"/>
@@ -26814,7 +26814,7 @@
         <w:t xml:space="preserve"> </w:t>
       </w:r>
       <w:r>
-        <w:t xml:space="preserve">— ⚠ PLACEHOLDER MEDICINE LIST - NOT FOR DEPLOYMENT. The codelist referenced by the paper form was not supplied. See defect E1.</w:t>
+        <w:t xml:space="preserve">- ⚠ PLACEHOLDER MEDICINE LIST - NOT FOR DEPLOYMENT. The codelist referenced by the paper form was not supplied. See defect E1.</w:t>
       </w:r>
     </w:p>
     <w:tbl>
@@ -26977,7 +26977,7 @@
       </w:tr>
     </w:tbl>
     <w:bookmarkEnd w:id="150"/>
-    <w:bookmarkStart w:id="151" w:name="Xfc8d038d76ec7269465f14037f04432272de2e6"/>
+    <w:bookmarkStart w:id="151" w:name="X32d927a8481bdd9465c62e87773ff950c3f961a"/>
     <w:p>
       <w:pPr>
         <w:pStyle w:val="Heading3"/>
@@ -26992,7 +26992,7 @@
         <w:t xml:space="preserve"> </w:t>
       </w:r>
       <w:r>
-        <w:t xml:space="preserve">— ⚠ Temperature is outside 2-8 °C. Report to your supervisor now - the cold chain may have failed.</w:t>
+        <w:t xml:space="preserve">- ⚠ Temperature is outside 2-8 °C. Report to your supervisor now - the cold chain may have failed.</w:t>
       </w:r>
     </w:p>
     <w:tbl>
@@ -27227,7 +27227,7 @@
         <w:t xml:space="preserve"> </w:t>
       </w:r>
       <w:r>
-        <w:t xml:space="preserve">— they are my own and have not been checked.</w:t>
+        <w:t xml:space="preserve">- they are my own and have not been checked.</w:t>
       </w:r>
     </w:p>
     <w:bookmarkEnd w:id="153"/>
@@ -27326,7 +27326,7 @@
         <w:t xml:space="preserve"> </w:t>
       </w:r>
       <w:r>
-        <w:t xml:space="preserve">— free text by design. Constraining an other-specify field defeats its purpose.</w:t>
+        <w:t xml:space="preserve">- free text by design. Constraining an other-specify field defeats its purpose.</w:t>
       </w:r>
     </w:p>
     <w:p>
@@ -27349,7 +27349,7 @@
         <w:t xml:space="preserve"> </w:t>
       </w:r>
       <w:r>
-        <w:t xml:space="preserve">— no geofence. A settlement centroid is not a household location, and a boundary constraint would block legitimate dwellings on the edge of a settlement. Out-of-area points are better found in back-office QA against the settlement list than blocked at the doorstep.</w:t>
+        <w:t xml:space="preserve">- no geofence. A settlement centroid is not a household location, and a boundary constraint would block legitimate dwellings on the edge of a settlement. Out-of-area points are better found in back-office QA against the settlement list than blocked at the doorstep.</w:t>
       </w:r>
     </w:p>
     <w:p>
@@ -27372,7 +27372,7 @@
         <w:t xml:space="preserve"> </w:t>
       </w:r>
       <w:r>
-        <w:t xml:space="preserve">— no validity constraint beyond selection from the list, because the real codelist does not exist. See defect E1.</w:t>
+        <w:t xml:space="preserve">- no validity constraint beyond selection from the list, because the real codelist does not exist. See defect E1.</w:t>
       </w:r>
     </w:p>
     <w:p>
@@ -27550,7 +27550,7 @@
         <w:t xml:space="preserve"> </w:t>
       </w:r>
       <w:r>
-        <w:t xml:space="preserve">in that preview. The alternative — putting 2,524 settlements on the</w:t>
+        <w:t xml:space="preserve">in that preview. The alternative - putting 2,524 settlements on the</w:t>
       </w:r>
       <w:r>
         <w:t xml:space="preserve"> </w:t>
@@ -27565,7 +27565,7 @@
         <w:t xml:space="preserve"> </w:t>
       </w:r>
       <w:r>
-        <w:t xml:space="preserve">worksheet so the preview works — is the design this question explicitly rules</w:t>
+        <w:t xml:space="preserve">worksheet so the preview works - is the design this question explicitly rules</w:t>
       </w:r>
       <w:r>
         <w:t xml:space="preserve"> </w:t>
@@ -27962,7 +27962,7 @@
         <w:t xml:space="preserve"> </w:t>
       </w:r>
       <w:r>
-        <w:t xml:space="preserve">— an</w:t>
+        <w:t xml:space="preserve">- an</w:t>
       </w:r>
       <w:r>
         <w:t xml:space="preserve"> </w:t>
@@ -28075,7 +28075,7 @@
         <w:t xml:space="preserve"> </w:t>
       </w:r>
       <w:r>
-        <w:t xml:space="preserve">comparison is false — so</w:t>
+        <w:t xml:space="preserve">comparison is false - so</w:t>
       </w:r>
       <w:r>
         <w:t xml:space="preserve"> </w:t>
@@ -28122,7 +28122,7 @@
         <w:t xml:space="preserve"> </w:t>
       </w:r>
       <w:r>
-        <w:t xml:space="preserve">one tap, and it catches a team working from the wrong book — an error the check</w:t>
+        <w:t xml:space="preserve">one tap, and it catches a team working from the wrong book - an error the check</w:t>
       </w:r>
       <w:r>
         <w:t xml:space="preserve"> </w:t>
@@ -28660,7 +28660,7 @@
               <w:pStyle w:val="Compact"/>
             </w:pPr>
             <w:r>
-              <w:t xml:space="preserve">4.13 —</w:t>
+              <w:t xml:space="preserve">4.13 -</w:t>
             </w:r>
             <w:r>
               <w:t xml:space="preserve"> </w:t>
@@ -28746,7 +28746,7 @@
         <w:t xml:space="preserve"> </w:t>
       </w:r>
       <w:r>
-        <w:t xml:space="preserve">— only</w:t>
+        <w:t xml:space="preserve">- only</w:t>
       </w:r>
       <w:r>
         <w:t xml:space="preserve"> </w:t>
@@ -28839,13 +28839,13 @@
     </w:p>
     <w:bookmarkEnd w:id="163"/>
     <w:bookmarkEnd w:id="164"/>
-    <w:bookmarkStart w:id="192" w:name="test-plan-form-hh2026v1"/>
+    <w:bookmarkStart w:id="192" w:name="test-plan---form-hh2026v1"/>
     <w:p>
       <w:pPr>
         <w:pStyle w:val="Heading1"/>
       </w:pPr>
       <w:r>
-        <w:t xml:space="preserve">Test plan — Form HH/2026/v1</w:t>
+        <w:t xml:space="preserve">Test plan - Form HH/2026/v1</w:t>
       </w:r>
     </w:p>
     <w:p>
@@ -28869,7 +28869,7 @@
         <w:t xml:space="preserve"> </w:t>
       </w:r>
       <w:r>
-        <w:t xml:space="preserve">automatically — below minimum, at minimum, at maximum, above maximum — read</w:t>
+        <w:t xml:space="preserve">automatically - below minimum, at minimum, at maximum, above maximum - read</w:t>
       </w:r>
       <w:r>
         <w:t xml:space="preserve"> </w:t>
@@ -28917,7 +28917,7 @@
         <w:t xml:space="preserve"> </w:t>
       </w:r>
       <w:r>
-        <w:t xml:space="preserve">— 29 negative, 20 boundary, 5 positive/behavioural.</w:t>
+        <w:t xml:space="preserve">- 29 negative, 20 boundary, 5 positive/behavioural.</w:t>
       </w:r>
     </w:p>
     <w:bookmarkStart w:id="165" w:name="execution-status"/>
@@ -28977,13 +28977,13 @@
         <w:t xml:space="preserve"> </w:t>
       </w:r>
       <w:r>
-        <w:t xml:space="preserve">executed —</w:t>
-      </w:r>
-      <w:r>
-        <w:t xml:space="preserve"> </w:t>
-      </w:r>
-      <w:r>
-        <w:t xml:space="preserve">exhaustively — in</w:t>
+        <w:t xml:space="preserve">executed -</w:t>
+      </w:r>
+      <w:r>
+        <w:t xml:space="preserve"> </w:t>
+      </w:r>
+      <w:r>
+        <w:t xml:space="preserve">exhaustively - in</w:t>
       </w:r>
       <w:r>
         <w:t xml:space="preserve"> </w:t>
@@ -29252,13 +29252,13 @@
         <w:t xml:space="preserve">Scenario cases</w:t>
       </w:r>
     </w:p>
-    <w:bookmarkStart w:id="167" w:name="X76b61a6b3e666564db1a2f1d31f4e4fe075a405"/>
+    <w:bookmarkStart w:id="167" w:name="X018ff9a95ed40f69c21fb7aa896550baa5c6717"/>
     <w:p>
       <w:pPr>
         <w:pStyle w:val="Heading3"/>
       </w:pPr>
       <w:r>
-        <w:t xml:space="preserve">S01 — Specimen eligibility cut, lower side</w:t>
+        <w:t xml:space="preserve">S01 - Specimen eligibility cut, lower side</w:t>
       </w:r>
       <w:r>
         <w:t xml:space="preserve"> </w:t>
@@ -29497,13 +29497,13 @@
       </w:tr>
     </w:tbl>
     <w:bookmarkEnd w:id="167"/>
-    <w:bookmarkStart w:id="168" w:name="X8429d053907461a2edd2f81d724f21b2563ccea"/>
+    <w:bookmarkStart w:id="168" w:name="X8fc3922dad100f0622a79266e704040b30e7078"/>
     <w:p>
       <w:pPr>
         <w:pStyle w:val="Heading3"/>
       </w:pPr>
       <w:r>
-        <w:t xml:space="preserve">S02 — Specimen eligibility cut, upper side</w:t>
+        <w:t xml:space="preserve">S02 - Specimen eligibility cut, upper side</w:t>
       </w:r>
       <w:r>
         <w:t xml:space="preserve"> </w:t>
@@ -29742,13 +29742,13 @@
       </w:tr>
     </w:tbl>
     <w:bookmarkEnd w:id="168"/>
-    <w:bookmarkStart w:id="169" w:name="X3983d8e4e52646323c7b99b6834052e4fe6053e"/>
+    <w:bookmarkStart w:id="169" w:name="Xda527362b3e9d4fba1cecaed7fbd10a0bac0d78"/>
     <w:p>
       <w:pPr>
         <w:pStyle w:val="Heading3"/>
       </w:pPr>
       <w:r>
-        <w:t xml:space="preserve">S03 — Measurement position change, below the cut</w:t>
+        <w:t xml:space="preserve">S03 - Measurement position change, below the cut</w:t>
       </w:r>
       <w:r>
         <w:t xml:space="preserve"> </w:t>
@@ -29990,13 +29990,13 @@
       </w:tr>
     </w:tbl>
     <w:bookmarkEnd w:id="169"/>
-    <w:bookmarkStart w:id="170" w:name="Xafc96823f3b33c384cf4fa3209044c7ec4ef3bd"/>
+    <w:bookmarkStart w:id="170" w:name="Xe08289f3e932c84f5bfa11f42f941611ced344d"/>
     <w:p>
       <w:pPr>
         <w:pStyle w:val="Heading3"/>
       </w:pPr>
       <w:r>
-        <w:t xml:space="preserve">S04 — Measurement position change, at the cut</w:t>
+        <w:t xml:space="preserve">S04 - Measurement position change, at the cut</w:t>
       </w:r>
       <w:r>
         <w:t xml:space="preserve"> </w:t>
@@ -30238,13 +30238,13 @@
       </w:tr>
     </w:tbl>
     <w:bookmarkEnd w:id="170"/>
-    <w:bookmarkStart w:id="171" w:name="Xfffd6b6943f67ceb83903f131897c9637b39cbc"/>
+    <w:bookmarkStart w:id="171" w:name="Xaa5404f12032f4d9cd7059293cfaaa8a1fcb29e"/>
     <w:p>
       <w:pPr>
         <w:pStyle w:val="Heading3"/>
       </w:pPr>
       <w:r>
-        <w:t xml:space="preserve">S05 — Date before the fieldwork window</w:t>
+        <w:t xml:space="preserve">S05 - Date before the fieldwork window</w:t>
       </w:r>
       <w:r>
         <w:t xml:space="preserve"> </w:t>
@@ -30473,13 +30473,13 @@
       </w:tr>
     </w:tbl>
     <w:bookmarkEnd w:id="171"/>
-    <w:bookmarkStart w:id="172" w:name="Xb650c7b9fcd0a77987d73dc844270f374ca0491"/>
+    <w:bookmarkStart w:id="172" w:name="X76b5d31d01cd51a583698b76e395720966b19bd"/>
     <w:p>
       <w:pPr>
         <w:pStyle w:val="Heading3"/>
       </w:pPr>
       <w:r>
-        <w:t xml:space="preserve">S06 — Date after the fieldwork window</w:t>
+        <w:t xml:space="preserve">S06 - Date after the fieldwork window</w:t>
       </w:r>
       <w:r>
         <w:t xml:space="preserve"> </w:t>
@@ -30680,13 +30680,13 @@
       </w:tr>
     </w:tbl>
     <w:bookmarkEnd w:id="172"/>
-    <w:bookmarkStart w:id="173" w:name="X314a47e002570e7b06001a26847ff4d65a33270"/>
+    <w:bookmarkStart w:id="173" w:name="X18f38807eb1d9f98aca3c1d98f36534c59ec69a"/>
     <w:p>
       <w:pPr>
         <w:pStyle w:val="Heading3"/>
       </w:pPr>
       <w:r>
-        <w:t xml:space="preserve">S07 — Roster disagrees with stated household size</w:t>
+        <w:t xml:space="preserve">S07 - Roster disagrees with stated household size</w:t>
       </w:r>
       <w:r>
         <w:t xml:space="preserve"> </w:t>
@@ -30915,13 +30915,13 @@
       </w:tr>
     </w:tbl>
     <w:bookmarkEnd w:id="173"/>
-    <w:bookmarkStart w:id="174" w:name="s08-consent-statement-not-read"/>
+    <w:bookmarkStart w:id="174" w:name="s08---consent-statement-not-read"/>
     <w:p>
       <w:pPr>
         <w:pStyle w:val="Heading3"/>
       </w:pPr>
       <w:r>
-        <w:t xml:space="preserve">S08 — Consent statement not read</w:t>
+        <w:t xml:space="preserve">S08 - Consent statement not read</w:t>
       </w:r>
     </w:p>
     <w:tbl>
@@ -31112,13 +31112,13 @@
       </w:tr>
     </w:tbl>
     <w:bookmarkEnd w:id="174"/>
-    <w:bookmarkStart w:id="175" w:name="X767a26bc9e1db712a9e595acd1a826cb5601dbd"/>
+    <w:bookmarkStart w:id="175" w:name="Xc53176036fe8576d3f634e89eccf714de46377d"/>
     <w:p>
       <w:pPr>
         <w:pStyle w:val="Heading3"/>
       </w:pPr>
       <w:r>
-        <w:t xml:space="preserve">S09 — Transposed pair of digits in the specimen serial</w:t>
+        <w:t xml:space="preserve">S09 - Transposed pair of digits in the specimen serial</w:t>
       </w:r>
     </w:p>
     <w:tbl>
@@ -31337,13 +31337,13 @@
       </w:tr>
     </w:tbl>
     <w:bookmarkEnd w:id="175"/>
-    <w:bookmarkStart w:id="176" w:name="s10-label-from-another-teams-book"/>
+    <w:bookmarkStart w:id="176" w:name="s10---label-from-another-teams-book"/>
     <w:p>
       <w:pPr>
         <w:pStyle w:val="Heading3"/>
       </w:pPr>
       <w:r>
-        <w:t xml:space="preserve">S10 — Label from another team’s book</w:t>
+        <w:t xml:space="preserve">S10 - Label from another team’s book</w:t>
       </w:r>
     </w:p>
     <w:tbl>
@@ -31562,13 +31562,13 @@
       </w:tr>
     </w:tbl>
     <w:bookmarkEnd w:id="176"/>
-    <w:bookmarkStart w:id="177" w:name="Xb3824124bc66362093eaaf7295cb1765f2ce6aa"/>
+    <w:bookmarkStart w:id="177" w:name="X15e9a8c97da841f574ff900163f7992d92365a3"/>
     <w:p>
       <w:pPr>
         <w:pStyle w:val="Heading3"/>
       </w:pPr>
       <w:r>
-        <w:t xml:space="preserve">S11 — Same label used twice in one household</w:t>
+        <w:t xml:space="preserve">S11 - Same label used twice in one household</w:t>
       </w:r>
     </w:p>
     <w:tbl>
@@ -31787,13 +31787,13 @@
       </w:tr>
     </w:tbl>
     <w:bookmarkEnd w:id="177"/>
-    <w:bookmarkStart w:id="178" w:name="Xcd392474ad859936004e0caec83fabd8adab237"/>
+    <w:bookmarkStart w:id="178" w:name="X7be84cd5310c1c33aec3c90e1b5ac11eb03977a"/>
     <w:p>
       <w:pPr>
         <w:pStyle w:val="Heading3"/>
       </w:pPr>
       <w:r>
-        <w:t xml:space="preserve">S12 — Label reused from the previous submission</w:t>
+        <w:t xml:space="preserve">S12 - Label reused from the previous submission</w:t>
       </w:r>
     </w:p>
     <w:tbl>
@@ -32012,13 +32012,13 @@
       </w:tr>
     </w:tbl>
     <w:bookmarkEnd w:id="178"/>
-    <w:bookmarkStart w:id="179" w:name="X226647d10654bdd01e82067aeab939529114cfa"/>
+    <w:bookmarkStart w:id="179" w:name="Xb35e71b01bc2e5c9f75db947df3ae2fcf9df576"/>
     <w:p>
       <w:pPr>
         <w:pStyle w:val="Heading3"/>
       </w:pPr>
       <w:r>
-        <w:t xml:space="preserve">S13 —</w:t>
+        <w:t xml:space="preserve">S13 -</w:t>
       </w:r>
       <w:r>
         <w:t xml:space="preserve"> </w:t>
@@ -32221,13 +32221,13 @@
       </w:tr>
     </w:tbl>
     <w:bookmarkEnd w:id="179"/>
-    <w:bookmarkStart w:id="180" w:name="Xe57d4f72a2871d3278f88307ed24bb73fb8784c"/>
+    <w:bookmarkStart w:id="180" w:name="X70dc0300cb4c2b81d8e34902e6c4dcc80a06a63"/>
     <w:p>
       <w:pPr>
         <w:pStyle w:val="Heading3"/>
       </w:pPr>
       <w:r>
-        <w:t xml:space="preserve">S14 — Wrong PIN for the selected enumerator code</w:t>
+        <w:t xml:space="preserve">S14 - Wrong PIN for the selected enumerator code</w:t>
       </w:r>
     </w:p>
     <w:tbl>
@@ -32418,13 +32418,13 @@
       </w:tr>
     </w:tbl>
     <w:bookmarkEnd w:id="180"/>
-    <w:bookmarkStart w:id="181" w:name="s15-lga-not-assigned-to-this-enumerator"/>
+    <w:bookmarkStart w:id="181" w:name="X32cfacae09e0e6514e64c7c0c915b221c0d162e"/>
     <w:p>
       <w:pPr>
         <w:pStyle w:val="Heading3"/>
       </w:pPr>
       <w:r>
-        <w:t xml:space="preserve">S15 — LGA not assigned to this enumerator</w:t>
+        <w:t xml:space="preserve">S15 - LGA not assigned to this enumerator</w:t>
       </w:r>
     </w:p>
     <w:tbl>
@@ -32642,13 +32642,13 @@
       </w:tr>
     </w:tbl>
     <w:bookmarkEnd w:id="181"/>
-    <w:bookmarkStart w:id="182" w:name="Xd58a0219d239bf8b6f6d1e00fb12158df8ee891"/>
+    <w:bookmarkStart w:id="182" w:name="Xfc8e1d28efedbb8a73c595791faf517adf5af82"/>
     <w:p>
       <w:pPr>
         <w:pStyle w:val="Heading3"/>
       </w:pPr>
       <w:r>
-        <w:t xml:space="preserve">S16 — Skip logic when no specimen is obtained</w:t>
+        <w:t xml:space="preserve">S16 - Skip logic when no specimen is obtained</w:t>
       </w:r>
     </w:p>
     <w:tbl>
@@ -32839,13 +32839,13 @@
       </w:tr>
     </w:tbl>
     <w:bookmarkEnd w:id="182"/>
-    <w:bookmarkStart w:id="183" w:name="Xb71f1cd8ede6d7a9ab4b4883bc60ae6ee961786"/>
+    <w:bookmarkStart w:id="183" w:name="X809c043256d78c0845f2f621ad3a192abecfbc4"/>
     <w:p>
       <w:pPr>
         <w:pStyle w:val="Heading3"/>
       </w:pPr>
       <w:r>
-        <w:t xml:space="preserve">S17 — Skip logic when a specimen IS obtained</w:t>
+        <w:t xml:space="preserve">S17 - Skip logic when a specimen IS obtained</w:t>
       </w:r>
     </w:p>
     <w:tbl>
@@ -33036,13 +33036,13 @@
       </w:tr>
     </w:tbl>
     <w:bookmarkEnd w:id="183"/>
-    <w:bookmarkStart w:id="184" w:name="s18-child-module-pointed-at-an-adult"/>
+    <w:bookmarkStart w:id="184" w:name="s18---child-module-pointed-at-an-adult"/>
     <w:p>
       <w:pPr>
         <w:pStyle w:val="Heading3"/>
       </w:pPr>
       <w:r>
-        <w:t xml:space="preserve">S18 — Child module pointed at an adult</w:t>
+        <w:t xml:space="preserve">S18 - Child module pointed at an adult</w:t>
       </w:r>
     </w:p>
     <w:tbl>
@@ -33261,13 +33261,13 @@
       </w:tr>
     </w:tbl>
     <w:bookmarkEnd w:id="184"/>
-    <w:bookmarkStart w:id="185" w:name="s19-result-of-visit-is-not-completed"/>
+    <w:bookmarkStart w:id="185" w:name="s19---result-of-visit-is-not-completed"/>
     <w:p>
       <w:pPr>
         <w:pStyle w:val="Heading3"/>
       </w:pPr>
       <w:r>
-        <w:t xml:space="preserve">S19 — Result of visit is not</w:t>
+        <w:t xml:space="preserve">S19 - Result of visit is not</w:t>
       </w:r>
       <w:r>
         <w:t xml:space="preserve"> </w:t>
@@ -33464,13 +33464,13 @@
       </w:tr>
     </w:tbl>
     <w:bookmarkEnd w:id="185"/>
-    <w:bookmarkStart w:id="186" w:name="X48107cb9588241973e33dde069baf743ae17c0e"/>
+    <w:bookmarkStart w:id="186" w:name="Xb81b6e42034d3b22e7573755f5913c87a88da3b"/>
     <w:p>
       <w:pPr>
         <w:pStyle w:val="Heading3"/>
       </w:pPr>
       <w:r>
-        <w:t xml:space="preserve">S20 — Eligible-children count is derived, not typed</w:t>
+        <w:t xml:space="preserve">S20 - Eligible-children count is derived, not typed</w:t>
       </w:r>
     </w:p>
     <w:tbl>
@@ -33689,13 +33689,13 @@
       </w:tr>
     </w:tbl>
     <w:bookmarkEnd w:id="186"/>
-    <w:bookmarkStart w:id="187" w:name="X81eb264d492fd3e856360dd507a91b1000a96bb"/>
+    <w:bookmarkStart w:id="187" w:name="X241ea0eb054833d81e2da965d9fb557acb9eaa1"/>
     <w:p>
       <w:pPr>
         <w:pStyle w:val="Heading3"/>
       </w:pPr>
       <w:r>
-        <w:t xml:space="preserve">S21 — Clinically implausible but typeable weight</w:t>
+        <w:t xml:space="preserve">S21 - Clinically implausible but typeable weight</w:t>
       </w:r>
     </w:p>
     <w:tbl>
@@ -33914,13 +33914,13 @@
       </w:tr>
     </w:tbl>
     <w:bookmarkEnd w:id="187"/>
-    <w:bookmarkStart w:id="188" w:name="Xf970b4b08b67875c13b5165da7dbf06d03f4b5c"/>
+    <w:bookmarkStart w:id="188" w:name="X5d9401f93dd7a2f381234832d1a593914e30d01"/>
     <w:p>
       <w:pPr>
         <w:pStyle w:val="Heading3"/>
       </w:pPr>
       <w:r>
-        <w:t xml:space="preserve">S22 — Placeholder medicine list is visible at the point of capture</w:t>
+        <w:t xml:space="preserve">S22 - Placeholder medicine list is visible at the point of capture</w:t>
       </w:r>
     </w:p>
     <w:tbl>
@@ -36865,7 +36865,7 @@
         <w:t xml:space="preserve"> </w:t>
       </w:r>
       <w:r>
-        <w:t xml:space="preserve">construction — see</w:t>
+        <w:t xml:space="preserve">construction - see</w:t>
       </w:r>
       <w:r>
         <w:t xml:space="preserve"> </w:t>
@@ -37002,7 +37002,7 @@
         <w:t xml:space="preserve"> </w:t>
       </w:r>
       <w:r>
-        <w:t xml:space="preserve">the current one is saved — which is, definitionally, not something the form</w:t>
+        <w:t xml:space="preserve">the current one is saved - which is, definitionally, not something the form</w:t>
       </w:r>
       <w:r>
         <w:t xml:space="preserve"> </w:t>
@@ -37152,7 +37152,7 @@
               <w:t xml:space="preserve">range_start</w:t>
             </w:r>
             <w:r>
-              <w:t xml:space="preserve">–</w:t>
+              <w:t xml:space="preserve">-</w:t>
             </w:r>
             <w:r>
               <w:rPr>
@@ -37169,7 +37169,7 @@
               <w:pStyle w:val="Compact"/>
             </w:pPr>
             <w:r>
-              <w:t xml:space="preserve">A label from another team’s book — which the</w:t>
+              <w:t xml:space="preserve">A label from another team’s book - which the</w:t>
             </w:r>
             <w:r>
               <w:t xml:space="preserve"> </w:t>
@@ -37235,7 +37235,7 @@
               <w:pStyle w:val="Compact"/>
             </w:pPr>
             <w:r>
-              <w:t xml:space="preserve">The same label entered for two children in the same household — the most common real duplicate, since both entries happen minutes apart from one book</w:t>
+              <w:t xml:space="preserve">The same label entered for two children in the same household - the most common real duplicate, since both entries happen minutes apart from one book</w:t>
             </w:r>
           </w:p>
         </w:tc>
@@ -37368,13 +37368,13 @@
         <w:t xml:space="preserve">preceding submission</w:t>
       </w:r>
       <w:r>
-        <w:t xml:space="preserve">. It is genuinely useful — consecutive re-entry is a common</w:t>
-      </w:r>
-      <w:r>
-        <w:t xml:space="preserve"> </w:t>
-      </w:r>
-      <w:r>
-        <w:t xml:space="preserve">slip — but it is one step of history, not a ledger. Describing it as duplicate</w:t>
+        <w:t xml:space="preserve">. It is genuinely useful - consecutive re-entry is a common</w:t>
+      </w:r>
+      <w:r>
+        <w:t xml:space="preserve"> </w:t>
+      </w:r>
+      <w:r>
+        <w:t xml:space="preserve">slip - but it is one step of history, not a ledger. Describing it as duplicate</w:t>
       </w:r>
       <w:r>
         <w:t xml:space="preserve"> </w:t>
@@ -37452,7 +37452,7 @@
         <w:t xml:space="preserve"> </w:t>
       </w:r>
       <w:r>
-        <w:t xml:space="preserve">would have resolved to an empty nodeset in the field — making the constraint</w:t>
+        <w:t xml:space="preserve">would have resolved to an empty nodeset in the field - making the constraint</w:t>
       </w:r>
       <w:r>
         <w:t xml:space="preserve"> </w:t>
@@ -37519,7 +37519,7 @@
         <w:t xml:space="preserve"> </w:t>
       </w:r>
       <w:r>
-        <w:t xml:space="preserve">— 5.03 says</w:t>
+        <w:t xml:space="preserve">- 5.03 says</w:t>
       </w:r>
       <w:r>
         <w:t xml:space="preserve"> </w:t>
@@ -37594,13 +37594,13 @@
         <w:pStyle w:val="BodyText"/>
       </w:pPr>
       <w:r>
-        <w:t xml:space="preserve">That matters, because transcription errors are precisely what layers 1–3 and the</w:t>
-      </w:r>
-      <w:r>
-        <w:t xml:space="preserve"> </w:t>
-      </w:r>
-      <w:r>
-        <w:t xml:space="preserve">check digit are good at. Genuine reuse — the same sticker on two containers —</w:t>
+        <w:t xml:space="preserve">That matters, because transcription errors are precisely what layers 1-3 and the</w:t>
+      </w:r>
+      <w:r>
+        <w:t xml:space="preserve"> </w:t>
+      </w:r>
+      <w:r>
+        <w:t xml:space="preserve">check digit are good at. Genuine reuse - the same sticker on two containers -</w:t>
       </w:r>
       <w:r>
         <w:t xml:space="preserve"> </w:t>
@@ -37660,13 +37660,13 @@
         <w:t xml:space="preserve">The architecture that can enforce it fully</w:t>
       </w:r>
     </w:p>
-    <w:bookmarkStart w:id="196" w:name="X277124f5c907ecd135789dcc2eec5e940d04cdd"/>
+    <w:bookmarkStart w:id="196" w:name="X69df5fc581651251287a1b6af1ff0f7bcbdcadf"/>
     <w:p>
       <w:pPr>
         <w:pStyle w:val="Heading3"/>
       </w:pPr>
       <w:r>
-        <w:t xml:space="preserve">Server-side uniqueness at submission — the authoritative layer</w:t>
+        <w:t xml:space="preserve">Server-side uniqueness at submission - the authoritative layer</w:t>
       </w:r>
     </w:p>
     <w:p>
@@ -37728,7 +37728,7 @@
         <w:t xml:space="preserve"> </w:t>
       </w:r>
       <w:r>
-        <w:t xml:space="preserve">a Central feature in itself — Central accepts submissions and does not reject on</w:t>
+        <w:t xml:space="preserve">a Central feature in itself - Central accepts submissions and does not reject on</w:t>
       </w:r>
       <w:r>
         <w:t xml:space="preserve"> </w:t>
@@ -37792,13 +37792,13 @@
       </w:r>
     </w:p>
     <w:bookmarkEnd w:id="196"/>
-    <w:bookmarkStart w:id="197" w:name="X018d28ba7070e5c5d12a4ad75dff9676a79d6b7"/>
+    <w:bookmarkStart w:id="197" w:name="Xa610de692fccda792874e8105b1b111396715f5"/>
     <w:p>
       <w:pPr>
         <w:pStyle w:val="Heading3"/>
       </w:pPr>
       <w:r>
-        <w:t xml:space="preserve">ODK Entities — preventive, but defeated by the offline window</w:t>
+        <w:t xml:space="preserve">ODK Entities - preventive, but defeated by the offline window</w:t>
       </w:r>
     </w:p>
     <w:p>
@@ -37918,13 +37918,13 @@
       </w:r>
     </w:p>
     <w:bookmarkEnd w:id="197"/>
-    <w:bookmarkStart w:id="198" w:name="Xe4f18960d606ea868caf1b95cca50bc70ccf074"/>
+    <w:bookmarkStart w:id="198" w:name="Xb4efae3273ddb41c83721b6800c7fd98b157d27"/>
     <w:p>
       <w:pPr>
         <w:pStyle w:val="Heading3"/>
       </w:pPr>
       <w:r>
-        <w:t xml:space="preserve">Procedural control — the layer that actually prevents</w:t>
+        <w:t xml:space="preserve">Procedural control - the layer that actually prevents</w:t>
       </w:r>
     </w:p>
     <w:p>
@@ -38004,13 +38004,13 @@
       </w:r>
     </w:p>
     <w:bookmarkEnd w:id="198"/>
-    <w:bookmarkStart w:id="199" w:name="X788c532c5112aa21a2473afefe153a87e23f07a"/>
+    <w:bookmarkStart w:id="199" w:name="X8aab2a4ab850087c3027a9dd75b52a21a203eea"/>
     <w:p>
       <w:pPr>
         <w:pStyle w:val="Heading3"/>
       </w:pPr>
       <w:r>
-        <w:t xml:space="preserve">Laboratory reconciliation — the backstop that already exists</w:t>
+        <w:t xml:space="preserve">Laboratory reconciliation - the backstop that already exists</w:t>
       </w:r>
     </w:p>
     <w:p>
@@ -38030,7 +38030,7 @@
         <w:t xml:space="preserve"> </w:t>
       </w:r>
       <w:r>
-        <w:t xml:space="preserve">is a real, working duplicate detector — with a cost of one wasted specimen and</w:t>
+        <w:t xml:space="preserve">is a real, working duplicate detector - with a cost of one wasted specimen and</w:t>
       </w:r>
       <w:r>
         <w:t xml:space="preserve"> </w:t>
@@ -38163,7 +38163,7 @@
               <w:pStyle w:val="Compact"/>
             </w:pPr>
             <w:r>
-              <w:t xml:space="preserve">No — depends on discipline</w:t>
+              <w:t xml:space="preserve">No - depends on discipline</w:t>
             </w:r>
           </w:p>
         </w:tc>
@@ -38209,7 +38209,7 @@
               <w:pStyle w:val="Compact"/>
             </w:pPr>
             <w:r>
-              <w:t xml:space="preserve">No — within-range reuse passes</w:t>
+              <w:t xml:space="preserve">No - within-range reuse passes</w:t>
             </w:r>
           </w:p>
         </w:tc>
@@ -38255,7 +38255,7 @@
               <w:pStyle w:val="Compact"/>
             </w:pPr>
             <w:r>
-              <w:t xml:space="preserve">No — this household only</w:t>
+              <w:t xml:space="preserve">No - this household only</w:t>
             </w:r>
           </w:p>
         </w:tc>
@@ -38301,7 +38301,7 @@
               <w:pStyle w:val="Compact"/>
             </w:pPr>
             <w:r>
-              <w:t xml:space="preserve">No — one submission of history</w:t>
+              <w:t xml:space="preserve">No - one submission of history</w:t>
             </w:r>
           </w:p>
         </w:tc>
@@ -38401,7 +38401,7 @@
               <w:pStyle w:val="Compact"/>
             </w:pPr>
             <w:r>
-              <w:t xml:space="preserve">Yes — at the cost of a revisit</w:t>
+              <w:t xml:space="preserve">Yes - at the cost of a revisit</w:t>
             </w:r>
           </w:p>
         </w:tc>
@@ -38428,7 +38428,7 @@
         <w:t xml:space="preserve"> </w:t>
       </w:r>
       <w:r>
-        <w:t xml:space="preserve">can, and the write-up says plainly which errors still get through — because a</w:t>
+        <w:t xml:space="preserve">can, and the write-up says plainly which errors still get through - because a</w:t>
       </w:r>
       <w:r>
         <w:t xml:space="preserve"> </w:t>
@@ -38510,7 +38510,7 @@
         <w:pStyle w:val="FirstParagraph"/>
       </w:pPr>
       <w:r>
-        <w:t xml:space="preserve">The detection was not the problem — the pattern is obvious once you look. The</w:t>
+        <w:t xml:space="preserve">The detection was not the problem - the pattern is obvious once you look. The</w:t>
       </w:r>
       <w:r>
         <w:t xml:space="preserve"> </w:t>
@@ -38726,7 +38726,7 @@
               <w:pStyle w:val="Compact"/>
             </w:pPr>
             <w:r>
-              <w:t xml:space="preserve">Interview duration — the primary fabrication signal</w:t>
+              <w:t xml:space="preserve">Interview duration - the primary fabrication signal</w:t>
             </w:r>
           </w:p>
         </w:tc>
@@ -38982,7 +38982,7 @@
               <w:t xml:space="preserve"> </w:t>
             </w:r>
             <w:r>
-              <w:t xml:space="preserve">— catches back-dating</w:t>
+              <w:t xml:space="preserve">- catches back-dating</w:t>
             </w:r>
           </w:p>
         </w:tc>
@@ -39041,7 +39041,7 @@
         <w:t xml:space="preserve"> </w:t>
       </w:r>
       <w:r>
-        <w:t xml:space="preserve">— operationally necessary, and also QA evidence:</w:t>
+        <w:t xml:space="preserve">- operationally necessary, and also QA evidence:</w:t>
       </w:r>
       <w:r>
         <w:t xml:space="preserve"> </w:t>
@@ -39455,7 +39455,7 @@
         <w:t xml:space="preserve"> </w:t>
       </w:r>
       <w:r>
-        <w:t xml:space="preserve">Short interviews alone are weak — a</w:t>
+        <w:t xml:space="preserve">Short interviews alone are weak - a</w:t>
       </w:r>
       <w:r>
         <w:t xml:space="preserve"> </w:t>
@@ -39467,7 +39467,7 @@
         <w:t xml:space="preserve"> </w:t>
       </w:r>
       <w:r>
-        <w:t xml:space="preserve">sighting alone is weak — some settlements genuinely have few cards. The</w:t>
+        <w:t xml:space="preserve">sighting alone is weak - some settlements genuinely have few cards. The</w:t>
       </w:r>
       <w:r>
         <w:t xml:space="preserve"> </w:t>
@@ -39720,7 +39720,7 @@
           <w:b/>
           <w:bCs/>
         </w:rPr>
-        <w:t xml:space="preserve">alone — it is evidence for a visit, not a finding.</w:t>
+        <w:t xml:space="preserve">alone - it is evidence for a visit, not a finding.</w:t>
       </w:r>
     </w:p>
     <w:p>
@@ -39879,7 +39879,7 @@
         <w:t xml:space="preserve"> </w:t>
       </w:r>
       <w:r>
-        <w:t xml:space="preserve">partly mitigates this and is not implemented — noted as a limitation rather</w:t>
+        <w:t xml:space="preserve">partly mitigates this and is not implemented - noted as a limitation rather</w:t>
       </w:r>
       <w:r>
         <w:t xml:space="preserve"> </w:t>
@@ -40035,7 +40035,7 @@
         <w:t xml:space="preserve"> </w:t>
       </w:r>
       <w:r>
-        <w:t xml:space="preserve">— which is worth stating before anything else, because both are mine.</w:t>
+        <w:t xml:space="preserve">- which is worth stating before anything else, because both are mine.</w:t>
       </w:r>
     </w:p>
     <w:bookmarkStart w:id="211" w:name="what-the-submission-actually-contains"/>
@@ -40076,13 +40076,13 @@
         <w:t xml:space="preserve"> </w:t>
       </w:r>
       <w:r>
-        <w:t xml:space="preserve">photograph of medicine packaging, a biological specimen identifier, and — where</w:t>
-      </w:r>
-      <w:r>
-        <w:t xml:space="preserve"> </w:t>
-      </w:r>
-      <w:r>
-        <w:t xml:space="preserve">the household was visited before — the identifier linking it to the October 2025</w:t>
+        <w:t xml:space="preserve">photograph of medicine packaging, a biological specimen identifier, and - where</w:t>
+      </w:r>
+      <w:r>
+        <w:t xml:space="preserve"> </w:t>
+      </w:r>
+      <w:r>
+        <w:t xml:space="preserve">the household was visited before - the identifier linking it to the October 2025</w:t>
       </w:r>
       <w:r>
         <w:t xml:space="preserve"> </w:t>
@@ -40430,7 +40430,7 @@
               <w:pStyle w:val="Compact"/>
             </w:pPr>
             <w:r>
-              <w:t xml:space="preserve">Accountability, and itself personal data about staff — retention applies to it too</w:t>
+              <w:t xml:space="preserve">Accountability, and itself personal data about staff - retention applies to it too</w:t>
             </w:r>
           </w:p>
         </w:tc>
@@ -40585,13 +40585,13 @@
         <w:t xml:space="preserve"> </w:t>
       </w:r>
       <w:r>
-        <w:t xml:space="preserve">outside the working tree and gitignored. That is the correct arrangement — a</w:t>
-      </w:r>
-      <w:r>
-        <w:t xml:space="preserve"> </w:t>
-      </w:r>
-      <w:r>
-        <w:t xml:space="preserve">private key in a public repository would make the encryption decorative — and it</w:t>
+        <w:t xml:space="preserve">outside the working tree and gitignored. That is the correct arrangement - a</w:t>
+      </w:r>
+      <w:r>
+        <w:t xml:space="preserve"> </w:t>
+      </w:r>
+      <w:r>
+        <w:t xml:space="preserve">private key in a public repository would make the encryption decorative - and it</w:t>
       </w:r>
       <w:r>
         <w:t xml:space="preserve"> </w:t>
@@ -40677,7 +40677,7 @@
         <w:t xml:space="preserve"> </w:t>
       </w:r>
       <w:r>
-        <w:t xml:space="preserve">attached to the form as media — so</w:t>
+        <w:t xml:space="preserve">attached to the form as media - so</w:t>
       </w:r>
       <w:r>
         <w:t xml:space="preserve"> </w:t>
@@ -40921,7 +40921,7 @@
         <w:pStyle w:val="FirstParagraph"/>
       </w:pPr>
       <w:r>
-        <w:t xml:space="preserve">To support 1.13 — recording the identifier from the October 2025 round — the</w:t>
+        <w:t xml:space="preserve">To support 1.13 - recording the identifier from the October 2025 round - the</w:t>
       </w:r>
       <w:r>
         <w:t xml:space="preserve"> </w:t>
@@ -41031,7 +41031,7 @@
         <w:t xml:space="preserve"> </w:t>
       </w:r>
       <w:r>
-        <w:t xml:space="preserve">households to roughly 300–400 per device.</w:t>
+        <w:t xml:space="preserve">households to roughly 300-400 per device.</w:t>
       </w:r>
     </w:p>
     <w:p>
@@ -41052,7 +41052,7 @@
         <w:t xml:space="preserve"> </w:t>
       </w:r>
       <w:r>
-        <w:t xml:space="preserve">model — one media set becomes twenty-four — and that decision belongs to the</w:t>
+        <w:t xml:space="preserve">model - one media set becomes twenty-four - and that decision belongs to the</w:t>
       </w:r>
       <w:r>
         <w:t xml:space="preserve"> </w:t>
@@ -41200,7 +41200,7 @@
               <w:pStyle w:val="Compact"/>
             </w:pPr>
             <w:r>
-              <w:t xml:space="preserve">Needed to conduct the interview — you must be able to ask about a specific person — but not needed</w:t>
+              <w:t xml:space="preserve">Needed to conduct the interview - you must be able to ask about a specific person - but not needed</w:t>
             </w:r>
             <w:r>
               <w:t xml:space="preserve"> </w:t>
@@ -41399,7 +41399,7 @@
               <w:t xml:space="preserve"> </w:t>
             </w:r>
             <w:r>
-              <w:t xml:space="preserve">so declining follow-up actually prevents it. Not implemented — flagged in the deliberate-scope note. That a consent flag exists and is ignored is a governance defect, not a technical one</w:t>
+              <w:t xml:space="preserve">so declining follow-up actually prevents it. Not implemented - flagged in the deliberate-scope note. That a consent flag exists and is ignored is a governance defect, not a technical one</w:t>
             </w:r>
           </w:p>
         </w:tc>
@@ -41853,7 +41853,7 @@
               <w:t xml:space="preserve"> </w:t>
             </w:r>
             <w:r>
-              <w:t xml:space="preserve">—</w:t>
+              <w:t xml:space="preserve">-</w:t>
             </w:r>
             <w:r>
               <w:t xml:space="preserve"> </w:t>
@@ -41947,7 +41947,7 @@
         <w:t xml:space="preserve"> </w:t>
       </w:r>
       <w:r>
-        <w:t xml:space="preserve">in Excel — and a mixed-version round is precisely when that happens. A field in</w:t>
+        <w:t xml:space="preserve">in Excel - and a mixed-version round is precisely when that happens. A field in</w:t>
       </w:r>
       <w:r>
         <w:t xml:space="preserve"> </w:t>
@@ -42124,7 +42124,7 @@
         <w:t xml:space="preserve"> </w:t>
       </w:r>
       <w:r>
-        <w:t xml:space="preserve">— for example the real medicine list arriving. New</w:t>
+        <w:t xml:space="preserve">- for example the real medicine list arriving. New</w:t>
       </w:r>
       <w:r>
         <w:t xml:space="preserve"> </w:t>
@@ -42134,13 +42134,13 @@
       </w:r>
     </w:p>
     <w:bookmarkEnd w:id="221"/>
-    <w:bookmarkStart w:id="222" w:name="unsafe-do-not-do-mid-round"/>
+    <w:bookmarkStart w:id="222" w:name="unsafe---do-not-do-mid-round"/>
     <w:p>
       <w:pPr>
         <w:pStyle w:val="Heading3"/>
       </w:pPr>
       <w:r>
-        <w:t xml:space="preserve">Unsafe — do not do mid-round</w:t>
+        <w:t xml:space="preserve">Unsafe - do not do mid-round</w:t>
       </w:r>
     </w:p>
     <w:p>
@@ -42275,7 +42275,7 @@
         <w:t xml:space="preserve"> </w:t>
       </w:r>
       <w:r>
-        <w:t xml:space="preserve">be revalidated, and drafts on devices may become unfinishable — the enumerator</w:t>
+        <w:t xml:space="preserve">be revalidated, and drafts on devices may become unfinishable - the enumerator</w:t>
       </w:r>
       <w:r>
         <w:t xml:space="preserve"> </w:t>
@@ -42554,13 +42554,13 @@
         <w:t xml:space="preserve"> </w:t>
       </w:r>
       <w:r>
-        <w:t xml:space="preserve">For a period — potentially the full nine</w:t>
-      </w:r>
-      <w:r>
-        <w:t xml:space="preserve"> </w:t>
-      </w:r>
-      <w:r>
-        <w:t xml:space="preserve">days — some records are version</w:t>
+        <w:t xml:space="preserve">For a period - potentially the full nine</w:t>
+      </w:r>
+      <w:r>
+        <w:t xml:space="preserve"> </w:t>
+      </w:r>
+      <w:r>
+        <w:t xml:space="preserve">days - some records are version</w:t>
       </w:r>
       <w:r>
         <w:t xml:space="preserve"> </w:t>
@@ -42832,7 +42832,7 @@
         <w:t xml:space="preserve"> </w:t>
       </w:r>
       <w:r>
-        <w:t xml:space="preserve">—</w:t>
+        <w:t xml:space="preserve">-</w:t>
       </w:r>
       <w:r>
         <w:t xml:space="preserve"> </w:t>
@@ -42911,7 +42911,7 @@
         <w:rPr>
           <w:rStyle w:val="VerbatimChar"/>
         </w:rPr>
-        <w:t xml:space="preserve">## 2026063002 — 8 June 2026</w:t>
+        <w:t xml:space="preserve">## 2026063002 - 8 June 2026</w:t>
       </w:r>
       <w:r>
         <w:br/>
@@ -42920,7 +42920,7 @@
         <w:rPr>
           <w:rStyle w:val="VerbatimChar"/>
         </w:rPr>
-        <w:t xml:space="preserve">Changed:  q4_13_medicine — placeholder list replaced with the ministry codelist</w:t>
+        <w:t xml:space="preserve">Changed:  q4_13_medicine - placeholder list replaced with the ministry codelist</w:t>
       </w:r>
       <w:r>
         <w:br/>
@@ -43060,7 +43060,7 @@
         <w:t xml:space="preserve"> </w:t>
       </w:r>
       <w:r>
-        <w:t xml:space="preserve">389 KB across seven files — trivial on</w:t>
+        <w:t xml:space="preserve">389 KB across seven files - trivial on</w:t>
       </w:r>
       <w:r>
         <w:t xml:space="preserve"> </w:t>
@@ -43328,13 +43328,13 @@
         <w:t xml:space="preserve">Format is fixed so it can be parsed later if it ever needs to be.</w:t>
       </w:r>
     </w:p>
-    <w:bookmarkStart w:id="232" w:name="june-2026-initial-release"/>
+    <w:bookmarkStart w:id="232" w:name="june-2026---initial-release"/>
     <w:p>
       <w:pPr>
         <w:pStyle w:val="Heading2"/>
       </w:pPr>
       <w:r>
-        <w:t xml:space="preserve">2026063001 — 30 June 2026 — initial release</w:t>
+        <w:t xml:space="preserve">2026063001 - 30 June 2026 - initial release</w:t>
       </w:r>
     </w:p>
     <w:p>
@@ -43436,13 +43436,13 @@
     </w:p>
     <w:bookmarkEnd w:id="232"/>
     <w:bookmarkEnd w:id="233"/>
-    <w:bookmarkStart w:id="246" w:name="Xb8e2d6557f19024c65813ef1a9b3fc623e1a2ac"/>
+    <w:bookmarkStart w:id="246" w:name="Xdd455a8e16cab24a0ca3c7a2bdc58cb6d0ecee0"/>
     <w:p>
       <w:pPr>
         <w:pStyle w:val="Heading1"/>
       </w:pPr>
       <w:r>
-        <w:t xml:space="preserve">Codebook —</w:t>
+        <w:t xml:space="preserve">Codebook -</w:t>
       </w:r>
       <w:r>
         <w:t xml:space="preserve"> </w:t>
@@ -43715,7 +43715,7 @@
               <w:pStyle w:val="Compact"/>
             </w:pPr>
             <w:r>
-              <w:t xml:space="preserve">—</w:t>
+              <w:t xml:space="preserve">-</w:t>
             </w:r>
           </w:p>
         </w:tc>
@@ -43992,13 +43992,13 @@
         <w:t xml:space="preserve"> </w:t>
       </w:r>
       <w:r>
-        <w:t xml:space="preserve">It is not guaranteed unique — two teams could in principle number the same</w:t>
-      </w:r>
-      <w:r>
-        <w:t xml:space="preserve"> </w:t>
-      </w:r>
-      <w:r>
-        <w:t xml:space="preserve">dwelling — which is exactly why</w:t>
+        <w:t xml:space="preserve">It is not guaranteed unique - two teams could in principle number the same</w:t>
+      </w:r>
+      <w:r>
+        <w:t xml:space="preserve"> </w:t>
+      </w:r>
+      <w:r>
+        <w:t xml:space="preserve">dwelling - which is exactly why</w:t>
       </w:r>
       <w:r>
         <w:t xml:space="preserve"> </w:t>
@@ -44106,7 +44106,7 @@
         <w:t xml:space="preserve"> </w:t>
       </w:r>
       <w:r>
-        <w:t xml:space="preserve">— in which case the question was never put to the respondent — or a</w:t>
+        <w:t xml:space="preserve">- in which case the question was never put to the respondent - or a</w:t>
       </w:r>
       <w:r>
         <w:t xml:space="preserve"> </w:t>
@@ -44146,7 +44146,7 @@
       </w:r>
     </w:p>
     <w:bookmarkEnd w:id="236"/>
-    <w:bookmarkStart w:id="237" w:name="table-household-one-row-per-submission"/>
+    <w:bookmarkStart w:id="237" w:name="table-household---one-row-per-submission"/>
     <w:p>
       <w:pPr>
         <w:pStyle w:val="Heading2"/>
@@ -44167,7 +44167,7 @@
         <w:t xml:space="preserve"> </w:t>
       </w:r>
       <w:r>
-        <w:t xml:space="preserve">— one row per submission</w:t>
+        <w:t xml:space="preserve">- one row per submission</w:t>
       </w:r>
     </w:p>
     <w:p>
@@ -44273,7 +44273,7 @@
               <w:pStyle w:val="Compact"/>
             </w:pPr>
             <w:r>
-              <w:t xml:space="preserve">—</w:t>
+              <w:t xml:space="preserve">-</w:t>
             </w:r>
           </w:p>
         </w:tc>
@@ -44325,7 +44325,7 @@
               <w:pStyle w:val="Compact"/>
             </w:pPr>
             <w:r>
-              <w:t xml:space="preserve">—</w:t>
+              <w:t xml:space="preserve">-</w:t>
             </w:r>
           </w:p>
         </w:tc>
@@ -44377,7 +44377,7 @@
               <w:pStyle w:val="Compact"/>
             </w:pPr>
             <w:r>
-              <w:t xml:space="preserve">—</w:t>
+              <w:t xml:space="preserve">-</w:t>
             </w:r>
           </w:p>
         </w:tc>
@@ -44490,7 +44490,7 @@
               <w:pStyle w:val="Compact"/>
             </w:pPr>
             <w:r>
-              <w:t xml:space="preserve">—</w:t>
+              <w:t xml:space="preserve">-</w:t>
             </w:r>
           </w:p>
         </w:tc>
@@ -44542,7 +44542,7 @@
               <w:pStyle w:val="Compact"/>
             </w:pPr>
             <w:r>
-              <w:t xml:space="preserve">—</w:t>
+              <w:t xml:space="preserve">-</w:t>
             </w:r>
           </w:p>
         </w:tc>
@@ -46559,7 +46559,7 @@
       </w:tr>
     </w:tbl>
     <w:bookmarkEnd w:id="237"/>
-    <w:bookmarkStart w:id="238" w:name="table-roster-one-row-per-usual-resident"/>
+    <w:bookmarkStart w:id="238" w:name="X294f7c2fb80fd70eabe6890430126564e98913e"/>
     <w:p>
       <w:pPr>
         <w:pStyle w:val="Heading2"/>
@@ -46580,7 +46580,7 @@
         <w:t xml:space="preserve"> </w:t>
       </w:r>
       <w:r>
-        <w:t xml:space="preserve">— one row per usual resident</w:t>
+        <w:t xml:space="preserve">- one row per usual resident</w:t>
       </w:r>
     </w:p>
     <w:p>
@@ -47089,7 +47089,7 @@
       </w:tr>
     </w:tbl>
     <w:bookmarkEnd w:id="238"/>
-    <w:bookmarkStart w:id="239" w:name="Xb7e9999c9641eaacf2abb1014f96dab453fe5b0"/>
+    <w:bookmarkStart w:id="239" w:name="X0e63517328bcff30d41a253ef43f788f15a0128"/>
     <w:p>
       <w:pPr>
         <w:pStyle w:val="Heading2"/>
@@ -47110,7 +47110,7 @@
         <w:t xml:space="preserve"> </w:t>
       </w:r>
       <w:r>
-        <w:t xml:space="preserve">— one row per eligible child, including specimen</w:t>
+        <w:t xml:space="preserve">- one row per eligible child, including specimen</w:t>
       </w:r>
     </w:p>
     <w:p>
@@ -48928,7 +48928,7 @@
         <w:t xml:space="preserve"> </w:t>
       </w:r>
       <w:r>
-        <w:t xml:space="preserve">—</w:t>
+        <w:t xml:space="preserve">-</w:t>
       </w:r>
       <w:r>
         <w:t xml:space="preserve"> </w:t>
@@ -48977,7 +48977,7 @@
         <w:t xml:space="preserve"> </w:t>
       </w:r>
       <w:r>
-        <w:t xml:space="preserve">—</w:t>
+        <w:t xml:space="preserve">-</w:t>
       </w:r>
       <w:r>
         <w:t xml:space="preserve"> </w:t>
@@ -49116,7 +49116,7 @@
         <w:t xml:space="preserve"> </w:t>
       </w:r>
       <w:r>
-        <w:t xml:space="preserve">—</w:t>
+        <w:t xml:space="preserve">-</w:t>
       </w:r>
       <w:r>
         <w:t xml:space="preserve"> </w:t>
@@ -49165,7 +49165,7 @@
         <w:t xml:space="preserve"> </w:t>
       </w:r>
       <w:r>
-        <w:t xml:space="preserve">—</w:t>
+        <w:t xml:space="preserve">-</w:t>
       </w:r>
       <w:r>
         <w:t xml:space="preserve"> </w:t>
@@ -49214,7 +49214,7 @@
         <w:t xml:space="preserve"> </w:t>
       </w:r>
       <w:r>
-        <w:t xml:space="preserve">—</w:t>
+        <w:t xml:space="preserve">-</w:t>
       </w:r>
       <w:r>
         <w:t xml:space="preserve"> </w:t>
@@ -49278,7 +49278,7 @@
         <w:t xml:space="preserve"> </w:t>
       </w:r>
       <w:r>
-        <w:t xml:space="preserve">—</w:t>
+        <w:t xml:space="preserve">-</w:t>
       </w:r>
       <w:r>
         <w:t xml:space="preserve"> </w:t>
@@ -49342,7 +49342,7 @@
         <w:t xml:space="preserve"> </w:t>
       </w:r>
       <w:r>
-        <w:t xml:space="preserve">—</w:t>
+        <w:t xml:space="preserve">-</w:t>
       </w:r>
       <w:r>
         <w:t xml:space="preserve"> </w:t>
@@ -49391,7 +49391,7 @@
         <w:t xml:space="preserve"> </w:t>
       </w:r>
       <w:r>
-        <w:t xml:space="preserve">—</w:t>
+        <w:t xml:space="preserve">-</w:t>
       </w:r>
       <w:r>
         <w:t xml:space="preserve"> </w:t>
@@ -49440,7 +49440,7 @@
         <w:t xml:space="preserve"> </w:t>
       </w:r>
       <w:r>
-        <w:t xml:space="preserve">—</w:t>
+        <w:t xml:space="preserve">-</w:t>
       </w:r>
       <w:r>
         <w:t xml:space="preserve"> </w:t>
@@ -49534,7 +49534,7 @@
         <w:t xml:space="preserve"> </w:t>
       </w:r>
       <w:r>
-        <w:t xml:space="preserve">—</w:t>
+        <w:t xml:space="preserve">-</w:t>
       </w:r>
       <w:r>
         <w:t xml:space="preserve"> </w:t>
@@ -49598,7 +49598,7 @@
         <w:t xml:space="preserve"> </w:t>
       </w:r>
       <w:r>
-        <w:t xml:space="preserve">—</w:t>
+        <w:t xml:space="preserve">-</w:t>
       </w:r>
       <w:r>
         <w:t xml:space="preserve"> </w:t>
@@ -49707,7 +49707,7 @@
         <w:t xml:space="preserve"> </w:t>
       </w:r>
       <w:r>
-        <w:t xml:space="preserve">—</w:t>
+        <w:t xml:space="preserve">-</w:t>
       </w:r>
       <w:r>
         <w:t xml:space="preserve"> </w:t>
@@ -49786,7 +49786,7 @@
         <w:t xml:space="preserve"> </w:t>
       </w:r>
       <w:r>
-        <w:t xml:space="preserve">—</w:t>
+        <w:t xml:space="preserve">-</w:t>
       </w:r>
       <w:r>
         <w:t xml:space="preserve"> </w:t>
@@ -49835,7 +49835,7 @@
         <w:t xml:space="preserve"> </w:t>
       </w:r>
       <w:r>
-        <w:t xml:space="preserve">—</w:t>
+        <w:t xml:space="preserve">-</w:t>
       </w:r>
       <w:r>
         <w:t xml:space="preserve"> </w:t>
@@ -49899,7 +49899,7 @@
         <w:t xml:space="preserve"> </w:t>
       </w:r>
       <w:r>
-        <w:t xml:space="preserve">—</w:t>
+        <w:t xml:space="preserve">-</w:t>
       </w:r>
       <w:r>
         <w:t xml:space="preserve"> </w:t>
@@ -50053,7 +50053,7 @@
         <w:t xml:space="preserve"> </w:t>
       </w:r>
       <w:r>
-        <w:t xml:space="preserve">—</w:t>
+        <w:t xml:space="preserve">-</w:t>
       </w:r>
       <w:r>
         <w:t xml:space="preserve"> </w:t>
@@ -50237,7 +50237,7 @@
         <w:t xml:space="preserve"> </w:t>
       </w:r>
       <w:r>
-        <w:t xml:space="preserve">—</w:t>
+        <w:t xml:space="preserve">-</w:t>
       </w:r>
       <w:r>
         <w:t xml:space="preserve"> </w:t>
@@ -50286,7 +50286,7 @@
         <w:t xml:space="preserve"> </w:t>
       </w:r>
       <w:r>
-        <w:t xml:space="preserve">—</w:t>
+        <w:t xml:space="preserve">-</w:t>
       </w:r>
       <w:r>
         <w:t xml:space="preserve"> </w:t>
@@ -50397,7 +50397,7 @@
         <w:t xml:space="preserve"> </w:t>
       </w:r>
       <w:r>
-        <w:t xml:space="preserve">— only the stored</w:t>
+        <w:t xml:space="preserve">- only the stored</w:t>
       </w:r>
       <w:r>
         <w:t xml:space="preserve"> </w:t>
@@ -51471,7 +51471,7 @@
               <w:pStyle w:val="Compact"/>
             </w:pPr>
             <w:r>
-              <w:t xml:space="preserve">Fabrication detection — see</w:t>
+              <w:t xml:space="preserve">Fabrication detection - see</w:t>
             </w:r>
             <w:r>
               <w:t xml:space="preserve"> </w:t>
@@ -51666,7 +51666,7 @@
               <w:pStyle w:val="Compact"/>
             </w:pPr>
             <w:r>
-              <w:t xml:space="preserve">Stamped into the data so mixed-version rounds are separable — see</w:t>
+              <w:t xml:space="preserve">Stamped into the data so mixed-version rounds are separable - see</w:t>
             </w:r>
             <w:r>
               <w:t xml:space="preserve"> </w:t>
@@ -51840,7 +51840,7 @@
               <w:pStyle w:val="Compact"/>
             </w:pPr>
             <w:r>
-              <w:t xml:space="preserve">Recommended for removal — redundant against 4.01. Retained pending ethics approval; see</w:t>
+              <w:t xml:space="preserve">Recommended for removal - redundant against 4.01. Retained pending ethics approval; see</w:t>
             </w:r>
             <w:r>
               <w:t xml:space="preserve"> </w:t>
@@ -52018,7 +52018,7 @@
         <w:t xml:space="preserve"> </w:t>
       </w:r>
       <w:r>
-        <w:t xml:space="preserve">supplied. It is not — verified by searching every file in the pack, and inside</w:t>
+        <w:t xml:space="preserve">supplied. It is not - verified by searching every file in the pack, and inside</w:t>
       </w:r>
       <w:r>
         <w:t xml:space="preserve"> </w:t>
@@ -52262,13 +52262,13 @@
         <w:t xml:space="preserve">PINs to all 120 devices</w:t>
       </w:r>
       <w:r>
-        <w:t xml:space="preserve">. Both should be partitioned per team — exposure drops</w:t>
-      </w:r>
-      <w:r>
-        <w:t xml:space="preserve"> </w:t>
-      </w:r>
-      <w:r>
-        <w:t xml:space="preserve">from 3,982 households to roughly 300–400, and from 120 PINs to five.</w:t>
+        <w:t xml:space="preserve">. Both should be partitioned per team - exposure drops</w:t>
+      </w:r>
+      <w:r>
+        <w:t xml:space="preserve"> </w:t>
+      </w:r>
+      <w:r>
+        <w:t xml:space="preserve">from 3,982 households to roughly 300-400, and from 120 PINs to five.</w:t>
       </w:r>
     </w:p>
     <w:p>
@@ -52455,13 +52455,13 @@
         <w:t xml:space="preserve"> </w:t>
       </w:r>
       <w:r>
-        <w:t xml:space="preserve">visited anyway is a governance question — someone must decide whether the flag is</w:t>
-      </w:r>
-      <w:r>
-        <w:t xml:space="preserve"> </w:t>
-      </w:r>
-      <w:r>
-        <w:t xml:space="preserve">authoritative — and silently enforcing it could suppress legitimate revisits</w:t>
+        <w:t xml:space="preserve">visited anyway is a governance question - someone must decide whether the flag is</w:t>
+      </w:r>
+      <w:r>
+        <w:t xml:space="preserve"> </w:t>
+      </w:r>
+      <w:r>
+        <w:t xml:space="preserve">authoritative - and silently enforcing it could suppress legitimate revisits</w:t>
       </w:r>
       <w:r>
         <w:t xml:space="preserve"> </w:t>
@@ -52513,7 +52513,7 @@
         <w:t xml:space="preserve"> </w:t>
       </w:r>
       <w:r>
-        <w:t xml:space="preserve">implemented — allocation range, within-submission uniqueness, and the</w:t>
+        <w:t xml:space="preserve">implemented - allocation range, within-submission uniqueness, and the</w:t>
       </w:r>
       <w:r>
         <w:t xml:space="preserve"> </w:t>
@@ -52528,7 +52528,7 @@
         <w:t xml:space="preserve"> </w:t>
       </w:r>
       <w:r>
-        <w:t xml:space="preserve">instance — and the write-up states plainly which errors still get</w:t>
+        <w:t xml:space="preserve">instance - and the write-up states plainly which errors still get</w:t>
       </w:r>
       <w:r>
         <w:t xml:space="preserve"> </w:t>
@@ -52600,13 +52600,13 @@
         <w:t xml:space="preserve"> </w:t>
       </w:r>
       <w:r>
-        <w:t xml:space="preserve">value shipped in the media. The fix is architectural — Central per-user accounts</w:t>
-      </w:r>
-      <w:r>
-        <w:t xml:space="preserve"> </w:t>
-      </w:r>
-      <w:r>
-        <w:t xml:space="preserve">— not a form change. →</w:t>
+        <w:t xml:space="preserve">value shipped in the media. The fix is architectural - Central per-user accounts</w:t>
+      </w:r>
+      <w:r>
+        <w:t xml:space="preserve"> </w:t>
+      </w:r>
+      <w:r>
+        <w:t xml:space="preserve">- not a form change. →</w:t>
       </w:r>
       <w:r>
         <w:t xml:space="preserve"> </w:t>
@@ -52807,13 +52807,13 @@
         <w:t xml:space="preserve"> </w:t>
       </w:r>
       <w:r>
-        <w:t xml:space="preserve">device. The external-media design exists precisely to keep memory pressure low —</w:t>
-      </w:r>
-      <w:r>
-        <w:t xml:space="preserve"> </w:t>
-      </w:r>
-      <w:r>
-        <w:t xml:space="preserve">2,524 settlements queried from SQLite rather than parsed into RAM — but the claim</w:t>
+        <w:t xml:space="preserve">device. The external-media design exists precisely to keep memory pressure low -</w:t>
+      </w:r>
+      <w:r>
+        <w:t xml:space="preserve"> </w:t>
+      </w:r>
+      <w:r>
+        <w:t xml:space="preserve">2,524 settlements queried from SQLite rather than parsed into RAM - but the claim</w:t>
       </w:r>
       <w:r>
         <w:t xml:space="preserve"> </w:t>
@@ -52868,7 +52868,7 @@
         <w:t xml:space="preserve"> </w:t>
       </w:r>
       <w:r>
-        <w:t xml:space="preserve">legitimate dwellings at the edge of a settlement — which are disproportionately</w:t>
+        <w:t xml:space="preserve">legitimate dwellings at the edge of a settlement - which are disproportionately</w:t>
       </w:r>
       <w:r>
         <w:t xml:space="preserve"> </w:t>
@@ -52952,7 +52952,7 @@
         <w:pStyle w:val="FirstParagraph"/>
       </w:pPr>
       <w:r>
-        <w:t xml:space="preserve">The single most valuable analytical fix available — an AMR survey that records</w:t>
+        <w:t xml:space="preserve">The single most valuable analytical fix available - an AMR survey that records</w:t>
       </w:r>
       <w:r>
         <w:t xml:space="preserve"> </w:t>
@@ -53083,23 +53083,23 @@
     </w:p>
     <w:bookmarkEnd w:id="265"/>
     <w:bookmarkEnd w:id="266"/>
-    <w:bookmarkStart w:id="267" w:name="part-3-question-5"/>
+    <w:bookmarkStart w:id="267" w:name="part-3---question-5"/>
     <w:p>
       <w:pPr>
         <w:pStyle w:val="Heading1"/>
       </w:pPr>
       <w:r>
-        <w:t xml:space="preserve">PART 3 — Question 5</w:t>
+        <w:t xml:space="preserve">PART 3 - Question 5</w:t>
       </w:r>
     </w:p>
     <w:bookmarkEnd w:id="267"/>
-    <w:bookmarkStart w:id="274" w:name="Xe1291141f2547e6a90b4945e6e3f38e10b63111"/>
+    <w:bookmarkStart w:id="274" w:name="X58c4a627281a0aeb9fb7a3ce8c8eef43b1fd0ff"/>
     <w:p>
       <w:pPr>
         <w:pStyle w:val="Heading1"/>
       </w:pPr>
       <w:r>
-        <w:t xml:space="preserve">Q5 — Coordinating delivery through the round</w:t>
+        <w:t xml:space="preserve">Q5 - Coordinating delivery through the round</w:t>
       </w:r>
     </w:p>
     <w:p>
@@ -53152,7 +53152,7 @@
           <w:b/>
           <w:bCs/>
         </w:rPr>
-        <w:t xml:space="preserve">0–15 min · Freeze writes to the settlement layer</w:t>
+        <w:t xml:space="preserve">0-15 min · Freeze writes to the settlement layer</w:t>
       </w:r>
       <w:r>
         <w:t xml:space="preserve">, reads unaffected. Cheap and</w:t>
@@ -53173,7 +53173,7 @@
           <w:b/>
           <w:bCs/>
         </w:rPr>
-        <w:t xml:space="preserve">15–45 min · Tell the EOC before they ask</w:t>
+        <w:t xml:space="preserve">15-45 min · Tell the EOC before they ask</w:t>
       </w:r>
       <w:r>
         <w:t xml:space="preserve"> </w:t>
@@ -53203,7 +53203,7 @@
           <w:b/>
           <w:bCs/>
         </w:rPr>
-        <w:t xml:space="preserve">45 min–3 h · Test whether the duplicates and the discrepancy are one incident.</w:t>
+        <w:t xml:space="preserve">45 min-3 h · Test whether the duplicates and the discrepancy are one incident.</w:t>
       </w:r>
       <w:r>
         <w:t xml:space="preserve"> </w:t>
@@ -53227,7 +53227,7 @@
           <w:b/>
           <w:bCs/>
         </w:rPr>
-        <w:t xml:space="preserve">3–8 h · Reconstruct the figure</w:t>
+        <w:t xml:space="preserve">3-8 h · Reconstruct the figure</w:t>
       </w:r>
       <w:r>
         <w:t xml:space="preserve"> </w:t>
@@ -53267,13 +53267,13 @@
           <w:b/>
           <w:bCs/>
         </w:rPr>
-        <w:t xml:space="preserve">8–16 h ·</w:t>
-      </w:r>
-      <w:r>
-        <w:t xml:space="preserve"> </w:t>
-      </w:r>
-      <w:r>
-        <w:t xml:space="preserve">Root cause on the concurrency failure (§3), then handover triage —</w:t>
+        <w:t xml:space="preserve">8-16 h ·</w:t>
+      </w:r>
+      <w:r>
+        <w:t xml:space="preserve"> </w:t>
+      </w:r>
+      <w:r>
+        <w:t xml:space="preserve">Root cause on the concurrency failure (§3), then handover triage -</w:t>
       </w:r>
       <w:r>
         <w:t xml:space="preserve"> </w:t>
@@ -53399,7 +53399,7 @@
         <w:t xml:space="preserve"> </w:t>
       </w:r>
       <w:r>
-        <w:t xml:space="preserve">figure — that turns a technical disagreement into an institutional one. And not</w:t>
+        <w:t xml:space="preserve">figure - that turns a technical disagreement into an institutional one. And not</w:t>
       </w:r>
       <w:r>
         <w:t xml:space="preserve"> </w:t>
@@ -53582,7 +53582,7 @@
         <w:t xml:space="preserve"> </w:t>
       </w:r>
       <w:r>
-        <w:t xml:space="preserve">— same quantity? planned</w:t>
+        <w:t xml:space="preserve">- same quantity? planned</w:t>
       </w:r>
       <w:r>
         <w:t xml:space="preserve"> </w:t>
@@ -53616,7 +53616,7 @@
         <w:t xml:space="preserve"> </w:t>
       </w:r>
       <w:r>
-        <w:t xml:space="preserve">— do they change the denominator by</w:t>
+        <w:t xml:space="preserve">- do they change the denominator by</w:t>
       </w:r>
       <w:r>
         <w:t xml:space="preserve"> </w:t>
@@ -53638,7 +53638,7 @@
         <w:t xml:space="preserve"> </w:t>
       </w:r>
       <w:r>
-        <w:t xml:space="preserve">— does the state hold submissions I have</w:t>
+        <w:t xml:space="preserve">- does the state hold submissions I have</w:t>
       </w:r>
       <w:r>
         <w:t xml:space="preserve"> </w:t>
@@ -53675,7 +53675,7 @@
         <w:t xml:space="preserve"> </w:t>
       </w:r>
       <w:r>
-        <w:t xml:space="preserve">—</w:t>
+        <w:t xml:space="preserve">-</w:t>
       </w:r>
       <w:r>
         <w:t xml:space="preserve"> </w:t>
@@ -53956,7 +53956,7 @@
         <w:t xml:space="preserve"> </w:t>
       </w:r>
       <w:r>
-        <w:t xml:space="preserve">duplication. The current incident is the second kind — two rows, two ids, one</w:t>
+        <w:t xml:space="preserve">duplication. The current incident is the second kind - two rows, two ids, one</w:t>
       </w:r>
       <w:r>
         <w:t xml:space="preserve"> </w:t>
@@ -54059,7 +54059,7 @@
         <w:t xml:space="preserve"> </w:t>
       </w:r>
       <w:r>
-        <w:t xml:space="preserve">layer unvalidated — the property that would have stopped this incident reaching</w:t>
+        <w:t xml:space="preserve">layer unvalidated - the property that would have stopped this incident reaching</w:t>
       </w:r>
       <w:r>
         <w:t xml:space="preserve"> </w:t>
@@ -54105,7 +54105,7 @@
         <w:t xml:space="preserve"> </w:t>
       </w:r>
       <w:r>
-        <w:t xml:space="preserve">— which is what makes</w:t>
+        <w:t xml:space="preserve">- which is what makes</w:t>
       </w:r>
       <w:r>
         <w:t xml:space="preserve"> </w:t>
@@ -54155,7 +54155,7 @@
         <w:t xml:space="preserve"> </w:t>
       </w:r>
       <w:r>
-        <w:t xml:space="preserve">— rejected, because accepting produces data nobody can later</w:t>
+        <w:t xml:space="preserve">- rejected, because accepting produces data nobody can later</w:t>
       </w:r>
       <w:r>
         <w:t xml:space="preserve"> </w:t>
@@ -54191,7 +54191,7 @@
         <w:t xml:space="preserve"> </w:t>
       </w:r>
       <w:r>
-        <w:t xml:space="preserve">— applied, recorded and queued, because the change may be correct: a</w:t>
+        <w:t xml:space="preserve">- applied, recorded and queued, because the change may be correct: a</w:t>
       </w:r>
       <w:r>
         <w:t xml:space="preserve"> </w:t>
@@ -54263,7 +54263,7 @@
         <w:t xml:space="preserve"> </w:t>
       </w:r>
       <w:r>
-        <w:t xml:space="preserve">— refuse a settlement that genuinely moved</w:t>
+        <w:t xml:space="preserve">- refuse a settlement that genuinely moved</w:t>
       </w:r>
       <w:r>
         <w:t xml:space="preserve"> </w:t>
@@ -54367,7 +54367,7 @@
         <w:t xml:space="preserve"> </w:t>
       </w:r>
       <w:r>
-        <w:t xml:space="preserve">— faster, and it produces a</w:t>
+        <w:t xml:space="preserve">- faster, and it produces a</w:t>
       </w:r>
       <w:r>
         <w:t xml:space="preserve"> </w:t>
@@ -54395,7 +54395,7 @@
         <w:t xml:space="preserve"> </w:t>
       </w:r>
       <w:r>
-        <w:t xml:space="preserve">—</w:t>
+        <w:t xml:space="preserve">-</w:t>
       </w:r>
       <w:r>
         <w:t xml:space="preserve"> </w:t>
@@ -54419,23 +54419,23 @@
           <w:b/>
           <w:bCs/>
         </w:rPr>
-        <w:t xml:space="preserve">Days 1–2: credentials and access</w:t>
-      </w:r>
-      <w:r>
-        <w:t xml:space="preserve"> </w:t>
-      </w:r>
-      <w:r>
-        <w:t xml:space="preserve">— miss this and nothing else matters.</w:t>
-      </w:r>
-      <w:r>
-        <w:t xml:space="preserve"> </w:t>
-      </w:r>
-      <w:r>
-        <w:rPr>
-          <w:b/>
-          <w:bCs/>
-        </w:rPr>
-        <w:t xml:space="preserve">Days 3–5: the daily EOC product</w:t>
+        <w:t xml:space="preserve">Days 1-2: credentials and access</w:t>
+      </w:r>
+      <w:r>
+        <w:t xml:space="preserve"> </w:t>
+      </w:r>
+      <w:r>
+        <w:t xml:space="preserve">- miss this and nothing else matters.</w:t>
+      </w:r>
+      <w:r>
+        <w:t xml:space="preserve"> </w:t>
+      </w:r>
+      <w:r>
+        <w:rPr>
+          <w:b/>
+          <w:bCs/>
+        </w:rPr>
+        <w:t xml:space="preserve">Days 3-5: the daily EOC product</w:t>
       </w:r>
       <w:r>
         <w:t xml:space="preserve">, successor running it shadowed while the</w:t>
@@ -54454,7 +54454,7 @@
           <w:b/>
           <w:bCs/>
         </w:rPr>
-        <w:t xml:space="preserve">Days 6–8: reverse-shadow</w:t>
+        <w:t xml:space="preserve">Days 6-8: reverse-shadow</w:t>
       </w:r>
       <w:r>
         <w:t xml:space="preserve">,</w:t>
@@ -54479,13 +54479,13 @@
           <w:b/>
           <w:bCs/>
         </w:rPr>
-        <w:t xml:space="preserve">Days 9–10:</w:t>
-      </w:r>
-      <w:r>
-        <w:t xml:space="preserve"> </w:t>
-      </w:r>
-      <w:r>
-        <w:t xml:space="preserve">the known-issues list — which settlements are</w:t>
+        <w:t xml:space="preserve">Days 9-10:</w:t>
+      </w:r>
+      <w:r>
+        <w:t xml:space="preserve"> </w:t>
+      </w:r>
+      <w:r>
+        <w:t xml:space="preserve">the known-issues list - which settlements are</w:t>
       </w:r>
       <w:r>
         <w:t xml:space="preserve"> </w:t>
@@ -54561,7 +54561,7 @@
         <w:t xml:space="preserve"> </w:t>
       </w:r>
       <w:r>
-        <w:t xml:space="preserve">— not</w:t>
+        <w:t xml:space="preserve">- not</w:t>
       </w:r>
       <w:r>
         <w:t xml:space="preserve"> </w:t>
@@ -54755,7 +54755,7 @@
         <w:t xml:space="preserve"> </w:t>
       </w:r>
       <w:r>
-        <w:t xml:space="preserve">process — the same finding as the counterpart department’s 1.5 out of 5 for</w:t>
+        <w:t xml:space="preserve">process - the same finding as the counterpart department’s 1.5 out of 5 for</w:t>
       </w:r>
       <w:r>
         <w:t xml:space="preserve"> </w:t>
@@ -54783,23 +54783,23 @@
     </w:p>
     <w:bookmarkEnd w:id="273"/>
     <w:bookmarkEnd w:id="274"/>
-    <w:bookmarkStart w:id="275" w:name="part-3-question-6"/>
+    <w:bookmarkStart w:id="275" w:name="part-3---question-6"/>
     <w:p>
       <w:pPr>
         <w:pStyle w:val="Heading1"/>
       </w:pPr>
       <w:r>
-        <w:t xml:space="preserve">PART 3 — Question 6</w:t>
+        <w:t xml:space="preserve">PART 3 - Question 6</w:t>
       </w:r>
     </w:p>
     <w:bookmarkEnd w:id="275"/>
-    <w:bookmarkStart w:id="296" w:name="X52b57152e050bbdbca113bd695247fcd88f32b9"/>
+    <w:bookmarkStart w:id="296" w:name="X354388470d127906b6c2c28a46be15eac679d9e"/>
     <w:p>
       <w:pPr>
         <w:pStyle w:val="Heading1"/>
       </w:pPr>
       <w:r>
-        <w:t xml:space="preserve">Q6 — Building capability in the counterpart agency</w:t>
+        <w:t xml:space="preserve">Q6 - Building capability in the counterpart agency</w:t>
       </w:r>
     </w:p>
     <w:p>
@@ -54811,7 +54811,7 @@
           <w:b/>
           <w:bCs/>
         </w:rPr>
-        <w:t xml:space="preserve">Main response: 6 pages; Annexes A–E excluded</w:t>
+        <w:t xml:space="preserve">Main response: 6 pages; Annexes A-E excluded</w:t>
       </w:r>
       <w:r>
         <w:t xml:space="preserve">, per the question. The annexes</w:t>
@@ -54820,7 +54820,7 @@
         <w:t xml:space="preserve"> </w:t>
       </w:r>
       <w:r>
-        <w:t xml:space="preserve">carry artefacts to be used — the session, the grid, the instrument, the datasets,</w:t>
+        <w:t xml:space="preserve">carry artefacts to be used - the session, the grid, the instrument, the datasets,</w:t>
       </w:r>
       <w:r>
         <w:t xml:space="preserve"> </w:t>
@@ -54946,7 +54946,7 @@
         <w:t xml:space="preserve"> </w:t>
       </w:r>
       <w:r>
-        <w:t xml:space="preserve">36 on applied capability is not a knowledge problem —</w:t>
+        <w:t xml:space="preserve">36 on applied capability is not a knowledge problem -</w:t>
       </w:r>
       <w:r>
         <w:t xml:space="preserve"> </w:t>
@@ -55008,13 +55008,13 @@
       </w:r>
     </w:p>
     <w:bookmarkEnd w:id="276"/>
-    <w:bookmarkStart w:id="277" w:name="X1aad5af1f5f27530776d47cebad8f8ff264c890"/>
+    <w:bookmarkStart w:id="277" w:name="X7765505985b200fe04bce9eba8868ae7b4e6711"/>
     <w:p>
       <w:pPr>
         <w:pStyle w:val="Heading3"/>
       </w:pPr>
       <w:r>
-        <w:t xml:space="preserve">1.2 They cannot judge their own competence — so nothing self-reported can steer the design</w:t>
+        <w:t xml:space="preserve">1.2 They cannot judge their own competence - so nothing self-reported can steer the design</w:t>
       </w:r>
     </w:p>
     <w:p>
@@ -55091,7 +55091,7 @@
         <w:t xml:space="preserve"> </w:t>
       </w:r>
       <w:r>
-        <w:t xml:space="preserve">— groups formed by confidence would be</w:t>
+        <w:t xml:space="preserve">- groups formed by confidence would be</w:t>
       </w:r>
       <w:r>
         <w:t xml:space="preserve"> </w:t>
@@ -55273,13 +55273,13 @@
       </w:r>
     </w:p>
     <w:bookmarkEnd w:id="277"/>
-    <w:bookmarkStart w:id="278" w:name="X5dfae6798e40ae0f9d2c568b71966291e612ac9"/>
+    <w:bookmarkStart w:id="278" w:name="X2501f1318d9308412e88f8786e83c3ee76f05fe"/>
     <w:p>
       <w:pPr>
         <w:pStyle w:val="Heading3"/>
       </w:pPr>
       <w:r>
-        <w:t xml:space="preserve">1.3 The binding constraint is software access — and the finding is stranger than it looks</w:t>
+        <w:t xml:space="preserve">1.3 The binding constraint is software access - and the finding is stranger than it looks</w:t>
       </w:r>
     </w:p>
     <w:p>
@@ -55362,7 +55362,7 @@
         <w:t xml:space="preserve"> </w:t>
       </w:r>
       <w:r>
-        <w:t xml:space="preserve">— a single unanswered question that decides whether the constraint</w:t>
+        <w:t xml:space="preserve">- a single unanswered question that decides whether the constraint</w:t>
       </w:r>
       <w:r>
         <w:t xml:space="preserve"> </w:t>
@@ -55420,13 +55420,13 @@
           <w:b/>
           <w:bCs/>
         </w:rPr>
-        <w:t xml:space="preserve">QGIS Portable from USB — installs nothing, needs no administrative rights</w:t>
-      </w:r>
-      <w:r>
-        <w:t xml:space="preserve"> </w:t>
-      </w:r>
-      <w:r>
-        <w:t xml:space="preserve">— and each participant keeps the stick. If the cause is rights or policy, the</w:t>
+        <w:t xml:space="preserve">QGIS Portable from USB - installs nothing, needs no administrative rights</w:t>
+      </w:r>
+      <w:r>
+        <w:t xml:space="preserve"> </w:t>
+      </w:r>
+      <w:r>
+        <w:t xml:space="preserve">- and each participant keeps the stick. If the cause is rights or policy, the</w:t>
       </w:r>
       <w:r>
         <w:t xml:space="preserve"> </w:t>
@@ -55466,7 +55466,7 @@
         <w:t xml:space="preserve"> </w:t>
       </w:r>
       <w:r>
-        <w:t xml:space="preserve">— the lowest measured</w:t>
+        <w:t xml:space="preserve">- the lowest measured</w:t>
       </w:r>
       <w:r>
         <w:t xml:space="preserve"> </w:t>
@@ -55492,7 +55492,7 @@
         <w:t xml:space="preserve"> </w:t>
       </w:r>
       <w:r>
-        <w:t xml:space="preserve">over, audit a number, or absorb a resignation — the same fragility as the</w:t>
+        <w:t xml:space="preserve">over, audit a number, or absorb a resignation - the same fragility as the</w:t>
       </w:r>
       <w:r>
         <w:t xml:space="preserve"> </w:t>
@@ -55557,7 +55557,7 @@
         <w:t xml:space="preserve"> </w:t>
       </w:r>
       <w:r>
-        <w:t xml:space="preserve">— not what they</w:t>
+        <w:t xml:space="preserve">- not what they</w:t>
       </w:r>
       <w:r>
         <w:t xml:space="preserve"> </w:t>
@@ -56059,7 +56059,7 @@
         <w:t xml:space="preserve"> </w:t>
       </w:r>
       <w:r>
-        <w:t xml:space="preserve">— between</w:t>
+        <w:t xml:space="preserve">- between</w:t>
       </w:r>
       <w:r>
         <w:t xml:space="preserve"> </w:t>
@@ -56127,7 +56127,7 @@
         <w:pStyle w:val="BodyText"/>
       </w:pPr>
       <w:r>
-        <w:t xml:space="preserve">Full grid — six domains × five levels, each cell an observable behaviour — in</w:t>
+        <w:t xml:space="preserve">Full grid - six domains × five levels, each cell an observable behaviour - in</w:t>
       </w:r>
       <w:r>
         <w:t xml:space="preserve"> </w:t>
@@ -56188,7 +56188,7 @@
         <w:t xml:space="preserve"> </w:t>
       </w:r>
       <w:r>
-        <w:t xml:space="preserve">directly from §1.1 — the cohort’s deficit is application, and lecture is the</w:t>
+        <w:t xml:space="preserve">directly from §1.1 - the cohort’s deficit is application, and lecture is the</w:t>
       </w:r>
       <w:r>
         <w:t xml:space="preserve"> </w:t>
@@ -56257,7 +56257,7 @@
         <w:pStyle w:val="FirstParagraph"/>
       </w:pPr>
       <w:r>
-        <w:t xml:space="preserve">Full session-by-session detail — every exercise, dataset and duration — in</w:t>
+        <w:t xml:space="preserve">Full session-by-session detail - every exercise, dataset and duration - in</w:t>
       </w:r>
       <w:r>
         <w:t xml:space="preserve"> </w:t>
@@ -56423,7 +56423,7 @@
               <w:t xml:space="preserve"> </w:t>
             </w:r>
             <w:r>
-              <w:t xml:space="preserve">— given an unfamiliar dataset, produce a written inventory of its defects, in counts rather than impressions, without cleaning anything</w:t>
+              <w:t xml:space="preserve">- given an unfamiliar dataset, produce a written inventory of its defects, in counts rather than impressions, without cleaning anything</w:t>
             </w:r>
           </w:p>
         </w:tc>
@@ -56483,7 +56483,7 @@
               <w:t xml:space="preserve"> </w:t>
             </w:r>
             <w:r>
-              <w:t xml:space="preserve">— clean a dataset so every change is counted and no record is silently dropped</w:t>
+              <w:t xml:space="preserve">- clean a dataset so every change is counted and no record is silently dropped</w:t>
             </w:r>
           </w:p>
         </w:tc>
@@ -56526,7 +56526,7 @@
                 <w:b/>
                 <w:bCs/>
               </w:rPr>
-              <w:t xml:space="preserve">Reproducibility — the spine</w:t>
+              <w:t xml:space="preserve">Reproducibility - the spine</w:t>
             </w:r>
           </w:p>
         </w:tc>
@@ -56547,7 +56547,7 @@
               <w:t xml:space="preserve"> </w:t>
             </w:r>
             <w:r>
-              <w:t xml:space="preserve">— produce a record from which a colleague reproduces your cleaned dataset without speaking to you</w:t>
+              <w:t xml:space="preserve">- produce a record from which a colleague reproduces your cleaned dataset without speaking to you</w:t>
             </w:r>
           </w:p>
         </w:tc>
@@ -56607,7 +56607,7 @@
               <w:t xml:space="preserve"> </w:t>
             </w:r>
             <w:r>
-              <w:t xml:space="preserve">— produce a correctly projected, properly furnished map, and state what it does not show</w:t>
+              <w:t xml:space="preserve">- produce a correctly projected, properly furnished map, and state what it does not show</w:t>
             </w:r>
           </w:p>
         </w:tc>
@@ -56667,7 +56667,7 @@
               <w:t xml:space="preserve"> </w:t>
             </w:r>
             <w:r>
-              <w:t xml:space="preserve">— complete a real departmental product to level 3, and review a colleague’s to level 4</w:t>
+              <w:t xml:space="preserve">- complete a real departmental product to level 3, and review a colleague’s to level 4</w:t>
             </w:r>
           </w:p>
         </w:tc>
@@ -56721,7 +56721,7 @@
           <w:b/>
           <w:bCs/>
         </w:rPr>
-        <w:t xml:space="preserve">Day 3 session 1 —</w:t>
+        <w:t xml:space="preserve">Day 3 session 1 -</w:t>
       </w:r>
       <w:r>
         <w:rPr>
@@ -56749,7 +56749,7 @@
           <w:b/>
           <w:bCs/>
         </w:rPr>
-        <w:t xml:space="preserve">— is the session</w:t>
+        <w:t xml:space="preserve">- is the session</w:t>
       </w:r>
       <w:r>
         <w:rPr>
@@ -56922,7 +56922,7 @@
               <w:pStyle w:val="Compact"/>
             </w:pPr>
             <w:r>
-              <w:t xml:space="preserve">Requires trust in the underlying data. This cohort cannot yet establish that a dataset is clean, so a significance test would be a confident answer resting on unexamined input — actively worse than no answer</w:t>
+              <w:t xml:space="preserve">Requires trust in the underlying data. This cohort cannot yet establish that a dataset is clean, so a significance test would be a confident answer resting on unexamined input - actively worse than no answer</w:t>
             </w:r>
           </w:p>
         </w:tc>
@@ -57022,7 +57022,7 @@
               <w:t xml:space="preserve"> </w:t>
             </w:r>
             <w:r>
-              <w:t xml:space="preserve">novel discipline — programming — on top of the first, reproducibility, before the first is secure. Reproducibility is achievable with the tools they have; automation is a later programme for those who reach level 4</w:t>
+              <w:t xml:space="preserve">novel discipline - programming - on top of the first, reproducibility, before the first is secure. Reproducibility is achievable with the tools they have; automation is a later programme for those who reach level 4</w:t>
             </w:r>
           </w:p>
         </w:tc>
@@ -57143,7 +57143,7 @@
         <w:t xml:space="preserve"> </w:t>
       </w:r>
       <w:r>
-        <w:t xml:space="preserve">one chain — profile, clean, document, map, hand over — produces people who can</w:t>
+        <w:t xml:space="preserve">one chain - profile, clean, document, map, hand over - produces people who can</w:t>
       </w:r>
       <w:r>
         <w:t xml:space="preserve"> </w:t>
@@ -57202,7 +57202,7 @@
         <w:t xml:space="preserve"> </w:t>
       </w:r>
       <w:r>
-        <w:t xml:space="preserve">self-rating as an outcome — §1.2 disqualifies all three. Full instrument, rubric</w:t>
+        <w:t xml:space="preserve">self-rating as an outcome - §1.2 disqualifies all three. Full instrument, rubric</w:t>
       </w:r>
       <w:r>
         <w:t xml:space="preserve"> </w:t>
@@ -57242,7 +57242,7 @@
         <w:t xml:space="preserve">practical task</w:t>
       </w:r>
       <w:r>
-        <w:t xml:space="preserve">: 8 items scored 0–4 against the level definitions, 32</w:t>
+        <w:t xml:space="preserve">: 8 items scored 0-4 against the level definitions, 32</w:t>
       </w:r>
       <w:r>
         <w:t xml:space="preserve"> </w:t>
@@ -57270,7 +57270,7 @@
         <w:t xml:space="preserve"> </w:t>
       </w:r>
       <w:r>
-        <w:t xml:space="preserve">— same defect specification, same frequencies, different</w:t>
+        <w:t xml:space="preserve">- same defect specification, same frequencies, different</w:t>
       </w:r>
       <w:r>
         <w:t xml:space="preserve"> </w:t>
@@ -57343,7 +57343,7 @@
         <w:t xml:space="preserve"> </w:t>
       </w:r>
       <w:r>
-        <w:t xml:space="preserve">or inflated by a confident participant. Someone can score well on tasks 1–7 and</w:t>
+        <w:t xml:space="preserve">or inflated by a confident participant. Someone can score well on tasks 1-7 and</w:t>
       </w:r>
       <w:r>
         <w:t xml:space="preserve"> </w:t>
@@ -57359,7 +57359,7 @@
         <w:t xml:space="preserve"> </w:t>
       </w:r>
       <w:r>
-        <w:t xml:space="preserve">— which is precisely this department’s present condition, so the</w:t>
+        <w:t xml:space="preserve">- which is precisely this department’s present condition, so the</w:t>
       </w:r>
       <w:r>
         <w:t xml:space="preserve"> </w:t>
@@ -57408,7 +57408,7 @@
         <w:t xml:space="preserve"> </w:t>
       </w:r>
       <w:r>
-        <w:t xml:space="preserve">rises, participants have learned to judge their own competence — and a department</w:t>
+        <w:t xml:space="preserve">rises, participants have learned to judge their own competence - and a department</w:t>
       </w:r>
       <w:r>
         <w:t xml:space="preserve"> </w:t>
@@ -57454,13 +57454,13 @@
         <w:t xml:space="preserve">to prevent.</w:t>
       </w:r>
     </w:p>
-    <w:bookmarkStart w:id="289" w:name="Xd184c7ad256e2318bb7e29a776775af7f162941"/>
+    <w:bookmarkStart w:id="289" w:name="X248fc742b9bb1e852e383cae775de736c80b277"/>
     <w:p>
       <w:pPr>
         <w:pStyle w:val="Heading3"/>
       </w:pPr>
       <w:r>
-        <w:t xml:space="preserve">Days −14 to 0 — before the course: resolve the binding constraint</w:t>
+        <w:t xml:space="preserve">Days −14 to 0 - before the course: resolve the binding constraint</w:t>
       </w:r>
     </w:p>
     <w:p>
@@ -57552,7 +57552,7 @@
         <w:t xml:space="preserve"> </w:t>
       </w:r>
       <w:r>
-        <w:t xml:space="preserve">installation — it removes the constraint immediately if the cause is rights or</w:t>
+        <w:t xml:space="preserve">installation - it removes the constraint immediately if the cause is rights or</w:t>
       </w:r>
       <w:r>
         <w:t xml:space="preserve"> </w:t>
@@ -57602,13 +57602,13 @@
       </w:r>
     </w:p>
     <w:bookmarkEnd w:id="289"/>
-    <w:bookmarkStart w:id="290" w:name="days-130-applied-work-under-review"/>
+    <w:bookmarkStart w:id="290" w:name="days-1-30---applied-work-under-review"/>
     <w:p>
       <w:pPr>
         <w:pStyle w:val="Heading3"/>
       </w:pPr>
       <w:r>
-        <w:t xml:space="preserve">Days 1–30 — applied work under review</w:t>
+        <w:t xml:space="preserve">Days 1-30 - applied work under review</w:t>
       </w:r>
     </w:p>
     <w:p>
@@ -57646,7 +57646,7 @@
         <w:t xml:space="preserve"> </w:t>
       </w:r>
       <w:r>
-        <w:t xml:space="preserve">Fortnightly 60-minute remote clinics — not teaching;</w:t>
+        <w:t xml:space="preserve">Fortnightly 60-minute remote clinics - not teaching;</w:t>
       </w:r>
       <w:r>
         <w:t xml:space="preserve"> </w:t>
@@ -57678,13 +57678,13 @@
       </w:r>
     </w:p>
     <w:bookmarkEnd w:id="290"/>
-    <w:bookmarkStart w:id="291" w:name="days-3160-the-standard-becomes-binding"/>
+    <w:bookmarkStart w:id="291" w:name="Xb04e62ddb627669e2e6a9062d47b167d6c256ee"/>
     <w:p>
       <w:pPr>
         <w:pStyle w:val="Heading3"/>
       </w:pPr>
       <w:r>
-        <w:t xml:space="preserve">Days 31–60 — the standard becomes binding</w:t>
+        <w:t xml:space="preserve">Days 31-60 - the standard becomes binding</w:t>
       </w:r>
     </w:p>
     <w:p>
@@ -57736,7 +57736,7 @@
         <w:t xml:space="preserve"> </w:t>
       </w:r>
       <w:r>
-        <w:t xml:space="preserve">others’ work — capability transfers when the review stops being mine.</w:t>
+        <w:t xml:space="preserve">others’ work - capability transfers when the review stops being mine.</w:t>
       </w:r>
       <w:r>
         <w:t xml:space="preserve"> </w:t>
@@ -57779,13 +57779,13 @@
       </w:r>
     </w:p>
     <w:bookmarkEnd w:id="291"/>
-    <w:bookmarkStart w:id="292" w:name="X3925589cdf70742d007f729ac372f875dff342a"/>
+    <w:bookmarkStart w:id="292" w:name="X8379ae9f478ae67121ddfa21d2a31519e437e3e"/>
     <w:p>
       <w:pPr>
         <w:pStyle w:val="Heading3"/>
       </w:pPr>
       <w:r>
-        <w:t xml:space="preserve">Days 61–90 — measure, and decide what is next</w:t>
+        <w:t xml:space="preserve">Days 61-90 - measure, and decide what is next</w:t>
       </w:r>
     </w:p>
     <w:p>
@@ -58071,7 +58071,7 @@
         <w:t xml:space="preserve"> </w:t>
       </w:r>
       <w:r>
-        <w:t xml:space="preserve">available to participants who reach level 4 — earned by demonstration, not by</w:t>
+        <w:t xml:space="preserve">available to participants who reach level 4 - earned by demonstration, not by</w:t>
       </w:r>
       <w:r>
         <w:t xml:space="preserve"> </w:t>
@@ -58123,7 +58123,7 @@
         <w:pStyle w:val="BodyText"/>
       </w:pPr>
       <w:r>
-        <w:t xml:space="preserve">Two of six state analysts resign and delivery is threatened — true only because</w:t>
+        <w:t xml:space="preserve">Two of six state analysts resign and delivery is threatened - true only because</w:t>
       </w:r>
       <w:r>
         <w:t xml:space="preserve"> </w:t>
@@ -58179,7 +58179,7 @@
         <w:pStyle w:val="BodyText"/>
       </w:pPr>
       <w:r>
-        <w:t xml:space="preserve">That is why documentation is the spine of this course, and why level 3 —</w:t>
+        <w:t xml:space="preserve">That is why documentation is the spine of this course, and why level 3 -</w:t>
       </w:r>
       <w:r>
         <w:t xml:space="preserve"> </w:t>
@@ -58209,7 +58209,7 @@
         <w:t xml:space="preserve"> </w:t>
       </w:r>
       <w:r>
-        <w:t xml:space="preserve">— is the threshold the programme is</w:t>
+        <w:t xml:space="preserve">- is the threshold the programme is</w:t>
       </w:r>
       <w:r>
         <w:t xml:space="preserve"> </w:t>
@@ -58345,7 +58345,7 @@
         <w:t xml:space="preserve"> </w:t>
       </w:r>
       <w:r>
-        <w:t xml:space="preserve">the 90-minute session in full — facilitator</w:t>
+        <w:t xml:space="preserve">the 90-minute session in full - facilitator</w:t>
       </w:r>
       <w:r>
         <w:t xml:space="preserve"> </w:t>
@@ -58440,13 +58440,13 @@
       </w:r>
     </w:p>
     <w:bookmarkEnd w:id="297"/>
-    <w:bookmarkStart w:id="306" w:name="annex-a-competency-framework"/>
+    <w:bookmarkStart w:id="306" w:name="annex-a---competency-framework"/>
     <w:p>
       <w:pPr>
         <w:pStyle w:val="Heading1"/>
       </w:pPr>
       <w:r>
-        <w:t xml:space="preserve">Annex A — Competency framework</w:t>
+        <w:t xml:space="preserve">Annex A - Competency framework</w:t>
       </w:r>
     </w:p>
     <w:p>
@@ -58837,7 +58837,7 @@
         <w:pStyle w:val="BodyText"/>
       </w:pPr>
       <w:r>
-        <w:t xml:space="preserve">Level 3 is scored without judgement — hand the artefact to a colleague with the</w:t>
+        <w:t xml:space="preserve">Level 3 is scored without judgement - hand the artefact to a colleague with the</w:t>
       </w:r>
       <w:r>
         <w:t xml:space="preserve"> </w:t>
@@ -59204,20 +59204,20 @@
               <w:pStyle w:val="Compact"/>
             </w:pPr>
             <w:r>
-              <w:t xml:space="preserve">Distinguishes a defect from a finding — recognises when unusual data is real and must be preserved rather than corrected</w:t>
+              <w:t xml:space="preserve">Distinguishes a defect from a finding - recognises when unusual data is real and must be preserved rather than corrected</w:t>
             </w:r>
           </w:p>
         </w:tc>
       </w:tr>
     </w:tbl>
     <w:bookmarkEnd w:id="300"/>
-    <w:bookmarkStart w:id="301" w:name="X8992a3ff3d80a6fbf21cfd9ec8c430d697bfb07"/>
+    <w:bookmarkStart w:id="301" w:name="X9d2d84403e5bca7ebbed798ee304012b1d57b67"/>
     <w:p>
       <w:pPr>
         <w:pStyle w:val="Heading2"/>
       </w:pPr>
       <w:r>
-        <w:t xml:space="preserve">D3 · Documenting a reproducible workflow —</w:t>
+        <w:t xml:space="preserve">D3 · Documenting a reproducible workflow -</w:t>
       </w:r>
       <w:r>
         <w:t xml:space="preserve"> </w:t>
@@ -59359,7 +59359,7 @@
               <w:pStyle w:val="Compact"/>
             </w:pPr>
             <w:r>
-              <w:t xml:space="preserve">Leaves a written record naming every change, its reason, and the rows affected —</w:t>
+              <w:t xml:space="preserve">Leaves a written record naming every change, its reason, and the rows affected -</w:t>
             </w:r>
             <w:r>
               <w:t xml:space="preserve"> </w:t>
@@ -59585,13 +59585,13 @@
       </w:tr>
     </w:tbl>
     <w:bookmarkEnd w:id="302"/>
-    <w:bookmarkStart w:id="303" w:name="X72e67a9fdd95020e61fa5864f2e401e93a1c70f"/>
+    <w:bookmarkStart w:id="303" w:name="Xd733271491c33cc414b66cbd0fdd45c1a9281bd"/>
     <w:p>
       <w:pPr>
         <w:pStyle w:val="Heading2"/>
       </w:pPr>
       <w:r>
-        <w:t xml:space="preserve">D5 · Map production and cartography —</w:t>
+        <w:t xml:space="preserve">D5 · Map production and cartography -</w:t>
       </w:r>
       <w:r>
         <w:t xml:space="preserve"> </w:t>
@@ -59746,7 +59746,7 @@
               <w:t xml:space="preserve">projection and its data source</w:t>
             </w:r>
             <w:r>
-              <w:t xml:space="preserve">, and a colleague can rebuild it from the record — and it says what it does</w:t>
+              <w:t xml:space="preserve">, and a colleague can rebuild it from the record - and it says what it does</w:t>
             </w:r>
             <w:r>
               <w:t xml:space="preserve"> </w:t>
@@ -60248,7 +60248,7 @@
               <w:pStyle w:val="Compact"/>
             </w:pPr>
             <w:r>
-              <w:t xml:space="preserve">2–3</w:t>
+              <w:t xml:space="preserve">2-3</w:t>
             </w:r>
           </w:p>
         </w:tc>
@@ -60340,7 +60340,7 @@
               <w:pStyle w:val="Compact"/>
             </w:pPr>
             <w:r>
-              <w:t xml:space="preserve">2–3</w:t>
+              <w:t xml:space="preserve">2-3</w:t>
             </w:r>
           </w:p>
         </w:tc>
@@ -60367,7 +60367,7 @@
         <w:t xml:space="preserve"> </w:t>
       </w:r>
       <w:r>
-        <w:t xml:space="preserve">as promising spatial statistics and remote sensing — it would read well and</w:t>
+        <w:t xml:space="preserve">as promising spatial statistics and remote sensing - it would read well and</w:t>
       </w:r>
       <w:r>
         <w:t xml:space="preserve"> </w:t>
@@ -60430,13 +60430,13 @@
     </w:p>
     <w:bookmarkEnd w:id="305"/>
     <w:bookmarkEnd w:id="306"/>
-    <w:bookmarkStart w:id="307" w:name="annex-b-the-90-minute-session-in-full"/>
+    <w:bookmarkStart w:id="307" w:name="annex-b---the-90-minute-session-in-full"/>
     <w:p>
       <w:pPr>
         <w:pStyle w:val="Heading1"/>
       </w:pPr>
       <w:r>
-        <w:t xml:space="preserve">Annex B — The 90-minute session, in full</w:t>
+        <w:t xml:space="preserve">Annex B - The 90-minute session, in full</w:t>
       </w:r>
     </w:p>
     <w:p>
@@ -60495,7 +60495,7 @@
         <w:t xml:space="preserve"> </w:t>
       </w:r>
       <w:r>
-        <w:t xml:space="preserve">four separate documents rather than one description — a facilitator running it</w:t>
+        <w:t xml:space="preserve">four separate documents rather than one description - a facilitator running it</w:t>
       </w:r>
       <w:r>
         <w:t xml:space="preserve"> </w:t>
@@ -60630,7 +60630,7 @@
               <w:t xml:space="preserve"> </w:t>
             </w:r>
             <w:r>
-              <w:t xml:space="preserve">— issuing both at once lets participants write the record with the reproduction task already in mind, which is what the session tests them not to do</w:t>
+              <w:t xml:space="preserve">- issuing both at once lets participants write the record with the reproduction task already in mind, which is what the session tests them not to do</w:t>
             </w:r>
           </w:p>
         </w:tc>
@@ -60683,7 +60683,7 @@
                 <w:b/>
                 <w:bCs/>
               </w:rPr>
-              <w:t xml:space="preserve">Facilitator only — do not distribute</w:t>
+              <w:t xml:space="preserve">Facilitator only - do not distribute</w:t>
             </w:r>
           </w:p>
         </w:tc>
@@ -60721,7 +60721,7 @@
               <w:pStyle w:val="Compact"/>
             </w:pPr>
             <w:r>
-              <w:t xml:space="preserve">—</w:t>
+              <w:t xml:space="preserve">-</w:t>
             </w:r>
           </w:p>
         </w:tc>
@@ -60830,7 +60830,7 @@
         <w:t xml:space="preserve"> </w:t>
       </w:r>
       <w:r>
-        <w:t xml:space="preserve">Participants discover — by failing — that work they</w:t>
+        <w:t xml:space="preserve">Participants discover - by failing - that work they</w:t>
       </w:r>
       <w:r>
         <w:t xml:space="preserve"> </w:t>
@@ -60878,13 +60878,13 @@
       </w:r>
     </w:p>
     <w:bookmarkEnd w:id="307"/>
-    <w:bookmarkStart w:id="321" w:name="X5fd2ea05e85895be64a2bbb5b4407a69aa23865"/>
+    <w:bookmarkStart w:id="321" w:name="X06d6f7276782da1781e1e422464fa1b3d97dd04"/>
     <w:p>
       <w:pPr>
         <w:pStyle w:val="Heading1"/>
       </w:pPr>
       <w:r>
-        <w:t xml:space="preserve">Facilitator guide —</w:t>
+        <w:t xml:space="preserve">Facilitator guide -</w:t>
       </w:r>
       <w:r>
         <w:t xml:space="preserve"> </w:t>
@@ -60940,7 +60940,7 @@
         <w:pStyle w:val="FirstParagraph"/>
       </w:pPr>
       <w:r>
-        <w:t xml:space="preserve">Participants discover — by failing — that work they can repeat</w:t>
+        <w:t xml:space="preserve">Participants discover - by failing - that work they can repeat</w:t>
       </w:r>
       <w:r>
         <w:t xml:space="preserve"> </w:t>
@@ -61200,7 +61200,7 @@
               <w:pStyle w:val="Compact"/>
             </w:pPr>
             <w:r>
-              <w:t xml:space="preserve">Prepared in advance — see pairing rule below</w:t>
+              <w:t xml:space="preserve">Prepared in advance - see pairing rule below</w:t>
             </w:r>
           </w:p>
         </w:tc>
@@ -61309,13 +61309,13 @@
         <w:t xml:space="preserve"> </w:t>
       </w:r>
       <w:r>
-        <w:t xml:space="preserve">Pair across the pre-assessment range — a higher scorer with a</w:t>
-      </w:r>
-      <w:r>
-        <w:t xml:space="preserve"> </w:t>
-      </w:r>
-      <w:r>
-        <w:t xml:space="preserve">lower scorer — but</w:t>
+        <w:t xml:space="preserve">Pair across the pre-assessment range - a higher scorer with a</w:t>
+      </w:r>
+      <w:r>
+        <w:t xml:space="preserve"> </w:t>
+      </w:r>
+      <w:r>
+        <w:t xml:space="preserve">lower scorer - but</w:t>
       </w:r>
       <w:r>
         <w:t xml:space="preserve"> </w:t>
@@ -61396,7 +61396,7 @@
         <w:pStyle w:val="Heading3"/>
       </w:pPr>
       <w:r>
-        <w:t xml:space="preserve">0–8 · Framing</w:t>
+        <w:t xml:space="preserve">0-8 · Framing</w:t>
       </w:r>
     </w:p>
     <w:p>
@@ -61404,7 +61404,7 @@
         <w:pStyle w:val="FirstParagraph"/>
       </w:pPr>
       <w:r>
-        <w:t xml:space="preserve">Say, roughly — this wording is not load-bearing:</w:t>
+        <w:t xml:space="preserve">Say, roughly - this wording is not load-bearing:</w:t>
       </w:r>
     </w:p>
     <w:p>
@@ -61493,13 +61493,13 @@
       </w:r>
     </w:p>
     <w:bookmarkEnd w:id="310"/>
-    <w:bookmarkStart w:id="311" w:name="task-a-write-the-record-17-min"/>
+    <w:bookmarkStart w:id="311" w:name="task-a---write-the-record-17-min"/>
     <w:p>
       <w:pPr>
         <w:pStyle w:val="Heading3"/>
       </w:pPr>
       <w:r>
-        <w:t xml:space="preserve">8–25 · Task A — write the record (17 min)</w:t>
+        <w:t xml:space="preserve">8-25 · Task A - write the record (17 min)</w:t>
       </w:r>
     </w:p>
     <w:p>
@@ -61603,7 +61603,7 @@
         <w:pStyle w:val="FirstParagraph"/>
       </w:pPr>
       <w:r>
-        <w:t xml:space="preserve">Then leave. Do not elaborate — the ambiguity is the point, and most will resolve</w:t>
+        <w:t xml:space="preserve">Then leave. Do not elaborate - the ambiguity is the point, and most will resolve</w:t>
       </w:r>
       <w:r>
         <w:t xml:space="preserve"> </w:t>
@@ -61637,13 +61637,13 @@
       </w:r>
     </w:p>
     <w:bookmarkEnd w:id="311"/>
-    <w:bookmarkStart w:id="312" w:name="X0f428bc736e7db73f132f1eed49877f068ce0a4"/>
+    <w:bookmarkStart w:id="312" w:name="X2b02ec21b78ded296da3961fb206a981498c894"/>
     <w:p>
       <w:pPr>
         <w:pStyle w:val="Heading3"/>
       </w:pPr>
       <w:r>
-        <w:t xml:space="preserve">25–50 · Task B — reproduce your partner’s work (25 min)</w:t>
+        <w:t xml:space="preserve">25-50 · Task B - reproduce your partner’s work (25 min)</w:t>
       </w:r>
     </w:p>
     <w:p>
@@ -61785,7 +61785,7 @@
         <w:pStyle w:val="BlockText"/>
       </w:pPr>
       <w:r>
-        <w:t xml:space="preserve">“That is the fourth thing you have had to explain. Write each one down — that</w:t>
+        <w:t xml:space="preserve">“That is the fourth thing you have had to explain. Write each one down - that</w:t>
       </w:r>
       <w:r>
         <w:t xml:space="preserve"> </w:t>
@@ -61855,7 +61855,7 @@
         <w:pStyle w:val="Heading3"/>
       </w:pPr>
       <w:r>
-        <w:t xml:space="preserve">50–65 · What stopped us (15 min)</w:t>
+        <w:t xml:space="preserve">50-65 · What stopped us (15 min)</w:t>
       </w:r>
     </w:p>
     <w:p>
@@ -61891,7 +61891,7 @@
         <w:t xml:space="preserve"> </w:t>
       </w:r>
       <w:r>
-        <w:t xml:space="preserve">individuals — say</w:t>
+        <w:t xml:space="preserve">individuals - say</w:t>
       </w:r>
       <w:r>
         <w:t xml:space="preserve"> </w:t>
@@ -62020,7 +62020,7 @@
         <w:pStyle w:val="Heading3"/>
       </w:pPr>
       <w:r>
-        <w:t xml:space="preserve">65–83 · Repair and re-test (18 min)</w:t>
+        <w:t xml:space="preserve">65-83 · Repair and re-test (18 min)</w:t>
       </w:r>
     </w:p>
     <w:p>
@@ -62090,7 +62090,7 @@
         <w:t xml:space="preserve"> </w:t>
       </w:r>
       <w:r>
-        <w:t xml:space="preserve">to be — what is being tested is whether the second reader gets</w:t>
+        <w:t xml:space="preserve">to be - what is being tested is whether the second reader gets</w:t>
       </w:r>
       <w:r>
         <w:t xml:space="preserve"> </w:t>
@@ -62149,7 +62149,7 @@
         <w:pStyle w:val="Heading3"/>
       </w:pPr>
       <w:r>
-        <w:t xml:space="preserve">83–90 · Consolidate</w:t>
+        <w:t xml:space="preserve">83-90 · Consolidate</w:t>
       </w:r>
     </w:p>
     <w:p>
@@ -62169,7 +62169,7 @@
         <w:t xml:space="preserve"> </w:t>
       </w:r>
       <w:r>
-        <w:t xml:space="preserve">and do not correct omissions — Day 3 session 3 is where they draft the full</w:t>
+        <w:t xml:space="preserve">and do not correct omissions - Day 3 session 3 is where they draft the full</w:t>
       </w:r>
       <w:r>
         <w:t xml:space="preserve"> </w:t>
@@ -62209,7 +62209,7 @@
           <w:b/>
           <w:bCs/>
         </w:rPr>
-        <w:t xml:space="preserve">work. The department cannot, and that is a different skill — it is the one we</w:t>
+        <w:t xml:space="preserve">work. The department cannot, and that is a different skill - it is the one we</w:t>
       </w:r>
       <w:r>
         <w:rPr>
@@ -62279,7 +62279,7 @@
         <w:t xml:space="preserve"> </w:t>
       </w:r>
       <w:r>
-        <w:t xml:space="preserve">— correcting during Task B removes the</w:t>
+        <w:t xml:space="preserve">- correcting during Task B removes the</w:t>
       </w:r>
       <w:r>
         <w:t xml:space="preserve"> </w:t>
@@ -62379,7 +62379,7 @@
               <w:t xml:space="preserve"> </w:t>
             </w:r>
             <w:r>
-              <w:t xml:space="preserve">— no key, no count, no rule for which was kept</w:t>
+              <w:t xml:space="preserve">- no key, no count, no rule for which was kept</w:t>
             </w:r>
           </w:p>
         </w:tc>
@@ -62634,7 +62634,7 @@
               <w:pStyle w:val="Compact"/>
             </w:pPr>
             <w:r>
-              <w:t xml:space="preserve">Source file ambiguous — several files named</w:t>
+              <w:t xml:space="preserve">Source file ambiguous - several files named</w:t>
             </w:r>
             <w:r>
               <w:t xml:space="preserve"> </w:t>
@@ -62717,7 +62717,7 @@
               <w:t xml:space="preserve"> </w:t>
             </w:r>
             <w:r>
-              <w:t xml:space="preserve">“You made a decision. Your partner made the opposite one. Neither of you is wrong — but the numbers now differ and nobody knows why”</w:t>
+              <w:t xml:space="preserve">“You made a decision. Your partner made the opposite one. Neither of you is wrong - but the numbers now differ and nobody knows why”</w:t>
             </w:r>
           </w:p>
         </w:tc>
@@ -62770,7 +62770,7 @@
               <w:t xml:space="preserve"> </w:t>
             </w:r>
             <w:r>
-              <w:t xml:space="preserve">—</w:t>
+              <w:t xml:space="preserve">-</w:t>
             </w:r>
             <w:r>
               <w:t xml:space="preserve"> </w:t>
@@ -62854,7 +62854,7 @@
               <w:t xml:space="preserve"> </w:t>
             </w:r>
             <w:r>
-              <w:t xml:space="preserve">“Stop — write down what you just said. That sentence is the missing line”</w:t>
+              <w:t xml:space="preserve">“Stop - write down what you just said. That sentence is the missing line”</w:t>
             </w:r>
           </w:p>
         </w:tc>
@@ -62963,7 +62963,7 @@
         <w:t xml:space="preserve"> </w:t>
       </w:r>
       <w:r>
-        <w:t xml:space="preserve">— usually a senior one whose record failed</w:t>
+        <w:t xml:space="preserve">- usually a senior one whose record failed</w:t>
       </w:r>
       <w:r>
         <w:t xml:space="preserve"> </w:t>
@@ -63053,7 +63053,7 @@
         <w:t xml:space="preserve"> </w:t>
       </w:r>
       <w:r>
-        <w:t xml:space="preserve">— shorten to 5 minutes. Getting further is</w:t>
+        <w:t xml:space="preserve">- shorten to 5 minutes. Getting further is</w:t>
       </w:r>
       <w:r>
         <w:t xml:space="preserve"> </w:t>
@@ -63081,7 +63081,7 @@
         <w:t xml:space="preserve"> </w:t>
       </w:r>
       <w:r>
-        <w:t xml:space="preserve">— Day 3 session 3 covers it.</w:t>
+        <w:t xml:space="preserve">- Day 3 session 3 covers it.</w:t>
       </w:r>
     </w:p>
     <w:p>
@@ -63189,13 +63189,13 @@
     </w:p>
     <w:bookmarkEnd w:id="320"/>
     <w:bookmarkEnd w:id="321"/>
-    <w:bookmarkStart w:id="322" w:name="Xaf974e353860fc605977eed127cc51587af4d43"/>
+    <w:bookmarkStart w:id="322" w:name="Xbfdedff30089b2fb8f2ddb0afb64dc22cede2b9"/>
     <w:p>
       <w:pPr>
         <w:pStyle w:val="Heading1"/>
       </w:pPr>
       <w:r>
-        <w:t xml:space="preserve">Participant briefs —</w:t>
+        <w:t xml:space="preserve">Participant briefs -</w:t>
       </w:r>
       <w:r>
         <w:t xml:space="preserve"> </w:t>
@@ -63239,7 +63239,7 @@
         <w:t xml:space="preserve"> </w:t>
       </w:r>
       <w:r>
-        <w:t xml:space="preserve">— issuing both together lets participants write the record with the</w:t>
+        <w:t xml:space="preserve">- issuing both together lets participants write the record with the</w:t>
       </w:r>
       <w:r>
         <w:t xml:space="preserve"> </w:t>
@@ -63263,13 +63263,13 @@
       </w:r>
     </w:p>
     <w:bookmarkEnd w:id="322"/>
-    <w:bookmarkStart w:id="323" w:name="brief-a-write-the-record"/>
+    <w:bookmarkStart w:id="323" w:name="brief-a---write-the-record"/>
     <w:p>
       <w:pPr>
         <w:pStyle w:val="Heading1"/>
       </w:pPr>
       <w:r>
-        <w:t xml:space="preserve">BRIEF A — Write the record</w:t>
+        <w:t xml:space="preserve">BRIEF A - Write the record</w:t>
       </w:r>
     </w:p>
     <w:p>
@@ -63492,13 +63492,13 @@
       </w:r>
     </w:p>
     <w:bookmarkEnd w:id="323"/>
-    <w:bookmarkStart w:id="332" w:name="brief-b-reproduce-your-partners-work"/>
+    <w:bookmarkStart w:id="332" w:name="brief-b---reproduce-your-partners-work"/>
     <w:p>
       <w:pPr>
         <w:pStyle w:val="Heading1"/>
       </w:pPr>
       <w:r>
-        <w:t xml:space="preserve">BRIEF B — Reproduce your partner’s work</w:t>
+        <w:t xml:space="preserve">BRIEF B - Reproduce your partner’s work</w:t>
       </w:r>
     </w:p>
     <w:p>
@@ -63728,7 +63728,7 @@
         <w:pStyle w:val="FirstParagraph"/>
       </w:pPr>
       <w:r>
-        <w:t xml:space="preserve">That list is the important output. It is not a criticism of your partner — the</w:t>
+        <w:t xml:space="preserve">That list is the important output. It is not a criticism of your partner - the</w:t>
       </w:r>
       <w:r>
         <w:t xml:space="preserve"> </w:t>
@@ -63789,13 +63789,13 @@
       </w:r>
     </w:p>
     <w:bookmarkEnd w:id="326"/>
-    <w:bookmarkStart w:id="327" w:name="X0aedfd13b6110891068db9d938e59c015761aa0"/>
+    <w:bookmarkStart w:id="327" w:name="X4f47d3161fea0135ab3f1ae13ded5a6b278baf3"/>
     <w:p>
       <w:pPr>
         <w:pStyle w:val="Heading2"/>
       </w:pPr>
       <w:r>
-        <w:t xml:space="preserve">Model answer —</w:t>
+        <w:t xml:space="preserve">Model answer -</w:t>
       </w:r>
       <w:r>
         <w:t xml:space="preserve"> </w:t>
@@ -63848,13 +63848,13 @@
       </w:r>
     </w:p>
     <w:bookmarkEnd w:id="327"/>
-    <w:bookmarkStart w:id="328" w:name="part-1-what-a-level-3-record-looks-like"/>
+    <w:bookmarkStart w:id="328" w:name="X5f49b84f1faee83f2131b7f4125f8e266d4c0e2"/>
     <w:p>
       <w:pPr>
         <w:pStyle w:val="Heading2"/>
       </w:pPr>
       <w:r>
-        <w:t xml:space="preserve">Part 1 — What a level-3 record looks like</w:t>
+        <w:t xml:space="preserve">Part 1 - What a level-3 record looks like</w:t>
       </w:r>
     </w:p>
     <w:p>
@@ -64379,13 +64379,13 @@
       </w:r>
     </w:p>
     <w:bookmarkEnd w:id="328"/>
-    <w:bookmarkStart w:id="329" w:name="part-2-the-numbers"/>
+    <w:bookmarkStart w:id="329" w:name="part-2---the-numbers"/>
     <w:p>
       <w:pPr>
         <w:pStyle w:val="Heading2"/>
       </w:pPr>
       <w:r>
-        <w:t xml:space="preserve">Part 2 — The numbers</w:t>
+        <w:t xml:space="preserve">Part 2 - The numbers</w:t>
       </w:r>
     </w:p>
     <w:p>
@@ -64758,7 +64758,7 @@
         <w:t xml:space="preserve"> </w:t>
       </w:r>
       <w:r>
-        <w:t xml:space="preserve">Exact column-by-column equality is not the standard —</w:t>
+        <w:t xml:space="preserve">Exact column-by-column equality is not the standard -</w:t>
       </w:r>
       <w:r>
         <w:t xml:space="preserve"> </w:t>
@@ -64768,13 +64768,13 @@
       </w:r>
     </w:p>
     <w:bookmarkEnd w:id="329"/>
-    <w:bookmarkStart w:id="330" w:name="X003798389e37138ca87a4d5600f8f8ee3c00f90"/>
+    <w:bookmarkStart w:id="330" w:name="Xc87be81361a22bbc6b78b80ebb24c7facb059df"/>
     <w:p>
       <w:pPr>
         <w:pStyle w:val="Heading2"/>
       </w:pPr>
       <w:r>
-        <w:t xml:space="preserve">Part 3 — Why participants get different answers, and why that is the lesson</w:t>
+        <w:t xml:space="preserve">Part 3 - Why participants get different answers, and why that is the lesson</w:t>
       </w:r>
     </w:p>
     <w:p>
@@ -64962,7 +64962,7 @@
         <w:t xml:space="preserve"> </w:t>
       </w:r>
       <w:r>
-        <w:t xml:space="preserve">more than it needed to. If it does not, do not supply it — Day 3 session 3 is</w:t>
+        <w:t xml:space="preserve">more than it needed to. If it does not, do not supply it - Day 3 session 3 is</w:t>
       </w:r>
       <w:r>
         <w:t xml:space="preserve"> </w:t>
@@ -64978,13 +64978,13 @@
       </w:r>
     </w:p>
     <w:bookmarkEnd w:id="330"/>
-    <w:bookmarkStart w:id="331" w:name="Xb50df1aec78075d2e7dfa2eb9d2b3964c57269e"/>
+    <w:bookmarkStart w:id="331" w:name="X244efd0e66a8be7edbcfbc5e83af563e3df9cae"/>
     <w:p>
       <w:pPr>
         <w:pStyle w:val="Heading2"/>
       </w:pPr>
       <w:r>
-        <w:t xml:space="preserve">Part 4 — What to look for when judging level 3</w:t>
+        <w:t xml:space="preserve">Part 4 - What to look for when judging level 3</w:t>
       </w:r>
     </w:p>
     <w:p>
@@ -65041,7 +65041,7 @@
               <w:pStyle w:val="Compact"/>
             </w:pPr>
             <w:r>
-              <w:t xml:space="preserve">Record describes intent —</w:t>
+              <w:t xml:space="preserve">Record describes intent -</w:t>
             </w:r>
             <w:r>
               <w:t xml:space="preserve"> </w:t>
@@ -65229,7 +65229,7 @@
         <w:t xml:space="preserve"> </w:t>
       </w:r>
       <w:r>
-        <w:t xml:space="preserve">level 3 requires — the remaining distance is closed over the 90 days, on real</w:t>
+        <w:t xml:space="preserve">level 3 requires - the remaining distance is closed over the 90 days, on real</w:t>
       </w:r>
       <w:r>
         <w:t xml:space="preserve"> </w:t>
@@ -65245,13 +65245,13 @@
     </w:p>
     <w:bookmarkEnd w:id="331"/>
     <w:bookmarkEnd w:id="332"/>
-    <w:bookmarkStart w:id="341" w:name="X7d84ea4d0e103e076df4ca352f5b793c31e952a"/>
+    <w:bookmarkStart w:id="341" w:name="X75410aaa467325947cd25794f0b8f4a3e35d122"/>
     <w:p>
       <w:pPr>
         <w:pStyle w:val="Heading1"/>
       </w:pPr>
       <w:r>
-        <w:t xml:space="preserve">Annex C — Pre and post assessment instrument</w:t>
+        <w:t xml:space="preserve">Annex C - Pre and post assessment instrument</w:t>
       </w:r>
     </w:p>
     <w:p>
@@ -65440,7 +65440,7 @@
               <w:pStyle w:val="Compact"/>
             </w:pPr>
             <w:r>
-              <w:t xml:space="preserve">8 tasks, scored 0–4</w:t>
+              <w:t xml:space="preserve">8 tasks, scored 0-4</w:t>
             </w:r>
           </w:p>
         </w:tc>
@@ -65464,7 +65464,7 @@
               <w:pStyle w:val="Compact"/>
             </w:pPr>
             <w:r>
-              <w:t xml:space="preserve">Days −7 (pre) and 61–90 (post)</w:t>
+              <w:t xml:space="preserve">Days −7 (pre) and 61-90 (post)</w:t>
             </w:r>
           </w:p>
         </w:tc>
@@ -65530,7 +65530,7 @@
               <w:pStyle w:val="Compact"/>
             </w:pPr>
             <w:r>
-              <w:t xml:space="preserve">Blind — no names, no administration order</w:t>
+              <w:t xml:space="preserve">Blind - no names, no administration order</w:t>
             </w:r>
           </w:p>
         </w:tc>
@@ -65558,7 +65558,7 @@
         <w:pStyle w:val="FirstParagraph"/>
       </w:pPr>
       <w:r>
-        <w:t xml:space="preserve">Tasks 1–7 are performed by the participant.</w:t>
+        <w:t xml:space="preserve">Tasks 1-7 are performed by the participant.</w:t>
       </w:r>
       <w:r>
         <w:t xml:space="preserve"> </w:t>
@@ -65704,7 +65704,7 @@
               <w:t xml:space="preserve"> </w:t>
             </w:r>
             <w:r>
-              <w:t xml:space="preserve">— not impressions</w:t>
+              <w:t xml:space="preserve">- not impressions</w:t>
             </w:r>
           </w:p>
         </w:tc>
@@ -65870,7 +65870,7 @@
               <w:pStyle w:val="Compact"/>
             </w:pPr>
             <w:r>
-              <w:t xml:space="preserve">All three classes found — decimal comma, transposition, missing — each fixed or retained deliberately, with counts</w:t>
+              <w:t xml:space="preserve">All three classes found - decimal comma, transposition, missing - each fixed or retained deliberately, with counts</w:t>
             </w:r>
           </w:p>
         </w:tc>
@@ -66253,13 +66253,13 @@
         <w:t xml:space="preserve"> </w:t>
       </w:r>
       <w:r>
-        <w:t xml:space="preserve">knowing the marker. A participant can produce excellent work on tasks 1–7 and</w:t>
-      </w:r>
-      <w:r>
-        <w:t xml:space="preserve"> </w:t>
-      </w:r>
-      <w:r>
-        <w:t xml:space="preserve">still score zero on 8 — and that combination is precisely the department’s</w:t>
+        <w:t xml:space="preserve">knowing the marker. A participant can produce excellent work on tasks 1-7 and</w:t>
+      </w:r>
+      <w:r>
+        <w:t xml:space="preserve"> </w:t>
+      </w:r>
+      <w:r>
+        <w:t xml:space="preserve">still score zero on 8 - and that combination is precisely the department’s</w:t>
       </w:r>
       <w:r>
         <w:t xml:space="preserve"> </w:t>
@@ -66407,7 +66407,7 @@
               <w:pStyle w:val="Compact"/>
             </w:pPr>
             <w:r>
-              <w:t xml:space="preserve">Assisted standard — correct only where the task itself supplied the procedure</w:t>
+              <w:t xml:space="preserve">Assisted standard - correct only where the task itself supplied the procedure</w:t>
             </w:r>
           </w:p>
         </w:tc>
@@ -66435,7 +66435,7 @@
               <w:pStyle w:val="Compact"/>
             </w:pPr>
             <w:r>
-              <w:t xml:space="preserve">Independent standard — correct output, not reproducible</w:t>
+              <w:t xml:space="preserve">Independent standard - correct output, not reproducible</w:t>
             </w:r>
           </w:p>
         </w:tc>
@@ -66463,7 +66463,7 @@
               <w:pStyle w:val="Compact"/>
             </w:pPr>
             <w:r>
-              <w:t xml:space="preserve">Reproducible standard — correct, counted, and documented</w:t>
+              <w:t xml:space="preserve">Reproducible standard - correct, counted, and documented</w:t>
             </w:r>
           </w:p>
         </w:tc>
@@ -66491,7 +66491,7 @@
               <w:pStyle w:val="Compact"/>
             </w:pPr>
             <w:r>
-              <w:t xml:space="preserve">Improving standard — as 3, plus identifies a problem the task did not ask about</w:t>
+              <w:t xml:space="preserve">Improving standard - as 3, plus identifies a problem the task did not ask about</w:t>
             </w:r>
           </w:p>
         </w:tc>
@@ -66598,42 +66598,42 @@
               <w:pStyle w:val="Compact"/>
             </w:pPr>
             <w:r>
-              <w:t xml:space="preserve">0–8</w:t>
-            </w:r>
-          </w:p>
-        </w:tc>
-        <w:tc>
-          <w:tcPr/>
-          <w:p>
-            <w:pPr>
-              <w:pStyle w:val="Compact"/>
-            </w:pPr>
-            <w:r>
-              <w:t xml:space="preserve">Level 0–1. Cannot yet work unsupervised</w:t>
-            </w:r>
-          </w:p>
-        </w:tc>
-      </w:tr>
-      <w:tr>
-        <w:tc>
-          <w:tcPr/>
-          <w:p>
-            <w:pPr>
-              <w:pStyle w:val="Compact"/>
-            </w:pPr>
-            <w:r>
-              <w:t xml:space="preserve">9–16</w:t>
-            </w:r>
-          </w:p>
-        </w:tc>
-        <w:tc>
-          <w:tcPr/>
-          <w:p>
-            <w:pPr>
-              <w:pStyle w:val="Compact"/>
-            </w:pPr>
-            <w:r>
-              <w:t xml:space="preserve">Level 1–2. Produces correct work that cannot be handed over.</w:t>
+              <w:t xml:space="preserve">0-8</w:t>
+            </w:r>
+          </w:p>
+        </w:tc>
+        <w:tc>
+          <w:tcPr/>
+          <w:p>
+            <w:pPr>
+              <w:pStyle w:val="Compact"/>
+            </w:pPr>
+            <w:r>
+              <w:t xml:space="preserve">Level 0-1. Cannot yet work unsupervised</w:t>
+            </w:r>
+          </w:p>
+        </w:tc>
+      </w:tr>
+      <w:tr>
+        <w:tc>
+          <w:tcPr/>
+          <w:p>
+            <w:pPr>
+              <w:pStyle w:val="Compact"/>
+            </w:pPr>
+            <w:r>
+              <w:t xml:space="preserve">9-16</w:t>
+            </w:r>
+          </w:p>
+        </w:tc>
+        <w:tc>
+          <w:tcPr/>
+          <w:p>
+            <w:pPr>
+              <w:pStyle w:val="Compact"/>
+            </w:pPr>
+            <w:r>
+              <w:t xml:space="preserve">Level 1-2. Produces correct work that cannot be handed over.</w:t>
             </w:r>
             <w:r>
               <w:t xml:space="preserve"> </w:t>
@@ -66656,42 +66656,42 @@
               <w:pStyle w:val="Compact"/>
             </w:pPr>
             <w:r>
-              <w:t xml:space="preserve">17–24</w:t>
-            </w:r>
-          </w:p>
-        </w:tc>
-        <w:tc>
-          <w:tcPr/>
-          <w:p>
-            <w:pPr>
-              <w:pStyle w:val="Compact"/>
-            </w:pPr>
-            <w:r>
-              <w:t xml:space="preserve">Level 2–3. Reproducible on familiar tasks</w:t>
-            </w:r>
-          </w:p>
-        </w:tc>
-      </w:tr>
-      <w:tr>
-        <w:tc>
-          <w:tcPr/>
-          <w:p>
-            <w:pPr>
-              <w:pStyle w:val="Compact"/>
-            </w:pPr>
-            <w:r>
-              <w:t xml:space="preserve">25–32</w:t>
-            </w:r>
-          </w:p>
-        </w:tc>
-        <w:tc>
-          <w:tcPr/>
-          <w:p>
-            <w:pPr>
-              <w:pStyle w:val="Compact"/>
-            </w:pPr>
-            <w:r>
-              <w:t xml:space="preserve">Level 3–4. Can review others’ work</w:t>
+              <w:t xml:space="preserve">17-24</w:t>
+            </w:r>
+          </w:p>
+        </w:tc>
+        <w:tc>
+          <w:tcPr/>
+          <w:p>
+            <w:pPr>
+              <w:pStyle w:val="Compact"/>
+            </w:pPr>
+            <w:r>
+              <w:t xml:space="preserve">Level 2-3. Reproducible on familiar tasks</w:t>
+            </w:r>
+          </w:p>
+        </w:tc>
+      </w:tr>
+      <w:tr>
+        <w:tc>
+          <w:tcPr/>
+          <w:p>
+            <w:pPr>
+              <w:pStyle w:val="Compact"/>
+            </w:pPr>
+            <w:r>
+              <w:t xml:space="preserve">25-32</w:t>
+            </w:r>
+          </w:p>
+        </w:tc>
+        <w:tc>
+          <w:tcPr/>
+          <w:p>
+            <w:pPr>
+              <w:pStyle w:val="Compact"/>
+            </w:pPr>
+            <w:r>
+              <w:t xml:space="preserve">Level 3-4. Can review others’ work</w:t>
             </w:r>
           </w:p>
         </w:tc>
@@ -66706,7 +66706,7 @@
           <w:b/>
           <w:bCs/>
         </w:rPr>
-        <w:t xml:space="preserve">Expected pre-assessment total: 11–14.</w:t>
+        <w:t xml:space="preserve">Expected pre-assessment total: 11-14.</w:t>
       </w:r>
       <w:r>
         <w:t xml:space="preserve"> </w:t>
@@ -67409,7 +67409,7 @@
         </w:numPr>
       </w:pPr>
       <w:r>
-        <w:t xml:space="preserve">Same difficulty, different values — so the post-test cannot be passed from</w:t>
+        <w:t xml:space="preserve">Same difficulty, different values - so the post-test cannot be passed from</w:t>
       </w:r>
       <w:r>
         <w:t xml:space="preserve"> </w:t>
@@ -67532,13 +67532,13 @@
       </w:r>
     </w:p>
     <w:bookmarkEnd w:id="338"/>
-    <w:bookmarkStart w:id="339" w:name="X31582005fc12975a6a3a538caa82e154c45851c"/>
+    <w:bookmarkStart w:id="339" w:name="Xa8924eeb73c7989adf57d5de0138b10d7400f27"/>
     <w:p>
       <w:pPr>
         <w:pStyle w:val="Heading2"/>
       </w:pPr>
       <w:r>
-        <w:t xml:space="preserve">The calibration measure — reported, never as an outcome</w:t>
+        <w:t xml:space="preserve">The calibration measure - reported, never as an outcome</w:t>
       </w:r>
     </w:p>
     <w:p>
@@ -67683,7 +67683,7 @@
         <w:t xml:space="preserve"> </w:t>
       </w:r>
       <w:r>
-        <w:t xml:space="preserve">result, worth measuring — and it is reported in its own line, never as evidence</w:t>
+        <w:t xml:space="preserve">result, worth measuring - and it is reported in its own line, never as evidence</w:t>
       </w:r>
       <w:r>
         <w:t xml:space="preserve"> </w:t>
@@ -67848,13 +67848,13 @@
     </w:p>
     <w:bookmarkEnd w:id="340"/>
     <w:bookmarkEnd w:id="341"/>
-    <w:bookmarkStart w:id="347" w:name="annex-d-dataset-specifications"/>
+    <w:bookmarkStart w:id="347" w:name="annex-d---dataset-specifications"/>
     <w:p>
       <w:pPr>
         <w:pStyle w:val="Heading1"/>
       </w:pPr>
       <w:r>
-        <w:t xml:space="preserve">Annex D — Dataset specifications</w:t>
+        <w:t xml:space="preserve">Annex D - Dataset specifications</w:t>
       </w:r>
     </w:p>
     <w:p>
@@ -68313,7 +68313,7 @@
               <w:t xml:space="preserve"> </w:t>
             </w:r>
             <w:r>
-              <w:t xml:space="preserve">variants — spacing, case, hyphenation</w:t>
+              <w:t xml:space="preserve">variants - spacing, case, hyphenation</w:t>
             </w:r>
           </w:p>
         </w:tc>
@@ -68413,7 +68413,7 @@
               <w:t xml:space="preserve"> </w:t>
             </w:r>
             <w:r>
-              <w:t xml:space="preserve">— which row survives?</w:t>
+              <w:t xml:space="preserve">- which row survives?</w:t>
             </w:r>
           </w:p>
         </w:tc>
@@ -68469,7 +68469,7 @@
               <w:t xml:space="preserve"> </w:t>
             </w:r>
             <w:r>
-              <w:t xml:space="preserve">— drop, or keep unmapped?</w:t>
+              <w:t xml:space="preserve">- drop, or keep unmapped?</w:t>
             </w:r>
           </w:p>
         </w:tc>
@@ -68620,7 +68620,7 @@
               <w:t xml:space="preserve"> </w:t>
             </w:r>
             <w:r>
-              <w:t xml:space="preserve">— sentinel, or real?</w:t>
+              <w:t xml:space="preserve">- sentinel, or real?</w:t>
             </w:r>
           </w:p>
         </w:tc>
@@ -68765,7 +68765,7 @@
         <w:t xml:space="preserve"> </w:t>
       </w:r>
       <w:r>
-        <w:t xml:space="preserve">documentation means listing steps. It does not — steps are usually recoverable by</w:t>
+        <w:t xml:space="preserve">documentation means listing steps. It does not - steps are usually recoverable by</w:t>
       </w:r>
       <w:r>
         <w:t xml:space="preserve"> </w:t>
@@ -68825,7 +68825,7 @@
         <w:t xml:space="preserve"> </w:t>
       </w:r>
       <w:r>
-        <w:t xml:space="preserve">— which is the moment the</w:t>
+        <w:t xml:space="preserve">- which is the moment the</w:t>
       </w:r>
       <w:r>
         <w:t xml:space="preserve"> </w:t>
@@ -68972,13 +68972,13 @@
     </w:p>
     <w:bookmarkEnd w:id="346"/>
     <w:bookmarkEnd w:id="347"/>
-    <w:bookmarkStart w:id="353" w:name="X835147a2d604016ace8ddb23791e3f52f4b201a"/>
+    <w:bookmarkStart w:id="353" w:name="X10ad43a20e645dafaf3d679911ff1134f2646e8"/>
     <w:p>
       <w:pPr>
         <w:pStyle w:val="Heading1"/>
       </w:pPr>
       <w:r>
-        <w:t xml:space="preserve">Annex E — Five-day course, session by session</w:t>
+        <w:t xml:space="preserve">Annex E - Five-day course, session by session</w:t>
       </w:r>
     </w:p>
     <w:p>
@@ -68998,7 +68998,7 @@
         <w:t xml:space="preserve"> </w:t>
       </w:r>
       <w:r>
-        <w:t xml:space="preserve">operational detail a facilitator needs — every session with its exercise,</w:t>
+        <w:t xml:space="preserve">operational detail a facilitator needs - every session with its exercise,</w:t>
       </w:r>
       <w:r>
         <w:t xml:space="preserve"> </w:t>
@@ -69054,13 +69054,13 @@
         </w:pict>
       </w:r>
     </w:p>
-    <w:bookmarkStart w:id="348" w:name="day-1-what-is-actually-in-the-data"/>
+    <w:bookmarkStart w:id="348" w:name="day-1---what-is-actually-in-the-data"/>
     <w:p>
       <w:pPr>
         <w:pStyle w:val="Heading3"/>
       </w:pPr>
       <w:r>
-        <w:t xml:space="preserve">Day 1 — What is actually in the data</w:t>
+        <w:t xml:space="preserve">Day 1 - What is actually in the data</w:t>
       </w:r>
     </w:p>
     <w:p>
@@ -69084,7 +69084,7 @@
         <w:t xml:space="preserve"> </w:t>
       </w:r>
       <w:r>
-        <w:t xml:space="preserve">its defects — counts, not impressions — without cleaning anything.</w:t>
+        <w:t xml:space="preserve">its defects - counts, not impressions - without cleaning anything.</w:t>
       </w:r>
     </w:p>
     <w:tbl>
@@ -69236,7 +69236,7 @@
               <w:pStyle w:val="Compact"/>
             </w:pPr>
             <w:r>
-              <w:t xml:space="preserve">—</w:t>
+              <w:t xml:space="preserve">-</w:t>
             </w:r>
           </w:p>
         </w:tc>
@@ -69349,13 +69349,13 @@
       </w:r>
     </w:p>
     <w:bookmarkEnd w:id="348"/>
-    <w:bookmarkStart w:id="349" w:name="day-2-cleaning-that-can-be-checked"/>
+    <w:bookmarkStart w:id="349" w:name="day-2---cleaning-that-can-be-checked"/>
     <w:p>
       <w:pPr>
         <w:pStyle w:val="Heading3"/>
       </w:pPr>
       <w:r>
-        <w:t xml:space="preserve">Day 2 — Cleaning that can be checked</w:t>
+        <w:t xml:space="preserve">Day 2 - Cleaning that can be checked</w:t>
       </w:r>
     </w:p>
     <w:p>
@@ -69485,7 +69485,7 @@
               <w:pStyle w:val="Compact"/>
             </w:pPr>
             <w:r>
-              <w:t xml:space="preserve">—</w:t>
+              <w:t xml:space="preserve">-</w:t>
             </w:r>
           </w:p>
         </w:tc>
@@ -69630,13 +69630,13 @@
       </w:tr>
     </w:tbl>
     <w:bookmarkEnd w:id="349"/>
-    <w:bookmarkStart w:id="350" w:name="day-3-reproducibility-the-spine"/>
+    <w:bookmarkStart w:id="350" w:name="day-3---reproducibility-the-spine"/>
     <w:p>
       <w:pPr>
         <w:pStyle w:val="Heading3"/>
       </w:pPr>
       <w:r>
-        <w:t xml:space="preserve">Day 3 — Reproducibility (the spine)</w:t>
+        <w:t xml:space="preserve">Day 3 - Reproducibility (the spine)</w:t>
       </w:r>
     </w:p>
     <w:p>
@@ -69886,7 +69886,7 @@
               <w:pStyle w:val="Compact"/>
             </w:pPr>
             <w:r>
-              <w:t xml:space="preserve">—</w:t>
+              <w:t xml:space="preserve">-</w:t>
             </w:r>
           </w:p>
         </w:tc>
@@ -69907,13 +69907,13 @@
       </w:r>
     </w:p>
     <w:bookmarkEnd w:id="350"/>
-    <w:bookmarkStart w:id="351" w:name="X46f7c132ae30ed6615255bd29542d18f76bb5f6"/>
+    <w:bookmarkStart w:id="351" w:name="Xad2f97d38dcf20e851fe6450e45266efb39489d"/>
     <w:p>
       <w:pPr>
         <w:pStyle w:val="Heading3"/>
       </w:pPr>
       <w:r>
-        <w:t xml:space="preserve">Day 4 — Spatial data, and the map they came for</w:t>
+        <w:t xml:space="preserve">Day 4 - Spatial data, and the map they came for</w:t>
       </w:r>
     </w:p>
     <w:p>
@@ -70043,7 +70043,7 @@
               <w:pStyle w:val="Compact"/>
             </w:pPr>
             <w:r>
-              <w:t xml:space="preserve">—</w:t>
+              <w:t xml:space="preserve">-</w:t>
             </w:r>
           </w:p>
         </w:tc>
@@ -70208,13 +70208,13 @@
       </w:r>
     </w:p>
     <w:bookmarkEnd w:id="351"/>
-    <w:bookmarkStart w:id="352" w:name="X217680c89400489c2e2f064d30f224d0927b343"/>
+    <w:bookmarkStart w:id="352" w:name="Xc115be75adde88a04129730ae7e2fba36e83876"/>
     <w:p>
       <w:pPr>
         <w:pStyle w:val="Heading3"/>
       </w:pPr>
       <w:r>
-        <w:t xml:space="preserve">Day 5 — Their own work, and what happens next</w:t>
+        <w:t xml:space="preserve">Day 5 - Their own work, and what happens next</w:t>
       </w:r>
     </w:p>
     <w:p>
@@ -70436,7 +70436,7 @@
               <w:pStyle w:val="Compact"/>
             </w:pPr>
             <w:r>
-              <w:t xml:space="preserve">—</w:t>
+              <w:t xml:space="preserve">-</w:t>
             </w:r>
           </w:p>
         </w:tc>
@@ -70472,8 +70472,8 @@
     <w:bookmarkEnd w:id="352"/>
     <w:bookmarkEnd w:id="353"/>
     <w:sectPr>
-      <w:pgSz w:h="16838" w:w="11906"/>
-      <w:pgMar w:bottom="1134" w:footer="567" w:gutter="0" w:header="567" w:left="1134" w:right="1134" w:top="1134"/>
+      <w:pgSz w:h="15840" w:orient="portrait" w:w="12240"/>
+      <w:pgMar w:bottom="1080" w:footer="708" w:gutter="0" w:header="708" w:left="1080" w:right="1080" w:top="1080"/>
       <w:footnotePr>
         <w:numRestart w:val="eachSect"/>
       </w:footnotePr>
@@ -71334,15 +71334,15 @@
   <w:docDefaults>
     <w:rPrDefault>
       <w:rPr>
-        <w:rFonts w:asciiTheme="minorHAnsi" w:cstheme="minorBidi" w:eastAsiaTheme="minorEastAsia" w:hAnsiTheme="minorHAnsi"/>
-        <w:sz w:val="24"/>
-        <w:szCs w:val="24"/>
-        <w:lang w:bidi="ar-SA" w:eastAsia="zh-CN" w:val="en-GB"/>
+        <w:rFonts w:ascii="Calibri" w:cs="Calibri" w:eastAsia="Calibri" w:hAnsi="Calibri"/>
+        <w:sz w:val="22"/>
+        <w:szCs w:val="22"/>
       </w:rPr>
     </w:rPrDefault>
     <w:pPrDefault>
       <w:pPr>
-        <w:spacing w:after="110"/>
+        <w:spacing w:after="200" w:line="240" w:lineRule="auto"/>
+        <w:jc w:val="left"/>
       </w:pPr>
     </w:pPrDefault>
   </w:docDefaults>
@@ -71357,7 +71357,7 @@
     <w:link w:val="BodyTextChar"/>
     <w:qFormat/>
     <w:pPr>
-      <w:spacing w:after="99" w:before="99"/>
+      <w:spacing w:after="180" w:before="180"/>
     </w:pPr>
   </w:style>
   <w:style w:customStyle="1" w:styleId="FirstParagraph" w:type="paragraph">
@@ -71371,7 +71371,7 @@
     <w:basedOn w:val="BodyText"/>
     <w:qFormat/>
     <w:pPr>
-      <w:spacing w:after="40" w:before="40"/>
+      <w:spacing w:after="36" w:before="36"/>
     </w:pPr>
   </w:style>
   <w:style w:styleId="Title" w:type="paragraph">
@@ -71383,12 +71383,12 @@
     <w:qFormat/>
     <w:rsid w:val="00A10FD9"/>
     <w:pPr>
-      <w:spacing w:after="44" w:line="240" w:lineRule="auto"/>
+      <w:spacing w:after="80" w:line="240" w:lineRule="auto"/>
       <w:contextualSpacing/>
       <w:jc w:val="center"/>
     </w:pPr>
     <w:rPr>
-      <w:rFonts w:asciiTheme="majorHAnsi" w:cstheme="majorBidi" w:eastAsiaTheme="majorEastAsia" w:hAnsiTheme="majorHAnsi"/>
+      <w:rFonts w:ascii="Calibri" w:cs="Calibri" w:eastAsia="Calibri" w:hAnsi="Calibri"/>
       <w:sz w:val="56"/>
       <w:szCs w:val="56"/>
     </w:rPr>
@@ -71400,7 +71400,7 @@
     <w:uiPriority w:val="10"/>
     <w:rsid w:val="00A10FD9"/>
     <w:rPr>
-      <w:rFonts w:asciiTheme="majorHAnsi" w:cstheme="majorBidi" w:eastAsiaTheme="majorEastAsia" w:hAnsiTheme="majorHAnsi"/>
+      <w:rFonts w:ascii="Calibri" w:cs="Calibri" w:eastAsia="Calibri" w:hAnsi="Calibri"/>
       <w:sz w:val="56"/>
       <w:szCs w:val="56"/>
     </w:rPr>
@@ -71419,7 +71419,7 @@
       </w:numPr>
     </w:pPr>
     <w:rPr>
-      <w:rFonts w:cstheme="majorBidi" w:eastAsiaTheme="majorEastAsia"/>
+      <w:rFonts w:ascii="Calibri" w:cs="Calibri" w:eastAsia="Calibri" w:hAnsi="Calibri"/>
       <w:spacing w:val="15"/>
       <w:sz w:val="28"/>
       <w:szCs w:val="28"/>
@@ -71432,7 +71432,7 @@
     <w:uiPriority w:val="11"/>
     <w:rsid w:val="00A10FD9"/>
     <w:rPr>
-      <w:rFonts w:cstheme="majorBidi" w:eastAsiaTheme="majorEastAsia"/>
+      <w:rFonts w:ascii="Calibri" w:cs="Calibri" w:eastAsia="Calibri" w:hAnsi="Calibri"/>
       <w:color w:themeColor="text1" w:themeTint="A6" w:val="595959"/>
       <w:spacing w:val="15"/>
       <w:sz w:val="28"/>
@@ -71475,7 +71475,7 @@
     <w:pPr>
       <w:keepNext/>
       <w:keepLines/>
-      <w:spacing w:after="40" w:before="165"/>
+      <w:spacing w:after="0" w:before="300"/>
       <w:jc w:val="center"/>
     </w:pPr>
     <w:rPr>
@@ -71492,7 +71492,7 @@
     <w:pPr>
       <w:keepNext/>
       <w:keepLines/>
-      <w:spacing w:after="165" w:before="55"/>
+      <w:spacing w:after="300" w:before="100"/>
     </w:pPr>
     <w:rPr>
       <w:sz w:val="20"/>
@@ -71518,14 +71518,15 @@
     <w:pPr>
       <w:keepNext/>
       <w:keepLines/>
-      <w:spacing w:after="44" w:before="198"/>
+      <w:spacing w:after="100" w:before="200"/>
       <w:outlineLvl w:val="0"/>
     </w:pPr>
     <w:rPr>
-      <w:rFonts w:asciiTheme="majorHAnsi" w:cstheme="majorBidi" w:eastAsiaTheme="majorEastAsia" w:hAnsiTheme="majorHAnsi"/>
+      <w:b/>
+      <w:rFonts w:ascii="Calibri" w:cs="Calibri" w:eastAsia="Calibri" w:hAnsi="Calibri"/>
       <w:color w:themeColor="accent1" w:themeShade="BF" w:val="0F4761"/>
-      <w:sz w:val="40"/>
-      <w:szCs w:val="40"/>
+      <w:sz w:val="32"/>
+      <w:szCs w:val="32"/>
     </w:rPr>
   </w:style>
   <w:style w:styleId="Heading2" w:type="paragraph">
@@ -71541,14 +71542,15 @@
     <w:pPr>
       <w:keepNext/>
       <w:keepLines/>
-      <w:spacing w:after="44" w:before="88"/>
+      <w:spacing w:after="100" w:before="200"/>
       <w:outlineLvl w:val="1"/>
     </w:pPr>
     <w:rPr>
-      <w:rFonts w:asciiTheme="majorHAnsi" w:cstheme="majorBidi" w:eastAsiaTheme="majorEastAsia" w:hAnsiTheme="majorHAnsi"/>
+      <w:b/>
+      <w:rFonts w:ascii="Calibri" w:cs="Calibri" w:eastAsia="Calibri" w:hAnsi="Calibri"/>
       <w:color w:themeColor="accent1" w:themeShade="BF" w:val="0F4761"/>
-      <w:sz w:val="32"/>
-      <w:szCs w:val="32"/>
+      <w:sz w:val="28"/>
+      <w:szCs w:val="28"/>
     </w:rPr>
   </w:style>
   <w:style w:styleId="Heading3" w:type="paragraph">
@@ -71564,14 +71566,15 @@
     <w:pPr>
       <w:keepNext/>
       <w:keepLines/>
-      <w:spacing w:after="44" w:before="88"/>
+      <w:spacing w:after="100" w:before="200"/>
       <w:outlineLvl w:val="2"/>
     </w:pPr>
     <w:rPr>
-      <w:rFonts w:cstheme="majorBidi" w:eastAsiaTheme="majorEastAsia"/>
+      <w:b/>
+      <w:rFonts w:ascii="Calibri" w:cs="Calibri" w:eastAsia="Calibri" w:hAnsi="Calibri"/>
       <w:color w:themeColor="accent1" w:themeShade="BF" w:val="0F4761"/>
-      <w:sz w:val="28"/>
-      <w:szCs w:val="28"/>
+      <w:sz w:val="24"/>
+      <w:szCs w:val="24"/>
     </w:rPr>
   </w:style>
   <w:style w:styleId="Heading4" w:type="paragraph">
@@ -71587,11 +71590,12 @@
     <w:pPr>
       <w:keepNext/>
       <w:keepLines/>
-      <w:spacing w:after="40" w:before="44"/>
+      <w:spacing w:after="100" w:before="200"/>
       <w:outlineLvl w:val="3"/>
     </w:pPr>
     <w:rPr>
-      <w:rFonts w:cstheme="majorBidi" w:eastAsiaTheme="majorEastAsia"/>
+      <w:b/>
+      <w:rFonts w:ascii="Calibri" w:cs="Calibri" w:eastAsia="Calibri" w:hAnsi="Calibri"/>
       <w:i/>
       <w:iCs/>
       <w:color w:themeColor="accent1" w:themeShade="BF" w:val="0F4761"/>
@@ -71610,11 +71614,12 @@
     <w:pPr>
       <w:keepNext/>
       <w:keepLines/>
-      <w:spacing w:after="40" w:before="44"/>
+      <w:spacing w:after="100" w:before="200"/>
       <w:outlineLvl w:val="4"/>
     </w:pPr>
     <w:rPr>
-      <w:rFonts w:cstheme="majorBidi" w:eastAsiaTheme="majorEastAsia"/>
+      <w:b/>
+      <w:rFonts w:ascii="Calibri" w:cs="Calibri" w:eastAsia="Calibri" w:hAnsi="Calibri"/>
       <w:color w:themeColor="accent1" w:themeShade="BF" w:val="0F4761"/>
     </w:rPr>
   </w:style>
@@ -71631,11 +71636,12 @@
     <w:pPr>
       <w:keepNext/>
       <w:keepLines/>
-      <w:spacing w:after="40" w:before="40"/>
+      <w:spacing w:after="100" w:before="200"/>
       <w:outlineLvl w:val="5"/>
     </w:pPr>
     <w:rPr>
-      <w:rFonts w:cstheme="majorBidi" w:eastAsiaTheme="majorEastAsia"/>
+      <w:b/>
+      <w:rFonts w:ascii="Calibri" w:cs="Calibri" w:eastAsia="Calibri" w:hAnsi="Calibri"/>
       <w:i/>
       <w:iCs/>
       <w:color w:themeColor="text1" w:themeTint="A6" w:val="595959"/>
@@ -71654,11 +71660,11 @@
     <w:pPr>
       <w:keepNext/>
       <w:keepLines/>
-      <w:spacing w:after="40" w:before="40"/>
+      <w:spacing w:after="0" w:before="40"/>
       <w:outlineLvl w:val="6"/>
     </w:pPr>
     <w:rPr>
-      <w:rFonts w:cstheme="majorBidi" w:eastAsiaTheme="majorEastAsia"/>
+      <w:rFonts w:ascii="Calibri" w:cs="Calibri" w:eastAsia="Calibri" w:hAnsi="Calibri"/>
       <w:color w:themeColor="text1" w:themeTint="A6" w:val="595959"/>
     </w:rPr>
   </w:style>
@@ -71675,11 +71681,11 @@
     <w:pPr>
       <w:keepNext/>
       <w:keepLines/>
-      <w:spacing w:after="40"/>
+      <w:spacing w:after="0"/>
       <w:outlineLvl w:val="7"/>
     </w:pPr>
     <w:rPr>
-      <w:rFonts w:cstheme="majorBidi" w:eastAsiaTheme="majorEastAsia"/>
+      <w:rFonts w:ascii="Calibri" w:cs="Calibri" w:eastAsia="Calibri" w:hAnsi="Calibri"/>
       <w:i/>
       <w:iCs/>
       <w:color w:themeColor="text1" w:themeTint="D8" w:val="272727"/>
@@ -71698,11 +71704,11 @@
     <w:pPr>
       <w:keepNext/>
       <w:keepLines/>
-      <w:spacing w:after="40"/>
+      <w:spacing w:after="0"/>
       <w:outlineLvl w:val="8"/>
     </w:pPr>
     <w:rPr>
-      <w:rFonts w:cstheme="majorBidi" w:eastAsiaTheme="majorEastAsia"/>
+      <w:rFonts w:ascii="Calibri" w:cs="Calibri" w:eastAsia="Calibri" w:hAnsi="Calibri"/>
       <w:color w:themeColor="text1" w:themeTint="D8" w:val="272727"/>
     </w:rPr>
   </w:style>
@@ -71713,7 +71719,7 @@
     <w:uiPriority w:val="9"/>
     <w:rsid w:val="00A10FD9"/>
     <w:rPr>
-      <w:rFonts w:asciiTheme="majorHAnsi" w:cstheme="majorBidi" w:eastAsiaTheme="majorEastAsia" w:hAnsiTheme="majorHAnsi"/>
+      <w:rFonts w:ascii="Calibri" w:cs="Calibri" w:eastAsia="Calibri" w:hAnsi="Calibri"/>
       <w:color w:themeColor="accent1" w:themeShade="BF" w:val="0F4761"/>
       <w:sz w:val="40"/>
       <w:szCs w:val="40"/>
@@ -71727,7 +71733,7 @@
     <w:semiHidden/>
     <w:rsid w:val="00A10FD9"/>
     <w:rPr>
-      <w:rFonts w:asciiTheme="majorHAnsi" w:cstheme="majorBidi" w:eastAsiaTheme="majorEastAsia" w:hAnsiTheme="majorHAnsi"/>
+      <w:rFonts w:ascii="Calibri" w:cs="Calibri" w:eastAsia="Calibri" w:hAnsi="Calibri"/>
       <w:color w:themeColor="accent1" w:themeShade="BF" w:val="0F4761"/>
       <w:sz w:val="32"/>
       <w:szCs w:val="32"/>
@@ -71741,7 +71747,7 @@
     <w:semiHidden/>
     <w:rsid w:val="00A10FD9"/>
     <w:rPr>
-      <w:rFonts w:cstheme="majorBidi" w:eastAsiaTheme="majorEastAsia"/>
+      <w:rFonts w:ascii="Calibri" w:cs="Calibri" w:eastAsia="Calibri" w:hAnsi="Calibri"/>
       <w:color w:themeColor="accent1" w:themeShade="BF" w:val="0F4761"/>
       <w:sz w:val="28"/>
       <w:szCs w:val="28"/>
@@ -71755,7 +71761,7 @@
     <w:semiHidden/>
     <w:rsid w:val="00A10FD9"/>
     <w:rPr>
-      <w:rFonts w:cstheme="majorBidi" w:eastAsiaTheme="majorEastAsia"/>
+      <w:rFonts w:ascii="Calibri" w:cs="Calibri" w:eastAsia="Calibri" w:hAnsi="Calibri"/>
       <w:i/>
       <w:iCs/>
       <w:color w:themeColor="accent1" w:themeShade="BF" w:val="0F4761"/>
@@ -71769,7 +71775,7 @@
     <w:semiHidden/>
     <w:rsid w:val="00A10FD9"/>
     <w:rPr>
-      <w:rFonts w:cstheme="majorBidi" w:eastAsiaTheme="majorEastAsia"/>
+      <w:rFonts w:ascii="Calibri" w:cs="Calibri" w:eastAsia="Calibri" w:hAnsi="Calibri"/>
       <w:color w:themeColor="accent1" w:themeShade="BF" w:val="0F4761"/>
     </w:rPr>
   </w:style>
@@ -71781,7 +71787,7 @@
     <w:semiHidden/>
     <w:rsid w:val="00A10FD9"/>
     <w:rPr>
-      <w:rFonts w:cstheme="majorBidi" w:eastAsiaTheme="majorEastAsia"/>
+      <w:rFonts w:ascii="Calibri" w:cs="Calibri" w:eastAsia="Calibri" w:hAnsi="Calibri"/>
       <w:i/>
       <w:iCs/>
       <w:color w:themeColor="text1" w:themeTint="A6" w:val="595959"/>
@@ -71795,7 +71801,7 @@
     <w:semiHidden/>
     <w:rsid w:val="00A10FD9"/>
     <w:rPr>
-      <w:rFonts w:cstheme="majorBidi" w:eastAsiaTheme="majorEastAsia"/>
+      <w:rFonts w:ascii="Calibri" w:cs="Calibri" w:eastAsia="Calibri" w:hAnsi="Calibri"/>
       <w:color w:themeColor="text1" w:themeTint="A6" w:val="595959"/>
     </w:rPr>
   </w:style>
@@ -71807,7 +71813,7 @@
     <w:semiHidden/>
     <w:rsid w:val="00A10FD9"/>
     <w:rPr>
-      <w:rFonts w:cstheme="majorBidi" w:eastAsiaTheme="majorEastAsia"/>
+      <w:rFonts w:ascii="Calibri" w:cs="Calibri" w:eastAsia="Calibri" w:hAnsi="Calibri"/>
       <w:i/>
       <w:iCs/>
       <w:color w:themeColor="text1" w:themeTint="D8" w:val="272727"/>
@@ -71821,7 +71827,7 @@
     <w:semiHidden/>
     <w:rsid w:val="00A10FD9"/>
     <w:rPr>
-      <w:rFonts w:cstheme="majorBidi" w:eastAsiaTheme="majorEastAsia"/>
+      <w:rFonts w:ascii="Calibri" w:cs="Calibri" w:eastAsia="Calibri" w:hAnsi="Calibri"/>
       <w:color w:themeColor="text1" w:themeTint="D8" w:val="272727"/>
     </w:rPr>
   </w:style>
@@ -71833,7 +71839,7 @@
     <w:unhideWhenUsed/>
     <w:qFormat/>
     <w:pPr>
-      <w:spacing w:after="55" w:before="55"/>
+      <w:spacing w:after="100" w:before="100"/>
       <w:ind w:firstLine="0" w:left="480" w:right="480"/>
     </w:pPr>
   </w:style>
@@ -71853,7 +71859,7 @@
     <w:unhideWhenUsed/>
     <w:qFormat/>
     <w:pPr>
-      <w:spacing w:after="55" w:before="55"/>
+      <w:spacing w:after="100" w:before="100"/>
       <w:ind w:firstLine="0" w:left="480" w:right="480"/>
     </w:pPr>
   </w:style>
@@ -71893,7 +71899,7 @@
     <w:pPr>
       <w:keepNext/>
       <w:keepLines/>
-      <w:spacing w:after="40"/>
+      <w:spacing w:after="0"/>
     </w:pPr>
     <w:rPr>
       <w:b/>
@@ -71908,7 +71914,7 @@
     <w:basedOn w:val="Normal"/>
     <w:link w:val="BodyTextChar"/>
     <w:pPr>
-      <w:spacing w:after="66" w:before="40"/>
+      <w:spacing w:after="120" w:before="0"/>
     </w:pPr>
     <w:rPr>
       <w:i/>
@@ -71945,7 +71951,7 @@
     <w:name w:val="Verbatim Char"/>
     <w:basedOn w:val="BodyTextChar"/>
     <w:rPr>
-      <w:rFonts w:ascii="Consolas" w:hAnsi="Consolas"/>
+      <w:rFonts w:ascii="Calibri" w:cs="Calibri" w:eastAsia="Calibri" w:hAnsi="Calibri"/>
       <w:sz w:val="22"/>
     </w:rPr>
   </w:style>
@@ -71979,7 +71985,7 @@
       <w:outlineLvl w:val="9"/>
     </w:pPr>
     <w:rPr>
-      <w:rFonts w:asciiTheme="majorHAnsi" w:cstheme="majorBidi" w:eastAsiaTheme="majorEastAsia" w:hAnsiTheme="majorHAnsi"/>
+      <w:rFonts w:ascii="Calibri" w:cs="Calibri" w:eastAsia="Calibri" w:hAnsi="Calibri"/>
       <w:b w:val="0"/>
       <w:bCs w:val="0"/>
       <w:color w:themeColor="accent1" w:themeShade="BF" w:val="365F91"/>

--- a/writeup/responses.docx
+++ b/writeup/responses.docx
@@ -70472,7 +70472,7 @@
     <w:bookmarkEnd w:id="352"/>
     <w:bookmarkEnd w:id="353"/>
     <w:sectPr>
-      <w:pgSz w:h="15840" w:orient="portrait" w:w="12240"/>
+      <w:pgSz w:h="16838" w:orient="portrait" w:w="11906"/>
       <w:pgMar w:bottom="1080" w:footer="708" w:gutter="0" w:header="708" w:left="1080" w:right="1080" w:top="1080"/>
       <w:footnotePr>
         <w:numRestart w:val="eachSect"/>

--- a/writeup/responses.docx
+++ b/writeup/responses.docx
@@ -65972,7 +65972,7 @@
         <w:rPr>
           <w:rStyle w:val="VerbatimChar"/>
         </w:rPr>
-        <w:t xml:space="preserve">       24 values changed.</w:t>
+        <w:t xml:space="preserve">       54 values changed - 24 in facility_name, 30 in lga_name.</w:t>
       </w:r>
       <w:r>
         <w:br/>
@@ -66038,7 +66038,7 @@
         <w:rPr>
           <w:rStyle w:val="VerbatimChar"/>
         </w:rPr>
-        <w:t xml:space="preserve">       16 distinct values reduced to 4. 61 rows changed.</w:t>
+        <w:t xml:space="preserve">       16 distinct values reduced to 4. 98 rows changed.</w:t>
       </w:r>
       <w:r>
         <w:br/>
@@ -66095,7 +66095,7 @@
         <w:rPr>
           <w:rStyle w:val="VerbatimChar"/>
         </w:rPr>
-        <w:t xml:space="preserve">       9 distinct values reduced to 3.</w:t>
+        <w:t xml:space="preserve">       9 distinct values reduced to 3. 120 rows changed.</w:t>
       </w:r>
       <w:r>
         <w:br/>
@@ -70356,7 +70356,7 @@
               <w:pStyle w:val="Compact"/>
             </w:pPr>
             <w:r>
-              <w:t xml:space="preserve">16 variants → 4 real LGAs</w:t>
+              <w:t xml:space="preserve">16 variants → 4 real LGAs, 98 rows</w:t>
             </w:r>
           </w:p>
         </w:tc>
@@ -70571,7 +70571,16 @@
               <w:pStyle w:val="Compact"/>
             </w:pPr>
             <w:r>
-              <w:t xml:space="preserve">Leading/trailing whitespace in names</w:t>
+              <w:t xml:space="preserve">Leading/trailing whitespace in</w:t>
+            </w:r>
+            <w:r>
+              <w:t xml:space="preserve"> </w:t>
+            </w:r>
+            <w:r>
+              <w:rPr>
+                <w:rStyle w:val="VerbatimChar"/>
+              </w:rPr>
+              <w:t xml:space="preserve">facility_name</w:t>
             </w:r>
           </w:p>
         </w:tc>
@@ -70696,7 +70705,7 @@
               <w:pStyle w:val="Compact"/>
             </w:pPr>
             <w:r>
-              <w:t xml:space="preserve">9 variants → 3 real types</w:t>
+              <w:t xml:space="preserve">9 variants → 3 real types, 120 rows</w:t>
             </w:r>
           </w:p>
         </w:tc>

--- a/writeup/responses.docx
+++ b/writeup/responses.docx
@@ -66653,7 +66653,16 @@
               <w:pStyle w:val="Compact"/>
             </w:pPr>
             <w:r>
-              <w:t xml:space="preserve">Whitespace values corrected</w:t>
+              <w:t xml:space="preserve">Whitespace in</w:t>
+            </w:r>
+            <w:r>
+              <w:t xml:space="preserve"> </w:t>
+            </w:r>
+            <w:r>
+              <w:rPr>
+                <w:rStyle w:val="VerbatimChar"/>
+              </w:rPr>
+              <w:t xml:space="preserve">facility_name</w:t>
             </w:r>
           </w:p>
         </w:tc>
@@ -66669,6 +66678,43 @@
                 <w:bCs/>
               </w:rPr>
               <w:t xml:space="preserve">24</w:t>
+            </w:r>
+          </w:p>
+        </w:tc>
+      </w:tr>
+      <w:tr>
+        <w:tc>
+          <w:tcPr/>
+          <w:p>
+            <w:pPr>
+              <w:pStyle w:val="Compact"/>
+            </w:pPr>
+            <w:r>
+              <w:t xml:space="preserve">Whitespace in</w:t>
+            </w:r>
+            <w:r>
+              <w:t xml:space="preserve"> </w:t>
+            </w:r>
+            <w:r>
+              <w:rPr>
+                <w:rStyle w:val="VerbatimChar"/>
+              </w:rPr>
+              <w:t xml:space="preserve">lga_name</w:t>
+            </w:r>
+          </w:p>
+        </w:tc>
+        <w:tc>
+          <w:tcPr/>
+          <w:p>
+            <w:pPr>
+              <w:pStyle w:val="Compact"/>
+            </w:pPr>
+            <w:r>
+              <w:rPr>
+                <w:b/>
+                <w:bCs/>
+              </w:rPr>
+              <w:t xml:space="preserve">30</w:t>
             </w:r>
           </w:p>
         </w:tc>

--- a/writeup/responses.docx
+++ b/writeup/responses.docx
@@ -15916,7 +15916,7 @@
     </w:p>
     <w:bookmarkEnd w:id="79"/>
     <w:bookmarkEnd w:id="80"/>
-    <w:bookmarkStart w:id="109" w:name="Xc150e89ab91e23c5711390f88ed191a15f43316"/>
+    <w:bookmarkStart w:id="110" w:name="Xc150e89ab91e23c5711390f88ed191a15f43316"/>
     <w:p>
       <w:pPr>
         <w:pStyle w:val="Heading1"/>
@@ -18251,7 +18251,7 @@
     </w:p>
     <w:bookmarkEnd w:id="98"/>
     <w:bookmarkEnd w:id="99"/>
-    <w:bookmarkStart w:id="104" w:name="X0652cf655fa0bfc2ff657d329e1328ae1bb1f1f"/>
+    <w:bookmarkStart w:id="105" w:name="X0652cf655fa0bfc2ff657d329e1328ae1bb1f1f"/>
     <w:p>
       <w:pPr>
         <w:pStyle w:val="Heading2"/>
@@ -19015,6 +19015,635 @@
       </w:r>
       <w:r>
         <w:t xml:space="preserve">whose role is supervisor, and leaves the prefix alone.</w:t>
+      </w:r>
+    </w:p>
+    <w:bookmarkEnd w:id="103"/>
+    <w:bookmarkStart w:id="104" w:name="X471a2ea4de6c441c5b29517839844e5c47be9d8"/>
+    <w:p>
+      <w:pPr>
+        <w:pStyle w:val="Heading3"/>
+      </w:pPr>
+      <w:r>
+        <w:t xml:space="preserve">E5 -</w:t>
+      </w:r>
+      <w:r>
+        <w:t xml:space="preserve"> </w:t>
+      </w:r>
+      <w:r>
+        <w:rPr>
+          <w:rStyle w:val="VerbatimChar"/>
+        </w:rPr>
+        <w:t xml:space="preserve">staff_roster.assigned_lga</w:t>
+      </w:r>
+      <w:r>
+        <w:t xml:space="preserve"> </w:t>
+      </w:r>
+      <w:r>
+        <w:t xml:space="preserve">holds a label where every other file holds a code</w:t>
+      </w:r>
+    </w:p>
+    <w:p>
+      <w:pPr>
+        <w:pStyle w:val="FirstParagraph"/>
+      </w:pPr>
+      <w:r>
+        <w:rPr>
+          <w:b/>
+          <w:bCs/>
+        </w:rPr>
+        <w:t xml:space="preserve">Found by deploying the form to a live server and trying to use it</w:t>
+      </w:r>
+      <w:r>
+        <w:t xml:space="preserve">, which is</w:t>
+      </w:r>
+      <w:r>
+        <w:t xml:space="preserve"> </w:t>
+      </w:r>
+      <w:r>
+        <w:t xml:space="preserve">the only way it could have been found.</w:t>
+      </w:r>
+    </w:p>
+    <w:p>
+      <w:pPr>
+        <w:pStyle w:val="BodyText"/>
+      </w:pPr>
+      <w:r>
+        <w:rPr>
+          <w:rStyle w:val="VerbatimChar"/>
+        </w:rPr>
+        <w:t xml:space="preserve">lgas.csv</w:t>
+      </w:r>
+      <w:r>
+        <w:t xml:space="preserve"> </w:t>
+      </w:r>
+      <w:r>
+        <w:t xml:space="preserve">keys on</w:t>
+      </w:r>
+      <w:r>
+        <w:t xml:space="preserve"> </w:t>
+      </w:r>
+      <w:r>
+        <w:rPr>
+          <w:rStyle w:val="VerbatimChar"/>
+        </w:rPr>
+        <w:t xml:space="preserve">name</w:t>
+      </w:r>
+      <w:r>
+        <w:t xml:space="preserve"> </w:t>
+      </w:r>
+      <w:r>
+        <w:t xml:space="preserve">=</w:t>
+      </w:r>
+      <w:r>
+        <w:t xml:space="preserve"> </w:t>
+      </w:r>
+      <w:r>
+        <w:rPr>
+          <w:rStyle w:val="VerbatimChar"/>
+        </w:rPr>
+        <w:t xml:space="preserve">LGA02</w:t>
+      </w:r>
+      <w:r>
+        <w:t xml:space="preserve"> </w:t>
+      </w:r>
+      <w:r>
+        <w:t xml:space="preserve">with</w:t>
+      </w:r>
+      <w:r>
+        <w:t xml:space="preserve"> </w:t>
+      </w:r>
+      <w:r>
+        <w:rPr>
+          <w:rStyle w:val="VerbatimChar"/>
+        </w:rPr>
+        <w:t xml:space="preserve">label</w:t>
+      </w:r>
+      <w:r>
+        <w:t xml:space="preserve"> </w:t>
+      </w:r>
+      <w:r>
+        <w:t xml:space="preserve">=</w:t>
+      </w:r>
+      <w:r>
+        <w:t xml:space="preserve"> </w:t>
+      </w:r>
+      <w:r>
+        <w:rPr>
+          <w:rStyle w:val="VerbatimChar"/>
+        </w:rPr>
+        <w:t xml:space="preserve">Gwarin</w:t>
+      </w:r>
+      <w:r>
+        <w:t xml:space="preserve">.</w:t>
+      </w:r>
+      <w:r>
+        <w:t xml:space="preserve"> </w:t>
+      </w:r>
+      <w:r>
+        <w:rPr>
+          <w:rStyle w:val="VerbatimChar"/>
+        </w:rPr>
+        <w:t xml:space="preserve">wards.csv</w:t>
+      </w:r>
+      <w:r>
+        <w:t xml:space="preserve"> </w:t>
+      </w:r>
+      <w:r>
+        <w:t xml:space="preserve">and</w:t>
+      </w:r>
+      <w:r>
+        <w:t xml:space="preserve"> </w:t>
+      </w:r>
+      <w:r>
+        <w:rPr>
+          <w:rStyle w:val="VerbatimChar"/>
+        </w:rPr>
+        <w:t xml:space="preserve">settlements.csv</w:t>
+      </w:r>
+      <w:r>
+        <w:t xml:space="preserve"> </w:t>
+      </w:r>
+      <w:r>
+        <w:t xml:space="preserve">both carry</w:t>
+      </w:r>
+      <w:r>
+        <w:t xml:space="preserve"> </w:t>
+      </w:r>
+      <w:r>
+        <w:rPr>
+          <w:rStyle w:val="VerbatimChar"/>
+        </w:rPr>
+        <w:t xml:space="preserve">lga_code</w:t>
+      </w:r>
+      <w:r>
+        <w:t xml:space="preserve"> </w:t>
+      </w:r>
+      <w:r>
+        <w:t xml:space="preserve">=</w:t>
+      </w:r>
+      <w:r>
+        <w:t xml:space="preserve"> </w:t>
+      </w:r>
+      <w:r>
+        <w:rPr>
+          <w:rStyle w:val="VerbatimChar"/>
+        </w:rPr>
+        <w:t xml:space="preserve">LGA02</w:t>
+      </w:r>
+      <w:r>
+        <w:t xml:space="preserve">.</w:t>
+      </w:r>
+      <w:r>
+        <w:t xml:space="preserve"> </w:t>
+      </w:r>
+      <w:r>
+        <w:rPr>
+          <w:rStyle w:val="VerbatimChar"/>
+          <w:b/>
+          <w:bCs/>
+        </w:rPr>
+        <w:t xml:space="preserve">staff_roster.csv</w:t>
+      </w:r>
+      <w:r>
+        <w:rPr>
+          <w:b/>
+          <w:bCs/>
+        </w:rPr>
+        <w:t xml:space="preserve"> </w:t>
+      </w:r>
+      <w:r>
+        <w:rPr>
+          <w:b/>
+          <w:bCs/>
+        </w:rPr>
+        <w:t xml:space="preserve">carries</w:t>
+      </w:r>
+      <w:r>
+        <w:rPr>
+          <w:b/>
+          <w:bCs/>
+        </w:rPr>
+        <w:t xml:space="preserve"> </w:t>
+      </w:r>
+      <w:r>
+        <w:rPr>
+          <w:rStyle w:val="VerbatimChar"/>
+          <w:b/>
+          <w:bCs/>
+        </w:rPr>
+        <w:t xml:space="preserve">assigned_lga</w:t>
+      </w:r>
+      <w:r>
+        <w:rPr>
+          <w:b/>
+          <w:bCs/>
+        </w:rPr>
+        <w:t xml:space="preserve"> </w:t>
+      </w:r>
+      <w:r>
+        <w:rPr>
+          <w:b/>
+          <w:bCs/>
+        </w:rPr>
+        <w:t xml:space="preserve">=</w:t>
+      </w:r>
+      <w:r>
+        <w:rPr>
+          <w:b/>
+          <w:bCs/>
+        </w:rPr>
+        <w:t xml:space="preserve"> </w:t>
+      </w:r>
+      <w:r>
+        <w:rPr>
+          <w:rStyle w:val="VerbatimChar"/>
+          <w:b/>
+          <w:bCs/>
+        </w:rPr>
+        <w:t xml:space="preserve">Gwarin</w:t>
+      </w:r>
+      <w:r>
+        <w:t xml:space="preserve"> </w:t>
+      </w:r>
+      <w:r>
+        <w:t xml:space="preserve">- the label, in a column every other supplied file</w:t>
+      </w:r>
+      <w:r>
+        <w:t xml:space="preserve"> </w:t>
+      </w:r>
+      <w:r>
+        <w:t xml:space="preserve">expresses as a code.</w:t>
+      </w:r>
+    </w:p>
+    <w:p>
+      <w:pPr>
+        <w:pStyle w:val="BodyText"/>
+      </w:pPr>
+      <w:r>
+        <w:t xml:space="preserve">Question 1.02 constrains the selected LGA to the one the enumerator is assigned.</w:t>
+      </w:r>
+      <w:r>
+        <w:t xml:space="preserve"> </w:t>
+      </w:r>
+      <w:r>
+        <w:t xml:space="preserve">Comparing the selection (</w:t>
+      </w:r>
+      <w:r>
+        <w:rPr>
+          <w:rStyle w:val="VerbatimChar"/>
+        </w:rPr>
+        <w:t xml:space="preserve">LGA02</w:t>
+      </w:r>
+      <w:r>
+        <w:t xml:space="preserve">) against the roster column (</w:t>
+      </w:r>
+      <w:r>
+        <w:rPr>
+          <w:rStyle w:val="VerbatimChar"/>
+        </w:rPr>
+        <w:t xml:space="preserve">Gwarin</w:t>
+      </w:r>
+      <w:r>
+        <w:t xml:space="preserve">) is a code</w:t>
+      </w:r>
+      <w:r>
+        <w:t xml:space="preserve"> </w:t>
+      </w:r>
+      <w:r>
+        <w:t xml:space="preserve">against a label:</w:t>
+      </w:r>
+      <w:r>
+        <w:t xml:space="preserve"> </w:t>
+      </w:r>
+      <w:r>
+        <w:rPr>
+          <w:b/>
+          <w:bCs/>
+        </w:rPr>
+        <w:t xml:space="preserve">never equal, so the constraint rejected every selection and</w:t>
+      </w:r>
+      <w:r>
+        <w:rPr>
+          <w:b/>
+          <w:bCs/>
+        </w:rPr>
+        <w:t xml:space="preserve"> </w:t>
+      </w:r>
+      <w:r>
+        <w:rPr>
+          <w:b/>
+          <w:bCs/>
+        </w:rPr>
+        <w:t xml:space="preserve">all 96 enumerators were stopped at the first question of the form.</w:t>
+      </w:r>
+      <w:r>
+        <w:t xml:space="preserve"> </w:t>
+      </w:r>
+      <w:r>
+        <w:t xml:space="preserve">The 24 team</w:t>
+      </w:r>
+      <w:r>
+        <w:t xml:space="preserve"> </w:t>
+      </w:r>
+      <w:r>
+        <w:t xml:space="preserve">supervisors were unaffected, because the constraint exempts non-enumerators by</w:t>
+      </w:r>
+      <w:r>
+        <w:t xml:space="preserve"> </w:t>
+      </w:r>
+      <w:r>
+        <w:t xml:space="preserve">role - which is what made it present as a permissions problem rather than a join</w:t>
+      </w:r>
+      <w:r>
+        <w:t xml:space="preserve"> </w:t>
+      </w:r>
+      <w:r>
+        <w:t xml:space="preserve">problem.</w:t>
+      </w:r>
+    </w:p>
+    <w:p>
+      <w:pPr>
+        <w:pStyle w:val="BodyText"/>
+      </w:pPr>
+      <w:r>
+        <w:rPr>
+          <w:b/>
+          <w:bCs/>
+        </w:rPr>
+        <w:t xml:space="preserve">Disposition: fixed in the form’s own media build.</w:t>
+      </w:r>
+      <w:r>
+        <w:t xml:space="preserve"> </w:t>
+      </w:r>
+      <w:r>
+        <w:rPr>
+          <w:rStyle w:val="VerbatimChar"/>
+        </w:rPr>
+        <w:t xml:space="preserve">prepare_media.py</w:t>
+      </w:r>
+      <w:r>
+        <w:t xml:space="preserve"> </w:t>
+      </w:r>
+      <w:r>
+        <w:t xml:space="preserve">derives</w:t>
+      </w:r>
+      <w:r>
+        <w:t xml:space="preserve"> </w:t>
+      </w:r>
+      <w:r>
+        <w:rPr>
+          <w:rStyle w:val="VerbatimChar"/>
+        </w:rPr>
+        <w:t xml:space="preserve">assigned_lga_code</w:t>
+      </w:r>
+      <w:r>
+        <w:t xml:space="preserve"> </w:t>
+      </w:r>
+      <w:r>
+        <w:t xml:space="preserve">by joining the roster’s label to</w:t>
+      </w:r>
+      <w:r>
+        <w:t xml:space="preserve"> </w:t>
+      </w:r>
+      <w:r>
+        <w:rPr>
+          <w:rStyle w:val="VerbatimChar"/>
+        </w:rPr>
+        <w:t xml:space="preserve">lgas.csv</w:t>
+      </w:r>
+      <w:r>
+        <w:t xml:space="preserve">, and the</w:t>
+      </w:r>
+      <w:r>
+        <w:t xml:space="preserve"> </w:t>
+      </w:r>
+      <w:r>
+        <w:t xml:space="preserve">constraint compares code to code. The supplied file is not edited, and an</w:t>
+      </w:r>
+      <w:r>
+        <w:t xml:space="preserve"> </w:t>
+      </w:r>
+      <w:r>
+        <w:t xml:space="preserve">unmatched label fails the build rather than shipping a roster that silently</w:t>
+      </w:r>
+      <w:r>
+        <w:t xml:space="preserve"> </w:t>
+      </w:r>
+      <w:r>
+        <w:t xml:space="preserve">blocks somebody.</w:t>
+      </w:r>
+    </w:p>
+    <w:p>
+      <w:pPr>
+        <w:pStyle w:val="BodyText"/>
+      </w:pPr>
+      <w:r>
+        <w:rPr>
+          <w:b/>
+          <w:bCs/>
+        </w:rPr>
+        <w:t xml:space="preserve">Rejected: resolving the label inside the constraint.</w:t>
+      </w:r>
+      <w:r>
+        <w:t xml:space="preserve"> </w:t>
+      </w:r>
+      <w:r>
+        <w:t xml:space="preserve">It is expressible as a</w:t>
+      </w:r>
+      <w:r>
+        <w:t xml:space="preserve"> </w:t>
+      </w:r>
+      <w:r>
+        <w:t xml:space="preserve">nested predicate, but it puts a second</w:t>
+      </w:r>
+      <w:r>
+        <w:t xml:space="preserve"> </w:t>
+      </w:r>
+      <w:r>
+        <w:rPr>
+          <w:rStyle w:val="VerbatimChar"/>
+        </w:rPr>
+        <w:t xml:space="preserve">instance()</w:t>
+      </w:r>
+      <w:r>
+        <w:t xml:space="preserve"> </w:t>
+      </w:r>
+      <w:r>
+        <w:t xml:space="preserve">lookup into an expression</w:t>
+      </w:r>
+      <w:r>
+        <w:t xml:space="preserve"> </w:t>
+      </w:r>
+      <w:r>
+        <w:t xml:space="preserve">JavaRosa evaluates on every keystroke, and this form has already been bitten</w:t>
+      </w:r>
+      <w:r>
+        <w:t xml:space="preserve"> </w:t>
+      </w:r>
+      <w:r>
+        <w:t xml:space="preserve">twice by lookups that convert cleanly and resolve to nothing at runtime (see</w:t>
+      </w:r>
+      <w:r>
+        <w:t xml:space="preserve"> </w:t>
+      </w:r>
+      <w:r>
+        <w:rPr>
+          <w:rStyle w:val="VerbatimChar"/>
+        </w:rPr>
+        <w:t xml:space="preserve">validation.md</w:t>
+      </w:r>
+      <w:r>
+        <w:t xml:space="preserve">).</w:t>
+      </w:r>
+    </w:p>
+    <w:p>
+      <w:pPr>
+        <w:pStyle w:val="BodyText"/>
+      </w:pPr>
+      <w:r>
+        <w:rPr>
+          <w:b/>
+          <w:bCs/>
+        </w:rPr>
+        <w:t xml:space="preserve">Escalated as well as fixed.</w:t>
+      </w:r>
+      <w:r>
+        <w:t xml:space="preserve"> </w:t>
+      </w:r>
+      <w:r>
+        <w:t xml:space="preserve">The mismatch is in the supplied reference data,</w:t>
+      </w:r>
+      <w:r>
+        <w:t xml:space="preserve"> </w:t>
+      </w:r>
+      <w:r>
+        <w:t xml:space="preserve">so it will recur every round until the roster is issued with a code column. The</w:t>
+      </w:r>
+      <w:r>
+        <w:t xml:space="preserve"> </w:t>
+      </w:r>
+      <w:r>
+        <w:t xml:space="preserve">form now tolerates it; the source should be corrected.</w:t>
+      </w:r>
+    </w:p>
+    <w:p>
+      <w:pPr>
+        <w:pStyle w:val="BodyText"/>
+      </w:pPr>
+      <w:r>
+        <w:rPr>
+          <w:b/>
+          <w:bCs/>
+        </w:rPr>
+        <w:t xml:space="preserve">What this cost, and what it changed.</w:t>
+      </w:r>
+      <w:r>
+        <w:t xml:space="preserve"> </w:t>
+      </w:r>
+      <w:r>
+        <w:t xml:space="preserve">Three tools reported success on a form</w:t>
+      </w:r>
+      <w:r>
+        <w:t xml:space="preserve"> </w:t>
+      </w:r>
+      <w:r>
+        <w:t xml:space="preserve">that could not be used: pyxform converted it, ODK Validate passed it, and</w:t>
+      </w:r>
+      <w:r>
+        <w:t xml:space="preserve"> </w:t>
+      </w:r>
+      <w:r>
+        <w:rPr>
+          <w:rStyle w:val="VerbatimChar"/>
+        </w:rPr>
+        <w:t xml:space="preserve">validate_media.py</w:t>
+      </w:r>
+      <w:r>
+        <w:t xml:space="preserve"> </w:t>
+      </w:r>
+      <w:r>
+        <w:t xml:space="preserve">confirmed the referenced column existed.</w:t>
+      </w:r>
+      <w:r>
+        <w:t xml:space="preserve"> </w:t>
+      </w:r>
+      <w:r>
+        <w:rPr>
+          <w:b/>
+          <w:bCs/>
+        </w:rPr>
+        <w:t xml:space="preserve">All three were</w:t>
+      </w:r>
+      <w:r>
+        <w:rPr>
+          <w:b/>
+          <w:bCs/>
+        </w:rPr>
+        <w:t xml:space="preserve"> </w:t>
+      </w:r>
+      <w:r>
+        <w:rPr>
+          <w:b/>
+          <w:bCs/>
+        </w:rPr>
+        <w:t xml:space="preserve">right, and the form was still broken</w:t>
+      </w:r>
+      <w:r>
+        <w:t xml:space="preserve"> </w:t>
+      </w:r>
+      <w:r>
+        <w:t xml:space="preserve">- because a column existing is not the</w:t>
+      </w:r>
+      <w:r>
+        <w:t xml:space="preserve"> </w:t>
+      </w:r>
+      <w:r>
+        <w:t xml:space="preserve">same as its values meaning what they are compared against.</w:t>
+      </w:r>
+      <w:r>
+        <w:t xml:space="preserve"> </w:t>
+      </w:r>
+      <w:r>
+        <w:rPr>
+          <w:rStyle w:val="VerbatimChar"/>
+        </w:rPr>
+        <w:t xml:space="preserve">validate_media.py</w:t>
+      </w:r>
+      <w:r>
+        <w:t xml:space="preserve"> </w:t>
+      </w:r>
+      <w:r>
+        <w:t xml:space="preserve">now checks five cross-file value domains and fails if a child column holds a</w:t>
+      </w:r>
+      <w:r>
+        <w:t xml:space="preserve"> </w:t>
+      </w:r>
+      <w:r>
+        <w:t xml:space="preserve">value absent from its parent.</w:t>
+      </w:r>
+      <w:r>
+        <w:t xml:space="preserve"> </w:t>
+      </w:r>
+      <w:r>
+        <w:rPr>
+          <w:b/>
+          <w:bCs/>
+        </w:rPr>
+        <w:t xml:space="preserve">A reference that resolves and joins to nothing</w:t>
+      </w:r>
+      <w:r>
+        <w:rPr>
+          <w:b/>
+          <w:bCs/>
+        </w:rPr>
+        <w:t xml:space="preserve"> </w:t>
+      </w:r>
+      <w:r>
+        <w:rPr>
+          <w:b/>
+          <w:bCs/>
+        </w:rPr>
+        <w:t xml:space="preserve">is worse than a broken one, because every tool in the chain reports success.</w:t>
       </w:r>
     </w:p>
     <w:p>
@@ -19024,9 +19653,9 @@
         </w:pict>
       </w:r>
     </w:p>
-    <w:bookmarkEnd w:id="103"/>
     <w:bookmarkEnd w:id="104"/>
-    <w:bookmarkStart w:id="107" w:name="X4462a16baa3c5fa4d8463a916f89ca2f32f16ec"/>
+    <w:bookmarkEnd w:id="105"/>
+    <w:bookmarkStart w:id="108" w:name="X4462a16baa3c5fa4d8463a916f89ca2f32f16ec"/>
     <w:p>
       <w:pPr>
         <w:pStyle w:val="Heading2"/>
@@ -19035,7 +19664,7 @@
         <w:t xml:space="preserve">F. Tension between the questionnaire and the stated operating conditions</w:t>
       </w:r>
     </w:p>
-    <w:bookmarkStart w:id="105" w:name="Xe6f2b1b85947098fa330ffd0d99cde4e532b483"/>
+    <w:bookmarkStart w:id="106" w:name="Xe6f2b1b85947098fa330ffd0d99cde4e532b483"/>
     <w:p>
       <w:pPr>
         <w:pStyle w:val="Heading3"/>
@@ -19136,8 +19765,8 @@
         <w:t xml:space="preserve">register as a deliberate choice with the reasoning.</w:t>
       </w:r>
     </w:p>
-    <w:bookmarkEnd w:id="105"/>
-    <w:bookmarkStart w:id="106" w:name="Xe2d47b089383ea13d1a2a9960012ae04717fb27"/>
+    <w:bookmarkEnd w:id="106"/>
+    <w:bookmarkStart w:id="107" w:name="Xe2d47b089383ea13d1a2a9960012ae04717fb27"/>
     <w:p>
       <w:pPr>
         <w:pStyle w:val="Heading3"/>
@@ -19236,9 +19865,9 @@
         </w:pict>
       </w:r>
     </w:p>
-    <w:bookmarkEnd w:id="106"/>
     <w:bookmarkEnd w:id="107"/>
-    <w:bookmarkStart w:id="108" w:name="summary-of-dispositions"/>
+    <w:bookmarkEnd w:id="108"/>
+    <w:bookmarkStart w:id="109" w:name="summary-of-dispositions"/>
     <w:p>
       <w:pPr>
         <w:pStyle w:val="Heading2"/>
@@ -19376,9 +20005,9 @@
         <w:br w:type="page"/>
       </w:r>
     </w:p>
-    <w:bookmarkEnd w:id="108"/>
     <w:bookmarkEnd w:id="109"/>
-    <w:bookmarkStart w:id="119" w:name="X044f9465f7b6aaa2a7871651665c055145f4019"/>
+    <w:bookmarkEnd w:id="110"/>
+    <w:bookmarkStart w:id="120" w:name="X044f9465f7b6aaa2a7871651665c055145f4019"/>
     <w:p>
       <w:pPr>
         <w:pStyle w:val="Heading1"/>
@@ -19387,7 +20016,7 @@
         <w:t xml:space="preserve">Sentinel codes and how they are stored (F3)</w:t>
       </w:r>
     </w:p>
-    <w:bookmarkStart w:id="110" w:name="the-scheme-the-paper-form-declares"/>
+    <w:bookmarkStart w:id="111" w:name="the-scheme-the-paper-form-declares"/>
     <w:p>
       <w:pPr>
         <w:pStyle w:val="Heading2"/>
@@ -19527,8 +20156,8 @@
         <w:t xml:space="preserve">contradicted locally.</w:t>
       </w:r>
     </w:p>
-    <w:bookmarkEnd w:id="110"/>
-    <w:bookmarkStart w:id="111" w:name="every-collision-in-the-questionnaire"/>
+    <w:bookmarkEnd w:id="111"/>
+    <w:bookmarkStart w:id="112" w:name="every-collision-in-the-questionnaire"/>
     <w:p>
       <w:pPr>
         <w:pStyle w:val="Heading2"/>
@@ -20260,8 +20889,8 @@
         <w:t xml:space="preserve">and is the authority.</w:t>
       </w:r>
     </w:p>
-    <w:bookmarkEnd w:id="111"/>
-    <w:bookmarkStart w:id="112" w:name="Xa517a36dbecb828893463f488ad958ab2e2309a"/>
+    <w:bookmarkEnd w:id="112"/>
+    <w:bookmarkStart w:id="113" w:name="Xa517a36dbecb828893463f488ad958ab2e2309a"/>
     <w:p>
       <w:pPr>
         <w:pStyle w:val="Heading2"/>
@@ -20529,8 +21158,8 @@
         <w:t xml:space="preserve">declared scheme simply does not cover the field widths the form actually uses.</w:t>
       </w:r>
     </w:p>
-    <w:bookmarkEnd w:id="112"/>
-    <w:bookmarkStart w:id="117" w:name="how-the-digital-form-stores-these"/>
+    <w:bookmarkEnd w:id="113"/>
+    <w:bookmarkStart w:id="118" w:name="how-the-digital-form-stores-these"/>
     <w:p>
       <w:pPr>
         <w:pStyle w:val="Heading2"/>
@@ -20559,7 +21188,7 @@
         <w:t xml:space="preserve">A field carries a value or it carries a status. Never both.</w:t>
       </w:r>
     </w:p>
-    <w:bookmarkStart w:id="113" w:name="Xbe70a037434147242451e4880cc652560d0ae56"/>
+    <w:bookmarkStart w:id="114" w:name="Xbe70a037434147242451e4880cc652560d0ae56"/>
     <w:p>
       <w:pPr>
         <w:pStyle w:val="Heading3"/>
@@ -20680,8 +21309,8 @@
         <w:t xml:space="preserve">construction rather than by remembering to filter.</w:t>
       </w:r>
     </w:p>
-    <w:bookmarkEnd w:id="113"/>
-    <w:bookmarkStart w:id="114" w:name="X276d1ce2ec15401a3e7ef4f4e0498a57001cedb"/>
+    <w:bookmarkEnd w:id="114"/>
+    <w:bookmarkStart w:id="115" w:name="X276d1ce2ec15401a3e7ef4f4e0498a57001cedb"/>
     <w:p>
       <w:pPr>
         <w:pStyle w:val="Heading3"/>
@@ -20859,8 +21488,8 @@
         <w:t xml:space="preserve">prefixing.</w:t>
       </w:r>
     </w:p>
-    <w:bookmarkEnd w:id="114"/>
-    <w:bookmarkStart w:id="115" w:name="do-not-know-stays-a-first-class-answer"/>
+    <w:bookmarkEnd w:id="115"/>
+    <w:bookmarkStart w:id="116" w:name="do-not-know-stays-a-first-class-answer"/>
     <w:p>
       <w:pPr>
         <w:pStyle w:val="Heading3"/>
@@ -21019,8 +21648,8 @@
         <w:t xml:space="preserve">identical at data entry.</w:t>
       </w:r>
     </w:p>
-    <w:bookmarkEnd w:id="115"/>
-    <w:bookmarkStart w:id="116" w:name="non-response-is-structural-not-coded"/>
+    <w:bookmarkEnd w:id="116"/>
+    <w:bookmarkStart w:id="117" w:name="non-response-is-structural-not-coded"/>
     <w:p>
       <w:pPr>
         <w:pStyle w:val="Heading3"/>
@@ -21100,9 +21729,9 @@
         <w:t xml:space="preserve">absent and their absence is explained by a rule the codebook publishes.</w:t>
       </w:r>
     </w:p>
-    <w:bookmarkEnd w:id="116"/>
     <w:bookmarkEnd w:id="117"/>
-    <w:bookmarkStart w:id="118" w:name="what-this-costs"/>
+    <w:bookmarkEnd w:id="118"/>
+    <w:bookmarkStart w:id="119" w:name="what-this-costs"/>
     <w:p>
       <w:pPr>
         <w:pStyle w:val="Heading2"/>
@@ -21187,9 +21816,9 @@
         <w:br w:type="page"/>
       </w:r>
     </w:p>
-    <w:bookmarkEnd w:id="118"/>
     <w:bookmarkEnd w:id="119"/>
-    <w:bookmarkStart w:id="126" w:name="cross-question-consistency-f4"/>
+    <w:bookmarkEnd w:id="120"/>
+    <w:bookmarkStart w:id="127" w:name="cross-question-consistency-f4"/>
     <w:p>
       <w:pPr>
         <w:pStyle w:val="Heading1"/>
@@ -21218,7 +21847,7 @@
         <w:t xml:space="preserve">doorstep instead.</w:t>
       </w:r>
     </w:p>
-    <w:bookmarkStart w:id="122" w:name="the-two-the-question-requires"/>
+    <w:bookmarkStart w:id="123" w:name="the-two-the-question-requires"/>
     <w:p>
       <w:pPr>
         <w:pStyle w:val="Heading2"/>
@@ -21227,7 +21856,7 @@
         <w:t xml:space="preserve">The two the question requires</w:t>
       </w:r>
     </w:p>
-    <w:bookmarkStart w:id="120" w:name="X185fd4b72bfc8277d69178bd33341b676361753"/>
+    <w:bookmarkStart w:id="121" w:name="X185fd4b72bfc8277d69178bd33341b676361753"/>
     <w:p>
       <w:pPr>
         <w:pStyle w:val="Heading3"/>
@@ -21432,8 +22061,8 @@
         <w:t xml:space="preserve">measures a real disagreement rather than an artefact of table height.</w:t>
       </w:r>
     </w:p>
-    <w:bookmarkEnd w:id="120"/>
-    <w:bookmarkStart w:id="121" w:name="X0374ce735711de9a1ebeb97aed68628ab7265f7"/>
+    <w:bookmarkEnd w:id="121"/>
+    <w:bookmarkStart w:id="122" w:name="X0374ce735711de9a1ebeb97aed68628ab7265f7"/>
     <w:p>
       <w:pPr>
         <w:pStyle w:val="Heading3"/>
@@ -21575,9 +22204,9 @@
         <w:t xml:space="preserve">and where it was not - as in check 1 - the check warns and records.</w:t>
       </w:r>
     </w:p>
-    <w:bookmarkEnd w:id="121"/>
     <w:bookmarkEnd w:id="122"/>
-    <w:bookmarkStart w:id="123" w:name="X78c72b1fd330318ce2c2d8a42e82e6cb1c73d90"/>
+    <w:bookmarkEnd w:id="123"/>
+    <w:bookmarkStart w:id="124" w:name="X78c72b1fd330318ce2c2d8a42e82e6cb1c73d90"/>
     <w:p>
       <w:pPr>
         <w:pStyle w:val="Heading2"/>
@@ -22143,8 +22772,8 @@
         </w:tc>
       </w:tr>
     </w:tbl>
-    <w:bookmarkEnd w:id="123"/>
-    <w:bookmarkStart w:id="124" w:name="the-pattern"/>
+    <w:bookmarkEnd w:id="124"/>
+    <w:bookmarkStart w:id="125" w:name="the-pattern"/>
     <w:p>
       <w:pPr>
         <w:pStyle w:val="Heading2"/>
@@ -22225,8 +22854,8 @@
         <w:t xml:space="preserve">recorded discrepancy is not.</w:t>
       </w:r>
     </w:p>
-    <w:bookmarkEnd w:id="124"/>
-    <w:bookmarkStart w:id="125" w:name="X10a9d3db0c1e656a5029262980002ba56aeb4d1"/>
+    <w:bookmarkEnd w:id="125"/>
+    <w:bookmarkStart w:id="126" w:name="X10a9d3db0c1e656a5029262980002ba56aeb4d1"/>
     <w:p>
       <w:pPr>
         <w:pStyle w:val="Heading2"/>
@@ -22395,9 +23024,9 @@
         <w:br w:type="page"/>
       </w:r>
     </w:p>
-    <w:bookmarkEnd w:id="125"/>
     <w:bookmarkEnd w:id="126"/>
-    <w:bookmarkStart w:id="155" w:name="constraint-register---form-hh2026v1"/>
+    <w:bookmarkEnd w:id="127"/>
+    <w:bookmarkStart w:id="156" w:name="constraint-register---form-hh2026v1"/>
     <w:p>
       <w:pPr>
         <w:pStyle w:val="Heading1"/>
@@ -22505,7 +23134,7 @@
         <w:t xml:space="preserve">16 blocking constraints · 6 warnings · 22 rules documented</w:t>
       </w:r>
     </w:p>
-    <w:bookmarkStart w:id="127" w:name="how-to-read-the-source-column"/>
+    <w:bookmarkStart w:id="128" w:name="how-to-read-the-source-column"/>
     <w:p>
       <w:pPr>
         <w:pStyle w:val="Heading2"/>
@@ -22653,8 +23282,8 @@
         </w:tc>
       </w:tr>
     </w:tbl>
-    <w:bookmarkEnd w:id="127"/>
-    <w:bookmarkStart w:id="128" w:name="Xdfeb959f81ff65b345ecdda23980e70ec87339a"/>
+    <w:bookmarkEnd w:id="128"/>
+    <w:bookmarkStart w:id="129" w:name="Xdfeb959f81ff65b345ecdda23980e70ec87339a"/>
     <w:p>
       <w:pPr>
         <w:pStyle w:val="Heading2"/>
@@ -22772,8 +23401,8 @@
         <w:t xml:space="preserve">severely malnourished children the survey exists to count.</w:t>
       </w:r>
     </w:p>
-    <w:bookmarkEnd w:id="128"/>
-    <w:bookmarkStart w:id="145" w:name="blocking-constraints"/>
+    <w:bookmarkEnd w:id="129"/>
+    <w:bookmarkStart w:id="146" w:name="blocking-constraints"/>
     <w:p>
       <w:pPr>
         <w:pStyle w:val="Heading2"/>
@@ -22782,7 +23411,7 @@
         <w:t xml:space="preserve">Blocking constraints</w:t>
       </w:r>
     </w:p>
-    <w:bookmarkStart w:id="129" w:name="pin_entered---enter-your-4-digit-pin"/>
+    <w:bookmarkStart w:id="130" w:name="pin_entered---enter-your-4-digit-pin"/>
     <w:p>
       <w:pPr>
         <w:pStyle w:val="Heading3"/>
@@ -22983,8 +23612,8 @@
         </w:tc>
       </w:tr>
     </w:tbl>
-    <w:bookmarkEnd w:id="129"/>
-    <w:bookmarkStart w:id="130" w:name="q1_02_lga---1.02-local-government-area"/>
+    <w:bookmarkEnd w:id="130"/>
+    <w:bookmarkStart w:id="131" w:name="q1_02_lga---1.02-local-government-area"/>
     <w:p>
       <w:pPr>
         <w:pStyle w:val="Heading3"/>
@@ -23185,8 +23814,8 @@
         </w:tc>
       </w:tr>
     </w:tbl>
-    <w:bookmarkEnd w:id="130"/>
-    <w:bookmarkStart w:id="131" w:name="X8400c9e46e519a1d302e92a60274012879955b0"/>
+    <w:bookmarkEnd w:id="131"/>
+    <w:bookmarkStart w:id="132" w:name="X8400c9e46e519a1d302e92a60274012879955b0"/>
     <w:p>
       <w:pPr>
         <w:pStyle w:val="Heading3"/>
@@ -23387,8 +24016,8 @@
         </w:tc>
       </w:tr>
     </w:tbl>
-    <w:bookmarkEnd w:id="131"/>
-    <w:bookmarkStart w:id="132" w:name="Xa19b419498626634ec421a1b853225a9e99eb32"/>
+    <w:bookmarkEnd w:id="132"/>
+    <w:bookmarkStart w:id="133" w:name="Xa19b419498626634ec421a1b853225a9e99eb32"/>
     <w:p>
       <w:pPr>
         <w:pStyle w:val="Heading3"/>
@@ -23589,8 +24218,8 @@
         </w:tc>
       </w:tr>
     </w:tbl>
-    <w:bookmarkEnd w:id="132"/>
-    <w:bookmarkStart w:id="133" w:name="q1_10_visit_date---1.10-date-of-visit"/>
+    <w:bookmarkEnd w:id="133"/>
+    <w:bookmarkStart w:id="134" w:name="q1_10_visit_date---1.10-date-of-visit"/>
     <w:p>
       <w:pPr>
         <w:pStyle w:val="Heading3"/>
@@ -23800,8 +24429,8 @@
         </w:tc>
       </w:tr>
     </w:tbl>
-    <w:bookmarkEnd w:id="133"/>
-    <w:bookmarkStart w:id="134" w:name="Xe237085fd029098caff561882fed8b027ed96a6"/>
+    <w:bookmarkEnd w:id="134"/>
+    <w:bookmarkStart w:id="135" w:name="Xe237085fd029098caff561882fed8b027ed96a6"/>
     <w:p>
       <w:pPr>
         <w:pStyle w:val="Heading3"/>
@@ -24018,8 +24647,8 @@
         </w:tc>
       </w:tr>
     </w:tbl>
-    <w:bookmarkEnd w:id="134"/>
-    <w:bookmarkStart w:id="135" w:name="X5863a1b080e21df5ff112d274a87f4410ecb5e2"/>
+    <w:bookmarkEnd w:id="135"/>
+    <w:bookmarkStart w:id="136" w:name="X5863a1b080e21df5ff112d274a87f4410ecb5e2"/>
     <w:p>
       <w:pPr>
         <w:pStyle w:val="Heading3"/>
@@ -24224,8 +24853,8 @@
         </w:tc>
       </w:tr>
     </w:tbl>
-    <w:bookmarkEnd w:id="135"/>
-    <w:bookmarkStart w:id="136" w:name="r_age_years---5-age-in-completed-years"/>
+    <w:bookmarkEnd w:id="136"/>
+    <w:bookmarkStart w:id="137" w:name="r_age_years---5-age-in-completed-years"/>
     <w:p>
       <w:pPr>
         <w:pStyle w:val="Heading3"/>
@@ -24426,8 +25055,8 @@
         </w:tc>
       </w:tr>
     </w:tbl>
-    <w:bookmarkEnd w:id="136"/>
-    <w:bookmarkStart w:id="137" w:name="r_age_months---6-age-in-completed-months"/>
+    <w:bookmarkEnd w:id="137"/>
+    <w:bookmarkStart w:id="138" w:name="r_age_months---6-age-in-completed-months"/>
     <w:p>
       <w:pPr>
         <w:pStyle w:val="Heading3"/>
@@ -24637,8 +25266,8 @@
         </w:tc>
       </w:tr>
     </w:tbl>
-    <w:bookmarkEnd w:id="137"/>
-    <w:bookmarkStart w:id="138" w:name="Xd461e7f2c7d0b21fa6515a2cb97f82e914136f0"/>
+    <w:bookmarkEnd w:id="138"/>
+    <w:bookmarkStart w:id="139" w:name="Xd461e7f2c7d0b21fa6515a2cb97f82e914136f0"/>
     <w:p>
       <w:pPr>
         <w:pStyle w:val="Heading3"/>
@@ -24839,8 +25468,8 @@
         </w:tc>
       </w:tr>
     </w:tbl>
-    <w:bookmarkEnd w:id="138"/>
-    <w:bookmarkStart w:id="139" w:name="q4_05_weight_kg---4.05-weight-in-kg"/>
+    <w:bookmarkEnd w:id="139"/>
+    <w:bookmarkStart w:id="140" w:name="q4_05_weight_kg---4.05-weight-in-kg"/>
     <w:p>
       <w:pPr>
         <w:pStyle w:val="Heading3"/>
@@ -25045,8 +25674,8 @@
         </w:tc>
       </w:tr>
     </w:tbl>
-    <w:bookmarkEnd w:id="139"/>
-    <w:bookmarkStart w:id="140" w:name="X73b7d61d8d84e30791cddf989797ecb163610e7"/>
+    <w:bookmarkEnd w:id="140"/>
+    <w:bookmarkStart w:id="141" w:name="X73b7d61d8d84e30791cddf989797ecb163610e7"/>
     <w:p>
       <w:pPr>
         <w:pStyle w:val="Heading3"/>
@@ -25251,8 +25880,8 @@
         </w:tc>
       </w:tr>
     </w:tbl>
-    <w:bookmarkEnd w:id="140"/>
-    <w:bookmarkStart w:id="141" w:name="X068f34be0a5cdb2506877e8f74cf16a3db8cebf"/>
+    <w:bookmarkEnd w:id="141"/>
+    <w:bookmarkStart w:id="142" w:name="X068f34be0a5cdb2506877e8f74cf16a3db8cebf"/>
     <w:p>
       <w:pPr>
         <w:pStyle w:val="Heading3"/>
@@ -25453,8 +26082,8 @@
         </w:tc>
       </w:tr>
     </w:tbl>
-    <w:bookmarkEnd w:id="141"/>
-    <w:bookmarkStart w:id="142" w:name="X94ad7423f29b0aa1962abd6b603cc3f17bbfdfb"/>
+    <w:bookmarkEnd w:id="142"/>
+    <w:bookmarkStart w:id="143" w:name="X94ad7423f29b0aa1962abd6b603cc3f17bbfdfb"/>
     <w:p>
       <w:pPr>
         <w:pStyle w:val="Heading3"/>
@@ -25664,8 +26293,8 @@
         </w:tc>
       </w:tr>
     </w:tbl>
-    <w:bookmarkEnd w:id="142"/>
-    <w:bookmarkStart w:id="143" w:name="X4ee8a37f3f9268c6c7a78f6d8c4a13c59d9efdc"/>
+    <w:bookmarkEnd w:id="143"/>
+    <w:bookmarkStart w:id="144" w:name="X4ee8a37f3f9268c6c7a78f6d8c4a13c59d9efdc"/>
     <w:p>
       <w:pPr>
         <w:pStyle w:val="Heading3"/>
@@ -25870,8 +26499,8 @@
         </w:tc>
       </w:tr>
     </w:tbl>
-    <w:bookmarkEnd w:id="143"/>
-    <w:bookmarkStart w:id="144" w:name="Xcb3301456abb86fdc0b63b082626a081c6b5247"/>
+    <w:bookmarkEnd w:id="144"/>
+    <w:bookmarkStart w:id="145" w:name="Xcb3301456abb86fdc0b63b082626a081c6b5247"/>
     <w:p>
       <w:pPr>
         <w:pStyle w:val="Heading3"/>
@@ -26088,9 +26717,9 @@
         </w:tc>
       </w:tr>
     </w:tbl>
-    <w:bookmarkEnd w:id="144"/>
     <w:bookmarkEnd w:id="145"/>
-    <w:bookmarkStart w:id="152" w:name="warnings"/>
+    <w:bookmarkEnd w:id="146"/>
+    <w:bookmarkStart w:id="153" w:name="warnings"/>
     <w:p>
       <w:pPr>
         <w:pStyle w:val="Heading2"/>
@@ -26099,7 +26728,7 @@
         <w:t xml:space="preserve">Warnings</w:t>
       </w:r>
     </w:p>
-    <w:bookmarkStart w:id="146" w:name="Xf218386d4dbe63e83ef8f006db6ea9b0fd959d2"/>
+    <w:bookmarkStart w:id="147" w:name="Xf218386d4dbe63e83ef8f006db6ea9b0fd959d2"/>
     <w:p>
       <w:pPr>
         <w:pStyle w:val="Heading3"/>
@@ -26276,8 +26905,8 @@
         </w:tc>
       </w:tr>
     </w:tbl>
-    <w:bookmarkEnd w:id="146"/>
-    <w:bookmarkStart w:id="147" w:name="X4d584dbe63b537df42555254d2b48cc57a5dcc1"/>
+    <w:bookmarkEnd w:id="147"/>
+    <w:bookmarkStart w:id="148" w:name="X4d584dbe63b537df42555254d2b48cc57a5dcc1"/>
     <w:p>
       <w:pPr>
         <w:pStyle w:val="Heading3"/>
@@ -26450,8 +27079,8 @@
         </w:tc>
       </w:tr>
     </w:tbl>
-    <w:bookmarkEnd w:id="147"/>
-    <w:bookmarkStart w:id="148" w:name="Xefce3e33c9cd79d444605280f59cd3db1b206fe"/>
+    <w:bookmarkEnd w:id="148"/>
+    <w:bookmarkStart w:id="149" w:name="Xefce3e33c9cd79d444605280f59cd3db1b206fe"/>
     <w:p>
       <w:pPr>
         <w:pStyle w:val="Heading3"/>
@@ -26624,8 +27253,8 @@
         </w:tc>
       </w:tr>
     </w:tbl>
-    <w:bookmarkEnd w:id="148"/>
-    <w:bookmarkStart w:id="149" w:name="X0e98f3c124c2f859780a1239f8e9077582011df"/>
+    <w:bookmarkEnd w:id="149"/>
+    <w:bookmarkStart w:id="150" w:name="X0e98f3c124c2f859780a1239f8e9077582011df"/>
     <w:p>
       <w:pPr>
         <w:pStyle w:val="Heading3"/>
@@ -26798,8 +27427,8 @@
         </w:tc>
       </w:tr>
     </w:tbl>
-    <w:bookmarkEnd w:id="149"/>
-    <w:bookmarkStart w:id="150" w:name="Xd95aafd0e79cf1d2378d132ce4efe1819b16395"/>
+    <w:bookmarkEnd w:id="150"/>
+    <w:bookmarkStart w:id="151" w:name="Xd95aafd0e79cf1d2378d132ce4efe1819b16395"/>
     <w:p>
       <w:pPr>
         <w:pStyle w:val="Heading3"/>
@@ -26976,8 +27605,8 @@
         </w:tc>
       </w:tr>
     </w:tbl>
-    <w:bookmarkEnd w:id="150"/>
-    <w:bookmarkStart w:id="151" w:name="X32d927a8481bdd9465c62e87773ff950c3f961a"/>
+    <w:bookmarkEnd w:id="151"/>
+    <w:bookmarkStart w:id="152" w:name="X32d927a8481bdd9465c62e87773ff950c3f961a"/>
     <w:p>
       <w:pPr>
         <w:pStyle w:val="Heading3"/>
@@ -27150,9 +27779,9 @@
         </w:tc>
       </w:tr>
     </w:tbl>
-    <w:bookmarkEnd w:id="151"/>
     <w:bookmarkEnd w:id="152"/>
-    <w:bookmarkStart w:id="153" w:name="language"/>
+    <w:bookmarkEnd w:id="153"/>
+    <w:bookmarkStart w:id="154" w:name="language"/>
     <w:p>
       <w:pPr>
         <w:pStyle w:val="Heading2"/>
@@ -27230,8 +27859,8 @@
         <w:t xml:space="preserve">- they are my own and have not been checked.</w:t>
       </w:r>
     </w:p>
-    <w:bookmarkEnd w:id="153"/>
-    <w:bookmarkStart w:id="154" w:name="what-is-not-constrained-and-why"/>
+    <w:bookmarkEnd w:id="154"/>
+    <w:bookmarkStart w:id="155" w:name="what-is-not-constrained-and-why"/>
     <w:p>
       <w:pPr>
         <w:pStyle w:val="Heading2"/>
@@ -27380,9 +28009,9 @@
         <w:br w:type="page"/>
       </w:r>
     </w:p>
-    <w:bookmarkEnd w:id="154"/>
     <w:bookmarkEnd w:id="155"/>
-    <w:bookmarkStart w:id="164" w:name="X31c962bf404df7ee489d32cb3ff1c820e6780f1"/>
+    <w:bookmarkEnd w:id="156"/>
+    <w:bookmarkStart w:id="165" w:name="X31c962bf404df7ee489d32cb3ff1c820e6780f1"/>
     <w:p>
       <w:pPr>
         <w:pStyle w:val="Heading1"/>
@@ -27391,7 +28020,7 @@
         <w:t xml:space="preserve">How this form was validated, and how to validate it yourself</w:t>
       </w:r>
     </w:p>
-    <w:bookmarkStart w:id="156" w:name="Xa2d671a207bab3bc24607ca9175dd057c7fffb0"/>
+    <w:bookmarkStart w:id="157" w:name="Xa2d671a207bab3bc24607ca9175dd057c7fffb0"/>
     <w:p>
       <w:pPr>
         <w:pStyle w:val="Heading2"/>
@@ -27574,8 +28203,8 @@
         <w:t xml:space="preserve">out.</w:t>
       </w:r>
     </w:p>
-    <w:bookmarkEnd w:id="156"/>
-    <w:bookmarkStart w:id="157" w:name="what-was-validated-and-with-what"/>
+    <w:bookmarkEnd w:id="157"/>
+    <w:bookmarkStart w:id="158" w:name="what-was-validated-and-with-what"/>
     <w:p>
       <w:pPr>
         <w:pStyle w:val="Heading2"/>
@@ -27819,8 +28448,8 @@
         <w:t xml:space="preserve">.</w:t>
       </w:r>
     </w:p>
-    <w:bookmarkEnd w:id="157"/>
-    <w:bookmarkStart w:id="158" w:name="why-the-third-check-had-to-be-written"/>
+    <w:bookmarkEnd w:id="158"/>
+    <w:bookmarkStart w:id="159" w:name="why-the-third-check-had-to-be-written"/>
     <w:p>
       <w:pPr>
         <w:pStyle w:val="Heading2"/>
@@ -28149,8 +28778,8 @@
         <w:t xml:space="preserve">.</w:t>
       </w:r>
     </w:p>
-    <w:bookmarkEnd w:id="158"/>
-    <w:bookmarkStart w:id="161" w:name="validating-it-properly"/>
+    <w:bookmarkEnd w:id="159"/>
+    <w:bookmarkStart w:id="162" w:name="validating-it-properly"/>
     <w:p>
       <w:pPr>
         <w:pStyle w:val="Heading2"/>
@@ -28167,7 +28796,7 @@
         <w:t xml:space="preserve">The form needs its seven attachments. Two routes:</w:t>
       </w:r>
     </w:p>
-    <w:bookmarkStart w:id="159" w:name="odk-central-recommended"/>
+    <w:bookmarkStart w:id="160" w:name="odk-central-recommended"/>
     <w:p>
       <w:pPr>
         <w:pStyle w:val="Heading3"/>
@@ -28278,8 +28907,8 @@
         <w:t xml:space="preserve">in Enketo, or publish and pull into ODK Collect.</w:t>
       </w:r>
     </w:p>
-    <w:bookmarkEnd w:id="159"/>
-    <w:bookmarkStart w:id="160" w:name="odk-collect-no-server"/>
+    <w:bookmarkEnd w:id="160"/>
+    <w:bookmarkStart w:id="161" w:name="odk-collect-no-server"/>
     <w:p>
       <w:pPr>
         <w:pStyle w:val="Heading3"/>
@@ -28338,9 +28967,9 @@
         <w:t xml:space="preserve">.</w:t>
       </w:r>
     </w:p>
-    <w:bookmarkEnd w:id="160"/>
     <w:bookmarkEnd w:id="161"/>
-    <w:bookmarkStart w:id="162" w:name="the-seven-required-attachments"/>
+    <w:bookmarkEnd w:id="162"/>
+    <w:bookmarkStart w:id="163" w:name="the-seven-required-attachments"/>
     <w:p>
       <w:pPr>
         <w:pStyle w:val="Heading2"/>
@@ -28715,8 +29344,8 @@
         <w:t xml:space="preserve">.</w:t>
       </w:r>
     </w:p>
-    <w:bookmarkEnd w:id="162"/>
-    <w:bookmarkStart w:id="163" w:name="known-limitation-of-this-validation"/>
+    <w:bookmarkEnd w:id="163"/>
+    <w:bookmarkStart w:id="164" w:name="known-limitation-of-this-validation"/>
     <w:p>
       <w:pPr>
         <w:pStyle w:val="Heading2"/>
@@ -28837,9 +29466,9 @@
         <w:br w:type="page"/>
       </w:r>
     </w:p>
-    <w:bookmarkEnd w:id="163"/>
     <w:bookmarkEnd w:id="164"/>
-    <w:bookmarkStart w:id="174" w:name="Xb279bc2f7cb6dea5f8aa811765079edcf3383e9"/>
+    <w:bookmarkEnd w:id="165"/>
+    <w:bookmarkStart w:id="175" w:name="Xb279bc2f7cb6dea5f8aa811765079edcf3383e9"/>
     <w:p>
       <w:pPr>
         <w:pStyle w:val="Heading1"/>
@@ -28894,7 +29523,7 @@
         <w:t xml:space="preserve">you used instead.”</w:t>
       </w:r>
     </w:p>
-    <w:bookmarkStart w:id="165" w:name="the-mechanism"/>
+    <w:bookmarkStart w:id="166" w:name="the-mechanism"/>
     <w:p>
       <w:pPr>
         <w:pStyle w:val="Heading2"/>
@@ -29307,8 +29936,8 @@
         <w:t xml:space="preserve">the length of one question.</w:t>
       </w:r>
     </w:p>
-    <w:bookmarkEnd w:id="165"/>
-    <w:bookmarkStart w:id="166" w:name="what-that-costs-and-what-it-buys"/>
+    <w:bookmarkEnd w:id="166"/>
+    <w:bookmarkStart w:id="167" w:name="what-that-costs-and-what-it-buys"/>
     <w:p>
       <w:pPr>
         <w:pStyle w:val="Heading2"/>
@@ -29587,7 +30216,7 @@
               <w:pStyle w:val="Compact"/>
             </w:pPr>
             <w:r>
-              <w:t xml:space="preserve">6.6 KB</w:t>
+              <w:t xml:space="preserve">7.3 KB</w:t>
             </w:r>
           </w:p>
         </w:tc>
@@ -29785,7 +30414,7 @@
                 <w:b/>
                 <w:bCs/>
               </w:rPr>
-              <w:t xml:space="preserve">388.9 KB</w:t>
+              <w:t xml:space="preserve">389.6 KB</w:t>
             </w:r>
           </w:p>
         </w:tc>
@@ -29824,8 +30453,8 @@
         <w:t xml:space="preserve">.</w:t>
       </w:r>
     </w:p>
-    <w:bookmarkEnd w:id="166"/>
-    <w:bookmarkStart w:id="172" w:name="what-i-rejected-and-why"/>
+    <w:bookmarkEnd w:id="167"/>
+    <w:bookmarkStart w:id="173" w:name="what-i-rejected-and-why"/>
     <w:p>
       <w:pPr>
         <w:pStyle w:val="Heading2"/>
@@ -29834,7 +30463,7 @@
         <w:t xml:space="preserve">What I rejected, and why</w:t>
       </w:r>
     </w:p>
-    <w:bookmarkStart w:id="167" w:name="Xbc5733952f15259284b5c8e448757339269bc10"/>
+    <w:bookmarkStart w:id="168" w:name="Xbc5733952f15259284b5c8e448757339269bc10"/>
     <w:p>
       <w:pPr>
         <w:pStyle w:val="Heading3"/>
@@ -29966,8 +30595,8 @@
         <w:t xml:space="preserve">: it can be replaced without touching the form’s logic.</w:t>
       </w:r>
     </w:p>
-    <w:bookmarkEnd w:id="167"/>
-    <w:bookmarkStart w:id="168" w:name="the-search-appearance"/>
+    <w:bookmarkEnd w:id="168"/>
+    <w:bookmarkStart w:id="169" w:name="the-search-appearance"/>
     <w:p>
       <w:pPr>
         <w:pStyle w:val="Heading3"/>
@@ -30050,8 +30679,8 @@
         <w:t xml:space="preserve">is the supported replacement and works in both.</w:t>
       </w:r>
     </w:p>
-    <w:bookmarkEnd w:id="168"/>
-    <w:bookmarkStart w:id="169" w:name="Xd32f76c252a6eefdf8100ec114a4e4278b6cca5"/>
+    <w:bookmarkEnd w:id="169"/>
+    <w:bookmarkStart w:id="170" w:name="Xd32f76c252a6eefdf8100ec114a4e4278b6cca5"/>
     <w:p>
       <w:pPr>
         <w:pStyle w:val="Heading3"/>
@@ -30181,8 +30810,8 @@
         <w:t xml:space="preserve">of a structural complication that lasts for the whole round.</w:t>
       </w:r>
     </w:p>
-    <w:bookmarkEnd w:id="169"/>
-    <w:bookmarkStart w:id="170" w:name="a-live-server-lookup"/>
+    <w:bookmarkEnd w:id="170"/>
+    <w:bookmarkStart w:id="171" w:name="a-live-server-lookup"/>
     <w:p>
       <w:pPr>
         <w:pStyle w:val="Heading3"/>
@@ -30235,8 +30864,8 @@
         <w:t xml:space="preserve">deployments might expect.</w:t>
       </w:r>
     </w:p>
-    <w:bookmarkEnd w:id="170"/>
-    <w:bookmarkStart w:id="171" w:name="X6389cfeba19ba1c7855d405c594bdc836444be0"/>
+    <w:bookmarkEnd w:id="171"/>
+    <w:bookmarkStart w:id="172" w:name="X6389cfeba19ba1c7855d405c594bdc836444be0"/>
     <w:p>
       <w:pPr>
         <w:pStyle w:val="Heading3"/>
@@ -30427,9 +31056,9 @@
         <w:t xml:space="preserve">is.</w:t>
       </w:r>
     </w:p>
-    <w:bookmarkEnd w:id="171"/>
     <w:bookmarkEnd w:id="172"/>
-    <w:bookmarkStart w:id="173" w:name="the-check-that-keeps-this-honest"/>
+    <w:bookmarkEnd w:id="173"/>
+    <w:bookmarkStart w:id="174" w:name="the-check-that-keeps-this-honest"/>
     <w:p>
       <w:pPr>
         <w:pStyle w:val="Heading2"/>
@@ -30588,9 +31217,9 @@
         <w:br w:type="page"/>
       </w:r>
     </w:p>
-    <w:bookmarkEnd w:id="173"/>
     <w:bookmarkEnd w:id="174"/>
-    <w:bookmarkStart w:id="202" w:name="test-plan---form-hh2026v1"/>
+    <w:bookmarkEnd w:id="175"/>
+    <w:bookmarkStart w:id="203" w:name="test-plan---form-hh2026v1"/>
     <w:p>
       <w:pPr>
         <w:pStyle w:val="Heading1"/>
@@ -30671,7 +31300,7 @@
         <w:t xml:space="preserve">- 29 negative, 20 boundary, 5 positive/behavioural.</w:t>
       </w:r>
     </w:p>
-    <w:bookmarkStart w:id="175" w:name="execution-status"/>
+    <w:bookmarkStart w:id="176" w:name="execution-status"/>
     <w:p>
       <w:pPr>
         <w:pStyle w:val="Heading2"/>
@@ -30801,8 +31430,8 @@
         <w:t xml:space="preserve">bottom recording actual against expected.</w:t>
       </w:r>
     </w:p>
-    <w:bookmarkEnd w:id="175"/>
-    <w:bookmarkStart w:id="176" w:name="coverage-of-the-cases-the-question-names"/>
+    <w:bookmarkEnd w:id="176"/>
+    <w:bookmarkStart w:id="177" w:name="coverage-of-the-cases-the-question-names"/>
     <w:p>
       <w:pPr>
         <w:pStyle w:val="Heading2"/>
@@ -30993,8 +31622,8 @@
         </w:tc>
       </w:tr>
     </w:tbl>
-    <w:bookmarkEnd w:id="176"/>
-    <w:bookmarkStart w:id="199" w:name="scenario-cases"/>
+    <w:bookmarkEnd w:id="177"/>
+    <w:bookmarkStart w:id="200" w:name="scenario-cases"/>
     <w:p>
       <w:pPr>
         <w:pStyle w:val="Heading2"/>
@@ -31003,7 +31632,7 @@
         <w:t xml:space="preserve">Scenario cases</w:t>
       </w:r>
     </w:p>
-    <w:bookmarkStart w:id="177" w:name="X018ff9a95ed40f69c21fb7aa896550baa5c6717"/>
+    <w:bookmarkStart w:id="178" w:name="X018ff9a95ed40f69c21fb7aa896550baa5c6717"/>
     <w:p>
       <w:pPr>
         <w:pStyle w:val="Heading3"/>
@@ -31247,8 +31876,8 @@
         </w:tc>
       </w:tr>
     </w:tbl>
-    <w:bookmarkEnd w:id="177"/>
-    <w:bookmarkStart w:id="178" w:name="X8fc3922dad100f0622a79266e704040b30e7078"/>
+    <w:bookmarkEnd w:id="178"/>
+    <w:bookmarkStart w:id="179" w:name="X8fc3922dad100f0622a79266e704040b30e7078"/>
     <w:p>
       <w:pPr>
         <w:pStyle w:val="Heading3"/>
@@ -31492,8 +32121,8 @@
         </w:tc>
       </w:tr>
     </w:tbl>
-    <w:bookmarkEnd w:id="178"/>
-    <w:bookmarkStart w:id="179" w:name="Xda527362b3e9d4fba1cecaed7fbd10a0bac0d78"/>
+    <w:bookmarkEnd w:id="179"/>
+    <w:bookmarkStart w:id="180" w:name="Xda527362b3e9d4fba1cecaed7fbd10a0bac0d78"/>
     <w:p>
       <w:pPr>
         <w:pStyle w:val="Heading3"/>
@@ -31740,8 +32369,8 @@
         </w:tc>
       </w:tr>
     </w:tbl>
-    <w:bookmarkEnd w:id="179"/>
-    <w:bookmarkStart w:id="180" w:name="Xe08289f3e932c84f5bfa11f42f941611ced344d"/>
+    <w:bookmarkEnd w:id="180"/>
+    <w:bookmarkStart w:id="181" w:name="Xe08289f3e932c84f5bfa11f42f941611ced344d"/>
     <w:p>
       <w:pPr>
         <w:pStyle w:val="Heading3"/>
@@ -31988,8 +32617,8 @@
         </w:tc>
       </w:tr>
     </w:tbl>
-    <w:bookmarkEnd w:id="180"/>
-    <w:bookmarkStart w:id="181" w:name="Xaa5404f12032f4d9cd7059293cfaaa8a1fcb29e"/>
+    <w:bookmarkEnd w:id="181"/>
+    <w:bookmarkStart w:id="182" w:name="Xaa5404f12032f4d9cd7059293cfaaa8a1fcb29e"/>
     <w:p>
       <w:pPr>
         <w:pStyle w:val="Heading3"/>
@@ -32223,8 +32852,8 @@
         </w:tc>
       </w:tr>
     </w:tbl>
-    <w:bookmarkEnd w:id="181"/>
-    <w:bookmarkStart w:id="182" w:name="X76b5d31d01cd51a583698b76e395720966b19bd"/>
+    <w:bookmarkEnd w:id="182"/>
+    <w:bookmarkStart w:id="183" w:name="X76b5d31d01cd51a583698b76e395720966b19bd"/>
     <w:p>
       <w:pPr>
         <w:pStyle w:val="Heading3"/>
@@ -32430,8 +33059,8 @@
         </w:tc>
       </w:tr>
     </w:tbl>
-    <w:bookmarkEnd w:id="182"/>
-    <w:bookmarkStart w:id="183" w:name="X18f38807eb1d9f98aca3c1d98f36534c59ec69a"/>
+    <w:bookmarkEnd w:id="183"/>
+    <w:bookmarkStart w:id="184" w:name="X18f38807eb1d9f98aca3c1d98f36534c59ec69a"/>
     <w:p>
       <w:pPr>
         <w:pStyle w:val="Heading3"/>
@@ -32665,8 +33294,8 @@
         </w:tc>
       </w:tr>
     </w:tbl>
-    <w:bookmarkEnd w:id="183"/>
-    <w:bookmarkStart w:id="184" w:name="s08---consent-statement-not-read"/>
+    <w:bookmarkEnd w:id="184"/>
+    <w:bookmarkStart w:id="185" w:name="s08---consent-statement-not-read"/>
     <w:p>
       <w:pPr>
         <w:pStyle w:val="Heading3"/>
@@ -32862,8 +33491,8 @@
         </w:tc>
       </w:tr>
     </w:tbl>
-    <w:bookmarkEnd w:id="184"/>
-    <w:bookmarkStart w:id="185" w:name="Xc53176036fe8576d3f634e89eccf714de46377d"/>
+    <w:bookmarkEnd w:id="185"/>
+    <w:bookmarkStart w:id="186" w:name="Xc53176036fe8576d3f634e89eccf714de46377d"/>
     <w:p>
       <w:pPr>
         <w:pStyle w:val="Heading3"/>
@@ -33087,8 +33716,8 @@
         </w:tc>
       </w:tr>
     </w:tbl>
-    <w:bookmarkEnd w:id="185"/>
-    <w:bookmarkStart w:id="186" w:name="s10---label-from-another-teams-book"/>
+    <w:bookmarkEnd w:id="186"/>
+    <w:bookmarkStart w:id="187" w:name="s10---label-from-another-teams-book"/>
     <w:p>
       <w:pPr>
         <w:pStyle w:val="Heading3"/>
@@ -33312,8 +33941,8 @@
         </w:tc>
       </w:tr>
     </w:tbl>
-    <w:bookmarkEnd w:id="186"/>
-    <w:bookmarkStart w:id="187" w:name="X15e9a8c97da841f574ff900163f7992d92365a3"/>
+    <w:bookmarkEnd w:id="187"/>
+    <w:bookmarkStart w:id="188" w:name="X15e9a8c97da841f574ff900163f7992d92365a3"/>
     <w:p>
       <w:pPr>
         <w:pStyle w:val="Heading3"/>
@@ -33537,8 +34166,8 @@
         </w:tc>
       </w:tr>
     </w:tbl>
-    <w:bookmarkEnd w:id="187"/>
-    <w:bookmarkStart w:id="188" w:name="X7be84cd5310c1c33aec3c90e1b5ac11eb03977a"/>
+    <w:bookmarkEnd w:id="188"/>
+    <w:bookmarkStart w:id="189" w:name="X7be84cd5310c1c33aec3c90e1b5ac11eb03977a"/>
     <w:p>
       <w:pPr>
         <w:pStyle w:val="Heading3"/>
@@ -33762,8 +34391,8 @@
         </w:tc>
       </w:tr>
     </w:tbl>
-    <w:bookmarkEnd w:id="188"/>
-    <w:bookmarkStart w:id="189" w:name="Xb35e71b01bc2e5c9f75db947df3ae2fcf9df576"/>
+    <w:bookmarkEnd w:id="189"/>
+    <w:bookmarkStart w:id="190" w:name="Xb35e71b01bc2e5c9f75db947df3ae2fcf9df576"/>
     <w:p>
       <w:pPr>
         <w:pStyle w:val="Heading3"/>
@@ -33971,8 +34600,8 @@
         </w:tc>
       </w:tr>
     </w:tbl>
-    <w:bookmarkEnd w:id="189"/>
-    <w:bookmarkStart w:id="190" w:name="X70dc0300cb4c2b81d8e34902e6c4dcc80a06a63"/>
+    <w:bookmarkEnd w:id="190"/>
+    <w:bookmarkStart w:id="191" w:name="X70dc0300cb4c2b81d8e34902e6c4dcc80a06a63"/>
     <w:p>
       <w:pPr>
         <w:pStyle w:val="Heading3"/>
@@ -34168,8 +34797,8 @@
         </w:tc>
       </w:tr>
     </w:tbl>
-    <w:bookmarkEnd w:id="190"/>
-    <w:bookmarkStart w:id="191" w:name="X32cfacae09e0e6514e64c7c0c915b221c0d162e"/>
+    <w:bookmarkEnd w:id="191"/>
+    <w:bookmarkStart w:id="192" w:name="X32cfacae09e0e6514e64c7c0c915b221c0d162e"/>
     <w:p>
       <w:pPr>
         <w:pStyle w:val="Heading3"/>
@@ -34392,8 +35021,8 @@
         </w:tc>
       </w:tr>
     </w:tbl>
-    <w:bookmarkEnd w:id="191"/>
-    <w:bookmarkStart w:id="192" w:name="Xfc8e1d28efedbb8a73c595791faf517adf5af82"/>
+    <w:bookmarkEnd w:id="192"/>
+    <w:bookmarkStart w:id="193" w:name="Xfc8e1d28efedbb8a73c595791faf517adf5af82"/>
     <w:p>
       <w:pPr>
         <w:pStyle w:val="Heading3"/>
@@ -34589,8 +35218,8 @@
         </w:tc>
       </w:tr>
     </w:tbl>
-    <w:bookmarkEnd w:id="192"/>
-    <w:bookmarkStart w:id="193" w:name="X809c043256d78c0845f2f621ad3a192abecfbc4"/>
+    <w:bookmarkEnd w:id="193"/>
+    <w:bookmarkStart w:id="194" w:name="X809c043256d78c0845f2f621ad3a192abecfbc4"/>
     <w:p>
       <w:pPr>
         <w:pStyle w:val="Heading3"/>
@@ -34786,8 +35415,8 @@
         </w:tc>
       </w:tr>
     </w:tbl>
-    <w:bookmarkEnd w:id="193"/>
-    <w:bookmarkStart w:id="194" w:name="s18---child-module-pointed-at-an-adult"/>
+    <w:bookmarkEnd w:id="194"/>
+    <w:bookmarkStart w:id="195" w:name="s18---child-module-pointed-at-an-adult"/>
     <w:p>
       <w:pPr>
         <w:pStyle w:val="Heading3"/>
@@ -35011,8 +35640,8 @@
         </w:tc>
       </w:tr>
     </w:tbl>
-    <w:bookmarkEnd w:id="194"/>
-    <w:bookmarkStart w:id="195" w:name="s19---result-of-visit-is-not-completed"/>
+    <w:bookmarkEnd w:id="195"/>
+    <w:bookmarkStart w:id="196" w:name="s19---result-of-visit-is-not-completed"/>
     <w:p>
       <w:pPr>
         <w:pStyle w:val="Heading3"/>
@@ -35214,8 +35843,8 @@
         </w:tc>
       </w:tr>
     </w:tbl>
-    <w:bookmarkEnd w:id="195"/>
-    <w:bookmarkStart w:id="196" w:name="Xb81b6e42034d3b22e7573755f5913c87a88da3b"/>
+    <w:bookmarkEnd w:id="196"/>
+    <w:bookmarkStart w:id="197" w:name="Xb81b6e42034d3b22e7573755f5913c87a88da3b"/>
     <w:p>
       <w:pPr>
         <w:pStyle w:val="Heading3"/>
@@ -35439,8 +36068,8 @@
         </w:tc>
       </w:tr>
     </w:tbl>
-    <w:bookmarkEnd w:id="196"/>
-    <w:bookmarkStart w:id="197" w:name="X241ea0eb054833d81e2da965d9fb557acb9eaa1"/>
+    <w:bookmarkEnd w:id="197"/>
+    <w:bookmarkStart w:id="198" w:name="X241ea0eb054833d81e2da965d9fb557acb9eaa1"/>
     <w:p>
       <w:pPr>
         <w:pStyle w:val="Heading3"/>
@@ -35664,8 +36293,8 @@
         </w:tc>
       </w:tr>
     </w:tbl>
-    <w:bookmarkEnd w:id="197"/>
-    <w:bookmarkStart w:id="198" w:name="X5d9401f93dd7a2f381234832d1a593914e30d01"/>
+    <w:bookmarkEnd w:id="198"/>
+    <w:bookmarkStart w:id="199" w:name="X5d9401f93dd7a2f381234832d1a593914e30d01"/>
     <w:p>
       <w:pPr>
         <w:pStyle w:val="Heading3"/>
@@ -35889,9 +36518,9 @@
         </w:tc>
       </w:tr>
     </w:tbl>
-    <w:bookmarkEnd w:id="198"/>
     <w:bookmarkEnd w:id="199"/>
-    <w:bookmarkStart w:id="200" w:name="generated-boundary-cases"/>
+    <w:bookmarkEnd w:id="200"/>
+    <w:bookmarkStart w:id="201" w:name="generated-boundary-cases"/>
     <w:p>
       <w:pPr>
         <w:pStyle w:val="Heading2"/>
@@ -38497,8 +39126,8 @@
         </w:tc>
       </w:tr>
     </w:tbl>
-    <w:bookmarkEnd w:id="200"/>
-    <w:bookmarkStart w:id="201" w:name="what-this-plan-does-not-cover"/>
+    <w:bookmarkEnd w:id="201"/>
+    <w:bookmarkStart w:id="202" w:name="what-this-plan-does-not-cover"/>
     <w:p>
       <w:pPr>
         <w:pStyle w:val="Heading2"/>
@@ -38664,9 +39293,9 @@
         <w:br w:type="page"/>
       </w:r>
     </w:p>
-    <w:bookmarkEnd w:id="201"/>
     <w:bookmarkEnd w:id="202"/>
-    <w:bookmarkStart w:id="212" w:name="Xee424e5d5c4d9bee30fbcc4553d43aaff7ae50a"/>
+    <w:bookmarkEnd w:id="203"/>
+    <w:bookmarkStart w:id="213" w:name="Xee424e5d5c4d9bee30fbcc4553d43aaff7ae50a"/>
     <w:p>
       <w:pPr>
         <w:pStyle w:val="Heading1"/>
@@ -38675,7 +39304,7 @@
         <w:t xml:space="preserve">Rejecting a specimen label already used in an earlier submission (F8)</w:t>
       </w:r>
     </w:p>
-    <w:bookmarkStart w:id="203" w:name="the-plain-answer"/>
+    <w:bookmarkStart w:id="204" w:name="the-plain-answer"/>
     <w:p>
       <w:pPr>
         <w:pStyle w:val="Heading2"/>
@@ -38782,8 +39411,8 @@
         <w:t xml:space="preserve">nine days.</w:t>
       </w:r>
     </w:p>
-    <w:bookmarkEnd w:id="203"/>
-    <w:bookmarkStart w:id="204" w:name="X13c0043ffc5587f73229f0f7930fc7465fd4c4f"/>
+    <w:bookmarkEnd w:id="204"/>
+    <w:bookmarkStart w:id="205" w:name="X13c0043ffc5587f73229f0f7930fc7465fd4c4f"/>
     <w:p>
       <w:pPr>
         <w:pStyle w:val="Heading2"/>
@@ -39239,8 +39868,8 @@
         <w:t xml:space="preserve">which is why the check is automated rather than remembered.</w:t>
       </w:r>
     </w:p>
-    <w:bookmarkEnd w:id="204"/>
-    <w:bookmarkStart w:id="205" w:name="what-the-requirement-is-really-about"/>
+    <w:bookmarkEnd w:id="205"/>
+    <w:bookmarkStart w:id="206" w:name="what-the-requirement-is-really-about"/>
     <w:p>
       <w:pPr>
         <w:pStyle w:val="Heading2"/>
@@ -39401,8 +40030,8 @@
         <w:t xml:space="preserve">, and most of that is achievable on the device.</w:t>
       </w:r>
     </w:p>
-    <w:bookmarkEnd w:id="205"/>
-    <w:bookmarkStart w:id="210" w:name="X4b09c52c6844cbba3a3872c8142c724dfa04b1d"/>
+    <w:bookmarkEnd w:id="206"/>
+    <w:bookmarkStart w:id="211" w:name="X4b09c52c6844cbba3a3872c8142c724dfa04b1d"/>
     <w:p>
       <w:pPr>
         <w:pStyle w:val="Heading2"/>
@@ -39411,7 +40040,7 @@
         <w:t xml:space="preserve">The architecture that can enforce it fully</w:t>
       </w:r>
     </w:p>
-    <w:bookmarkStart w:id="206" w:name="X69df5fc581651251287a1b6af1ff0f7bcbdcadf"/>
+    <w:bookmarkStart w:id="207" w:name="X69df5fc581651251287a1b6af1ff0f7bcbdcadf"/>
     <w:p>
       <w:pPr>
         <w:pStyle w:val="Heading3"/>
@@ -39542,8 +40171,8 @@
         <w:t xml:space="preserve">the laboratory, which is what the requirement asks for.</w:t>
       </w:r>
     </w:p>
-    <w:bookmarkEnd w:id="206"/>
-    <w:bookmarkStart w:id="207" w:name="Xa610de692fccda792874e8105b1b111396715f5"/>
+    <w:bookmarkEnd w:id="207"/>
+    <w:bookmarkStart w:id="208" w:name="Xa610de692fccda792874e8105b1b111396715f5"/>
     <w:p>
       <w:pPr>
         <w:pStyle w:val="Heading3"/>
@@ -39668,8 +40297,8 @@
         <w:t xml:space="preserve">it is wrong for this fieldwork.</w:t>
       </w:r>
     </w:p>
-    <w:bookmarkEnd w:id="207"/>
-    <w:bookmarkStart w:id="208" w:name="Xb4efae3273ddb41c83721b6800c7fd98b157d27"/>
+    <w:bookmarkEnd w:id="208"/>
+    <w:bookmarkStart w:id="209" w:name="Xb4efae3273ddb41c83721b6800c7fd98b157d27"/>
     <w:p>
       <w:pPr>
         <w:pStyle w:val="Heading3"/>
@@ -39754,8 +40383,8 @@
         <w:t xml:space="preserve">rather than instead of it.</w:t>
       </w:r>
     </w:p>
-    <w:bookmarkEnd w:id="208"/>
-    <w:bookmarkStart w:id="209" w:name="X8aab2a4ab850087c3027a9dd75b52a21a203eea"/>
+    <w:bookmarkEnd w:id="209"/>
+    <w:bookmarkStart w:id="210" w:name="X8aab2a4ab850087c3027a9dd75b52a21a203eea"/>
     <w:p>
       <w:pPr>
         <w:pStyle w:val="Heading3"/>
@@ -39796,9 +40425,9 @@
         <w:t xml:space="preserve">cost is paid.</w:t>
       </w:r>
     </w:p>
-    <w:bookmarkEnd w:id="209"/>
     <w:bookmarkEnd w:id="210"/>
-    <w:bookmarkStart w:id="211" w:name="summary"/>
+    <w:bookmarkEnd w:id="211"/>
+    <w:bookmarkStart w:id="212" w:name="summary"/>
     <w:p>
       <w:pPr>
         <w:pStyle w:val="Heading2"/>
@@ -40199,9 +40828,9 @@
         <w:br w:type="page"/>
       </w:r>
     </w:p>
-    <w:bookmarkEnd w:id="211"/>
     <w:bookmarkEnd w:id="212"/>
-    <w:bookmarkStart w:id="220" w:name="designing-for-fabrication-detection-f11"/>
+    <w:bookmarkEnd w:id="213"/>
+    <w:bookmarkStart w:id="221" w:name="designing-for-fabrication-detection-f11"/>
     <w:p>
       <w:pPr>
         <w:pStyle w:val="Heading1"/>
@@ -40368,7 +40997,7 @@
         <w:t xml:space="preserve">.</w:t>
       </w:r>
     </w:p>
-    <w:bookmarkStart w:id="213" w:name="Xa2291845d19f50e494dfe2e90ea1a4bfe304de6"/>
+    <w:bookmarkStart w:id="214" w:name="Xa2291845d19f50e494dfe2e90ea1a4bfe304de6"/>
     <w:p>
       <w:pPr>
         <w:pStyle w:val="Heading2"/>
@@ -40852,8 +41481,8 @@
         <w:t xml:space="preserve">verifiable evidence a visit occurred).</w:t>
       </w:r>
     </w:p>
-    <w:bookmarkEnd w:id="213"/>
-    <w:bookmarkStart w:id="217" w:name="the-daily-check"/>
+    <w:bookmarkEnd w:id="214"/>
+    <w:bookmarkStart w:id="218" w:name="the-daily-check"/>
     <w:p>
       <w:pPr>
         <w:pStyle w:val="Heading2"/>
@@ -40876,7 +41505,7 @@
         <w:t xml:space="preserve">supervisor acts on the next morning.</w:t>
       </w:r>
     </w:p>
-    <w:bookmarkStart w:id="214" w:name="indicators"/>
+    <w:bookmarkStart w:id="215" w:name="indicators"/>
     <w:p>
       <w:pPr>
         <w:pStyle w:val="Heading3"/>
@@ -41111,8 +41740,8 @@
         </w:tc>
       </w:tr>
     </w:tbl>
-    <w:bookmarkEnd w:id="214"/>
-    <w:bookmarkStart w:id="215" w:name="three-design-decisions"/>
+    <w:bookmarkEnd w:id="215"/>
+    <w:bookmarkStart w:id="216" w:name="three-design-decisions"/>
     <w:p>
       <w:pPr>
         <w:pStyle w:val="Heading3"/>
@@ -41304,8 +41933,8 @@
         <w:t xml:space="preserve">distinction matters: silence about someone is not evidence about them.</w:t>
       </w:r>
     </w:p>
-    <w:bookmarkEnd w:id="215"/>
-    <w:bookmarkStart w:id="216" w:name="demonstrated-result"/>
+    <w:bookmarkEnd w:id="216"/>
+    <w:bookmarkStart w:id="217" w:name="demonstrated-result"/>
     <w:p>
       <w:pPr>
         <w:pStyle w:val="Heading3"/>
@@ -41417,9 +42046,9 @@
         <w:t xml:space="preserve">22 households at risk instead of 94, with twelve days left to act.</w:t>
       </w:r>
     </w:p>
-    <w:bookmarkEnd w:id="216"/>
     <w:bookmarkEnd w:id="217"/>
-    <w:bookmarkStart w:id="218" w:name="X13190ad84828f028ca1be47f720ee6cbf3fc07e"/>
+    <w:bookmarkEnd w:id="218"/>
+    <w:bookmarkStart w:id="219" w:name="X13190ad84828f028ca1be47f720ee6cbf3fc07e"/>
     <w:p>
       <w:pPr>
         <w:pStyle w:val="Heading2"/>
@@ -41549,8 +42178,8 @@
         <w:t xml:space="preserve">someone who can resolve it.</w:t>
       </w:r>
     </w:p>
-    <w:bookmarkEnd w:id="218"/>
-    <w:bookmarkStart w:id="219" w:name="what-this-does-not-catch"/>
+    <w:bookmarkEnd w:id="219"/>
+    <w:bookmarkStart w:id="220" w:name="what-this-does-not-catch"/>
     <w:p>
       <w:pPr>
         <w:pStyle w:val="Heading2"/>
@@ -41712,9 +42341,9 @@
         <w:br w:type="page"/>
       </w:r>
     </w:p>
-    <w:bookmarkEnd w:id="219"/>
     <w:bookmarkEnd w:id="220"/>
-    <w:bookmarkStart w:id="229" w:name="data-protection-f12"/>
+    <w:bookmarkEnd w:id="221"/>
+    <w:bookmarkStart w:id="230" w:name="data-protection-f12"/>
     <w:p>
       <w:pPr>
         <w:pStyle w:val="Heading1"/>
@@ -41789,7 +42418,7 @@
         <w:t xml:space="preserve">- which is worth stating before anything else, because both are mine.</w:t>
       </w:r>
     </w:p>
-    <w:bookmarkStart w:id="221" w:name="what-the-submission-actually-contains"/>
+    <w:bookmarkStart w:id="222" w:name="what-the-submission-actually-contains"/>
     <w:p>
       <w:pPr>
         <w:pStyle w:val="Heading2"/>
@@ -41898,8 +42527,8 @@
         <w:t xml:space="preserve">settlement, it describes a doorway.</w:t>
       </w:r>
     </w:p>
-    <w:bookmarkEnd w:id="221"/>
-    <w:bookmarkStart w:id="222" w:name="what-is-configured"/>
+    <w:bookmarkEnd w:id="222"/>
+    <w:bookmarkStart w:id="223" w:name="what-is-configured"/>
     <w:p>
       <w:pPr>
         <w:pStyle w:val="Heading2"/>
@@ -42363,8 +42992,8 @@
         <w:t xml:space="preserve">manager’s own keypair, generated by them and never transmitted.</w:t>
       </w:r>
     </w:p>
-    <w:bookmarkEnd w:id="222"/>
-    <w:bookmarkStart w:id="225" w:name="X092a754d0907754d3fec7e1db7db75472af6e5c"/>
+    <w:bookmarkEnd w:id="223"/>
+    <w:bookmarkStart w:id="226" w:name="X092a754d0907754d3fec7e1db7db75472af6e5c"/>
     <w:p>
       <w:pPr>
         <w:pStyle w:val="Heading2"/>
@@ -42381,7 +43010,7 @@
         <w:t xml:space="preserve">Both come from external media, and neither is hypothetical.</w:t>
       </w:r>
     </w:p>
-    <w:bookmarkStart w:id="223" w:name="X3029d388e864c8914630f5891146ac08c116000"/>
+    <w:bookmarkStart w:id="224" w:name="X3029d388e864c8914630f5891146ac08c116000"/>
     <w:p>
       <w:pPr>
         <w:pStyle w:val="Heading3"/>
@@ -42642,8 +43271,8 @@
         <w:t xml:space="preserve">, and the constraint register describes it as such.</w:t>
       </w:r>
     </w:p>
-    <w:bookmarkEnd w:id="223"/>
-    <w:bookmarkStart w:id="224" w:name="X4c044b6dfecebd9b2a2f5693ab51599e82ab624"/>
+    <w:bookmarkEnd w:id="224"/>
+    <w:bookmarkStart w:id="225" w:name="X4c044b6dfecebd9b2a2f5693ab51599e82ab624"/>
     <w:p>
       <w:pPr>
         <w:pStyle w:val="Heading3"/>
@@ -42818,9 +43447,9 @@
         <w:t xml:space="preserve">unsaid.</w:t>
       </w:r>
     </w:p>
-    <w:bookmarkEnd w:id="224"/>
     <w:bookmarkEnd w:id="225"/>
-    <w:bookmarkStart w:id="226" w:name="X22d4d5b2676eed7d0cf20b23bafef12cab3daf3"/>
+    <w:bookmarkEnd w:id="226"/>
+    <w:bookmarkStart w:id="227" w:name="X22d4d5b2676eed7d0cf20b23bafef12cab3daf3"/>
     <w:p>
       <w:pPr>
         <w:pStyle w:val="Heading2"/>
@@ -43156,8 +43785,8 @@
         </w:tc>
       </w:tr>
     </w:tbl>
-    <w:bookmarkEnd w:id="226"/>
-    <w:bookmarkStart w:id="227" w:name="what-i-would-put-to-the-ethics-committee"/>
+    <w:bookmarkEnd w:id="227"/>
+    <w:bookmarkStart w:id="228" w:name="what-i-would-put-to-the-ethics-committee"/>
     <w:p>
       <w:pPr>
         <w:pStyle w:val="Heading2"/>
@@ -43270,8 +43899,8 @@
         <w:t xml:space="preserve">paper forms; it is silent on a database that can be copied perfectly.</w:t>
       </w:r>
     </w:p>
-    <w:bookmarkEnd w:id="227"/>
-    <w:bookmarkStart w:id="228" w:name="Xca36b7bfdde4c58f558cb00699bf799fc31c690"/>
+    <w:bookmarkEnd w:id="228"/>
+    <w:bookmarkStart w:id="229" w:name="Xca36b7bfdde4c58f558cb00699bf799fc31c690"/>
     <w:p>
       <w:pPr>
         <w:pStyle w:val="Heading2"/>
@@ -43390,9 +44019,9 @@
         <w:br w:type="page"/>
       </w:r>
     </w:p>
-    <w:bookmarkEnd w:id="228"/>
     <w:bookmarkEnd w:id="229"/>
-    <w:bookmarkStart w:id="241" w:name="deployment-and-version-control-f10"/>
+    <w:bookmarkEnd w:id="230"/>
+    <w:bookmarkStart w:id="242" w:name="deployment-and-version-control-f10"/>
     <w:p>
       <w:pPr>
         <w:pStyle w:val="Heading1"/>
@@ -43447,7 +44076,7 @@
         <w:t xml:space="preserve">So this plan assumes a mid-round change rather than hoping to avoid one.</w:t>
       </w:r>
     </w:p>
-    <w:bookmarkStart w:id="230" w:name="the-versioning-scheme"/>
+    <w:bookmarkStart w:id="231" w:name="the-versioning-scheme"/>
     <w:p>
       <w:pPr>
         <w:pStyle w:val="Heading2"/>
@@ -43707,8 +44336,8 @@
         <w:t xml:space="preserve">the record itself survives the reshaping.</w:t>
       </w:r>
     </w:p>
-    <w:bookmarkEnd w:id="230"/>
-    <w:bookmarkStart w:id="233" w:name="what-may-and-may-not-change-mid-round"/>
+    <w:bookmarkEnd w:id="231"/>
+    <w:bookmarkStart w:id="234" w:name="what-may-and-may-not-change-mid-round"/>
     <w:p>
       <w:pPr>
         <w:pStyle w:val="Heading2"/>
@@ -43731,7 +44360,7 @@
         <w:t xml:space="preserve">negotiable by urgency.</w:t>
       </w:r>
     </w:p>
-    <w:bookmarkStart w:id="231" w:name="safe"/>
+    <w:bookmarkStart w:id="232" w:name="safe"/>
     <w:p>
       <w:pPr>
         <w:pStyle w:val="Heading3"/>
@@ -43884,8 +44513,8 @@
         <w:t xml:space="preserve">attachment, new version, no form logic change.</w:t>
       </w:r>
     </w:p>
-    <w:bookmarkEnd w:id="231"/>
-    <w:bookmarkStart w:id="232" w:name="unsafe---do-not-do-mid-round"/>
+    <w:bookmarkEnd w:id="232"/>
+    <w:bookmarkStart w:id="233" w:name="unsafe---do-not-do-mid-round"/>
     <w:p>
       <w:pPr>
         <w:pStyle w:val="Heading3"/>
@@ -44090,9 +44719,9 @@
         <w:t xml:space="preserve">never tighten.</w:t>
       </w:r>
     </w:p>
-    <w:bookmarkEnd w:id="232"/>
     <w:bookmarkEnd w:id="233"/>
-    <w:bookmarkStart w:id="236" w:name="X0e7b950b94619c7975599fb7755e69a3d7e6360"/>
+    <w:bookmarkEnd w:id="234"/>
+    <w:bookmarkStart w:id="237" w:name="X0e7b950b94619c7975599fb7755e69a3d7e6360"/>
     <w:p>
       <w:pPr>
         <w:pStyle w:val="Heading2"/>
@@ -44121,7 +44750,7 @@
         <w:t xml:space="preserve">anyone’s control.</w:t>
       </w:r>
     </w:p>
-    <w:bookmarkStart w:id="234" w:name="sequence"/>
+    <w:bookmarkStart w:id="235" w:name="sequence"/>
     <w:p>
       <w:pPr>
         <w:pStyle w:val="Heading3"/>
@@ -44355,8 +44984,8 @@
         <w:t xml:space="preserve">design has to make it analysable rather than avoid it.</w:t>
       </w:r>
     </w:p>
-    <w:bookmarkEnd w:id="234"/>
-    <w:bookmarkStart w:id="235" w:name="what-protects-data-already-collected"/>
+    <w:bookmarkEnd w:id="235"/>
+    <w:bookmarkStart w:id="236" w:name="what-protects-data-already-collected"/>
     <w:p>
       <w:pPr>
         <w:pStyle w:val="Heading3"/>
@@ -44483,9 +45112,9 @@
         <w:t xml:space="preserve">and the old form logic, or vice versa.</w:t>
       </w:r>
     </w:p>
-    <w:bookmarkEnd w:id="235"/>
     <w:bookmarkEnd w:id="236"/>
-    <w:bookmarkStart w:id="238" w:name="Xf1a954f859684f9e1eff1ec5f9729b5b49eb8b3"/>
+    <w:bookmarkEnd w:id="237"/>
+    <w:bookmarkStart w:id="239" w:name="Xf1a954f859684f9e1eff1ec5f9729b5b49eb8b3"/>
     <w:p>
       <w:pPr>
         <w:pStyle w:val="Heading2"/>
@@ -44645,7 +45274,7 @@
         <w:t xml:space="preserve">.</w:t>
       </w:r>
     </w:p>
-    <w:bookmarkStart w:id="237" w:name="the-change-log-entry-format"/>
+    <w:bookmarkStart w:id="238" w:name="the-change-log-entry-format"/>
     <w:p>
       <w:pPr>
         <w:pStyle w:val="Heading3"/>
@@ -44710,9 +45339,9 @@
         <w:t xml:space="preserve">          Crosswalk in codebook.md. DO NOT concatenate without mapping.</w:t>
       </w:r>
     </w:p>
-    <w:bookmarkEnd w:id="237"/>
     <w:bookmarkEnd w:id="238"/>
-    <w:bookmarkStart w:id="239" w:name="device-provisioning"/>
+    <w:bookmarkEnd w:id="239"/>
+    <w:bookmarkStart w:id="240" w:name="device-provisioning"/>
     <w:p>
       <w:pPr>
         <w:pStyle w:val="Heading2"/>
@@ -44866,8 +45495,8 @@
         <w:t xml:space="preserve">full round, but not if the device is also used for anything else.</w:t>
       </w:r>
     </w:p>
-    <w:bookmarkEnd w:id="239"/>
-    <w:bookmarkStart w:id="240" w:name="what-this-plan-does-not-solve"/>
+    <w:bookmarkEnd w:id="240"/>
+    <w:bookmarkStart w:id="241" w:name="what-this-plan-does-not-solve"/>
     <w:p>
       <w:pPr>
         <w:pStyle w:val="Heading2"/>
@@ -44998,9 +45627,9 @@
         <w:br w:type="page"/>
       </w:r>
     </w:p>
-    <w:bookmarkEnd w:id="240"/>
     <w:bookmarkEnd w:id="241"/>
-    <w:bookmarkStart w:id="243" w:name="form-version-history"/>
+    <w:bookmarkEnd w:id="242"/>
+    <w:bookmarkStart w:id="244" w:name="form-version-history"/>
     <w:p>
       <w:pPr>
         <w:pStyle w:val="Heading1"/>
@@ -45079,7 +45708,7 @@
         <w:t xml:space="preserve">Format is fixed so it can be parsed later if it ever needs to be.</w:t>
       </w:r>
     </w:p>
-    <w:bookmarkStart w:id="242" w:name="june-2026---initial-release"/>
+    <w:bookmarkStart w:id="243" w:name="june-2026---initial-release"/>
     <w:p>
       <w:pPr>
         <w:pStyle w:val="Heading2"/>
@@ -45185,9 +45814,9 @@
         <w:br w:type="page"/>
       </w:r>
     </w:p>
-    <w:bookmarkEnd w:id="242"/>
     <w:bookmarkEnd w:id="243"/>
-    <w:bookmarkStart w:id="257" w:name="Xdd455a8e16cab24a0ca3c7a2bdc58cb6d0ecee0"/>
+    <w:bookmarkEnd w:id="244"/>
+    <w:bookmarkStart w:id="258" w:name="Xdd455a8e16cab24a0ca3c7a2bdc58cb6d0ecee0"/>
     <w:p>
       <w:pPr>
         <w:pStyle w:val="Heading1"/>
@@ -45256,7 +45885,7 @@
         <w:t xml:space="preserve">maintained by hand, so it cannot drift from the instrument.</w:t>
       </w:r>
     </w:p>
-    <w:bookmarkStart w:id="245" w:name="the-three-analysable-tables"/>
+    <w:bookmarkStart w:id="246" w:name="the-three-analysable-tables"/>
     <w:p>
       <w:pPr>
         <w:pStyle w:val="Heading2"/>
@@ -45359,7 +45988,7 @@
         <w:t xml:space="preserve">                  separate specimen table.</w:t>
       </w:r>
     </w:p>
-    <w:bookmarkStart w:id="244" w:name="primary-and-foreign-keys"/>
+    <w:bookmarkStart w:id="245" w:name="primary-and-foreign-keys"/>
     <w:p>
       <w:pPr>
         <w:pStyle w:val="Heading3"/>
@@ -45807,9 +46436,9 @@
         <w:t xml:space="preserve">otherwise.</w:t>
       </w:r>
     </w:p>
-    <w:bookmarkEnd w:id="244"/>
     <w:bookmarkEnd w:id="245"/>
-    <w:bookmarkStart w:id="246" w:name="reading-a-null"/>
+    <w:bookmarkEnd w:id="246"/>
+    <w:bookmarkStart w:id="247" w:name="reading-a-null"/>
     <w:p>
       <w:pPr>
         <w:pStyle w:val="Heading2"/>
@@ -45896,8 +46525,8 @@
         <w:t xml:space="preserve">.</w:t>
       </w:r>
     </w:p>
-    <w:bookmarkEnd w:id="246"/>
-    <w:bookmarkStart w:id="247" w:name="table-household---one-row-per-submission"/>
+    <w:bookmarkEnd w:id="247"/>
+    <w:bookmarkStart w:id="248" w:name="table-household---one-row-per-submission"/>
     <w:p>
       <w:pPr>
         <w:pStyle w:val="Heading2"/>
@@ -48309,8 +48938,8 @@
         </w:tc>
       </w:tr>
     </w:tbl>
-    <w:bookmarkEnd w:id="247"/>
-    <w:bookmarkStart w:id="248" w:name="X294f7c2fb80fd70eabe6890430126564e98913e"/>
+    <w:bookmarkEnd w:id="248"/>
+    <w:bookmarkStart w:id="249" w:name="X294f7c2fb80fd70eabe6890430126564e98913e"/>
     <w:p>
       <w:pPr>
         <w:pStyle w:val="Heading2"/>
@@ -48839,8 +49468,8 @@
         </w:tc>
       </w:tr>
     </w:tbl>
-    <w:bookmarkEnd w:id="248"/>
-    <w:bookmarkStart w:id="249" w:name="X0e63517328bcff30d41a253ef43f788f15a0128"/>
+    <w:bookmarkEnd w:id="249"/>
+    <w:bookmarkStart w:id="250" w:name="X0e63517328bcff30d41a253ef43f788f15a0128"/>
     <w:p>
       <w:pPr>
         <w:pStyle w:val="Heading2"/>
@@ -50653,8 +51282,8 @@
         </w:tc>
       </w:tr>
     </w:tbl>
-    <w:bookmarkEnd w:id="249"/>
-    <w:bookmarkStart w:id="250" w:name="value-labels"/>
+    <w:bookmarkEnd w:id="250"/>
+    <w:bookmarkStart w:id="251" w:name="value-labels"/>
     <w:p>
       <w:pPr>
         <w:pStyle w:val="Heading2"/>
@@ -52085,8 +52714,8 @@
         <w:t xml:space="preserve">Do not know</w:t>
       </w:r>
     </w:p>
-    <w:bookmarkEnd w:id="250"/>
-    <w:bookmarkStart w:id="253" w:name="paper-to-digital-crosswalk"/>
+    <w:bookmarkEnd w:id="251"/>
+    <w:bookmarkStart w:id="254" w:name="paper-to-digital-crosswalk"/>
     <w:p>
       <w:pPr>
         <w:pStyle w:val="Heading2"/>
@@ -52163,7 +52792,7 @@
         <w:t xml:space="preserve">this mapping will produce nonsense.</w:t>
       </w:r>
     </w:p>
-    <w:bookmarkStart w:id="251" w:name="water-source"/>
+    <w:bookmarkStart w:id="252" w:name="water-source"/>
     <w:p>
       <w:pPr>
         <w:pStyle w:val="Heading3"/>
@@ -52686,8 +53315,8 @@
         </w:tc>
       </w:tr>
     </w:tbl>
-    <w:bookmarkEnd w:id="251"/>
-    <w:bookmarkStart w:id="252" w:name="toilet-facility"/>
+    <w:bookmarkEnd w:id="252"/>
+    <w:bookmarkStart w:id="253" w:name="toilet-facility"/>
     <w:p>
       <w:pPr>
         <w:pStyle w:val="Heading3"/>
@@ -53127,9 +53756,9 @@
         </w:tc>
       </w:tr>
     </w:tbl>
-    <w:bookmarkEnd w:id="252"/>
     <w:bookmarkEnd w:id="253"/>
-    <w:bookmarkStart w:id="254" w:name="X13537920bf194a341cd432f0c38df62708e0aa3"/>
+    <w:bookmarkEnd w:id="254"/>
+    <w:bookmarkStart w:id="255" w:name="X13537920bf194a341cd432f0c38df62708e0aa3"/>
     <w:p>
       <w:pPr>
         <w:pStyle w:val="Heading2"/>
@@ -53432,8 +54061,8 @@
         </w:tc>
       </w:tr>
     </w:tbl>
-    <w:bookmarkEnd w:id="254"/>
-    <w:bookmarkStart w:id="255" w:name="X153861e730c3d1190906b25c24cdb6fe1efc01e"/>
+    <w:bookmarkEnd w:id="255"/>
+    <w:bookmarkStart w:id="256" w:name="X153861e730c3d1190906b25c24cdb6fe1efc01e"/>
     <w:p>
       <w:pPr>
         <w:pStyle w:val="Heading2"/>
@@ -53746,8 +54375,8 @@
         </w:tc>
       </w:tr>
     </w:tbl>
-    <w:bookmarkEnd w:id="255"/>
-    <w:bookmarkStart w:id="256" w:name="Xbc088d662248c1f3680dc38cbfd7f0d0c2c6919"/>
+    <w:bookmarkEnd w:id="256"/>
+    <w:bookmarkStart w:id="257" w:name="Xbc088d662248c1f3680dc38cbfd7f0d0c2c6919"/>
     <w:p>
       <w:pPr>
         <w:pStyle w:val="Heading2"/>
@@ -53964,9 +54593,9 @@
         <w:br w:type="page"/>
       </w:r>
     </w:p>
-    <w:bookmarkEnd w:id="256"/>
     <w:bookmarkEnd w:id="257"/>
-    <w:bookmarkStart w:id="277" w:name="Xd84e0a37247413fc6425829cdf1631290231ad1"/>
+    <w:bookmarkEnd w:id="258"/>
+    <w:bookmarkStart w:id="278" w:name="Xd84e0a37247413fc6425829cdf1631290231ad1"/>
     <w:p>
       <w:pPr>
         <w:pStyle w:val="Heading1"/>
@@ -54005,7 +54634,7 @@
         <w:t xml:space="preserve">reason, and every one is cross-referenced to where it is discussed.</w:t>
       </w:r>
     </w:p>
-    <w:bookmarkStart w:id="260" w:name="X30e475aa5a16d1ae5e56ccb4a34ace443598349"/>
+    <w:bookmarkStart w:id="261" w:name="X30e475aa5a16d1ae5e56ccb4a34ace443598349"/>
     <w:p>
       <w:pPr>
         <w:pStyle w:val="Heading2"/>
@@ -54014,7 +54643,7 @@
         <w:t xml:space="preserve">Left out because the input does not exist</w:t>
       </w:r>
     </w:p>
-    <w:bookmarkStart w:id="258" w:name="the-real-medicine-codelist"/>
+    <w:bookmarkStart w:id="259" w:name="the-real-medicine-codelist"/>
     <w:p>
       <w:pPr>
         <w:pStyle w:val="Heading3"/>
@@ -54137,8 +54766,8 @@
         <w:t xml:space="preserve">E1</w:t>
       </w:r>
     </w:p>
-    <w:bookmarkEnd w:id="258"/>
-    <w:bookmarkStart w:id="259" w:name="a-real-encryption-keypair"/>
+    <w:bookmarkEnd w:id="259"/>
+    <w:bookmarkStart w:id="260" w:name="a-real-encryption-keypair"/>
     <w:p>
       <w:pPr>
         <w:pStyle w:val="Heading3"/>
@@ -54191,9 +54820,9 @@
         <w:t xml:space="preserve">data_protection.md</w:t>
       </w:r>
     </w:p>
-    <w:bookmarkEnd w:id="259"/>
     <w:bookmarkEnd w:id="260"/>
-    <w:bookmarkStart w:id="264" w:name="X0c46a8b3bbfce3fb5af33f518a1da1769ceb610"/>
+    <w:bookmarkEnd w:id="261"/>
+    <w:bookmarkStart w:id="265" w:name="X0c46a8b3bbfce3fb5af33f518a1da1769ceb610"/>
     <w:p>
       <w:pPr>
         <w:pStyle w:val="Heading2"/>
@@ -54202,7 +54831,7 @@
         <w:t xml:space="preserve">Left out because the decision is not mine</w:t>
       </w:r>
     </w:p>
-    <w:bookmarkStart w:id="261" w:name="per-team-partitioning-of-the-media-files"/>
+    <w:bookmarkStart w:id="262" w:name="per-team-partitioning-of-the-media-files"/>
     <w:p>
       <w:pPr>
         <w:pStyle w:val="Heading3"/>
@@ -54374,8 +55003,8 @@
         <w:t xml:space="preserve">data_protection.md</w:t>
       </w:r>
     </w:p>
-    <w:bookmarkEnd w:id="261"/>
-    <w:bookmarkStart w:id="262" w:name="removing-4.02-the-childs-name"/>
+    <w:bookmarkEnd w:id="262"/>
+    <w:bookmarkStart w:id="263" w:name="removing-4.02-the-childs-name"/>
     <w:p>
       <w:pPr>
         <w:pStyle w:val="Heading3"/>
@@ -54423,8 +55052,8 @@
         <w:t xml:space="preserve">committee approval. Escalated with a recommendation rather than done.</w:t>
       </w:r>
     </w:p>
-    <w:bookmarkEnd w:id="262"/>
-    <w:bookmarkStart w:id="263" w:name="wiring-consent_to_follow_up-into-1.13"/>
+    <w:bookmarkEnd w:id="263"/>
+    <w:bookmarkStart w:id="264" w:name="wiring-consent_to_follow_up-into-1.13"/>
     <w:p>
       <w:pPr>
         <w:pStyle w:val="Heading3"/>
@@ -54508,9 +55137,9 @@
         <w:t xml:space="preserve">ethics committee.</w:t>
       </w:r>
     </w:p>
-    <w:bookmarkEnd w:id="263"/>
     <w:bookmarkEnd w:id="264"/>
-    <w:bookmarkStart w:id="267" w:name="Xc69f4735137b59e558f8a8a0f4c957848d1438a"/>
+    <w:bookmarkEnd w:id="265"/>
+    <w:bookmarkStart w:id="268" w:name="Xc69f4735137b59e558f8a8a0f4c957848d1438a"/>
     <w:p>
       <w:pPr>
         <w:pStyle w:val="Heading2"/>
@@ -54519,7 +55148,7 @@
         <w:t xml:space="preserve">Left out because it is impossible in the medium</w:t>
       </w:r>
     </w:p>
-    <w:bookmarkStart w:id="265" w:name="Xe2be8ef14962b1acfc31047b0bbad75621771b5"/>
+    <w:bookmarkStart w:id="266" w:name="Xe2be8ef14962b1acfc31047b0bbad75621771b5"/>
     <w:p>
       <w:pPr>
         <w:pStyle w:val="Heading3"/>
@@ -54611,8 +55240,8 @@
         <w:t xml:space="preserve">label_reuse.md</w:t>
       </w:r>
     </w:p>
-    <w:bookmarkEnd w:id="265"/>
-    <w:bookmarkStart w:id="266" w:name="hashing-the-pin"/>
+    <w:bookmarkEnd w:id="266"/>
+    <w:bookmarkStart w:id="267" w:name="hashing-the-pin"/>
     <w:p>
       <w:pPr>
         <w:pStyle w:val="Heading3"/>
@@ -54650,9 +55279,9 @@
         <w:t xml:space="preserve">data_protection.md</w:t>
       </w:r>
     </w:p>
-    <w:bookmarkEnd w:id="266"/>
     <w:bookmarkEnd w:id="267"/>
-    <w:bookmarkStart w:id="271" w:name="Xa85c2e772d728893cb03e88ecd29b0dcc7841b7"/>
+    <w:bookmarkEnd w:id="268"/>
+    <w:bookmarkStart w:id="272" w:name="Xa85c2e772d728893cb03e88ecd29b0dcc7841b7"/>
     <w:p>
       <w:pPr>
         <w:pStyle w:val="Heading2"/>
@@ -54661,7 +55290,7 @@
         <w:t xml:space="preserve">Left out because it needs a device or a person</w:t>
       </w:r>
     </w:p>
-    <w:bookmarkStart w:id="268" w:name="executing-the-test-plan"/>
+    <w:bookmarkStart w:id="269" w:name="executing-the-test-plan"/>
     <w:p>
       <w:pPr>
         <w:pStyle w:val="Heading3"/>
@@ -54746,8 +55375,8 @@
         <w:t xml:space="preserve">test_plan.md</w:t>
       </w:r>
     </w:p>
-    <w:bookmarkEnd w:id="268"/>
-    <w:bookmarkStart w:id="269" w:name="native-speaker-review-of-the-hausa"/>
+    <w:bookmarkEnd w:id="269"/>
+    <w:bookmarkStart w:id="270" w:name="native-speaker-review-of-the-hausa"/>
     <w:p>
       <w:pPr>
         <w:pStyle w:val="Heading3"/>
@@ -54818,8 +55447,8 @@
         <w:t xml:space="preserve">both need doing before deployment.</w:t>
       </w:r>
     </w:p>
-    <w:bookmarkEnd w:id="269"/>
-    <w:bookmarkStart w:id="270" w:name="device-testing-under-memory-pressure"/>
+    <w:bookmarkEnd w:id="270"/>
+    <w:bookmarkStart w:id="271" w:name="device-testing-under-memory-pressure"/>
     <w:p>
       <w:pPr>
         <w:pStyle w:val="Heading3"/>
@@ -54863,9 +55492,9 @@
         <w:t xml:space="preserve">prepare_media.py</w:t>
       </w:r>
     </w:p>
-    <w:bookmarkEnd w:id="270"/>
     <w:bookmarkEnd w:id="271"/>
-    <w:bookmarkStart w:id="275" w:name="left-out-on-judgement"/>
+    <w:bookmarkEnd w:id="272"/>
+    <w:bookmarkStart w:id="276" w:name="left-out-on-judgement"/>
     <w:p>
       <w:pPr>
         <w:pStyle w:val="Heading2"/>
@@ -54874,7 +55503,7 @@
         <w:t xml:space="preserve">Left out on judgement</w:t>
       </w:r>
     </w:p>
-    <w:bookmarkStart w:id="272" w:name="a-gps-geofence-on-1.11"/>
+    <w:bookmarkStart w:id="273" w:name="a-gps-geofence-on-1.11"/>
     <w:p>
       <w:pPr>
         <w:pStyle w:val="Heading3"/>
@@ -54924,8 +55553,8 @@
         <w:t xml:space="preserve">consistency_checks.md</w:t>
       </w:r>
     </w:p>
-    <w:bookmarkEnd w:id="272"/>
-    <w:bookmarkStart w:id="273" w:name="X2d261a169b5f4ec6fd5cbdeb0076cd342c28fd2"/>
+    <w:bookmarkEnd w:id="273"/>
+    <w:bookmarkStart w:id="274" w:name="X2d261a169b5f4ec6fd5cbdeb0076cd342c28fd2"/>
     <w:p>
       <w:pPr>
         <w:pStyle w:val="Heading3"/>
@@ -54969,8 +55598,8 @@
         <w:t xml:space="preserve">constraint_register.md</w:t>
       </w:r>
     </w:p>
-    <w:bookmarkEnd w:id="273"/>
-    <w:bookmarkStart w:id="274" w:name="converting-4.13-to-select-multiple"/>
+    <w:bookmarkEnd w:id="274"/>
+    <w:bookmarkStart w:id="275" w:name="converting-4.13-to-select-multiple"/>
     <w:p>
       <w:pPr>
         <w:pStyle w:val="Heading3"/>
@@ -55047,9 +55676,9 @@
         <w:t xml:space="preserve">C1</w:t>
       </w:r>
     </w:p>
-    <w:bookmarkEnd w:id="274"/>
     <w:bookmarkEnd w:id="275"/>
-    <w:bookmarkStart w:id="276" w:name="what-i-would-do-first-with-another-day"/>
+    <w:bookmarkEnd w:id="276"/>
+    <w:bookmarkStart w:id="277" w:name="what-i-would-do-first-with-another-day"/>
     <w:p>
       <w:pPr>
         <w:pStyle w:val="Heading2"/>
@@ -55113,9 +55742,9 @@
         <w:br w:type="page"/>
       </w:r>
     </w:p>
-    <w:bookmarkEnd w:id="276"/>
     <w:bookmarkEnd w:id="277"/>
-    <w:bookmarkStart w:id="278" w:name="part-3---question-5"/>
+    <w:bookmarkEnd w:id="278"/>
+    <w:bookmarkStart w:id="279" w:name="part-3---question-5"/>
     <w:p>
       <w:pPr>
         <w:pStyle w:val="Heading1"/>
@@ -55124,8 +55753,8 @@
         <w:t xml:space="preserve">PART 3 - Question 5</w:t>
       </w:r>
     </w:p>
-    <w:bookmarkEnd w:id="278"/>
-    <w:bookmarkStart w:id="285" w:name="X58c4a627281a0aeb9fb7a3ce8c8eef43b1fd0ff"/>
+    <w:bookmarkEnd w:id="279"/>
+    <w:bookmarkStart w:id="286" w:name="X58c4a627281a0aeb9fb7a3ce8c8eef43b1fd0ff"/>
     <w:p>
       <w:pPr>
         <w:pStyle w:val="Heading1"/>
@@ -55142,7 +55771,7 @@
         <w:t xml:space="preserve">Day 3 of 7. Four things have arrived at once and only one is genuinely urgent.</w:t>
       </w:r>
     </w:p>
-    <w:bookmarkStart w:id="279" w:name="the-first-twenty-four-hours"/>
+    <w:bookmarkStart w:id="280" w:name="the-first-twenty-four-hours"/>
     <w:p>
       <w:pPr>
         <w:pStyle w:val="Heading2"/>
@@ -55459,8 +56088,8 @@
         <w:t xml:space="preserve">have over a week of runway against four days of live round.</w:t>
       </w:r>
     </w:p>
-    <w:bookmarkEnd w:id="279"/>
-    <w:bookmarkStart w:id="280" w:name="one-authoritative-coverage-figure"/>
+    <w:bookmarkEnd w:id="280"/>
+    <w:bookmarkStart w:id="281" w:name="one-authoritative-coverage-figure"/>
     <w:p>
       <w:pPr>
         <w:pStyle w:val="Heading2"/>
@@ -55790,8 +56419,8 @@
         <w:t xml:space="preserve">hourly escalation; a named hour converts an incident into a scheduled item.</w:t>
       </w:r>
     </w:p>
-    <w:bookmarkEnd w:id="280"/>
-    <w:bookmarkStart w:id="281" w:name="X25a1f7bd303adbc9d1aa8cdea0b774317ebeed7"/>
+    <w:bookmarkEnd w:id="281"/>
+    <w:bookmarkStart w:id="282" w:name="X25a1f7bd303adbc9d1aa8cdea0b774317ebeed7"/>
     <w:p>
       <w:pPr>
         <w:pStyle w:val="Heading2"/>
@@ -56162,8 +56791,8 @@
         <w:t xml:space="preserve">a freeze rather than a cleanup.</w:t>
       </w:r>
     </w:p>
-    <w:bookmarkEnd w:id="281"/>
-    <w:bookmarkStart w:id="282" w:name="automated-data-quality-rules"/>
+    <w:bookmarkEnd w:id="282"/>
+    <w:bookmarkStart w:id="283" w:name="automated-data-quality-rules"/>
     <w:p>
       <w:pPr>
         <w:pStyle w:val="Heading2"/>
@@ -56338,8 +56967,8 @@
         <w:t xml:space="preserve">technically correct.</w:t>
       </w:r>
     </w:p>
-    <w:bookmarkEnd w:id="282"/>
-    <w:bookmarkStart w:id="283" w:name="handover-in-ten-days-round-live"/>
+    <w:bookmarkEnd w:id="283"/>
+    <w:bookmarkStart w:id="284" w:name="handover-in-ten-days-round-live"/>
     <w:p>
       <w:pPr>
         <w:pStyle w:val="Heading2"/>
@@ -56568,8 +57197,8 @@
         <w:t xml:space="preserve">the pipeline by accident.</w:t>
       </w:r>
     </w:p>
-    <w:bookmarkEnd w:id="283"/>
-    <w:bookmarkStart w:id="284" w:name="Xb68d51c1cad76df3ac7348c4340b99b0d23edc3"/>
+    <w:bookmarkEnd w:id="284"/>
+    <w:bookmarkStart w:id="285" w:name="Xb68d51c1cad76df3ac7348c4340b99b0d23edc3"/>
     <w:p>
       <w:pPr>
         <w:pStyle w:val="Heading2"/>
@@ -56813,9 +57442,9 @@
         <w:br w:type="page"/>
       </w:r>
     </w:p>
-    <w:bookmarkEnd w:id="284"/>
     <w:bookmarkEnd w:id="285"/>
-    <w:bookmarkStart w:id="286" w:name="part-3---question-6"/>
+    <w:bookmarkEnd w:id="286"/>
+    <w:bookmarkStart w:id="287" w:name="part-3---question-6"/>
     <w:p>
       <w:pPr>
         <w:pStyle w:val="Heading1"/>
@@ -56824,8 +57453,8 @@
         <w:t xml:space="preserve">PART 3 - Question 6</w:t>
       </w:r>
     </w:p>
-    <w:bookmarkEnd w:id="286"/>
-    <w:bookmarkStart w:id="307" w:name="X354388470d127906b6c2c28a46be15eac679d9e"/>
+    <w:bookmarkEnd w:id="287"/>
+    <w:bookmarkStart w:id="308" w:name="X354388470d127906b6c2c28a46be15eac679d9e"/>
     <w:p>
       <w:pPr>
         <w:pStyle w:val="Heading1"/>
@@ -56868,7 +57497,7 @@
         </w:pict>
       </w:r>
     </w:p>
-    <w:bookmarkStart w:id="292" w:name="X45c2f05b26d409abb798b6acf065f485a0a3b2a"/>
+    <w:bookmarkStart w:id="293" w:name="X45c2f05b26d409abb798b6acf065f485a0a3b2a"/>
     <w:p>
       <w:pPr>
         <w:pStyle w:val="Heading2"/>
@@ -56885,7 +57514,7 @@
         <w:t xml:space="preserve">Four findings, and three of them contradict the obvious course.</w:t>
       </w:r>
     </w:p>
-    <w:bookmarkStart w:id="287" w:name="they-know-more-than-they-can-do"/>
+    <w:bookmarkStart w:id="288" w:name="they-know-more-than-they-can-do"/>
     <w:p>
       <w:pPr>
         <w:pStyle w:val="Heading3"/>
@@ -57039,8 +57668,8 @@
         <w:t xml:space="preserve">and every block ends in a product rather than a summary.</w:t>
       </w:r>
     </w:p>
-    <w:bookmarkEnd w:id="287"/>
-    <w:bookmarkStart w:id="288" w:name="X7765505985b200fe04bce9eba8868ae7b4e6711"/>
+    <w:bookmarkEnd w:id="288"/>
+    <w:bookmarkStart w:id="289" w:name="X7765505985b200fe04bce9eba8868ae7b4e6711"/>
     <w:p>
       <w:pPr>
         <w:pStyle w:val="Heading3"/>
@@ -57304,8 +57933,8 @@
         <w:t xml:space="preserve">never name an individual’s score, never compare two participants aloud.</w:t>
       </w:r>
     </w:p>
-    <w:bookmarkEnd w:id="288"/>
-    <w:bookmarkStart w:id="289" w:name="X2501f1318d9308412e88f8786e83c3ee76f05fe"/>
+    <w:bookmarkEnd w:id="289"/>
+    <w:bookmarkStart w:id="290" w:name="X2501f1318d9308412e88f8786e83c3ee76f05fe"/>
     <w:p>
       <w:pPr>
         <w:pStyle w:val="Heading3"/>
@@ -57473,8 +58102,8 @@
         <w:t xml:space="preserve">immediately and the escalation becomes a costed case with evidence behind it.</w:t>
       </w:r>
     </w:p>
-    <w:bookmarkEnd w:id="289"/>
-    <w:bookmarkStart w:id="290" w:name="X292c959b641ad072bcda97db078624d7d391314"/>
+    <w:bookmarkEnd w:id="290"/>
+    <w:bookmarkStart w:id="291" w:name="X292c959b641ad072bcda97db078624d7d391314"/>
     <w:p>
       <w:pPr>
         <w:pStyle w:val="Heading3"/>
@@ -57558,8 +58187,8 @@
         <w:t xml:space="preserve">its output can be re-run by someone else.</w:t>
       </w:r>
     </w:p>
-    <w:bookmarkEnd w:id="290"/>
-    <w:bookmarkStart w:id="291" w:name="Xcb1f9e9e07037587f4a0f76cc40217bd34b5783"/>
+    <w:bookmarkEnd w:id="291"/>
+    <w:bookmarkStart w:id="292" w:name="Xcb1f9e9e07037587f4a0f76cc40217bd34b5783"/>
     <w:p>
       <w:pPr>
         <w:pStyle w:val="Heading3"/>
@@ -57653,9 +58282,9 @@
         </w:pict>
       </w:r>
     </w:p>
-    <w:bookmarkEnd w:id="291"/>
     <w:bookmarkEnd w:id="292"/>
-    <w:bookmarkStart w:id="295" w:name="competency-framework"/>
+    <w:bookmarkEnd w:id="293"/>
+    <w:bookmarkStart w:id="296" w:name="competency-framework"/>
     <w:p>
       <w:pPr>
         <w:pStyle w:val="Heading2"/>
@@ -57704,7 +58333,7 @@
         <w:t xml:space="preserve">.</w:t>
       </w:r>
     </w:p>
-    <w:bookmarkStart w:id="293" w:name="the-levels"/>
+    <w:bookmarkStart w:id="294" w:name="the-levels"/>
     <w:p>
       <w:pPr>
         <w:pStyle w:val="Heading3"/>
@@ -58060,8 +58689,8 @@
         <w:t xml:space="preserve">output matches. It either does or it does not.</w:t>
       </w:r>
     </w:p>
-    <w:bookmarkEnd w:id="293"/>
-    <w:bookmarkStart w:id="294" w:name="the-target-and-its-limit"/>
+    <w:bookmarkEnd w:id="294"/>
+    <w:bookmarkStart w:id="295" w:name="the-target-and-its-limit"/>
     <w:p>
       <w:pPr>
         <w:pStyle w:val="Heading3"/>
@@ -58182,9 +58811,9 @@
         </w:pict>
       </w:r>
     </w:p>
-    <w:bookmarkEnd w:id="294"/>
     <w:bookmarkEnd w:id="295"/>
-    <w:bookmarkStart w:id="297" w:name="the-five-day-course"/>
+    <w:bookmarkEnd w:id="296"/>
+    <w:bookmarkStart w:id="298" w:name="the-five-day-course"/>
     <w:p>
       <w:pPr>
         <w:pStyle w:val="Heading2"/>
@@ -58275,7 +58904,7 @@
         <w:t xml:space="preserve">on day one for a cohort scoring 36.</w:t>
       </w:r>
     </w:p>
-    <w:bookmarkStart w:id="296" w:name="day-allocation-and-outcomes"/>
+    <w:bookmarkStart w:id="297" w:name="day-allocation-and-outcomes"/>
     <w:p>
       <w:pPr>
         <w:pStyle w:val="Heading3"/>
@@ -58862,9 +59491,9 @@
         <w:t xml:space="preserve">doubles as the post-assessment.</w:t>
       </w:r>
     </w:p>
-    <w:bookmarkEnd w:id="296"/>
     <w:bookmarkEnd w:id="297"/>
-    <w:bookmarkStart w:id="298" w:name="what-i-have-chosen-not-to-teach-and-why"/>
+    <w:bookmarkEnd w:id="298"/>
+    <w:bookmarkStart w:id="299" w:name="what-i-have-chosen-not-to-teach-and-why"/>
     <w:p>
       <w:pPr>
         <w:pStyle w:val="Heading2"/>
@@ -59203,8 +59832,8 @@
         </w:pict>
       </w:r>
     </w:p>
-    <w:bookmarkEnd w:id="298"/>
-    <w:bookmarkStart w:id="299" w:name="pre-and-post-assessment"/>
+    <w:bookmarkEnd w:id="299"/>
+    <w:bookmarkStart w:id="300" w:name="pre-and-post-assessment"/>
     <w:p>
       <w:pPr>
         <w:pStyle w:val="Heading2"/>
@@ -59462,8 +60091,8 @@
         </w:pict>
       </w:r>
     </w:p>
-    <w:bookmarkEnd w:id="299"/>
-    <w:bookmarkStart w:id="304" w:name="the-ninety-days-after-the-course"/>
+    <w:bookmarkEnd w:id="300"/>
+    <w:bookmarkStart w:id="305" w:name="the-ninety-days-after-the-course"/>
     <w:p>
       <w:pPr>
         <w:pStyle w:val="Heading2"/>
@@ -59486,7 +60115,7 @@
         <w:t xml:space="preserve">to prevent.</w:t>
       </w:r>
     </w:p>
-    <w:bookmarkStart w:id="300" w:name="X248fc742b9bb1e852e383cae775de736c80b277"/>
+    <w:bookmarkStart w:id="301" w:name="X248fc742b9bb1e852e383cae775de736c80b277"/>
     <w:p>
       <w:pPr>
         <w:pStyle w:val="Heading3"/>
@@ -59633,8 +60262,8 @@
         <w:t xml:space="preserve">capacity to run geospatial software.</w:t>
       </w:r>
     </w:p>
-    <w:bookmarkEnd w:id="300"/>
-    <w:bookmarkStart w:id="301" w:name="days-1-30---applied-work-under-review"/>
+    <w:bookmarkEnd w:id="301"/>
+    <w:bookmarkStart w:id="302" w:name="days-1-30---applied-work-under-review"/>
     <w:p>
       <w:pPr>
         <w:pStyle w:val="Heading3"/>
@@ -59709,8 +60338,8 @@
         <w:t xml:space="preserve">assessment event.</w:t>
       </w:r>
     </w:p>
-    <w:bookmarkEnd w:id="301"/>
-    <w:bookmarkStart w:id="302" w:name="Xb04e62ddb627669e2e6a9062d47b167d6c256ee"/>
+    <w:bookmarkEnd w:id="302"/>
+    <w:bookmarkStart w:id="303" w:name="Xb04e62ddb627669e2e6a9062d47b167d6c256ee"/>
     <w:p>
       <w:pPr>
         <w:pStyle w:val="Heading3"/>
@@ -59810,8 +60439,8 @@
         <w:t xml:space="preserve">belongs on the record.</w:t>
       </w:r>
     </w:p>
-    <w:bookmarkEnd w:id="302"/>
-    <w:bookmarkStart w:id="303" w:name="X8379ae9f478ae67121ddfa21d2a31519e437e3e"/>
+    <w:bookmarkEnd w:id="303"/>
+    <w:bookmarkStart w:id="304" w:name="X8379ae9f478ae67121ddfa21d2a31519e437e3e"/>
     <w:p>
       <w:pPr>
         <w:pStyle w:val="Heading3"/>
@@ -60125,9 +60754,9 @@
         </w:pict>
       </w:r>
     </w:p>
-    <w:bookmarkEnd w:id="303"/>
     <w:bookmarkEnd w:id="304"/>
-    <w:bookmarkStart w:id="306" w:name="X5b8633e7b5e1281970f0a649917177465a285d4"/>
+    <w:bookmarkEnd w:id="305"/>
+    <w:bookmarkStart w:id="307" w:name="X5b8633e7b5e1281970f0a649917177465a285d4"/>
     <w:p>
       <w:pPr>
         <w:pStyle w:val="Heading2"/>
@@ -60337,7 +60966,7 @@
         <w:t xml:space="preserve">argument holds.</w:t>
       </w:r>
     </w:p>
-    <w:bookmarkStart w:id="305" w:name="annexes-excluded-from-the-page-limit"/>
+    <w:bookmarkStart w:id="306" w:name="annexes-excluded-from-the-page-limit"/>
     <w:p>
       <w:pPr>
         <w:pStyle w:val="Heading3"/>
@@ -60451,10 +61080,10 @@
         <w:br w:type="page"/>
       </w:r>
     </w:p>
-    <w:bookmarkEnd w:id="305"/>
     <w:bookmarkEnd w:id="306"/>
     <w:bookmarkEnd w:id="307"/>
-    <w:bookmarkStart w:id="308" w:name="annexes"/>
+    <w:bookmarkEnd w:id="308"/>
+    <w:bookmarkStart w:id="309" w:name="annexes"/>
     <w:p>
       <w:pPr>
         <w:pStyle w:val="Heading1"/>
@@ -60471,8 +61100,8 @@
         <w:t xml:space="preserve">Excluded from the Q6 page limit, as the question permits.</w:t>
       </w:r>
     </w:p>
-    <w:bookmarkEnd w:id="308"/>
-    <w:bookmarkStart w:id="317" w:name="annex-a---competency-framework"/>
+    <w:bookmarkEnd w:id="309"/>
+    <w:bookmarkStart w:id="318" w:name="annex-a---competency-framework"/>
     <w:p>
       <w:pPr>
         <w:pStyle w:val="Heading1"/>
@@ -60519,7 +61148,7 @@
         <w:t xml:space="preserve">it is written wrong and has been rewritten.</w:t>
       </w:r>
     </w:p>
-    <w:bookmarkStart w:id="309" w:name="the-five-levels"/>
+    <w:bookmarkStart w:id="310" w:name="the-five-levels"/>
     <w:p>
       <w:pPr>
         <w:pStyle w:val="Heading2"/>
@@ -60891,8 +61520,8 @@
         </w:pict>
       </w:r>
     </w:p>
-    <w:bookmarkEnd w:id="309"/>
-    <w:bookmarkStart w:id="310" w:name="d1-data-acquisition-and-structure"/>
+    <w:bookmarkEnd w:id="310"/>
+    <w:bookmarkStart w:id="311" w:name="d1-data-acquisition-and-structure"/>
     <w:p>
       <w:pPr>
         <w:pStyle w:val="Heading2"/>
@@ -61060,8 +61689,8 @@
         </w:tc>
       </w:tr>
     </w:tbl>
-    <w:bookmarkEnd w:id="310"/>
-    <w:bookmarkStart w:id="311" w:name="d2-data-cleaning-and-validation"/>
+    <w:bookmarkEnd w:id="311"/>
+    <w:bookmarkStart w:id="312" w:name="d2-data-cleaning-and-validation"/>
     <w:p>
       <w:pPr>
         <w:pStyle w:val="Heading2"/>
@@ -61242,8 +61871,8 @@
         </w:tc>
       </w:tr>
     </w:tbl>
-    <w:bookmarkEnd w:id="311"/>
-    <w:bookmarkStart w:id="312" w:name="X9d2d84403e5bca7ebbed798ee304012b1d57b67"/>
+    <w:bookmarkEnd w:id="312"/>
+    <w:bookmarkStart w:id="313" w:name="X9d2d84403e5bca7ebbed798ee304012b1d57b67"/>
     <w:p>
       <w:pPr>
         <w:pStyle w:val="Heading2"/>
@@ -61431,8 +62060,8 @@
         </w:tc>
       </w:tr>
     </w:tbl>
-    <w:bookmarkEnd w:id="312"/>
-    <w:bookmarkStart w:id="313" w:name="d4-spatial-data-handling"/>
+    <w:bookmarkEnd w:id="313"/>
+    <w:bookmarkStart w:id="314" w:name="d4-spatial-data-handling"/>
     <w:p>
       <w:pPr>
         <w:pStyle w:val="Heading2"/>
@@ -61616,8 +62245,8 @@
         </w:tc>
       </w:tr>
     </w:tbl>
-    <w:bookmarkEnd w:id="313"/>
-    <w:bookmarkStart w:id="314" w:name="Xd733271491c33cc414b66cbd0fdd45c1a9281bd"/>
+    <w:bookmarkEnd w:id="314"/>
+    <w:bookmarkStart w:id="315" w:name="Xd733271491c33cc414b66cbd0fdd45c1a9281bd"/>
     <w:p>
       <w:pPr>
         <w:pStyle w:val="Heading2"/>
@@ -61824,8 +62453,8 @@
         </w:tc>
       </w:tr>
     </w:tbl>
-    <w:bookmarkEnd w:id="314"/>
-    <w:bookmarkStart w:id="315" w:name="d6-interpretation-and-communication"/>
+    <w:bookmarkEnd w:id="315"/>
+    <w:bookmarkStart w:id="316" w:name="d6-interpretation-and-communication"/>
     <w:p>
       <w:pPr>
         <w:pStyle w:val="Heading2"/>
@@ -62013,8 +62642,8 @@
         </w:pict>
       </w:r>
     </w:p>
-    <w:bookmarkEnd w:id="315"/>
-    <w:bookmarkStart w:id="316" w:name="X9a50b875fe51bff93e40dd47b7e573826bb6beb"/>
+    <w:bookmarkEnd w:id="316"/>
+    <w:bookmarkStart w:id="317" w:name="X9a50b875fe51bff93e40dd47b7e573826bb6beb"/>
     <w:p>
       <w:pPr>
         <w:pStyle w:val="Heading2"/>
@@ -62460,9 +63089,9 @@
         <w:br w:type="page"/>
       </w:r>
     </w:p>
-    <w:bookmarkEnd w:id="316"/>
     <w:bookmarkEnd w:id="317"/>
-    <w:bookmarkStart w:id="318" w:name="annex-b---the-90-minute-session-in-full"/>
+    <w:bookmarkEnd w:id="318"/>
+    <w:bookmarkStart w:id="319" w:name="annex-b---the-90-minute-session-in-full"/>
     <w:p>
       <w:pPr>
         <w:pStyle w:val="Heading1"/>
@@ -62909,8 +63538,8 @@
         <w:br w:type="page"/>
       </w:r>
     </w:p>
-    <w:bookmarkEnd w:id="318"/>
-    <w:bookmarkStart w:id="332" w:name="X06d6f7276782da1781e1e422464fa1b3d97dd04"/>
+    <w:bookmarkEnd w:id="319"/>
+    <w:bookmarkStart w:id="333" w:name="X06d6f7276782da1781e1e422464fa1b3d97dd04"/>
     <w:p>
       <w:pPr>
         <w:pStyle w:val="Heading1"/>
@@ -62958,7 +63587,7 @@
         </w:pict>
       </w:r>
     </w:p>
-    <w:bookmarkStart w:id="319" w:name="what-this-session-is-for"/>
+    <w:bookmarkStart w:id="320" w:name="what-this-session-is-for"/>
     <w:p>
       <w:pPr>
         <w:pStyle w:val="Heading2"/>
@@ -63089,8 +63718,8 @@
         </w:pict>
       </w:r>
     </w:p>
-    <w:bookmarkEnd w:id="319"/>
-    <w:bookmarkStart w:id="320" w:name="before-the-session"/>
+    <w:bookmarkEnd w:id="320"/>
+    <w:bookmarkStart w:id="321" w:name="before-the-session"/>
     <w:p>
       <w:pPr>
         <w:pStyle w:val="Heading2"/>
@@ -63412,8 +64041,8 @@
         </w:pict>
       </w:r>
     </w:p>
-    <w:bookmarkEnd w:id="320"/>
-    <w:bookmarkStart w:id="327" w:name="minute-by-minute"/>
+    <w:bookmarkEnd w:id="321"/>
+    <w:bookmarkStart w:id="328" w:name="minute-by-minute"/>
     <w:p>
       <w:pPr>
         <w:pStyle w:val="Heading2"/>
@@ -63422,7 +64051,7 @@
         <w:t xml:space="preserve">Minute by minute</w:t>
       </w:r>
     </w:p>
-    <w:bookmarkStart w:id="321" w:name="framing"/>
+    <w:bookmarkStart w:id="322" w:name="framing"/>
     <w:p>
       <w:pPr>
         <w:pStyle w:val="Heading3"/>
@@ -63524,8 +64153,8 @@
         <w:t xml:space="preserve">. Do not hand out Brief B.</w:t>
       </w:r>
     </w:p>
-    <w:bookmarkEnd w:id="321"/>
-    <w:bookmarkStart w:id="322" w:name="task-a---write-the-record-17-min"/>
+    <w:bookmarkEnd w:id="322"/>
+    <w:bookmarkStart w:id="323" w:name="task-a---write-the-record-17-min"/>
     <w:p>
       <w:pPr>
         <w:pStyle w:val="Heading3"/>
@@ -63668,8 +64297,8 @@
         <w:t xml:space="preserve">Collect nothing.</w:t>
       </w:r>
     </w:p>
-    <w:bookmarkEnd w:id="322"/>
-    <w:bookmarkStart w:id="323" w:name="X2b02ec21b78ded296da3961fb206a981498c894"/>
+    <w:bookmarkEnd w:id="323"/>
+    <w:bookmarkStart w:id="324" w:name="X2b02ec21b78ded296da3961fb206a981498c894"/>
     <w:p>
       <w:pPr>
         <w:pStyle w:val="Heading3"/>
@@ -63880,8 +64509,8 @@
         <w:t xml:space="preserve">and the partner’s original.</w:t>
       </w:r>
     </w:p>
-    <w:bookmarkEnd w:id="323"/>
-    <w:bookmarkStart w:id="324" w:name="what-stopped-us-15-min"/>
+    <w:bookmarkEnd w:id="324"/>
+    <w:bookmarkStart w:id="325" w:name="what-stopped-us-15-min"/>
     <w:p>
       <w:pPr>
         <w:pStyle w:val="Heading3"/>
@@ -64045,8 +64674,8 @@
         <w:t xml:space="preserve">“So the work was right, and it did not survive the handover.”</w:t>
       </w:r>
     </w:p>
-    <w:bookmarkEnd w:id="324"/>
-    <w:bookmarkStart w:id="325" w:name="repair-and-re-test-18-min"/>
+    <w:bookmarkEnd w:id="325"/>
+    <w:bookmarkStart w:id="326" w:name="repair-and-re-test-18-min"/>
     <w:p>
       <w:pPr>
         <w:pStyle w:val="Heading3"/>
@@ -64174,8 +64803,8 @@
         <w:t xml:space="preserve">is the first evidence they have that the fix is achievable.</w:t>
       </w:r>
     </w:p>
-    <w:bookmarkEnd w:id="325"/>
-    <w:bookmarkStart w:id="326" w:name="consolidate"/>
+    <w:bookmarkEnd w:id="326"/>
+    <w:bookmarkStart w:id="327" w:name="consolidate"/>
     <w:p>
       <w:pPr>
         <w:pStyle w:val="Heading3"/>
@@ -64265,9 +64894,9 @@
         </w:pict>
       </w:r>
     </w:p>
-    <w:bookmarkEnd w:id="326"/>
     <w:bookmarkEnd w:id="327"/>
-    <w:bookmarkStart w:id="329" w:name="common-errors-and-how-to-intervene"/>
+    <w:bookmarkEnd w:id="328"/>
+    <w:bookmarkStart w:id="330" w:name="common-errors-and-how-to-intervene"/>
     <w:p>
       <w:pPr>
         <w:pStyle w:val="Heading2"/>
@@ -64892,7 +65521,7 @@
         </w:tc>
       </w:tr>
     </w:tbl>
-    <w:bookmarkStart w:id="328" w:name="X4765387e1418b4a93318f6171fbb1e31ccbd4d5"/>
+    <w:bookmarkStart w:id="329" w:name="X4765387e1418b4a93318f6171fbb1e31ccbd4d5"/>
     <w:p>
       <w:pPr>
         <w:pStyle w:val="Heading3"/>
@@ -65047,9 +65676,9 @@
         </w:pict>
       </w:r>
     </w:p>
-    <w:bookmarkEnd w:id="328"/>
     <w:bookmarkEnd w:id="329"/>
-    <w:bookmarkStart w:id="330" w:name="if-you-are-running-short-of-time"/>
+    <w:bookmarkEnd w:id="330"/>
+    <w:bookmarkStart w:id="331" w:name="if-you-are-running-short-of-time"/>
     <w:p>
       <w:pPr>
         <w:pStyle w:val="Heading2"/>
@@ -65150,8 +65779,8 @@
         <w:t xml:space="preserve">already had and has not acted on.</w:t>
       </w:r>
     </w:p>
-    <w:bookmarkEnd w:id="330"/>
-    <w:bookmarkStart w:id="331" w:name="what-success-looks-like"/>
+    <w:bookmarkEnd w:id="331"/>
+    <w:bookmarkStart w:id="332" w:name="what-success-looks-like"/>
     <w:p>
       <w:pPr>
         <w:pStyle w:val="Heading2"/>
@@ -65219,9 +65848,9 @@
         <w:br w:type="page"/>
       </w:r>
     </w:p>
-    <w:bookmarkEnd w:id="331"/>
     <w:bookmarkEnd w:id="332"/>
-    <w:bookmarkStart w:id="333" w:name="Xbfdedff30089b2fb8f2ddb0afb64dc22cede2b9"/>
+    <w:bookmarkEnd w:id="333"/>
+    <w:bookmarkStart w:id="334" w:name="Xbfdedff30089b2fb8f2ddb0afb64dc22cede2b9"/>
     <w:p>
       <w:pPr>
         <w:pStyle w:val="Heading1"/>
@@ -65294,8 +65923,8 @@
         <w:t xml:space="preserve">Print single-sided, one set per participant.</w:t>
       </w:r>
     </w:p>
-    <w:bookmarkEnd w:id="333"/>
-    <w:bookmarkStart w:id="334" w:name="brief-a---write-the-record"/>
+    <w:bookmarkEnd w:id="334"/>
+    <w:bookmarkStart w:id="335" w:name="brief-a---write-the-record"/>
     <w:p>
       <w:pPr>
         <w:pStyle w:val="Heading1"/>
@@ -65523,8 +66152,8 @@
         <w:t xml:space="preserve">could do exactly what you did.</w:t>
       </w:r>
     </w:p>
-    <w:bookmarkEnd w:id="334"/>
-    <w:bookmarkStart w:id="343" w:name="brief-b---reproduce-your-partners-work"/>
+    <w:bookmarkEnd w:id="335"/>
+    <w:bookmarkStart w:id="344" w:name="brief-b---reproduce-your-partners-work"/>
     <w:p>
       <w:pPr>
         <w:pStyle w:val="Heading1"/>
@@ -65580,7 +66209,7 @@
         <w:t xml:space="preserve">, starting from the raw data.</w:t>
       </w:r>
     </w:p>
-    <w:bookmarkStart w:id="335" w:name="rules"/>
+    <w:bookmarkStart w:id="336" w:name="rules"/>
     <w:p>
       <w:pPr>
         <w:pStyle w:val="Heading2"/>
@@ -65708,8 +66337,8 @@
         <w:t xml:space="preserve">, make your best guess, and carry on.</w:t>
       </w:r>
     </w:p>
-    <w:bookmarkEnd w:id="335"/>
-    <w:bookmarkStart w:id="336" w:name="what-to-produce"/>
+    <w:bookmarkEnd w:id="336"/>
+    <w:bookmarkStart w:id="337" w:name="what-to-produce"/>
     <w:p>
       <w:pPr>
         <w:pStyle w:val="Heading2"/>
@@ -65769,8 +66398,8 @@
         <w:t xml:space="preserve">same list is being written about your record, at the same time, by someone else.</w:t>
       </w:r>
     </w:p>
-    <w:bookmarkEnd w:id="336"/>
-    <w:bookmarkStart w:id="337" w:name="before-time-is-called"/>
+    <w:bookmarkEnd w:id="337"/>
+    <w:bookmarkStart w:id="338" w:name="before-time-is-called"/>
     <w:p>
       <w:pPr>
         <w:pStyle w:val="Heading2"/>
@@ -65820,8 +66449,8 @@
         <w:br w:type="page"/>
       </w:r>
     </w:p>
-    <w:bookmarkEnd w:id="337"/>
-    <w:bookmarkStart w:id="338" w:name="X4f47d3161fea0135ab3f1ae13ded5a6b278baf3"/>
+    <w:bookmarkEnd w:id="338"/>
+    <w:bookmarkStart w:id="339" w:name="X4f47d3161fea0135ab3f1ae13ded5a6b278baf3"/>
     <w:p>
       <w:pPr>
         <w:pStyle w:val="Heading2"/>
@@ -65879,8 +66508,8 @@
         </w:pict>
       </w:r>
     </w:p>
-    <w:bookmarkEnd w:id="338"/>
-    <w:bookmarkStart w:id="339" w:name="X5f49b84f1faee83f2131b7f4125f8e266d4c0e2"/>
+    <w:bookmarkEnd w:id="339"/>
+    <w:bookmarkStart w:id="340" w:name="X5f49b84f1faee83f2131b7f4125f8e266d4c0e2"/>
     <w:p>
       <w:pPr>
         <w:pStyle w:val="Heading2"/>
@@ -66410,8 +67039,8 @@
         <w:t xml:space="preserve">    Facilities mappable: 195. Not mappable: 5 (D3).</w:t>
       </w:r>
     </w:p>
-    <w:bookmarkEnd w:id="339"/>
-    <w:bookmarkStart w:id="340" w:name="part-2---the-numbers"/>
+    <w:bookmarkEnd w:id="340"/>
+    <w:bookmarkStart w:id="341" w:name="part-2---the-numbers"/>
     <w:p>
       <w:pPr>
         <w:pStyle w:val="Heading2"/>
@@ -66845,8 +67474,8 @@
         <w:t xml:space="preserve">the standard is that the department would report the same numbers.</w:t>
       </w:r>
     </w:p>
-    <w:bookmarkEnd w:id="340"/>
-    <w:bookmarkStart w:id="341" w:name="Xc87be81361a22bbc6b78b80ebb24c7facb059df"/>
+    <w:bookmarkEnd w:id="341"/>
+    <w:bookmarkStart w:id="342" w:name="Xc87be81361a22bbc6b78b80ebb24c7facb059df"/>
     <w:p>
       <w:pPr>
         <w:pStyle w:val="Heading2"/>
@@ -67055,8 +67684,8 @@
         <w:t xml:space="preserve">there.</w:t>
       </w:r>
     </w:p>
-    <w:bookmarkEnd w:id="341"/>
-    <w:bookmarkStart w:id="342" w:name="X244efd0e66a8be7edbcfbc5e83af563e3df9cae"/>
+    <w:bookmarkEnd w:id="342"/>
+    <w:bookmarkStart w:id="343" w:name="X244efd0e66a8be7edbcfbc5e83af563e3df9cae"/>
     <w:p>
       <w:pPr>
         <w:pStyle w:val="Heading2"/>
@@ -67321,9 +67950,9 @@
         <w:br w:type="page"/>
       </w:r>
     </w:p>
-    <w:bookmarkEnd w:id="342"/>
     <w:bookmarkEnd w:id="343"/>
-    <w:bookmarkStart w:id="352" w:name="X75410aaa467325947cd25794f0b8f4a3e35d122"/>
+    <w:bookmarkEnd w:id="344"/>
+    <w:bookmarkStart w:id="353" w:name="X75410aaa467325947cd25794f0b8f4a3e35d122"/>
     <w:p>
       <w:pPr>
         <w:pStyle w:val="Heading1"/>
@@ -67340,7 +67969,7 @@
         <w:t xml:space="preserve">Excluded from the Q6 page limit.</w:t>
       </w:r>
     </w:p>
-    <w:bookmarkStart w:id="344" w:name="X00490d17776cc95e704ea548dde240d2db398e4"/>
+    <w:bookmarkStart w:id="345" w:name="X00490d17776cc95e704ea548dde240d2db398e4"/>
     <w:p>
       <w:pPr>
         <w:pStyle w:val="Heading2"/>
@@ -67621,8 +68250,8 @@
         </w:pict>
       </w:r>
     </w:p>
-    <w:bookmarkEnd w:id="344"/>
-    <w:bookmarkStart w:id="346" w:name="the-eight-tasks"/>
+    <w:bookmarkEnd w:id="345"/>
+    <w:bookmarkStart w:id="347" w:name="the-eight-tasks"/>
     <w:p>
       <w:pPr>
         <w:pStyle w:val="Heading2"/>
@@ -68292,7 +68921,7 @@
         </w:tc>
       </w:tr>
     </w:tbl>
-    <w:bookmarkStart w:id="345" w:name="why-task-8-carries-the-design"/>
+    <w:bookmarkStart w:id="346" w:name="why-task-8-carries-the-design"/>
     <w:p>
       <w:pPr>
         <w:pStyle w:val="Heading3"/>
@@ -68377,9 +69006,9 @@
         </w:pict>
       </w:r>
     </w:p>
-    <w:bookmarkEnd w:id="345"/>
     <w:bookmarkEnd w:id="346"/>
-    <w:bookmarkStart w:id="348" w:name="scoring"/>
+    <w:bookmarkEnd w:id="347"/>
+    <w:bookmarkStart w:id="349" w:name="scoring"/>
     <w:p>
       <w:pPr>
         <w:pStyle w:val="Heading2"/>
@@ -68621,7 +69250,7 @@
         <w:t xml:space="preserve">documentation stays at 1 has not achieved what this programme is for.</w:t>
       </w:r>
     </w:p>
-    <w:bookmarkStart w:id="347" w:name="interpretation-bands"/>
+    <w:bookmarkStart w:id="348" w:name="interpretation-bands"/>
     <w:p>
       <w:pPr>
         <w:pStyle w:val="Heading3"/>
@@ -68818,9 +69447,9 @@
         </w:pict>
       </w:r>
     </w:p>
-    <w:bookmarkEnd w:id="347"/>
     <w:bookmarkEnd w:id="348"/>
-    <w:bookmarkStart w:id="349" w:name="Xc30c57ee8b497897418e3a1c556cb80d250db56"/>
+    <w:bookmarkEnd w:id="349"/>
+    <w:bookmarkStart w:id="350" w:name="Xc30c57ee8b497897418e3a1c556cb80d250db56"/>
     <w:p>
       <w:pPr>
         <w:pStyle w:val="Heading2"/>
@@ -69609,8 +70238,8 @@
         </w:pict>
       </w:r>
     </w:p>
-    <w:bookmarkEnd w:id="349"/>
-    <w:bookmarkStart w:id="350" w:name="Xa8924eeb73c7989adf57d5de0138b10d7400f27"/>
+    <w:bookmarkEnd w:id="350"/>
+    <w:bookmarkStart w:id="351" w:name="Xa8924eeb73c7989adf57d5de0138b10d7400f27"/>
     <w:p>
       <w:pPr>
         <w:pStyle w:val="Heading2"/>
@@ -69777,8 +70406,8 @@
         </w:pict>
       </w:r>
     </w:p>
-    <w:bookmarkEnd w:id="350"/>
-    <w:bookmarkStart w:id="351" w:name="what-this-instrument-does-not-measure"/>
+    <w:bookmarkEnd w:id="351"/>
+    <w:bookmarkStart w:id="352" w:name="what-this-instrument-does-not-measure"/>
     <w:p>
       <w:pPr>
         <w:pStyle w:val="Heading2"/>
@@ -69924,9 +70553,9 @@
         <w:br w:type="page"/>
       </w:r>
     </w:p>
-    <w:bookmarkEnd w:id="351"/>
     <w:bookmarkEnd w:id="352"/>
-    <w:bookmarkStart w:id="358" w:name="annex-d---dataset-specifications"/>
+    <w:bookmarkEnd w:id="353"/>
+    <w:bookmarkStart w:id="359" w:name="annex-d---dataset-specifications"/>
     <w:p>
       <w:pPr>
         <w:pStyle w:val="Heading1"/>
@@ -70164,7 +70793,7 @@
         </w:tc>
       </w:tr>
     </w:tbl>
-    <w:bookmarkStart w:id="353" w:name="structure"/>
+    <w:bookmarkStart w:id="354" w:name="structure"/>
     <w:p>
       <w:pPr>
         <w:pStyle w:val="Heading2"/>
@@ -70291,8 +70920,8 @@
         <w:t xml:space="preserve">that defects cannot be found by eye; small enough to finish.</w:t>
       </w:r>
     </w:p>
-    <w:bookmarkEnd w:id="353"/>
-    <w:bookmarkStart w:id="354" w:name="seeded-defects"/>
+    <w:bookmarkEnd w:id="354"/>
+    <w:bookmarkStart w:id="355" w:name="seeded-defects"/>
     <w:p>
       <w:pPr>
         <w:pStyle w:val="Heading2"/>
@@ -70823,8 +71452,8 @@
         </w:tc>
       </w:tr>
     </w:tbl>
-    <w:bookmarkEnd w:id="354"/>
-    <w:bookmarkStart w:id="355" w:name="why-three-of-them-have-no-correct-answer"/>
+    <w:bookmarkEnd w:id="355"/>
+    <w:bookmarkStart w:id="356" w:name="why-three-of-them-have-no-correct-answer"/>
     <w:p>
       <w:pPr>
         <w:pStyle w:val="Heading2"/>
@@ -70927,8 +71556,8 @@
         <w:t xml:space="preserve">are testing.</w:t>
       </w:r>
     </w:p>
-    <w:bookmarkEnd w:id="355"/>
-    <w:bookmarkStart w:id="356" w:name="parallel-form-verification"/>
+    <w:bookmarkEnd w:id="356"/>
+    <w:bookmarkStart w:id="357" w:name="parallel-form-verification"/>
     <w:p>
       <w:pPr>
         <w:pStyle w:val="Heading2"/>
@@ -70993,8 +71622,8 @@
         <w:t xml:space="preserve">table in Annex C.</w:t>
       </w:r>
     </w:p>
-    <w:bookmarkEnd w:id="356"/>
-    <w:bookmarkStart w:id="357" w:name="realism"/>
+    <w:bookmarkEnd w:id="357"/>
+    <w:bookmarkStart w:id="358" w:name="realism"/>
     <w:p>
       <w:pPr>
         <w:pStyle w:val="Heading2"/>
@@ -71057,9 +71686,9 @@
         <w:br w:type="page"/>
       </w:r>
     </w:p>
-    <w:bookmarkEnd w:id="357"/>
     <w:bookmarkEnd w:id="358"/>
-    <w:bookmarkStart w:id="364" w:name="X10ad43a20e645dafaf3d679911ff1134f2646e8"/>
+    <w:bookmarkEnd w:id="359"/>
+    <w:bookmarkStart w:id="365" w:name="X10ad43a20e645dafaf3d679911ff1134f2646e8"/>
     <w:p>
       <w:pPr>
         <w:pStyle w:val="Heading1"/>
@@ -71141,7 +71770,7 @@
         </w:pict>
       </w:r>
     </w:p>
-    <w:bookmarkStart w:id="359" w:name="day-1---what-is-actually-in-the-data"/>
+    <w:bookmarkStart w:id="360" w:name="day-1---what-is-actually-in-the-data"/>
     <w:p>
       <w:pPr>
         <w:pStyle w:val="Heading3"/>
@@ -71435,8 +72064,8 @@
         <w:t xml:space="preserve">being told. It ends with a product, so the discomfort of the morning resolves.</w:t>
       </w:r>
     </w:p>
-    <w:bookmarkEnd w:id="359"/>
-    <w:bookmarkStart w:id="360" w:name="day-2---cleaning-that-can-be-checked"/>
+    <w:bookmarkEnd w:id="360"/>
+    <w:bookmarkStart w:id="361" w:name="day-2---cleaning-that-can-be-checked"/>
     <w:p>
       <w:pPr>
         <w:pStyle w:val="Heading3"/>
@@ -71716,8 +72345,8 @@
         </w:tc>
       </w:tr>
     </w:tbl>
-    <w:bookmarkEnd w:id="360"/>
-    <w:bookmarkStart w:id="361" w:name="day-3---reproducibility-the-spine"/>
+    <w:bookmarkEnd w:id="361"/>
+    <w:bookmarkStart w:id="362" w:name="day-3---reproducibility-the-spine"/>
     <w:p>
       <w:pPr>
         <w:pStyle w:val="Heading3"/>
@@ -71993,8 +72622,8 @@
         <w:t xml:space="preserve">department will not be followed; one they wrote and immediately tested might be.</w:t>
       </w:r>
     </w:p>
-    <w:bookmarkEnd w:id="361"/>
-    <w:bookmarkStart w:id="362" w:name="Xad2f97d38dcf20e851fe6450e45266efb39489d"/>
+    <w:bookmarkEnd w:id="362"/>
+    <w:bookmarkStart w:id="363" w:name="Xad2f97d38dcf20e851fe6450e45266efb39489d"/>
     <w:p>
       <w:pPr>
         <w:pStyle w:val="Heading3"/>
@@ -72294,8 +72923,8 @@
         <w:t xml:space="preserve">remembered; a lecture on datums is not.</w:t>
       </w:r>
     </w:p>
-    <w:bookmarkEnd w:id="362"/>
-    <w:bookmarkStart w:id="363" w:name="Xc115be75adde88a04129730ae7e2fba36e83876"/>
+    <w:bookmarkEnd w:id="363"/>
+    <w:bookmarkStart w:id="364" w:name="Xc115be75adde88a04129730ae7e2fba36e83876"/>
     <w:p>
       <w:pPr>
         <w:pStyle w:val="Heading3"/>
@@ -72556,8 +73185,8 @@
         </w:pict>
       </w:r>
     </w:p>
-    <w:bookmarkEnd w:id="363"/>
     <w:bookmarkEnd w:id="364"/>
+    <w:bookmarkEnd w:id="365"/>
     <w:sectPr>
       <w:pgSz w:h="16838" w:orient="portrait" w:w="11906"/>
       <w:pgMar w:bottom="1080" w:footer="708" w:gutter="0" w:header="708" w:left="1080" w:right="1080" w:top="1080"/>

--- a/writeup/responses.docx
+++ b/writeup/responses.docx
@@ -28011,7 +28011,7 @@
     </w:p>
     <w:bookmarkEnd w:id="155"/>
     <w:bookmarkEnd w:id="156"/>
-    <w:bookmarkStart w:id="165" w:name="X31c962bf404df7ee489d32cb3ff1c820e6780f1"/>
+    <w:bookmarkStart w:id="167" w:name="X31c962bf404df7ee489d32cb3ff1c820e6780f1"/>
     <w:p>
       <w:pPr>
         <w:pStyle w:val="Heading1"/>
@@ -28779,7 +28779,7 @@
       </w:r>
     </w:p>
     <w:bookmarkEnd w:id="159"/>
-    <w:bookmarkStart w:id="162" w:name="validating-it-properly"/>
+    <w:bookmarkStart w:id="164" w:name="validating-it-properly"/>
     <w:p>
       <w:pPr>
         <w:pStyle w:val="Heading2"/>
@@ -28788,49 +28788,58 @@
         <w:t xml:space="preserve">Validating it properly</w:t>
       </w:r>
     </w:p>
+    <w:bookmarkStart w:id="160" w:name="X8a583bd986623d1a9186007892fb01dcc258d25"/>
+    <w:p>
+      <w:pPr>
+        <w:pStyle w:val="Heading3"/>
+      </w:pPr>
+      <w:r>
+        <w:t xml:space="preserve">Attach</w:t>
+      </w:r>
+      <w:r>
+        <w:t xml:space="preserve"> </w:t>
+      </w:r>
+      <w:r>
+        <w:rPr>
+          <w:rStyle w:val="VerbatimChar"/>
+        </w:rPr>
+        <w:t xml:space="preserve">part2_q3/form/media/</w:t>
+      </w:r>
+      <w:r>
+        <w:t xml:space="preserve">, NOT the pack’s</w:t>
+      </w:r>
+      <w:r>
+        <w:t xml:space="preserve"> </w:t>
+      </w:r>
+      <w:r>
+        <w:rPr>
+          <w:rStyle w:val="VerbatimChar"/>
+        </w:rPr>
+        <w:t xml:space="preserve">reference_media/</w:t>
+      </w:r>
+    </w:p>
     <w:p>
       <w:pPr>
         <w:pStyle w:val="FirstParagraph"/>
       </w:pPr>
       <w:r>
-        <w:t xml:space="preserve">The form needs its seven attachments. Two routes:</w:t>
-      </w:r>
-    </w:p>
-    <w:bookmarkStart w:id="160" w:name="odk-central-recommended"/>
-    <w:p>
-      <w:pPr>
-        <w:pStyle w:val="Heading3"/>
-      </w:pPr>
-      <w:r>
-        <w:t xml:space="preserve">ODK Central (recommended)</w:t>
-      </w:r>
-    </w:p>
-    <w:p>
-      <w:pPr>
-        <w:pStyle w:val="Compact"/>
-        <w:numPr>
-          <w:ilvl w:val="0"/>
-          <w:numId w:val="1018"/>
-        </w:numPr>
-      </w:pPr>
-      <w:r>
-        <w:t xml:space="preserve">Create a project,</w:t>
-      </w:r>
-      <w:r>
-        <w:t xml:space="preserve"> </w:t>
-      </w:r>
-      <w:r>
-        <w:rPr>
-          <w:b/>
-          <w:bCs/>
-        </w:rPr>
-        <w:t xml:space="preserve">Draft</w:t>
-      </w:r>
-      <w:r>
-        <w:t xml:space="preserve"> </w:t>
-      </w:r>
-      <w:r>
-        <w:t xml:space="preserve">→ upload</w:t>
+        <w:rPr>
+          <w:b/>
+          <w:bCs/>
+        </w:rPr>
+        <w:t xml:space="preserve">This is the one thing that will make the form look broken when it is not.</w:t>
+      </w:r>
+      <w:r>
+        <w:t xml:space="preserve"> </w:t>
+      </w:r>
+      <w:r>
+        <w:t xml:space="preserve">The two folders hold files with the same names and different contents. The</w:t>
+      </w:r>
+      <w:r>
+        <w:t xml:space="preserve"> </w:t>
+      </w:r>
+      <w:r>
+        <w:t xml:space="preserve">supplied</w:t>
       </w:r>
       <w:r>
         <w:t xml:space="preserve"> </w:t>
@@ -28839,143 +28848,19 @@
         <w:rPr>
           <w:rStyle w:val="VerbatimChar"/>
         </w:rPr>
-        <w:t xml:space="preserve">form/bansara_hh_2026.xlsx</w:t>
-      </w:r>
-      <w:r>
-        <w:t xml:space="preserve">.</w:t>
-      </w:r>
-    </w:p>
-    <w:p>
-      <w:pPr>
-        <w:pStyle w:val="Compact"/>
-        <w:numPr>
-          <w:ilvl w:val="0"/>
-          <w:numId w:val="1018"/>
-        </w:numPr>
-      </w:pPr>
-      <w:r>
-        <w:t xml:space="preserve">On the draft,</w:t>
-      </w:r>
-      <w:r>
-        <w:t xml:space="preserve"> </w:t>
-      </w:r>
-      <w:r>
-        <w:rPr>
-          <w:b/>
-          <w:bCs/>
-        </w:rPr>
-        <w:t xml:space="preserve">Media Files</w:t>
-      </w:r>
-      <w:r>
-        <w:t xml:space="preserve"> </w:t>
-      </w:r>
-      <w:r>
-        <w:t xml:space="preserve">→ upload all seven CSVs from</w:t>
-      </w:r>
-      <w:r>
-        <w:t xml:space="preserve"> </w:t>
-      </w:r>
-      <w:r>
-        <w:rPr>
-          <w:rStyle w:val="VerbatimChar"/>
-        </w:rPr>
-        <w:t xml:space="preserve">form/media/</w:t>
-      </w:r>
-      <w:r>
-        <w:t xml:space="preserve">.</w:t>
-      </w:r>
-    </w:p>
-    <w:p>
-      <w:pPr>
-        <w:pStyle w:val="Compact"/>
-        <w:numPr>
-          <w:ilvl w:val="0"/>
-          <w:numId w:val="1018"/>
-        </w:numPr>
-      </w:pPr>
-      <w:r>
-        <w:rPr>
-          <w:b/>
-          <w:bCs/>
-        </w:rPr>
-        <w:t xml:space="preserve">Preview</w:t>
-      </w:r>
-      <w:r>
-        <w:t xml:space="preserve"> </w:t>
-      </w:r>
-      <w:r>
-        <w:t xml:space="preserve">in Enketo, or publish and pull into ODK Collect.</w:t>
-      </w:r>
-    </w:p>
-    <w:bookmarkEnd w:id="160"/>
-    <w:bookmarkStart w:id="161" w:name="odk-collect-no-server"/>
-    <w:p>
-      <w:pPr>
-        <w:pStyle w:val="Heading3"/>
-      </w:pPr>
-      <w:r>
-        <w:t xml:space="preserve">ODK Collect, no server</w:t>
-      </w:r>
-    </w:p>
-    <w:p>
-      <w:pPr>
-        <w:pStyle w:val="FirstParagraph"/>
-      </w:pPr>
-      <w:r>
-        <w:t xml:space="preserve">Copy</w:t>
-      </w:r>
-      <w:r>
-        <w:t xml:space="preserve"> </w:t>
-      </w:r>
-      <w:r>
-        <w:rPr>
-          <w:rStyle w:val="VerbatimChar"/>
-        </w:rPr>
-        <w:t xml:space="preserve">bansara_hh_2026.xml</w:t>
-      </w:r>
-      <w:r>
-        <w:t xml:space="preserve"> </w:t>
-      </w:r>
-      <w:r>
-        <w:t xml:space="preserve">into</w:t>
-      </w:r>
-      <w:r>
-        <w:t xml:space="preserve"> </w:t>
-      </w:r>
-      <w:r>
-        <w:rPr>
-          <w:rStyle w:val="VerbatimChar"/>
-        </w:rPr>
-        <w:t xml:space="preserve">Android/data/org.odk.collect.android/files/projects/&lt;id&gt;/forms/</w:t>
-      </w:r>
-      <w:r>
-        <w:t xml:space="preserve"> </w:t>
-      </w:r>
-      <w:r>
-        <w:t xml:space="preserve">and the seven CSVs into a folder beside it named</w:t>
-      </w:r>
-      <w:r>
-        <w:t xml:space="preserve"> </w:t>
-      </w:r>
-      <w:r>
-        <w:rPr>
-          <w:rStyle w:val="VerbatimChar"/>
-        </w:rPr>
-        <w:t xml:space="preserve">bansala_hh_2026-media/</w:t>
-      </w:r>
-      <w:r>
-        <w:t xml:space="preserve">.</w:t>
-      </w:r>
-    </w:p>
-    <w:bookmarkEnd w:id="161"/>
-    <w:bookmarkEnd w:id="162"/>
-    <w:bookmarkStart w:id="163" w:name="the-seven-required-attachments"/>
-    <w:p>
-      <w:pPr>
-        <w:pStyle w:val="Heading2"/>
-      </w:pPr>
-      <w:r>
-        <w:t xml:space="preserve">The seven required attachments</w:t>
+        <w:t xml:space="preserve">reference_media/</w:t>
+      </w:r>
+      <w:r>
+        <w:t xml:space="preserve"> </w:t>
+      </w:r>
+      <w:r>
+        <w:t xml:space="preserve">cannot drive this form, and could not before any</w:t>
+      </w:r>
+      <w:r>
+        <w:t xml:space="preserve"> </w:t>
+      </w:r>
+      <w:r>
+        <w:t xml:space="preserve">choice I made:</w:t>
       </w:r>
     </w:p>
     <w:tbl>
@@ -29012,18 +28897,18 @@
               <w:pStyle w:val="Compact"/>
             </w:pPr>
             <w:r>
-              <w:t xml:space="preserve">Rows</w:t>
-            </w:r>
-          </w:p>
-        </w:tc>
-        <w:tc>
-          <w:tcPr/>
-          <w:p>
-            <w:pPr>
-              <w:pStyle w:val="Compact"/>
-            </w:pPr>
-            <w:r>
-              <w:t xml:space="preserve">Purpose</w:t>
+              <w:t xml:space="preserve">As supplied in the pack</w:t>
+            </w:r>
+          </w:p>
+        </w:tc>
+        <w:tc>
+          <w:tcPr/>
+          <w:p>
+            <w:pPr>
+              <w:pStyle w:val="Compact"/>
+            </w:pPr>
+            <w:r>
+              <w:t xml:space="preserve">Why it cannot be attached directly</w:t>
             </w:r>
           </w:p>
         </w:tc>
@@ -29039,267 +28924,337 @@
               <w:rPr>
                 <w:rStyle w:val="VerbatimChar"/>
               </w:rPr>
-              <w:t xml:space="preserve">lgas.csv</w:t>
-            </w:r>
-          </w:p>
-        </w:tc>
-        <w:tc>
-          <w:tcPr/>
-          <w:p>
-            <w:pPr>
-              <w:pStyle w:val="Compact"/>
-            </w:pPr>
-            <w:r>
-              <w:t xml:space="preserve">4</w:t>
-            </w:r>
-          </w:p>
-        </w:tc>
-        <w:tc>
-          <w:tcPr/>
-          <w:p>
-            <w:pPr>
-              <w:pStyle w:val="Compact"/>
-            </w:pPr>
-            <w:r>
-              <w:t xml:space="preserve">1.02 cascade root</w:t>
-            </w:r>
-          </w:p>
-        </w:tc>
-      </w:tr>
-      <w:tr>
-        <w:tc>
-          <w:tcPr/>
-          <w:p>
-            <w:pPr>
-              <w:pStyle w:val="Compact"/>
-            </w:pPr>
+              <w:t xml:space="preserve">previous_round_households.csv</w:t>
+            </w:r>
+          </w:p>
+        </w:tc>
+        <w:tc>
+          <w:tcPr/>
+          <w:p>
+            <w:pPr>
+              <w:pStyle w:val="Compact"/>
+            </w:pPr>
+            <w:r>
+              <w:t xml:space="preserve">keyed on</w:t>
+            </w:r>
+            <w:r>
+              <w:t xml:space="preserve"> </w:t>
+            </w:r>
             <w:r>
               <w:rPr>
                 <w:rStyle w:val="VerbatimChar"/>
               </w:rPr>
-              <w:t xml:space="preserve">wards.csv</w:t>
-            </w:r>
-          </w:p>
-        </w:tc>
-        <w:tc>
-          <w:tcPr/>
-          <w:p>
-            <w:pPr>
-              <w:pStyle w:val="Compact"/>
-            </w:pPr>
-            <w:r>
-              <w:t xml:space="preserve">40</w:t>
-            </w:r>
-          </w:p>
-        </w:tc>
-        <w:tc>
-          <w:tcPr/>
-          <w:p>
-            <w:pPr>
-              <w:pStyle w:val="Compact"/>
-            </w:pPr>
-            <w:r>
-              <w:t xml:space="preserve">1.03, filtered by LGA</w:t>
-            </w:r>
-          </w:p>
-        </w:tc>
-      </w:tr>
-      <w:tr>
-        <w:tc>
-          <w:tcPr/>
-          <w:p>
-            <w:pPr>
-              <w:pStyle w:val="Compact"/>
-            </w:pPr>
-            <w:r>
-              <w:rPr>
-                <w:rStyle w:val="VerbatimChar"/>
-              </w:rPr>
-              <w:t xml:space="preserve">settlements.csv</w:t>
-            </w:r>
-          </w:p>
-        </w:tc>
-        <w:tc>
-          <w:tcPr/>
-          <w:p>
-            <w:pPr>
-              <w:pStyle w:val="Compact"/>
-            </w:pPr>
-            <w:r>
-              <w:t xml:space="preserve">2,524</w:t>
-            </w:r>
-          </w:p>
-        </w:tc>
-        <w:tc>
-          <w:tcPr/>
-          <w:p>
-            <w:pPr>
-              <w:pStyle w:val="Compact"/>
-            </w:pPr>
-            <w:r>
-              <w:t xml:space="preserve">1.04, filtered by ward</w:t>
-            </w:r>
-          </w:p>
-        </w:tc>
-      </w:tr>
-      <w:tr>
-        <w:tc>
-          <w:tcPr/>
-          <w:p>
-            <w:pPr>
-              <w:pStyle w:val="Compact"/>
-            </w:pPr>
-            <w:r>
-              <w:rPr>
-                <w:rStyle w:val="VerbatimChar"/>
-              </w:rPr>
-              <w:t xml:space="preserve">staff_roster.csv</w:t>
-            </w:r>
-          </w:p>
-        </w:tc>
-        <w:tc>
-          <w:tcPr/>
-          <w:p>
-            <w:pPr>
-              <w:pStyle w:val="Compact"/>
-            </w:pPr>
-            <w:r>
-              <w:t xml:space="preserve">120</w:t>
-            </w:r>
-          </w:p>
-        </w:tc>
-        <w:tc>
-          <w:tcPr/>
-          <w:p>
-            <w:pPr>
-              <w:pStyle w:val="Compact"/>
-            </w:pPr>
-            <w:r>
-              <w:t xml:space="preserve">enumerator sign-in, PIN, supervisor at 7.04</w:t>
-            </w:r>
-          </w:p>
-        </w:tc>
-      </w:tr>
-      <w:tr>
-        <w:tc>
-          <w:tcPr/>
-          <w:p>
-            <w:pPr>
-              <w:pStyle w:val="Compact"/>
-            </w:pPr>
-            <w:r>
-              <w:rPr>
-                <w:rStyle w:val="VerbatimChar"/>
-              </w:rPr>
-              <w:t xml:space="preserve">previous_round_households.csv</w:t>
-            </w:r>
-          </w:p>
-        </w:tc>
-        <w:tc>
-          <w:tcPr/>
-          <w:p>
-            <w:pPr>
-              <w:pStyle w:val="Compact"/>
-            </w:pPr>
-            <w:r>
-              <w:t xml:space="preserve">3,982</w:t>
-            </w:r>
-          </w:p>
-        </w:tc>
-        <w:tc>
-          <w:tcPr/>
-          <w:p>
-            <w:pPr>
-              <w:pStyle w:val="Compact"/>
-            </w:pPr>
-            <w:r>
-              <w:t xml:space="preserve">1.13, filtered by settlement</w:t>
-            </w:r>
-          </w:p>
-        </w:tc>
-      </w:tr>
-      <w:tr>
-        <w:tc>
-          <w:tcPr/>
-          <w:p>
-            <w:pPr>
-              <w:pStyle w:val="Compact"/>
-            </w:pPr>
-            <w:r>
-              <w:rPr>
-                <w:rStyle w:val="VerbatimChar"/>
-              </w:rPr>
-              <w:t xml:space="preserve">specimen_label_allocation.csv</w:t>
-            </w:r>
-          </w:p>
-        </w:tc>
-        <w:tc>
-          <w:tcPr/>
-          <w:p>
-            <w:pPr>
-              <w:pStyle w:val="Compact"/>
-            </w:pPr>
-            <w:r>
-              <w:t xml:space="preserve">24</w:t>
-            </w:r>
-          </w:p>
-        </w:tc>
-        <w:tc>
-          <w:tcPr/>
-          <w:p>
-            <w:pPr>
-              <w:pStyle w:val="Compact"/>
-            </w:pPr>
-            <w:r>
-              <w:t xml:space="preserve">label-range constraint at 5.03</w:t>
-            </w:r>
-          </w:p>
-        </w:tc>
-      </w:tr>
-      <w:tr>
-        <w:tc>
-          <w:tcPr/>
-          <w:p>
-            <w:pPr>
-              <w:pStyle w:val="Compact"/>
-            </w:pPr>
-            <w:r>
-              <w:rPr>
-                <w:rStyle w:val="VerbatimChar"/>
-              </w:rPr>
-              <w:t xml:space="preserve">medicines.csv</w:t>
-            </w:r>
-          </w:p>
-        </w:tc>
-        <w:tc>
-          <w:tcPr/>
-          <w:p>
-            <w:pPr>
-              <w:pStyle w:val="Compact"/>
-            </w:pPr>
-            <w:r>
-              <w:t xml:space="preserve">23</w:t>
-            </w:r>
-          </w:p>
-        </w:tc>
-        <w:tc>
-          <w:tcPr/>
-          <w:p>
-            <w:pPr>
-              <w:pStyle w:val="Compact"/>
-            </w:pPr>
-            <w:r>
-              <w:t xml:space="preserve">4.13 -</w:t>
-            </w:r>
-            <w:r>
-              <w:t xml:space="preserve"> </w:t>
-            </w:r>
+              <w:t xml:space="preserve">household_id</w:t>
+            </w:r>
+          </w:p>
+        </w:tc>
+        <w:tc>
+          <w:tcPr/>
+          <w:p>
+            <w:pPr>
+              <w:pStyle w:val="Compact"/>
+            </w:pPr>
             <w:r>
               <w:rPr>
                 <w:b/>
                 <w:bCs/>
               </w:rPr>
-              <w:t xml:space="preserve">placeholder, see defect E1</w:t>
+              <w:t xml:space="preserve">no</w:t>
+            </w:r>
+            <w:r>
+              <w:rPr>
+                <w:b/>
+                <w:bCs/>
+              </w:rPr>
+              <w:t xml:space="preserve"> </w:t>
+            </w:r>
+            <w:r>
+              <w:rPr>
+                <w:rStyle w:val="VerbatimChar"/>
+                <w:b/>
+                <w:bCs/>
+              </w:rPr>
+              <w:t xml:space="preserve">name</w:t>
+            </w:r>
+            <w:r>
+              <w:rPr>
+                <w:b/>
+                <w:bCs/>
+              </w:rPr>
+              <w:t xml:space="preserve"> </w:t>
+            </w:r>
+            <w:r>
+              <w:rPr>
+                <w:b/>
+                <w:bCs/>
+              </w:rPr>
+              <w:t xml:space="preserve">or</w:t>
+            </w:r>
+            <w:r>
+              <w:rPr>
+                <w:b/>
+                <w:bCs/>
+              </w:rPr>
+              <w:t xml:space="preserve"> </w:t>
+            </w:r>
+            <w:r>
+              <w:rPr>
+                <w:rStyle w:val="VerbatimChar"/>
+                <w:b/>
+                <w:bCs/>
+              </w:rPr>
+              <w:t xml:space="preserve">label</w:t>
+            </w:r>
+            <w:r>
+              <w:rPr>
+                <w:b/>
+                <w:bCs/>
+              </w:rPr>
+              <w:t xml:space="preserve"> </w:t>
+            </w:r>
+            <w:r>
+              <w:rPr>
+                <w:b/>
+                <w:bCs/>
+              </w:rPr>
+              <w:t xml:space="preserve">column</w:t>
+            </w:r>
+            <w:r>
+              <w:t xml:space="preserve">, which</w:t>
+            </w:r>
+            <w:r>
+              <w:t xml:space="preserve"> </w:t>
+            </w:r>
+            <w:r>
+              <w:rPr>
+                <w:rStyle w:val="VerbatimChar"/>
+              </w:rPr>
+              <w:t xml:space="preserve">select_one_from_file</w:t>
+            </w:r>
+            <w:r>
+              <w:t xml:space="preserve"> </w:t>
+            </w:r>
+            <w:r>
+              <w:t xml:space="preserve">requires</w:t>
+            </w:r>
+          </w:p>
+        </w:tc>
+      </w:tr>
+      <w:tr>
+        <w:tc>
+          <w:tcPr/>
+          <w:p>
+            <w:pPr>
+              <w:pStyle w:val="Compact"/>
+            </w:pPr>
+            <w:r>
+              <w:rPr>
+                <w:rStyle w:val="VerbatimChar"/>
+              </w:rPr>
+              <w:t xml:space="preserve">specimen_label_allocation.csv</w:t>
+            </w:r>
+          </w:p>
+        </w:tc>
+        <w:tc>
+          <w:tcPr/>
+          <w:p>
+            <w:pPr>
+              <w:pStyle w:val="Compact"/>
+            </w:pPr>
+            <w:r>
+              <w:t xml:space="preserve">keyed on</w:t>
+            </w:r>
+            <w:r>
+              <w:t xml:space="preserve"> </w:t>
+            </w:r>
+            <w:r>
+              <w:rPr>
+                <w:rStyle w:val="VerbatimChar"/>
+              </w:rPr>
+              <w:t xml:space="preserve">team_code</w:t>
+            </w:r>
+          </w:p>
+        </w:tc>
+        <w:tc>
+          <w:tcPr/>
+          <w:p>
+            <w:pPr>
+              <w:pStyle w:val="Compact"/>
+            </w:pPr>
+            <w:r>
+              <w:rPr>
+                <w:b/>
+                <w:bCs/>
+              </w:rPr>
+              <w:t xml:space="preserve">no</w:t>
+            </w:r>
+            <w:r>
+              <w:rPr>
+                <w:b/>
+                <w:bCs/>
+              </w:rPr>
+              <w:t xml:space="preserve"> </w:t>
+            </w:r>
+            <w:r>
+              <w:rPr>
+                <w:rStyle w:val="VerbatimChar"/>
+                <w:b/>
+                <w:bCs/>
+              </w:rPr>
+              <w:t xml:space="preserve">name</w:t>
+            </w:r>
+            <w:r>
+              <w:rPr>
+                <w:b/>
+                <w:bCs/>
+              </w:rPr>
+              <w:t xml:space="preserve"> </w:t>
+            </w:r>
+            <w:r>
+              <w:rPr>
+                <w:b/>
+                <w:bCs/>
+              </w:rPr>
+              <w:t xml:space="preserve">or</w:t>
+            </w:r>
+            <w:r>
+              <w:rPr>
+                <w:b/>
+                <w:bCs/>
+              </w:rPr>
+              <w:t xml:space="preserve"> </w:t>
+            </w:r>
+            <w:r>
+              <w:rPr>
+                <w:rStyle w:val="VerbatimChar"/>
+                <w:b/>
+                <w:bCs/>
+              </w:rPr>
+              <w:t xml:space="preserve">label</w:t>
+            </w:r>
+            <w:r>
+              <w:rPr>
+                <w:b/>
+                <w:bCs/>
+              </w:rPr>
+              <w:t xml:space="preserve"> </w:t>
+            </w:r>
+            <w:r>
+              <w:rPr>
+                <w:b/>
+                <w:bCs/>
+              </w:rPr>
+              <w:t xml:space="preserve">column</w:t>
+            </w:r>
+          </w:p>
+        </w:tc>
+      </w:tr>
+      <w:tr>
+        <w:tc>
+          <w:tcPr/>
+          <w:p>
+            <w:pPr>
+              <w:pStyle w:val="Compact"/>
+            </w:pPr>
+            <w:r>
+              <w:rPr>
+                <w:rStyle w:val="VerbatimChar"/>
+              </w:rPr>
+              <w:t xml:space="preserve">medicines.csv</w:t>
+            </w:r>
+          </w:p>
+        </w:tc>
+        <w:tc>
+          <w:tcPr/>
+          <w:p>
+            <w:pPr>
+              <w:pStyle w:val="Compact"/>
+            </w:pPr>
+            <w:r>
+              <w:rPr>
+                <w:b/>
+                <w:bCs/>
+              </w:rPr>
+              <w:t xml:space="preserve">does not exist</w:t>
+            </w:r>
+          </w:p>
+        </w:tc>
+        <w:tc>
+          <w:tcPr/>
+          <w:p>
+            <w:pPr>
+              <w:pStyle w:val="Compact"/>
+            </w:pPr>
+            <w:r>
+              <w:t xml:space="preserve">never issued with the pack. See defect E1</w:t>
+            </w:r>
+          </w:p>
+        </w:tc>
+      </w:tr>
+      <w:tr>
+        <w:tc>
+          <w:tcPr/>
+          <w:p>
+            <w:pPr>
+              <w:pStyle w:val="Compact"/>
+            </w:pPr>
+            <w:r>
+              <w:rPr>
+                <w:rStyle w:val="VerbatimChar"/>
+              </w:rPr>
+              <w:t xml:space="preserve">staff_roster.csv</w:t>
+            </w:r>
+          </w:p>
+        </w:tc>
+        <w:tc>
+          <w:tcPr/>
+          <w:p>
+            <w:pPr>
+              <w:pStyle w:val="Compact"/>
+            </w:pPr>
+            <w:r>
+              <w:rPr>
+                <w:rStyle w:val="VerbatimChar"/>
+              </w:rPr>
+              <w:t xml:space="preserve">assigned_lga</w:t>
+            </w:r>
+            <w:r>
+              <w:t xml:space="preserve"> </w:t>
+            </w:r>
+            <w:r>
+              <w:t xml:space="preserve">holds</w:t>
+            </w:r>
+            <w:r>
+              <w:t xml:space="preserve"> </w:t>
+            </w:r>
+            <w:r>
+              <w:rPr>
+                <w:rStyle w:val="VerbatimChar"/>
+              </w:rPr>
+              <w:t xml:space="preserve">Gwarin</w:t>
+            </w:r>
+          </w:p>
+        </w:tc>
+        <w:tc>
+          <w:tcPr/>
+          <w:p>
+            <w:pPr>
+              <w:pStyle w:val="Compact"/>
+            </w:pPr>
+            <w:r>
+              <w:t xml:space="preserve">the label where every other file keys on</w:t>
+            </w:r>
+            <w:r>
+              <w:t xml:space="preserve"> </w:t>
+            </w:r>
+            <w:r>
+              <w:rPr>
+                <w:rStyle w:val="VerbatimChar"/>
+              </w:rPr>
+              <w:t xml:space="preserve">LGA02</w:t>
+            </w:r>
+            <w:r>
+              <w:t xml:space="preserve">. See defect E5</w:t>
             </w:r>
           </w:p>
         </w:tc>
@@ -29310,7 +29265,7 @@
         <w:pStyle w:val="BodyText"/>
       </w:pPr>
       <w:r>
-        <w:t xml:space="preserve">Built by</w:t>
+        <w:t xml:space="preserve">The first three are why</w:t>
       </w:r>
       <w:r>
         <w:t xml:space="preserve"> </w:t>
@@ -29319,47 +29274,19 @@
         <w:rPr>
           <w:rStyle w:val="VerbatimChar"/>
         </w:rPr>
-        <w:t xml:space="preserve">python part2_q3/prepare_media.py</w:t>
-      </w:r>
-      <w:r>
-        <w:t xml:space="preserve">, which reads the supplied reference</w:t>
-      </w:r>
-      <w:r>
-        <w:t xml:space="preserve"> </w:t>
-      </w:r>
-      <w:r>
-        <w:t xml:space="preserve">files and</w:t>
-      </w:r>
-      <w:r>
-        <w:t xml:space="preserve"> </w:t>
-      </w:r>
-      <w:r>
-        <w:rPr>
-          <w:b/>
-          <w:bCs/>
-        </w:rPr>
-        <w:t xml:space="preserve">never modifies them</w:t>
-      </w:r>
-      <w:r>
-        <w:t xml:space="preserve">.</w:t>
-      </w:r>
-    </w:p>
-    <w:bookmarkEnd w:id="163"/>
-    <w:bookmarkStart w:id="164" w:name="known-limitation-of-this-validation"/>
-    <w:p>
-      <w:pPr>
-        <w:pStyle w:val="Heading2"/>
-      </w:pPr>
-      <w:r>
-        <w:t xml:space="preserve">Known limitation of this validation</w:t>
-      </w:r>
-    </w:p>
-    <w:p>
-      <w:pPr>
-        <w:pStyle w:val="FirstParagraph"/>
-      </w:pPr>
-      <w:r>
-        <w:t xml:space="preserve">None of the above proves the form behaves correctly for a</w:t>
+        <w:t xml:space="preserve">prepare_media.py</w:t>
+      </w:r>
+      <w:r>
+        <w:t xml:space="preserve"> </w:t>
+      </w:r>
+      <w:r>
+        <w:t xml:space="preserve">exists at all. Attaching the raw</w:t>
+      </w:r>
+      <w:r>
+        <w:t xml:space="preserve"> </w:t>
+      </w:r>
+      <w:r>
+        <w:t xml:space="preserve">folder produces a form that converts, uploads, and then fails at 1.02 with</w:t>
       </w:r>
       <w:r>
         <w:t xml:space="preserve"> </w:t>
@@ -29369,251 +29296,282 @@
           <w:i/>
           <w:iCs/>
         </w:rPr>
-        <w:t xml:space="preserve">respondent</w:t>
-      </w:r>
-      <w:r>
-        <w:t xml:space="preserve"> </w:t>
-      </w:r>
-      <w:r>
-        <w:t xml:space="preserve">- only</w:t>
-      </w:r>
-      <w:r>
-        <w:t xml:space="preserve"> </w:t>
-      </w:r>
-      <w:r>
-        <w:t xml:space="preserve">that it loads and that its references resolve. Behavioural correctness is</w:t>
-      </w:r>
-      <w:r>
-        <w:t xml:space="preserve"> </w:t>
-      </w:r>
-      <w:r>
-        <w:t xml:space="preserve">covered by the test plan in</w:t>
-      </w:r>
-      <w:r>
-        <w:t xml:space="preserve"> </w:t>
-      </w:r>
-      <w:r>
-        <w:rPr>
-          <w:rStyle w:val="VerbatimChar"/>
-        </w:rPr>
-        <w:t xml:space="preserve">test_plan.md</w:t>
-      </w:r>
-      <w:r>
-        <w:t xml:space="preserve">, which specifies expected results for</w:t>
-      </w:r>
-      <w:r>
-        <w:t xml:space="preserve"> </w:t>
-      </w:r>
-      <w:r>
-        <w:t xml:space="preserve">boundary and negative cases, including the specimen eligibility cut, the</w:t>
-      </w:r>
-      <w:r>
-        <w:t xml:space="preserve"> </w:t>
-      </w:r>
-      <w:r>
-        <w:t xml:space="preserve">measurement position change, the ends of every range, a date outside the</w:t>
-      </w:r>
-      <w:r>
-        <w:t xml:space="preserve"> </w:t>
-      </w:r>
-      <w:r>
-        <w:t xml:space="preserve">fieldwork window, and a roster that disagrees with the stated household size.</w:t>
-      </w:r>
-    </w:p>
-    <w:p>
-      <w:pPr>
-        <w:pStyle w:val="BodyText"/>
-      </w:pPr>
-      <w:r>
-        <w:rPr>
-          <w:b/>
-          <w:bCs/>
-        </w:rPr>
-        <w:t xml:space="preserve">Those test cases have been specified but not executed against a running</w:t>
-      </w:r>
-      <w:r>
-        <w:rPr>
-          <w:b/>
-          <w:bCs/>
-        </w:rPr>
-        <w:t xml:space="preserve"> </w:t>
-      </w:r>
-      <w:r>
-        <w:rPr>
-          <w:b/>
-          <w:bCs/>
-        </w:rPr>
-        <w:t xml:space="preserve">instance</w:t>
-      </w:r>
-      <w:r>
-        <w:t xml:space="preserve">, since no ODK Central project was available inside the submission</w:t>
-      </w:r>
-      <w:r>
-        <w:t xml:space="preserve"> </w:t>
-      </w:r>
-      <w:r>
-        <w:t xml:space="preserve">window. That is stated plainly here rather than left to be assumed: a test plan</w:t>
-      </w:r>
-      <w:r>
-        <w:t xml:space="preserve"> </w:t>
-      </w:r>
-      <w:r>
-        <w:t xml:space="preserve">that has been written is not a test plan that has been run.</w:t>
-      </w:r>
-    </w:p>
-    <w:p>
-      <w:r>
-        <w:br w:type="page"/>
-      </w:r>
-    </w:p>
-    <w:bookmarkEnd w:id="164"/>
-    <w:bookmarkEnd w:id="165"/>
-    <w:bookmarkStart w:id="175" w:name="Xb279bc2f7cb6dea5f8aa811765079edcf3383e9"/>
-    <w:p>
-      <w:pPr>
-        <w:pStyle w:val="Heading1"/>
-      </w:pPr>
-      <w:r>
-        <w:t xml:space="preserve">Serving 2,524 settlements to a 2 GB tablet (F6)</w:t>
-      </w:r>
-    </w:p>
-    <w:p>
-      <w:pPr>
-        <w:pStyle w:val="FirstParagraph"/>
-      </w:pPr>
-      <w:r>
-        <w:t xml:space="preserve">The question rules out the easy answer in advance:</w:t>
-      </w:r>
-      <w:r>
-        <w:t xml:space="preserve"> </w:t>
+        <w:t xml:space="preserve">“This</w:t>
       </w:r>
       <w:r>
         <w:rPr>
           <w:i/>
           <w:iCs/>
         </w:rPr>
-        <w:t xml:space="preserve">“A choices worksheet is not</w:t>
+        <w:t xml:space="preserve"> </w:t>
       </w:r>
       <w:r>
         <w:rPr>
           <w:i/>
           <w:iCs/>
         </w:rPr>
-        <w:t xml:space="preserve"> </w:t>
-      </w:r>
-      <w:r>
-        <w:rPr>
-          <w:i/>
-          <w:iCs/>
-        </w:rPr>
-        <w:t xml:space="preserve">an acceptable answer, and saying so is not sufficient; describe the mechanism</w:t>
-      </w:r>
-      <w:r>
-        <w:rPr>
-          <w:i/>
-          <w:iCs/>
-        </w:rPr>
-        <w:t xml:space="preserve"> </w:t>
-      </w:r>
-      <w:r>
-        <w:rPr>
-          <w:i/>
-          <w:iCs/>
-        </w:rPr>
-        <w:t xml:space="preserve">you used instead.”</w:t>
-      </w:r>
-    </w:p>
-    <w:bookmarkStart w:id="166" w:name="the-mechanism"/>
+        <w:t xml:space="preserve">LGA is not the one assigned to you”</w:t>
+      </w:r>
+      <w:r>
+        <w:t xml:space="preserve"> </w:t>
+      </w:r>
+      <w:r>
+        <w:t xml:space="preserve">- because the roster’s LGA column is a label</w:t>
+      </w:r>
+      <w:r>
+        <w:t xml:space="preserve"> </w:t>
+      </w:r>
+      <w:r>
+        <w:t xml:space="preserve">being compared against a code.</w:t>
+      </w:r>
+    </w:p>
+    <w:p>
+      <w:pPr>
+        <w:pStyle w:val="BodyText"/>
+      </w:pPr>
+      <w:r>
+        <w:rPr>
+          <w:rStyle w:val="VerbatimChar"/>
+        </w:rPr>
+        <w:t xml:space="preserve">python part2_q3/prepare_media.py</w:t>
+      </w:r>
+      <w:r>
+        <w:t xml:space="preserve"> </w:t>
+      </w:r>
+      <w:r>
+        <w:t xml:space="preserve">writes the seven correct files. They are also</w:t>
+      </w:r>
+      <w:r>
+        <w:t xml:space="preserve"> </w:t>
+      </w:r>
+      <w:r>
+        <w:t xml:space="preserve">committed, so they can be attached straight from</w:t>
+      </w:r>
+      <w:r>
+        <w:t xml:space="preserve"> </w:t>
+      </w:r>
+      <w:r>
+        <w:rPr>
+          <w:rStyle w:val="VerbatimChar"/>
+        </w:rPr>
+        <w:t xml:space="preserve">part2_q3/form/media/</w:t>
+      </w:r>
+      <w:r>
+        <w:t xml:space="preserve"> </w:t>
+      </w:r>
+      <w:r>
+        <w:t xml:space="preserve">without</w:t>
+      </w:r>
+      <w:r>
+        <w:t xml:space="preserve"> </w:t>
+      </w:r>
+      <w:r>
+        <w:t xml:space="preserve">running anything.</w:t>
+      </w:r>
+    </w:p>
+    <w:bookmarkEnd w:id="160"/>
+    <w:bookmarkStart w:id="161" w:name="then-the-two-deployment-routes"/>
+    <w:p>
+      <w:pPr>
+        <w:pStyle w:val="Heading3"/>
+      </w:pPr>
+      <w:r>
+        <w:t xml:space="preserve">Then the two deployment routes</w:t>
+      </w:r>
+    </w:p>
+    <w:bookmarkEnd w:id="161"/>
+    <w:bookmarkStart w:id="162" w:name="odk-central-recommended"/>
+    <w:p>
+      <w:pPr>
+        <w:pStyle w:val="Heading3"/>
+      </w:pPr>
+      <w:r>
+        <w:t xml:space="preserve">ODK Central (recommended)</w:t>
+      </w:r>
+    </w:p>
+    <w:p>
+      <w:pPr>
+        <w:pStyle w:val="Compact"/>
+        <w:numPr>
+          <w:ilvl w:val="0"/>
+          <w:numId w:val="1018"/>
+        </w:numPr>
+      </w:pPr>
+      <w:r>
+        <w:t xml:space="preserve">Create a project,</w:t>
+      </w:r>
+      <w:r>
+        <w:t xml:space="preserve"> </w:t>
+      </w:r>
+      <w:r>
+        <w:rPr>
+          <w:b/>
+          <w:bCs/>
+        </w:rPr>
+        <w:t xml:space="preserve">Draft</w:t>
+      </w:r>
+      <w:r>
+        <w:t xml:space="preserve"> </w:t>
+      </w:r>
+      <w:r>
+        <w:t xml:space="preserve">→ upload</w:t>
+      </w:r>
+      <w:r>
+        <w:t xml:space="preserve"> </w:t>
+      </w:r>
+      <w:r>
+        <w:rPr>
+          <w:rStyle w:val="VerbatimChar"/>
+        </w:rPr>
+        <w:t xml:space="preserve">form/bansara_hh_2026.xlsx</w:t>
+      </w:r>
+      <w:r>
+        <w:t xml:space="preserve">.</w:t>
+      </w:r>
+    </w:p>
+    <w:p>
+      <w:pPr>
+        <w:pStyle w:val="Compact"/>
+        <w:numPr>
+          <w:ilvl w:val="0"/>
+          <w:numId w:val="1018"/>
+        </w:numPr>
+      </w:pPr>
+      <w:r>
+        <w:t xml:space="preserve">On the draft,</w:t>
+      </w:r>
+      <w:r>
+        <w:t xml:space="preserve"> </w:t>
+      </w:r>
+      <w:r>
+        <w:rPr>
+          <w:b/>
+          <w:bCs/>
+        </w:rPr>
+        <w:t xml:space="preserve">Media Files</w:t>
+      </w:r>
+      <w:r>
+        <w:t xml:space="preserve"> </w:t>
+      </w:r>
+      <w:r>
+        <w:t xml:space="preserve">→ upload all seven CSVs from</w:t>
+      </w:r>
+      <w:r>
+        <w:t xml:space="preserve"> </w:t>
+      </w:r>
+      <w:r>
+        <w:rPr>
+          <w:rStyle w:val="VerbatimChar"/>
+        </w:rPr>
+        <w:t xml:space="preserve">form/media/</w:t>
+      </w:r>
+      <w:r>
+        <w:t xml:space="preserve">.</w:t>
+      </w:r>
+    </w:p>
+    <w:p>
+      <w:pPr>
+        <w:pStyle w:val="Compact"/>
+        <w:numPr>
+          <w:ilvl w:val="0"/>
+          <w:numId w:val="1018"/>
+        </w:numPr>
+      </w:pPr>
+      <w:r>
+        <w:rPr>
+          <w:b/>
+          <w:bCs/>
+        </w:rPr>
+        <w:t xml:space="preserve">Preview</w:t>
+      </w:r>
+      <w:r>
+        <w:t xml:space="preserve"> </w:t>
+      </w:r>
+      <w:r>
+        <w:t xml:space="preserve">in Enketo, or publish and pull into ODK Collect.</w:t>
+      </w:r>
+    </w:p>
+    <w:bookmarkEnd w:id="162"/>
+    <w:bookmarkStart w:id="163" w:name="odk-collect-no-server"/>
+    <w:p>
+      <w:pPr>
+        <w:pStyle w:val="Heading3"/>
+      </w:pPr>
+      <w:r>
+        <w:t xml:space="preserve">ODK Collect, no server</w:t>
+      </w:r>
+    </w:p>
+    <w:p>
+      <w:pPr>
+        <w:pStyle w:val="FirstParagraph"/>
+      </w:pPr>
+      <w:r>
+        <w:t xml:space="preserve">Copy</w:t>
+      </w:r>
+      <w:r>
+        <w:t xml:space="preserve"> </w:t>
+      </w:r>
+      <w:r>
+        <w:rPr>
+          <w:rStyle w:val="VerbatimChar"/>
+        </w:rPr>
+        <w:t xml:space="preserve">bansara_hh_2026.xml</w:t>
+      </w:r>
+      <w:r>
+        <w:t xml:space="preserve"> </w:t>
+      </w:r>
+      <w:r>
+        <w:t xml:space="preserve">into</w:t>
+      </w:r>
+      <w:r>
+        <w:t xml:space="preserve"> </w:t>
+      </w:r>
+      <w:r>
+        <w:rPr>
+          <w:rStyle w:val="VerbatimChar"/>
+        </w:rPr>
+        <w:t xml:space="preserve">Android/data/org.odk.collect.android/files/projects/&lt;id&gt;/forms/</w:t>
+      </w:r>
+      <w:r>
+        <w:t xml:space="preserve"> </w:t>
+      </w:r>
+      <w:r>
+        <w:t xml:space="preserve">and the seven CSVs into a folder beside it named</w:t>
+      </w:r>
+      <w:r>
+        <w:t xml:space="preserve"> </w:t>
+      </w:r>
+      <w:r>
+        <w:rPr>
+          <w:rStyle w:val="VerbatimChar"/>
+        </w:rPr>
+        <w:t xml:space="preserve">bansara_hh_2026-media/</w:t>
+      </w:r>
+      <w:r>
+        <w:t xml:space="preserve">.</w:t>
+      </w:r>
+      <w:r>
+        <w:t xml:space="preserve"> </w:t>
+      </w:r>
+      <w:r>
+        <w:t xml:space="preserve">The folder name must match the form file exactly, or Collect will not find the</w:t>
+      </w:r>
+      <w:r>
+        <w:t xml:space="preserve"> </w:t>
+      </w:r>
+      <w:r>
+        <w:t xml:space="preserve">attachments and every external lookup will silently return nothing.</w:t>
+      </w:r>
+    </w:p>
+    <w:bookmarkEnd w:id="163"/>
+    <w:bookmarkEnd w:id="164"/>
+    <w:bookmarkStart w:id="165" w:name="the-seven-required-attachments"/>
     <w:p>
       <w:pPr>
         <w:pStyle w:val="Heading2"/>
       </w:pPr>
       <w:r>
-        <w:t xml:space="preserve">The mechanism</w:t>
-      </w:r>
-    </w:p>
-    <w:p>
-      <w:pPr>
-        <w:pStyle w:val="FirstParagraph"/>
-      </w:pPr>
-      <w:r>
-        <w:t xml:space="preserve">The settlement list is delivered as an</w:t>
-      </w:r>
-      <w:r>
-        <w:t xml:space="preserve"> </w:t>
-      </w:r>
-      <w:r>
-        <w:rPr>
-          <w:b/>
-          <w:bCs/>
-        </w:rPr>
-        <w:t xml:space="preserve">external CSV attached to the form as</w:t>
-      </w:r>
-      <w:r>
-        <w:rPr>
-          <w:b/>
-          <w:bCs/>
-        </w:rPr>
-        <w:t xml:space="preserve"> </w:t>
-      </w:r>
-      <w:r>
-        <w:rPr>
-          <w:b/>
-          <w:bCs/>
-        </w:rPr>
-        <w:t xml:space="preserve">media</w:t>
-      </w:r>
-      <w:r>
-        <w:t xml:space="preserve">, and referenced with</w:t>
-      </w:r>
-      <w:r>
-        <w:t xml:space="preserve"> </w:t>
-      </w:r>
-      <w:r>
-        <w:rPr>
-          <w:rStyle w:val="VerbatimChar"/>
-          <w:b/>
-          <w:bCs/>
-        </w:rPr>
-        <w:t xml:space="preserve">select_one_from_file settlements.csv</w:t>
-      </w:r>
-      <w:r>
-        <w:t xml:space="preserve">. The</w:t>
-      </w:r>
-      <w:r>
-        <w:t xml:space="preserve"> </w:t>
-      </w:r>
-      <w:r>
-        <w:t xml:space="preserve">cascade from LGA to ward to settlement is expressed as a</w:t>
-      </w:r>
-      <w:r>
-        <w:t xml:space="preserve"> </w:t>
-      </w:r>
-      <w:r>
-        <w:rPr>
-          <w:rStyle w:val="VerbatimChar"/>
-        </w:rPr>
-        <w:t xml:space="preserve">choice_filter</w:t>
-      </w:r>
-      <w:r>
-        <w:t xml:space="preserve"> </w:t>
-      </w:r>
-      <w:r>
-        <w:t xml:space="preserve">on</w:t>
-      </w:r>
-      <w:r>
-        <w:t xml:space="preserve"> </w:t>
-      </w:r>
-      <w:r>
-        <w:t xml:space="preserve">those external files.</w:t>
-      </w:r>
-    </w:p>
-    <w:p>
-      <w:pPr>
-        <w:pStyle w:val="BodyText"/>
-      </w:pPr>
-      <w:r>
-        <w:t xml:space="preserve">The difference from a choices worksheet is architectural, not cosmetic:</w:t>
+        <w:t xml:space="preserve">The seven required attachments</w:t>
       </w:r>
     </w:p>
     <w:tbl>
@@ -29638,86 +29596,296 @@
             <w:pPr>
               <w:pStyle w:val="Compact"/>
             </w:pPr>
-          </w:p>
-        </w:tc>
-        <w:tc>
-          <w:tcPr/>
-          <w:p>
-            <w:pPr>
-              <w:pStyle w:val="Compact"/>
-            </w:pPr>
-            <w:r>
-              <w:t xml:space="preserve">Choices worksheet</w:t>
-            </w:r>
-          </w:p>
-        </w:tc>
-        <w:tc>
-          <w:tcPr/>
-          <w:p>
-            <w:pPr>
-              <w:pStyle w:val="Compact"/>
-            </w:pPr>
-            <w:r>
-              <w:t xml:space="preserve">External CSV media</w:t>
-            </w:r>
-          </w:p>
-        </w:tc>
-      </w:tr>
-      <w:tr>
-        <w:tc>
-          <w:tcPr/>
-          <w:p>
-            <w:pPr>
-              <w:pStyle w:val="Compact"/>
-            </w:pPr>
-            <w:r>
-              <w:t xml:space="preserve">Where the options live</w:t>
-            </w:r>
-          </w:p>
-        </w:tc>
-        <w:tc>
-          <w:tcPr/>
-          <w:p>
-            <w:pPr>
-              <w:pStyle w:val="Compact"/>
-            </w:pPr>
-            <w:r>
-              <w:t xml:space="preserve">Compiled into the form definition itself</w:t>
-            </w:r>
-          </w:p>
-        </w:tc>
-        <w:tc>
-          <w:tcPr/>
-          <w:p>
-            <w:pPr>
-              <w:pStyle w:val="Compact"/>
-            </w:pPr>
-            <w:r>
-              <w:t xml:space="preserve">A separate file attached to the form</w:t>
-            </w:r>
-          </w:p>
-        </w:tc>
-      </w:tr>
-      <w:tr>
-        <w:tc>
-          <w:tcPr/>
-          <w:p>
-            <w:pPr>
-              <w:pStyle w:val="Compact"/>
-            </w:pPr>
-            <w:r>
-              <w:t xml:space="preserve">What happens on open</w:t>
-            </w:r>
-          </w:p>
-        </w:tc>
-        <w:tc>
-          <w:tcPr/>
-          <w:p>
-            <w:pPr>
-              <w:pStyle w:val="Compact"/>
-            </w:pPr>
-            <w:r>
-              <w:t xml:space="preserve">ODK Collect</w:t>
+            <w:r>
+              <w:t xml:space="preserve">File</w:t>
+            </w:r>
+          </w:p>
+        </w:tc>
+        <w:tc>
+          <w:tcPr/>
+          <w:p>
+            <w:pPr>
+              <w:pStyle w:val="Compact"/>
+            </w:pPr>
+            <w:r>
+              <w:t xml:space="preserve">Rows</w:t>
+            </w:r>
+          </w:p>
+        </w:tc>
+        <w:tc>
+          <w:tcPr/>
+          <w:p>
+            <w:pPr>
+              <w:pStyle w:val="Compact"/>
+            </w:pPr>
+            <w:r>
+              <w:t xml:space="preserve">Purpose</w:t>
+            </w:r>
+          </w:p>
+        </w:tc>
+      </w:tr>
+      <w:tr>
+        <w:tc>
+          <w:tcPr/>
+          <w:p>
+            <w:pPr>
+              <w:pStyle w:val="Compact"/>
+            </w:pPr>
+            <w:r>
+              <w:rPr>
+                <w:rStyle w:val="VerbatimChar"/>
+              </w:rPr>
+              <w:t xml:space="preserve">lgas.csv</w:t>
+            </w:r>
+          </w:p>
+        </w:tc>
+        <w:tc>
+          <w:tcPr/>
+          <w:p>
+            <w:pPr>
+              <w:pStyle w:val="Compact"/>
+            </w:pPr>
+            <w:r>
+              <w:t xml:space="preserve">4</w:t>
+            </w:r>
+          </w:p>
+        </w:tc>
+        <w:tc>
+          <w:tcPr/>
+          <w:p>
+            <w:pPr>
+              <w:pStyle w:val="Compact"/>
+            </w:pPr>
+            <w:r>
+              <w:t xml:space="preserve">1.02 cascade root</w:t>
+            </w:r>
+          </w:p>
+        </w:tc>
+      </w:tr>
+      <w:tr>
+        <w:tc>
+          <w:tcPr/>
+          <w:p>
+            <w:pPr>
+              <w:pStyle w:val="Compact"/>
+            </w:pPr>
+            <w:r>
+              <w:rPr>
+                <w:rStyle w:val="VerbatimChar"/>
+              </w:rPr>
+              <w:t xml:space="preserve">wards.csv</w:t>
+            </w:r>
+          </w:p>
+        </w:tc>
+        <w:tc>
+          <w:tcPr/>
+          <w:p>
+            <w:pPr>
+              <w:pStyle w:val="Compact"/>
+            </w:pPr>
+            <w:r>
+              <w:t xml:space="preserve">40</w:t>
+            </w:r>
+          </w:p>
+        </w:tc>
+        <w:tc>
+          <w:tcPr/>
+          <w:p>
+            <w:pPr>
+              <w:pStyle w:val="Compact"/>
+            </w:pPr>
+            <w:r>
+              <w:t xml:space="preserve">1.03, filtered by LGA</w:t>
+            </w:r>
+          </w:p>
+        </w:tc>
+      </w:tr>
+      <w:tr>
+        <w:tc>
+          <w:tcPr/>
+          <w:p>
+            <w:pPr>
+              <w:pStyle w:val="Compact"/>
+            </w:pPr>
+            <w:r>
+              <w:rPr>
+                <w:rStyle w:val="VerbatimChar"/>
+              </w:rPr>
+              <w:t xml:space="preserve">settlements.csv</w:t>
+            </w:r>
+          </w:p>
+        </w:tc>
+        <w:tc>
+          <w:tcPr/>
+          <w:p>
+            <w:pPr>
+              <w:pStyle w:val="Compact"/>
+            </w:pPr>
+            <w:r>
+              <w:t xml:space="preserve">2,524</w:t>
+            </w:r>
+          </w:p>
+        </w:tc>
+        <w:tc>
+          <w:tcPr/>
+          <w:p>
+            <w:pPr>
+              <w:pStyle w:val="Compact"/>
+            </w:pPr>
+            <w:r>
+              <w:t xml:space="preserve">1.04, filtered by ward</w:t>
+            </w:r>
+          </w:p>
+        </w:tc>
+      </w:tr>
+      <w:tr>
+        <w:tc>
+          <w:tcPr/>
+          <w:p>
+            <w:pPr>
+              <w:pStyle w:val="Compact"/>
+            </w:pPr>
+            <w:r>
+              <w:rPr>
+                <w:rStyle w:val="VerbatimChar"/>
+              </w:rPr>
+              <w:t xml:space="preserve">staff_roster.csv</w:t>
+            </w:r>
+          </w:p>
+        </w:tc>
+        <w:tc>
+          <w:tcPr/>
+          <w:p>
+            <w:pPr>
+              <w:pStyle w:val="Compact"/>
+            </w:pPr>
+            <w:r>
+              <w:t xml:space="preserve">120</w:t>
+            </w:r>
+          </w:p>
+        </w:tc>
+        <w:tc>
+          <w:tcPr/>
+          <w:p>
+            <w:pPr>
+              <w:pStyle w:val="Compact"/>
+            </w:pPr>
+            <w:r>
+              <w:t xml:space="preserve">enumerator sign-in, PIN, supervisor at 7.04</w:t>
+            </w:r>
+          </w:p>
+        </w:tc>
+      </w:tr>
+      <w:tr>
+        <w:tc>
+          <w:tcPr/>
+          <w:p>
+            <w:pPr>
+              <w:pStyle w:val="Compact"/>
+            </w:pPr>
+            <w:r>
+              <w:rPr>
+                <w:rStyle w:val="VerbatimChar"/>
+              </w:rPr>
+              <w:t xml:space="preserve">previous_round_households.csv</w:t>
+            </w:r>
+          </w:p>
+        </w:tc>
+        <w:tc>
+          <w:tcPr/>
+          <w:p>
+            <w:pPr>
+              <w:pStyle w:val="Compact"/>
+            </w:pPr>
+            <w:r>
+              <w:t xml:space="preserve">3,982</w:t>
+            </w:r>
+          </w:p>
+        </w:tc>
+        <w:tc>
+          <w:tcPr/>
+          <w:p>
+            <w:pPr>
+              <w:pStyle w:val="Compact"/>
+            </w:pPr>
+            <w:r>
+              <w:t xml:space="preserve">1.13, filtered by settlement</w:t>
+            </w:r>
+          </w:p>
+        </w:tc>
+      </w:tr>
+      <w:tr>
+        <w:tc>
+          <w:tcPr/>
+          <w:p>
+            <w:pPr>
+              <w:pStyle w:val="Compact"/>
+            </w:pPr>
+            <w:r>
+              <w:rPr>
+                <w:rStyle w:val="VerbatimChar"/>
+              </w:rPr>
+              <w:t xml:space="preserve">specimen_label_allocation.csv</w:t>
+            </w:r>
+          </w:p>
+        </w:tc>
+        <w:tc>
+          <w:tcPr/>
+          <w:p>
+            <w:pPr>
+              <w:pStyle w:val="Compact"/>
+            </w:pPr>
+            <w:r>
+              <w:t xml:space="preserve">24</w:t>
+            </w:r>
+          </w:p>
+        </w:tc>
+        <w:tc>
+          <w:tcPr/>
+          <w:p>
+            <w:pPr>
+              <w:pStyle w:val="Compact"/>
+            </w:pPr>
+            <w:r>
+              <w:t xml:space="preserve">label-range constraint at 5.03</w:t>
+            </w:r>
+          </w:p>
+        </w:tc>
+      </w:tr>
+      <w:tr>
+        <w:tc>
+          <w:tcPr/>
+          <w:p>
+            <w:pPr>
+              <w:pStyle w:val="Compact"/>
+            </w:pPr>
+            <w:r>
+              <w:rPr>
+                <w:rStyle w:val="VerbatimChar"/>
+              </w:rPr>
+              <w:t xml:space="preserve">medicines.csv</w:t>
+            </w:r>
+          </w:p>
+        </w:tc>
+        <w:tc>
+          <w:tcPr/>
+          <w:p>
+            <w:pPr>
+              <w:pStyle w:val="Compact"/>
+            </w:pPr>
+            <w:r>
+              <w:t xml:space="preserve">23</w:t>
+            </w:r>
+          </w:p>
+        </w:tc>
+        <w:tc>
+          <w:tcPr/>
+          <w:p>
+            <w:pPr>
+              <w:pStyle w:val="Compact"/>
+            </w:pPr>
+            <w:r>
+              <w:t xml:space="preserve">4.13 -</w:t>
             </w:r>
             <w:r>
               <w:t xml:space="preserve"> </w:t>
@@ -29727,53 +29895,425 @@
                 <w:b/>
                 <w:bCs/>
               </w:rPr>
-              <w:t xml:space="preserve">parses the whole codelist into memory</w:t>
-            </w:r>
-          </w:p>
-        </w:tc>
-        <w:tc>
-          <w:tcPr/>
-          <w:p>
-            <w:pPr>
-              <w:pStyle w:val="Compact"/>
-            </w:pPr>
-            <w:r>
-              <w:t xml:space="preserve">Nothing - the file was imported once</w:t>
-            </w:r>
-          </w:p>
-        </w:tc>
-      </w:tr>
-      <w:tr>
-        <w:tc>
-          <w:tcPr/>
-          <w:p>
-            <w:pPr>
-              <w:pStyle w:val="Compact"/>
-            </w:pPr>
-            <w:r>
-              <w:t xml:space="preserve">First use</w:t>
-            </w:r>
-          </w:p>
-        </w:tc>
-        <w:tc>
-          <w:tcPr/>
-          <w:p>
-            <w:pPr>
-              <w:pStyle w:val="Compact"/>
-            </w:pPr>
-            <w:r>
-              <w:t xml:space="preserve">-</w:t>
-            </w:r>
-          </w:p>
-        </w:tc>
-        <w:tc>
-          <w:tcPr/>
-          <w:p>
-            <w:pPr>
-              <w:pStyle w:val="Compact"/>
-            </w:pPr>
-            <w:r>
-              <w:t xml:space="preserve">Collect imports the CSV into its local</w:t>
+              <w:t xml:space="preserve">placeholder, see defect E1</w:t>
+            </w:r>
+          </w:p>
+        </w:tc>
+      </w:tr>
+    </w:tbl>
+    <w:p>
+      <w:pPr>
+        <w:pStyle w:val="BodyText"/>
+      </w:pPr>
+      <w:r>
+        <w:t xml:space="preserve">Built by</w:t>
+      </w:r>
+      <w:r>
+        <w:t xml:space="preserve"> </w:t>
+      </w:r>
+      <w:r>
+        <w:rPr>
+          <w:rStyle w:val="VerbatimChar"/>
+        </w:rPr>
+        <w:t xml:space="preserve">python part2_q3/prepare_media.py</w:t>
+      </w:r>
+      <w:r>
+        <w:t xml:space="preserve">, which reads the supplied reference</w:t>
+      </w:r>
+      <w:r>
+        <w:t xml:space="preserve"> </w:t>
+      </w:r>
+      <w:r>
+        <w:t xml:space="preserve">files and</w:t>
+      </w:r>
+      <w:r>
+        <w:t xml:space="preserve"> </w:t>
+      </w:r>
+      <w:r>
+        <w:rPr>
+          <w:b/>
+          <w:bCs/>
+        </w:rPr>
+        <w:t xml:space="preserve">never modifies them</w:t>
+      </w:r>
+      <w:r>
+        <w:t xml:space="preserve">.</w:t>
+      </w:r>
+    </w:p>
+    <w:bookmarkEnd w:id="165"/>
+    <w:bookmarkStart w:id="166" w:name="known-limitation-of-this-validation"/>
+    <w:p>
+      <w:pPr>
+        <w:pStyle w:val="Heading2"/>
+      </w:pPr>
+      <w:r>
+        <w:t xml:space="preserve">Known limitation of this validation</w:t>
+      </w:r>
+    </w:p>
+    <w:p>
+      <w:pPr>
+        <w:pStyle w:val="FirstParagraph"/>
+      </w:pPr>
+      <w:r>
+        <w:t xml:space="preserve">None of the above proves the form behaves correctly for a</w:t>
+      </w:r>
+      <w:r>
+        <w:t xml:space="preserve"> </w:t>
+      </w:r>
+      <w:r>
+        <w:rPr>
+          <w:i/>
+          <w:iCs/>
+        </w:rPr>
+        <w:t xml:space="preserve">respondent</w:t>
+      </w:r>
+      <w:r>
+        <w:t xml:space="preserve"> </w:t>
+      </w:r>
+      <w:r>
+        <w:t xml:space="preserve">- only</w:t>
+      </w:r>
+      <w:r>
+        <w:t xml:space="preserve"> </w:t>
+      </w:r>
+      <w:r>
+        <w:t xml:space="preserve">that it loads and that its references resolve. Behavioural correctness is</w:t>
+      </w:r>
+      <w:r>
+        <w:t xml:space="preserve"> </w:t>
+      </w:r>
+      <w:r>
+        <w:t xml:space="preserve">covered by the test plan in</w:t>
+      </w:r>
+      <w:r>
+        <w:t xml:space="preserve"> </w:t>
+      </w:r>
+      <w:r>
+        <w:rPr>
+          <w:rStyle w:val="VerbatimChar"/>
+        </w:rPr>
+        <w:t xml:space="preserve">test_plan.md</w:t>
+      </w:r>
+      <w:r>
+        <w:t xml:space="preserve">, which specifies expected results for</w:t>
+      </w:r>
+      <w:r>
+        <w:t xml:space="preserve"> </w:t>
+      </w:r>
+      <w:r>
+        <w:t xml:space="preserve">boundary and negative cases, including the specimen eligibility cut, the</w:t>
+      </w:r>
+      <w:r>
+        <w:t xml:space="preserve"> </w:t>
+      </w:r>
+      <w:r>
+        <w:t xml:space="preserve">measurement position change, the ends of every range, a date outside the</w:t>
+      </w:r>
+      <w:r>
+        <w:t xml:space="preserve"> </w:t>
+      </w:r>
+      <w:r>
+        <w:t xml:space="preserve">fieldwork window, and a roster that disagrees with the stated household size.</w:t>
+      </w:r>
+    </w:p>
+    <w:p>
+      <w:pPr>
+        <w:pStyle w:val="BodyText"/>
+      </w:pPr>
+      <w:r>
+        <w:rPr>
+          <w:b/>
+          <w:bCs/>
+        </w:rPr>
+        <w:t xml:space="preserve">Those test cases have been specified but not executed against a running</w:t>
+      </w:r>
+      <w:r>
+        <w:rPr>
+          <w:b/>
+          <w:bCs/>
+        </w:rPr>
+        <w:t xml:space="preserve"> </w:t>
+      </w:r>
+      <w:r>
+        <w:rPr>
+          <w:b/>
+          <w:bCs/>
+        </w:rPr>
+        <w:t xml:space="preserve">instance</w:t>
+      </w:r>
+      <w:r>
+        <w:t xml:space="preserve">, since no ODK Central project was available inside the submission</w:t>
+      </w:r>
+      <w:r>
+        <w:t xml:space="preserve"> </w:t>
+      </w:r>
+      <w:r>
+        <w:t xml:space="preserve">window. That is stated plainly here rather than left to be assumed: a test plan</w:t>
+      </w:r>
+      <w:r>
+        <w:t xml:space="preserve"> </w:t>
+      </w:r>
+      <w:r>
+        <w:t xml:space="preserve">that has been written is not a test plan that has been run.</w:t>
+      </w:r>
+    </w:p>
+    <w:p>
+      <w:r>
+        <w:br w:type="page"/>
+      </w:r>
+    </w:p>
+    <w:bookmarkEnd w:id="166"/>
+    <w:bookmarkEnd w:id="167"/>
+    <w:bookmarkStart w:id="177" w:name="Xb279bc2f7cb6dea5f8aa811765079edcf3383e9"/>
+    <w:p>
+      <w:pPr>
+        <w:pStyle w:val="Heading1"/>
+      </w:pPr>
+      <w:r>
+        <w:t xml:space="preserve">Serving 2,524 settlements to a 2 GB tablet (F6)</w:t>
+      </w:r>
+    </w:p>
+    <w:p>
+      <w:pPr>
+        <w:pStyle w:val="FirstParagraph"/>
+      </w:pPr>
+      <w:r>
+        <w:t xml:space="preserve">The question rules out the easy answer in advance:</w:t>
+      </w:r>
+      <w:r>
+        <w:t xml:space="preserve"> </w:t>
+      </w:r>
+      <w:r>
+        <w:rPr>
+          <w:i/>
+          <w:iCs/>
+        </w:rPr>
+        <w:t xml:space="preserve">“A choices worksheet is not</w:t>
+      </w:r>
+      <w:r>
+        <w:rPr>
+          <w:i/>
+          <w:iCs/>
+        </w:rPr>
+        <w:t xml:space="preserve"> </w:t>
+      </w:r>
+      <w:r>
+        <w:rPr>
+          <w:i/>
+          <w:iCs/>
+        </w:rPr>
+        <w:t xml:space="preserve">an acceptable answer, and saying so is not sufficient; describe the mechanism</w:t>
+      </w:r>
+      <w:r>
+        <w:rPr>
+          <w:i/>
+          <w:iCs/>
+        </w:rPr>
+        <w:t xml:space="preserve"> </w:t>
+      </w:r>
+      <w:r>
+        <w:rPr>
+          <w:i/>
+          <w:iCs/>
+        </w:rPr>
+        <w:t xml:space="preserve">you used instead.”</w:t>
+      </w:r>
+    </w:p>
+    <w:bookmarkStart w:id="168" w:name="the-mechanism"/>
+    <w:p>
+      <w:pPr>
+        <w:pStyle w:val="Heading2"/>
+      </w:pPr>
+      <w:r>
+        <w:t xml:space="preserve">The mechanism</w:t>
+      </w:r>
+    </w:p>
+    <w:p>
+      <w:pPr>
+        <w:pStyle w:val="FirstParagraph"/>
+      </w:pPr>
+      <w:r>
+        <w:t xml:space="preserve">The settlement list is delivered as an</w:t>
+      </w:r>
+      <w:r>
+        <w:t xml:space="preserve"> </w:t>
+      </w:r>
+      <w:r>
+        <w:rPr>
+          <w:b/>
+          <w:bCs/>
+        </w:rPr>
+        <w:t xml:space="preserve">external CSV attached to the form as</w:t>
+      </w:r>
+      <w:r>
+        <w:rPr>
+          <w:b/>
+          <w:bCs/>
+        </w:rPr>
+        <w:t xml:space="preserve"> </w:t>
+      </w:r>
+      <w:r>
+        <w:rPr>
+          <w:b/>
+          <w:bCs/>
+        </w:rPr>
+        <w:t xml:space="preserve">media</w:t>
+      </w:r>
+      <w:r>
+        <w:t xml:space="preserve">, and referenced with</w:t>
+      </w:r>
+      <w:r>
+        <w:t xml:space="preserve"> </w:t>
+      </w:r>
+      <w:r>
+        <w:rPr>
+          <w:rStyle w:val="VerbatimChar"/>
+          <w:b/>
+          <w:bCs/>
+        </w:rPr>
+        <w:t xml:space="preserve">select_one_from_file settlements.csv</w:t>
+      </w:r>
+      <w:r>
+        <w:t xml:space="preserve">. The</w:t>
+      </w:r>
+      <w:r>
+        <w:t xml:space="preserve"> </w:t>
+      </w:r>
+      <w:r>
+        <w:t xml:space="preserve">cascade from LGA to ward to settlement is expressed as a</w:t>
+      </w:r>
+      <w:r>
+        <w:t xml:space="preserve"> </w:t>
+      </w:r>
+      <w:r>
+        <w:rPr>
+          <w:rStyle w:val="VerbatimChar"/>
+        </w:rPr>
+        <w:t xml:space="preserve">choice_filter</w:t>
+      </w:r>
+      <w:r>
+        <w:t xml:space="preserve"> </w:t>
+      </w:r>
+      <w:r>
+        <w:t xml:space="preserve">on</w:t>
+      </w:r>
+      <w:r>
+        <w:t xml:space="preserve"> </w:t>
+      </w:r>
+      <w:r>
+        <w:t xml:space="preserve">those external files.</w:t>
+      </w:r>
+    </w:p>
+    <w:p>
+      <w:pPr>
+        <w:pStyle w:val="BodyText"/>
+      </w:pPr>
+      <w:r>
+        <w:t xml:space="preserve">The difference from a choices worksheet is architectural, not cosmetic:</w:t>
+      </w:r>
+    </w:p>
+    <w:tbl>
+      <w:tblPr>
+        <w:tblStyle w:val="Table"/>
+        <w:tblW w:type="pct" w:w="5000"/>
+        <w:tblLayout w:type="fixed"/>
+        <w:tblLook w:firstRow="1" w:lastRow="0" w:firstColumn="0" w:lastColumn="0" w:noHBand="0" w:noVBand="0" w:val="0020"/>
+      </w:tblPr>
+      <w:tblGrid>
+        <w:gridCol w:w="2640"/>
+        <w:gridCol w:w="2640"/>
+        <w:gridCol w:w="2640"/>
+      </w:tblGrid>
+      <w:tr>
+        <w:trPr>
+          <w:tblHeader w:val="on"/>
+        </w:trPr>
+        <w:tc>
+          <w:tcPr/>
+          <w:p>
+            <w:pPr>
+              <w:pStyle w:val="Compact"/>
+            </w:pPr>
+          </w:p>
+        </w:tc>
+        <w:tc>
+          <w:tcPr/>
+          <w:p>
+            <w:pPr>
+              <w:pStyle w:val="Compact"/>
+            </w:pPr>
+            <w:r>
+              <w:t xml:space="preserve">Choices worksheet</w:t>
+            </w:r>
+          </w:p>
+        </w:tc>
+        <w:tc>
+          <w:tcPr/>
+          <w:p>
+            <w:pPr>
+              <w:pStyle w:val="Compact"/>
+            </w:pPr>
+            <w:r>
+              <w:t xml:space="preserve">External CSV media</w:t>
+            </w:r>
+          </w:p>
+        </w:tc>
+      </w:tr>
+      <w:tr>
+        <w:tc>
+          <w:tcPr/>
+          <w:p>
+            <w:pPr>
+              <w:pStyle w:val="Compact"/>
+            </w:pPr>
+            <w:r>
+              <w:t xml:space="preserve">Where the options live</w:t>
+            </w:r>
+          </w:p>
+        </w:tc>
+        <w:tc>
+          <w:tcPr/>
+          <w:p>
+            <w:pPr>
+              <w:pStyle w:val="Compact"/>
+            </w:pPr>
+            <w:r>
+              <w:t xml:space="preserve">Compiled into the form definition itself</w:t>
+            </w:r>
+          </w:p>
+        </w:tc>
+        <w:tc>
+          <w:tcPr/>
+          <w:p>
+            <w:pPr>
+              <w:pStyle w:val="Compact"/>
+            </w:pPr>
+            <w:r>
+              <w:t xml:space="preserve">A separate file attached to the form</w:t>
+            </w:r>
+          </w:p>
+        </w:tc>
+      </w:tr>
+      <w:tr>
+        <w:tc>
+          <w:tcPr/>
+          <w:p>
+            <w:pPr>
+              <w:pStyle w:val="Compact"/>
+            </w:pPr>
+            <w:r>
+              <w:t xml:space="preserve">What happens on open</w:t>
+            </w:r>
+          </w:p>
+        </w:tc>
+        <w:tc>
+          <w:tcPr/>
+          <w:p>
+            <w:pPr>
+              <w:pStyle w:val="Compact"/>
+            </w:pPr>
+            <w:r>
+              <w:t xml:space="preserve">ODK Collect</w:t>
             </w:r>
             <w:r>
               <w:t xml:space="preserve"> </w:t>
@@ -29783,51 +30323,107 @@
                 <w:b/>
                 <w:bCs/>
               </w:rPr>
-              <w:t xml:space="preserve">SQLite</w:t>
+              <w:t xml:space="preserve">parses the whole codelist into memory</w:t>
+            </w:r>
+          </w:p>
+        </w:tc>
+        <w:tc>
+          <w:tcPr/>
+          <w:p>
+            <w:pPr>
+              <w:pStyle w:val="Compact"/>
+            </w:pPr>
+            <w:r>
+              <w:t xml:space="preserve">Nothing - the file was imported once</w:t>
+            </w:r>
+          </w:p>
+        </w:tc>
+      </w:tr>
+      <w:tr>
+        <w:tc>
+          <w:tcPr/>
+          <w:p>
+            <w:pPr>
+              <w:pStyle w:val="Compact"/>
+            </w:pPr>
+            <w:r>
+              <w:t xml:space="preserve">First use</w:t>
+            </w:r>
+          </w:p>
+        </w:tc>
+        <w:tc>
+          <w:tcPr/>
+          <w:p>
+            <w:pPr>
+              <w:pStyle w:val="Compact"/>
+            </w:pPr>
+            <w:r>
+              <w:t xml:space="preserve">-</w:t>
+            </w:r>
+          </w:p>
+        </w:tc>
+        <w:tc>
+          <w:tcPr/>
+          <w:p>
+            <w:pPr>
+              <w:pStyle w:val="Compact"/>
+            </w:pPr>
+            <w:r>
+              <w:t xml:space="preserve">Collect imports the CSV into its local</w:t>
             </w:r>
             <w:r>
               <w:t xml:space="preserve"> </w:t>
             </w:r>
-            <w:r>
-              <w:t xml:space="preserve">database</w:t>
-            </w:r>
-          </w:p>
-        </w:tc>
-      </w:tr>
-      <w:tr>
-        <w:tc>
-          <w:tcPr/>
-          <w:p>
-            <w:pPr>
-              <w:pStyle w:val="Compact"/>
-            </w:pPr>
-            <w:r>
-              <w:t xml:space="preserve">Every use after</w:t>
-            </w:r>
-          </w:p>
-        </w:tc>
-        <w:tc>
-          <w:tcPr/>
-          <w:p>
-            <w:pPr>
-              <w:pStyle w:val="Compact"/>
-            </w:pPr>
-            <w:r>
-              <w:t xml:space="preserve">Walks an in-memory list</w:t>
-            </w:r>
-          </w:p>
-        </w:tc>
-        <w:tc>
-          <w:tcPr/>
-          <w:p>
-            <w:pPr>
-              <w:pStyle w:val="Compact"/>
-            </w:pPr>
             <w:r>
               <w:rPr>
                 <w:b/>
                 <w:bCs/>
               </w:rPr>
+              <w:t xml:space="preserve">SQLite</w:t>
+            </w:r>
+            <w:r>
+              <w:t xml:space="preserve"> </w:t>
+            </w:r>
+            <w:r>
+              <w:t xml:space="preserve">database</w:t>
+            </w:r>
+          </w:p>
+        </w:tc>
+      </w:tr>
+      <w:tr>
+        <w:tc>
+          <w:tcPr/>
+          <w:p>
+            <w:pPr>
+              <w:pStyle w:val="Compact"/>
+            </w:pPr>
+            <w:r>
+              <w:t xml:space="preserve">Every use after</w:t>
+            </w:r>
+          </w:p>
+        </w:tc>
+        <w:tc>
+          <w:tcPr/>
+          <w:p>
+            <w:pPr>
+              <w:pStyle w:val="Compact"/>
+            </w:pPr>
+            <w:r>
+              <w:t xml:space="preserve">Walks an in-memory list</w:t>
+            </w:r>
+          </w:p>
+        </w:tc>
+        <w:tc>
+          <w:tcPr/>
+          <w:p>
+            <w:pPr>
+              <w:pStyle w:val="Compact"/>
+            </w:pPr>
+            <w:r>
+              <w:rPr>
+                <w:b/>
+                <w:bCs/>
+              </w:rPr>
               <w:t xml:space="preserve">Indexed query</w:t>
             </w:r>
             <w:r>
@@ -29936,8 +30532,8 @@
         <w:t xml:space="preserve">the length of one question.</w:t>
       </w:r>
     </w:p>
-    <w:bookmarkEnd w:id="166"/>
-    <w:bookmarkStart w:id="167" w:name="what-that-costs-and-what-it-buys"/>
+    <w:bookmarkEnd w:id="168"/>
+    <w:bookmarkStart w:id="169" w:name="what-that-costs-and-what-it-buys"/>
     <w:p>
       <w:pPr>
         <w:pStyle w:val="Heading2"/>
@@ -30453,8 +31049,8 @@
         <w:t xml:space="preserve">.</w:t>
       </w:r>
     </w:p>
-    <w:bookmarkEnd w:id="167"/>
-    <w:bookmarkStart w:id="173" w:name="what-i-rejected-and-why"/>
+    <w:bookmarkEnd w:id="169"/>
+    <w:bookmarkStart w:id="175" w:name="what-i-rejected-and-why"/>
     <w:p>
       <w:pPr>
         <w:pStyle w:val="Heading2"/>
@@ -30463,7 +31059,7 @@
         <w:t xml:space="preserve">What I rejected, and why</w:t>
       </w:r>
     </w:p>
-    <w:bookmarkStart w:id="168" w:name="Xbc5733952f15259284b5c8e448757339269bc10"/>
+    <w:bookmarkStart w:id="170" w:name="Xbc5733952f15259284b5c8e448757339269bc10"/>
     <w:p>
       <w:pPr>
         <w:pStyle w:val="Heading3"/>
@@ -30595,8 +31191,8 @@
         <w:t xml:space="preserve">: it can be replaced without touching the form’s logic.</w:t>
       </w:r>
     </w:p>
-    <w:bookmarkEnd w:id="168"/>
-    <w:bookmarkStart w:id="169" w:name="the-search-appearance"/>
+    <w:bookmarkEnd w:id="170"/>
+    <w:bookmarkStart w:id="171" w:name="the-search-appearance"/>
     <w:p>
       <w:pPr>
         <w:pStyle w:val="Heading3"/>
@@ -30679,8 +31275,8 @@
         <w:t xml:space="preserve">is the supported replacement and works in both.</w:t>
       </w:r>
     </w:p>
-    <w:bookmarkEnd w:id="169"/>
-    <w:bookmarkStart w:id="170" w:name="Xd32f76c252a6eefdf8100ec114a4e4278b6cca5"/>
+    <w:bookmarkEnd w:id="171"/>
+    <w:bookmarkStart w:id="172" w:name="Xd32f76c252a6eefdf8100ec114a4e4278b6cca5"/>
     <w:p>
       <w:pPr>
         <w:pStyle w:val="Heading3"/>
@@ -30810,8 +31406,8 @@
         <w:t xml:space="preserve">of a structural complication that lasts for the whole round.</w:t>
       </w:r>
     </w:p>
-    <w:bookmarkEnd w:id="170"/>
-    <w:bookmarkStart w:id="171" w:name="a-live-server-lookup"/>
+    <w:bookmarkEnd w:id="172"/>
+    <w:bookmarkStart w:id="173" w:name="a-live-server-lookup"/>
     <w:p>
       <w:pPr>
         <w:pStyle w:val="Heading3"/>
@@ -30864,8 +31460,8 @@
         <w:t xml:space="preserve">deployments might expect.</w:t>
       </w:r>
     </w:p>
-    <w:bookmarkEnd w:id="171"/>
-    <w:bookmarkStart w:id="172" w:name="X6389cfeba19ba1c7855d405c594bdc836444be0"/>
+    <w:bookmarkEnd w:id="173"/>
+    <w:bookmarkStart w:id="174" w:name="X6389cfeba19ba1c7855d405c594bdc836444be0"/>
     <w:p>
       <w:pPr>
         <w:pStyle w:val="Heading3"/>
@@ -31056,170 +31652,170 @@
         <w:t xml:space="preserve">is.</w:t>
       </w:r>
     </w:p>
-    <w:bookmarkEnd w:id="172"/>
-    <w:bookmarkEnd w:id="173"/>
-    <w:bookmarkStart w:id="174" w:name="the-check-that-keeps-this-honest"/>
-    <w:p>
-      <w:pPr>
-        <w:pStyle w:val="Heading2"/>
-      </w:pPr>
-      <w:r>
-        <w:t xml:space="preserve">The check that keeps this honest</w:t>
-      </w:r>
-    </w:p>
-    <w:p>
-      <w:pPr>
-        <w:pStyle w:val="FirstParagraph"/>
-      </w:pPr>
-      <w:r>
-        <w:t xml:space="preserve">External media introduces a failure mode that a choices worksheet does not have:</w:t>
-      </w:r>
-      <w:r>
-        <w:t xml:space="preserve"> </w:t>
-      </w:r>
-      <w:r>
-        <w:rPr>
-          <w:b/>
-          <w:bCs/>
-        </w:rPr>
-        <w:t xml:space="preserve">the form can reference a file that is not there, or a column that does not</w:t>
-      </w:r>
-      <w:r>
-        <w:rPr>
-          <w:b/>
-          <w:bCs/>
-        </w:rPr>
-        <w:t xml:space="preserve"> </w:t>
-      </w:r>
-      <w:r>
-        <w:rPr>
-          <w:b/>
-          <w:bCs/>
-        </w:rPr>
-        <w:t xml:space="preserve">exist, and still convert and validate cleanly.</w:t>
-      </w:r>
-    </w:p>
-    <w:p>
-      <w:pPr>
-        <w:pStyle w:val="BodyText"/>
-      </w:pPr>
-      <w:r>
-        <w:t xml:space="preserve">That happened twice in this build.</w:t>
-      </w:r>
-      <w:r>
-        <w:t xml:space="preserve"> </w:t>
-      </w:r>
-      <w:r>
-        <w:rPr>
-          <w:rStyle w:val="VerbatimChar"/>
-        </w:rPr>
-        <w:t xml:space="preserve">validate_media.py</w:t>
-      </w:r>
-      <w:r>
-        <w:t xml:space="preserve"> </w:t>
-      </w:r>
-      <w:r>
-        <w:t xml:space="preserve">now checks, on every</w:t>
-      </w:r>
-      <w:r>
-        <w:t xml:space="preserve"> </w:t>
-      </w:r>
-      <w:r>
-        <w:t xml:space="preserve">rebuild, that every</w:t>
-      </w:r>
-      <w:r>
-        <w:t xml:space="preserve"> </w:t>
-      </w:r>
-      <w:r>
-        <w:rPr>
-          <w:rStyle w:val="VerbatimChar"/>
-        </w:rPr>
-        <w:t xml:space="preserve">instance()</w:t>
-      </w:r>
-      <w:r>
-        <w:t xml:space="preserve"> </w:t>
-      </w:r>
-      <w:r>
-        <w:t xml:space="preserve">call resolves to a declared instance, every</w:t>
-      </w:r>
-      <w:r>
-        <w:t xml:space="preserve"> </w:t>
-      </w:r>
-      <w:r>
-        <w:t xml:space="preserve">declared media file exists, each has the</w:t>
-      </w:r>
-      <w:r>
-        <w:t xml:space="preserve"> </w:t>
-      </w:r>
-      <w:r>
-        <w:rPr>
-          <w:rStyle w:val="VerbatimChar"/>
-        </w:rPr>
-        <w:t xml:space="preserve">name</w:t>
-      </w:r>
-      <w:r>
-        <w:t xml:space="preserve"> </w:t>
-      </w:r>
-      <w:r>
-        <w:t xml:space="preserve">and</w:t>
-      </w:r>
-      <w:r>
-        <w:t xml:space="preserve"> </w:t>
-      </w:r>
-      <w:r>
-        <w:rPr>
-          <w:rStyle w:val="VerbatimChar"/>
-        </w:rPr>
-        <w:t xml:space="preserve">label</w:t>
-      </w:r>
-      <w:r>
-        <w:t xml:space="preserve"> </w:t>
-      </w:r>
-      <w:r>
-        <w:t xml:space="preserve">columns</w:t>
-      </w:r>
-      <w:r>
-        <w:t xml:space="preserve"> </w:t>
-      </w:r>
-      <w:r>
-        <w:rPr>
-          <w:rStyle w:val="VerbatimChar"/>
-        </w:rPr>
-        <w:t xml:space="preserve">select_one_from_file</w:t>
-      </w:r>
-      <w:r>
-        <w:t xml:space="preserve"> </w:t>
-      </w:r>
-      <w:r>
-        <w:t xml:space="preserve">requires, and every column named in a path is present in</w:t>
-      </w:r>
-      <w:r>
-        <w:t xml:space="preserve"> </w:t>
-      </w:r>
-      <w:r>
-        <w:t xml:space="preserve">that CSV. See</w:t>
-      </w:r>
-      <w:r>
-        <w:t xml:space="preserve"> </w:t>
-      </w:r>
-      <w:r>
-        <w:rPr>
-          <w:rStyle w:val="VerbatimChar"/>
-        </w:rPr>
-        <w:t xml:space="preserve">validation.md</w:t>
-      </w:r>
-      <w:r>
-        <w:t xml:space="preserve">.</w:t>
-      </w:r>
-    </w:p>
-    <w:p>
-      <w:r>
-        <w:br w:type="page"/>
-      </w:r>
-    </w:p>
     <w:bookmarkEnd w:id="174"/>
     <w:bookmarkEnd w:id="175"/>
-    <w:bookmarkStart w:id="203" w:name="test-plan---form-hh2026v1"/>
+    <w:bookmarkStart w:id="176" w:name="the-check-that-keeps-this-honest"/>
+    <w:p>
+      <w:pPr>
+        <w:pStyle w:val="Heading2"/>
+      </w:pPr>
+      <w:r>
+        <w:t xml:space="preserve">The check that keeps this honest</w:t>
+      </w:r>
+    </w:p>
+    <w:p>
+      <w:pPr>
+        <w:pStyle w:val="FirstParagraph"/>
+      </w:pPr>
+      <w:r>
+        <w:t xml:space="preserve">External media introduces a failure mode that a choices worksheet does not have:</w:t>
+      </w:r>
+      <w:r>
+        <w:t xml:space="preserve"> </w:t>
+      </w:r>
+      <w:r>
+        <w:rPr>
+          <w:b/>
+          <w:bCs/>
+        </w:rPr>
+        <w:t xml:space="preserve">the form can reference a file that is not there, or a column that does not</w:t>
+      </w:r>
+      <w:r>
+        <w:rPr>
+          <w:b/>
+          <w:bCs/>
+        </w:rPr>
+        <w:t xml:space="preserve"> </w:t>
+      </w:r>
+      <w:r>
+        <w:rPr>
+          <w:b/>
+          <w:bCs/>
+        </w:rPr>
+        <w:t xml:space="preserve">exist, and still convert and validate cleanly.</w:t>
+      </w:r>
+    </w:p>
+    <w:p>
+      <w:pPr>
+        <w:pStyle w:val="BodyText"/>
+      </w:pPr>
+      <w:r>
+        <w:t xml:space="preserve">That happened twice in this build.</w:t>
+      </w:r>
+      <w:r>
+        <w:t xml:space="preserve"> </w:t>
+      </w:r>
+      <w:r>
+        <w:rPr>
+          <w:rStyle w:val="VerbatimChar"/>
+        </w:rPr>
+        <w:t xml:space="preserve">validate_media.py</w:t>
+      </w:r>
+      <w:r>
+        <w:t xml:space="preserve"> </w:t>
+      </w:r>
+      <w:r>
+        <w:t xml:space="preserve">now checks, on every</w:t>
+      </w:r>
+      <w:r>
+        <w:t xml:space="preserve"> </w:t>
+      </w:r>
+      <w:r>
+        <w:t xml:space="preserve">rebuild, that every</w:t>
+      </w:r>
+      <w:r>
+        <w:t xml:space="preserve"> </w:t>
+      </w:r>
+      <w:r>
+        <w:rPr>
+          <w:rStyle w:val="VerbatimChar"/>
+        </w:rPr>
+        <w:t xml:space="preserve">instance()</w:t>
+      </w:r>
+      <w:r>
+        <w:t xml:space="preserve"> </w:t>
+      </w:r>
+      <w:r>
+        <w:t xml:space="preserve">call resolves to a declared instance, every</w:t>
+      </w:r>
+      <w:r>
+        <w:t xml:space="preserve"> </w:t>
+      </w:r>
+      <w:r>
+        <w:t xml:space="preserve">declared media file exists, each has the</w:t>
+      </w:r>
+      <w:r>
+        <w:t xml:space="preserve"> </w:t>
+      </w:r>
+      <w:r>
+        <w:rPr>
+          <w:rStyle w:val="VerbatimChar"/>
+        </w:rPr>
+        <w:t xml:space="preserve">name</w:t>
+      </w:r>
+      <w:r>
+        <w:t xml:space="preserve"> </w:t>
+      </w:r>
+      <w:r>
+        <w:t xml:space="preserve">and</w:t>
+      </w:r>
+      <w:r>
+        <w:t xml:space="preserve"> </w:t>
+      </w:r>
+      <w:r>
+        <w:rPr>
+          <w:rStyle w:val="VerbatimChar"/>
+        </w:rPr>
+        <w:t xml:space="preserve">label</w:t>
+      </w:r>
+      <w:r>
+        <w:t xml:space="preserve"> </w:t>
+      </w:r>
+      <w:r>
+        <w:t xml:space="preserve">columns</w:t>
+      </w:r>
+      <w:r>
+        <w:t xml:space="preserve"> </w:t>
+      </w:r>
+      <w:r>
+        <w:rPr>
+          <w:rStyle w:val="VerbatimChar"/>
+        </w:rPr>
+        <w:t xml:space="preserve">select_one_from_file</w:t>
+      </w:r>
+      <w:r>
+        <w:t xml:space="preserve"> </w:t>
+      </w:r>
+      <w:r>
+        <w:t xml:space="preserve">requires, and every column named in a path is present in</w:t>
+      </w:r>
+      <w:r>
+        <w:t xml:space="preserve"> </w:t>
+      </w:r>
+      <w:r>
+        <w:t xml:space="preserve">that CSV. See</w:t>
+      </w:r>
+      <w:r>
+        <w:t xml:space="preserve"> </w:t>
+      </w:r>
+      <w:r>
+        <w:rPr>
+          <w:rStyle w:val="VerbatimChar"/>
+        </w:rPr>
+        <w:t xml:space="preserve">validation.md</w:t>
+      </w:r>
+      <w:r>
+        <w:t xml:space="preserve">.</w:t>
+      </w:r>
+    </w:p>
+    <w:p>
+      <w:r>
+        <w:br w:type="page"/>
+      </w:r>
+    </w:p>
+    <w:bookmarkEnd w:id="176"/>
+    <w:bookmarkEnd w:id="177"/>
+    <w:bookmarkStart w:id="205" w:name="test-plan---form-hh2026v1"/>
     <w:p>
       <w:pPr>
         <w:pStyle w:val="Heading1"/>
@@ -31300,7 +31896,7 @@
         <w:t xml:space="preserve">- 29 negative, 20 boundary, 5 positive/behavioural.</w:t>
       </w:r>
     </w:p>
-    <w:bookmarkStart w:id="176" w:name="execution-status"/>
+    <w:bookmarkStart w:id="178" w:name="execution-status"/>
     <w:p>
       <w:pPr>
         <w:pStyle w:val="Heading2"/>
@@ -31430,8 +32026,8 @@
         <w:t xml:space="preserve">bottom recording actual against expected.</w:t>
       </w:r>
     </w:p>
-    <w:bookmarkEnd w:id="176"/>
-    <w:bookmarkStart w:id="177" w:name="coverage-of-the-cases-the-question-names"/>
+    <w:bookmarkEnd w:id="178"/>
+    <w:bookmarkStart w:id="179" w:name="coverage-of-the-cases-the-question-names"/>
     <w:p>
       <w:pPr>
         <w:pStyle w:val="Heading2"/>
@@ -31622,8 +32218,8 @@
         </w:tc>
       </w:tr>
     </w:tbl>
-    <w:bookmarkEnd w:id="177"/>
-    <w:bookmarkStart w:id="200" w:name="scenario-cases"/>
+    <w:bookmarkEnd w:id="179"/>
+    <w:bookmarkStart w:id="202" w:name="scenario-cases"/>
     <w:p>
       <w:pPr>
         <w:pStyle w:val="Heading2"/>
@@ -31632,7 +32228,7 @@
         <w:t xml:space="preserve">Scenario cases</w:t>
       </w:r>
     </w:p>
-    <w:bookmarkStart w:id="178" w:name="X018ff9a95ed40f69c21fb7aa896550baa5c6717"/>
+    <w:bookmarkStart w:id="180" w:name="X018ff9a95ed40f69c21fb7aa896550baa5c6717"/>
     <w:p>
       <w:pPr>
         <w:pStyle w:val="Heading3"/>
@@ -31876,8 +32472,8 @@
         </w:tc>
       </w:tr>
     </w:tbl>
-    <w:bookmarkEnd w:id="178"/>
-    <w:bookmarkStart w:id="179" w:name="X8fc3922dad100f0622a79266e704040b30e7078"/>
+    <w:bookmarkEnd w:id="180"/>
+    <w:bookmarkStart w:id="181" w:name="X8fc3922dad100f0622a79266e704040b30e7078"/>
     <w:p>
       <w:pPr>
         <w:pStyle w:val="Heading3"/>
@@ -32121,8 +32717,8 @@
         </w:tc>
       </w:tr>
     </w:tbl>
-    <w:bookmarkEnd w:id="179"/>
-    <w:bookmarkStart w:id="180" w:name="Xda527362b3e9d4fba1cecaed7fbd10a0bac0d78"/>
+    <w:bookmarkEnd w:id="181"/>
+    <w:bookmarkStart w:id="182" w:name="Xda527362b3e9d4fba1cecaed7fbd10a0bac0d78"/>
     <w:p>
       <w:pPr>
         <w:pStyle w:val="Heading3"/>
@@ -32369,8 +32965,8 @@
         </w:tc>
       </w:tr>
     </w:tbl>
-    <w:bookmarkEnd w:id="180"/>
-    <w:bookmarkStart w:id="181" w:name="Xe08289f3e932c84f5bfa11f42f941611ced344d"/>
+    <w:bookmarkEnd w:id="182"/>
+    <w:bookmarkStart w:id="183" w:name="Xe08289f3e932c84f5bfa11f42f941611ced344d"/>
     <w:p>
       <w:pPr>
         <w:pStyle w:val="Heading3"/>
@@ -32617,8 +33213,8 @@
         </w:tc>
       </w:tr>
     </w:tbl>
-    <w:bookmarkEnd w:id="181"/>
-    <w:bookmarkStart w:id="182" w:name="Xaa5404f12032f4d9cd7059293cfaaa8a1fcb29e"/>
+    <w:bookmarkEnd w:id="183"/>
+    <w:bookmarkStart w:id="184" w:name="Xaa5404f12032f4d9cd7059293cfaaa8a1fcb29e"/>
     <w:p>
       <w:pPr>
         <w:pStyle w:val="Heading3"/>
@@ -32852,8 +33448,8 @@
         </w:tc>
       </w:tr>
     </w:tbl>
-    <w:bookmarkEnd w:id="182"/>
-    <w:bookmarkStart w:id="183" w:name="X76b5d31d01cd51a583698b76e395720966b19bd"/>
+    <w:bookmarkEnd w:id="184"/>
+    <w:bookmarkStart w:id="185" w:name="X76b5d31d01cd51a583698b76e395720966b19bd"/>
     <w:p>
       <w:pPr>
         <w:pStyle w:val="Heading3"/>
@@ -33059,8 +33655,8 @@
         </w:tc>
       </w:tr>
     </w:tbl>
-    <w:bookmarkEnd w:id="183"/>
-    <w:bookmarkStart w:id="184" w:name="X18f38807eb1d9f98aca3c1d98f36534c59ec69a"/>
+    <w:bookmarkEnd w:id="185"/>
+    <w:bookmarkStart w:id="186" w:name="X18f38807eb1d9f98aca3c1d98f36534c59ec69a"/>
     <w:p>
       <w:pPr>
         <w:pStyle w:val="Heading3"/>
@@ -33294,8 +33890,8 @@
         </w:tc>
       </w:tr>
     </w:tbl>
-    <w:bookmarkEnd w:id="184"/>
-    <w:bookmarkStart w:id="185" w:name="s08---consent-statement-not-read"/>
+    <w:bookmarkEnd w:id="186"/>
+    <w:bookmarkStart w:id="187" w:name="s08---consent-statement-not-read"/>
     <w:p>
       <w:pPr>
         <w:pStyle w:val="Heading3"/>
@@ -33491,8 +34087,8 @@
         </w:tc>
       </w:tr>
     </w:tbl>
-    <w:bookmarkEnd w:id="185"/>
-    <w:bookmarkStart w:id="186" w:name="Xc53176036fe8576d3f634e89eccf714de46377d"/>
+    <w:bookmarkEnd w:id="187"/>
+    <w:bookmarkStart w:id="188" w:name="Xc53176036fe8576d3f634e89eccf714de46377d"/>
     <w:p>
       <w:pPr>
         <w:pStyle w:val="Heading3"/>
@@ -33716,8 +34312,8 @@
         </w:tc>
       </w:tr>
     </w:tbl>
-    <w:bookmarkEnd w:id="186"/>
-    <w:bookmarkStart w:id="187" w:name="s10---label-from-another-teams-book"/>
+    <w:bookmarkEnd w:id="188"/>
+    <w:bookmarkStart w:id="189" w:name="s10---label-from-another-teams-book"/>
     <w:p>
       <w:pPr>
         <w:pStyle w:val="Heading3"/>
@@ -33941,8 +34537,8 @@
         </w:tc>
       </w:tr>
     </w:tbl>
-    <w:bookmarkEnd w:id="187"/>
-    <w:bookmarkStart w:id="188" w:name="X15e9a8c97da841f574ff900163f7992d92365a3"/>
+    <w:bookmarkEnd w:id="189"/>
+    <w:bookmarkStart w:id="190" w:name="X15e9a8c97da841f574ff900163f7992d92365a3"/>
     <w:p>
       <w:pPr>
         <w:pStyle w:val="Heading3"/>
@@ -34166,8 +34762,8 @@
         </w:tc>
       </w:tr>
     </w:tbl>
-    <w:bookmarkEnd w:id="188"/>
-    <w:bookmarkStart w:id="189" w:name="X7be84cd5310c1c33aec3c90e1b5ac11eb03977a"/>
+    <w:bookmarkEnd w:id="190"/>
+    <w:bookmarkStart w:id="191" w:name="X7be84cd5310c1c33aec3c90e1b5ac11eb03977a"/>
     <w:p>
       <w:pPr>
         <w:pStyle w:val="Heading3"/>
@@ -34391,8 +34987,8 @@
         </w:tc>
       </w:tr>
     </w:tbl>
-    <w:bookmarkEnd w:id="189"/>
-    <w:bookmarkStart w:id="190" w:name="Xb35e71b01bc2e5c9f75db947df3ae2fcf9df576"/>
+    <w:bookmarkEnd w:id="191"/>
+    <w:bookmarkStart w:id="192" w:name="Xb35e71b01bc2e5c9f75db947df3ae2fcf9df576"/>
     <w:p>
       <w:pPr>
         <w:pStyle w:val="Heading3"/>
@@ -34600,8 +35196,8 @@
         </w:tc>
       </w:tr>
     </w:tbl>
-    <w:bookmarkEnd w:id="190"/>
-    <w:bookmarkStart w:id="191" w:name="X70dc0300cb4c2b81d8e34902e6c4dcc80a06a63"/>
+    <w:bookmarkEnd w:id="192"/>
+    <w:bookmarkStart w:id="193" w:name="X70dc0300cb4c2b81d8e34902e6c4dcc80a06a63"/>
     <w:p>
       <w:pPr>
         <w:pStyle w:val="Heading3"/>
@@ -34797,8 +35393,8 @@
         </w:tc>
       </w:tr>
     </w:tbl>
-    <w:bookmarkEnd w:id="191"/>
-    <w:bookmarkStart w:id="192" w:name="X32cfacae09e0e6514e64c7c0c915b221c0d162e"/>
+    <w:bookmarkEnd w:id="193"/>
+    <w:bookmarkStart w:id="194" w:name="X32cfacae09e0e6514e64c7c0c915b221c0d162e"/>
     <w:p>
       <w:pPr>
         <w:pStyle w:val="Heading3"/>
@@ -35021,8 +35617,8 @@
         </w:tc>
       </w:tr>
     </w:tbl>
-    <w:bookmarkEnd w:id="192"/>
-    <w:bookmarkStart w:id="193" w:name="Xfc8e1d28efedbb8a73c595791faf517adf5af82"/>
+    <w:bookmarkEnd w:id="194"/>
+    <w:bookmarkStart w:id="195" w:name="Xfc8e1d28efedbb8a73c595791faf517adf5af82"/>
     <w:p>
       <w:pPr>
         <w:pStyle w:val="Heading3"/>
@@ -35218,8 +35814,8 @@
         </w:tc>
       </w:tr>
     </w:tbl>
-    <w:bookmarkEnd w:id="193"/>
-    <w:bookmarkStart w:id="194" w:name="X809c043256d78c0845f2f621ad3a192abecfbc4"/>
+    <w:bookmarkEnd w:id="195"/>
+    <w:bookmarkStart w:id="196" w:name="X809c043256d78c0845f2f621ad3a192abecfbc4"/>
     <w:p>
       <w:pPr>
         <w:pStyle w:val="Heading3"/>
@@ -35415,8 +36011,8 @@
         </w:tc>
       </w:tr>
     </w:tbl>
-    <w:bookmarkEnd w:id="194"/>
-    <w:bookmarkStart w:id="195" w:name="s18---child-module-pointed-at-an-adult"/>
+    <w:bookmarkEnd w:id="196"/>
+    <w:bookmarkStart w:id="197" w:name="s18---child-module-pointed-at-an-adult"/>
     <w:p>
       <w:pPr>
         <w:pStyle w:val="Heading3"/>
@@ -35640,8 +36236,8 @@
         </w:tc>
       </w:tr>
     </w:tbl>
-    <w:bookmarkEnd w:id="195"/>
-    <w:bookmarkStart w:id="196" w:name="s19---result-of-visit-is-not-completed"/>
+    <w:bookmarkEnd w:id="197"/>
+    <w:bookmarkStart w:id="198" w:name="s19---result-of-visit-is-not-completed"/>
     <w:p>
       <w:pPr>
         <w:pStyle w:val="Heading3"/>
@@ -35843,8 +36439,8 @@
         </w:tc>
       </w:tr>
     </w:tbl>
-    <w:bookmarkEnd w:id="196"/>
-    <w:bookmarkStart w:id="197" w:name="Xb81b6e42034d3b22e7573755f5913c87a88da3b"/>
+    <w:bookmarkEnd w:id="198"/>
+    <w:bookmarkStart w:id="199" w:name="Xb81b6e42034d3b22e7573755f5913c87a88da3b"/>
     <w:p>
       <w:pPr>
         <w:pStyle w:val="Heading3"/>
@@ -36068,8 +36664,8 @@
         </w:tc>
       </w:tr>
     </w:tbl>
-    <w:bookmarkEnd w:id="197"/>
-    <w:bookmarkStart w:id="198" w:name="X241ea0eb054833d81e2da965d9fb557acb9eaa1"/>
+    <w:bookmarkEnd w:id="199"/>
+    <w:bookmarkStart w:id="200" w:name="X241ea0eb054833d81e2da965d9fb557acb9eaa1"/>
     <w:p>
       <w:pPr>
         <w:pStyle w:val="Heading3"/>
@@ -36293,8 +36889,8 @@
         </w:tc>
       </w:tr>
     </w:tbl>
-    <w:bookmarkEnd w:id="198"/>
-    <w:bookmarkStart w:id="199" w:name="X5d9401f93dd7a2f381234832d1a593914e30d01"/>
+    <w:bookmarkEnd w:id="200"/>
+    <w:bookmarkStart w:id="201" w:name="X5d9401f93dd7a2f381234832d1a593914e30d01"/>
     <w:p>
       <w:pPr>
         <w:pStyle w:val="Heading3"/>
@@ -36518,9 +37114,9 @@
         </w:tc>
       </w:tr>
     </w:tbl>
-    <w:bookmarkEnd w:id="199"/>
-    <w:bookmarkEnd w:id="200"/>
-    <w:bookmarkStart w:id="201" w:name="generated-boundary-cases"/>
+    <w:bookmarkEnd w:id="201"/>
+    <w:bookmarkEnd w:id="202"/>
+    <w:bookmarkStart w:id="203" w:name="generated-boundary-cases"/>
     <w:p>
       <w:pPr>
         <w:pStyle w:val="Heading2"/>
@@ -39126,8 +39722,8 @@
         </w:tc>
       </w:tr>
     </w:tbl>
-    <w:bookmarkEnd w:id="201"/>
-    <w:bookmarkStart w:id="202" w:name="what-this-plan-does-not-cover"/>
+    <w:bookmarkEnd w:id="203"/>
+    <w:bookmarkStart w:id="204" w:name="what-this-plan-does-not-cover"/>
     <w:p>
       <w:pPr>
         <w:pStyle w:val="Heading2"/>
@@ -39293,9 +39889,9 @@
         <w:br w:type="page"/>
       </w:r>
     </w:p>
-    <w:bookmarkEnd w:id="202"/>
-    <w:bookmarkEnd w:id="203"/>
-    <w:bookmarkStart w:id="213" w:name="Xee424e5d5c4d9bee30fbcc4553d43aaff7ae50a"/>
+    <w:bookmarkEnd w:id="204"/>
+    <w:bookmarkEnd w:id="205"/>
+    <w:bookmarkStart w:id="215" w:name="Xee424e5d5c4d9bee30fbcc4553d43aaff7ae50a"/>
     <w:p>
       <w:pPr>
         <w:pStyle w:val="Heading1"/>
@@ -39304,7 +39900,7 @@
         <w:t xml:space="preserve">Rejecting a specimen label already used in an earlier submission (F8)</w:t>
       </w:r>
     </w:p>
-    <w:bookmarkStart w:id="204" w:name="the-plain-answer"/>
+    <w:bookmarkStart w:id="206" w:name="the-plain-answer"/>
     <w:p>
       <w:pPr>
         <w:pStyle w:val="Heading2"/>
@@ -39411,8 +40007,8 @@
         <w:t xml:space="preserve">nine days.</w:t>
       </w:r>
     </w:p>
-    <w:bookmarkEnd w:id="204"/>
-    <w:bookmarkStart w:id="205" w:name="X13c0043ffc5587f73229f0f7930fc7465fd4c4f"/>
+    <w:bookmarkEnd w:id="206"/>
+    <w:bookmarkStart w:id="207" w:name="X13c0043ffc5587f73229f0f7930fc7465fd4c4f"/>
     <w:p>
       <w:pPr>
         <w:pStyle w:val="Heading2"/>
@@ -39868,8 +40464,8 @@
         <w:t xml:space="preserve">which is why the check is automated rather than remembered.</w:t>
       </w:r>
     </w:p>
-    <w:bookmarkEnd w:id="205"/>
-    <w:bookmarkStart w:id="206" w:name="what-the-requirement-is-really-about"/>
+    <w:bookmarkEnd w:id="207"/>
+    <w:bookmarkStart w:id="208" w:name="what-the-requirement-is-really-about"/>
     <w:p>
       <w:pPr>
         <w:pStyle w:val="Heading2"/>
@@ -40030,8 +40626,8 @@
         <w:t xml:space="preserve">, and most of that is achievable on the device.</w:t>
       </w:r>
     </w:p>
-    <w:bookmarkEnd w:id="206"/>
-    <w:bookmarkStart w:id="211" w:name="X4b09c52c6844cbba3a3872c8142c724dfa04b1d"/>
+    <w:bookmarkEnd w:id="208"/>
+    <w:bookmarkStart w:id="213" w:name="X4b09c52c6844cbba3a3872c8142c724dfa04b1d"/>
     <w:p>
       <w:pPr>
         <w:pStyle w:val="Heading2"/>
@@ -40040,7 +40636,7 @@
         <w:t xml:space="preserve">The architecture that can enforce it fully</w:t>
       </w:r>
     </w:p>
-    <w:bookmarkStart w:id="207" w:name="X69df5fc581651251287a1b6af1ff0f7bcbdcadf"/>
+    <w:bookmarkStart w:id="209" w:name="X69df5fc581651251287a1b6af1ff0f7bcbdcadf"/>
     <w:p>
       <w:pPr>
         <w:pStyle w:val="Heading3"/>
@@ -40171,8 +40767,8 @@
         <w:t xml:space="preserve">the laboratory, which is what the requirement asks for.</w:t>
       </w:r>
     </w:p>
-    <w:bookmarkEnd w:id="207"/>
-    <w:bookmarkStart w:id="208" w:name="Xa610de692fccda792874e8105b1b111396715f5"/>
+    <w:bookmarkEnd w:id="209"/>
+    <w:bookmarkStart w:id="210" w:name="Xa610de692fccda792874e8105b1b111396715f5"/>
     <w:p>
       <w:pPr>
         <w:pStyle w:val="Heading3"/>
@@ -40297,8 +40893,8 @@
         <w:t xml:space="preserve">it is wrong for this fieldwork.</w:t>
       </w:r>
     </w:p>
-    <w:bookmarkEnd w:id="208"/>
-    <w:bookmarkStart w:id="209" w:name="Xb4efae3273ddb41c83721b6800c7fd98b157d27"/>
+    <w:bookmarkEnd w:id="210"/>
+    <w:bookmarkStart w:id="211" w:name="Xb4efae3273ddb41c83721b6800c7fd98b157d27"/>
     <w:p>
       <w:pPr>
         <w:pStyle w:val="Heading3"/>
@@ -40383,8 +40979,8 @@
         <w:t xml:space="preserve">rather than instead of it.</w:t>
       </w:r>
     </w:p>
-    <w:bookmarkEnd w:id="209"/>
-    <w:bookmarkStart w:id="210" w:name="X8aab2a4ab850087c3027a9dd75b52a21a203eea"/>
+    <w:bookmarkEnd w:id="211"/>
+    <w:bookmarkStart w:id="212" w:name="X8aab2a4ab850087c3027a9dd75b52a21a203eea"/>
     <w:p>
       <w:pPr>
         <w:pStyle w:val="Heading3"/>
@@ -40425,9 +41021,9 @@
         <w:t xml:space="preserve">cost is paid.</w:t>
       </w:r>
     </w:p>
-    <w:bookmarkEnd w:id="210"/>
-    <w:bookmarkEnd w:id="211"/>
-    <w:bookmarkStart w:id="212" w:name="summary"/>
+    <w:bookmarkEnd w:id="212"/>
+    <w:bookmarkEnd w:id="213"/>
+    <w:bookmarkStart w:id="214" w:name="summary"/>
     <w:p>
       <w:pPr>
         <w:pStyle w:val="Heading2"/>
@@ -40828,9 +41424,9 @@
         <w:br w:type="page"/>
       </w:r>
     </w:p>
-    <w:bookmarkEnd w:id="212"/>
-    <w:bookmarkEnd w:id="213"/>
-    <w:bookmarkStart w:id="221" w:name="designing-for-fabrication-detection-f11"/>
+    <w:bookmarkEnd w:id="214"/>
+    <w:bookmarkEnd w:id="215"/>
+    <w:bookmarkStart w:id="223" w:name="designing-for-fabrication-detection-f11"/>
     <w:p>
       <w:pPr>
         <w:pStyle w:val="Heading1"/>
@@ -40997,7 +41593,7 @@
         <w:t xml:space="preserve">.</w:t>
       </w:r>
     </w:p>
-    <w:bookmarkStart w:id="214" w:name="Xa2291845d19f50e494dfe2e90ea1a4bfe304de6"/>
+    <w:bookmarkStart w:id="216" w:name="Xa2291845d19f50e494dfe2e90ea1a4bfe304de6"/>
     <w:p>
       <w:pPr>
         <w:pStyle w:val="Heading2"/>
@@ -41481,8 +42077,8 @@
         <w:t xml:space="preserve">verifiable evidence a visit occurred).</w:t>
       </w:r>
     </w:p>
-    <w:bookmarkEnd w:id="214"/>
-    <w:bookmarkStart w:id="218" w:name="the-daily-check"/>
+    <w:bookmarkEnd w:id="216"/>
+    <w:bookmarkStart w:id="220" w:name="the-daily-check"/>
     <w:p>
       <w:pPr>
         <w:pStyle w:val="Heading2"/>
@@ -41505,7 +42101,7 @@
         <w:t xml:space="preserve">supervisor acts on the next morning.</w:t>
       </w:r>
     </w:p>
-    <w:bookmarkStart w:id="215" w:name="indicators"/>
+    <w:bookmarkStart w:id="217" w:name="indicators"/>
     <w:p>
       <w:pPr>
         <w:pStyle w:val="Heading3"/>
@@ -41740,8 +42336,8 @@
         </w:tc>
       </w:tr>
     </w:tbl>
-    <w:bookmarkEnd w:id="215"/>
-    <w:bookmarkStart w:id="216" w:name="three-design-decisions"/>
+    <w:bookmarkEnd w:id="217"/>
+    <w:bookmarkStart w:id="218" w:name="three-design-decisions"/>
     <w:p>
       <w:pPr>
         <w:pStyle w:val="Heading3"/>
@@ -41933,8 +42529,8 @@
         <w:t xml:space="preserve">distinction matters: silence about someone is not evidence about them.</w:t>
       </w:r>
     </w:p>
-    <w:bookmarkEnd w:id="216"/>
-    <w:bookmarkStart w:id="217" w:name="demonstrated-result"/>
+    <w:bookmarkEnd w:id="218"/>
+    <w:bookmarkStart w:id="219" w:name="demonstrated-result"/>
     <w:p>
       <w:pPr>
         <w:pStyle w:val="Heading3"/>
@@ -42046,9 +42642,9 @@
         <w:t xml:space="preserve">22 households at risk instead of 94, with twelve days left to act.</w:t>
       </w:r>
     </w:p>
-    <w:bookmarkEnd w:id="217"/>
-    <w:bookmarkEnd w:id="218"/>
-    <w:bookmarkStart w:id="219" w:name="X13190ad84828f028ca1be47f720ee6cbf3fc07e"/>
+    <w:bookmarkEnd w:id="219"/>
+    <w:bookmarkEnd w:id="220"/>
+    <w:bookmarkStart w:id="221" w:name="X13190ad84828f028ca1be47f720ee6cbf3fc07e"/>
     <w:p>
       <w:pPr>
         <w:pStyle w:val="Heading2"/>
@@ -42178,8 +42774,8 @@
         <w:t xml:space="preserve">someone who can resolve it.</w:t>
       </w:r>
     </w:p>
-    <w:bookmarkEnd w:id="219"/>
-    <w:bookmarkStart w:id="220" w:name="what-this-does-not-catch"/>
+    <w:bookmarkEnd w:id="221"/>
+    <w:bookmarkStart w:id="222" w:name="what-this-does-not-catch"/>
     <w:p>
       <w:pPr>
         <w:pStyle w:val="Heading2"/>
@@ -42341,9 +42937,9 @@
         <w:br w:type="page"/>
       </w:r>
     </w:p>
-    <w:bookmarkEnd w:id="220"/>
-    <w:bookmarkEnd w:id="221"/>
-    <w:bookmarkStart w:id="230" w:name="data-protection-f12"/>
+    <w:bookmarkEnd w:id="222"/>
+    <w:bookmarkEnd w:id="223"/>
+    <w:bookmarkStart w:id="232" w:name="data-protection-f12"/>
     <w:p>
       <w:pPr>
         <w:pStyle w:val="Heading1"/>
@@ -42418,7 +43014,7 @@
         <w:t xml:space="preserve">- which is worth stating before anything else, because both are mine.</w:t>
       </w:r>
     </w:p>
-    <w:bookmarkStart w:id="222" w:name="what-the-submission-actually-contains"/>
+    <w:bookmarkStart w:id="224" w:name="what-the-submission-actually-contains"/>
     <w:p>
       <w:pPr>
         <w:pStyle w:val="Heading2"/>
@@ -42527,8 +43123,8 @@
         <w:t xml:space="preserve">settlement, it describes a doorway.</w:t>
       </w:r>
     </w:p>
-    <w:bookmarkEnd w:id="222"/>
-    <w:bookmarkStart w:id="223" w:name="what-is-configured"/>
+    <w:bookmarkEnd w:id="224"/>
+    <w:bookmarkStart w:id="225" w:name="what-is-configured"/>
     <w:p>
       <w:pPr>
         <w:pStyle w:val="Heading2"/>
@@ -42992,8 +43588,8 @@
         <w:t xml:space="preserve">manager’s own keypair, generated by them and never transmitted.</w:t>
       </w:r>
     </w:p>
-    <w:bookmarkEnd w:id="223"/>
-    <w:bookmarkStart w:id="226" w:name="X092a754d0907754d3fec7e1db7db75472af6e5c"/>
+    <w:bookmarkEnd w:id="225"/>
+    <w:bookmarkStart w:id="228" w:name="X092a754d0907754d3fec7e1db7db75472af6e5c"/>
     <w:p>
       <w:pPr>
         <w:pStyle w:val="Heading2"/>
@@ -43010,7 +43606,7 @@
         <w:t xml:space="preserve">Both come from external media, and neither is hypothetical.</w:t>
       </w:r>
     </w:p>
-    <w:bookmarkStart w:id="224" w:name="X3029d388e864c8914630f5891146ac08c116000"/>
+    <w:bookmarkStart w:id="226" w:name="X3029d388e864c8914630f5891146ac08c116000"/>
     <w:p>
       <w:pPr>
         <w:pStyle w:val="Heading3"/>
@@ -43271,8 +43867,8 @@
         <w:t xml:space="preserve">, and the constraint register describes it as such.</w:t>
       </w:r>
     </w:p>
-    <w:bookmarkEnd w:id="224"/>
-    <w:bookmarkStart w:id="225" w:name="X4c044b6dfecebd9b2a2f5693ab51599e82ab624"/>
+    <w:bookmarkEnd w:id="226"/>
+    <w:bookmarkStart w:id="227" w:name="X4c044b6dfecebd9b2a2f5693ab51599e82ab624"/>
     <w:p>
       <w:pPr>
         <w:pStyle w:val="Heading3"/>
@@ -43447,9 +44043,9 @@
         <w:t xml:space="preserve">unsaid.</w:t>
       </w:r>
     </w:p>
-    <w:bookmarkEnd w:id="225"/>
-    <w:bookmarkEnd w:id="226"/>
-    <w:bookmarkStart w:id="227" w:name="X22d4d5b2676eed7d0cf20b23bafef12cab3daf3"/>
+    <w:bookmarkEnd w:id="227"/>
+    <w:bookmarkEnd w:id="228"/>
+    <w:bookmarkStart w:id="229" w:name="X22d4d5b2676eed7d0cf20b23bafef12cab3daf3"/>
     <w:p>
       <w:pPr>
         <w:pStyle w:val="Heading2"/>
@@ -43785,8 +44381,8 @@
         </w:tc>
       </w:tr>
     </w:tbl>
-    <w:bookmarkEnd w:id="227"/>
-    <w:bookmarkStart w:id="228" w:name="what-i-would-put-to-the-ethics-committee"/>
+    <w:bookmarkEnd w:id="229"/>
+    <w:bookmarkStart w:id="230" w:name="what-i-would-put-to-the-ethics-committee"/>
     <w:p>
       <w:pPr>
         <w:pStyle w:val="Heading2"/>
@@ -43899,8 +44495,8 @@
         <w:t xml:space="preserve">paper forms; it is silent on a database that can be copied perfectly.</w:t>
       </w:r>
     </w:p>
-    <w:bookmarkEnd w:id="228"/>
-    <w:bookmarkStart w:id="229" w:name="Xca36b7bfdde4c58f558cb00699bf799fc31c690"/>
+    <w:bookmarkEnd w:id="230"/>
+    <w:bookmarkStart w:id="231" w:name="Xca36b7bfdde4c58f558cb00699bf799fc31c690"/>
     <w:p>
       <w:pPr>
         <w:pStyle w:val="Heading2"/>
@@ -44019,9 +44615,9 @@
         <w:br w:type="page"/>
       </w:r>
     </w:p>
-    <w:bookmarkEnd w:id="229"/>
-    <w:bookmarkEnd w:id="230"/>
-    <w:bookmarkStart w:id="242" w:name="deployment-and-version-control-f10"/>
+    <w:bookmarkEnd w:id="231"/>
+    <w:bookmarkEnd w:id="232"/>
+    <w:bookmarkStart w:id="244" w:name="deployment-and-version-control-f10"/>
     <w:p>
       <w:pPr>
         <w:pStyle w:val="Heading1"/>
@@ -44076,7 +44672,7 @@
         <w:t xml:space="preserve">So this plan assumes a mid-round change rather than hoping to avoid one.</w:t>
       </w:r>
     </w:p>
-    <w:bookmarkStart w:id="231" w:name="the-versioning-scheme"/>
+    <w:bookmarkStart w:id="233" w:name="the-versioning-scheme"/>
     <w:p>
       <w:pPr>
         <w:pStyle w:val="Heading2"/>
@@ -44336,8 +44932,8 @@
         <w:t xml:space="preserve">the record itself survives the reshaping.</w:t>
       </w:r>
     </w:p>
-    <w:bookmarkEnd w:id="231"/>
-    <w:bookmarkStart w:id="234" w:name="what-may-and-may-not-change-mid-round"/>
+    <w:bookmarkEnd w:id="233"/>
+    <w:bookmarkStart w:id="236" w:name="what-may-and-may-not-change-mid-round"/>
     <w:p>
       <w:pPr>
         <w:pStyle w:val="Heading2"/>
@@ -44360,7 +44956,7 @@
         <w:t xml:space="preserve">negotiable by urgency.</w:t>
       </w:r>
     </w:p>
-    <w:bookmarkStart w:id="232" w:name="safe"/>
+    <w:bookmarkStart w:id="234" w:name="safe"/>
     <w:p>
       <w:pPr>
         <w:pStyle w:val="Heading3"/>
@@ -44513,8 +45109,8 @@
         <w:t xml:space="preserve">attachment, new version, no form logic change.</w:t>
       </w:r>
     </w:p>
-    <w:bookmarkEnd w:id="232"/>
-    <w:bookmarkStart w:id="233" w:name="unsafe---do-not-do-mid-round"/>
+    <w:bookmarkEnd w:id="234"/>
+    <w:bookmarkStart w:id="235" w:name="unsafe---do-not-do-mid-round"/>
     <w:p>
       <w:pPr>
         <w:pStyle w:val="Heading3"/>
@@ -44719,9 +45315,9 @@
         <w:t xml:space="preserve">never tighten.</w:t>
       </w:r>
     </w:p>
-    <w:bookmarkEnd w:id="233"/>
-    <w:bookmarkEnd w:id="234"/>
-    <w:bookmarkStart w:id="237" w:name="X0e7b950b94619c7975599fb7755e69a3d7e6360"/>
+    <w:bookmarkEnd w:id="235"/>
+    <w:bookmarkEnd w:id="236"/>
+    <w:bookmarkStart w:id="239" w:name="X0e7b950b94619c7975599fb7755e69a3d7e6360"/>
     <w:p>
       <w:pPr>
         <w:pStyle w:val="Heading2"/>
@@ -44750,7 +45346,7 @@
         <w:t xml:space="preserve">anyone’s control.</w:t>
       </w:r>
     </w:p>
-    <w:bookmarkStart w:id="235" w:name="sequence"/>
+    <w:bookmarkStart w:id="237" w:name="sequence"/>
     <w:p>
       <w:pPr>
         <w:pStyle w:val="Heading3"/>
@@ -44984,8 +45580,8 @@
         <w:t xml:space="preserve">design has to make it analysable rather than avoid it.</w:t>
       </w:r>
     </w:p>
-    <w:bookmarkEnd w:id="235"/>
-    <w:bookmarkStart w:id="236" w:name="what-protects-data-already-collected"/>
+    <w:bookmarkEnd w:id="237"/>
+    <w:bookmarkStart w:id="238" w:name="what-protects-data-already-collected"/>
     <w:p>
       <w:pPr>
         <w:pStyle w:val="Heading3"/>
@@ -45112,9 +45708,9 @@
         <w:t xml:space="preserve">and the old form logic, or vice versa.</w:t>
       </w:r>
     </w:p>
-    <w:bookmarkEnd w:id="236"/>
-    <w:bookmarkEnd w:id="237"/>
-    <w:bookmarkStart w:id="239" w:name="Xf1a954f859684f9e1eff1ec5f9729b5b49eb8b3"/>
+    <w:bookmarkEnd w:id="238"/>
+    <w:bookmarkEnd w:id="239"/>
+    <w:bookmarkStart w:id="241" w:name="Xf1a954f859684f9e1eff1ec5f9729b5b49eb8b3"/>
     <w:p>
       <w:pPr>
         <w:pStyle w:val="Heading2"/>
@@ -45274,7 +45870,7 @@
         <w:t xml:space="preserve">.</w:t>
       </w:r>
     </w:p>
-    <w:bookmarkStart w:id="238" w:name="the-change-log-entry-format"/>
+    <w:bookmarkStart w:id="240" w:name="the-change-log-entry-format"/>
     <w:p>
       <w:pPr>
         <w:pStyle w:val="Heading3"/>
@@ -45339,9 +45935,9 @@
         <w:t xml:space="preserve">          Crosswalk in codebook.md. DO NOT concatenate without mapping.</w:t>
       </w:r>
     </w:p>
-    <w:bookmarkEnd w:id="238"/>
-    <w:bookmarkEnd w:id="239"/>
-    <w:bookmarkStart w:id="240" w:name="device-provisioning"/>
+    <w:bookmarkEnd w:id="240"/>
+    <w:bookmarkEnd w:id="241"/>
+    <w:bookmarkStart w:id="242" w:name="device-provisioning"/>
     <w:p>
       <w:pPr>
         <w:pStyle w:val="Heading2"/>
@@ -45495,8 +46091,8 @@
         <w:t xml:space="preserve">full round, but not if the device is also used for anything else.</w:t>
       </w:r>
     </w:p>
-    <w:bookmarkEnd w:id="240"/>
-    <w:bookmarkStart w:id="241" w:name="what-this-plan-does-not-solve"/>
+    <w:bookmarkEnd w:id="242"/>
+    <w:bookmarkStart w:id="243" w:name="what-this-plan-does-not-solve"/>
     <w:p>
       <w:pPr>
         <w:pStyle w:val="Heading2"/>
@@ -45627,201 +46223,201 @@
         <w:br w:type="page"/>
       </w:r>
     </w:p>
-    <w:bookmarkEnd w:id="241"/>
-    <w:bookmarkEnd w:id="242"/>
-    <w:bookmarkStart w:id="244" w:name="form-version-history"/>
-    <w:p>
-      <w:pPr>
-        <w:pStyle w:val="Heading1"/>
-      </w:pPr>
-      <w:r>
-        <w:t xml:space="preserve">Form version history</w:t>
-      </w:r>
-    </w:p>
-    <w:p>
-      <w:pPr>
-        <w:pStyle w:val="FirstParagraph"/>
-      </w:pPr>
-      <w:r>
-        <w:t xml:space="preserve">One entry per publish. The analysis team reads this alongside</w:t>
-      </w:r>
-      <w:r>
-        <w:t xml:space="preserve"> </w:t>
-      </w:r>
-      <w:r>
-        <w:rPr>
-          <w:rStyle w:val="VerbatimChar"/>
-        </w:rPr>
-        <w:t xml:space="preserve">form_version</w:t>
-      </w:r>
-      <w:r>
-        <w:t xml:space="preserve"> </w:t>
-      </w:r>
-      <w:r>
-        <w:t xml:space="preserve">in</w:t>
-      </w:r>
-      <w:r>
-        <w:t xml:space="preserve"> </w:t>
-      </w:r>
-      <w:r>
-        <w:t xml:space="preserve">the data; knowing a record is version</w:t>
-      </w:r>
-      <w:r>
-        <w:t xml:space="preserve"> </w:t>
-      </w:r>
-      <w:r>
-        <w:rPr>
-          <w:rStyle w:val="VerbatimChar"/>
-        </w:rPr>
-        <w:t xml:space="preserve">2026063002</w:t>
-      </w:r>
-      <w:r>
-        <w:t xml:space="preserve"> </w:t>
-      </w:r>
-      <w:r>
-        <w:t xml:space="preserve">is useless without knowing</w:t>
-      </w:r>
-      <w:r>
-        <w:t xml:space="preserve"> </w:t>
-      </w:r>
-      <w:r>
-        <w:t xml:space="preserve">what changed in</w:t>
-      </w:r>
-      <w:r>
-        <w:t xml:space="preserve"> </w:t>
-      </w:r>
-      <w:r>
-        <w:rPr>
-          <w:rStyle w:val="VerbatimChar"/>
-        </w:rPr>
-        <w:t xml:space="preserve">002</w:t>
-      </w:r>
-      <w:r>
-        <w:t xml:space="preserve">.</w:t>
-      </w:r>
-    </w:p>
-    <w:p>
-      <w:pPr>
-        <w:pStyle w:val="BodyText"/>
-      </w:pPr>
-      <w:r>
-        <w:t xml:space="preserve">Format is fixed so it can be parsed later if it ever needs to be.</w:t>
-      </w:r>
-    </w:p>
-    <w:bookmarkStart w:id="243" w:name="june-2026---initial-release"/>
-    <w:p>
-      <w:pPr>
-        <w:pStyle w:val="Heading2"/>
-      </w:pPr>
-      <w:r>
-        <w:t xml:space="preserve">2026063001 - 30 June 2026 - initial release</w:t>
-      </w:r>
-    </w:p>
-    <w:p>
-      <w:pPr>
-        <w:pStyle w:val="SourceCode"/>
-      </w:pPr>
-      <w:r>
-        <w:rPr>
-          <w:rStyle w:val="VerbatimChar"/>
-        </w:rPr>
-        <w:t xml:space="preserve">Changed:  initial publication of Form HH/2026/v1 as a digital instrument</w:t>
-      </w:r>
-      <w:r>
-        <w:br/>
-      </w:r>
-      <w:r>
-        <w:rPr>
-          <w:rStyle w:val="VerbatimChar"/>
-        </w:rPr>
-        <w:t xml:space="preserve">Affects:  all fields</w:t>
-      </w:r>
-      <w:r>
-        <w:br/>
-      </w:r>
-      <w:r>
-        <w:rPr>
-          <w:rStyle w:val="VerbatimChar"/>
-        </w:rPr>
-        <w:t xml:space="preserve">Analysis: baseline version. Value crosswalk to the paper instrument is in</w:t>
-      </w:r>
-      <w:r>
-        <w:br/>
-      </w:r>
-      <w:r>
-        <w:rPr>
-          <w:rStyle w:val="VerbatimChar"/>
-        </w:rPr>
-        <w:t xml:space="preserve">          codebook.md - two choice lists (6.01, 6.02) are re-based to avoid</w:t>
-      </w:r>
-      <w:r>
-        <w:br/>
-      </w:r>
-      <w:r>
-        <w:rPr>
-          <w:rStyle w:val="VerbatimChar"/>
-        </w:rPr>
-        <w:t xml:space="preserve">          collisions with non-response sentinels. Concatenating a paper</w:t>
-      </w:r>
-      <w:r>
-        <w:br/>
-      </w:r>
-      <w:r>
-        <w:rPr>
-          <w:rStyle w:val="VerbatimChar"/>
-        </w:rPr>
-        <w:t xml:space="preserve">          round with this one without that mapping produces nonsense.</w:t>
-      </w:r>
-      <w:r>
-        <w:br/>
-      </w:r>
-      <w:r>
-        <w:rPr>
-          <w:rStyle w:val="VerbatimChar"/>
-        </w:rPr>
-        <w:t xml:space="preserve">Known:    q4_13_medicine uses a PLACEHOLDER codelist (WHO ATC codes). The</w:t>
-      </w:r>
-      <w:r>
-        <w:br/>
-      </w:r>
-      <w:r>
-        <w:rPr>
-          <w:rStyle w:val="VerbatimChar"/>
-        </w:rPr>
-        <w:t xml:space="preserve">          ministry codelist was not supplied. Records under this version</w:t>
-      </w:r>
-      <w:r>
-        <w:br/>
-      </w:r>
-      <w:r>
-        <w:rPr>
-          <w:rStyle w:val="VerbatimChar"/>
-        </w:rPr>
-        <w:t xml:space="preserve">          carry ATC values and must not be pooled with any later version</w:t>
-      </w:r>
-      <w:r>
-        <w:br/>
-      </w:r>
-      <w:r>
-        <w:rPr>
-          <w:rStyle w:val="VerbatimChar"/>
-        </w:rPr>
-        <w:t xml:space="preserve">          using ministry codes without an explicit crosswalk.</w:t>
-      </w:r>
-    </w:p>
-    <w:p>
-      <w:r>
-        <w:br w:type="page"/>
-      </w:r>
-    </w:p>
     <w:bookmarkEnd w:id="243"/>
     <w:bookmarkEnd w:id="244"/>
-    <w:bookmarkStart w:id="258" w:name="Xdd455a8e16cab24a0ca3c7a2bdc58cb6d0ecee0"/>
+    <w:bookmarkStart w:id="246" w:name="form-version-history"/>
     <w:p>
       <w:pPr>
         <w:pStyle w:val="Heading1"/>
       </w:pPr>
       <w:r>
+        <w:t xml:space="preserve">Form version history</w:t>
+      </w:r>
+    </w:p>
+    <w:p>
+      <w:pPr>
+        <w:pStyle w:val="FirstParagraph"/>
+      </w:pPr>
+      <w:r>
+        <w:t xml:space="preserve">One entry per publish. The analysis team reads this alongside</w:t>
+      </w:r>
+      <w:r>
+        <w:t xml:space="preserve"> </w:t>
+      </w:r>
+      <w:r>
+        <w:rPr>
+          <w:rStyle w:val="VerbatimChar"/>
+        </w:rPr>
+        <w:t xml:space="preserve">form_version</w:t>
+      </w:r>
+      <w:r>
+        <w:t xml:space="preserve"> </w:t>
+      </w:r>
+      <w:r>
+        <w:t xml:space="preserve">in</w:t>
+      </w:r>
+      <w:r>
+        <w:t xml:space="preserve"> </w:t>
+      </w:r>
+      <w:r>
+        <w:t xml:space="preserve">the data; knowing a record is version</w:t>
+      </w:r>
+      <w:r>
+        <w:t xml:space="preserve"> </w:t>
+      </w:r>
+      <w:r>
+        <w:rPr>
+          <w:rStyle w:val="VerbatimChar"/>
+        </w:rPr>
+        <w:t xml:space="preserve">2026063002</w:t>
+      </w:r>
+      <w:r>
+        <w:t xml:space="preserve"> </w:t>
+      </w:r>
+      <w:r>
+        <w:t xml:space="preserve">is useless without knowing</w:t>
+      </w:r>
+      <w:r>
+        <w:t xml:space="preserve"> </w:t>
+      </w:r>
+      <w:r>
+        <w:t xml:space="preserve">what changed in</w:t>
+      </w:r>
+      <w:r>
+        <w:t xml:space="preserve"> </w:t>
+      </w:r>
+      <w:r>
+        <w:rPr>
+          <w:rStyle w:val="VerbatimChar"/>
+        </w:rPr>
+        <w:t xml:space="preserve">002</w:t>
+      </w:r>
+      <w:r>
+        <w:t xml:space="preserve">.</w:t>
+      </w:r>
+    </w:p>
+    <w:p>
+      <w:pPr>
+        <w:pStyle w:val="BodyText"/>
+      </w:pPr>
+      <w:r>
+        <w:t xml:space="preserve">Format is fixed so it can be parsed later if it ever needs to be.</w:t>
+      </w:r>
+    </w:p>
+    <w:bookmarkStart w:id="245" w:name="june-2026---initial-release"/>
+    <w:p>
+      <w:pPr>
+        <w:pStyle w:val="Heading2"/>
+      </w:pPr>
+      <w:r>
+        <w:t xml:space="preserve">2026063001 - 30 June 2026 - initial release</w:t>
+      </w:r>
+    </w:p>
+    <w:p>
+      <w:pPr>
+        <w:pStyle w:val="SourceCode"/>
+      </w:pPr>
+      <w:r>
+        <w:rPr>
+          <w:rStyle w:val="VerbatimChar"/>
+        </w:rPr>
+        <w:t xml:space="preserve">Changed:  initial publication of Form HH/2026/v1 as a digital instrument</w:t>
+      </w:r>
+      <w:r>
+        <w:br/>
+      </w:r>
+      <w:r>
+        <w:rPr>
+          <w:rStyle w:val="VerbatimChar"/>
+        </w:rPr>
+        <w:t xml:space="preserve">Affects:  all fields</w:t>
+      </w:r>
+      <w:r>
+        <w:br/>
+      </w:r>
+      <w:r>
+        <w:rPr>
+          <w:rStyle w:val="VerbatimChar"/>
+        </w:rPr>
+        <w:t xml:space="preserve">Analysis: baseline version. Value crosswalk to the paper instrument is in</w:t>
+      </w:r>
+      <w:r>
+        <w:br/>
+      </w:r>
+      <w:r>
+        <w:rPr>
+          <w:rStyle w:val="VerbatimChar"/>
+        </w:rPr>
+        <w:t xml:space="preserve">          codebook.md - two choice lists (6.01, 6.02) are re-based to avoid</w:t>
+      </w:r>
+      <w:r>
+        <w:br/>
+      </w:r>
+      <w:r>
+        <w:rPr>
+          <w:rStyle w:val="VerbatimChar"/>
+        </w:rPr>
+        <w:t xml:space="preserve">          collisions with non-response sentinels. Concatenating a paper</w:t>
+      </w:r>
+      <w:r>
+        <w:br/>
+      </w:r>
+      <w:r>
+        <w:rPr>
+          <w:rStyle w:val="VerbatimChar"/>
+        </w:rPr>
+        <w:t xml:space="preserve">          round with this one without that mapping produces nonsense.</w:t>
+      </w:r>
+      <w:r>
+        <w:br/>
+      </w:r>
+      <w:r>
+        <w:rPr>
+          <w:rStyle w:val="VerbatimChar"/>
+        </w:rPr>
+        <w:t xml:space="preserve">Known:    q4_13_medicine uses a PLACEHOLDER codelist (WHO ATC codes). The</w:t>
+      </w:r>
+      <w:r>
+        <w:br/>
+      </w:r>
+      <w:r>
+        <w:rPr>
+          <w:rStyle w:val="VerbatimChar"/>
+        </w:rPr>
+        <w:t xml:space="preserve">          ministry codelist was not supplied. Records under this version</w:t>
+      </w:r>
+      <w:r>
+        <w:br/>
+      </w:r>
+      <w:r>
+        <w:rPr>
+          <w:rStyle w:val="VerbatimChar"/>
+        </w:rPr>
+        <w:t xml:space="preserve">          carry ATC values and must not be pooled with any later version</w:t>
+      </w:r>
+      <w:r>
+        <w:br/>
+      </w:r>
+      <w:r>
+        <w:rPr>
+          <w:rStyle w:val="VerbatimChar"/>
+        </w:rPr>
+        <w:t xml:space="preserve">          using ministry codes without an explicit crosswalk.</w:t>
+      </w:r>
+    </w:p>
+    <w:p>
+      <w:r>
+        <w:br w:type="page"/>
+      </w:r>
+    </w:p>
+    <w:bookmarkEnd w:id="245"/>
+    <w:bookmarkEnd w:id="246"/>
+    <w:bookmarkStart w:id="260" w:name="Xdd455a8e16cab24a0ca3c7a2bdc58cb6d0ecee0"/>
+    <w:p>
+      <w:pPr>
+        <w:pStyle w:val="Heading1"/>
+      </w:pPr>
+      <w:r>
         <w:t xml:space="preserve">Codebook -</w:t>
       </w:r>
       <w:r>
@@ -45885,7 +46481,7 @@
         <w:t xml:space="preserve">maintained by hand, so it cannot drift from the instrument.</w:t>
       </w:r>
     </w:p>
-    <w:bookmarkStart w:id="246" w:name="the-three-analysable-tables"/>
+    <w:bookmarkStart w:id="248" w:name="the-three-analysable-tables"/>
     <w:p>
       <w:pPr>
         <w:pStyle w:val="Heading2"/>
@@ -45988,7 +46584,7 @@
         <w:t xml:space="preserve">                  separate specimen table.</w:t>
       </w:r>
     </w:p>
-    <w:bookmarkStart w:id="245" w:name="primary-and-foreign-keys"/>
+    <w:bookmarkStart w:id="247" w:name="primary-and-foreign-keys"/>
     <w:p>
       <w:pPr>
         <w:pStyle w:val="Heading3"/>
@@ -46436,9 +47032,9 @@
         <w:t xml:space="preserve">otherwise.</w:t>
       </w:r>
     </w:p>
-    <w:bookmarkEnd w:id="245"/>
-    <w:bookmarkEnd w:id="246"/>
-    <w:bookmarkStart w:id="247" w:name="reading-a-null"/>
+    <w:bookmarkEnd w:id="247"/>
+    <w:bookmarkEnd w:id="248"/>
+    <w:bookmarkStart w:id="249" w:name="reading-a-null"/>
     <w:p>
       <w:pPr>
         <w:pStyle w:val="Heading2"/>
@@ -46525,8 +47121,8 @@
         <w:t xml:space="preserve">.</w:t>
       </w:r>
     </w:p>
-    <w:bookmarkEnd w:id="247"/>
-    <w:bookmarkStart w:id="248" w:name="table-household---one-row-per-submission"/>
+    <w:bookmarkEnd w:id="249"/>
+    <w:bookmarkStart w:id="250" w:name="table-household---one-row-per-submission"/>
     <w:p>
       <w:pPr>
         <w:pStyle w:val="Heading2"/>
@@ -48938,8 +49534,8 @@
         </w:tc>
       </w:tr>
     </w:tbl>
-    <w:bookmarkEnd w:id="248"/>
-    <w:bookmarkStart w:id="249" w:name="X294f7c2fb80fd70eabe6890430126564e98913e"/>
+    <w:bookmarkEnd w:id="250"/>
+    <w:bookmarkStart w:id="251" w:name="X294f7c2fb80fd70eabe6890430126564e98913e"/>
     <w:p>
       <w:pPr>
         <w:pStyle w:val="Heading2"/>
@@ -49468,8 +50064,8 @@
         </w:tc>
       </w:tr>
     </w:tbl>
-    <w:bookmarkEnd w:id="249"/>
-    <w:bookmarkStart w:id="250" w:name="X0e63517328bcff30d41a253ef43f788f15a0128"/>
+    <w:bookmarkEnd w:id="251"/>
+    <w:bookmarkStart w:id="252" w:name="X0e63517328bcff30d41a253ef43f788f15a0128"/>
     <w:p>
       <w:pPr>
         <w:pStyle w:val="Heading2"/>
@@ -51282,8 +51878,8 @@
         </w:tc>
       </w:tr>
     </w:tbl>
-    <w:bookmarkEnd w:id="250"/>
-    <w:bookmarkStart w:id="251" w:name="value-labels"/>
+    <w:bookmarkEnd w:id="252"/>
+    <w:bookmarkStart w:id="253" w:name="value-labels"/>
     <w:p>
       <w:pPr>
         <w:pStyle w:val="Heading2"/>
@@ -52714,8 +53310,8 @@
         <w:t xml:space="preserve">Do not know</w:t>
       </w:r>
     </w:p>
-    <w:bookmarkEnd w:id="251"/>
-    <w:bookmarkStart w:id="254" w:name="paper-to-digital-crosswalk"/>
+    <w:bookmarkEnd w:id="253"/>
+    <w:bookmarkStart w:id="256" w:name="paper-to-digital-crosswalk"/>
     <w:p>
       <w:pPr>
         <w:pStyle w:val="Heading2"/>
@@ -52792,7 +53388,7 @@
         <w:t xml:space="preserve">this mapping will produce nonsense.</w:t>
       </w:r>
     </w:p>
-    <w:bookmarkStart w:id="252" w:name="water-source"/>
+    <w:bookmarkStart w:id="254" w:name="water-source"/>
     <w:p>
       <w:pPr>
         <w:pStyle w:val="Heading3"/>
@@ -53315,8 +53911,8 @@
         </w:tc>
       </w:tr>
     </w:tbl>
-    <w:bookmarkEnd w:id="252"/>
-    <w:bookmarkStart w:id="253" w:name="toilet-facility"/>
+    <w:bookmarkEnd w:id="254"/>
+    <w:bookmarkStart w:id="255" w:name="toilet-facility"/>
     <w:p>
       <w:pPr>
         <w:pStyle w:val="Heading3"/>
@@ -53756,9 +54352,9 @@
         </w:tc>
       </w:tr>
     </w:tbl>
-    <w:bookmarkEnd w:id="253"/>
-    <w:bookmarkEnd w:id="254"/>
-    <w:bookmarkStart w:id="255" w:name="X13537920bf194a341cd432f0c38df62708e0aa3"/>
+    <w:bookmarkEnd w:id="255"/>
+    <w:bookmarkEnd w:id="256"/>
+    <w:bookmarkStart w:id="257" w:name="X13537920bf194a341cd432f0c38df62708e0aa3"/>
     <w:p>
       <w:pPr>
         <w:pStyle w:val="Heading2"/>
@@ -54061,8 +54657,8 @@
         </w:tc>
       </w:tr>
     </w:tbl>
-    <w:bookmarkEnd w:id="255"/>
-    <w:bookmarkStart w:id="256" w:name="X153861e730c3d1190906b25c24cdb6fe1efc01e"/>
+    <w:bookmarkEnd w:id="257"/>
+    <w:bookmarkStart w:id="258" w:name="X153861e730c3d1190906b25c24cdb6fe1efc01e"/>
     <w:p>
       <w:pPr>
         <w:pStyle w:val="Heading2"/>
@@ -54375,8 +54971,8 @@
         </w:tc>
       </w:tr>
     </w:tbl>
-    <w:bookmarkEnd w:id="256"/>
-    <w:bookmarkStart w:id="257" w:name="Xbc088d662248c1f3680dc38cbfd7f0d0c2c6919"/>
+    <w:bookmarkEnd w:id="258"/>
+    <w:bookmarkStart w:id="259" w:name="Xbc088d662248c1f3680dc38cbfd7f0d0c2c6919"/>
     <w:p>
       <w:pPr>
         <w:pStyle w:val="Heading2"/>
@@ -54593,9 +55189,9 @@
         <w:br w:type="page"/>
       </w:r>
     </w:p>
-    <w:bookmarkEnd w:id="257"/>
-    <w:bookmarkEnd w:id="258"/>
-    <w:bookmarkStart w:id="278" w:name="Xd84e0a37247413fc6425829cdf1631290231ad1"/>
+    <w:bookmarkEnd w:id="259"/>
+    <w:bookmarkEnd w:id="260"/>
+    <w:bookmarkStart w:id="280" w:name="Xd84e0a37247413fc6425829cdf1631290231ad1"/>
     <w:p>
       <w:pPr>
         <w:pStyle w:val="Heading1"/>
@@ -54634,7 +55230,7 @@
         <w:t xml:space="preserve">reason, and every one is cross-referenced to where it is discussed.</w:t>
       </w:r>
     </w:p>
-    <w:bookmarkStart w:id="261" w:name="X30e475aa5a16d1ae5e56ccb4a34ace443598349"/>
+    <w:bookmarkStart w:id="263" w:name="X30e475aa5a16d1ae5e56ccb4a34ace443598349"/>
     <w:p>
       <w:pPr>
         <w:pStyle w:val="Heading2"/>
@@ -54643,7 +55239,7 @@
         <w:t xml:space="preserve">Left out because the input does not exist</w:t>
       </w:r>
     </w:p>
-    <w:bookmarkStart w:id="259" w:name="the-real-medicine-codelist"/>
+    <w:bookmarkStart w:id="261" w:name="the-real-medicine-codelist"/>
     <w:p>
       <w:pPr>
         <w:pStyle w:val="Heading3"/>
@@ -54766,8 +55362,8 @@
         <w:t xml:space="preserve">E1</w:t>
       </w:r>
     </w:p>
-    <w:bookmarkEnd w:id="259"/>
-    <w:bookmarkStart w:id="260" w:name="a-real-encryption-keypair"/>
+    <w:bookmarkEnd w:id="261"/>
+    <w:bookmarkStart w:id="262" w:name="a-real-encryption-keypair"/>
     <w:p>
       <w:pPr>
         <w:pStyle w:val="Heading3"/>
@@ -54820,9 +55416,9 @@
         <w:t xml:space="preserve">data_protection.md</w:t>
       </w:r>
     </w:p>
-    <w:bookmarkEnd w:id="260"/>
-    <w:bookmarkEnd w:id="261"/>
-    <w:bookmarkStart w:id="265" w:name="X0c46a8b3bbfce3fb5af33f518a1da1769ceb610"/>
+    <w:bookmarkEnd w:id="262"/>
+    <w:bookmarkEnd w:id="263"/>
+    <w:bookmarkStart w:id="267" w:name="X0c46a8b3bbfce3fb5af33f518a1da1769ceb610"/>
     <w:p>
       <w:pPr>
         <w:pStyle w:val="Heading2"/>
@@ -54831,7 +55427,7 @@
         <w:t xml:space="preserve">Left out because the decision is not mine</w:t>
       </w:r>
     </w:p>
-    <w:bookmarkStart w:id="262" w:name="per-team-partitioning-of-the-media-files"/>
+    <w:bookmarkStart w:id="264" w:name="per-team-partitioning-of-the-media-files"/>
     <w:p>
       <w:pPr>
         <w:pStyle w:val="Heading3"/>
@@ -55003,8 +55599,8 @@
         <w:t xml:space="preserve">data_protection.md</w:t>
       </w:r>
     </w:p>
-    <w:bookmarkEnd w:id="262"/>
-    <w:bookmarkStart w:id="263" w:name="removing-4.02-the-childs-name"/>
+    <w:bookmarkEnd w:id="264"/>
+    <w:bookmarkStart w:id="265" w:name="removing-4.02-the-childs-name"/>
     <w:p>
       <w:pPr>
         <w:pStyle w:val="Heading3"/>
@@ -55052,8 +55648,8 @@
         <w:t xml:space="preserve">committee approval. Escalated with a recommendation rather than done.</w:t>
       </w:r>
     </w:p>
-    <w:bookmarkEnd w:id="263"/>
-    <w:bookmarkStart w:id="264" w:name="wiring-consent_to_follow_up-into-1.13"/>
+    <w:bookmarkEnd w:id="265"/>
+    <w:bookmarkStart w:id="266" w:name="wiring-consent_to_follow_up-into-1.13"/>
     <w:p>
       <w:pPr>
         <w:pStyle w:val="Heading3"/>
@@ -55137,9 +55733,9 @@
         <w:t xml:space="preserve">ethics committee.</w:t>
       </w:r>
     </w:p>
-    <w:bookmarkEnd w:id="264"/>
-    <w:bookmarkEnd w:id="265"/>
-    <w:bookmarkStart w:id="268" w:name="Xc69f4735137b59e558f8a8a0f4c957848d1438a"/>
+    <w:bookmarkEnd w:id="266"/>
+    <w:bookmarkEnd w:id="267"/>
+    <w:bookmarkStart w:id="270" w:name="Xc69f4735137b59e558f8a8a0f4c957848d1438a"/>
     <w:p>
       <w:pPr>
         <w:pStyle w:val="Heading2"/>
@@ -55148,7 +55744,7 @@
         <w:t xml:space="preserve">Left out because it is impossible in the medium</w:t>
       </w:r>
     </w:p>
-    <w:bookmarkStart w:id="266" w:name="Xe2be8ef14962b1acfc31047b0bbad75621771b5"/>
+    <w:bookmarkStart w:id="268" w:name="Xe2be8ef14962b1acfc31047b0bbad75621771b5"/>
     <w:p>
       <w:pPr>
         <w:pStyle w:val="Heading3"/>
@@ -55240,8 +55836,8 @@
         <w:t xml:space="preserve">label_reuse.md</w:t>
       </w:r>
     </w:p>
-    <w:bookmarkEnd w:id="266"/>
-    <w:bookmarkStart w:id="267" w:name="hashing-the-pin"/>
+    <w:bookmarkEnd w:id="268"/>
+    <w:bookmarkStart w:id="269" w:name="hashing-the-pin"/>
     <w:p>
       <w:pPr>
         <w:pStyle w:val="Heading3"/>
@@ -55279,9 +55875,9 @@
         <w:t xml:space="preserve">data_protection.md</w:t>
       </w:r>
     </w:p>
-    <w:bookmarkEnd w:id="267"/>
-    <w:bookmarkEnd w:id="268"/>
-    <w:bookmarkStart w:id="272" w:name="Xa85c2e772d728893cb03e88ecd29b0dcc7841b7"/>
+    <w:bookmarkEnd w:id="269"/>
+    <w:bookmarkEnd w:id="270"/>
+    <w:bookmarkStart w:id="274" w:name="Xa85c2e772d728893cb03e88ecd29b0dcc7841b7"/>
     <w:p>
       <w:pPr>
         <w:pStyle w:val="Heading2"/>
@@ -55290,7 +55886,7 @@
         <w:t xml:space="preserve">Left out because it needs a device or a person</w:t>
       </w:r>
     </w:p>
-    <w:bookmarkStart w:id="269" w:name="executing-the-test-plan"/>
+    <w:bookmarkStart w:id="271" w:name="executing-the-test-plan"/>
     <w:p>
       <w:pPr>
         <w:pStyle w:val="Heading3"/>
@@ -55375,8 +55971,8 @@
         <w:t xml:space="preserve">test_plan.md</w:t>
       </w:r>
     </w:p>
-    <w:bookmarkEnd w:id="269"/>
-    <w:bookmarkStart w:id="270" w:name="native-speaker-review-of-the-hausa"/>
+    <w:bookmarkEnd w:id="271"/>
+    <w:bookmarkStart w:id="272" w:name="native-speaker-review-of-the-hausa"/>
     <w:p>
       <w:pPr>
         <w:pStyle w:val="Heading3"/>
@@ -55447,8 +56043,8 @@
         <w:t xml:space="preserve">both need doing before deployment.</w:t>
       </w:r>
     </w:p>
-    <w:bookmarkEnd w:id="270"/>
-    <w:bookmarkStart w:id="271" w:name="device-testing-under-memory-pressure"/>
+    <w:bookmarkEnd w:id="272"/>
+    <w:bookmarkStart w:id="273" w:name="device-testing-under-memory-pressure"/>
     <w:p>
       <w:pPr>
         <w:pStyle w:val="Heading3"/>
@@ -55492,9 +56088,9 @@
         <w:t xml:space="preserve">prepare_media.py</w:t>
       </w:r>
     </w:p>
-    <w:bookmarkEnd w:id="271"/>
-    <w:bookmarkEnd w:id="272"/>
-    <w:bookmarkStart w:id="276" w:name="left-out-on-judgement"/>
+    <w:bookmarkEnd w:id="273"/>
+    <w:bookmarkEnd w:id="274"/>
+    <w:bookmarkStart w:id="278" w:name="left-out-on-judgement"/>
     <w:p>
       <w:pPr>
         <w:pStyle w:val="Heading2"/>
@@ -55503,7 +56099,7 @@
         <w:t xml:space="preserve">Left out on judgement</w:t>
       </w:r>
     </w:p>
-    <w:bookmarkStart w:id="273" w:name="a-gps-geofence-on-1.11"/>
+    <w:bookmarkStart w:id="275" w:name="a-gps-geofence-on-1.11"/>
     <w:p>
       <w:pPr>
         <w:pStyle w:val="Heading3"/>
@@ -55553,8 +56149,8 @@
         <w:t xml:space="preserve">consistency_checks.md</w:t>
       </w:r>
     </w:p>
-    <w:bookmarkEnd w:id="273"/>
-    <w:bookmarkStart w:id="274" w:name="X2d261a169b5f4ec6fd5cbdeb0076cd342c28fd2"/>
+    <w:bookmarkEnd w:id="275"/>
+    <w:bookmarkStart w:id="276" w:name="X2d261a169b5f4ec6fd5cbdeb0076cd342c28fd2"/>
     <w:p>
       <w:pPr>
         <w:pStyle w:val="Heading3"/>
@@ -55598,8 +56194,8 @@
         <w:t xml:space="preserve">constraint_register.md</w:t>
       </w:r>
     </w:p>
-    <w:bookmarkEnd w:id="274"/>
-    <w:bookmarkStart w:id="275" w:name="converting-4.13-to-select-multiple"/>
+    <w:bookmarkEnd w:id="276"/>
+    <w:bookmarkStart w:id="277" w:name="converting-4.13-to-select-multiple"/>
     <w:p>
       <w:pPr>
         <w:pStyle w:val="Heading3"/>
@@ -55676,9 +56272,9 @@
         <w:t xml:space="preserve">C1</w:t>
       </w:r>
     </w:p>
-    <w:bookmarkEnd w:id="275"/>
-    <w:bookmarkEnd w:id="276"/>
-    <w:bookmarkStart w:id="277" w:name="what-i-would-do-first-with-another-day"/>
+    <w:bookmarkEnd w:id="277"/>
+    <w:bookmarkEnd w:id="278"/>
+    <w:bookmarkStart w:id="279" w:name="what-i-would-do-first-with-another-day"/>
     <w:p>
       <w:pPr>
         <w:pStyle w:val="Heading2"/>
@@ -55742,9 +56338,9 @@
         <w:br w:type="page"/>
       </w:r>
     </w:p>
-    <w:bookmarkEnd w:id="277"/>
-    <w:bookmarkEnd w:id="278"/>
-    <w:bookmarkStart w:id="279" w:name="part-3---question-5"/>
+    <w:bookmarkEnd w:id="279"/>
+    <w:bookmarkEnd w:id="280"/>
+    <w:bookmarkStart w:id="281" w:name="part-3---question-5"/>
     <w:p>
       <w:pPr>
         <w:pStyle w:val="Heading1"/>
@@ -55753,8 +56349,8 @@
         <w:t xml:space="preserve">PART 3 - Question 5</w:t>
       </w:r>
     </w:p>
-    <w:bookmarkEnd w:id="279"/>
-    <w:bookmarkStart w:id="286" w:name="X58c4a627281a0aeb9fb7a3ce8c8eef43b1fd0ff"/>
+    <w:bookmarkEnd w:id="281"/>
+    <w:bookmarkStart w:id="288" w:name="X58c4a627281a0aeb9fb7a3ce8c8eef43b1fd0ff"/>
     <w:p>
       <w:pPr>
         <w:pStyle w:val="Heading1"/>
@@ -55771,7 +56367,7 @@
         <w:t xml:space="preserve">Day 3 of 7. Four things have arrived at once and only one is genuinely urgent.</w:t>
       </w:r>
     </w:p>
-    <w:bookmarkStart w:id="280" w:name="the-first-twenty-four-hours"/>
+    <w:bookmarkStart w:id="282" w:name="the-first-twenty-four-hours"/>
     <w:p>
       <w:pPr>
         <w:pStyle w:val="Heading2"/>
@@ -56088,8 +56684,8 @@
         <w:t xml:space="preserve">have over a week of runway against four days of live round.</w:t>
       </w:r>
     </w:p>
-    <w:bookmarkEnd w:id="280"/>
-    <w:bookmarkStart w:id="281" w:name="one-authoritative-coverage-figure"/>
+    <w:bookmarkEnd w:id="282"/>
+    <w:bookmarkStart w:id="283" w:name="one-authoritative-coverage-figure"/>
     <w:p>
       <w:pPr>
         <w:pStyle w:val="Heading2"/>
@@ -56419,8 +57015,8 @@
         <w:t xml:space="preserve">hourly escalation; a named hour converts an incident into a scheduled item.</w:t>
       </w:r>
     </w:p>
-    <w:bookmarkEnd w:id="281"/>
-    <w:bookmarkStart w:id="282" w:name="X25a1f7bd303adbc9d1aa8cdea0b774317ebeed7"/>
+    <w:bookmarkEnd w:id="283"/>
+    <w:bookmarkStart w:id="284" w:name="X25a1f7bd303adbc9d1aa8cdea0b774317ebeed7"/>
     <w:p>
       <w:pPr>
         <w:pStyle w:val="Heading2"/>
@@ -56791,8 +57387,8 @@
         <w:t xml:space="preserve">a freeze rather than a cleanup.</w:t>
       </w:r>
     </w:p>
-    <w:bookmarkEnd w:id="282"/>
-    <w:bookmarkStart w:id="283" w:name="automated-data-quality-rules"/>
+    <w:bookmarkEnd w:id="284"/>
+    <w:bookmarkStart w:id="285" w:name="automated-data-quality-rules"/>
     <w:p>
       <w:pPr>
         <w:pStyle w:val="Heading2"/>
@@ -56967,8 +57563,8 @@
         <w:t xml:space="preserve">technically correct.</w:t>
       </w:r>
     </w:p>
-    <w:bookmarkEnd w:id="283"/>
-    <w:bookmarkStart w:id="284" w:name="handover-in-ten-days-round-live"/>
+    <w:bookmarkEnd w:id="285"/>
+    <w:bookmarkStart w:id="286" w:name="handover-in-ten-days-round-live"/>
     <w:p>
       <w:pPr>
         <w:pStyle w:val="Heading2"/>
@@ -57197,8 +57793,8 @@
         <w:t xml:space="preserve">the pipeline by accident.</w:t>
       </w:r>
     </w:p>
-    <w:bookmarkEnd w:id="284"/>
-    <w:bookmarkStart w:id="285" w:name="Xb68d51c1cad76df3ac7348c4340b99b0d23edc3"/>
+    <w:bookmarkEnd w:id="286"/>
+    <w:bookmarkStart w:id="287" w:name="Xb68d51c1cad76df3ac7348c4340b99b0d23edc3"/>
     <w:p>
       <w:pPr>
         <w:pStyle w:val="Heading2"/>
@@ -57442,9 +58038,9 @@
         <w:br w:type="page"/>
       </w:r>
     </w:p>
-    <w:bookmarkEnd w:id="285"/>
-    <w:bookmarkEnd w:id="286"/>
-    <w:bookmarkStart w:id="287" w:name="part-3---question-6"/>
+    <w:bookmarkEnd w:id="287"/>
+    <w:bookmarkEnd w:id="288"/>
+    <w:bookmarkStart w:id="289" w:name="part-3---question-6"/>
     <w:p>
       <w:pPr>
         <w:pStyle w:val="Heading1"/>
@@ -57453,8 +58049,8 @@
         <w:t xml:space="preserve">PART 3 - Question 6</w:t>
       </w:r>
     </w:p>
-    <w:bookmarkEnd w:id="287"/>
-    <w:bookmarkStart w:id="308" w:name="X354388470d127906b6c2c28a46be15eac679d9e"/>
+    <w:bookmarkEnd w:id="289"/>
+    <w:bookmarkStart w:id="310" w:name="X354388470d127906b6c2c28a46be15eac679d9e"/>
     <w:p>
       <w:pPr>
         <w:pStyle w:val="Heading1"/>
@@ -57497,7 +58093,7 @@
         </w:pict>
       </w:r>
     </w:p>
-    <w:bookmarkStart w:id="293" w:name="X45c2f05b26d409abb798b6acf065f485a0a3b2a"/>
+    <w:bookmarkStart w:id="295" w:name="X45c2f05b26d409abb798b6acf065f485a0a3b2a"/>
     <w:p>
       <w:pPr>
         <w:pStyle w:val="Heading2"/>
@@ -57514,7 +58110,7 @@
         <w:t xml:space="preserve">Four findings, and three of them contradict the obvious course.</w:t>
       </w:r>
     </w:p>
-    <w:bookmarkStart w:id="288" w:name="they-know-more-than-they-can-do"/>
+    <w:bookmarkStart w:id="290" w:name="they-know-more-than-they-can-do"/>
     <w:p>
       <w:pPr>
         <w:pStyle w:val="Heading3"/>
@@ -57668,8 +58264,8 @@
         <w:t xml:space="preserve">and every block ends in a product rather than a summary.</w:t>
       </w:r>
     </w:p>
-    <w:bookmarkEnd w:id="288"/>
-    <w:bookmarkStart w:id="289" w:name="X7765505985b200fe04bce9eba8868ae7b4e6711"/>
+    <w:bookmarkEnd w:id="290"/>
+    <w:bookmarkStart w:id="291" w:name="X7765505985b200fe04bce9eba8868ae7b4e6711"/>
     <w:p>
       <w:pPr>
         <w:pStyle w:val="Heading3"/>
@@ -57933,8 +58529,8 @@
         <w:t xml:space="preserve">never name an individual’s score, never compare two participants aloud.</w:t>
       </w:r>
     </w:p>
-    <w:bookmarkEnd w:id="289"/>
-    <w:bookmarkStart w:id="290" w:name="X2501f1318d9308412e88f8786e83c3ee76f05fe"/>
+    <w:bookmarkEnd w:id="291"/>
+    <w:bookmarkStart w:id="292" w:name="X2501f1318d9308412e88f8786e83c3ee76f05fe"/>
     <w:p>
       <w:pPr>
         <w:pStyle w:val="Heading3"/>
@@ -58102,8 +58698,8 @@
         <w:t xml:space="preserve">immediately and the escalation becomes a costed case with evidence behind it.</w:t>
       </w:r>
     </w:p>
-    <w:bookmarkEnd w:id="290"/>
-    <w:bookmarkStart w:id="291" w:name="X292c959b641ad072bcda97db078624d7d391314"/>
+    <w:bookmarkEnd w:id="292"/>
+    <w:bookmarkStart w:id="293" w:name="X292c959b641ad072bcda97db078624d7d391314"/>
     <w:p>
       <w:pPr>
         <w:pStyle w:val="Heading3"/>
@@ -58187,8 +58783,8 @@
         <w:t xml:space="preserve">its output can be re-run by someone else.</w:t>
       </w:r>
     </w:p>
-    <w:bookmarkEnd w:id="291"/>
-    <w:bookmarkStart w:id="292" w:name="Xcb1f9e9e07037587f4a0f76cc40217bd34b5783"/>
+    <w:bookmarkEnd w:id="293"/>
+    <w:bookmarkStart w:id="294" w:name="Xcb1f9e9e07037587f4a0f76cc40217bd34b5783"/>
     <w:p>
       <w:pPr>
         <w:pStyle w:val="Heading3"/>
@@ -58282,9 +58878,9 @@
         </w:pict>
       </w:r>
     </w:p>
-    <w:bookmarkEnd w:id="292"/>
-    <w:bookmarkEnd w:id="293"/>
-    <w:bookmarkStart w:id="296" w:name="competency-framework"/>
+    <w:bookmarkEnd w:id="294"/>
+    <w:bookmarkEnd w:id="295"/>
+    <w:bookmarkStart w:id="298" w:name="competency-framework"/>
     <w:p>
       <w:pPr>
         <w:pStyle w:val="Heading2"/>
@@ -58333,7 +58929,7 @@
         <w:t xml:space="preserve">.</w:t>
       </w:r>
     </w:p>
-    <w:bookmarkStart w:id="294" w:name="the-levels"/>
+    <w:bookmarkStart w:id="296" w:name="the-levels"/>
     <w:p>
       <w:pPr>
         <w:pStyle w:val="Heading3"/>
@@ -58689,8 +59285,8 @@
         <w:t xml:space="preserve">output matches. It either does or it does not.</w:t>
       </w:r>
     </w:p>
-    <w:bookmarkEnd w:id="294"/>
-    <w:bookmarkStart w:id="295" w:name="the-target-and-its-limit"/>
+    <w:bookmarkEnd w:id="296"/>
+    <w:bookmarkStart w:id="297" w:name="the-target-and-its-limit"/>
     <w:p>
       <w:pPr>
         <w:pStyle w:val="Heading3"/>
@@ -58811,9 +59407,9 @@
         </w:pict>
       </w:r>
     </w:p>
-    <w:bookmarkEnd w:id="295"/>
-    <w:bookmarkEnd w:id="296"/>
-    <w:bookmarkStart w:id="298" w:name="the-five-day-course"/>
+    <w:bookmarkEnd w:id="297"/>
+    <w:bookmarkEnd w:id="298"/>
+    <w:bookmarkStart w:id="300" w:name="the-five-day-course"/>
     <w:p>
       <w:pPr>
         <w:pStyle w:val="Heading2"/>
@@ -58904,7 +59500,7 @@
         <w:t xml:space="preserve">on day one for a cohort scoring 36.</w:t>
       </w:r>
     </w:p>
-    <w:bookmarkStart w:id="297" w:name="day-allocation-and-outcomes"/>
+    <w:bookmarkStart w:id="299" w:name="day-allocation-and-outcomes"/>
     <w:p>
       <w:pPr>
         <w:pStyle w:val="Heading3"/>
@@ -59491,9 +60087,9 @@
         <w:t xml:space="preserve">doubles as the post-assessment.</w:t>
       </w:r>
     </w:p>
-    <w:bookmarkEnd w:id="297"/>
-    <w:bookmarkEnd w:id="298"/>
-    <w:bookmarkStart w:id="299" w:name="what-i-have-chosen-not-to-teach-and-why"/>
+    <w:bookmarkEnd w:id="299"/>
+    <w:bookmarkEnd w:id="300"/>
+    <w:bookmarkStart w:id="301" w:name="what-i-have-chosen-not-to-teach-and-why"/>
     <w:p>
       <w:pPr>
         <w:pStyle w:val="Heading2"/>
@@ -59832,8 +60428,8 @@
         </w:pict>
       </w:r>
     </w:p>
-    <w:bookmarkEnd w:id="299"/>
-    <w:bookmarkStart w:id="300" w:name="pre-and-post-assessment"/>
+    <w:bookmarkEnd w:id="301"/>
+    <w:bookmarkStart w:id="302" w:name="pre-and-post-assessment"/>
     <w:p>
       <w:pPr>
         <w:pStyle w:val="Heading2"/>
@@ -60091,8 +60687,8 @@
         </w:pict>
       </w:r>
     </w:p>
-    <w:bookmarkEnd w:id="300"/>
-    <w:bookmarkStart w:id="305" w:name="the-ninety-days-after-the-course"/>
+    <w:bookmarkEnd w:id="302"/>
+    <w:bookmarkStart w:id="307" w:name="the-ninety-days-after-the-course"/>
     <w:p>
       <w:pPr>
         <w:pStyle w:val="Heading2"/>
@@ -60115,7 +60711,7 @@
         <w:t xml:space="preserve">to prevent.</w:t>
       </w:r>
     </w:p>
-    <w:bookmarkStart w:id="301" w:name="X248fc742b9bb1e852e383cae775de736c80b277"/>
+    <w:bookmarkStart w:id="303" w:name="X248fc742b9bb1e852e383cae775de736c80b277"/>
     <w:p>
       <w:pPr>
         <w:pStyle w:val="Heading3"/>
@@ -60262,8 +60858,8 @@
         <w:t xml:space="preserve">capacity to run geospatial software.</w:t>
       </w:r>
     </w:p>
-    <w:bookmarkEnd w:id="301"/>
-    <w:bookmarkStart w:id="302" w:name="days-1-30---applied-work-under-review"/>
+    <w:bookmarkEnd w:id="303"/>
+    <w:bookmarkStart w:id="304" w:name="days-1-30---applied-work-under-review"/>
     <w:p>
       <w:pPr>
         <w:pStyle w:val="Heading3"/>
@@ -60338,8 +60934,8 @@
         <w:t xml:space="preserve">assessment event.</w:t>
       </w:r>
     </w:p>
-    <w:bookmarkEnd w:id="302"/>
-    <w:bookmarkStart w:id="303" w:name="Xb04e62ddb627669e2e6a9062d47b167d6c256ee"/>
+    <w:bookmarkEnd w:id="304"/>
+    <w:bookmarkStart w:id="305" w:name="Xb04e62ddb627669e2e6a9062d47b167d6c256ee"/>
     <w:p>
       <w:pPr>
         <w:pStyle w:val="Heading3"/>
@@ -60439,8 +61035,8 @@
         <w:t xml:space="preserve">belongs on the record.</w:t>
       </w:r>
     </w:p>
-    <w:bookmarkEnd w:id="303"/>
-    <w:bookmarkStart w:id="304" w:name="X8379ae9f478ae67121ddfa21d2a31519e437e3e"/>
+    <w:bookmarkEnd w:id="305"/>
+    <w:bookmarkStart w:id="306" w:name="X8379ae9f478ae67121ddfa21d2a31519e437e3e"/>
     <w:p>
       <w:pPr>
         <w:pStyle w:val="Heading3"/>
@@ -60754,9 +61350,9 @@
         </w:pict>
       </w:r>
     </w:p>
-    <w:bookmarkEnd w:id="304"/>
-    <w:bookmarkEnd w:id="305"/>
-    <w:bookmarkStart w:id="307" w:name="X5b8633e7b5e1281970f0a649917177465a285d4"/>
+    <w:bookmarkEnd w:id="306"/>
+    <w:bookmarkEnd w:id="307"/>
+    <w:bookmarkStart w:id="309" w:name="X5b8633e7b5e1281970f0a649917177465a285d4"/>
     <w:p>
       <w:pPr>
         <w:pStyle w:val="Heading2"/>
@@ -60966,7 +61562,7 @@
         <w:t xml:space="preserve">argument holds.</w:t>
       </w:r>
     </w:p>
-    <w:bookmarkStart w:id="306" w:name="annexes-excluded-from-the-page-limit"/>
+    <w:bookmarkStart w:id="308" w:name="annexes-excluded-from-the-page-limit"/>
     <w:p>
       <w:pPr>
         <w:pStyle w:val="Heading3"/>
@@ -61080,10 +61676,10 @@
         <w:br w:type="page"/>
       </w:r>
     </w:p>
-    <w:bookmarkEnd w:id="306"/>
-    <w:bookmarkEnd w:id="307"/>
     <w:bookmarkEnd w:id="308"/>
-    <w:bookmarkStart w:id="309" w:name="annexes"/>
+    <w:bookmarkEnd w:id="309"/>
+    <w:bookmarkEnd w:id="310"/>
+    <w:bookmarkStart w:id="311" w:name="annexes"/>
     <w:p>
       <w:pPr>
         <w:pStyle w:val="Heading1"/>
@@ -61100,8 +61696,8 @@
         <w:t xml:space="preserve">Excluded from the Q6 page limit, as the question permits.</w:t>
       </w:r>
     </w:p>
-    <w:bookmarkEnd w:id="309"/>
-    <w:bookmarkStart w:id="318" w:name="annex-a---competency-framework"/>
+    <w:bookmarkEnd w:id="311"/>
+    <w:bookmarkStart w:id="320" w:name="annex-a---competency-framework"/>
     <w:p>
       <w:pPr>
         <w:pStyle w:val="Heading1"/>
@@ -61148,7 +61744,7 @@
         <w:t xml:space="preserve">it is written wrong and has been rewritten.</w:t>
       </w:r>
     </w:p>
-    <w:bookmarkStart w:id="310" w:name="the-five-levels"/>
+    <w:bookmarkStart w:id="312" w:name="the-five-levels"/>
     <w:p>
       <w:pPr>
         <w:pStyle w:val="Heading2"/>
@@ -61520,8 +62116,8 @@
         </w:pict>
       </w:r>
     </w:p>
-    <w:bookmarkEnd w:id="310"/>
-    <w:bookmarkStart w:id="311" w:name="d1-data-acquisition-and-structure"/>
+    <w:bookmarkEnd w:id="312"/>
+    <w:bookmarkStart w:id="313" w:name="d1-data-acquisition-and-structure"/>
     <w:p>
       <w:pPr>
         <w:pStyle w:val="Heading2"/>
@@ -61689,8 +62285,8 @@
         </w:tc>
       </w:tr>
     </w:tbl>
-    <w:bookmarkEnd w:id="311"/>
-    <w:bookmarkStart w:id="312" w:name="d2-data-cleaning-and-validation"/>
+    <w:bookmarkEnd w:id="313"/>
+    <w:bookmarkStart w:id="314" w:name="d2-data-cleaning-and-validation"/>
     <w:p>
       <w:pPr>
         <w:pStyle w:val="Heading2"/>
@@ -61871,8 +62467,8 @@
         </w:tc>
       </w:tr>
     </w:tbl>
-    <w:bookmarkEnd w:id="312"/>
-    <w:bookmarkStart w:id="313" w:name="X9d2d84403e5bca7ebbed798ee304012b1d57b67"/>
+    <w:bookmarkEnd w:id="314"/>
+    <w:bookmarkStart w:id="315" w:name="X9d2d84403e5bca7ebbed798ee304012b1d57b67"/>
     <w:p>
       <w:pPr>
         <w:pStyle w:val="Heading2"/>
@@ -62060,8 +62656,8 @@
         </w:tc>
       </w:tr>
     </w:tbl>
-    <w:bookmarkEnd w:id="313"/>
-    <w:bookmarkStart w:id="314" w:name="d4-spatial-data-handling"/>
+    <w:bookmarkEnd w:id="315"/>
+    <w:bookmarkStart w:id="316" w:name="d4-spatial-data-handling"/>
     <w:p>
       <w:pPr>
         <w:pStyle w:val="Heading2"/>
@@ -62245,8 +62841,8 @@
         </w:tc>
       </w:tr>
     </w:tbl>
-    <w:bookmarkEnd w:id="314"/>
-    <w:bookmarkStart w:id="315" w:name="Xd733271491c33cc414b66cbd0fdd45c1a9281bd"/>
+    <w:bookmarkEnd w:id="316"/>
+    <w:bookmarkStart w:id="317" w:name="Xd733271491c33cc414b66cbd0fdd45c1a9281bd"/>
     <w:p>
       <w:pPr>
         <w:pStyle w:val="Heading2"/>
@@ -62453,8 +63049,8 @@
         </w:tc>
       </w:tr>
     </w:tbl>
-    <w:bookmarkEnd w:id="315"/>
-    <w:bookmarkStart w:id="316" w:name="d6-interpretation-and-communication"/>
+    <w:bookmarkEnd w:id="317"/>
+    <w:bookmarkStart w:id="318" w:name="d6-interpretation-and-communication"/>
     <w:p>
       <w:pPr>
         <w:pStyle w:val="Heading2"/>
@@ -62642,8 +63238,8 @@
         </w:pict>
       </w:r>
     </w:p>
-    <w:bookmarkEnd w:id="316"/>
-    <w:bookmarkStart w:id="317" w:name="X9a50b875fe51bff93e40dd47b7e573826bb6beb"/>
+    <w:bookmarkEnd w:id="318"/>
+    <w:bookmarkStart w:id="319" w:name="X9a50b875fe51bff93e40dd47b7e573826bb6beb"/>
     <w:p>
       <w:pPr>
         <w:pStyle w:val="Heading2"/>
@@ -63089,9 +63685,9 @@
         <w:br w:type="page"/>
       </w:r>
     </w:p>
-    <w:bookmarkEnd w:id="317"/>
-    <w:bookmarkEnd w:id="318"/>
-    <w:bookmarkStart w:id="319" w:name="annex-b---the-90-minute-session-in-full"/>
+    <w:bookmarkEnd w:id="319"/>
+    <w:bookmarkEnd w:id="320"/>
+    <w:bookmarkStart w:id="321" w:name="annex-b---the-90-minute-session-in-full"/>
     <w:p>
       <w:pPr>
         <w:pStyle w:val="Heading1"/>
@@ -63538,8 +64134,8 @@
         <w:br w:type="page"/>
       </w:r>
     </w:p>
-    <w:bookmarkEnd w:id="319"/>
-    <w:bookmarkStart w:id="333" w:name="X06d6f7276782da1781e1e422464fa1b3d97dd04"/>
+    <w:bookmarkEnd w:id="321"/>
+    <w:bookmarkStart w:id="335" w:name="X06d6f7276782da1781e1e422464fa1b3d97dd04"/>
     <w:p>
       <w:pPr>
         <w:pStyle w:val="Heading1"/>
@@ -63587,7 +64183,7 @@
         </w:pict>
       </w:r>
     </w:p>
-    <w:bookmarkStart w:id="320" w:name="what-this-session-is-for"/>
+    <w:bookmarkStart w:id="322" w:name="what-this-session-is-for"/>
     <w:p>
       <w:pPr>
         <w:pStyle w:val="Heading2"/>
@@ -63718,8 +64314,8 @@
         </w:pict>
       </w:r>
     </w:p>
-    <w:bookmarkEnd w:id="320"/>
-    <w:bookmarkStart w:id="321" w:name="before-the-session"/>
+    <w:bookmarkEnd w:id="322"/>
+    <w:bookmarkStart w:id="323" w:name="before-the-session"/>
     <w:p>
       <w:pPr>
         <w:pStyle w:val="Heading2"/>
@@ -64041,8 +64637,8 @@
         </w:pict>
       </w:r>
     </w:p>
-    <w:bookmarkEnd w:id="321"/>
-    <w:bookmarkStart w:id="328" w:name="minute-by-minute"/>
+    <w:bookmarkEnd w:id="323"/>
+    <w:bookmarkStart w:id="330" w:name="minute-by-minute"/>
     <w:p>
       <w:pPr>
         <w:pStyle w:val="Heading2"/>
@@ -64051,7 +64647,7 @@
         <w:t xml:space="preserve">Minute by minute</w:t>
       </w:r>
     </w:p>
-    <w:bookmarkStart w:id="322" w:name="framing"/>
+    <w:bookmarkStart w:id="324" w:name="framing"/>
     <w:p>
       <w:pPr>
         <w:pStyle w:val="Heading3"/>
@@ -64153,8 +64749,8 @@
         <w:t xml:space="preserve">. Do not hand out Brief B.</w:t>
       </w:r>
     </w:p>
-    <w:bookmarkEnd w:id="322"/>
-    <w:bookmarkStart w:id="323" w:name="task-a---write-the-record-17-min"/>
+    <w:bookmarkEnd w:id="324"/>
+    <w:bookmarkStart w:id="325" w:name="task-a---write-the-record-17-min"/>
     <w:p>
       <w:pPr>
         <w:pStyle w:val="Heading3"/>
@@ -64297,8 +64893,8 @@
         <w:t xml:space="preserve">Collect nothing.</w:t>
       </w:r>
     </w:p>
-    <w:bookmarkEnd w:id="323"/>
-    <w:bookmarkStart w:id="324" w:name="X2b02ec21b78ded296da3961fb206a981498c894"/>
+    <w:bookmarkEnd w:id="325"/>
+    <w:bookmarkStart w:id="326" w:name="X2b02ec21b78ded296da3961fb206a981498c894"/>
     <w:p>
       <w:pPr>
         <w:pStyle w:val="Heading3"/>
@@ -64509,8 +65105,8 @@
         <w:t xml:space="preserve">and the partner’s original.</w:t>
       </w:r>
     </w:p>
-    <w:bookmarkEnd w:id="324"/>
-    <w:bookmarkStart w:id="325" w:name="what-stopped-us-15-min"/>
+    <w:bookmarkEnd w:id="326"/>
+    <w:bookmarkStart w:id="327" w:name="what-stopped-us-15-min"/>
     <w:p>
       <w:pPr>
         <w:pStyle w:val="Heading3"/>
@@ -64674,8 +65270,8 @@
         <w:t xml:space="preserve">“So the work was right, and it did not survive the handover.”</w:t>
       </w:r>
     </w:p>
-    <w:bookmarkEnd w:id="325"/>
-    <w:bookmarkStart w:id="326" w:name="repair-and-re-test-18-min"/>
+    <w:bookmarkEnd w:id="327"/>
+    <w:bookmarkStart w:id="328" w:name="repair-and-re-test-18-min"/>
     <w:p>
       <w:pPr>
         <w:pStyle w:val="Heading3"/>
@@ -64803,8 +65399,8 @@
         <w:t xml:space="preserve">is the first evidence they have that the fix is achievable.</w:t>
       </w:r>
     </w:p>
-    <w:bookmarkEnd w:id="326"/>
-    <w:bookmarkStart w:id="327" w:name="consolidate"/>
+    <w:bookmarkEnd w:id="328"/>
+    <w:bookmarkStart w:id="329" w:name="consolidate"/>
     <w:p>
       <w:pPr>
         <w:pStyle w:val="Heading3"/>
@@ -64894,9 +65490,9 @@
         </w:pict>
       </w:r>
     </w:p>
-    <w:bookmarkEnd w:id="327"/>
-    <w:bookmarkEnd w:id="328"/>
-    <w:bookmarkStart w:id="330" w:name="common-errors-and-how-to-intervene"/>
+    <w:bookmarkEnd w:id="329"/>
+    <w:bookmarkEnd w:id="330"/>
+    <w:bookmarkStart w:id="332" w:name="common-errors-and-how-to-intervene"/>
     <w:p>
       <w:pPr>
         <w:pStyle w:val="Heading2"/>
@@ -65521,7 +66117,7 @@
         </w:tc>
       </w:tr>
     </w:tbl>
-    <w:bookmarkStart w:id="329" w:name="X4765387e1418b4a93318f6171fbb1e31ccbd4d5"/>
+    <w:bookmarkStart w:id="331" w:name="X4765387e1418b4a93318f6171fbb1e31ccbd4d5"/>
     <w:p>
       <w:pPr>
         <w:pStyle w:val="Heading3"/>
@@ -65676,9 +66272,9 @@
         </w:pict>
       </w:r>
     </w:p>
-    <w:bookmarkEnd w:id="329"/>
-    <w:bookmarkEnd w:id="330"/>
-    <w:bookmarkStart w:id="331" w:name="if-you-are-running-short-of-time"/>
+    <w:bookmarkEnd w:id="331"/>
+    <w:bookmarkEnd w:id="332"/>
+    <w:bookmarkStart w:id="333" w:name="if-you-are-running-short-of-time"/>
     <w:p>
       <w:pPr>
         <w:pStyle w:val="Heading2"/>
@@ -65779,8 +66375,8 @@
         <w:t xml:space="preserve">already had and has not acted on.</w:t>
       </w:r>
     </w:p>
-    <w:bookmarkEnd w:id="331"/>
-    <w:bookmarkStart w:id="332" w:name="what-success-looks-like"/>
+    <w:bookmarkEnd w:id="333"/>
+    <w:bookmarkStart w:id="334" w:name="what-success-looks-like"/>
     <w:p>
       <w:pPr>
         <w:pStyle w:val="Heading2"/>
@@ -65848,9 +66444,9 @@
         <w:br w:type="page"/>
       </w:r>
     </w:p>
-    <w:bookmarkEnd w:id="332"/>
-    <w:bookmarkEnd w:id="333"/>
-    <w:bookmarkStart w:id="334" w:name="Xbfdedff30089b2fb8f2ddb0afb64dc22cede2b9"/>
+    <w:bookmarkEnd w:id="334"/>
+    <w:bookmarkEnd w:id="335"/>
+    <w:bookmarkStart w:id="336" w:name="Xbfdedff30089b2fb8f2ddb0afb64dc22cede2b9"/>
     <w:p>
       <w:pPr>
         <w:pStyle w:val="Heading1"/>
@@ -65923,8 +66519,8 @@
         <w:t xml:space="preserve">Print single-sided, one set per participant.</w:t>
       </w:r>
     </w:p>
-    <w:bookmarkEnd w:id="334"/>
-    <w:bookmarkStart w:id="335" w:name="brief-a---write-the-record"/>
+    <w:bookmarkEnd w:id="336"/>
+    <w:bookmarkStart w:id="337" w:name="brief-a---write-the-record"/>
     <w:p>
       <w:pPr>
         <w:pStyle w:val="Heading1"/>
@@ -66152,8 +66748,8 @@
         <w:t xml:space="preserve">could do exactly what you did.</w:t>
       </w:r>
     </w:p>
-    <w:bookmarkEnd w:id="335"/>
-    <w:bookmarkStart w:id="344" w:name="brief-b---reproduce-your-partners-work"/>
+    <w:bookmarkEnd w:id="337"/>
+    <w:bookmarkStart w:id="346" w:name="brief-b---reproduce-your-partners-work"/>
     <w:p>
       <w:pPr>
         <w:pStyle w:val="Heading1"/>
@@ -66209,7 +66805,7 @@
         <w:t xml:space="preserve">, starting from the raw data.</w:t>
       </w:r>
     </w:p>
-    <w:bookmarkStart w:id="336" w:name="rules"/>
+    <w:bookmarkStart w:id="338" w:name="rules"/>
     <w:p>
       <w:pPr>
         <w:pStyle w:val="Heading2"/>
@@ -66337,8 +66933,8 @@
         <w:t xml:space="preserve">, make your best guess, and carry on.</w:t>
       </w:r>
     </w:p>
-    <w:bookmarkEnd w:id="336"/>
-    <w:bookmarkStart w:id="337" w:name="what-to-produce"/>
+    <w:bookmarkEnd w:id="338"/>
+    <w:bookmarkStart w:id="339" w:name="what-to-produce"/>
     <w:p>
       <w:pPr>
         <w:pStyle w:val="Heading2"/>
@@ -66398,8 +66994,8 @@
         <w:t xml:space="preserve">same list is being written about your record, at the same time, by someone else.</w:t>
       </w:r>
     </w:p>
-    <w:bookmarkEnd w:id="337"/>
-    <w:bookmarkStart w:id="338" w:name="before-time-is-called"/>
+    <w:bookmarkEnd w:id="339"/>
+    <w:bookmarkStart w:id="340" w:name="before-time-is-called"/>
     <w:p>
       <w:pPr>
         <w:pStyle w:val="Heading2"/>
@@ -66449,8 +67045,8 @@
         <w:br w:type="page"/>
       </w:r>
     </w:p>
-    <w:bookmarkEnd w:id="338"/>
-    <w:bookmarkStart w:id="339" w:name="X4f47d3161fea0135ab3f1ae13ded5a6b278baf3"/>
+    <w:bookmarkEnd w:id="340"/>
+    <w:bookmarkStart w:id="341" w:name="X4f47d3161fea0135ab3f1ae13ded5a6b278baf3"/>
     <w:p>
       <w:pPr>
         <w:pStyle w:val="Heading2"/>
@@ -66508,8 +67104,8 @@
         </w:pict>
       </w:r>
     </w:p>
-    <w:bookmarkEnd w:id="339"/>
-    <w:bookmarkStart w:id="340" w:name="X5f49b84f1faee83f2131b7f4125f8e266d4c0e2"/>
+    <w:bookmarkEnd w:id="341"/>
+    <w:bookmarkStart w:id="342" w:name="X5f49b84f1faee83f2131b7f4125f8e266d4c0e2"/>
     <w:p>
       <w:pPr>
         <w:pStyle w:val="Heading2"/>
@@ -67039,8 +67635,8 @@
         <w:t xml:space="preserve">    Facilities mappable: 195. Not mappable: 5 (D3).</w:t>
       </w:r>
     </w:p>
-    <w:bookmarkEnd w:id="340"/>
-    <w:bookmarkStart w:id="341" w:name="part-2---the-numbers"/>
+    <w:bookmarkEnd w:id="342"/>
+    <w:bookmarkStart w:id="343" w:name="part-2---the-numbers"/>
     <w:p>
       <w:pPr>
         <w:pStyle w:val="Heading2"/>
@@ -67474,8 +68070,8 @@
         <w:t xml:space="preserve">the standard is that the department would report the same numbers.</w:t>
       </w:r>
     </w:p>
-    <w:bookmarkEnd w:id="341"/>
-    <w:bookmarkStart w:id="342" w:name="Xc87be81361a22bbc6b78b80ebb24c7facb059df"/>
+    <w:bookmarkEnd w:id="343"/>
+    <w:bookmarkStart w:id="344" w:name="Xc87be81361a22bbc6b78b80ebb24c7facb059df"/>
     <w:p>
       <w:pPr>
         <w:pStyle w:val="Heading2"/>
@@ -67684,8 +68280,8 @@
         <w:t xml:space="preserve">there.</w:t>
       </w:r>
     </w:p>
-    <w:bookmarkEnd w:id="342"/>
-    <w:bookmarkStart w:id="343" w:name="X244efd0e66a8be7edbcfbc5e83af563e3df9cae"/>
+    <w:bookmarkEnd w:id="344"/>
+    <w:bookmarkStart w:id="345" w:name="X244efd0e66a8be7edbcfbc5e83af563e3df9cae"/>
     <w:p>
       <w:pPr>
         <w:pStyle w:val="Heading2"/>
@@ -67950,9 +68546,9 @@
         <w:br w:type="page"/>
       </w:r>
     </w:p>
-    <w:bookmarkEnd w:id="343"/>
-    <w:bookmarkEnd w:id="344"/>
-    <w:bookmarkStart w:id="353" w:name="X75410aaa467325947cd25794f0b8f4a3e35d122"/>
+    <w:bookmarkEnd w:id="345"/>
+    <w:bookmarkEnd w:id="346"/>
+    <w:bookmarkStart w:id="355" w:name="X75410aaa467325947cd25794f0b8f4a3e35d122"/>
     <w:p>
       <w:pPr>
         <w:pStyle w:val="Heading1"/>
@@ -67969,7 +68565,7 @@
         <w:t xml:space="preserve">Excluded from the Q6 page limit.</w:t>
       </w:r>
     </w:p>
-    <w:bookmarkStart w:id="345" w:name="X00490d17776cc95e704ea548dde240d2db398e4"/>
+    <w:bookmarkStart w:id="347" w:name="X00490d17776cc95e704ea548dde240d2db398e4"/>
     <w:p>
       <w:pPr>
         <w:pStyle w:val="Heading2"/>
@@ -68250,8 +68846,8 @@
         </w:pict>
       </w:r>
     </w:p>
-    <w:bookmarkEnd w:id="345"/>
-    <w:bookmarkStart w:id="347" w:name="the-eight-tasks"/>
+    <w:bookmarkEnd w:id="347"/>
+    <w:bookmarkStart w:id="349" w:name="the-eight-tasks"/>
     <w:p>
       <w:pPr>
         <w:pStyle w:val="Heading2"/>
@@ -68921,7 +69517,7 @@
         </w:tc>
       </w:tr>
     </w:tbl>
-    <w:bookmarkStart w:id="346" w:name="why-task-8-carries-the-design"/>
+    <w:bookmarkStart w:id="348" w:name="why-task-8-carries-the-design"/>
     <w:p>
       <w:pPr>
         <w:pStyle w:val="Heading3"/>
@@ -69006,9 +69602,9 @@
         </w:pict>
       </w:r>
     </w:p>
-    <w:bookmarkEnd w:id="346"/>
-    <w:bookmarkEnd w:id="347"/>
-    <w:bookmarkStart w:id="349" w:name="scoring"/>
+    <w:bookmarkEnd w:id="348"/>
+    <w:bookmarkEnd w:id="349"/>
+    <w:bookmarkStart w:id="351" w:name="scoring"/>
     <w:p>
       <w:pPr>
         <w:pStyle w:val="Heading2"/>
@@ -69250,7 +69846,7 @@
         <w:t xml:space="preserve">documentation stays at 1 has not achieved what this programme is for.</w:t>
       </w:r>
     </w:p>
-    <w:bookmarkStart w:id="348" w:name="interpretation-bands"/>
+    <w:bookmarkStart w:id="350" w:name="interpretation-bands"/>
     <w:p>
       <w:pPr>
         <w:pStyle w:val="Heading3"/>
@@ -69447,9 +70043,9 @@
         </w:pict>
       </w:r>
     </w:p>
-    <w:bookmarkEnd w:id="348"/>
-    <w:bookmarkEnd w:id="349"/>
-    <w:bookmarkStart w:id="350" w:name="Xc30c57ee8b497897418e3a1c556cb80d250db56"/>
+    <w:bookmarkEnd w:id="350"/>
+    <w:bookmarkEnd w:id="351"/>
+    <w:bookmarkStart w:id="352" w:name="Xc30c57ee8b497897418e3a1c556cb80d250db56"/>
     <w:p>
       <w:pPr>
         <w:pStyle w:val="Heading2"/>
@@ -70238,8 +70834,8 @@
         </w:pict>
       </w:r>
     </w:p>
-    <w:bookmarkEnd w:id="350"/>
-    <w:bookmarkStart w:id="351" w:name="Xa8924eeb73c7989adf57d5de0138b10d7400f27"/>
+    <w:bookmarkEnd w:id="352"/>
+    <w:bookmarkStart w:id="353" w:name="Xa8924eeb73c7989adf57d5de0138b10d7400f27"/>
     <w:p>
       <w:pPr>
         <w:pStyle w:val="Heading2"/>
@@ -70406,8 +71002,8 @@
         </w:pict>
       </w:r>
     </w:p>
-    <w:bookmarkEnd w:id="351"/>
-    <w:bookmarkStart w:id="352" w:name="what-this-instrument-does-not-measure"/>
+    <w:bookmarkEnd w:id="353"/>
+    <w:bookmarkStart w:id="354" w:name="what-this-instrument-does-not-measure"/>
     <w:p>
       <w:pPr>
         <w:pStyle w:val="Heading2"/>
@@ -70553,9 +71149,9 @@
         <w:br w:type="page"/>
       </w:r>
     </w:p>
-    <w:bookmarkEnd w:id="352"/>
-    <w:bookmarkEnd w:id="353"/>
-    <w:bookmarkStart w:id="359" w:name="annex-d---dataset-specifications"/>
+    <w:bookmarkEnd w:id="354"/>
+    <w:bookmarkEnd w:id="355"/>
+    <w:bookmarkStart w:id="361" w:name="annex-d---dataset-specifications"/>
     <w:p>
       <w:pPr>
         <w:pStyle w:val="Heading1"/>
@@ -70793,7 +71389,7 @@
         </w:tc>
       </w:tr>
     </w:tbl>
-    <w:bookmarkStart w:id="354" w:name="structure"/>
+    <w:bookmarkStart w:id="356" w:name="structure"/>
     <w:p>
       <w:pPr>
         <w:pStyle w:val="Heading2"/>
@@ -70920,8 +71516,8 @@
         <w:t xml:space="preserve">that defects cannot be found by eye; small enough to finish.</w:t>
       </w:r>
     </w:p>
-    <w:bookmarkEnd w:id="354"/>
-    <w:bookmarkStart w:id="355" w:name="seeded-defects"/>
+    <w:bookmarkEnd w:id="356"/>
+    <w:bookmarkStart w:id="357" w:name="seeded-defects"/>
     <w:p>
       <w:pPr>
         <w:pStyle w:val="Heading2"/>
@@ -71452,8 +72048,8 @@
         </w:tc>
       </w:tr>
     </w:tbl>
-    <w:bookmarkEnd w:id="355"/>
-    <w:bookmarkStart w:id="356" w:name="why-three-of-them-have-no-correct-answer"/>
+    <w:bookmarkEnd w:id="357"/>
+    <w:bookmarkStart w:id="358" w:name="why-three-of-them-have-no-correct-answer"/>
     <w:p>
       <w:pPr>
         <w:pStyle w:val="Heading2"/>
@@ -71556,8 +72152,8 @@
         <w:t xml:space="preserve">are testing.</w:t>
       </w:r>
     </w:p>
-    <w:bookmarkEnd w:id="356"/>
-    <w:bookmarkStart w:id="357" w:name="parallel-form-verification"/>
+    <w:bookmarkEnd w:id="358"/>
+    <w:bookmarkStart w:id="359" w:name="parallel-form-verification"/>
     <w:p>
       <w:pPr>
         <w:pStyle w:val="Heading2"/>
@@ -71622,8 +72218,8 @@
         <w:t xml:space="preserve">table in Annex C.</w:t>
       </w:r>
     </w:p>
-    <w:bookmarkEnd w:id="357"/>
-    <w:bookmarkStart w:id="358" w:name="realism"/>
+    <w:bookmarkEnd w:id="359"/>
+    <w:bookmarkStart w:id="360" w:name="realism"/>
     <w:p>
       <w:pPr>
         <w:pStyle w:val="Heading2"/>
@@ -71686,9 +72282,9 @@
         <w:br w:type="page"/>
       </w:r>
     </w:p>
-    <w:bookmarkEnd w:id="358"/>
-    <w:bookmarkEnd w:id="359"/>
-    <w:bookmarkStart w:id="365" w:name="X10ad43a20e645dafaf3d679911ff1134f2646e8"/>
+    <w:bookmarkEnd w:id="360"/>
+    <w:bookmarkEnd w:id="361"/>
+    <w:bookmarkStart w:id="367" w:name="X10ad43a20e645dafaf3d679911ff1134f2646e8"/>
     <w:p>
       <w:pPr>
         <w:pStyle w:val="Heading1"/>
@@ -71770,7 +72366,7 @@
         </w:pict>
       </w:r>
     </w:p>
-    <w:bookmarkStart w:id="360" w:name="day-1---what-is-actually-in-the-data"/>
+    <w:bookmarkStart w:id="362" w:name="day-1---what-is-actually-in-the-data"/>
     <w:p>
       <w:pPr>
         <w:pStyle w:val="Heading3"/>
@@ -72064,8 +72660,8 @@
         <w:t xml:space="preserve">being told. It ends with a product, so the discomfort of the morning resolves.</w:t>
       </w:r>
     </w:p>
-    <w:bookmarkEnd w:id="360"/>
-    <w:bookmarkStart w:id="361" w:name="day-2---cleaning-that-can-be-checked"/>
+    <w:bookmarkEnd w:id="362"/>
+    <w:bookmarkStart w:id="363" w:name="day-2---cleaning-that-can-be-checked"/>
     <w:p>
       <w:pPr>
         <w:pStyle w:val="Heading3"/>
@@ -72345,8 +72941,8 @@
         </w:tc>
       </w:tr>
     </w:tbl>
-    <w:bookmarkEnd w:id="361"/>
-    <w:bookmarkStart w:id="362" w:name="day-3---reproducibility-the-spine"/>
+    <w:bookmarkEnd w:id="363"/>
+    <w:bookmarkStart w:id="364" w:name="day-3---reproducibility-the-spine"/>
     <w:p>
       <w:pPr>
         <w:pStyle w:val="Heading3"/>
@@ -72622,8 +73218,8 @@
         <w:t xml:space="preserve">department will not be followed; one they wrote and immediately tested might be.</w:t>
       </w:r>
     </w:p>
-    <w:bookmarkEnd w:id="362"/>
-    <w:bookmarkStart w:id="363" w:name="Xad2f97d38dcf20e851fe6450e45266efb39489d"/>
+    <w:bookmarkEnd w:id="364"/>
+    <w:bookmarkStart w:id="365" w:name="Xad2f97d38dcf20e851fe6450e45266efb39489d"/>
     <w:p>
       <w:pPr>
         <w:pStyle w:val="Heading3"/>
@@ -72923,8 +73519,8 @@
         <w:t xml:space="preserve">remembered; a lecture on datums is not.</w:t>
       </w:r>
     </w:p>
-    <w:bookmarkEnd w:id="363"/>
-    <w:bookmarkStart w:id="364" w:name="Xc115be75adde88a04129730ae7e2fba36e83876"/>
+    <w:bookmarkEnd w:id="365"/>
+    <w:bookmarkStart w:id="366" w:name="Xc115be75adde88a04129730ae7e2fba36e83876"/>
     <w:p>
       <w:pPr>
         <w:pStyle w:val="Heading3"/>
@@ -73185,8 +73781,8 @@
         </w:pict>
       </w:r>
     </w:p>
-    <w:bookmarkEnd w:id="364"/>
-    <w:bookmarkEnd w:id="365"/>
+    <w:bookmarkEnd w:id="366"/>
+    <w:bookmarkEnd w:id="367"/>
     <w:sectPr>
       <w:pgSz w:h="16838" w:orient="portrait" w:w="11906"/>
       <w:pgMar w:bottom="1080" w:footer="708" w:gutter="0" w:header="708" w:left="1080" w:right="1080" w:top="1080"/>

--- a/writeup/responses.docx
+++ b/writeup/responses.docx
@@ -10660,7 +10660,7 @@
     </w:p>
     <w:bookmarkEnd w:id="56"/>
     <w:bookmarkEnd w:id="57"/>
-    <w:bookmarkStart w:id="66" w:name="spatial-clustering-of-missed-settlements"/>
+    <w:bookmarkStart w:id="67" w:name="spatial-clustering-of-missed-settlements"/>
     <w:p>
       <w:pPr>
         <w:pStyle w:val="Heading1"/>
@@ -11812,7 +11812,7 @@
     </w:p>
     <w:bookmarkEnd w:id="61"/>
     <w:bookmarkEnd w:id="62"/>
-    <w:bookmarkStart w:id="64" w:name="result"/>
+    <w:bookmarkStart w:id="65" w:name="result"/>
     <w:p>
       <w:pPr>
         <w:pStyle w:val="Heading2"/>
@@ -12239,7 +12239,549 @@
         <w:t xml:space="preserve">urban ward. Rate and burden are different quantities and the brief must not conflate them.</w:t>
       </w:r>
     </w:p>
-    <w:bookmarkStart w:id="63" w:name="highest-rate-is-not-the-same-as-hot-spot"/>
+    <w:bookmarkStart w:id="63" w:name="how-firm-is-this-set-of-three"/>
+    <w:p>
+      <w:pPr>
+        <w:pStyle w:val="Heading3"/>
+      </w:pPr>
+      <w:r>
+        <w:t xml:space="preserve">How firm is this set of three?</w:t>
+      </w:r>
+    </w:p>
+    <w:p>
+      <w:pPr>
+        <w:pStyle w:val="FirstParagraph"/>
+      </w:pPr>
+      <w:r>
+        <w:t xml:space="preserve">The p-values above come from a permutation test, which is a random procedure, and</w:t>
+      </w:r>
+      <w:r>
+        <w:t xml:space="preserve"> </w:t>
+      </w:r>
+      <w:r>
+        <w:t xml:space="preserve">Benjamini-Hochberg turns them into a binary decision at a threshold the three wards sit</w:t>
+      </w:r>
+      <w:r>
+        <w:t xml:space="preserve"> </w:t>
+      </w:r>
+      <w:r>
+        <w:t xml:space="preserve">close to. So the honest question is not what the p-value is, but</w:t>
+      </w:r>
+      <w:r>
+        <w:t xml:space="preserve"> </w:t>
+      </w:r>
+      <w:r>
+        <w:rPr>
+          <w:b/>
+          <w:bCs/>
+        </w:rPr>
+        <w:t xml:space="preserve">how often this set is</w:t>
+      </w:r>
+      <w:r>
+        <w:rPr>
+          <w:b/>
+          <w:bCs/>
+        </w:rPr>
+        <w:t xml:space="preserve"> </w:t>
+      </w:r>
+      <w:r>
+        <w:rPr>
+          <w:b/>
+          <w:bCs/>
+        </w:rPr>
+        <w:t xml:space="preserve">returned at all.</w:t>
+      </w:r>
+    </w:p>
+    <w:p>
+      <w:pPr>
+        <w:pStyle w:val="BodyText"/>
+      </w:pPr>
+      <w:r>
+        <w:t xml:space="preserve">Stage 05 is seeded (</w:t>
+      </w:r>
+      <w:r>
+        <w:rPr>
+          <w:rStyle w:val="VerbatimChar"/>
+        </w:rPr>
+        <w:t xml:space="preserve">SEED = 20260309</w:t>
+      </w:r>
+      <w:r>
+        <w:t xml:space="preserve">), which makes the reported figure reproducible.</w:t>
+      </w:r>
+      <w:r>
+        <w:t xml:space="preserve"> </w:t>
+      </w:r>
+      <w:r>
+        <w:t xml:space="preserve">It does not make it stable, and reporting a seeded number as settled would be the worse of</w:t>
+      </w:r>
+      <w:r>
+        <w:t xml:space="preserve"> </w:t>
+      </w:r>
+      <w:r>
+        <w:t xml:space="preserve">the two failures.</w:t>
+      </w:r>
+      <w:r>
+        <w:t xml:space="preserve"> </w:t>
+      </w:r>
+      <w:r>
+        <w:rPr>
+          <w:rStyle w:val="VerbatimChar"/>
+        </w:rPr>
+        <w:t xml:space="preserve">part1_q1/src/seed_stability.py</w:t>
+      </w:r>
+      <w:r>
+        <w:t xml:space="preserve"> </w:t>
+      </w:r>
+      <w:r>
+        <w:t xml:space="preserve">re-runs the ward-level test under 200</w:t>
+      </w:r>
+      <w:r>
+        <w:t xml:space="preserve"> </w:t>
+      </w:r>
+      <w:r>
+        <w:t xml:space="preserve">independent seeds:</w:t>
+      </w:r>
+    </w:p>
+    <w:tbl>
+      <w:tblPr>
+        <w:tblStyle w:val="Table"/>
+        <w:tblW w:type="auto" w:w="0"/>
+        <w:tblLook w:firstRow="1" w:lastRow="0" w:firstColumn="0" w:lastColumn="0" w:noHBand="0" w:noVBand="0" w:val="0020"/>
+      </w:tblPr>
+      <w:tblGrid>
+        <w:gridCol w:w="2640"/>
+        <w:gridCol w:w="2640"/>
+        <w:gridCol w:w="2640"/>
+      </w:tblGrid>
+      <w:tr>
+        <w:trPr>
+          <w:tblHeader w:val="on"/>
+        </w:trPr>
+        <w:tc>
+          <w:tcPr/>
+          <w:p>
+            <w:pPr>
+              <w:pStyle w:val="Compact"/>
+            </w:pPr>
+            <w:r>
+              <w:t xml:space="preserve">Reported set</w:t>
+            </w:r>
+          </w:p>
+        </w:tc>
+        <w:tc>
+          <w:tcPr/>
+          <w:p>
+            <w:pPr>
+              <w:pStyle w:val="Compact"/>
+            </w:pPr>
+            <w:r>
+              <w:t xml:space="preserve">Runs</w:t>
+            </w:r>
+          </w:p>
+        </w:tc>
+        <w:tc>
+          <w:tcPr/>
+          <w:p>
+            <w:pPr>
+              <w:pStyle w:val="Compact"/>
+            </w:pPr>
+            <w:r>
+              <w:t xml:space="preserve">Share</w:t>
+            </w:r>
+          </w:p>
+        </w:tc>
+      </w:tr>
+      <w:tr>
+        <w:tc>
+          <w:tcPr/>
+          <w:p>
+            <w:pPr>
+              <w:pStyle w:val="Compact"/>
+            </w:pPr>
+            <w:r>
+              <w:rPr>
+                <w:b/>
+                <w:bCs/>
+              </w:rPr>
+              <w:t xml:space="preserve">All three wards</w:t>
+            </w:r>
+          </w:p>
+        </w:tc>
+        <w:tc>
+          <w:tcPr/>
+          <w:p>
+            <w:pPr>
+              <w:pStyle w:val="Compact"/>
+            </w:pPr>
+            <w:r>
+              <w:t xml:space="preserve">181 / 200</w:t>
+            </w:r>
+          </w:p>
+        </w:tc>
+        <w:tc>
+          <w:tcPr/>
+          <w:p>
+            <w:pPr>
+              <w:pStyle w:val="Compact"/>
+            </w:pPr>
+            <w:r>
+              <w:rPr>
+                <w:b/>
+                <w:bCs/>
+              </w:rPr>
+              <w:t xml:space="preserve">90.5%</w:t>
+            </w:r>
+          </w:p>
+        </w:tc>
+      </w:tr>
+      <w:tr>
+        <w:tc>
+          <w:tcPr/>
+          <w:p>
+            <w:pPr>
+              <w:pStyle w:val="Compact"/>
+            </w:pPr>
+            <w:r>
+              <w:t xml:space="preserve">Two wards</w:t>
+            </w:r>
+          </w:p>
+        </w:tc>
+        <w:tc>
+          <w:tcPr/>
+          <w:p>
+            <w:pPr>
+              <w:pStyle w:val="Compact"/>
+            </w:pPr>
+            <w:r>
+              <w:t xml:space="preserve">5 / 200</w:t>
+            </w:r>
+          </w:p>
+        </w:tc>
+        <w:tc>
+          <w:tcPr/>
+          <w:p>
+            <w:pPr>
+              <w:pStyle w:val="Compact"/>
+            </w:pPr>
+            <w:r>
+              <w:t xml:space="preserve">2.5%</w:t>
+            </w:r>
+          </w:p>
+        </w:tc>
+      </w:tr>
+      <w:tr>
+        <w:tc>
+          <w:tcPr/>
+          <w:p>
+            <w:pPr>
+              <w:pStyle w:val="Compact"/>
+            </w:pPr>
+            <w:r>
+              <w:rPr>
+                <w:b/>
+                <w:bCs/>
+              </w:rPr>
+              <w:t xml:space="preserve">No wards at all</w:t>
+            </w:r>
+          </w:p>
+        </w:tc>
+        <w:tc>
+          <w:tcPr/>
+          <w:p>
+            <w:pPr>
+              <w:pStyle w:val="Compact"/>
+            </w:pPr>
+            <w:r>
+              <w:t xml:space="preserve">14 / 200</w:t>
+            </w:r>
+          </w:p>
+        </w:tc>
+        <w:tc>
+          <w:tcPr/>
+          <w:p>
+            <w:pPr>
+              <w:pStyle w:val="Compact"/>
+            </w:pPr>
+            <w:r>
+              <w:rPr>
+                <w:b/>
+                <w:bCs/>
+              </w:rPr>
+              <w:t xml:space="preserve">7.0%</w:t>
+            </w:r>
+          </w:p>
+        </w:tc>
+      </w:tr>
+    </w:tbl>
+    <w:p/>
+    <w:tbl>
+      <w:tblPr>
+        <w:tblStyle w:val="Table"/>
+        <w:tblW w:type="auto" w:w="0"/>
+        <w:tblLook w:firstRow="1" w:lastRow="0" w:firstColumn="0" w:lastColumn="0" w:noHBand="0" w:noVBand="0" w:val="0020"/>
+      </w:tblPr>
+      <w:tblGrid>
+        <w:gridCol w:w="2640"/>
+        <w:gridCol w:w="2640"/>
+        <w:gridCol w:w="2640"/>
+      </w:tblGrid>
+      <w:tr>
+        <w:trPr>
+          <w:tblHeader w:val="on"/>
+        </w:trPr>
+        <w:tc>
+          <w:tcPr/>
+          <w:p>
+            <w:pPr>
+              <w:pStyle w:val="Compact"/>
+            </w:pPr>
+            <w:r>
+              <w:t xml:space="preserve">Ward</w:t>
+            </w:r>
+          </w:p>
+        </w:tc>
+        <w:tc>
+          <w:tcPr/>
+          <w:p>
+            <w:pPr>
+              <w:pStyle w:val="Compact"/>
+            </w:pPr>
+            <w:r>
+              <w:t xml:space="preserve">Selected in</w:t>
+            </w:r>
+          </w:p>
+        </w:tc>
+        <w:tc>
+          <w:tcPr/>
+          <w:p>
+            <w:pPr>
+              <w:pStyle w:val="Compact"/>
+            </w:pPr>
+          </w:p>
+        </w:tc>
+      </w:tr>
+      <w:tr>
+        <w:tc>
+          <w:tcPr/>
+          <w:p>
+            <w:pPr>
+              <w:pStyle w:val="Compact"/>
+            </w:pPr>
+            <w:r>
+              <w:t xml:space="preserve">Kungomi</w:t>
+            </w:r>
+          </w:p>
+        </w:tc>
+        <w:tc>
+          <w:tcPr/>
+          <w:p>
+            <w:pPr>
+              <w:pStyle w:val="Compact"/>
+            </w:pPr>
+            <w:r>
+              <w:t xml:space="preserve">186 / 200</w:t>
+            </w:r>
+          </w:p>
+        </w:tc>
+        <w:tc>
+          <w:tcPr/>
+          <w:p>
+            <w:pPr>
+              <w:pStyle w:val="Compact"/>
+            </w:pPr>
+            <w:r>
+              <w:t xml:space="preserve">93.0%</w:t>
+            </w:r>
+          </w:p>
+        </w:tc>
+      </w:tr>
+      <w:tr>
+        <w:tc>
+          <w:tcPr/>
+          <w:p>
+            <w:pPr>
+              <w:pStyle w:val="Compact"/>
+            </w:pPr>
+            <w:r>
+              <w:t xml:space="preserve">Daberi</w:t>
+            </w:r>
+          </w:p>
+        </w:tc>
+        <w:tc>
+          <w:tcPr/>
+          <w:p>
+            <w:pPr>
+              <w:pStyle w:val="Compact"/>
+            </w:pPr>
+            <w:r>
+              <w:t xml:space="preserve">186 / 200</w:t>
+            </w:r>
+          </w:p>
+        </w:tc>
+        <w:tc>
+          <w:tcPr/>
+          <w:p>
+            <w:pPr>
+              <w:pStyle w:val="Compact"/>
+            </w:pPr>
+            <w:r>
+              <w:t xml:space="preserve">93.0%</w:t>
+            </w:r>
+          </w:p>
+        </w:tc>
+      </w:tr>
+      <w:tr>
+        <w:tc>
+          <w:tcPr/>
+          <w:p>
+            <w:pPr>
+              <w:pStyle w:val="Compact"/>
+            </w:pPr>
+            <w:r>
+              <w:t xml:space="preserve">Baluru</w:t>
+            </w:r>
+          </w:p>
+        </w:tc>
+        <w:tc>
+          <w:tcPr/>
+          <w:p>
+            <w:pPr>
+              <w:pStyle w:val="Compact"/>
+            </w:pPr>
+            <w:r>
+              <w:t xml:space="preserve">181 / 200</w:t>
+            </w:r>
+          </w:p>
+        </w:tc>
+        <w:tc>
+          <w:tcPr/>
+          <w:p>
+            <w:pPr>
+              <w:pStyle w:val="Compact"/>
+            </w:pPr>
+            <w:r>
+              <w:t xml:space="preserve">90.5%</w:t>
+            </w:r>
+          </w:p>
+        </w:tc>
+      </w:tr>
+    </w:tbl>
+    <w:p>
+      <w:pPr>
+        <w:pStyle w:val="BodyText"/>
+      </w:pPr>
+      <w:r>
+        <w:rPr>
+          <w:b/>
+          <w:bCs/>
+        </w:rPr>
+        <w:t xml:space="preserve">The three travel together.</w:t>
+      </w:r>
+      <w:r>
+        <w:t xml:space="preserve"> </w:t>
+      </w:r>
+      <w:r>
+        <w:t xml:space="preserve">BH is a step-up procedure: it finds the largest rank whose</w:t>
+      </w:r>
+      <w:r>
+        <w:t xml:space="preserve"> </w:t>
+      </w:r>
+      <w:r>
+        <w:t xml:space="preserve">p-value clears its threshold and rejects everything at or below it, so the set is mostly</w:t>
+      </w:r>
+      <w:r>
+        <w:t xml:space="preserve"> </w:t>
+      </w:r>
+      <w:r>
+        <w:t xml:space="preserve">all-or-nothing rather than three independent decisions. That is why 90.5% of runs give</w:t>
+      </w:r>
+      <w:r>
+        <w:t xml:space="preserve"> </w:t>
+      </w:r>
+      <w:r>
+        <w:t xml:space="preserve">three wards and 7% give none, with almost nothing in between.</w:t>
+      </w:r>
+    </w:p>
+    <w:p>
+      <w:pPr>
+        <w:pStyle w:val="BodyText"/>
+      </w:pPr>
+      <w:r>
+        <w:rPr>
+          <w:b/>
+          <w:bCs/>
+        </w:rPr>
+        <w:t xml:space="preserve">What to claim:</w:t>
+      </w:r>
+      <w:r>
+        <w:t xml:space="preserve"> </w:t>
+      </w:r>
+      <w:r>
+        <w:t xml:space="preserve">three wards, reproducible under the stated seed, and returned by roughly</w:t>
+      </w:r>
+      <w:r>
+        <w:t xml:space="preserve"> </w:t>
+      </w:r>
+      <w:r>
+        <w:t xml:space="preserve">nine runs in ten.</w:t>
+      </w:r>
+      <w:r>
+        <w:t xml:space="preserve"> </w:t>
+      </w:r>
+      <w:r>
+        <w:rPr>
+          <w:b/>
+          <w:bCs/>
+        </w:rPr>
+        <w:t xml:space="preserve">What not to claim:</w:t>
+      </w:r>
+      <w:r>
+        <w:t xml:space="preserve"> </w:t>
+      </w:r>
+      <w:r>
+        <w:t xml:space="preserve">that these three are individually established at</w:t>
+      </w:r>
+      <w:r>
+        <w:t xml:space="preserve"> </w:t>
+      </w:r>
+      <w:r>
+        <w:t xml:space="preserve">p = 0.0018, 0.0023 and 0.0037 as though those were fixed quantities. They are estimates</w:t>
+      </w:r>
+      <w:r>
+        <w:t xml:space="preserve"> </w:t>
+      </w:r>
+      <w:r>
+        <w:t xml:space="preserve">from 9,999 draws, and in one run in fourteen the correction returns nothing.</w:t>
+      </w:r>
+    </w:p>
+    <w:p>
+      <w:pPr>
+        <w:pStyle w:val="BodyText"/>
+      </w:pPr>
+      <w:r>
+        <w:t xml:space="preserve">The instability is a property of the data - forty wards, a correction that must control</w:t>
+      </w:r>
+      <w:r>
+        <w:t xml:space="preserve"> </w:t>
+      </w:r>
+      <w:r>
+        <w:t xml:space="preserve">for forty tests, and effects near the threshold - not of the seed. A larger permutation</w:t>
+      </w:r>
+      <w:r>
+        <w:t xml:space="preserve"> </w:t>
+      </w:r>
+      <w:r>
+        <w:t xml:space="preserve">count narrows the Monte Carlo error on each p-value but does not move it away from the</w:t>
+      </w:r>
+      <w:r>
+        <w:t xml:space="preserve"> </w:t>
+      </w:r>
+      <w:r>
+        <w:t xml:space="preserve">threshold.</w:t>
+      </w:r>
+    </w:p>
+    <w:bookmarkEnd w:id="63"/>
+    <w:bookmarkStart w:id="64" w:name="highest-rate-is-not-the-same-as-hot-spot"/>
     <w:p>
       <w:pPr>
         <w:pStyle w:val="Heading3"/>
@@ -12556,9 +13098,9 @@
         <w:t xml:space="preserve">needs an area-level one.</w:t>
       </w:r>
     </w:p>
-    <w:bookmarkEnd w:id="63"/>
     <w:bookmarkEnd w:id="64"/>
-    <w:bookmarkStart w:id="65" w:name="what-the-result-does-not-license"/>
+    <w:bookmarkEnd w:id="65"/>
+    <w:bookmarkStart w:id="66" w:name="what-the-result-does-not-license"/>
     <w:p>
       <w:pPr>
         <w:pStyle w:val="Heading2"/>
@@ -12833,9 +13375,9 @@
         <w:br w:type="page"/>
       </w:r>
     </w:p>
-    <w:bookmarkEnd w:id="65"/>
     <w:bookmarkEnd w:id="66"/>
-    <w:bookmarkStart w:id="72" w:name="Xbf3200acf1a0a7221cf7885e920a066076921cc"/>
+    <w:bookmarkEnd w:id="67"/>
+    <w:bookmarkStart w:id="73" w:name="Xbf3200acf1a0a7221cf7885e920a066076921cc"/>
     <w:p>
       <w:pPr>
         <w:pStyle w:val="Heading1"/>
@@ -12870,7 +13412,7 @@
         <w:t xml:space="preserve">documents.</w:t>
       </w:r>
     </w:p>
-    <w:bookmarkStart w:id="67" w:name="the-test-applied-throughout"/>
+    <w:bookmarkStart w:id="68" w:name="the-test-applied-throughout"/>
     <w:p>
       <w:pPr>
         <w:pStyle w:val="Heading2"/>
@@ -13005,8 +13547,8 @@
         <w:t xml:space="preserve">class looks more likely.</w:t>
       </w:r>
     </w:p>
-    <w:bookmarkEnd w:id="67"/>
-    <w:bookmarkStart w:id="68" w:name="what-was-found-and-how-it-was-classified"/>
+    <w:bookmarkEnd w:id="68"/>
+    <w:bookmarkStart w:id="69" w:name="what-was-found-and-how-it-was-classified"/>
     <w:p>
       <w:pPr>
         <w:pStyle w:val="Heading2"/>
@@ -13926,8 +14468,8 @@
         </w:tc>
       </w:tr>
     </w:tbl>
-    <w:bookmarkEnd w:id="68"/>
-    <w:bookmarkStart w:id="69" w:name="X8e9bbbc7cb5129a89a2dafab0a8f0abe41a948d"/>
+    <w:bookmarkEnd w:id="69"/>
+    <w:bookmarkStart w:id="70" w:name="X8e9bbbc7cb5129a89a2dafab0a8f0abe41a948d"/>
     <w:p>
       <w:pPr>
         <w:pStyle w:val="Heading2"/>
@@ -14328,8 +14870,8 @@
         <w:t xml:space="preserve">cheaper than the analysis already done.</w:t>
       </w:r>
     </w:p>
-    <w:bookmarkEnd w:id="69"/>
-    <w:bookmarkStart w:id="70" w:name="the-principle-stated-once"/>
+    <w:bookmarkEnd w:id="70"/>
+    <w:bookmarkStart w:id="71" w:name="the-principle-stated-once"/>
     <w:p>
       <w:pPr>
         <w:pStyle w:val="Heading2"/>
@@ -14549,8 +15091,8 @@
         <w:t xml:space="preserve">.</w:t>
       </w:r>
     </w:p>
-    <w:bookmarkEnd w:id="70"/>
-    <w:bookmarkStart w:id="71" w:name="where-this-is-worked-through-in-detail"/>
+    <w:bookmarkEnd w:id="71"/>
+    <w:bookmarkStart w:id="72" w:name="where-this-is-worked-through-in-detail"/>
     <w:p>
       <w:pPr>
         <w:pStyle w:val="Heading2"/>
@@ -14765,9 +15307,9 @@
         <w:br w:type="page"/>
       </w:r>
     </w:p>
-    <w:bookmarkEnd w:id="71"/>
     <w:bookmarkEnd w:id="72"/>
-    <w:bookmarkStart w:id="78" w:name="X89b3b43e7aecff5c739894026bdb18db97ebc58"/>
+    <w:bookmarkEnd w:id="73"/>
+    <w:bookmarkStart w:id="79" w:name="X89b3b43e7aecff5c739894026bdb18db97ebc58"/>
     <w:p>
       <w:pPr>
         <w:pStyle w:val="Heading1"/>
@@ -14859,7 +15401,7 @@
         </w:pict>
       </w:r>
     </w:p>
-    <w:bookmarkStart w:id="73" w:name="recommendation"/>
+    <w:bookmarkStart w:id="74" w:name="recommendation"/>
     <w:p>
       <w:pPr>
         <w:pStyle w:val="Heading2"/>
@@ -15210,8 +15752,8 @@
         <w:t xml:space="preserve">response there wastes capacity. Fix it as a single ward.</w:t>
       </w:r>
     </w:p>
-    <w:bookmarkEnd w:id="73"/>
-    <w:bookmarkStart w:id="74" w:name="what-we-found"/>
+    <w:bookmarkEnd w:id="74"/>
+    <w:bookmarkStart w:id="75" w:name="what-we-found"/>
     <w:p>
       <w:pPr>
         <w:pStyle w:val="Heading2"/>
@@ -15283,69 +15825,6 @@
         <w:t xml:space="preserve">holds after allowing for the fact that testing 40 wards throws up false alarms by chance.</w:t>
       </w:r>
     </w:p>
-    <w:bookmarkEnd w:id="74"/>
-    <w:bookmarkStart w:id="75" w:name="before-you-trust-this"/>
-    <w:p>
-      <w:pPr>
-        <w:pStyle w:val="Heading2"/>
-      </w:pPr>
-      <w:r>
-        <w:t xml:space="preserve">Before you trust this</w:t>
-      </w:r>
-    </w:p>
-    <w:p>
-      <w:pPr>
-        <w:pStyle w:val="FirstParagraph"/>
-      </w:pPr>
-      <w:r>
-        <w:rPr>
-          <w:b/>
-          <w:bCs/>
-        </w:rPr>
-        <w:t xml:space="preserve">Only 27.5% of reported activity can be corroborated.</w:t>
-      </w:r>
-      <w:r>
-        <w:t xml:space="preserve"> </w:t>
-      </w:r>
-      <w:r>
-        <w:t xml:space="preserve">Loggers confirm 556 of 2,023</w:t>
-      </w:r>
-      <w:r>
-        <w:t xml:space="preserve"> </w:t>
-      </w:r>
-      <w:r>
-        <w:t xml:space="preserve">reported visits. For</w:t>
-      </w:r>
-      <w:r>
-        <w:t xml:space="preserve"> </w:t>
-      </w:r>
-      <w:r>
-        <w:rPr>
-          <w:b/>
-          <w:bCs/>
-        </w:rPr>
-        <w:t xml:space="preserve">1,336</w:t>
-      </w:r>
-      <w:r>
-        <w:t xml:space="preserve">, the team’s own logger places it a median of</w:t>
-      </w:r>
-      <w:r>
-        <w:t xml:space="preserve"> </w:t>
-      </w:r>
-      <w:r>
-        <w:rPr>
-          <w:b/>
-          <w:bCs/>
-        </w:rPr>
-        <w:t xml:space="preserve">3.5 km away</w:t>
-      </w:r>
-      <w:r>
-        <w:t xml:space="preserve"> </w:t>
-      </w:r>
-      <w:r>
-        <w:t xml:space="preserve">at the time, and no other team went there either.</w:t>
-      </w:r>
-    </w:p>
     <w:p>
       <w:pPr>
         <w:pStyle w:val="BodyText"/>
@@ -15355,13 +15834,143 @@
           <w:b/>
           <w:bCs/>
         </w:rPr>
-        <w:t xml:space="preserve">This does not mean the vaccinations did not happen.</w:t>
-      </w:r>
-      <w:r>
-        <w:t xml:space="preserve"> </w:t>
-      </w:r>
-      <w:r>
-        <w:t xml:space="preserve">We measured where</w:t>
+        <w:t xml:space="preserve">How confident, in plain terms.</w:t>
+      </w:r>
+      <w:r>
+        <w:t xml:space="preserve"> </w:t>
+      </w:r>
+      <w:r>
+        <w:t xml:space="preserve">The cluster test is a random procedure, so we re-ran it</w:t>
+      </w:r>
+      <w:r>
+        <w:t xml:space="preserve"> </w:t>
+      </w:r>
+      <w:r>
+        <w:t xml:space="preserve">200 times. It returned these same three wards in</w:t>
+      </w:r>
+      <w:r>
+        <w:t xml:space="preserve"> </w:t>
+      </w:r>
+      <w:r>
+        <w:rPr>
+          <w:b/>
+          <w:bCs/>
+        </w:rPr>
+        <w:t xml:space="preserve">nine runs out of ten</w:t>
+      </w:r>
+      <w:r>
+        <w:t xml:space="preserve">, and in</w:t>
+      </w:r>
+      <w:r>
+        <w:t xml:space="preserve"> </w:t>
+      </w:r>
+      <w:r>
+        <w:rPr>
+          <w:b/>
+          <w:bCs/>
+        </w:rPr>
+        <w:t xml:space="preserve">one run</w:t>
+      </w:r>
+      <w:r>
+        <w:rPr>
+          <w:b/>
+          <w:bCs/>
+        </w:rPr>
+        <w:t xml:space="preserve"> </w:t>
+      </w:r>
+      <w:r>
+        <w:rPr>
+          <w:b/>
+          <w:bCs/>
+        </w:rPr>
+        <w:t xml:space="preserve">in fourteen it found no significant cluster at all</w:t>
+      </w:r>
+      <w:r>
+        <w:t xml:space="preserve">. The three either appear together or</w:t>
+      </w:r>
+      <w:r>
+        <w:t xml:space="preserve"> </w:t>
+      </w:r>
+      <w:r>
+        <w:t xml:space="preserve">not at all, which is how the correction for multiple testing behaves.</w:t>
+      </w:r>
+    </w:p>
+    <w:p>
+      <w:pPr>
+        <w:pStyle w:val="BodyText"/>
+      </w:pPr>
+      <w:r>
+        <w:rPr>
+          <w:b/>
+          <w:bCs/>
+        </w:rPr>
+        <w:t xml:space="preserve">What that means for today’s decision:</w:t>
+      </w:r>
+      <w:r>
+        <w:t xml:space="preserve"> </w:t>
+      </w:r>
+      <w:r>
+        <w:t xml:space="preserve">deploy on the three, but for two different</w:t>
+      </w:r>
+      <w:r>
+        <w:t xml:space="preserve"> </w:t>
+      </w:r>
+      <w:r>
+        <w:t xml:space="preserve">reasons, because they are not equally robust.</w:t>
+      </w:r>
+    </w:p>
+    <w:p>
+      <w:pPr>
+        <w:pStyle w:val="BodyText"/>
+      </w:pPr>
+      <w:r>
+        <w:rPr>
+          <w:b/>
+          <w:bCs/>
+        </w:rPr>
+        <w:t xml:space="preserve">Baluru stands on its own evidence.</w:t>
+      </w:r>
+      <w:r>
+        <w:t xml:space="preserve"> </w:t>
+      </w:r>
+      <w:r>
+        <w:t xml:space="preserve">It has the most missed settlements of any ward in</w:t>
+      </w:r>
+      <w:r>
+        <w:t xml:space="preserve"> </w:t>
+      </w:r>
+      <w:r>
+        <w:t xml:space="preserve">the state (31) and much the largest child population (27,137). It is the right destination</w:t>
+      </w:r>
+      <w:r>
+        <w:t xml:space="preserve"> </w:t>
+      </w:r>
+      <w:r>
+        <w:t xml:space="preserve">whether or not the cluster test clears its threshold on any given run.</w:t>
+      </w:r>
+    </w:p>
+    <w:p>
+      <w:pPr>
+        <w:pStyle w:val="BodyText"/>
+      </w:pPr>
+      <w:r>
+        <w:rPr>
+          <w:b/>
+          <w:bCs/>
+        </w:rPr>
+        <w:t xml:space="preserve">Daberi and Kungomi stand on the cluster.</w:t>
+      </w:r>
+      <w:r>
+        <w:t xml:space="preserve"> </w:t>
+      </w:r>
+      <w:r>
+        <w:t xml:space="preserve">Individually they are 10 missed settlements</w:t>
+      </w:r>
+      <w:r>
+        <w:t xml:space="preserve"> </w:t>
+      </w:r>
+      <w:r>
+        <w:t xml:space="preserve">each, which is mid-table - they are recommended because their</w:t>
       </w:r>
       <w:r>
         <w:t xml:space="preserve"> </w:t>
@@ -15371,19 +15980,148 @@
           <w:i/>
           <w:iCs/>
         </w:rPr>
-        <w:t xml:space="preserve">loggers</w:t>
-      </w:r>
-      <w:r>
-        <w:t xml:space="preserve"> </w:t>
-      </w:r>
-      <w:r>
-        <w:t xml:space="preserve">were,</w:t>
-      </w:r>
-      <w:r>
-        <w:t xml:space="preserve"> </w:t>
-      </w:r>
-      <w:r>
-        <w:t xml:space="preserve">not where</w:t>
+        <w:t xml:space="preserve">neighbourhoods</w:t>
+      </w:r>
+      <w:r>
+        <w:t xml:space="preserve"> </w:t>
+      </w:r>
+      <w:r>
+        <w:t xml:space="preserve">share the</w:t>
+      </w:r>
+      <w:r>
+        <w:t xml:space="preserve"> </w:t>
+      </w:r>
+      <w:r>
+        <w:t xml:space="preserve">pattern and they are adjacent to each other, so one team covers both. If the cluster</w:t>
+      </w:r>
+      <w:r>
+        <w:t xml:space="preserve"> </w:t>
+      </w:r>
+      <w:r>
+        <w:t xml:space="preserve">finding were withdrawn, so is the case for prioritising them over, say, Satita (30 missed)</w:t>
+      </w:r>
+      <w:r>
+        <w:t xml:space="preserve"> </w:t>
+      </w:r>
+      <w:r>
+        <w:t xml:space="preserve">or Bayoyi (27).</w:t>
+      </w:r>
+    </w:p>
+    <w:p>
+      <w:pPr>
+        <w:pStyle w:val="BodyText"/>
+      </w:pPr>
+      <w:r>
+        <w:rPr>
+          <w:b/>
+          <w:bCs/>
+        </w:rPr>
+        <w:t xml:space="preserve">It does not mean these three are proven and the rest are clear.</w:t>
+      </w:r>
+      <w:r>
+        <w:t xml:space="preserve"> </w:t>
+      </w:r>
+      <w:r>
+        <w:t xml:space="preserve">Eight Idi-Oro wards have</w:t>
+      </w:r>
+      <w:r>
+        <w:t xml:space="preserve"> </w:t>
+      </w:r>
+      <w:r>
+        <w:t xml:space="preserve">more missed settlements than Daberi or Kungomi and are not hot spots, because their</w:t>
+      </w:r>
+      <w:r>
+        <w:t xml:space="preserve"> </w:t>
+      </w:r>
+      <w:r>
+        <w:t xml:space="preserve">neighbours look the same as they do - a high but uniform level does not produce a local</w:t>
+      </w:r>
+      <w:r>
+        <w:t xml:space="preserve"> </w:t>
+      </w:r>
+      <w:r>
+        <w:t xml:space="preserve">peak. Absence from this list is not evidence of adequate coverage.</w:t>
+      </w:r>
+    </w:p>
+    <w:bookmarkEnd w:id="75"/>
+    <w:bookmarkStart w:id="76" w:name="before-you-trust-this"/>
+    <w:p>
+      <w:pPr>
+        <w:pStyle w:val="Heading2"/>
+      </w:pPr>
+      <w:r>
+        <w:t xml:space="preserve">Before you trust this</w:t>
+      </w:r>
+    </w:p>
+    <w:p>
+      <w:pPr>
+        <w:pStyle w:val="FirstParagraph"/>
+      </w:pPr>
+      <w:r>
+        <w:rPr>
+          <w:b/>
+          <w:bCs/>
+        </w:rPr>
+        <w:t xml:space="preserve">Only 27.5% of reported activity can be corroborated.</w:t>
+      </w:r>
+      <w:r>
+        <w:t xml:space="preserve"> </w:t>
+      </w:r>
+      <w:r>
+        <w:t xml:space="preserve">Loggers confirm 556 of 2,023</w:t>
+      </w:r>
+      <w:r>
+        <w:t xml:space="preserve"> </w:t>
+      </w:r>
+      <w:r>
+        <w:t xml:space="preserve">reported visits. For</w:t>
+      </w:r>
+      <w:r>
+        <w:t xml:space="preserve"> </w:t>
+      </w:r>
+      <w:r>
+        <w:rPr>
+          <w:b/>
+          <w:bCs/>
+        </w:rPr>
+        <w:t xml:space="preserve">1,336</w:t>
+      </w:r>
+      <w:r>
+        <w:t xml:space="preserve">, the team’s own logger places it a median of</w:t>
+      </w:r>
+      <w:r>
+        <w:t xml:space="preserve"> </w:t>
+      </w:r>
+      <w:r>
+        <w:rPr>
+          <w:b/>
+          <w:bCs/>
+        </w:rPr>
+        <w:t xml:space="preserve">3.5 km away</w:t>
+      </w:r>
+      <w:r>
+        <w:t xml:space="preserve"> </w:t>
+      </w:r>
+      <w:r>
+        <w:t xml:space="preserve">at the time, and no other team went there either.</w:t>
+      </w:r>
+    </w:p>
+    <w:p>
+      <w:pPr>
+        <w:pStyle w:val="BodyText"/>
+      </w:pPr>
+      <w:r>
+        <w:rPr>
+          <w:b/>
+          <w:bCs/>
+        </w:rPr>
+        <w:t xml:space="preserve">This does not mean the vaccinations did not happen.</w:t>
+      </w:r>
+      <w:r>
+        <w:t xml:space="preserve"> </w:t>
+      </w:r>
+      <w:r>
+        <w:t xml:space="preserve">We measured where</w:t>
       </w:r>
       <w:r>
         <w:t xml:space="preserve"> </w:t>
@@ -15393,6 +16131,28 @@
           <w:i/>
           <w:iCs/>
         </w:rPr>
+        <w:t xml:space="preserve">loggers</w:t>
+      </w:r>
+      <w:r>
+        <w:t xml:space="preserve"> </w:t>
+      </w:r>
+      <w:r>
+        <w:t xml:space="preserve">were,</w:t>
+      </w:r>
+      <w:r>
+        <w:t xml:space="preserve"> </w:t>
+      </w:r>
+      <w:r>
+        <w:t xml:space="preserve">not where</w:t>
+      </w:r>
+      <w:r>
+        <w:t xml:space="preserve"> </w:t>
+      </w:r>
+      <w:r>
+        <w:rPr>
+          <w:i/>
+          <w:iCs/>
+        </w:rPr>
         <w:t xml:space="preserve">people</w:t>
       </w:r>
       <w:r>
@@ -15450,8 +16210,8 @@
         <w:t xml:space="preserve">this map shows.</w:t>
       </w:r>
     </w:p>
-    <w:bookmarkEnd w:id="75"/>
-    <w:bookmarkStart w:id="76" w:name="three-things-to-do-today"/>
+    <w:bookmarkEnd w:id="76"/>
+    <w:bookmarkStart w:id="77" w:name="three-things-to-do-today"/>
     <w:p>
       <w:pPr>
         <w:pStyle w:val="Heading2"/>
@@ -15558,8 +16318,8 @@
         <w:t xml:space="preserve">security classification is stale or the reporting is wrong.</w:t>
       </w:r>
     </w:p>
-    <w:bookmarkEnd w:id="76"/>
-    <w:bookmarkStart w:id="77" w:name="confidence-and-limits"/>
+    <w:bookmarkEnd w:id="77"/>
+    <w:bookmarkStart w:id="78" w:name="confidence-and-limits"/>
     <w:p>
       <w:pPr>
         <w:pStyle w:val="Heading2"/>
@@ -15894,9 +16654,9 @@
         <w:br w:type="page"/>
       </w:r>
     </w:p>
-    <w:bookmarkEnd w:id="77"/>
     <w:bookmarkEnd w:id="78"/>
-    <w:bookmarkStart w:id="80" w:name="part-2---question-3"/>
+    <w:bookmarkEnd w:id="79"/>
+    <w:bookmarkStart w:id="81" w:name="part-2---question-3"/>
     <w:p>
       <w:pPr>
         <w:pStyle w:val="Heading1"/>
@@ -15905,7 +16665,7 @@
         <w:t xml:space="preserve">PART 2 - Question 3</w:t>
       </w:r>
     </w:p>
-    <w:bookmarkStart w:id="79" w:name="Xb5ba152138ee213dcb428dc72dca60af6ae2b5b"/>
+    <w:bookmarkStart w:id="80" w:name="Xb5ba152138ee213dcb428dc72dca60af6ae2b5b"/>
     <w:p>
       <w:pPr>
         <w:pStyle w:val="Heading2"/>
@@ -15914,9 +16674,9 @@
         <w:t xml:space="preserve">Converting a paper questionnaire into a digital form</w:t>
       </w:r>
     </w:p>
-    <w:bookmarkEnd w:id="79"/>
     <w:bookmarkEnd w:id="80"/>
-    <w:bookmarkStart w:id="110" w:name="Xc150e89ab91e23c5711390f88ed191a15f43316"/>
+    <w:bookmarkEnd w:id="81"/>
+    <w:bookmarkStart w:id="111" w:name="Xc150e89ab91e23c5711390f88ed191a15f43316"/>
     <w:p>
       <w:pPr>
         <w:pStyle w:val="Heading1"/>
@@ -15990,7 +16750,7 @@
         </w:pict>
       </w:r>
     </w:p>
-    <w:bookmarkStart w:id="86" w:name="a.-internal-contradictions"/>
+    <w:bookmarkStart w:id="87" w:name="a.-internal-contradictions"/>
     <w:p>
       <w:pPr>
         <w:pStyle w:val="Heading2"/>
@@ -15999,7 +16759,7 @@
         <w:t xml:space="preserve">A. Internal contradictions</w:t>
       </w:r>
     </w:p>
-    <w:bookmarkStart w:id="81" w:name="X85195fa1f77e2625f455527c8465541a28fc351"/>
+    <w:bookmarkStart w:id="82" w:name="X85195fa1f77e2625f455527c8465541a28fc351"/>
     <w:p>
       <w:pPr>
         <w:pStyle w:val="Heading3"/>
@@ -16185,8 +16945,8 @@
         <w:t xml:space="preserve">eligibility on a different rule.</w:t>
       </w:r>
     </w:p>
-    <w:bookmarkEnd w:id="81"/>
-    <w:bookmarkStart w:id="82" w:name="X70dea19c004c8c52352948bed9ef28552cac236"/>
+    <w:bookmarkEnd w:id="82"/>
+    <w:bookmarkStart w:id="83" w:name="X70dea19c004c8c52352948bed9ef28552cac236"/>
     <w:p>
       <w:pPr>
         <w:pStyle w:val="Heading3"/>
@@ -16327,8 +17087,8 @@
         <w:t xml:space="preserve">the paper form be corrected at the next revision.</w:t>
       </w:r>
     </w:p>
-    <w:bookmarkEnd w:id="82"/>
-    <w:bookmarkStart w:id="83" w:name="X04f399d7ad2da8cc7049516ba45f127f55e1f42"/>
+    <w:bookmarkEnd w:id="83"/>
+    <w:bookmarkStart w:id="84" w:name="X04f399d7ad2da8cc7049516ba45f127f55e1f42"/>
     <w:p>
       <w:pPr>
         <w:pStyle w:val="Heading3"/>
@@ -16511,8 +17271,8 @@
         <w:t xml:space="preserve">paper wording is fixed.</w:t>
       </w:r>
     </w:p>
-    <w:bookmarkEnd w:id="83"/>
-    <w:bookmarkStart w:id="84" w:name="X3c674400ecaee5cd250ab65e19d95a6442373f5"/>
+    <w:bookmarkEnd w:id="84"/>
+    <w:bookmarkStart w:id="85" w:name="X3c674400ecaee5cd250ab65e19d95a6442373f5"/>
     <w:p>
       <w:pPr>
         <w:pStyle w:val="Heading3"/>
@@ -16610,8 +17370,8 @@
         <w:t xml:space="preserve">becomes meaningful rather than an artefact of table height.</w:t>
       </w:r>
     </w:p>
-    <w:bookmarkEnd w:id="84"/>
-    <w:bookmarkStart w:id="85" w:name="X1ee3e92fa6ae573eabc1d40f987236dde1ae5e4"/>
+    <w:bookmarkEnd w:id="85"/>
+    <w:bookmarkStart w:id="86" w:name="X1ee3e92fa6ae573eabc1d40f987236dde1ae5e4"/>
     <w:p>
       <w:pPr>
         <w:pStyle w:val="Heading3"/>
@@ -16681,9 +17441,9 @@
         </w:pict>
       </w:r>
     </w:p>
-    <w:bookmarkEnd w:id="85"/>
     <w:bookmarkEnd w:id="86"/>
-    <w:bookmarkStart w:id="90" w:name="Xceca479f048da83baa179ce598a55907463bfad"/>
+    <w:bookmarkEnd w:id="87"/>
+    <w:bookmarkStart w:id="91" w:name="Xceca479f048da83baa179ce598a55907463bfad"/>
     <w:p>
       <w:pPr>
         <w:pStyle w:val="Heading2"/>
@@ -16692,7 +17452,7 @@
         <w:t xml:space="preserve">B. Missing or ambiguous skip instructions</w:t>
       </w:r>
     </w:p>
-    <w:bookmarkStart w:id="87" w:name="b1---5.02-has-no-skip-instruction-at-all"/>
+    <w:bookmarkStart w:id="88" w:name="b1---5.02-has-no-skip-instruction-at-all"/>
     <w:p>
       <w:pPr>
         <w:pStyle w:val="Heading3"/>
@@ -16910,8 +17670,8 @@
         <w:t xml:space="preserve">respondent; it enforces the logic the paper form leaves to a clerk.</w:t>
       </w:r>
     </w:p>
-    <w:bookmarkEnd w:id="87"/>
-    <w:bookmarkStart w:id="88" w:name="X3de4ae5257423340f7630816ce99d734e429ea1"/>
+    <w:bookmarkEnd w:id="88"/>
+    <w:bookmarkStart w:id="89" w:name="X3de4ae5257423340f7630816ce99d734e429ea1"/>
     <w:p>
       <w:pPr>
         <w:pStyle w:val="Heading3"/>
@@ -17069,8 +17829,8 @@
         <w:t xml:space="preserve">because on paper this will already have cost data in previous rounds.</w:t>
       </w:r>
     </w:p>
-    <w:bookmarkEnd w:id="88"/>
-    <w:bookmarkStart w:id="89" w:name="X0077045abc3485d93e9208156372da1768d8a12"/>
+    <w:bookmarkEnd w:id="89"/>
+    <w:bookmarkStart w:id="90" w:name="X0077045abc3485d93e9208156372da1768d8a12"/>
     <w:p>
       <w:pPr>
         <w:pStyle w:val="Heading3"/>
@@ -17226,9 +17986,9 @@
         </w:pict>
       </w:r>
     </w:p>
-    <w:bookmarkEnd w:id="89"/>
     <w:bookmarkEnd w:id="90"/>
-    <w:bookmarkStart w:id="95" w:name="X4e917062567efb82fbb2afcfda167a5dbc7ca75"/>
+    <w:bookmarkEnd w:id="91"/>
+    <w:bookmarkStart w:id="96" w:name="X4e917062567efb82fbb2afcfda167a5dbc7ca75"/>
     <w:p>
       <w:pPr>
         <w:pStyle w:val="Heading2"/>
@@ -17237,7 +17997,7 @@
         <w:t xml:space="preserve">C. Data the paper design permits that cannot be analysed</w:t>
       </w:r>
     </w:p>
-    <w:bookmarkStart w:id="91" w:name="Xa8feec3c2d52d13963f3a5b40152979d19b8715"/>
+    <w:bookmarkStart w:id="92" w:name="Xa8feec3c2d52d13963f3a5b40152979d19b8715"/>
     <w:p>
       <w:pPr>
         <w:pStyle w:val="Heading3"/>
@@ -17364,8 +18124,8 @@
         <w:t xml:space="preserve">Recommended as a priority correction before the next round.</w:t>
       </w:r>
     </w:p>
-    <w:bookmarkEnd w:id="91"/>
-    <w:bookmarkStart w:id="92" w:name="Xa6d1bfc9f7b62f33e52bdb643f0abae55626833"/>
+    <w:bookmarkEnd w:id="92"/>
+    <w:bookmarkStart w:id="93" w:name="Xa6d1bfc9f7b62f33e52bdb643f0abae55626833"/>
     <w:p>
       <w:pPr>
         <w:pStyle w:val="Heading3"/>
@@ -17473,8 +18233,8 @@
         <w:t xml:space="preserve">logical impossibility rather than changing the question.</w:t>
       </w:r>
     </w:p>
-    <w:bookmarkEnd w:id="92"/>
-    <w:bookmarkStart w:id="93" w:name="X82a43f60b5eb24d1ac8bd2f9d9a6c739836e929"/>
+    <w:bookmarkEnd w:id="93"/>
+    <w:bookmarkStart w:id="94" w:name="X82a43f60b5eb24d1ac8bd2f9d9a6c739836e929"/>
     <w:p>
       <w:pPr>
         <w:pStyle w:val="Heading3"/>
@@ -17575,8 +18335,8 @@
         <w:t xml:space="preserve">outside 2-8. Widening a measurement range does not change what is asked.</w:t>
       </w:r>
     </w:p>
-    <w:bookmarkEnd w:id="93"/>
-    <w:bookmarkStart w:id="94" w:name="Xe6d91c8d1d773b1a8ab7fc828f4abcbc2d49ac9"/>
+    <w:bookmarkEnd w:id="94"/>
+    <w:bookmarkStart w:id="95" w:name="Xe6d91c8d1d773b1a8ab7fc828f4abcbc2d49ac9"/>
     <w:p>
       <w:pPr>
         <w:pStyle w:val="Heading3"/>
@@ -17634,9 +18394,9 @@
         </w:pict>
       </w:r>
     </w:p>
-    <w:bookmarkEnd w:id="94"/>
     <w:bookmarkEnd w:id="95"/>
-    <w:bookmarkStart w:id="99" w:name="Xd0c0edcbbecaed52346f043f399d1ec1cd00c9f"/>
+    <w:bookmarkEnd w:id="96"/>
+    <w:bookmarkStart w:id="100" w:name="Xd0c0edcbbecaed52346f043f399d1ec1cd00c9f"/>
     <w:p>
       <w:pPr>
         <w:pStyle w:val="Heading2"/>
@@ -17707,7 +18467,7 @@
         <w:t xml:space="preserve">= Other. Three collisions follow from that rule.</w:t>
       </w:r>
     </w:p>
-    <w:bookmarkStart w:id="96" w:name="d1---6.02-codes-8-and-9-both-collide"/>
+    <w:bookmarkStart w:id="97" w:name="d1---6.02-codes-8-and-9-both-collide"/>
     <w:p>
       <w:pPr>
         <w:pStyle w:val="Heading3"/>
@@ -17975,8 +18735,8 @@
         <w:t xml:space="preserve">missingness is carried elsewhere. Escalated for paper renumbering.</w:t>
       </w:r>
     </w:p>
-    <w:bookmarkEnd w:id="96"/>
-    <w:bookmarkStart w:id="97" w:name="Xe01b70f7f85032489fbf5dce4e45c4b749ed01c"/>
+    <w:bookmarkEnd w:id="97"/>
+    <w:bookmarkStart w:id="98" w:name="Xe01b70f7f85032489fbf5dce4e45c4b749ed01c"/>
     <w:p>
       <w:pPr>
         <w:pStyle w:val="Heading3"/>
@@ -18077,8 +18837,8 @@
         <w:t xml:space="preserve">Sentinels never share a field with substantive values.</w:t>
       </w:r>
     </w:p>
-    <w:bookmarkEnd w:id="97"/>
-    <w:bookmarkStart w:id="98" w:name="X0caf579992eb393026c4bdd2e63a6feea4ea425"/>
+    <w:bookmarkEnd w:id="98"/>
+    <w:bookmarkStart w:id="99" w:name="X0caf579992eb393026c4bdd2e63a6feea4ea425"/>
     <w:p>
       <w:pPr>
         <w:pStyle w:val="Heading3"/>
@@ -18249,9 +19009,9 @@
         </w:pict>
       </w:r>
     </w:p>
-    <w:bookmarkEnd w:id="98"/>
     <w:bookmarkEnd w:id="99"/>
-    <w:bookmarkStart w:id="105" w:name="X0652cf655fa0bfc2ff657d329e1328ae1bb1f1f"/>
+    <w:bookmarkEnd w:id="100"/>
+    <w:bookmarkStart w:id="106" w:name="X0652cf655fa0bfc2ff657d329e1328ae1bb1f1f"/>
     <w:p>
       <w:pPr>
         <w:pStyle w:val="Heading2"/>
@@ -18260,7 +19020,7 @@
         <w:t xml:space="preserve">E. Problems with the external files, not the questionnaire</w:t>
       </w:r>
     </w:p>
-    <w:bookmarkStart w:id="100" w:name="e1---the-medicine-list-does-not-exist"/>
+    <w:bookmarkStart w:id="101" w:name="e1---the-medicine-list-does-not-exist"/>
     <w:p>
       <w:pPr>
         <w:pStyle w:val="Heading3"/>
@@ -18554,8 +19314,8 @@
         <w:t xml:space="preserve">variable.</w:t>
       </w:r>
     </w:p>
-    <w:bookmarkEnd w:id="100"/>
-    <w:bookmarkStart w:id="101" w:name="X7921301651f3bd5c0916127b6ba96d44771ace2"/>
+    <w:bookmarkEnd w:id="101"/>
+    <w:bookmarkStart w:id="102" w:name="X7921301651f3bd5c0916127b6ba96d44771ace2"/>
     <w:p>
       <w:pPr>
         <w:pStyle w:val="Heading3"/>
@@ -18710,8 +19470,8 @@
         <w:t xml:space="preserve">files, so codes are chosen rather than typed and the width question disappears.</w:t>
       </w:r>
     </w:p>
-    <w:bookmarkEnd w:id="101"/>
-    <w:bookmarkStart w:id="102" w:name="Xef7989a2e01a8a1d8dadc93daedb41556f07630"/>
+    <w:bookmarkEnd w:id="102"/>
+    <w:bookmarkStart w:id="103" w:name="Xef7989a2e01a8a1d8dadc93daedb41556f07630"/>
     <w:p>
       <w:pPr>
         <w:pStyle w:val="Heading3"/>
@@ -18869,8 +19629,8 @@
         <w:t xml:space="preserve">. Escalated for the paper form.</w:t>
       </w:r>
     </w:p>
-    <w:bookmarkEnd w:id="102"/>
-    <w:bookmarkStart w:id="103" w:name="Xa144eefa6c72a678bcf7a268e98f233f586a6db"/>
+    <w:bookmarkEnd w:id="103"/>
+    <w:bookmarkStart w:id="104" w:name="Xa144eefa6c72a678bcf7a268e98f233f586a6db"/>
     <w:p>
       <w:pPr>
         <w:pStyle w:val="Heading3"/>
@@ -19017,8 +19777,8 @@
         <w:t xml:space="preserve">whose role is supervisor, and leaves the prefix alone.</w:t>
       </w:r>
     </w:p>
-    <w:bookmarkEnd w:id="103"/>
-    <w:bookmarkStart w:id="104" w:name="X471a2ea4de6c441c5b29517839844e5c47be9d8"/>
+    <w:bookmarkEnd w:id="104"/>
+    <w:bookmarkStart w:id="105" w:name="X471a2ea4de6c441c5b29517839844e5c47be9d8"/>
     <w:p>
       <w:pPr>
         <w:pStyle w:val="Heading3"/>
@@ -19653,9 +20413,9 @@
         </w:pict>
       </w:r>
     </w:p>
-    <w:bookmarkEnd w:id="104"/>
     <w:bookmarkEnd w:id="105"/>
-    <w:bookmarkStart w:id="108" w:name="X4462a16baa3c5fa4d8463a916f89ca2f32f16ec"/>
+    <w:bookmarkEnd w:id="106"/>
+    <w:bookmarkStart w:id="109" w:name="X4462a16baa3c5fa4d8463a916f89ca2f32f16ec"/>
     <w:p>
       <w:pPr>
         <w:pStyle w:val="Heading2"/>
@@ -19664,7 +20424,7 @@
         <w:t xml:space="preserve">F. Tension between the questionnaire and the stated operating conditions</w:t>
       </w:r>
     </w:p>
-    <w:bookmarkStart w:id="106" w:name="Xe6f2b1b85947098fa330ffd0d99cde4e532b483"/>
+    <w:bookmarkStart w:id="107" w:name="Xe6f2b1b85947098fa330ffd0d99cde4e532b483"/>
     <w:p>
       <w:pPr>
         <w:pStyle w:val="Heading3"/>
@@ -19765,8 +20525,8 @@
         <w:t xml:space="preserve">register as a deliberate choice with the reasoning.</w:t>
       </w:r>
     </w:p>
-    <w:bookmarkEnd w:id="106"/>
-    <w:bookmarkStart w:id="107" w:name="Xe2d47b089383ea13d1a2a9960012ae04717fb27"/>
+    <w:bookmarkEnd w:id="107"/>
+    <w:bookmarkStart w:id="108" w:name="Xe2d47b089383ea13d1a2a9960012ae04717fb27"/>
     <w:p>
       <w:pPr>
         <w:pStyle w:val="Heading3"/>
@@ -19865,9 +20625,9 @@
         </w:pict>
       </w:r>
     </w:p>
-    <w:bookmarkEnd w:id="107"/>
     <w:bookmarkEnd w:id="108"/>
-    <w:bookmarkStart w:id="109" w:name="summary-of-dispositions"/>
+    <w:bookmarkEnd w:id="109"/>
+    <w:bookmarkStart w:id="110" w:name="summary-of-dispositions"/>
     <w:p>
       <w:pPr>
         <w:pStyle w:val="Heading2"/>
@@ -20005,9 +20765,9 @@
         <w:br w:type="page"/>
       </w:r>
     </w:p>
-    <w:bookmarkEnd w:id="109"/>
     <w:bookmarkEnd w:id="110"/>
-    <w:bookmarkStart w:id="120" w:name="X044f9465f7b6aaa2a7871651665c055145f4019"/>
+    <w:bookmarkEnd w:id="111"/>
+    <w:bookmarkStart w:id="121" w:name="X044f9465f7b6aaa2a7871651665c055145f4019"/>
     <w:p>
       <w:pPr>
         <w:pStyle w:val="Heading1"/>
@@ -20016,7 +20776,7 @@
         <w:t xml:space="preserve">Sentinel codes and how they are stored (F3)</w:t>
       </w:r>
     </w:p>
-    <w:bookmarkStart w:id="111" w:name="the-scheme-the-paper-form-declares"/>
+    <w:bookmarkStart w:id="112" w:name="the-scheme-the-paper-form-declares"/>
     <w:p>
       <w:pPr>
         <w:pStyle w:val="Heading2"/>
@@ -20156,8 +20916,8 @@
         <w:t xml:space="preserve">contradicted locally.</w:t>
       </w:r>
     </w:p>
-    <w:bookmarkEnd w:id="111"/>
-    <w:bookmarkStart w:id="112" w:name="every-collision-in-the-questionnaire"/>
+    <w:bookmarkEnd w:id="112"/>
+    <w:bookmarkStart w:id="113" w:name="every-collision-in-the-questionnaire"/>
     <w:p>
       <w:pPr>
         <w:pStyle w:val="Heading2"/>
@@ -20889,8 +21649,8 @@
         <w:t xml:space="preserve">and is the authority.</w:t>
       </w:r>
     </w:p>
-    <w:bookmarkEnd w:id="112"/>
-    <w:bookmarkStart w:id="113" w:name="Xa517a36dbecb828893463f488ad958ab2e2309a"/>
+    <w:bookmarkEnd w:id="113"/>
+    <w:bookmarkStart w:id="114" w:name="Xa517a36dbecb828893463f488ad958ab2e2309a"/>
     <w:p>
       <w:pPr>
         <w:pStyle w:val="Heading2"/>
@@ -21158,8 +21918,8 @@
         <w:t xml:space="preserve">declared scheme simply does not cover the field widths the form actually uses.</w:t>
       </w:r>
     </w:p>
-    <w:bookmarkEnd w:id="113"/>
-    <w:bookmarkStart w:id="118" w:name="how-the-digital-form-stores-these"/>
+    <w:bookmarkEnd w:id="114"/>
+    <w:bookmarkStart w:id="119" w:name="how-the-digital-form-stores-these"/>
     <w:p>
       <w:pPr>
         <w:pStyle w:val="Heading2"/>
@@ -21188,7 +21948,7 @@
         <w:t xml:space="preserve">A field carries a value or it carries a status. Never both.</w:t>
       </w:r>
     </w:p>
-    <w:bookmarkStart w:id="114" w:name="Xbe70a037434147242451e4880cc652560d0ae56"/>
+    <w:bookmarkStart w:id="115" w:name="Xbe70a037434147242451e4880cc652560d0ae56"/>
     <w:p>
       <w:pPr>
         <w:pStyle w:val="Heading3"/>
@@ -21309,8 +22069,8 @@
         <w:t xml:space="preserve">construction rather than by remembering to filter.</w:t>
       </w:r>
     </w:p>
-    <w:bookmarkEnd w:id="114"/>
-    <w:bookmarkStart w:id="115" w:name="X276d1ce2ec15401a3e7ef4f4e0498a57001cedb"/>
+    <w:bookmarkEnd w:id="115"/>
+    <w:bookmarkStart w:id="116" w:name="X276d1ce2ec15401a3e7ef4f4e0498a57001cedb"/>
     <w:p>
       <w:pPr>
         <w:pStyle w:val="Heading3"/>
@@ -21488,8 +22248,8 @@
         <w:t xml:space="preserve">prefixing.</w:t>
       </w:r>
     </w:p>
-    <w:bookmarkEnd w:id="115"/>
-    <w:bookmarkStart w:id="116" w:name="do-not-know-stays-a-first-class-answer"/>
+    <w:bookmarkEnd w:id="116"/>
+    <w:bookmarkStart w:id="117" w:name="do-not-know-stays-a-first-class-answer"/>
     <w:p>
       <w:pPr>
         <w:pStyle w:val="Heading3"/>
@@ -21648,8 +22408,8 @@
         <w:t xml:space="preserve">identical at data entry.</w:t>
       </w:r>
     </w:p>
-    <w:bookmarkEnd w:id="116"/>
-    <w:bookmarkStart w:id="117" w:name="non-response-is-structural-not-coded"/>
+    <w:bookmarkEnd w:id="117"/>
+    <w:bookmarkStart w:id="118" w:name="non-response-is-structural-not-coded"/>
     <w:p>
       <w:pPr>
         <w:pStyle w:val="Heading3"/>
@@ -21729,9 +22489,9 @@
         <w:t xml:space="preserve">absent and their absence is explained by a rule the codebook publishes.</w:t>
       </w:r>
     </w:p>
-    <w:bookmarkEnd w:id="117"/>
     <w:bookmarkEnd w:id="118"/>
-    <w:bookmarkStart w:id="119" w:name="what-this-costs"/>
+    <w:bookmarkEnd w:id="119"/>
+    <w:bookmarkStart w:id="120" w:name="what-this-costs"/>
     <w:p>
       <w:pPr>
         <w:pStyle w:val="Heading2"/>
@@ -21816,9 +22576,9 @@
         <w:br w:type="page"/>
       </w:r>
     </w:p>
-    <w:bookmarkEnd w:id="119"/>
     <w:bookmarkEnd w:id="120"/>
-    <w:bookmarkStart w:id="127" w:name="cross-question-consistency-f4"/>
+    <w:bookmarkEnd w:id="121"/>
+    <w:bookmarkStart w:id="128" w:name="cross-question-consistency-f4"/>
     <w:p>
       <w:pPr>
         <w:pStyle w:val="Heading1"/>
@@ -21847,7 +22607,7 @@
         <w:t xml:space="preserve">doorstep instead.</w:t>
       </w:r>
     </w:p>
-    <w:bookmarkStart w:id="123" w:name="the-two-the-question-requires"/>
+    <w:bookmarkStart w:id="124" w:name="the-two-the-question-requires"/>
     <w:p>
       <w:pPr>
         <w:pStyle w:val="Heading2"/>
@@ -21856,7 +22616,7 @@
         <w:t xml:space="preserve">The two the question requires</w:t>
       </w:r>
     </w:p>
-    <w:bookmarkStart w:id="121" w:name="X185fd4b72bfc8277d69178bd33341b676361753"/>
+    <w:bookmarkStart w:id="122" w:name="X185fd4b72bfc8277d69178bd33341b676361753"/>
     <w:p>
       <w:pPr>
         <w:pStyle w:val="Heading3"/>
@@ -22061,8 +22821,8 @@
         <w:t xml:space="preserve">measures a real disagreement rather than an artefact of table height.</w:t>
       </w:r>
     </w:p>
-    <w:bookmarkEnd w:id="121"/>
-    <w:bookmarkStart w:id="122" w:name="X0374ce735711de9a1ebeb97aed68628ab7265f7"/>
+    <w:bookmarkEnd w:id="122"/>
+    <w:bookmarkStart w:id="123" w:name="X0374ce735711de9a1ebeb97aed68628ab7265f7"/>
     <w:p>
       <w:pPr>
         <w:pStyle w:val="Heading3"/>
@@ -22204,9 +22964,9 @@
         <w:t xml:space="preserve">and where it was not - as in check 1 - the check warns and records.</w:t>
       </w:r>
     </w:p>
-    <w:bookmarkEnd w:id="122"/>
     <w:bookmarkEnd w:id="123"/>
-    <w:bookmarkStart w:id="124" w:name="X78c72b1fd330318ce2c2d8a42e82e6cb1c73d90"/>
+    <w:bookmarkEnd w:id="124"/>
+    <w:bookmarkStart w:id="125" w:name="X78c72b1fd330318ce2c2d8a42e82e6cb1c73d90"/>
     <w:p>
       <w:pPr>
         <w:pStyle w:val="Heading2"/>
@@ -22772,8 +23532,8 @@
         </w:tc>
       </w:tr>
     </w:tbl>
-    <w:bookmarkEnd w:id="124"/>
-    <w:bookmarkStart w:id="125" w:name="the-pattern"/>
+    <w:bookmarkEnd w:id="125"/>
+    <w:bookmarkStart w:id="126" w:name="the-pattern"/>
     <w:p>
       <w:pPr>
         <w:pStyle w:val="Heading2"/>
@@ -22854,8 +23614,8 @@
         <w:t xml:space="preserve">recorded discrepancy is not.</w:t>
       </w:r>
     </w:p>
-    <w:bookmarkEnd w:id="125"/>
-    <w:bookmarkStart w:id="126" w:name="X10a9d3db0c1e656a5029262980002ba56aeb4d1"/>
+    <w:bookmarkEnd w:id="126"/>
+    <w:bookmarkStart w:id="127" w:name="X10a9d3db0c1e656a5029262980002ba56aeb4d1"/>
     <w:p>
       <w:pPr>
         <w:pStyle w:val="Heading2"/>
@@ -23024,9 +23784,9 @@
         <w:br w:type="page"/>
       </w:r>
     </w:p>
-    <w:bookmarkEnd w:id="126"/>
     <w:bookmarkEnd w:id="127"/>
-    <w:bookmarkStart w:id="156" w:name="constraint-register---form-hh2026v1"/>
+    <w:bookmarkEnd w:id="128"/>
+    <w:bookmarkStart w:id="158" w:name="constraint-register---form-hh2026v1"/>
     <w:p>
       <w:pPr>
         <w:pStyle w:val="Heading1"/>
@@ -23131,10 +23891,10 @@
         <w:pStyle w:val="BodyText"/>
       </w:pPr>
       <w:r>
-        <w:t xml:space="preserve">16 blocking constraints · 6 warnings · 22 rules documented</w:t>
-      </w:r>
-    </w:p>
-    <w:bookmarkStart w:id="128" w:name="how-to-read-the-source-column"/>
+        <w:t xml:space="preserve">17 blocking constraints · 6 warnings · 23 rules documented</w:t>
+      </w:r>
+    </w:p>
+    <w:bookmarkStart w:id="129" w:name="how-to-read-the-source-column"/>
     <w:p>
       <w:pPr>
         <w:pStyle w:val="Heading2"/>
@@ -23282,8 +24042,8 @@
         </w:tc>
       </w:tr>
     </w:tbl>
-    <w:bookmarkEnd w:id="128"/>
-    <w:bookmarkStart w:id="129" w:name="Xdfeb959f81ff65b345ecdda23980e70ec87339a"/>
+    <w:bookmarkEnd w:id="129"/>
+    <w:bookmarkStart w:id="130" w:name="Xdfeb959f81ff65b345ecdda23980e70ec87339a"/>
     <w:p>
       <w:pPr>
         <w:pStyle w:val="Heading2"/>
@@ -23401,8 +24161,8 @@
         <w:t xml:space="preserve">severely malnourished children the survey exists to count.</w:t>
       </w:r>
     </w:p>
-    <w:bookmarkEnd w:id="129"/>
-    <w:bookmarkStart w:id="146" w:name="blocking-constraints"/>
+    <w:bookmarkEnd w:id="130"/>
+    <w:bookmarkStart w:id="148" w:name="blocking-constraints"/>
     <w:p>
       <w:pPr>
         <w:pStyle w:val="Heading2"/>
@@ -23411,7 +24171,7 @@
         <w:t xml:space="preserve">Blocking constraints</w:t>
       </w:r>
     </w:p>
-    <w:bookmarkStart w:id="130" w:name="pin_entered---enter-your-4-digit-pin"/>
+    <w:bookmarkStart w:id="131" w:name="pin_entered---enter-your-4-digit-pin"/>
     <w:p>
       <w:pPr>
         <w:pStyle w:val="Heading3"/>
@@ -23612,8 +24372,8 @@
         </w:tc>
       </w:tr>
     </w:tbl>
-    <w:bookmarkEnd w:id="130"/>
-    <w:bookmarkStart w:id="131" w:name="q1_02_lga---1.02-local-government-area"/>
+    <w:bookmarkEnd w:id="131"/>
+    <w:bookmarkStart w:id="132" w:name="q1_02_lga---1.02-local-government-area"/>
     <w:p>
       <w:pPr>
         <w:pStyle w:val="Heading3"/>
@@ -23814,8 +24574,8 @@
         </w:tc>
       </w:tr>
     </w:tbl>
-    <w:bookmarkEnd w:id="131"/>
-    <w:bookmarkStart w:id="132" w:name="X8400c9e46e519a1d302e92a60274012879955b0"/>
+    <w:bookmarkEnd w:id="132"/>
+    <w:bookmarkStart w:id="133" w:name="X8400c9e46e519a1d302e92a60274012879955b0"/>
     <w:p>
       <w:pPr>
         <w:pStyle w:val="Heading3"/>
@@ -24016,8 +24776,8 @@
         </w:tc>
       </w:tr>
     </w:tbl>
-    <w:bookmarkEnd w:id="132"/>
-    <w:bookmarkStart w:id="133" w:name="Xa19b419498626634ec421a1b853225a9e99eb32"/>
+    <w:bookmarkEnd w:id="133"/>
+    <w:bookmarkStart w:id="134" w:name="Xa19b419498626634ec421a1b853225a9e99eb32"/>
     <w:p>
       <w:pPr>
         <w:pStyle w:val="Heading3"/>
@@ -24218,8 +24978,8 @@
         </w:tc>
       </w:tr>
     </w:tbl>
-    <w:bookmarkEnd w:id="133"/>
-    <w:bookmarkStart w:id="134" w:name="q1_10_visit_date---1.10-date-of-visit"/>
+    <w:bookmarkEnd w:id="134"/>
+    <w:bookmarkStart w:id="135" w:name="q1_10_visit_date---1.10-date-of-visit"/>
     <w:p>
       <w:pPr>
         <w:pStyle w:val="Heading3"/>
@@ -24429,8 +25189,8 @@
         </w:tc>
       </w:tr>
     </w:tbl>
-    <w:bookmarkEnd w:id="134"/>
-    <w:bookmarkStart w:id="135" w:name="Xe237085fd029098caff561882fed8b027ed96a6"/>
+    <w:bookmarkEnd w:id="135"/>
+    <w:bookmarkStart w:id="136" w:name="X80cd7f6d2fba2de418cce99384afde82993644f"/>
     <w:p>
       <w:pPr>
         <w:pStyle w:val="Heading3"/>
@@ -24439,13 +25199,13 @@
         <w:rPr>
           <w:rStyle w:val="VerbatimChar"/>
         </w:rPr>
-        <w:t xml:space="preserve">q2_01_statement_read</w:t>
-      </w:r>
-      <w:r>
-        <w:t xml:space="preserve"> </w:t>
-      </w:r>
-      <w:r>
-        <w:t xml:space="preserve">- 2.01 Consent statement read aloud to the respondent in full?</w:t>
+        <w:t xml:space="preserve">q1_13_prev_id_other</w:t>
+      </w:r>
+      <w:r>
+        <w:t xml:space="preserve"> </w:t>
+      </w:r>
+      <w:r>
+        <w:t xml:space="preserve">- 1.13 Write the 2025 household identifier as printed on the household card, for example BAN-000123. If it cannot be established, enter 99999.</w:t>
       </w:r>
     </w:p>
     <w:tbl>
@@ -24513,7 +25273,7 @@
               <w:rPr>
                 <w:rStyle w:val="VerbatimChar"/>
               </w:rPr>
-              <w:t xml:space="preserve">. = '1'</w:t>
+              <w:t xml:space="preserve">regex(., '^(BAN-[0-9]{6}|99999)$')</w:t>
             </w:r>
           </w:p>
         </w:tc>
@@ -24541,7 +25301,7 @@
               <w:pStyle w:val="Compact"/>
             </w:pPr>
             <w:r>
-              <w:t xml:space="preserve">The consent statement must be read in full before continuing. Read it now, then record Yes.</w:t>
+              <w:t xml:space="preserve">Expected format BAN-000123, or 99999 if it cannot be established.</w:t>
             </w:r>
           </w:p>
         </w:tc>
@@ -24569,7 +25329,7 @@
               <w:pStyle w:val="Compact"/>
             </w:pPr>
             <w:r>
-              <w:t xml:space="preserve">An interview proceeding, and biological specimens being taken from children, after the consent statement was not read.</w:t>
+              <w:t xml:space="preserve">A free-typed previous-round identifier that cannot be joined to the 2025 round, and the dead end that arises when the lookup for this settlement is empty.</w:t>
             </w:r>
           </w:p>
         </w:tc>
@@ -24597,27 +25357,23 @@
               <w:pStyle w:val="Compact"/>
             </w:pPr>
             <w:r>
+              <w:t xml:space="preserve">Reference data</w:t>
+            </w:r>
+          </w:p>
+        </w:tc>
+      </w:tr>
+      <w:tr>
+        <w:tc>
+          <w:tcPr/>
+          <w:p>
+            <w:pPr>
+              <w:pStyle w:val="Compact"/>
+            </w:pPr>
+            <w:r>
               <w:rPr>
                 <w:b/>
                 <w:bCs/>
               </w:rPr>
-              <w:t xml:space="preserve">My judgement</w:t>
-            </w:r>
-          </w:p>
-        </w:tc>
-      </w:tr>
-      <w:tr>
-        <w:tc>
-          <w:tcPr/>
-          <w:p>
-            <w:pPr>
-              <w:pStyle w:val="Compact"/>
-            </w:pPr>
-            <w:r>
-              <w:rPr>
-                <w:b/>
-                <w:bCs/>
-              </w:rPr>
               <w:t xml:space="preserve">Detail</w:t>
             </w:r>
           </w:p>
@@ -24629,26 +25385,26 @@
               <w:pStyle w:val="Compact"/>
             </w:pPr>
             <w:r>
-              <w:t xml:space="preserve">The paper form records</w:t>
+              <w:t xml:space="preserve">Every one of the 3,982 identifiers in previous_round_households.csv matches BAN-000000, checked against the file rather than assumed. The escape exists because the lookup covers 1,565 of 2,524 settlements: in the other 959 a household can answer yes at 1.12 with nothing to select, and a required select over an empty filtered list is an interview that can neither be completed nor abandoned. 99999 is the declared five-digit sentinel for</w:t>
             </w:r>
             <w:r>
               <w:t xml:space="preserve"> </w:t>
             </w:r>
             <w:r>
-              <w:t xml:space="preserve">‘No’</w:t>
+              <w:t xml:space="preserve">‘no answer obtained’</w:t>
             </w:r>
             <w:r>
               <w:t xml:space="preserve"> </w:t>
             </w:r>
             <w:r>
-              <w:t xml:space="preserve">and continues to 2.02, where consent may then be given. Consent recorded after an unread statement is not informed consent. This is the ONLY hard block in the form; every other rule warns. Escalated to the ethics committee as a paper-form correction. See defect B3.</w:t>
+              <w:t xml:space="preserve">and is distinguishable from a real identifier by shape.</w:t>
             </w:r>
           </w:p>
         </w:tc>
       </w:tr>
     </w:tbl>
-    <w:bookmarkEnd w:id="135"/>
-    <w:bookmarkStart w:id="136" w:name="X5863a1b080e21df5ff112d274a87f4410ecb5e2"/>
+    <w:bookmarkEnd w:id="136"/>
+    <w:bookmarkStart w:id="137" w:name="Xe237085fd029098caff561882fed8b027ed96a6"/>
     <w:p>
       <w:pPr>
         <w:pStyle w:val="Heading3"/>
@@ -24657,13 +25413,13 @@
         <w:rPr>
           <w:rStyle w:val="VerbatimChar"/>
         </w:rPr>
-        <w:t xml:space="preserve">q3_01_hh_size</w:t>
-      </w:r>
-      <w:r>
-        <w:t xml:space="preserve"> </w:t>
-      </w:r>
-      <w:r>
-        <w:t xml:space="preserve">- 3.01 How many people usually live in this household?</w:t>
+        <w:t xml:space="preserve">q2_01_statement_read</w:t>
+      </w:r>
+      <w:r>
+        <w:t xml:space="preserve"> </w:t>
+      </w:r>
+      <w:r>
+        <w:t xml:space="preserve">- 2.01 Consent statement read aloud to the respondent in full?</w:t>
       </w:r>
     </w:p>
     <w:tbl>
@@ -24731,7 +25487,7 @@
               <w:rPr>
                 <w:rStyle w:val="VerbatimChar"/>
               </w:rPr>
-              <w:t xml:space="preserve">. &gt;= 1 and . &lt;= 40</w:t>
+              <w:t xml:space="preserve">. = '1'</w:t>
             </w:r>
           </w:p>
         </w:tc>
@@ -24759,7 +25515,7 @@
               <w:pStyle w:val="Compact"/>
             </w:pPr>
             <w:r>
-              <w:t xml:space="preserve">Enter between 1 and 40. If larger, notify your supervisor.</w:t>
+              <w:t xml:space="preserve">The consent statement must be read in full before continuing. Read it now, then record Yes.</w:t>
             </w:r>
           </w:p>
         </w:tc>
@@ -24787,7 +25543,7 @@
               <w:pStyle w:val="Compact"/>
             </w:pPr>
             <w:r>
-              <w:t xml:space="preserve">A household size that is a typo rather than a count, and the runaway repeat it would generate.</w:t>
+              <w:t xml:space="preserve">An interview proceeding, and biological specimens being taken from children, after the consent statement was not read.</w:t>
             </w:r>
           </w:p>
         </w:tc>
@@ -24847,14 +25603,26 @@
               <w:pStyle w:val="Compact"/>
             </w:pPr>
             <w:r>
-              <w:t xml:space="preserve">Upper bound 40. The paper field accepts two digits (to 99) and the paper roster holds 12 lines, so the instrument itself is inconsistent (defect A4). 40 is set well above any plausible single household while still catching a slipped digit. It is my judgement, not a published figure. A household above 40 is referred to the supervisor rather than silently truncated.</w:t>
+              <w:t xml:space="preserve">The paper form records</w:t>
+            </w:r>
+            <w:r>
+              <w:t xml:space="preserve"> </w:t>
+            </w:r>
+            <w:r>
+              <w:t xml:space="preserve">‘No’</w:t>
+            </w:r>
+            <w:r>
+              <w:t xml:space="preserve"> </w:t>
+            </w:r>
+            <w:r>
+              <w:t xml:space="preserve">and continues to 2.02, where consent may then be given. Consent recorded after an unread statement is not informed consent. This is the ONLY hard block in the form; every other rule warns. Escalated to the ethics committee as a paper-form correction. See defect B3.</w:t>
             </w:r>
           </w:p>
         </w:tc>
       </w:tr>
     </w:tbl>
-    <w:bookmarkEnd w:id="136"/>
-    <w:bookmarkStart w:id="137" w:name="r_age_years---5-age-in-completed-years"/>
+    <w:bookmarkEnd w:id="137"/>
+    <w:bookmarkStart w:id="138" w:name="X5863a1b080e21df5ff112d274a87f4410ecb5e2"/>
     <w:p>
       <w:pPr>
         <w:pStyle w:val="Heading3"/>
@@ -24863,13 +25631,13 @@
         <w:rPr>
           <w:rStyle w:val="VerbatimChar"/>
         </w:rPr>
-        <w:t xml:space="preserve">r_age_years</w:t>
-      </w:r>
-      <w:r>
-        <w:t xml:space="preserve"> </w:t>
-      </w:r>
-      <w:r>
-        <w:t xml:space="preserve">- (5) Age in completed years</w:t>
+        <w:t xml:space="preserve">q3_01_hh_size</w:t>
+      </w:r>
+      <w:r>
+        <w:t xml:space="preserve"> </w:t>
+      </w:r>
+      <w:r>
+        <w:t xml:space="preserve">- 3.01 How many people usually live in this household?</w:t>
       </w:r>
     </w:p>
     <w:tbl>
@@ -24937,7 +25705,7 @@
               <w:rPr>
                 <w:rStyle w:val="VerbatimChar"/>
               </w:rPr>
-              <w:t xml:space="preserve">. &gt;= 5 and . &lt;= 120</w:t>
+              <w:t xml:space="preserve">. &gt;= 1 and . &lt;= 40</w:t>
             </w:r>
           </w:p>
         </w:tc>
@@ -24965,7 +25733,7 @@
               <w:pStyle w:val="Compact"/>
             </w:pPr>
             <w:r>
-              <w:t xml:space="preserve">5 to 120 years. For children under 5, record months instead.</w:t>
+              <w:t xml:space="preserve">Enter between 1 and 40. If larger, notify your supervisor.</w:t>
             </w:r>
           </w:p>
         </w:tc>
@@ -24993,7 +25761,7 @@
               <w:pStyle w:val="Compact"/>
             </w:pPr>
             <w:r>
-              <w:t xml:space="preserve">An under-five recorded in years, which would make the child invisible to the eligibility calculation and lose them from the survey entirely.</w:t>
+              <w:t xml:space="preserve">A household size that is a typo rather than a count, and the runaway repeat it would generate.</w:t>
             </w:r>
           </w:p>
         </w:tc>
@@ -25021,23 +25789,27 @@
               <w:pStyle w:val="Compact"/>
             </w:pPr>
             <w:r>
-              <w:t xml:space="preserve">Paper form</w:t>
-            </w:r>
-          </w:p>
-        </w:tc>
-      </w:tr>
-      <w:tr>
-        <w:tc>
-          <w:tcPr/>
-          <w:p>
-            <w:pPr>
-              <w:pStyle w:val="Compact"/>
-            </w:pPr>
-            <w:r>
               <w:rPr>
                 <w:b/>
                 <w:bCs/>
               </w:rPr>
+              <w:t xml:space="preserve">My judgement</w:t>
+            </w:r>
+          </w:p>
+        </w:tc>
+      </w:tr>
+      <w:tr>
+        <w:tc>
+          <w:tcPr/>
+          <w:p>
+            <w:pPr>
+              <w:pStyle w:val="Compact"/>
+            </w:pPr>
+            <w:r>
+              <w:rPr>
+                <w:b/>
+                <w:bCs/>
+              </w:rPr>
               <w:t xml:space="preserve">Detail</w:t>
             </w:r>
           </w:p>
@@ -25049,14 +25821,14 @@
               <w:pStyle w:val="Compact"/>
             </w:pPr>
             <w:r>
-              <w:t xml:space="preserve">Roster instruction: ages in YEARS for residents five and over, MONTHS for under-fives. Lower bound 5 enforces that split. Upper bound 120 is my judgement as an implausibility guard.</w:t>
+              <w:t xml:space="preserve">Upper bound 40. The paper field accepts two digits (to 99) and the paper roster holds 12 lines, so the instrument itself is inconsistent (defect A4). 40 is set well above any plausible single household while still catching a slipped digit. It is my judgement, not a published figure. A household above 40 is referred to the supervisor rather than silently truncated.</w:t>
             </w:r>
           </w:p>
         </w:tc>
       </w:tr>
     </w:tbl>
-    <w:bookmarkEnd w:id="137"/>
-    <w:bookmarkStart w:id="138" w:name="r_age_months---6-age-in-completed-months"/>
+    <w:bookmarkEnd w:id="138"/>
+    <w:bookmarkStart w:id="139" w:name="r_age_years---5-age-in-completed-years"/>
     <w:p>
       <w:pPr>
         <w:pStyle w:val="Heading3"/>
@@ -25065,13 +25837,13 @@
         <w:rPr>
           <w:rStyle w:val="VerbatimChar"/>
         </w:rPr>
-        <w:t xml:space="preserve">r_age_months</w:t>
-      </w:r>
-      <w:r>
-        <w:t xml:space="preserve"> </w:t>
-      </w:r>
-      <w:r>
-        <w:t xml:space="preserve">- (6) Age in completed months</w:t>
+        <w:t xml:space="preserve">r_age_years</w:t>
+      </w:r>
+      <w:r>
+        <w:t xml:space="preserve"> </w:t>
+      </w:r>
+      <w:r>
+        <w:t xml:space="preserve">- (5) Age in completed years</w:t>
       </w:r>
     </w:p>
     <w:tbl>
@@ -25139,7 +25911,7 @@
               <w:rPr>
                 <w:rStyle w:val="VerbatimChar"/>
               </w:rPr>
-              <w:t xml:space="preserve">. &gt;= 0 and . &lt;= 59</w:t>
+              <w:t xml:space="preserve">. &gt;= 5 and . &lt;= 120</w:t>
             </w:r>
           </w:p>
         </w:tc>
@@ -25167,7 +25939,7 @@
               <w:pStyle w:val="Compact"/>
             </w:pPr>
             <w:r>
-              <w:t xml:space="preserve">0 to 59 months. At 60 months and above, record age in years.</w:t>
+              <w:t xml:space="preserve">5 to 120 years. For children under 5, record months instead.</w:t>
             </w:r>
           </w:p>
         </w:tc>
@@ -25195,7 +25967,7 @@
               <w:pStyle w:val="Compact"/>
             </w:pPr>
             <w:r>
-              <w:t xml:space="preserve">A child of 60 months or more recorded in the months column, which would wrongly make them eligible.</w:t>
+              <w:t xml:space="preserve">An under-five recorded in years, which would make the child invisible to the eligibility calculation and lose them from the survey entirely.</w:t>
             </w:r>
           </w:p>
         </w:tc>
@@ -25251,23 +26023,14 @@
               <w:pStyle w:val="Compact"/>
             </w:pPr>
             <w:r>
-              <w:t xml:space="preserve">Roster instruction, column (6):</w:t>
-            </w:r>
-            <w:r>
-              <w:t xml:space="preserve"> </w:t>
-            </w:r>
-            <w:r>
-              <w:t xml:space="preserve">‘under 5 only’</w:t>
-            </w:r>
-            <w:r>
-              <w:t xml:space="preserve">, so 0-59 completed months.</w:t>
+              <w:t xml:space="preserve">Roster instruction: ages in YEARS for residents five and over, MONTHS for under-fives. Lower bound 5 enforces that split. Upper bound 120 is my judgement as an implausibility guard.</w:t>
             </w:r>
           </w:p>
         </w:tc>
       </w:tr>
     </w:tbl>
-    <w:bookmarkEnd w:id="138"/>
-    <w:bookmarkStart w:id="139" w:name="Xd461e7f2c7d0b21fa6515a2cb97f82e914136f0"/>
+    <w:bookmarkEnd w:id="139"/>
+    <w:bookmarkStart w:id="140" w:name="r_age_months---6-age-in-completed-months"/>
     <w:p>
       <w:pPr>
         <w:pStyle w:val="Heading3"/>
@@ -25276,13 +26039,13 @@
         <w:rPr>
           <w:rStyle w:val="VerbatimChar"/>
         </w:rPr>
-        <w:t xml:space="preserve">q4_01_line</w:t>
-      </w:r>
-      <w:r>
-        <w:t xml:space="preserve"> </w:t>
-      </w:r>
-      <w:r>
-        <w:t xml:space="preserve">- 4.01 Line number of this child in the Section 3 roster</w:t>
+        <w:t xml:space="preserve">r_age_months</w:t>
+      </w:r>
+      <w:r>
+        <w:t xml:space="preserve"> </w:t>
+      </w:r>
+      <w:r>
+        <w:t xml:space="preserve">- (6) Age in completed months</w:t>
       </w:r>
     </w:p>
     <w:tbl>
@@ -25350,7 +26113,7 @@
               <w:rPr>
                 <w:rStyle w:val="VerbatimChar"/>
               </w:rPr>
-              <w:t xml:space="preserve">. &gt;= 1 and . &lt;= ${roster_count} and indexed-repeat(${r_eligible}, ${roster}, .) = 1</w:t>
+              <w:t xml:space="preserve">. &gt;= 0 and . &lt;= 59</w:t>
             </w:r>
           </w:p>
         </w:tc>
@@ -25378,7 +26141,7 @@
               <w:pStyle w:val="Compact"/>
             </w:pPr>
             <w:r>
-              <w:t xml:space="preserve">That line is not a child aged 9-59 completed months. Check the roster.</w:t>
+              <w:t xml:space="preserve">0 to 59 months. At 60 months and above, record age in years.</w:t>
             </w:r>
           </w:p>
         </w:tc>
@@ -25406,7 +26169,7 @@
               <w:pStyle w:val="Compact"/>
             </w:pPr>
             <w:r>
-              <w:t xml:space="preserve">A child module pointing at an adult, at a line that does not exist, or at a resident outside 9-59 months.</w:t>
+              <w:t xml:space="preserve">A child of 60 months or more recorded in the months column, which would wrongly make them eligible.</w:t>
             </w:r>
           </w:p>
         </w:tc>
@@ -25462,14 +26225,23 @@
               <w:pStyle w:val="Compact"/>
             </w:pPr>
             <w:r>
-              <w:t xml:space="preserve">4.01 asks for the roster line number. The paper form cannot check it; indexed-repeat() validates against the roster itself.</w:t>
+              <w:t xml:space="preserve">Roster instruction, column (6):</w:t>
+            </w:r>
+            <w:r>
+              <w:t xml:space="preserve"> </w:t>
+            </w:r>
+            <w:r>
+              <w:t xml:space="preserve">‘under 5 only’</w:t>
+            </w:r>
+            <w:r>
+              <w:t xml:space="preserve">, so 0-59 completed months.</w:t>
             </w:r>
           </w:p>
         </w:tc>
       </w:tr>
     </w:tbl>
-    <w:bookmarkEnd w:id="139"/>
-    <w:bookmarkStart w:id="140" w:name="q4_05_weight_kg---4.05-weight-in-kg"/>
+    <w:bookmarkEnd w:id="140"/>
+    <w:bookmarkStart w:id="141" w:name="Xd461e7f2c7d0b21fa6515a2cb97f82e914136f0"/>
     <w:p>
       <w:pPr>
         <w:pStyle w:val="Heading3"/>
@@ -25478,13 +26250,13 @@
         <w:rPr>
           <w:rStyle w:val="VerbatimChar"/>
         </w:rPr>
-        <w:t xml:space="preserve">q4_05_weight_kg</w:t>
-      </w:r>
-      <w:r>
-        <w:t xml:space="preserve"> </w:t>
-      </w:r>
-      <w:r>
-        <w:t xml:space="preserve">- 4.05 Weight in kg</w:t>
+        <w:t xml:space="preserve">q4_01_line</w:t>
+      </w:r>
+      <w:r>
+        <w:t xml:space="preserve"> </w:t>
+      </w:r>
+      <w:r>
+        <w:t xml:space="preserve">- 4.01 Line number of this child in the Section 3 roster</w:t>
       </w:r>
     </w:p>
     <w:tbl>
@@ -25552,7 +26324,7 @@
               <w:rPr>
                 <w:rStyle w:val="VerbatimChar"/>
               </w:rPr>
-              <w:t xml:space="preserve">. &gt;= 2.0 and . &lt;= 30.0</w:t>
+              <w:t xml:space="preserve">. &gt;= 1 and . &lt;= ${roster_count} and indexed-repeat(${r_eligible}, ${roster}, .) = 1</w:t>
             </w:r>
           </w:p>
         </w:tc>
@@ -25580,7 +26352,7 @@
               <w:pStyle w:val="Compact"/>
             </w:pPr>
             <w:r>
-              <w:t xml:space="preserve">Weight must be between 2.0 and 30.0 kg for a child aged 9-59 months.</w:t>
+              <w:t xml:space="preserve">That line is not a child aged 9-59 completed months. Check the roster.</w:t>
             </w:r>
           </w:p>
         </w:tc>
@@ -25608,7 +26380,7 @@
               <w:pStyle w:val="Compact"/>
             </w:pPr>
             <w:r>
-              <w:t xml:space="preserve">A transposed or slipped digit at data entry - 152 kg for 15.2.</w:t>
+              <w:t xml:space="preserve">A child module pointing at an adult, at a line that does not exist, or at a resident outside 9-59 months.</w:t>
             </w:r>
           </w:p>
         </w:tc>
@@ -25636,27 +26408,23 @@
               <w:pStyle w:val="Compact"/>
             </w:pPr>
             <w:r>
+              <w:t xml:space="preserve">Paper form</w:t>
+            </w:r>
+          </w:p>
+        </w:tc>
+      </w:tr>
+      <w:tr>
+        <w:tc>
+          <w:tcPr/>
+          <w:p>
+            <w:pPr>
+              <w:pStyle w:val="Compact"/>
+            </w:pPr>
+            <w:r>
               <w:rPr>
                 <w:b/>
                 <w:bCs/>
               </w:rPr>
-              <w:t xml:space="preserve">My judgement</w:t>
-            </w:r>
-          </w:p>
-        </w:tc>
-      </w:tr>
-      <w:tr>
-        <w:tc>
-          <w:tcPr/>
-          <w:p>
-            <w:pPr>
-              <w:pStyle w:val="Compact"/>
-            </w:pPr>
-            <w:r>
-              <w:rPr>
-                <w:b/>
-                <w:bCs/>
-              </w:rPr>
               <w:t xml:space="preserve">Detail</w:t>
             </w:r>
           </w:p>
@@ -25668,14 +26436,14 @@
               <w:pStyle w:val="Compact"/>
             </w:pPr>
             <w:r>
-              <w:t xml:space="preserve">Hard bounds 2.0-30.0 kg are a TYPO guard, deliberately wider than clinical plausibility, so that a genuinely severely wasted child is never blocked from being recorded. Clinical implausibility is handled by a separate soft warning against WHO Child Growth Standards, which flags rather than blocks. Blocking on clinical range would delete the very cases the survey exists to find.</w:t>
+              <w:t xml:space="preserve">4.01 asks for the roster line number. The paper form cannot check it; indexed-repeat() validates against the roster itself.</w:t>
             </w:r>
           </w:p>
         </w:tc>
       </w:tr>
     </w:tbl>
-    <w:bookmarkEnd w:id="140"/>
-    <w:bookmarkStart w:id="141" w:name="X73b7d61d8d84e30791cddf989797ecb163610e7"/>
+    <w:bookmarkEnd w:id="141"/>
+    <w:bookmarkStart w:id="142" w:name="q4_05_weight_kg---4.05-weight-in-kg"/>
     <w:p>
       <w:pPr>
         <w:pStyle w:val="Heading3"/>
@@ -25684,13 +26452,13 @@
         <w:rPr>
           <w:rStyle w:val="VerbatimChar"/>
         </w:rPr>
-        <w:t xml:space="preserve">q4_06_height_cm</w:t>
-      </w:r>
-      <w:r>
-        <w:t xml:space="preserve"> </w:t>
-      </w:r>
-      <w:r>
-        <w:t xml:space="preserve">- 4.06 Length or height in cm</w:t>
+        <w:t xml:space="preserve">q4_05_weight_kg</w:t>
+      </w:r>
+      <w:r>
+        <w:t xml:space="preserve"> </w:t>
+      </w:r>
+      <w:r>
+        <w:t xml:space="preserve">- 4.05 Weight in kg</w:t>
       </w:r>
     </w:p>
     <w:tbl>
@@ -25758,7 +26526,7 @@
               <w:rPr>
                 <w:rStyle w:val="VerbatimChar"/>
               </w:rPr>
-              <w:t xml:space="preserve">. &gt;= 45.0 and . &lt;= 130.0</w:t>
+              <w:t xml:space="preserve">. &gt;= 2.0 and . &lt;= 30.0</w:t>
             </w:r>
           </w:p>
         </w:tc>
@@ -25786,7 +26554,7 @@
               <w:pStyle w:val="Compact"/>
             </w:pPr>
             <w:r>
-              <w:t xml:space="preserve">Height must be between 45.0 and 130.0 cm for a child aged 9-59 months.</w:t>
+              <w:t xml:space="preserve">Weight must be between 2.0 and 30.0 kg for a child aged 9-59 months.</w:t>
             </w:r>
           </w:p>
         </w:tc>
@@ -25814,7 +26582,7 @@
               <w:pStyle w:val="Compact"/>
             </w:pPr>
             <w:r>
-              <w:t xml:space="preserve">A transposed or slipped digit - 811 cm for 81.1.</w:t>
+              <w:t xml:space="preserve">A transposed or slipped digit at data entry - 152 kg for 15.2.</w:t>
             </w:r>
           </w:p>
         </w:tc>
@@ -25874,14 +26642,14 @@
               <w:pStyle w:val="Compact"/>
             </w:pPr>
             <w:r>
-              <w:t xml:space="preserve">Hard bounds 45.0-130.0 cm on the same principle as weight: a typo guard, not a clinical filter, with WHO-based implausibility raised as a warning.</w:t>
+              <w:t xml:space="preserve">Hard bounds 2.0-30.0 kg are a TYPO guard, deliberately wider than clinical plausibility, so that a genuinely severely wasted child is never blocked from being recorded. Clinical implausibility is handled by a separate soft warning against WHO Child Growth Standards, which flags rather than blocks. Blocking on clinical range would delete the very cases the survey exists to find.</w:t>
             </w:r>
           </w:p>
         </w:tc>
       </w:tr>
     </w:tbl>
-    <w:bookmarkEnd w:id="141"/>
-    <w:bookmarkStart w:id="142" w:name="X068f34be0a5cdb2506877e8f74cf16a3db8cebf"/>
+    <w:bookmarkEnd w:id="142"/>
+    <w:bookmarkStart w:id="143" w:name="X73b7d61d8d84e30791cddf989797ecb163610e7"/>
     <w:p>
       <w:pPr>
         <w:pStyle w:val="Heading3"/>
@@ -25890,13 +26658,13 @@
         <w:rPr>
           <w:rStyle w:val="VerbatimChar"/>
         </w:rPr>
-        <w:t xml:space="preserve">q5_03_label_serial</w:t>
-      </w:r>
-      <w:r>
-        <w:t xml:space="preserve"> </w:t>
-      </w:r>
-      <w:r>
-        <w:t xml:space="preserve">- 5.03 Specimen label serial (6 digits, after BSN)</w:t>
+        <w:t xml:space="preserve">q4_06_height_cm</w:t>
+      </w:r>
+      <w:r>
+        <w:t xml:space="preserve"> </w:t>
+      </w:r>
+      <w:r>
+        <w:t xml:space="preserve">- 4.06 Length or height in cm</w:t>
       </w:r>
     </w:p>
     <w:tbl>
@@ -25964,7 +26732,7 @@
               <w:rPr>
                 <w:rStyle w:val="VerbatimChar"/>
               </w:rPr>
-              <w:t xml:space="preserve">regex(., '^[0-9]{6}$') and number(.) &gt;= number(instance('specimen_label_allocation')/root/item[team_code=${enum_team}]/range_start) and number(.) &lt;= number(instance('specimen_label_allocation')/root/item[team_code=${enum_team}]/range_end) and count(/data/child/s5_specimen[q5_03_label_serial = current()/.]) = 1 and count(${last-saved#q5_03_label_serial}[. = current()/.]) = 0</w:t>
+              <w:t xml:space="preserve">. &gt;= 45.0 and . &lt;= 130.0</w:t>
             </w:r>
           </w:p>
         </w:tc>
@@ -25992,7 +26760,7 @@
               <w:pStyle w:val="Compact"/>
             </w:pPr>
             <w:r>
-              <w:t xml:space="preserve">Label rejected: it is either outside your team’s allocated range, already used for another child in this household, or the label used in your previous submission. Check the label book.</w:t>
+              <w:t xml:space="preserve">Height must be between 45.0 and 130.0 cm for a child aged 9-59 months.</w:t>
             </w:r>
           </w:p>
         </w:tc>
@@ -26020,7 +26788,7 @@
               <w:pStyle w:val="Compact"/>
             </w:pPr>
             <w:r>
-              <w:t xml:space="preserve">A specimen recorded against a label from outside the team’s allocation, which the laboratory cannot reconcile - and an unreconcilable specimen is discarded and the child revisited.</w:t>
+              <w:t xml:space="preserve">A transposed or slipped digit - 811 cm for 81.1.</w:t>
             </w:r>
           </w:p>
         </w:tc>
@@ -26048,23 +26816,27 @@
               <w:pStyle w:val="Compact"/>
             </w:pPr>
             <w:r>
-              <w:t xml:space="preserve">Reference data</w:t>
-            </w:r>
-          </w:p>
-        </w:tc>
-      </w:tr>
-      <w:tr>
-        <w:tc>
-          <w:tcPr/>
-          <w:p>
-            <w:pPr>
-              <w:pStyle w:val="Compact"/>
-            </w:pPr>
-            <w:r>
               <w:rPr>
                 <w:b/>
                 <w:bCs/>
               </w:rPr>
+              <w:t xml:space="preserve">My judgement</w:t>
+            </w:r>
+          </w:p>
+        </w:tc>
+      </w:tr>
+      <w:tr>
+        <w:tc>
+          <w:tcPr/>
+          <w:p>
+            <w:pPr>
+              <w:pStyle w:val="Compact"/>
+            </w:pPr>
+            <w:r>
+              <w:rPr>
+                <w:b/>
+                <w:bCs/>
+              </w:rPr>
               <w:t xml:space="preserve">Detail</w:t>
             </w:r>
           </w:p>
@@ -26076,14 +26848,14 @@
               <w:pStyle w:val="Compact"/>
             </w:pPr>
             <w:r>
-              <w:t xml:space="preserve">range_start and range_end per team in specimen_label_allocation.csv. Six digits enforced by regex.</w:t>
+              <w:t xml:space="preserve">Hard bounds 45.0-130.0 cm on the same principle as weight: a typo guard, not a clinical filter, with WHO-based implausibility raised as a warning.</w:t>
             </w:r>
           </w:p>
         </w:tc>
       </w:tr>
     </w:tbl>
-    <w:bookmarkEnd w:id="142"/>
-    <w:bookmarkStart w:id="143" w:name="X94ad7423f29b0aa1962abd6b603cc3f17bbfdfb"/>
+    <w:bookmarkEnd w:id="143"/>
+    <w:bookmarkStart w:id="144" w:name="X068f34be0a5cdb2506877e8f74cf16a3db8cebf"/>
     <w:p>
       <w:pPr>
         <w:pStyle w:val="Heading3"/>
@@ -26092,13 +26864,13 @@
         <w:rPr>
           <w:rStyle w:val="VerbatimChar"/>
         </w:rPr>
-        <w:t xml:space="preserve">q5_03_check_digit</w:t>
-      </w:r>
-      <w:r>
-        <w:t xml:space="preserve"> </w:t>
-      </w:r>
-      <w:r>
-        <w:t xml:space="preserve">- 5.03 Check character (after the hyphen)</w:t>
+        <w:t xml:space="preserve">q5_03_label_serial</w:t>
+      </w:r>
+      <w:r>
+        <w:t xml:space="preserve"> </w:t>
+      </w:r>
+      <w:r>
+        <w:t xml:space="preserve">- 5.03 Specimen label serial (6 digits, after BSN)</w:t>
       </w:r>
     </w:p>
     <w:tbl>
@@ -26166,7 +26938,7 @@
               <w:rPr>
                 <w:rStyle w:val="VerbatimChar"/>
               </w:rPr>
-              <w:t xml:space="preserve">translate(., 'x', 'X') = ${check_digit_expected}</w:t>
+              <w:t xml:space="preserve">regex(., '^[0-9]{6}$') and number(.) &gt;= number(instance('specimen_label_allocation')/root/item[team_code=${enum_team}]/range_start) and number(.) &lt;= number(instance('specimen_label_allocation')/root/item[team_code=${enum_team}]/range_end) and count(/data/child/s5_specimen[q5_03_label_serial = current()/.]) = 1 and count(${last-saved#q5_03_label_serial}[. = current()/.]) = 0</w:t>
             </w:r>
           </w:p>
         </w:tc>
@@ -26194,7 +26966,7 @@
               <w:pStyle w:val="Compact"/>
             </w:pPr>
             <w:r>
-              <w:t xml:space="preserve">Check character does not match the serial. Re-read the label - two digits may have been swapped.</w:t>
+              <w:t xml:space="preserve">Label rejected: it is either outside your team’s allocated range, already used for another child in this household, or the label used in your previous submission. Check the label book.</w:t>
             </w:r>
           </w:p>
         </w:tc>
@@ -26222,7 +26994,7 @@
               <w:pStyle w:val="Compact"/>
             </w:pPr>
             <w:r>
-              <w:t xml:space="preserve">A mis-keyed or transposed specimen serial reaching the laboratory. Modulus 11 detects every single-digit error and every transposition of two adjacent digits.</w:t>
+              <w:t xml:space="preserve">A specimen recorded against a label from outside the team’s allocation, which the laboratory cannot reconcile - and an unreconcilable specimen is discarded and the child revisited.</w:t>
             </w:r>
           </w:p>
         </w:tc>
@@ -26278,23 +27050,14 @@
               <w:pStyle w:val="Compact"/>
             </w:pPr>
             <w:r>
-              <w:t xml:space="preserve">Scheme stated in specimen_label_allocation.csv:</w:t>
-            </w:r>
-            <w:r>
-              <w:t xml:space="preserve"> </w:t>
-            </w:r>
-            <w:r>
-              <w:t xml:space="preserve">‘Modulus 11, weights 2 to 7 applied right to left, remainder 10 recorded as X’</w:t>
-            </w:r>
-            <w:r>
-              <w:t xml:space="preserve">. The check character field accepts X as well as 0-9, which the paper form’s digit box cannot (defect E3).</w:t>
+              <w:t xml:space="preserve">range_start and range_end per team in specimen_label_allocation.csv. Six digits enforced by regex.</w:t>
             </w:r>
           </w:p>
         </w:tc>
       </w:tr>
     </w:tbl>
-    <w:bookmarkEnd w:id="143"/>
-    <w:bookmarkStart w:id="144" w:name="X4ee8a37f3f9268c6c7a78f6d8c4a13c59d9efdc"/>
+    <w:bookmarkEnd w:id="144"/>
+    <w:bookmarkStart w:id="145" w:name="X94ad7423f29b0aa1962abd6b603cc3f17bbfdfb"/>
     <w:p>
       <w:pPr>
         <w:pStyle w:val="Heading3"/>
@@ -26303,13 +27066,13 @@
         <w:rPr>
           <w:rStyle w:val="VerbatimChar"/>
         </w:rPr>
-        <w:t xml:space="preserve">q5_05_coldbox_temp</w:t>
-      </w:r>
-      <w:r>
-        <w:t xml:space="preserve"> </w:t>
-      </w:r>
-      <w:r>
-        <w:t xml:space="preserve">- 5.05 Temperature shown on the cold box thermometer</w:t>
+        <w:t xml:space="preserve">q5_03_check_digit</w:t>
+      </w:r>
+      <w:r>
+        <w:t xml:space="preserve"> </w:t>
+      </w:r>
+      <w:r>
+        <w:t xml:space="preserve">- 5.03 Check character (after the hyphen)</w:t>
       </w:r>
     </w:p>
     <w:tbl>
@@ -26377,7 +27140,7 @@
               <w:rPr>
                 <w:rStyle w:val="VerbatimChar"/>
               </w:rPr>
-              <w:t xml:space="preserve">. &gt;= -20.0 and . &lt;= 40.0</w:t>
+              <w:t xml:space="preserve">translate(., 'x', 'X') = ${check_digit_expected}</w:t>
             </w:r>
           </w:p>
         </w:tc>
@@ -26405,7 +27168,7 @@
               <w:pStyle w:val="Compact"/>
             </w:pPr>
             <w:r>
-              <w:t xml:space="preserve">Temperature must be between -20.0 and 40.0 °C.</w:t>
+              <w:t xml:space="preserve">Check character does not match the serial. Re-read the label - two digits may have been swapped.</w:t>
             </w:r>
           </w:p>
         </w:tc>
@@ -26433,7 +27196,7 @@
               <w:pStyle w:val="Compact"/>
             </w:pPr>
             <w:r>
-              <w:t xml:space="preserve">A cold-chain failure being unrecordable. The paper field is one digit and one decimal, so 0.0-9.9: a box at 15 degrees or a frozen box has no representable value, and the field can only record success.</w:t>
+              <w:t xml:space="preserve">A mis-keyed or transposed specimen serial reaching the laboratory. Modulus 11 detects every single-digit error and every transposition of two adjacent digits.</w:t>
             </w:r>
           </w:p>
         </w:tc>
@@ -26461,27 +27224,23 @@
               <w:pStyle w:val="Compact"/>
             </w:pPr>
             <w:r>
+              <w:t xml:space="preserve">Reference data</w:t>
+            </w:r>
+          </w:p>
+        </w:tc>
+      </w:tr>
+      <w:tr>
+        <w:tc>
+          <w:tcPr/>
+          <w:p>
+            <w:pPr>
+              <w:pStyle w:val="Compact"/>
+            </w:pPr>
+            <w:r>
               <w:rPr>
                 <w:b/>
                 <w:bCs/>
               </w:rPr>
-              <w:t xml:space="preserve">My judgement</w:t>
-            </w:r>
-          </w:p>
-        </w:tc>
-      </w:tr>
-      <w:tr>
-        <w:tc>
-          <w:tcPr/>
-          <w:p>
-            <w:pPr>
-              <w:pStyle w:val="Compact"/>
-            </w:pPr>
-            <w:r>
-              <w:rPr>
-                <w:b/>
-                <w:bCs/>
-              </w:rPr>
               <w:t xml:space="preserve">Detail</w:t>
             </w:r>
           </w:p>
@@ -26493,14 +27252,23 @@
               <w:pStyle w:val="Compact"/>
             </w:pPr>
             <w:r>
-              <w:t xml:space="preserve">Widened to -20.0 to 40.0 as a device-range guard. The acceptable 2-8 degree range is enforced as a WARNING that tells the enumerator to notify their supervisor, not as a block - blocking would leave the failure unrecorded, which is the defect being fixed. See defect C3.</w:t>
+              <w:t xml:space="preserve">Scheme stated in specimen_label_allocation.csv:</w:t>
+            </w:r>
+            <w:r>
+              <w:t xml:space="preserve"> </w:t>
+            </w:r>
+            <w:r>
+              <w:t xml:space="preserve">‘Modulus 11, weights 2 to 7 applied right to left, remainder 10 recorded as X’</w:t>
+            </w:r>
+            <w:r>
+              <w:t xml:space="preserve">. The check character field accepts X as well as 0-9, which the paper form’s digit box cannot (defect E3).</w:t>
             </w:r>
           </w:p>
         </w:tc>
       </w:tr>
     </w:tbl>
-    <w:bookmarkEnd w:id="144"/>
-    <w:bookmarkStart w:id="145" w:name="Xcb3301456abb86fdc0b63b082626a081c6b5247"/>
+    <w:bookmarkEnd w:id="145"/>
+    <w:bookmarkStart w:id="146" w:name="X4ee8a37f3f9268c6c7a78f6d8c4a13c59d9efdc"/>
     <w:p>
       <w:pPr>
         <w:pStyle w:val="Heading3"/>
@@ -26509,13 +27277,13 @@
         <w:rPr>
           <w:rStyle w:val="VerbatimChar"/>
         </w:rPr>
-        <w:t xml:space="preserve">q6_07_assets</w:t>
-      </w:r>
-      <w:r>
-        <w:t xml:space="preserve"> </w:t>
-      </w:r>
-      <w:r>
-        <w:t xml:space="preserve">- 6.07 Which of the following does this household own?</w:t>
+        <w:t xml:space="preserve">q5_05_coldbox_temp</w:t>
+      </w:r>
+      <w:r>
+        <w:t xml:space="preserve"> </w:t>
+      </w:r>
+      <w:r>
+        <w:t xml:space="preserve">- 5.05 Temperature shown on the cold box thermometer</w:t>
       </w:r>
     </w:p>
     <w:tbl>
@@ -26583,7 +27351,7 @@
               <w:rPr>
                 <w:rStyle w:val="VerbatimChar"/>
               </w:rPr>
-              <w:t xml:space="preserve">not(selected(., 'H') and count-selected(.) &gt; 1)</w:t>
+              <w:t xml:space="preserve">. &gt;= -20.0 and . &lt;= 40.0</w:t>
             </w:r>
           </w:p>
         </w:tc>
@@ -26611,13 +27379,7 @@
               <w:pStyle w:val="Compact"/>
             </w:pPr>
             <w:r>
-              <w:t xml:space="preserve">‘None of these’</w:t>
-            </w:r>
-            <w:r>
-              <w:t xml:space="preserve"> </w:t>
-            </w:r>
-            <w:r>
-              <w:t xml:space="preserve">cannot be selected together with any other item.</w:t>
+              <w:t xml:space="preserve">Temperature must be between -20.0 and 40.0 °C.</w:t>
             </w:r>
           </w:p>
         </w:tc>
@@ -26645,13 +27407,7 @@
               <w:pStyle w:val="Compact"/>
             </w:pPr>
             <w:r>
-              <w:t xml:space="preserve">‘None of these’</w:t>
-            </w:r>
-            <w:r>
-              <w:t xml:space="preserve"> </w:t>
-            </w:r>
-            <w:r>
-              <w:t xml:space="preserve">being selected alongside owned assets, a logical impossibility the paper form permits.</w:t>
+              <w:t xml:space="preserve">A cold-chain failure being unrecordable. The paper field is one digit and one decimal, so 0.0-9.9: a box at 15 degrees or a frozen box has no representable value, and the field can only record success.</w:t>
             </w:r>
           </w:p>
         </w:tc>
@@ -26711,24 +27467,14 @@
               <w:pStyle w:val="Compact"/>
             </w:pPr>
             <w:r>
-              <w:t xml:space="preserve">Standard exclusivity rule for a none-of-the-above option. See defect C2.</w:t>
+              <w:t xml:space="preserve">Widened to -20.0 to 40.0 as a device-range guard. The acceptable 2-8 degree range is enforced as a WARNING that tells the enumerator to notify their supervisor, not as a block - blocking would leave the failure unrecorded, which is the defect being fixed. See defect C3.</w:t>
             </w:r>
           </w:p>
         </w:tc>
       </w:tr>
     </w:tbl>
-    <w:bookmarkEnd w:id="145"/>
     <w:bookmarkEnd w:id="146"/>
-    <w:bookmarkStart w:id="153" w:name="warnings"/>
-    <w:p>
-      <w:pPr>
-        <w:pStyle w:val="Heading2"/>
-      </w:pPr>
-      <w:r>
-        <w:t xml:space="preserve">Warnings</w:t>
-      </w:r>
-    </w:p>
-    <w:bookmarkStart w:id="147" w:name="Xf218386d4dbe63e83ef8f006db6ea9b0fd959d2"/>
+    <w:bookmarkStart w:id="147" w:name="Xcb3301456abb86fdc0b63b082626a081c6b5247"/>
     <w:p>
       <w:pPr>
         <w:pStyle w:val="Heading3"/>
@@ -26737,13 +27483,13 @@
         <w:rPr>
           <w:rStyle w:val="VerbatimChar"/>
         </w:rPr>
-        <w:t xml:space="preserve">roster_mismatch_note</w:t>
-      </w:r>
-      <w:r>
-        <w:t xml:space="preserve"> </w:t>
-      </w:r>
-      <w:r>
-        <w:t xml:space="preserve">- ⚠ You recorded ${q3_01_hh_size} usual residents but listed ${roster_count}. Check the roster before continuing.</w:t>
+        <w:t xml:space="preserve">q6_07_assets</w:t>
+      </w:r>
+      <w:r>
+        <w:t xml:space="preserve"> </w:t>
+      </w:r>
+      <w:r>
+        <w:t xml:space="preserve">- 6.07 Which of the following does this household own?</w:t>
       </w:r>
     </w:p>
     <w:tbl>
@@ -26780,7 +27526,7 @@
               <w:pStyle w:val="Compact"/>
             </w:pPr>
             <w:r>
-              <w:t xml:space="preserve">warns</w:t>
+              <w:t xml:space="preserve">blocks</w:t>
             </w:r>
           </w:p>
         </w:tc>
@@ -26811,7 +27557,7 @@
               <w:rPr>
                 <w:rStyle w:val="VerbatimChar"/>
               </w:rPr>
-              <w:t xml:space="preserve">${roster_count} != ${q3_01_hh_size}</w:t>
+              <w:t xml:space="preserve">not(selected(., 'H') and count-selected(.) &gt; 1)</w:t>
             </w:r>
           </w:p>
         </w:tc>
@@ -26828,18 +27574,24 @@
                 <w:b/>
                 <w:bCs/>
               </w:rPr>
-              <w:t xml:space="preserve">What it prevents</w:t>
-            </w:r>
-          </w:p>
-        </w:tc>
-        <w:tc>
-          <w:tcPr/>
-          <w:p>
-            <w:pPr>
-              <w:pStyle w:val="Compact"/>
-            </w:pPr>
-            <w:r>
-              <w:t xml:space="preserve">A roster that disagrees with the stated household size passing unnoticed until data entry, weeks after the household could be revisited.</w:t>
+              <w:t xml:space="preserve">Message shown</w:t>
+            </w:r>
+          </w:p>
+        </w:tc>
+        <w:tc>
+          <w:tcPr/>
+          <w:p>
+            <w:pPr>
+              <w:pStyle w:val="Compact"/>
+            </w:pPr>
+            <w:r>
+              <w:t xml:space="preserve">‘None of these’</w:t>
+            </w:r>
+            <w:r>
+              <w:t xml:space="preserve"> </w:t>
+            </w:r>
+            <w:r>
+              <w:t xml:space="preserve">cannot be selected together with any other item.</w:t>
             </w:r>
           </w:p>
         </w:tc>
@@ -26856,10 +27608,29 @@
                 <w:b/>
                 <w:bCs/>
               </w:rPr>
-              <w:t xml:space="preserve">Source</w:t>
-            </w:r>
-          </w:p>
-        </w:tc>
+              <w:t xml:space="preserve">What it prevents</w:t>
+            </w:r>
+          </w:p>
+        </w:tc>
+        <w:tc>
+          <w:tcPr/>
+          <w:p>
+            <w:pPr>
+              <w:pStyle w:val="Compact"/>
+            </w:pPr>
+            <w:r>
+              <w:t xml:space="preserve">‘None of these’</w:t>
+            </w:r>
+            <w:r>
+              <w:t xml:space="preserve"> </w:t>
+            </w:r>
+            <w:r>
+              <w:t xml:space="preserve">being selected alongside owned assets, a logical impossibility the paper form permits.</w:t>
+            </w:r>
+          </w:p>
+        </w:tc>
+      </w:tr>
+      <w:tr>
         <w:tc>
           <w:tcPr/>
           <w:p>
@@ -26871,12 +27642,10 @@
                 <w:b/>
                 <w:bCs/>
               </w:rPr>
-              <w:t xml:space="preserve">My judgement</w:t>
-            </w:r>
-          </w:p>
-        </w:tc>
-      </w:tr>
-      <w:tr>
+              <w:t xml:space="preserve">Source</w:t>
+            </w:r>
+          </w:p>
+        </w:tc>
         <w:tc>
           <w:tcPr/>
           <w:p>
@@ -26888,6 +27657,23 @@
                 <w:b/>
                 <w:bCs/>
               </w:rPr>
+              <w:t xml:space="preserve">My judgement</w:t>
+            </w:r>
+          </w:p>
+        </w:tc>
+      </w:tr>
+      <w:tr>
+        <w:tc>
+          <w:tcPr/>
+          <w:p>
+            <w:pPr>
+              <w:pStyle w:val="Compact"/>
+            </w:pPr>
+            <w:r>
+              <w:rPr>
+                <w:b/>
+                <w:bCs/>
+              </w:rPr>
               <w:t xml:space="preserve">Detail</w:t>
             </w:r>
           </w:p>
@@ -26899,14 +27685,24 @@
               <w:pStyle w:val="Compact"/>
             </w:pPr>
             <w:r>
-              <w:t xml:space="preserve">Required by the question: reconcile stated household size against the roster. Implemented as a WARNING, not a block: the two legitimately differ when a usual resident is absent and the enumerator cannot obtain their details. Blocking would push enumerators to invent a line to clear the error.</w:t>
+              <w:t xml:space="preserve">Standard exclusivity rule for a none-of-the-above option. See defect C2.</w:t>
             </w:r>
           </w:p>
         </w:tc>
       </w:tr>
     </w:tbl>
     <w:bookmarkEnd w:id="147"/>
-    <w:bookmarkStart w:id="148" w:name="X4d584dbe63b537df42555254d2b48cc57a5dcc1"/>
+    <w:bookmarkEnd w:id="148"/>
+    <w:bookmarkStart w:id="155" w:name="warnings"/>
+    <w:p>
+      <w:pPr>
+        <w:pStyle w:val="Heading2"/>
+      </w:pPr>
+      <w:r>
+        <w:t xml:space="preserve">Warnings</w:t>
+      </w:r>
+    </w:p>
+    <w:bookmarkStart w:id="149" w:name="Xf218386d4dbe63e83ef8f006db6ea9b0fd959d2"/>
     <w:p>
       <w:pPr>
         <w:pStyle w:val="Heading3"/>
@@ -26915,13 +27711,13 @@
         <w:rPr>
           <w:rStyle w:val="VerbatimChar"/>
         </w:rPr>
-        <w:t xml:space="preserve">weight_implausible_warn</w:t>
-      </w:r>
-      <w:r>
-        <w:t xml:space="preserve"> </w:t>
-      </w:r>
-      <w:r>
-        <w:t xml:space="preserve">- ⚠ This weight is outside the usual range for a child aged ${q4_03_age_months} months. Re-weigh to confirm, then record what you measure.</w:t>
+        <w:t xml:space="preserve">roster_mismatch_note</w:t>
+      </w:r>
+      <w:r>
+        <w:t xml:space="preserve"> </w:t>
+      </w:r>
+      <w:r>
+        <w:t xml:space="preserve">- ⚠ You recorded ${q3_01_hh_size} usual residents but listed ${roster_count}. Check the roster before continuing.</w:t>
       </w:r>
     </w:p>
     <w:tbl>
@@ -26989,7 +27785,7 @@
               <w:rPr>
                 <w:rStyle w:val="VerbatimChar"/>
               </w:rPr>
-              <w:t xml:space="preserve">${q4_05_weight_status} = 'measured' and (${q4_05_weight_kg} &lt; 5.0 or ${q4_05_weight_kg} &gt; 28.0)</w:t>
+              <w:t xml:space="preserve">${roster_count} != ${q3_01_hh_size}</w:t>
             </w:r>
           </w:p>
         </w:tc>
@@ -27017,7 +27813,7 @@
               <w:pStyle w:val="Compact"/>
             </w:pPr>
             <w:r>
-              <w:t xml:space="preserve">A weight that is possible to type but not to observe, passing unnoticed into analysis.</w:t>
+              <w:t xml:space="preserve">A roster that disagrees with the stated household size passing unnoticed until data entry, weeks after the household could be revisited.</w:t>
             </w:r>
           </w:p>
         </w:tc>
@@ -27045,23 +27841,27 @@
               <w:pStyle w:val="Compact"/>
             </w:pPr>
             <w:r>
-              <w:t xml:space="preserve">Published standard</w:t>
-            </w:r>
-          </w:p>
-        </w:tc>
-      </w:tr>
-      <w:tr>
-        <w:tc>
-          <w:tcPr/>
-          <w:p>
-            <w:pPr>
-              <w:pStyle w:val="Compact"/>
-            </w:pPr>
-            <w:r>
               <w:rPr>
                 <w:b/>
                 <w:bCs/>
               </w:rPr>
+              <w:t xml:space="preserve">My judgement</w:t>
+            </w:r>
+          </w:p>
+        </w:tc>
+      </w:tr>
+      <w:tr>
+        <w:tc>
+          <w:tcPr/>
+          <w:p>
+            <w:pPr>
+              <w:pStyle w:val="Compact"/>
+            </w:pPr>
+            <w:r>
+              <w:rPr>
+                <w:b/>
+                <w:bCs/>
+              </w:rPr>
               <w:t xml:space="preserve">Detail</w:t>
             </w:r>
           </w:p>
@@ -27073,14 +27873,14 @@
               <w:pStyle w:val="Compact"/>
             </w:pPr>
             <w:r>
-              <w:t xml:space="preserve">WHO Child Growth Standards, approximately -4 SD to +4 SD across 9-59 months. Warns; never blocks.</w:t>
+              <w:t xml:space="preserve">Required by the question: reconcile stated household size against the roster. Implemented as a WARNING, not a block: the two legitimately differ when a usual resident is absent and the enumerator cannot obtain their details. Blocking would push enumerators to invent a line to clear the error.</w:t>
             </w:r>
           </w:p>
         </w:tc>
       </w:tr>
     </w:tbl>
-    <w:bookmarkEnd w:id="148"/>
-    <w:bookmarkStart w:id="149" w:name="Xefce3e33c9cd79d444605280f59cd3db1b206fe"/>
+    <w:bookmarkEnd w:id="149"/>
+    <w:bookmarkStart w:id="150" w:name="X4d584dbe63b537df42555254d2b48cc57a5dcc1"/>
     <w:p>
       <w:pPr>
         <w:pStyle w:val="Heading3"/>
@@ -27089,13 +27889,13 @@
         <w:rPr>
           <w:rStyle w:val="VerbatimChar"/>
         </w:rPr>
-        <w:t xml:space="preserve">height_implausible_warn</w:t>
-      </w:r>
-      <w:r>
-        <w:t xml:space="preserve"> </w:t>
-      </w:r>
-      <w:r>
-        <w:t xml:space="preserve">- ⚠ This height is outside the usual range for a child aged ${q4_03_age_months} months. Re-measure to confirm, then record what you measure.</w:t>
+        <w:t xml:space="preserve">weight_implausible_warn</w:t>
+      </w:r>
+      <w:r>
+        <w:t xml:space="preserve"> </w:t>
+      </w:r>
+      <w:r>
+        <w:t xml:space="preserve">- ⚠ This weight is outside the usual range for a child aged ${q4_03_age_months} months. Re-weigh to confirm, then record what you measure.</w:t>
       </w:r>
     </w:p>
     <w:tbl>
@@ -27163,7 +27963,7 @@
               <w:rPr>
                 <w:rStyle w:val="VerbatimChar"/>
               </w:rPr>
-              <w:t xml:space="preserve">${q4_06_height_status} = 'measured' and (${q4_06_height_cm} &lt; 60.0 or ${q4_06_height_cm} &gt; 125.0)</w:t>
+              <w:t xml:space="preserve">${q4_05_weight_status} = 'measured' and (${q4_05_weight_kg} &lt; 5.0 or ${q4_05_weight_kg} &gt; 28.0)</w:t>
             </w:r>
           </w:p>
         </w:tc>
@@ -27191,7 +27991,7 @@
               <w:pStyle w:val="Compact"/>
             </w:pPr>
             <w:r>
-              <w:t xml:space="preserve">A height outside any observed value for the age band.</w:t>
+              <w:t xml:space="preserve">A weight that is possible to type but not to observe, passing unnoticed into analysis.</w:t>
             </w:r>
           </w:p>
         </w:tc>
@@ -27253,8 +28053,8 @@
         </w:tc>
       </w:tr>
     </w:tbl>
-    <w:bookmarkEnd w:id="149"/>
-    <w:bookmarkStart w:id="150" w:name="X0e98f3c124c2f859780a1239f8e9077582011df"/>
+    <w:bookmarkEnd w:id="150"/>
+    <w:bookmarkStart w:id="151" w:name="Xefce3e33c9cd79d444605280f59cd3db1b206fe"/>
     <w:p>
       <w:pPr>
         <w:pStyle w:val="Heading3"/>
@@ -27263,13 +28063,13 @@
         <w:rPr>
           <w:rStyle w:val="VerbatimChar"/>
         </w:rPr>
-        <w:t xml:space="preserve">q4_07_position_warn</w:t>
-      </w:r>
-      <w:r>
-        <w:t xml:space="preserve"> </w:t>
-      </w:r>
-      <w:r>
-        <w:t xml:space="preserve">- ⚠ Convention is recumbent below 24 months and standing at 24 months and above. Confirm this was intended.</w:t>
+        <w:t xml:space="preserve">height_implausible_warn</w:t>
+      </w:r>
+      <w:r>
+        <w:t xml:space="preserve"> </w:t>
+      </w:r>
+      <w:r>
+        <w:t xml:space="preserve">- ⚠ This height is outside the usual range for a child aged ${q4_03_age_months} months. Re-measure to confirm, then record what you measure.</w:t>
       </w:r>
     </w:p>
     <w:tbl>
@@ -27337,7 +28137,7 @@
               <w:rPr>
                 <w:rStyle w:val="VerbatimChar"/>
               </w:rPr>
-              <w:t xml:space="preserve">(${q4_03_age_months} &lt; 24 and ${q4_07_position} = '2') or (${q4_03_age_months} &gt;= 24 and ${q4_07_position} = '1')</w:t>
+              <w:t xml:space="preserve">${q4_06_height_status} = 'measured' and (${q4_06_height_cm} &lt; 60.0 or ${q4_06_height_cm} &gt; 125.0)</w:t>
             </w:r>
           </w:p>
         </w:tc>
@@ -27365,7 +28165,7 @@
               <w:pStyle w:val="Compact"/>
             </w:pPr>
             <w:r>
-              <w:t xml:space="preserve">Length and height being recorded against the wrong convention, which biases every derived z-score by roughly 0.7 cm.</w:t>
+              <w:t xml:space="preserve">A height outside any observed value for the age band.</w:t>
             </w:r>
           </w:p>
         </w:tc>
@@ -27421,14 +28221,14 @@
               <w:pStyle w:val="Compact"/>
             </w:pPr>
             <w:r>
-              <w:t xml:space="preserve">WHO Child Growth Standards: recumbent length below 24 months, standing height at 24 months and above. Warns rather than blocks, because a child who cannot stand is legitimately measured recumbent at any age.</w:t>
+              <w:t xml:space="preserve">WHO Child Growth Standards, approximately -4 SD to +4 SD across 9-59 months. Warns; never blocks.</w:t>
             </w:r>
           </w:p>
         </w:tc>
       </w:tr>
     </w:tbl>
-    <w:bookmarkEnd w:id="150"/>
-    <w:bookmarkStart w:id="151" w:name="Xd95aafd0e79cf1d2378d132ce4efe1819b16395"/>
+    <w:bookmarkEnd w:id="151"/>
+    <w:bookmarkStart w:id="152" w:name="X0e98f3c124c2f859780a1239f8e9077582011df"/>
     <w:p>
       <w:pPr>
         <w:pStyle w:val="Heading3"/>
@@ -27437,13 +28237,13 @@
         <w:rPr>
           <w:rStyle w:val="VerbatimChar"/>
         </w:rPr>
-        <w:t xml:space="preserve">q4_13_placeholder_warning</w:t>
-      </w:r>
-      <w:r>
-        <w:t xml:space="preserve"> </w:t>
-      </w:r>
-      <w:r>
-        <w:t xml:space="preserve">- ⚠ PLACEHOLDER MEDICINE LIST - NOT FOR DEPLOYMENT. The codelist referenced by the paper form was not supplied. See defect E1.</w:t>
+        <w:t xml:space="preserve">q4_07_position_warn</w:t>
+      </w:r>
+      <w:r>
+        <w:t xml:space="preserve"> </w:t>
+      </w:r>
+      <w:r>
+        <w:t xml:space="preserve">- ⚠ Convention is recumbent below 24 months and standing at 24 months and above. Confirm this was intended.</w:t>
       </w:r>
     </w:p>
     <w:tbl>
@@ -27511,7 +28311,7 @@
               <w:rPr>
                 <w:rStyle w:val="VerbatimChar"/>
               </w:rPr>
-              <w:t xml:space="preserve">${q4_12_antibiotic} = '1'</w:t>
+              <w:t xml:space="preserve">(${q4_03_age_months} &lt; 24 and ${q4_07_position} = '2') or (${q4_03_age_months} &gt;= 24 and ${q4_07_position} = '1')</w:t>
             </w:r>
           </w:p>
         </w:tc>
@@ -27539,7 +28339,7 @@
               <w:pStyle w:val="Compact"/>
             </w:pPr>
             <w:r>
-              <w:t xml:space="preserve">Placeholder medicine codes being collected without the enumerator, the supervisor or the analyst realising the codelist is not the real one.</w:t>
+              <w:t xml:space="preserve">Length and height being recorded against the wrong convention, which biases every derived z-score by roughly 0.7 cm.</w:t>
             </w:r>
           </w:p>
         </w:tc>
@@ -27567,27 +28367,23 @@
               <w:pStyle w:val="Compact"/>
             </w:pPr>
             <w:r>
+              <w:t xml:space="preserve">Published standard</w:t>
+            </w:r>
+          </w:p>
+        </w:tc>
+      </w:tr>
+      <w:tr>
+        <w:tc>
+          <w:tcPr/>
+          <w:p>
+            <w:pPr>
+              <w:pStyle w:val="Compact"/>
+            </w:pPr>
+            <w:r>
               <w:rPr>
                 <w:b/>
                 <w:bCs/>
               </w:rPr>
-              <w:t xml:space="preserve">My judgement</w:t>
-            </w:r>
-          </w:p>
-        </w:tc>
-      </w:tr>
-      <w:tr>
-        <w:tc>
-          <w:tcPr/>
-          <w:p>
-            <w:pPr>
-              <w:pStyle w:val="Compact"/>
-            </w:pPr>
-            <w:r>
-              <w:rPr>
-                <w:b/>
-                <w:bCs/>
-              </w:rPr>
               <w:t xml:space="preserve">Detail</w:t>
             </w:r>
           </w:p>
@@ -27599,14 +28395,14 @@
               <w:pStyle w:val="Compact"/>
             </w:pPr>
             <w:r>
-              <w:t xml:space="preserve">The medicine list referenced by 4.13 is absent from the data pack (defect E1). The substitute uses WHO ATC codes, which cannot be confused with the two-digit local codes the paper form expects, so placeholder data is self-identifying. This banner is the second guard: the substitution is visible at the point of capture, not only in documentation nobody reads in the field.</w:t>
+              <w:t xml:space="preserve">WHO Child Growth Standards: recumbent length below 24 months, standing height at 24 months and above. Warns rather than blocks, because a child who cannot stand is legitimately measured recumbent at any age.</w:t>
             </w:r>
           </w:p>
         </w:tc>
       </w:tr>
     </w:tbl>
-    <w:bookmarkEnd w:id="151"/>
-    <w:bookmarkStart w:id="152" w:name="X32d927a8481bdd9465c62e87773ff950c3f961a"/>
+    <w:bookmarkEnd w:id="152"/>
+    <w:bookmarkStart w:id="153" w:name="Xd95aafd0e79cf1d2378d132ce4efe1819b16395"/>
     <w:p>
       <w:pPr>
         <w:pStyle w:val="Heading3"/>
@@ -27615,13 +28411,13 @@
         <w:rPr>
           <w:rStyle w:val="VerbatimChar"/>
         </w:rPr>
-        <w:t xml:space="preserve">q5_05_temp_warn</w:t>
-      </w:r>
-      <w:r>
-        <w:t xml:space="preserve"> </w:t>
-      </w:r>
-      <w:r>
-        <w:t xml:space="preserve">- ⚠ Temperature is outside 2-8 °C. Report to your supervisor now - the cold chain may have failed.</w:t>
+        <w:t xml:space="preserve">q4_13_placeholder_warning</w:t>
+      </w:r>
+      <w:r>
+        <w:t xml:space="preserve"> </w:t>
+      </w:r>
+      <w:r>
+        <w:t xml:space="preserve">- ⚠ PLACEHOLDER MEDICINE LIST - NOT FOR DEPLOYMENT. The codelist referenced by the paper form was not supplied. See defect E1.</w:t>
       </w:r>
     </w:p>
     <w:tbl>
@@ -27689,7 +28485,7 @@
               <w:rPr>
                 <w:rStyle w:val="VerbatimChar"/>
               </w:rPr>
-              <w:t xml:space="preserve">${q5_02_specimen_obtained} = '1' and (${q5_05_coldbox_temp} &lt; 2 or ${q5_05_coldbox_temp} &gt; 8)</w:t>
+              <w:t xml:space="preserve">${q4_12_antibiotic} = '1'</w:t>
             </w:r>
           </w:p>
         </w:tc>
@@ -27717,7 +28513,7 @@
               <w:pStyle w:val="Compact"/>
             </w:pPr>
             <w:r>
-              <w:t xml:space="preserve">A cold-chain excursion being recorded and then ignored.</w:t>
+              <w:t xml:space="preserve">Placeholder medicine codes being collected without the enumerator, the supervisor or the analyst realising the codelist is not the real one.</w:t>
             </w:r>
           </w:p>
         </w:tc>
@@ -27745,23 +28541,27 @@
               <w:pStyle w:val="Compact"/>
             </w:pPr>
             <w:r>
-              <w:t xml:space="preserve">Published standard</w:t>
-            </w:r>
-          </w:p>
-        </w:tc>
-      </w:tr>
-      <w:tr>
-        <w:tc>
-          <w:tcPr/>
-          <w:p>
-            <w:pPr>
-              <w:pStyle w:val="Compact"/>
-            </w:pPr>
-            <w:r>
               <w:rPr>
                 <w:b/>
                 <w:bCs/>
               </w:rPr>
+              <w:t xml:space="preserve">My judgement</w:t>
+            </w:r>
+          </w:p>
+        </w:tc>
+      </w:tr>
+      <w:tr>
+        <w:tc>
+          <w:tcPr/>
+          <w:p>
+            <w:pPr>
+              <w:pStyle w:val="Compact"/>
+            </w:pPr>
+            <w:r>
+              <w:rPr>
+                <w:b/>
+                <w:bCs/>
+              </w:rPr>
               <w:t xml:space="preserve">Detail</w:t>
             </w:r>
           </w:p>
@@ -27773,15 +28573,189 @@
               <w:pStyle w:val="Compact"/>
             </w:pPr>
             <w:r>
+              <w:t xml:space="preserve">The medicine list referenced by 4.13 is absent from the data pack (defect E1). The substitute uses WHO ATC codes, which cannot be confused with the two-digit local codes the paper form expects, so placeholder data is self-identifying. This banner is the second guard: the substitution is visible at the point of capture, not only in documentation nobody reads in the field.</w:t>
+            </w:r>
+          </w:p>
+        </w:tc>
+      </w:tr>
+    </w:tbl>
+    <w:bookmarkEnd w:id="153"/>
+    <w:bookmarkStart w:id="154" w:name="X32d927a8481bdd9465c62e87773ff950c3f961a"/>
+    <w:p>
+      <w:pPr>
+        <w:pStyle w:val="Heading3"/>
+      </w:pPr>
+      <w:r>
+        <w:rPr>
+          <w:rStyle w:val="VerbatimChar"/>
+        </w:rPr>
+        <w:t xml:space="preserve">q5_05_temp_warn</w:t>
+      </w:r>
+      <w:r>
+        <w:t xml:space="preserve"> </w:t>
+      </w:r>
+      <w:r>
+        <w:t xml:space="preserve">- ⚠ Temperature is outside 2-8 °C. Report to your supervisor now - the cold chain may have failed.</w:t>
+      </w:r>
+    </w:p>
+    <w:tbl>
+      <w:tblPr>
+        <w:tblStyle w:val="Table"/>
+        <w:tblW w:type="pct" w:w="5000"/>
+        <w:tblLayout w:type="fixed"/>
+        <w:tblLook w:firstRow="0" w:lastRow="0" w:firstColumn="0" w:lastColumn="0" w:noHBand="0" w:noVBand="0" w:val="0000"/>
+      </w:tblPr>
+      <w:tblGrid>
+        <w:gridCol w:w="3960"/>
+        <w:gridCol w:w="3960"/>
+      </w:tblGrid>
+      <w:tr>
+        <w:tc>
+          <w:tcPr/>
+          <w:p>
+            <w:pPr>
+              <w:pStyle w:val="Compact"/>
+            </w:pPr>
+            <w:r>
+              <w:rPr>
+                <w:b/>
+                <w:bCs/>
+              </w:rPr>
+              <w:t xml:space="preserve">Action</w:t>
+            </w:r>
+          </w:p>
+        </w:tc>
+        <w:tc>
+          <w:tcPr/>
+          <w:p>
+            <w:pPr>
+              <w:pStyle w:val="Compact"/>
+            </w:pPr>
+            <w:r>
+              <w:t xml:space="preserve">warns</w:t>
+            </w:r>
+          </w:p>
+        </w:tc>
+      </w:tr>
+      <w:tr>
+        <w:tc>
+          <w:tcPr/>
+          <w:p>
+            <w:pPr>
+              <w:pStyle w:val="Compact"/>
+            </w:pPr>
+            <w:r>
+              <w:rPr>
+                <w:b/>
+                <w:bCs/>
+              </w:rPr>
+              <w:t xml:space="preserve">Rule</w:t>
+            </w:r>
+          </w:p>
+        </w:tc>
+        <w:tc>
+          <w:tcPr/>
+          <w:p>
+            <w:pPr>
+              <w:pStyle w:val="Compact"/>
+            </w:pPr>
+            <w:r>
+              <w:rPr>
+                <w:rStyle w:val="VerbatimChar"/>
+              </w:rPr>
+              <w:t xml:space="preserve">${q5_02_specimen_obtained} = '1' and (${q5_05_coldbox_temp} &lt; 2 or ${q5_05_coldbox_temp} &gt; 8)</w:t>
+            </w:r>
+          </w:p>
+        </w:tc>
+      </w:tr>
+      <w:tr>
+        <w:tc>
+          <w:tcPr/>
+          <w:p>
+            <w:pPr>
+              <w:pStyle w:val="Compact"/>
+            </w:pPr>
+            <w:r>
+              <w:rPr>
+                <w:b/>
+                <w:bCs/>
+              </w:rPr>
+              <w:t xml:space="preserve">What it prevents</w:t>
+            </w:r>
+          </w:p>
+        </w:tc>
+        <w:tc>
+          <w:tcPr/>
+          <w:p>
+            <w:pPr>
+              <w:pStyle w:val="Compact"/>
+            </w:pPr>
+            <w:r>
+              <w:t xml:space="preserve">A cold-chain excursion being recorded and then ignored.</w:t>
+            </w:r>
+          </w:p>
+        </w:tc>
+      </w:tr>
+      <w:tr>
+        <w:tc>
+          <w:tcPr/>
+          <w:p>
+            <w:pPr>
+              <w:pStyle w:val="Compact"/>
+            </w:pPr>
+            <w:r>
+              <w:rPr>
+                <w:b/>
+                <w:bCs/>
+              </w:rPr>
+              <w:t xml:space="preserve">Source</w:t>
+            </w:r>
+          </w:p>
+        </w:tc>
+        <w:tc>
+          <w:tcPr/>
+          <w:p>
+            <w:pPr>
+              <w:pStyle w:val="Compact"/>
+            </w:pPr>
+            <w:r>
+              <w:t xml:space="preserve">Published standard</w:t>
+            </w:r>
+          </w:p>
+        </w:tc>
+      </w:tr>
+      <w:tr>
+        <w:tc>
+          <w:tcPr/>
+          <w:p>
+            <w:pPr>
+              <w:pStyle w:val="Compact"/>
+            </w:pPr>
+            <w:r>
+              <w:rPr>
+                <w:b/>
+                <w:bCs/>
+              </w:rPr>
+              <w:t xml:space="preserve">Detail</w:t>
+            </w:r>
+          </w:p>
+        </w:tc>
+        <w:tc>
+          <w:tcPr/>
+          <w:p>
+            <w:pPr>
+              <w:pStyle w:val="Compact"/>
+            </w:pPr>
+            <w:r>
               <w:t xml:space="preserve">2-8 degrees C is the standard specimen cold-chain range. Warns and instructs the enumerator to notify the supervisor immediately.</w:t>
             </w:r>
           </w:p>
         </w:tc>
       </w:tr>
     </w:tbl>
-    <w:bookmarkEnd w:id="152"/>
-    <w:bookmarkEnd w:id="153"/>
-    <w:bookmarkStart w:id="154" w:name="language"/>
+    <w:bookmarkEnd w:id="154"/>
+    <w:bookmarkEnd w:id="155"/>
+    <w:bookmarkStart w:id="156" w:name="language"/>
     <w:p>
       <w:pPr>
         <w:pStyle w:val="Heading2"/>
@@ -27859,8 +28833,8 @@
         <w:t xml:space="preserve">- they are my own and have not been checked.</w:t>
       </w:r>
     </w:p>
-    <w:bookmarkEnd w:id="154"/>
-    <w:bookmarkStart w:id="155" w:name="what-is-not-constrained-and-why"/>
+    <w:bookmarkEnd w:id="156"/>
+    <w:bookmarkStart w:id="157" w:name="what-is-not-constrained-and-why"/>
     <w:p>
       <w:pPr>
         <w:pStyle w:val="Heading2"/>
@@ -28009,9 +28983,9 @@
         <w:br w:type="page"/>
       </w:r>
     </w:p>
-    <w:bookmarkEnd w:id="155"/>
-    <w:bookmarkEnd w:id="156"/>
-    <w:bookmarkStart w:id="167" w:name="X31c962bf404df7ee489d32cb3ff1c820e6780f1"/>
+    <w:bookmarkEnd w:id="157"/>
+    <w:bookmarkEnd w:id="158"/>
+    <w:bookmarkStart w:id="169" w:name="X31c962bf404df7ee489d32cb3ff1c820e6780f1"/>
     <w:p>
       <w:pPr>
         <w:pStyle w:val="Heading1"/>
@@ -28020,7 +28994,7 @@
         <w:t xml:space="preserve">How this form was validated, and how to validate it yourself</w:t>
       </w:r>
     </w:p>
-    <w:bookmarkStart w:id="157" w:name="Xa2d671a207bab3bc24607ca9175dd057c7fffb0"/>
+    <w:bookmarkStart w:id="159" w:name="Xa2d671a207bab3bc24607ca9175dd057c7fffb0"/>
     <w:p>
       <w:pPr>
         <w:pStyle w:val="Heading2"/>
@@ -28203,8 +29177,8 @@
         <w:t xml:space="preserve">out.</w:t>
       </w:r>
     </w:p>
-    <w:bookmarkEnd w:id="157"/>
-    <w:bookmarkStart w:id="158" w:name="what-was-validated-and-with-what"/>
+    <w:bookmarkEnd w:id="159"/>
+    <w:bookmarkStart w:id="160" w:name="what-was-validated-and-with-what"/>
     <w:p>
       <w:pPr>
         <w:pStyle w:val="Heading2"/>
@@ -28448,8 +29422,8 @@
         <w:t xml:space="preserve">.</w:t>
       </w:r>
     </w:p>
-    <w:bookmarkEnd w:id="158"/>
-    <w:bookmarkStart w:id="159" w:name="why-the-third-check-had-to-be-written"/>
+    <w:bookmarkEnd w:id="160"/>
+    <w:bookmarkStart w:id="161" w:name="why-the-third-check-had-to-be-written"/>
     <w:p>
       <w:pPr>
         <w:pStyle w:val="Heading2"/>
@@ -28778,8 +29752,8 @@
         <w:t xml:space="preserve">.</w:t>
       </w:r>
     </w:p>
-    <w:bookmarkEnd w:id="159"/>
-    <w:bookmarkStart w:id="164" w:name="validating-it-properly"/>
+    <w:bookmarkEnd w:id="161"/>
+    <w:bookmarkStart w:id="166" w:name="validating-it-properly"/>
     <w:p>
       <w:pPr>
         <w:pStyle w:val="Heading2"/>
@@ -28788,7 +29762,7 @@
         <w:t xml:space="preserve">Validating it properly</w:t>
       </w:r>
     </w:p>
-    <w:bookmarkStart w:id="160" w:name="X8a583bd986623d1a9186007892fb01dcc258d25"/>
+    <w:bookmarkStart w:id="162" w:name="X8a583bd986623d1a9186007892fb01dcc258d25"/>
     <w:p>
       <w:pPr>
         <w:pStyle w:val="Heading3"/>
@@ -29369,8 +30343,8 @@
         <w:t xml:space="preserve">running anything.</w:t>
       </w:r>
     </w:p>
-    <w:bookmarkEnd w:id="160"/>
-    <w:bookmarkStart w:id="161" w:name="then-the-two-deployment-routes"/>
+    <w:bookmarkEnd w:id="162"/>
+    <w:bookmarkStart w:id="163" w:name="then-the-two-deployment-routes"/>
     <w:p>
       <w:pPr>
         <w:pStyle w:val="Heading3"/>
@@ -29379,8 +30353,8 @@
         <w:t xml:space="preserve">Then the two deployment routes</w:t>
       </w:r>
     </w:p>
-    <w:bookmarkEnd w:id="161"/>
-    <w:bookmarkStart w:id="162" w:name="odk-central-recommended"/>
+    <w:bookmarkEnd w:id="163"/>
+    <w:bookmarkStart w:id="164" w:name="odk-central-recommended"/>
     <w:p>
       <w:pPr>
         <w:pStyle w:val="Heading3"/>
@@ -29491,8 +30465,8 @@
         <w:t xml:space="preserve">in Enketo, or publish and pull into ODK Collect.</w:t>
       </w:r>
     </w:p>
-    <w:bookmarkEnd w:id="162"/>
-    <w:bookmarkStart w:id="163" w:name="odk-collect-no-server"/>
+    <w:bookmarkEnd w:id="164"/>
+    <w:bookmarkStart w:id="165" w:name="odk-collect-no-server"/>
     <w:p>
       <w:pPr>
         <w:pStyle w:val="Heading3"/>
@@ -29563,9 +30537,9 @@
         <w:t xml:space="preserve">attachments and every external lookup will silently return nothing.</w:t>
       </w:r>
     </w:p>
-    <w:bookmarkEnd w:id="163"/>
-    <w:bookmarkEnd w:id="164"/>
-    <w:bookmarkStart w:id="165" w:name="the-seven-required-attachments"/>
+    <w:bookmarkEnd w:id="165"/>
+    <w:bookmarkEnd w:id="166"/>
+    <w:bookmarkStart w:id="167" w:name="the-seven-required-attachments"/>
     <w:p>
       <w:pPr>
         <w:pStyle w:val="Heading2"/>
@@ -29940,8 +30914,8 @@
         <w:t xml:space="preserve">.</w:t>
       </w:r>
     </w:p>
-    <w:bookmarkEnd w:id="165"/>
-    <w:bookmarkStart w:id="166" w:name="known-limitation-of-this-validation"/>
+    <w:bookmarkEnd w:id="167"/>
+    <w:bookmarkStart w:id="168" w:name="known-limitation-of-this-validation"/>
     <w:p>
       <w:pPr>
         <w:pStyle w:val="Heading2"/>
@@ -30062,9 +31036,9 @@
         <w:br w:type="page"/>
       </w:r>
     </w:p>
-    <w:bookmarkEnd w:id="166"/>
-    <w:bookmarkEnd w:id="167"/>
-    <w:bookmarkStart w:id="177" w:name="Xb279bc2f7cb6dea5f8aa811765079edcf3383e9"/>
+    <w:bookmarkEnd w:id="168"/>
+    <w:bookmarkEnd w:id="169"/>
+    <w:bookmarkStart w:id="179" w:name="Xb279bc2f7cb6dea5f8aa811765079edcf3383e9"/>
     <w:p>
       <w:pPr>
         <w:pStyle w:val="Heading1"/>
@@ -30119,7 +31093,7 @@
         <w:t xml:space="preserve">you used instead.”</w:t>
       </w:r>
     </w:p>
-    <w:bookmarkStart w:id="168" w:name="the-mechanism"/>
+    <w:bookmarkStart w:id="170" w:name="the-mechanism"/>
     <w:p>
       <w:pPr>
         <w:pStyle w:val="Heading2"/>
@@ -30532,8 +31506,8 @@
         <w:t xml:space="preserve">the length of one question.</w:t>
       </w:r>
     </w:p>
-    <w:bookmarkEnd w:id="168"/>
-    <w:bookmarkStart w:id="169" w:name="what-that-costs-and-what-it-buys"/>
+    <w:bookmarkEnd w:id="170"/>
+    <w:bookmarkStart w:id="171" w:name="what-that-costs-and-what-it-buys"/>
     <w:p>
       <w:pPr>
         <w:pStyle w:val="Heading2"/>
@@ -31049,8 +32023,8 @@
         <w:t xml:space="preserve">.</w:t>
       </w:r>
     </w:p>
-    <w:bookmarkEnd w:id="169"/>
-    <w:bookmarkStart w:id="175" w:name="what-i-rejected-and-why"/>
+    <w:bookmarkEnd w:id="171"/>
+    <w:bookmarkStart w:id="177" w:name="what-i-rejected-and-why"/>
     <w:p>
       <w:pPr>
         <w:pStyle w:val="Heading2"/>
@@ -31059,7 +32033,7 @@
         <w:t xml:space="preserve">What I rejected, and why</w:t>
       </w:r>
     </w:p>
-    <w:bookmarkStart w:id="170" w:name="Xbc5733952f15259284b5c8e448757339269bc10"/>
+    <w:bookmarkStart w:id="172" w:name="Xbc5733952f15259284b5c8e448757339269bc10"/>
     <w:p>
       <w:pPr>
         <w:pStyle w:val="Heading3"/>
@@ -31191,8 +32165,8 @@
         <w:t xml:space="preserve">: it can be replaced without touching the form’s logic.</w:t>
       </w:r>
     </w:p>
-    <w:bookmarkEnd w:id="170"/>
-    <w:bookmarkStart w:id="171" w:name="the-search-appearance"/>
+    <w:bookmarkEnd w:id="172"/>
+    <w:bookmarkStart w:id="173" w:name="the-search-appearance"/>
     <w:p>
       <w:pPr>
         <w:pStyle w:val="Heading3"/>
@@ -31275,8 +32249,8 @@
         <w:t xml:space="preserve">is the supported replacement and works in both.</w:t>
       </w:r>
     </w:p>
-    <w:bookmarkEnd w:id="171"/>
-    <w:bookmarkStart w:id="172" w:name="Xd32f76c252a6eefdf8100ec114a4e4278b6cca5"/>
+    <w:bookmarkEnd w:id="173"/>
+    <w:bookmarkStart w:id="174" w:name="Xd32f76c252a6eefdf8100ec114a4e4278b6cca5"/>
     <w:p>
       <w:pPr>
         <w:pStyle w:val="Heading3"/>
@@ -31406,8 +32380,8 @@
         <w:t xml:space="preserve">of a structural complication that lasts for the whole round.</w:t>
       </w:r>
     </w:p>
-    <w:bookmarkEnd w:id="172"/>
-    <w:bookmarkStart w:id="173" w:name="a-live-server-lookup"/>
+    <w:bookmarkEnd w:id="174"/>
+    <w:bookmarkStart w:id="175" w:name="a-live-server-lookup"/>
     <w:p>
       <w:pPr>
         <w:pStyle w:val="Heading3"/>
@@ -31460,8 +32434,8 @@
         <w:t xml:space="preserve">deployments might expect.</w:t>
       </w:r>
     </w:p>
-    <w:bookmarkEnd w:id="173"/>
-    <w:bookmarkStart w:id="174" w:name="X6389cfeba19ba1c7855d405c594bdc836444be0"/>
+    <w:bookmarkEnd w:id="175"/>
+    <w:bookmarkStart w:id="176" w:name="X6389cfeba19ba1c7855d405c594bdc836444be0"/>
     <w:p>
       <w:pPr>
         <w:pStyle w:val="Heading3"/>
@@ -31652,170 +32626,170 @@
         <w:t xml:space="preserve">is.</w:t>
       </w:r>
     </w:p>
-    <w:bookmarkEnd w:id="174"/>
-    <w:bookmarkEnd w:id="175"/>
-    <w:bookmarkStart w:id="176" w:name="the-check-that-keeps-this-honest"/>
-    <w:p>
-      <w:pPr>
-        <w:pStyle w:val="Heading2"/>
-      </w:pPr>
-      <w:r>
-        <w:t xml:space="preserve">The check that keeps this honest</w:t>
-      </w:r>
-    </w:p>
-    <w:p>
-      <w:pPr>
-        <w:pStyle w:val="FirstParagraph"/>
-      </w:pPr>
-      <w:r>
-        <w:t xml:space="preserve">External media introduces a failure mode that a choices worksheet does not have:</w:t>
-      </w:r>
-      <w:r>
-        <w:t xml:space="preserve"> </w:t>
-      </w:r>
-      <w:r>
-        <w:rPr>
-          <w:b/>
-          <w:bCs/>
-        </w:rPr>
-        <w:t xml:space="preserve">the form can reference a file that is not there, or a column that does not</w:t>
-      </w:r>
-      <w:r>
-        <w:rPr>
-          <w:b/>
-          <w:bCs/>
-        </w:rPr>
-        <w:t xml:space="preserve"> </w:t>
-      </w:r>
-      <w:r>
-        <w:rPr>
-          <w:b/>
-          <w:bCs/>
-        </w:rPr>
-        <w:t xml:space="preserve">exist, and still convert and validate cleanly.</w:t>
-      </w:r>
-    </w:p>
-    <w:p>
-      <w:pPr>
-        <w:pStyle w:val="BodyText"/>
-      </w:pPr>
-      <w:r>
-        <w:t xml:space="preserve">That happened twice in this build.</w:t>
-      </w:r>
-      <w:r>
-        <w:t xml:space="preserve"> </w:t>
-      </w:r>
-      <w:r>
-        <w:rPr>
-          <w:rStyle w:val="VerbatimChar"/>
-        </w:rPr>
-        <w:t xml:space="preserve">validate_media.py</w:t>
-      </w:r>
-      <w:r>
-        <w:t xml:space="preserve"> </w:t>
-      </w:r>
-      <w:r>
-        <w:t xml:space="preserve">now checks, on every</w:t>
-      </w:r>
-      <w:r>
-        <w:t xml:space="preserve"> </w:t>
-      </w:r>
-      <w:r>
-        <w:t xml:space="preserve">rebuild, that every</w:t>
-      </w:r>
-      <w:r>
-        <w:t xml:space="preserve"> </w:t>
-      </w:r>
-      <w:r>
-        <w:rPr>
-          <w:rStyle w:val="VerbatimChar"/>
-        </w:rPr>
-        <w:t xml:space="preserve">instance()</w:t>
-      </w:r>
-      <w:r>
-        <w:t xml:space="preserve"> </w:t>
-      </w:r>
-      <w:r>
-        <w:t xml:space="preserve">call resolves to a declared instance, every</w:t>
-      </w:r>
-      <w:r>
-        <w:t xml:space="preserve"> </w:t>
-      </w:r>
-      <w:r>
-        <w:t xml:space="preserve">declared media file exists, each has the</w:t>
-      </w:r>
-      <w:r>
-        <w:t xml:space="preserve"> </w:t>
-      </w:r>
-      <w:r>
-        <w:rPr>
-          <w:rStyle w:val="VerbatimChar"/>
-        </w:rPr>
-        <w:t xml:space="preserve">name</w:t>
-      </w:r>
-      <w:r>
-        <w:t xml:space="preserve"> </w:t>
-      </w:r>
-      <w:r>
-        <w:t xml:space="preserve">and</w:t>
-      </w:r>
-      <w:r>
-        <w:t xml:space="preserve"> </w:t>
-      </w:r>
-      <w:r>
-        <w:rPr>
-          <w:rStyle w:val="VerbatimChar"/>
-        </w:rPr>
-        <w:t xml:space="preserve">label</w:t>
-      </w:r>
-      <w:r>
-        <w:t xml:space="preserve"> </w:t>
-      </w:r>
-      <w:r>
-        <w:t xml:space="preserve">columns</w:t>
-      </w:r>
-      <w:r>
-        <w:t xml:space="preserve"> </w:t>
-      </w:r>
-      <w:r>
-        <w:rPr>
-          <w:rStyle w:val="VerbatimChar"/>
-        </w:rPr>
-        <w:t xml:space="preserve">select_one_from_file</w:t>
-      </w:r>
-      <w:r>
-        <w:t xml:space="preserve"> </w:t>
-      </w:r>
-      <w:r>
-        <w:t xml:space="preserve">requires, and every column named in a path is present in</w:t>
-      </w:r>
-      <w:r>
-        <w:t xml:space="preserve"> </w:t>
-      </w:r>
-      <w:r>
-        <w:t xml:space="preserve">that CSV. See</w:t>
-      </w:r>
-      <w:r>
-        <w:t xml:space="preserve"> </w:t>
-      </w:r>
-      <w:r>
-        <w:rPr>
-          <w:rStyle w:val="VerbatimChar"/>
-        </w:rPr>
-        <w:t xml:space="preserve">validation.md</w:t>
-      </w:r>
-      <w:r>
-        <w:t xml:space="preserve">.</w:t>
-      </w:r>
-    </w:p>
-    <w:p>
-      <w:r>
-        <w:br w:type="page"/>
-      </w:r>
-    </w:p>
     <w:bookmarkEnd w:id="176"/>
     <w:bookmarkEnd w:id="177"/>
-    <w:bookmarkStart w:id="205" w:name="test-plan---form-hh2026v1"/>
+    <w:bookmarkStart w:id="178" w:name="the-check-that-keeps-this-honest"/>
+    <w:p>
+      <w:pPr>
+        <w:pStyle w:val="Heading2"/>
+      </w:pPr>
+      <w:r>
+        <w:t xml:space="preserve">The check that keeps this honest</w:t>
+      </w:r>
+    </w:p>
+    <w:p>
+      <w:pPr>
+        <w:pStyle w:val="FirstParagraph"/>
+      </w:pPr>
+      <w:r>
+        <w:t xml:space="preserve">External media introduces a failure mode that a choices worksheet does not have:</w:t>
+      </w:r>
+      <w:r>
+        <w:t xml:space="preserve"> </w:t>
+      </w:r>
+      <w:r>
+        <w:rPr>
+          <w:b/>
+          <w:bCs/>
+        </w:rPr>
+        <w:t xml:space="preserve">the form can reference a file that is not there, or a column that does not</w:t>
+      </w:r>
+      <w:r>
+        <w:rPr>
+          <w:b/>
+          <w:bCs/>
+        </w:rPr>
+        <w:t xml:space="preserve"> </w:t>
+      </w:r>
+      <w:r>
+        <w:rPr>
+          <w:b/>
+          <w:bCs/>
+        </w:rPr>
+        <w:t xml:space="preserve">exist, and still convert and validate cleanly.</w:t>
+      </w:r>
+    </w:p>
+    <w:p>
+      <w:pPr>
+        <w:pStyle w:val="BodyText"/>
+      </w:pPr>
+      <w:r>
+        <w:t xml:space="preserve">That happened twice in this build.</w:t>
+      </w:r>
+      <w:r>
+        <w:t xml:space="preserve"> </w:t>
+      </w:r>
+      <w:r>
+        <w:rPr>
+          <w:rStyle w:val="VerbatimChar"/>
+        </w:rPr>
+        <w:t xml:space="preserve">validate_media.py</w:t>
+      </w:r>
+      <w:r>
+        <w:t xml:space="preserve"> </w:t>
+      </w:r>
+      <w:r>
+        <w:t xml:space="preserve">now checks, on every</w:t>
+      </w:r>
+      <w:r>
+        <w:t xml:space="preserve"> </w:t>
+      </w:r>
+      <w:r>
+        <w:t xml:space="preserve">rebuild, that every</w:t>
+      </w:r>
+      <w:r>
+        <w:t xml:space="preserve"> </w:t>
+      </w:r>
+      <w:r>
+        <w:rPr>
+          <w:rStyle w:val="VerbatimChar"/>
+        </w:rPr>
+        <w:t xml:space="preserve">instance()</w:t>
+      </w:r>
+      <w:r>
+        <w:t xml:space="preserve"> </w:t>
+      </w:r>
+      <w:r>
+        <w:t xml:space="preserve">call resolves to a declared instance, every</w:t>
+      </w:r>
+      <w:r>
+        <w:t xml:space="preserve"> </w:t>
+      </w:r>
+      <w:r>
+        <w:t xml:space="preserve">declared media file exists, each has the</w:t>
+      </w:r>
+      <w:r>
+        <w:t xml:space="preserve"> </w:t>
+      </w:r>
+      <w:r>
+        <w:rPr>
+          <w:rStyle w:val="VerbatimChar"/>
+        </w:rPr>
+        <w:t xml:space="preserve">name</w:t>
+      </w:r>
+      <w:r>
+        <w:t xml:space="preserve"> </w:t>
+      </w:r>
+      <w:r>
+        <w:t xml:space="preserve">and</w:t>
+      </w:r>
+      <w:r>
+        <w:t xml:space="preserve"> </w:t>
+      </w:r>
+      <w:r>
+        <w:rPr>
+          <w:rStyle w:val="VerbatimChar"/>
+        </w:rPr>
+        <w:t xml:space="preserve">label</w:t>
+      </w:r>
+      <w:r>
+        <w:t xml:space="preserve"> </w:t>
+      </w:r>
+      <w:r>
+        <w:t xml:space="preserve">columns</w:t>
+      </w:r>
+      <w:r>
+        <w:t xml:space="preserve"> </w:t>
+      </w:r>
+      <w:r>
+        <w:rPr>
+          <w:rStyle w:val="VerbatimChar"/>
+        </w:rPr>
+        <w:t xml:space="preserve">select_one_from_file</w:t>
+      </w:r>
+      <w:r>
+        <w:t xml:space="preserve"> </w:t>
+      </w:r>
+      <w:r>
+        <w:t xml:space="preserve">requires, and every column named in a path is present in</w:t>
+      </w:r>
+      <w:r>
+        <w:t xml:space="preserve"> </w:t>
+      </w:r>
+      <w:r>
+        <w:t xml:space="preserve">that CSV. See</w:t>
+      </w:r>
+      <w:r>
+        <w:t xml:space="preserve"> </w:t>
+      </w:r>
+      <w:r>
+        <w:rPr>
+          <w:rStyle w:val="VerbatimChar"/>
+        </w:rPr>
+        <w:t xml:space="preserve">validation.md</w:t>
+      </w:r>
+      <w:r>
+        <w:t xml:space="preserve">.</w:t>
+      </w:r>
+    </w:p>
+    <w:p>
+      <w:r>
+        <w:br w:type="page"/>
+      </w:r>
+    </w:p>
+    <w:bookmarkEnd w:id="178"/>
+    <w:bookmarkEnd w:id="179"/>
+    <w:bookmarkStart w:id="207" w:name="test-plan---form-hh2026v1"/>
     <w:p>
       <w:pPr>
         <w:pStyle w:val="Heading1"/>
@@ -31896,7 +32870,7 @@
         <w:t xml:space="preserve">- 29 negative, 20 boundary, 5 positive/behavioural.</w:t>
       </w:r>
     </w:p>
-    <w:bookmarkStart w:id="178" w:name="execution-status"/>
+    <w:bookmarkStart w:id="180" w:name="execution-status"/>
     <w:p>
       <w:pPr>
         <w:pStyle w:val="Heading2"/>
@@ -32026,8 +33000,8 @@
         <w:t xml:space="preserve">bottom recording actual against expected.</w:t>
       </w:r>
     </w:p>
-    <w:bookmarkEnd w:id="178"/>
-    <w:bookmarkStart w:id="179" w:name="coverage-of-the-cases-the-question-names"/>
+    <w:bookmarkEnd w:id="180"/>
+    <w:bookmarkStart w:id="181" w:name="coverage-of-the-cases-the-question-names"/>
     <w:p>
       <w:pPr>
         <w:pStyle w:val="Heading2"/>
@@ -32218,8 +33192,8 @@
         </w:tc>
       </w:tr>
     </w:tbl>
-    <w:bookmarkEnd w:id="179"/>
-    <w:bookmarkStart w:id="202" w:name="scenario-cases"/>
+    <w:bookmarkEnd w:id="181"/>
+    <w:bookmarkStart w:id="204" w:name="scenario-cases"/>
     <w:p>
       <w:pPr>
         <w:pStyle w:val="Heading2"/>
@@ -32228,7 +33202,7 @@
         <w:t xml:space="preserve">Scenario cases</w:t>
       </w:r>
     </w:p>
-    <w:bookmarkStart w:id="180" w:name="X018ff9a95ed40f69c21fb7aa896550baa5c6717"/>
+    <w:bookmarkStart w:id="182" w:name="X018ff9a95ed40f69c21fb7aa896550baa5c6717"/>
     <w:p>
       <w:pPr>
         <w:pStyle w:val="Heading3"/>
@@ -32472,8 +33446,8 @@
         </w:tc>
       </w:tr>
     </w:tbl>
-    <w:bookmarkEnd w:id="180"/>
-    <w:bookmarkStart w:id="181" w:name="X8fc3922dad100f0622a79266e704040b30e7078"/>
+    <w:bookmarkEnd w:id="182"/>
+    <w:bookmarkStart w:id="183" w:name="X8fc3922dad100f0622a79266e704040b30e7078"/>
     <w:p>
       <w:pPr>
         <w:pStyle w:val="Heading3"/>
@@ -32717,8 +33691,8 @@
         </w:tc>
       </w:tr>
     </w:tbl>
-    <w:bookmarkEnd w:id="181"/>
-    <w:bookmarkStart w:id="182" w:name="Xda527362b3e9d4fba1cecaed7fbd10a0bac0d78"/>
+    <w:bookmarkEnd w:id="183"/>
+    <w:bookmarkStart w:id="184" w:name="Xda527362b3e9d4fba1cecaed7fbd10a0bac0d78"/>
     <w:p>
       <w:pPr>
         <w:pStyle w:val="Heading3"/>
@@ -32965,8 +33939,8 @@
         </w:tc>
       </w:tr>
     </w:tbl>
-    <w:bookmarkEnd w:id="182"/>
-    <w:bookmarkStart w:id="183" w:name="Xe08289f3e932c84f5bfa11f42f941611ced344d"/>
+    <w:bookmarkEnd w:id="184"/>
+    <w:bookmarkStart w:id="185" w:name="Xe08289f3e932c84f5bfa11f42f941611ced344d"/>
     <w:p>
       <w:pPr>
         <w:pStyle w:val="Heading3"/>
@@ -33213,8 +34187,8 @@
         </w:tc>
       </w:tr>
     </w:tbl>
-    <w:bookmarkEnd w:id="183"/>
-    <w:bookmarkStart w:id="184" w:name="Xaa5404f12032f4d9cd7059293cfaaa8a1fcb29e"/>
+    <w:bookmarkEnd w:id="185"/>
+    <w:bookmarkStart w:id="186" w:name="Xaa5404f12032f4d9cd7059293cfaaa8a1fcb29e"/>
     <w:p>
       <w:pPr>
         <w:pStyle w:val="Heading3"/>
@@ -33448,8 +34422,8 @@
         </w:tc>
       </w:tr>
     </w:tbl>
-    <w:bookmarkEnd w:id="184"/>
-    <w:bookmarkStart w:id="185" w:name="X76b5d31d01cd51a583698b76e395720966b19bd"/>
+    <w:bookmarkEnd w:id="186"/>
+    <w:bookmarkStart w:id="187" w:name="X76b5d31d01cd51a583698b76e395720966b19bd"/>
     <w:p>
       <w:pPr>
         <w:pStyle w:val="Heading3"/>
@@ -33655,8 +34629,8 @@
         </w:tc>
       </w:tr>
     </w:tbl>
-    <w:bookmarkEnd w:id="185"/>
-    <w:bookmarkStart w:id="186" w:name="X18f38807eb1d9f98aca3c1d98f36534c59ec69a"/>
+    <w:bookmarkEnd w:id="187"/>
+    <w:bookmarkStart w:id="188" w:name="X18f38807eb1d9f98aca3c1d98f36534c59ec69a"/>
     <w:p>
       <w:pPr>
         <w:pStyle w:val="Heading3"/>
@@ -33890,8 +34864,8 @@
         </w:tc>
       </w:tr>
     </w:tbl>
-    <w:bookmarkEnd w:id="186"/>
-    <w:bookmarkStart w:id="187" w:name="s08---consent-statement-not-read"/>
+    <w:bookmarkEnd w:id="188"/>
+    <w:bookmarkStart w:id="189" w:name="s08---consent-statement-not-read"/>
     <w:p>
       <w:pPr>
         <w:pStyle w:val="Heading3"/>
@@ -34087,8 +35061,8 @@
         </w:tc>
       </w:tr>
     </w:tbl>
-    <w:bookmarkEnd w:id="187"/>
-    <w:bookmarkStart w:id="188" w:name="Xc53176036fe8576d3f634e89eccf714de46377d"/>
+    <w:bookmarkEnd w:id="189"/>
+    <w:bookmarkStart w:id="190" w:name="Xc53176036fe8576d3f634e89eccf714de46377d"/>
     <w:p>
       <w:pPr>
         <w:pStyle w:val="Heading3"/>
@@ -34312,8 +35286,8 @@
         </w:tc>
       </w:tr>
     </w:tbl>
-    <w:bookmarkEnd w:id="188"/>
-    <w:bookmarkStart w:id="189" w:name="s10---label-from-another-teams-book"/>
+    <w:bookmarkEnd w:id="190"/>
+    <w:bookmarkStart w:id="191" w:name="s10---label-from-another-teams-book"/>
     <w:p>
       <w:pPr>
         <w:pStyle w:val="Heading3"/>
@@ -34537,8 +35511,8 @@
         </w:tc>
       </w:tr>
     </w:tbl>
-    <w:bookmarkEnd w:id="189"/>
-    <w:bookmarkStart w:id="190" w:name="X15e9a8c97da841f574ff900163f7992d92365a3"/>
+    <w:bookmarkEnd w:id="191"/>
+    <w:bookmarkStart w:id="192" w:name="X15e9a8c97da841f574ff900163f7992d92365a3"/>
     <w:p>
       <w:pPr>
         <w:pStyle w:val="Heading3"/>
@@ -34762,8 +35736,8 @@
         </w:tc>
       </w:tr>
     </w:tbl>
-    <w:bookmarkEnd w:id="190"/>
-    <w:bookmarkStart w:id="191" w:name="X7be84cd5310c1c33aec3c90e1b5ac11eb03977a"/>
+    <w:bookmarkEnd w:id="192"/>
+    <w:bookmarkStart w:id="193" w:name="X7be84cd5310c1c33aec3c90e1b5ac11eb03977a"/>
     <w:p>
       <w:pPr>
         <w:pStyle w:val="Heading3"/>
@@ -34987,8 +35961,8 @@
         </w:tc>
       </w:tr>
     </w:tbl>
-    <w:bookmarkEnd w:id="191"/>
-    <w:bookmarkStart w:id="192" w:name="Xb35e71b01bc2e5c9f75db947df3ae2fcf9df576"/>
+    <w:bookmarkEnd w:id="193"/>
+    <w:bookmarkStart w:id="194" w:name="Xb35e71b01bc2e5c9f75db947df3ae2fcf9df576"/>
     <w:p>
       <w:pPr>
         <w:pStyle w:val="Heading3"/>
@@ -35196,8 +36170,8 @@
         </w:tc>
       </w:tr>
     </w:tbl>
-    <w:bookmarkEnd w:id="192"/>
-    <w:bookmarkStart w:id="193" w:name="X70dc0300cb4c2b81d8e34902e6c4dcc80a06a63"/>
+    <w:bookmarkEnd w:id="194"/>
+    <w:bookmarkStart w:id="195" w:name="X70dc0300cb4c2b81d8e34902e6c4dcc80a06a63"/>
     <w:p>
       <w:pPr>
         <w:pStyle w:val="Heading3"/>
@@ -35393,8 +36367,8 @@
         </w:tc>
       </w:tr>
     </w:tbl>
-    <w:bookmarkEnd w:id="193"/>
-    <w:bookmarkStart w:id="194" w:name="X32cfacae09e0e6514e64c7c0c915b221c0d162e"/>
+    <w:bookmarkEnd w:id="195"/>
+    <w:bookmarkStart w:id="196" w:name="X32cfacae09e0e6514e64c7c0c915b221c0d162e"/>
     <w:p>
       <w:pPr>
         <w:pStyle w:val="Heading3"/>
@@ -35617,8 +36591,8 @@
         </w:tc>
       </w:tr>
     </w:tbl>
-    <w:bookmarkEnd w:id="194"/>
-    <w:bookmarkStart w:id="195" w:name="Xfc8e1d28efedbb8a73c595791faf517adf5af82"/>
+    <w:bookmarkEnd w:id="196"/>
+    <w:bookmarkStart w:id="197" w:name="Xfc8e1d28efedbb8a73c595791faf517adf5af82"/>
     <w:p>
       <w:pPr>
         <w:pStyle w:val="Heading3"/>
@@ -35814,8 +36788,8 @@
         </w:tc>
       </w:tr>
     </w:tbl>
-    <w:bookmarkEnd w:id="195"/>
-    <w:bookmarkStart w:id="196" w:name="X809c043256d78c0845f2f621ad3a192abecfbc4"/>
+    <w:bookmarkEnd w:id="197"/>
+    <w:bookmarkStart w:id="198" w:name="X809c043256d78c0845f2f621ad3a192abecfbc4"/>
     <w:p>
       <w:pPr>
         <w:pStyle w:val="Heading3"/>
@@ -36011,8 +36985,8 @@
         </w:tc>
       </w:tr>
     </w:tbl>
-    <w:bookmarkEnd w:id="196"/>
-    <w:bookmarkStart w:id="197" w:name="s18---child-module-pointed-at-an-adult"/>
+    <w:bookmarkEnd w:id="198"/>
+    <w:bookmarkStart w:id="199" w:name="s18---child-module-pointed-at-an-adult"/>
     <w:p>
       <w:pPr>
         <w:pStyle w:val="Heading3"/>
@@ -36236,8 +37210,8 @@
         </w:tc>
       </w:tr>
     </w:tbl>
-    <w:bookmarkEnd w:id="197"/>
-    <w:bookmarkStart w:id="198" w:name="s19---result-of-visit-is-not-completed"/>
+    <w:bookmarkEnd w:id="199"/>
+    <w:bookmarkStart w:id="200" w:name="s19---result-of-visit-is-not-completed"/>
     <w:p>
       <w:pPr>
         <w:pStyle w:val="Heading3"/>
@@ -36439,8 +37413,8 @@
         </w:tc>
       </w:tr>
     </w:tbl>
-    <w:bookmarkEnd w:id="198"/>
-    <w:bookmarkStart w:id="199" w:name="Xb81b6e42034d3b22e7573755f5913c87a88da3b"/>
+    <w:bookmarkEnd w:id="200"/>
+    <w:bookmarkStart w:id="201" w:name="Xb81b6e42034d3b22e7573755f5913c87a88da3b"/>
     <w:p>
       <w:pPr>
         <w:pStyle w:val="Heading3"/>
@@ -36664,8 +37638,8 @@
         </w:tc>
       </w:tr>
     </w:tbl>
-    <w:bookmarkEnd w:id="199"/>
-    <w:bookmarkStart w:id="200" w:name="X241ea0eb054833d81e2da965d9fb557acb9eaa1"/>
+    <w:bookmarkEnd w:id="201"/>
+    <w:bookmarkStart w:id="202" w:name="X241ea0eb054833d81e2da965d9fb557acb9eaa1"/>
     <w:p>
       <w:pPr>
         <w:pStyle w:val="Heading3"/>
@@ -36889,8 +37863,8 @@
         </w:tc>
       </w:tr>
     </w:tbl>
-    <w:bookmarkEnd w:id="200"/>
-    <w:bookmarkStart w:id="201" w:name="X5d9401f93dd7a2f381234832d1a593914e30d01"/>
+    <w:bookmarkEnd w:id="202"/>
+    <w:bookmarkStart w:id="203" w:name="X5d9401f93dd7a2f381234832d1a593914e30d01"/>
     <w:p>
       <w:pPr>
         <w:pStyle w:val="Heading3"/>
@@ -37114,9 +38088,9 @@
         </w:tc>
       </w:tr>
     </w:tbl>
-    <w:bookmarkEnd w:id="201"/>
-    <w:bookmarkEnd w:id="202"/>
-    <w:bookmarkStart w:id="203" w:name="generated-boundary-cases"/>
+    <w:bookmarkEnd w:id="203"/>
+    <w:bookmarkEnd w:id="204"/>
+    <w:bookmarkStart w:id="205" w:name="generated-boundary-cases"/>
     <w:p>
       <w:pPr>
         <w:pStyle w:val="Heading2"/>
@@ -39722,8 +40696,8 @@
         </w:tc>
       </w:tr>
     </w:tbl>
-    <w:bookmarkEnd w:id="203"/>
-    <w:bookmarkStart w:id="204" w:name="what-this-plan-does-not-cover"/>
+    <w:bookmarkEnd w:id="205"/>
+    <w:bookmarkStart w:id="206" w:name="what-this-plan-does-not-cover"/>
     <w:p>
       <w:pPr>
         <w:pStyle w:val="Heading2"/>
@@ -39889,9 +40863,9 @@
         <w:br w:type="page"/>
       </w:r>
     </w:p>
-    <w:bookmarkEnd w:id="204"/>
-    <w:bookmarkEnd w:id="205"/>
-    <w:bookmarkStart w:id="215" w:name="Xee424e5d5c4d9bee30fbcc4553d43aaff7ae50a"/>
+    <w:bookmarkEnd w:id="206"/>
+    <w:bookmarkEnd w:id="207"/>
+    <w:bookmarkStart w:id="217" w:name="Xee424e5d5c4d9bee30fbcc4553d43aaff7ae50a"/>
     <w:p>
       <w:pPr>
         <w:pStyle w:val="Heading1"/>
@@ -39900,7 +40874,7 @@
         <w:t xml:space="preserve">Rejecting a specimen label already used in an earlier submission (F8)</w:t>
       </w:r>
     </w:p>
-    <w:bookmarkStart w:id="206" w:name="the-plain-answer"/>
+    <w:bookmarkStart w:id="208" w:name="the-plain-answer"/>
     <w:p>
       <w:pPr>
         <w:pStyle w:val="Heading2"/>
@@ -40007,8 +40981,8 @@
         <w:t xml:space="preserve">nine days.</w:t>
       </w:r>
     </w:p>
-    <w:bookmarkEnd w:id="206"/>
-    <w:bookmarkStart w:id="207" w:name="X13c0043ffc5587f73229f0f7930fc7465fd4c4f"/>
+    <w:bookmarkEnd w:id="208"/>
+    <w:bookmarkStart w:id="209" w:name="X13c0043ffc5587f73229f0f7930fc7465fd4c4f"/>
     <w:p>
       <w:pPr>
         <w:pStyle w:val="Heading2"/>
@@ -40464,8 +41438,8 @@
         <w:t xml:space="preserve">which is why the check is automated rather than remembered.</w:t>
       </w:r>
     </w:p>
-    <w:bookmarkEnd w:id="207"/>
-    <w:bookmarkStart w:id="208" w:name="what-the-requirement-is-really-about"/>
+    <w:bookmarkEnd w:id="209"/>
+    <w:bookmarkStart w:id="210" w:name="what-the-requirement-is-really-about"/>
     <w:p>
       <w:pPr>
         <w:pStyle w:val="Heading2"/>
@@ -40626,8 +41600,8 @@
         <w:t xml:space="preserve">, and most of that is achievable on the device.</w:t>
       </w:r>
     </w:p>
-    <w:bookmarkEnd w:id="208"/>
-    <w:bookmarkStart w:id="213" w:name="X4b09c52c6844cbba3a3872c8142c724dfa04b1d"/>
+    <w:bookmarkEnd w:id="210"/>
+    <w:bookmarkStart w:id="215" w:name="X4b09c52c6844cbba3a3872c8142c724dfa04b1d"/>
     <w:p>
       <w:pPr>
         <w:pStyle w:val="Heading2"/>
@@ -40636,7 +41610,7 @@
         <w:t xml:space="preserve">The architecture that can enforce it fully</w:t>
       </w:r>
     </w:p>
-    <w:bookmarkStart w:id="209" w:name="X69df5fc581651251287a1b6af1ff0f7bcbdcadf"/>
+    <w:bookmarkStart w:id="211" w:name="X69df5fc581651251287a1b6af1ff0f7bcbdcadf"/>
     <w:p>
       <w:pPr>
         <w:pStyle w:val="Heading3"/>
@@ -40767,8 +41741,8 @@
         <w:t xml:space="preserve">the laboratory, which is what the requirement asks for.</w:t>
       </w:r>
     </w:p>
-    <w:bookmarkEnd w:id="209"/>
-    <w:bookmarkStart w:id="210" w:name="Xa610de692fccda792874e8105b1b111396715f5"/>
+    <w:bookmarkEnd w:id="211"/>
+    <w:bookmarkStart w:id="212" w:name="Xa610de692fccda792874e8105b1b111396715f5"/>
     <w:p>
       <w:pPr>
         <w:pStyle w:val="Heading3"/>
@@ -40893,8 +41867,8 @@
         <w:t xml:space="preserve">it is wrong for this fieldwork.</w:t>
       </w:r>
     </w:p>
-    <w:bookmarkEnd w:id="210"/>
-    <w:bookmarkStart w:id="211" w:name="Xb4efae3273ddb41c83721b6800c7fd98b157d27"/>
+    <w:bookmarkEnd w:id="212"/>
+    <w:bookmarkStart w:id="213" w:name="Xb4efae3273ddb41c83721b6800c7fd98b157d27"/>
     <w:p>
       <w:pPr>
         <w:pStyle w:val="Heading3"/>
@@ -40979,8 +41953,8 @@
         <w:t xml:space="preserve">rather than instead of it.</w:t>
       </w:r>
     </w:p>
-    <w:bookmarkEnd w:id="211"/>
-    <w:bookmarkStart w:id="212" w:name="X8aab2a4ab850087c3027a9dd75b52a21a203eea"/>
+    <w:bookmarkEnd w:id="213"/>
+    <w:bookmarkStart w:id="214" w:name="X8aab2a4ab850087c3027a9dd75b52a21a203eea"/>
     <w:p>
       <w:pPr>
         <w:pStyle w:val="Heading3"/>
@@ -41021,9 +41995,9 @@
         <w:t xml:space="preserve">cost is paid.</w:t>
       </w:r>
     </w:p>
-    <w:bookmarkEnd w:id="212"/>
-    <w:bookmarkEnd w:id="213"/>
-    <w:bookmarkStart w:id="214" w:name="summary"/>
+    <w:bookmarkEnd w:id="214"/>
+    <w:bookmarkEnd w:id="215"/>
+    <w:bookmarkStart w:id="216" w:name="summary"/>
     <w:p>
       <w:pPr>
         <w:pStyle w:val="Heading2"/>
@@ -41424,9 +42398,9 @@
         <w:br w:type="page"/>
       </w:r>
     </w:p>
-    <w:bookmarkEnd w:id="214"/>
-    <w:bookmarkEnd w:id="215"/>
-    <w:bookmarkStart w:id="223" w:name="designing-for-fabrication-detection-f11"/>
+    <w:bookmarkEnd w:id="216"/>
+    <w:bookmarkEnd w:id="217"/>
+    <w:bookmarkStart w:id="225" w:name="designing-for-fabrication-detection-f11"/>
     <w:p>
       <w:pPr>
         <w:pStyle w:val="Heading1"/>
@@ -41593,7 +42567,7 @@
         <w:t xml:space="preserve">.</w:t>
       </w:r>
     </w:p>
-    <w:bookmarkStart w:id="216" w:name="Xa2291845d19f50e494dfe2e90ea1a4bfe304de6"/>
+    <w:bookmarkStart w:id="218" w:name="Xa2291845d19f50e494dfe2e90ea1a4bfe304de6"/>
     <w:p>
       <w:pPr>
         <w:pStyle w:val="Heading2"/>
@@ -42077,8 +43051,8 @@
         <w:t xml:space="preserve">verifiable evidence a visit occurred).</w:t>
       </w:r>
     </w:p>
-    <w:bookmarkEnd w:id="216"/>
-    <w:bookmarkStart w:id="220" w:name="the-daily-check"/>
+    <w:bookmarkEnd w:id="218"/>
+    <w:bookmarkStart w:id="222" w:name="the-daily-check"/>
     <w:p>
       <w:pPr>
         <w:pStyle w:val="Heading2"/>
@@ -42101,7 +43075,7 @@
         <w:t xml:space="preserve">supervisor acts on the next morning.</w:t>
       </w:r>
     </w:p>
-    <w:bookmarkStart w:id="217" w:name="indicators"/>
+    <w:bookmarkStart w:id="219" w:name="indicators"/>
     <w:p>
       <w:pPr>
         <w:pStyle w:val="Heading3"/>
@@ -42336,8 +43310,8 @@
         </w:tc>
       </w:tr>
     </w:tbl>
-    <w:bookmarkEnd w:id="217"/>
-    <w:bookmarkStart w:id="218" w:name="three-design-decisions"/>
+    <w:bookmarkEnd w:id="219"/>
+    <w:bookmarkStart w:id="220" w:name="three-design-decisions"/>
     <w:p>
       <w:pPr>
         <w:pStyle w:val="Heading3"/>
@@ -42529,8 +43503,8 @@
         <w:t xml:space="preserve">distinction matters: silence about someone is not evidence about them.</w:t>
       </w:r>
     </w:p>
-    <w:bookmarkEnd w:id="218"/>
-    <w:bookmarkStart w:id="219" w:name="demonstrated-result"/>
+    <w:bookmarkEnd w:id="220"/>
+    <w:bookmarkStart w:id="221" w:name="demonstrated-result"/>
     <w:p>
       <w:pPr>
         <w:pStyle w:val="Heading3"/>
@@ -42642,9 +43616,9 @@
         <w:t xml:space="preserve">22 households at risk instead of 94, with twelve days left to act.</w:t>
       </w:r>
     </w:p>
-    <w:bookmarkEnd w:id="219"/>
-    <w:bookmarkEnd w:id="220"/>
-    <w:bookmarkStart w:id="221" w:name="X13190ad84828f028ca1be47f720ee6cbf3fc07e"/>
+    <w:bookmarkEnd w:id="221"/>
+    <w:bookmarkEnd w:id="222"/>
+    <w:bookmarkStart w:id="223" w:name="X13190ad84828f028ca1be47f720ee6cbf3fc07e"/>
     <w:p>
       <w:pPr>
         <w:pStyle w:val="Heading2"/>
@@ -42774,8 +43748,8 @@
         <w:t xml:space="preserve">someone who can resolve it.</w:t>
       </w:r>
     </w:p>
-    <w:bookmarkEnd w:id="221"/>
-    <w:bookmarkStart w:id="222" w:name="what-this-does-not-catch"/>
+    <w:bookmarkEnd w:id="223"/>
+    <w:bookmarkStart w:id="224" w:name="what-this-does-not-catch"/>
     <w:p>
       <w:pPr>
         <w:pStyle w:val="Heading2"/>
@@ -42937,9 +43911,9 @@
         <w:br w:type="page"/>
       </w:r>
     </w:p>
-    <w:bookmarkEnd w:id="222"/>
-    <w:bookmarkEnd w:id="223"/>
-    <w:bookmarkStart w:id="232" w:name="data-protection-f12"/>
+    <w:bookmarkEnd w:id="224"/>
+    <w:bookmarkEnd w:id="225"/>
+    <w:bookmarkStart w:id="234" w:name="data-protection-f12"/>
     <w:p>
       <w:pPr>
         <w:pStyle w:val="Heading1"/>
@@ -43014,7 +43988,7 @@
         <w:t xml:space="preserve">- which is worth stating before anything else, because both are mine.</w:t>
       </w:r>
     </w:p>
-    <w:bookmarkStart w:id="224" w:name="what-the-submission-actually-contains"/>
+    <w:bookmarkStart w:id="226" w:name="what-the-submission-actually-contains"/>
     <w:p>
       <w:pPr>
         <w:pStyle w:val="Heading2"/>
@@ -43123,8 +44097,8 @@
         <w:t xml:space="preserve">settlement, it describes a doorway.</w:t>
       </w:r>
     </w:p>
-    <w:bookmarkEnd w:id="224"/>
-    <w:bookmarkStart w:id="225" w:name="what-is-configured"/>
+    <w:bookmarkEnd w:id="226"/>
+    <w:bookmarkStart w:id="227" w:name="what-is-configured"/>
     <w:p>
       <w:pPr>
         <w:pStyle w:val="Heading2"/>
@@ -43588,8 +44562,8 @@
         <w:t xml:space="preserve">manager’s own keypair, generated by them and never transmitted.</w:t>
       </w:r>
     </w:p>
-    <w:bookmarkEnd w:id="225"/>
-    <w:bookmarkStart w:id="228" w:name="X092a754d0907754d3fec7e1db7db75472af6e5c"/>
+    <w:bookmarkEnd w:id="227"/>
+    <w:bookmarkStart w:id="230" w:name="X092a754d0907754d3fec7e1db7db75472af6e5c"/>
     <w:p>
       <w:pPr>
         <w:pStyle w:val="Heading2"/>
@@ -43606,7 +44580,7 @@
         <w:t xml:space="preserve">Both come from external media, and neither is hypothetical.</w:t>
       </w:r>
     </w:p>
-    <w:bookmarkStart w:id="226" w:name="X3029d388e864c8914630f5891146ac08c116000"/>
+    <w:bookmarkStart w:id="228" w:name="X3029d388e864c8914630f5891146ac08c116000"/>
     <w:p>
       <w:pPr>
         <w:pStyle w:val="Heading3"/>
@@ -43867,8 +44841,8 @@
         <w:t xml:space="preserve">, and the constraint register describes it as such.</w:t>
       </w:r>
     </w:p>
-    <w:bookmarkEnd w:id="226"/>
-    <w:bookmarkStart w:id="227" w:name="X4c044b6dfecebd9b2a2f5693ab51599e82ab624"/>
+    <w:bookmarkEnd w:id="228"/>
+    <w:bookmarkStart w:id="229" w:name="X4c044b6dfecebd9b2a2f5693ab51599e82ab624"/>
     <w:p>
       <w:pPr>
         <w:pStyle w:val="Heading3"/>
@@ -44043,9 +45017,9 @@
         <w:t xml:space="preserve">unsaid.</w:t>
       </w:r>
     </w:p>
-    <w:bookmarkEnd w:id="227"/>
-    <w:bookmarkEnd w:id="228"/>
-    <w:bookmarkStart w:id="229" w:name="X22d4d5b2676eed7d0cf20b23bafef12cab3daf3"/>
+    <w:bookmarkEnd w:id="229"/>
+    <w:bookmarkEnd w:id="230"/>
+    <w:bookmarkStart w:id="231" w:name="X22d4d5b2676eed7d0cf20b23bafef12cab3daf3"/>
     <w:p>
       <w:pPr>
         <w:pStyle w:val="Heading2"/>
@@ -44381,8 +45355,8 @@
         </w:tc>
       </w:tr>
     </w:tbl>
-    <w:bookmarkEnd w:id="229"/>
-    <w:bookmarkStart w:id="230" w:name="what-i-would-put-to-the-ethics-committee"/>
+    <w:bookmarkEnd w:id="231"/>
+    <w:bookmarkStart w:id="232" w:name="what-i-would-put-to-the-ethics-committee"/>
     <w:p>
       <w:pPr>
         <w:pStyle w:val="Heading2"/>
@@ -44495,8 +45469,8 @@
         <w:t xml:space="preserve">paper forms; it is silent on a database that can be copied perfectly.</w:t>
       </w:r>
     </w:p>
-    <w:bookmarkEnd w:id="230"/>
-    <w:bookmarkStart w:id="231" w:name="Xca36b7bfdde4c58f558cb00699bf799fc31c690"/>
+    <w:bookmarkEnd w:id="232"/>
+    <w:bookmarkStart w:id="233" w:name="Xca36b7bfdde4c58f558cb00699bf799fc31c690"/>
     <w:p>
       <w:pPr>
         <w:pStyle w:val="Heading2"/>
@@ -44615,9 +45589,9 @@
         <w:br w:type="page"/>
       </w:r>
     </w:p>
-    <w:bookmarkEnd w:id="231"/>
-    <w:bookmarkEnd w:id="232"/>
-    <w:bookmarkStart w:id="244" w:name="deployment-and-version-control-f10"/>
+    <w:bookmarkEnd w:id="233"/>
+    <w:bookmarkEnd w:id="234"/>
+    <w:bookmarkStart w:id="246" w:name="deployment-and-version-control-f10"/>
     <w:p>
       <w:pPr>
         <w:pStyle w:val="Heading1"/>
@@ -44672,7 +45646,7 @@
         <w:t xml:space="preserve">So this plan assumes a mid-round change rather than hoping to avoid one.</w:t>
       </w:r>
     </w:p>
-    <w:bookmarkStart w:id="233" w:name="the-versioning-scheme"/>
+    <w:bookmarkStart w:id="235" w:name="the-versioning-scheme"/>
     <w:p>
       <w:pPr>
         <w:pStyle w:val="Heading2"/>
@@ -44932,8 +45906,8 @@
         <w:t xml:space="preserve">the record itself survives the reshaping.</w:t>
       </w:r>
     </w:p>
-    <w:bookmarkEnd w:id="233"/>
-    <w:bookmarkStart w:id="236" w:name="what-may-and-may-not-change-mid-round"/>
+    <w:bookmarkEnd w:id="235"/>
+    <w:bookmarkStart w:id="238" w:name="what-may-and-may-not-change-mid-round"/>
     <w:p>
       <w:pPr>
         <w:pStyle w:val="Heading2"/>
@@ -44956,7 +45930,7 @@
         <w:t xml:space="preserve">negotiable by urgency.</w:t>
       </w:r>
     </w:p>
-    <w:bookmarkStart w:id="234" w:name="safe"/>
+    <w:bookmarkStart w:id="236" w:name="safe"/>
     <w:p>
       <w:pPr>
         <w:pStyle w:val="Heading3"/>
@@ -45109,8 +46083,8 @@
         <w:t xml:space="preserve">attachment, new version, no form logic change.</w:t>
       </w:r>
     </w:p>
-    <w:bookmarkEnd w:id="234"/>
-    <w:bookmarkStart w:id="235" w:name="unsafe---do-not-do-mid-round"/>
+    <w:bookmarkEnd w:id="236"/>
+    <w:bookmarkStart w:id="237" w:name="unsafe---do-not-do-mid-round"/>
     <w:p>
       <w:pPr>
         <w:pStyle w:val="Heading3"/>
@@ -45315,9 +46289,9 @@
         <w:t xml:space="preserve">never tighten.</w:t>
       </w:r>
     </w:p>
-    <w:bookmarkEnd w:id="235"/>
-    <w:bookmarkEnd w:id="236"/>
-    <w:bookmarkStart w:id="239" w:name="X0e7b950b94619c7975599fb7755e69a3d7e6360"/>
+    <w:bookmarkEnd w:id="237"/>
+    <w:bookmarkEnd w:id="238"/>
+    <w:bookmarkStart w:id="241" w:name="X0e7b950b94619c7975599fb7755e69a3d7e6360"/>
     <w:p>
       <w:pPr>
         <w:pStyle w:val="Heading2"/>
@@ -45346,7 +46320,7 @@
         <w:t xml:space="preserve">anyone’s control.</w:t>
       </w:r>
     </w:p>
-    <w:bookmarkStart w:id="237" w:name="sequence"/>
+    <w:bookmarkStart w:id="239" w:name="sequence"/>
     <w:p>
       <w:pPr>
         <w:pStyle w:val="Heading3"/>
@@ -45580,8 +46554,8 @@
         <w:t xml:space="preserve">design has to make it analysable rather than avoid it.</w:t>
       </w:r>
     </w:p>
-    <w:bookmarkEnd w:id="237"/>
-    <w:bookmarkStart w:id="238" w:name="what-protects-data-already-collected"/>
+    <w:bookmarkEnd w:id="239"/>
+    <w:bookmarkStart w:id="240" w:name="what-protects-data-already-collected"/>
     <w:p>
       <w:pPr>
         <w:pStyle w:val="Heading3"/>
@@ -45708,9 +46682,9 @@
         <w:t xml:space="preserve">and the old form logic, or vice versa.</w:t>
       </w:r>
     </w:p>
-    <w:bookmarkEnd w:id="238"/>
-    <w:bookmarkEnd w:id="239"/>
-    <w:bookmarkStart w:id="241" w:name="Xf1a954f859684f9e1eff1ec5f9729b5b49eb8b3"/>
+    <w:bookmarkEnd w:id="240"/>
+    <w:bookmarkEnd w:id="241"/>
+    <w:bookmarkStart w:id="243" w:name="Xf1a954f859684f9e1eff1ec5f9729b5b49eb8b3"/>
     <w:p>
       <w:pPr>
         <w:pStyle w:val="Heading2"/>
@@ -45870,7 +46844,7 @@
         <w:t xml:space="preserve">.</w:t>
       </w:r>
     </w:p>
-    <w:bookmarkStart w:id="240" w:name="the-change-log-entry-format"/>
+    <w:bookmarkStart w:id="242" w:name="the-change-log-entry-format"/>
     <w:p>
       <w:pPr>
         <w:pStyle w:val="Heading3"/>
@@ -45935,9 +46909,9 @@
         <w:t xml:space="preserve">          Crosswalk in codebook.md. DO NOT concatenate without mapping.</w:t>
       </w:r>
     </w:p>
-    <w:bookmarkEnd w:id="240"/>
-    <w:bookmarkEnd w:id="241"/>
-    <w:bookmarkStart w:id="242" w:name="device-provisioning"/>
+    <w:bookmarkEnd w:id="242"/>
+    <w:bookmarkEnd w:id="243"/>
+    <w:bookmarkStart w:id="244" w:name="device-provisioning"/>
     <w:p>
       <w:pPr>
         <w:pStyle w:val="Heading2"/>
@@ -46091,8 +47065,8 @@
         <w:t xml:space="preserve">full round, but not if the device is also used for anything else.</w:t>
       </w:r>
     </w:p>
-    <w:bookmarkEnd w:id="242"/>
-    <w:bookmarkStart w:id="243" w:name="what-this-plan-does-not-solve"/>
+    <w:bookmarkEnd w:id="244"/>
+    <w:bookmarkStart w:id="245" w:name="what-this-plan-does-not-solve"/>
     <w:p>
       <w:pPr>
         <w:pStyle w:val="Heading2"/>
@@ -46223,201 +47197,201 @@
         <w:br w:type="page"/>
       </w:r>
     </w:p>
-    <w:bookmarkEnd w:id="243"/>
-    <w:bookmarkEnd w:id="244"/>
-    <w:bookmarkStart w:id="246" w:name="form-version-history"/>
-    <w:p>
-      <w:pPr>
-        <w:pStyle w:val="Heading1"/>
-      </w:pPr>
-      <w:r>
-        <w:t xml:space="preserve">Form version history</w:t>
-      </w:r>
-    </w:p>
-    <w:p>
-      <w:pPr>
-        <w:pStyle w:val="FirstParagraph"/>
-      </w:pPr>
-      <w:r>
-        <w:t xml:space="preserve">One entry per publish. The analysis team reads this alongside</w:t>
-      </w:r>
-      <w:r>
-        <w:t xml:space="preserve"> </w:t>
-      </w:r>
-      <w:r>
-        <w:rPr>
-          <w:rStyle w:val="VerbatimChar"/>
-        </w:rPr>
-        <w:t xml:space="preserve">form_version</w:t>
-      </w:r>
-      <w:r>
-        <w:t xml:space="preserve"> </w:t>
-      </w:r>
-      <w:r>
-        <w:t xml:space="preserve">in</w:t>
-      </w:r>
-      <w:r>
-        <w:t xml:space="preserve"> </w:t>
-      </w:r>
-      <w:r>
-        <w:t xml:space="preserve">the data; knowing a record is version</w:t>
-      </w:r>
-      <w:r>
-        <w:t xml:space="preserve"> </w:t>
-      </w:r>
-      <w:r>
-        <w:rPr>
-          <w:rStyle w:val="VerbatimChar"/>
-        </w:rPr>
-        <w:t xml:space="preserve">2026063002</w:t>
-      </w:r>
-      <w:r>
-        <w:t xml:space="preserve"> </w:t>
-      </w:r>
-      <w:r>
-        <w:t xml:space="preserve">is useless without knowing</w:t>
-      </w:r>
-      <w:r>
-        <w:t xml:space="preserve"> </w:t>
-      </w:r>
-      <w:r>
-        <w:t xml:space="preserve">what changed in</w:t>
-      </w:r>
-      <w:r>
-        <w:t xml:space="preserve"> </w:t>
-      </w:r>
-      <w:r>
-        <w:rPr>
-          <w:rStyle w:val="VerbatimChar"/>
-        </w:rPr>
-        <w:t xml:space="preserve">002</w:t>
-      </w:r>
-      <w:r>
-        <w:t xml:space="preserve">.</w:t>
-      </w:r>
-    </w:p>
-    <w:p>
-      <w:pPr>
-        <w:pStyle w:val="BodyText"/>
-      </w:pPr>
-      <w:r>
-        <w:t xml:space="preserve">Format is fixed so it can be parsed later if it ever needs to be.</w:t>
-      </w:r>
-    </w:p>
-    <w:bookmarkStart w:id="245" w:name="june-2026---initial-release"/>
-    <w:p>
-      <w:pPr>
-        <w:pStyle w:val="Heading2"/>
-      </w:pPr>
-      <w:r>
-        <w:t xml:space="preserve">2026063001 - 30 June 2026 - initial release</w:t>
-      </w:r>
-    </w:p>
-    <w:p>
-      <w:pPr>
-        <w:pStyle w:val="SourceCode"/>
-      </w:pPr>
-      <w:r>
-        <w:rPr>
-          <w:rStyle w:val="VerbatimChar"/>
-        </w:rPr>
-        <w:t xml:space="preserve">Changed:  initial publication of Form HH/2026/v1 as a digital instrument</w:t>
-      </w:r>
-      <w:r>
-        <w:br/>
-      </w:r>
-      <w:r>
-        <w:rPr>
-          <w:rStyle w:val="VerbatimChar"/>
-        </w:rPr>
-        <w:t xml:space="preserve">Affects:  all fields</w:t>
-      </w:r>
-      <w:r>
-        <w:br/>
-      </w:r>
-      <w:r>
-        <w:rPr>
-          <w:rStyle w:val="VerbatimChar"/>
-        </w:rPr>
-        <w:t xml:space="preserve">Analysis: baseline version. Value crosswalk to the paper instrument is in</w:t>
-      </w:r>
-      <w:r>
-        <w:br/>
-      </w:r>
-      <w:r>
-        <w:rPr>
-          <w:rStyle w:val="VerbatimChar"/>
-        </w:rPr>
-        <w:t xml:space="preserve">          codebook.md - two choice lists (6.01, 6.02) are re-based to avoid</w:t>
-      </w:r>
-      <w:r>
-        <w:br/>
-      </w:r>
-      <w:r>
-        <w:rPr>
-          <w:rStyle w:val="VerbatimChar"/>
-        </w:rPr>
-        <w:t xml:space="preserve">          collisions with non-response sentinels. Concatenating a paper</w:t>
-      </w:r>
-      <w:r>
-        <w:br/>
-      </w:r>
-      <w:r>
-        <w:rPr>
-          <w:rStyle w:val="VerbatimChar"/>
-        </w:rPr>
-        <w:t xml:space="preserve">          round with this one without that mapping produces nonsense.</w:t>
-      </w:r>
-      <w:r>
-        <w:br/>
-      </w:r>
-      <w:r>
-        <w:rPr>
-          <w:rStyle w:val="VerbatimChar"/>
-        </w:rPr>
-        <w:t xml:space="preserve">Known:    q4_13_medicine uses a PLACEHOLDER codelist (WHO ATC codes). The</w:t>
-      </w:r>
-      <w:r>
-        <w:br/>
-      </w:r>
-      <w:r>
-        <w:rPr>
-          <w:rStyle w:val="VerbatimChar"/>
-        </w:rPr>
-        <w:t xml:space="preserve">          ministry codelist was not supplied. Records under this version</w:t>
-      </w:r>
-      <w:r>
-        <w:br/>
-      </w:r>
-      <w:r>
-        <w:rPr>
-          <w:rStyle w:val="VerbatimChar"/>
-        </w:rPr>
-        <w:t xml:space="preserve">          carry ATC values and must not be pooled with any later version</w:t>
-      </w:r>
-      <w:r>
-        <w:br/>
-      </w:r>
-      <w:r>
-        <w:rPr>
-          <w:rStyle w:val="VerbatimChar"/>
-        </w:rPr>
-        <w:t xml:space="preserve">          using ministry codes without an explicit crosswalk.</w:t>
-      </w:r>
-    </w:p>
-    <w:p>
-      <w:r>
-        <w:br w:type="page"/>
-      </w:r>
-    </w:p>
     <w:bookmarkEnd w:id="245"/>
     <w:bookmarkEnd w:id="246"/>
-    <w:bookmarkStart w:id="260" w:name="Xdd455a8e16cab24a0ca3c7a2bdc58cb6d0ecee0"/>
+    <w:bookmarkStart w:id="248" w:name="form-version-history"/>
     <w:p>
       <w:pPr>
         <w:pStyle w:val="Heading1"/>
       </w:pPr>
       <w:r>
+        <w:t xml:space="preserve">Form version history</w:t>
+      </w:r>
+    </w:p>
+    <w:p>
+      <w:pPr>
+        <w:pStyle w:val="FirstParagraph"/>
+      </w:pPr>
+      <w:r>
+        <w:t xml:space="preserve">One entry per publish. The analysis team reads this alongside</w:t>
+      </w:r>
+      <w:r>
+        <w:t xml:space="preserve"> </w:t>
+      </w:r>
+      <w:r>
+        <w:rPr>
+          <w:rStyle w:val="VerbatimChar"/>
+        </w:rPr>
+        <w:t xml:space="preserve">form_version</w:t>
+      </w:r>
+      <w:r>
+        <w:t xml:space="preserve"> </w:t>
+      </w:r>
+      <w:r>
+        <w:t xml:space="preserve">in</w:t>
+      </w:r>
+      <w:r>
+        <w:t xml:space="preserve"> </w:t>
+      </w:r>
+      <w:r>
+        <w:t xml:space="preserve">the data; knowing a record is version</w:t>
+      </w:r>
+      <w:r>
+        <w:t xml:space="preserve"> </w:t>
+      </w:r>
+      <w:r>
+        <w:rPr>
+          <w:rStyle w:val="VerbatimChar"/>
+        </w:rPr>
+        <w:t xml:space="preserve">2026063002</w:t>
+      </w:r>
+      <w:r>
+        <w:t xml:space="preserve"> </w:t>
+      </w:r>
+      <w:r>
+        <w:t xml:space="preserve">is useless without knowing</w:t>
+      </w:r>
+      <w:r>
+        <w:t xml:space="preserve"> </w:t>
+      </w:r>
+      <w:r>
+        <w:t xml:space="preserve">what changed in</w:t>
+      </w:r>
+      <w:r>
+        <w:t xml:space="preserve"> </w:t>
+      </w:r>
+      <w:r>
+        <w:rPr>
+          <w:rStyle w:val="VerbatimChar"/>
+        </w:rPr>
+        <w:t xml:space="preserve">002</w:t>
+      </w:r>
+      <w:r>
+        <w:t xml:space="preserve">.</w:t>
+      </w:r>
+    </w:p>
+    <w:p>
+      <w:pPr>
+        <w:pStyle w:val="BodyText"/>
+      </w:pPr>
+      <w:r>
+        <w:t xml:space="preserve">Format is fixed so it can be parsed later if it ever needs to be.</w:t>
+      </w:r>
+    </w:p>
+    <w:bookmarkStart w:id="247" w:name="june-2026---initial-release"/>
+    <w:p>
+      <w:pPr>
+        <w:pStyle w:val="Heading2"/>
+      </w:pPr>
+      <w:r>
+        <w:t xml:space="preserve">2026063001 - 30 June 2026 - initial release</w:t>
+      </w:r>
+    </w:p>
+    <w:p>
+      <w:pPr>
+        <w:pStyle w:val="SourceCode"/>
+      </w:pPr>
+      <w:r>
+        <w:rPr>
+          <w:rStyle w:val="VerbatimChar"/>
+        </w:rPr>
+        <w:t xml:space="preserve">Changed:  initial publication of Form HH/2026/v1 as a digital instrument</w:t>
+      </w:r>
+      <w:r>
+        <w:br/>
+      </w:r>
+      <w:r>
+        <w:rPr>
+          <w:rStyle w:val="VerbatimChar"/>
+        </w:rPr>
+        <w:t xml:space="preserve">Affects:  all fields</w:t>
+      </w:r>
+      <w:r>
+        <w:br/>
+      </w:r>
+      <w:r>
+        <w:rPr>
+          <w:rStyle w:val="VerbatimChar"/>
+        </w:rPr>
+        <w:t xml:space="preserve">Analysis: baseline version. Value crosswalk to the paper instrument is in</w:t>
+      </w:r>
+      <w:r>
+        <w:br/>
+      </w:r>
+      <w:r>
+        <w:rPr>
+          <w:rStyle w:val="VerbatimChar"/>
+        </w:rPr>
+        <w:t xml:space="preserve">          codebook.md - two choice lists (6.01, 6.02) are re-based to avoid</w:t>
+      </w:r>
+      <w:r>
+        <w:br/>
+      </w:r>
+      <w:r>
+        <w:rPr>
+          <w:rStyle w:val="VerbatimChar"/>
+        </w:rPr>
+        <w:t xml:space="preserve">          collisions with non-response sentinels. Concatenating a paper</w:t>
+      </w:r>
+      <w:r>
+        <w:br/>
+      </w:r>
+      <w:r>
+        <w:rPr>
+          <w:rStyle w:val="VerbatimChar"/>
+        </w:rPr>
+        <w:t xml:space="preserve">          round with this one without that mapping produces nonsense.</w:t>
+      </w:r>
+      <w:r>
+        <w:br/>
+      </w:r>
+      <w:r>
+        <w:rPr>
+          <w:rStyle w:val="VerbatimChar"/>
+        </w:rPr>
+        <w:t xml:space="preserve">Known:    q4_13_medicine uses a PLACEHOLDER codelist (WHO ATC codes). The</w:t>
+      </w:r>
+      <w:r>
+        <w:br/>
+      </w:r>
+      <w:r>
+        <w:rPr>
+          <w:rStyle w:val="VerbatimChar"/>
+        </w:rPr>
+        <w:t xml:space="preserve">          ministry codelist was not supplied. Records under this version</w:t>
+      </w:r>
+      <w:r>
+        <w:br/>
+      </w:r>
+      <w:r>
+        <w:rPr>
+          <w:rStyle w:val="VerbatimChar"/>
+        </w:rPr>
+        <w:t xml:space="preserve">          carry ATC values and must not be pooled with any later version</w:t>
+      </w:r>
+      <w:r>
+        <w:br/>
+      </w:r>
+      <w:r>
+        <w:rPr>
+          <w:rStyle w:val="VerbatimChar"/>
+        </w:rPr>
+        <w:t xml:space="preserve">          using ministry codes without an explicit crosswalk.</w:t>
+      </w:r>
+    </w:p>
+    <w:p>
+      <w:r>
+        <w:br w:type="page"/>
+      </w:r>
+    </w:p>
+    <w:bookmarkEnd w:id="247"/>
+    <w:bookmarkEnd w:id="248"/>
+    <w:bookmarkStart w:id="262" w:name="Xdd455a8e16cab24a0ca3c7a2bdc58cb6d0ecee0"/>
+    <w:p>
+      <w:pPr>
+        <w:pStyle w:val="Heading1"/>
+      </w:pPr>
+      <w:r>
         <w:t xml:space="preserve">Codebook -</w:t>
       </w:r>
       <w:r>
@@ -46481,7 +47455,7 @@
         <w:t xml:space="preserve">maintained by hand, so it cannot drift from the instrument.</w:t>
       </w:r>
     </w:p>
-    <w:bookmarkStart w:id="248" w:name="the-three-analysable-tables"/>
+    <w:bookmarkStart w:id="250" w:name="the-three-analysable-tables"/>
     <w:p>
       <w:pPr>
         <w:pStyle w:val="Heading2"/>
@@ -46584,7 +47558,7 @@
         <w:t xml:space="preserve">                  separate specimen table.</w:t>
       </w:r>
     </w:p>
-    <w:bookmarkStart w:id="247" w:name="primary-and-foreign-keys"/>
+    <w:bookmarkStart w:id="249" w:name="primary-and-foreign-keys"/>
     <w:p>
       <w:pPr>
         <w:pStyle w:val="Heading3"/>
@@ -47032,9 +48006,9 @@
         <w:t xml:space="preserve">otherwise.</w:t>
       </w:r>
     </w:p>
-    <w:bookmarkEnd w:id="247"/>
-    <w:bookmarkEnd w:id="248"/>
-    <w:bookmarkStart w:id="249" w:name="reading-a-null"/>
+    <w:bookmarkEnd w:id="249"/>
+    <w:bookmarkEnd w:id="250"/>
+    <w:bookmarkStart w:id="251" w:name="reading-a-null"/>
     <w:p>
       <w:pPr>
         <w:pStyle w:val="Heading2"/>
@@ -47121,8 +48095,8 @@
         <w:t xml:space="preserve">.</w:t>
       </w:r>
     </w:p>
-    <w:bookmarkEnd w:id="249"/>
-    <w:bookmarkStart w:id="250" w:name="table-household---one-row-per-submission"/>
+    <w:bookmarkEnd w:id="251"/>
+    <w:bookmarkStart w:id="252" w:name="table-household---one-row-per-submission"/>
     <w:p>
       <w:pPr>
         <w:pStyle w:val="Heading2"/>
@@ -47151,7 +48125,7 @@
         <w:pStyle w:val="FirstParagraph"/>
       </w:pPr>
       <w:r>
-        <w:t xml:space="preserve">43 fields.</w:t>
+        <w:t xml:space="preserve">46 fields.</w:t>
       </w:r>
     </w:p>
     <w:tbl>
@@ -48529,6 +49503,67 @@
               <w:rPr>
                 <w:rStyle w:val="VerbatimChar"/>
               </w:rPr>
+              <w:t xml:space="preserve">q1_13_prev_n</w:t>
+            </w:r>
+          </w:p>
+        </w:tc>
+        <w:tc>
+          <w:tcPr/>
+          <w:p>
+            <w:pPr>
+              <w:pStyle w:val="Compact"/>
+            </w:pPr>
+            <w:r>
+              <w:t xml:space="preserve">calculate</w:t>
+            </w:r>
+          </w:p>
+        </w:tc>
+        <w:tc>
+          <w:tcPr/>
+          <w:p>
+            <w:pPr>
+              <w:pStyle w:val="Compact"/>
+            </w:pPr>
+            <w:r>
+              <w:t xml:space="preserve">derived:</w:t>
+            </w:r>
+            <w:r>
+              <w:t xml:space="preserve"> </w:t>
+            </w:r>
+            <w:r>
+              <w:rPr>
+                <w:rStyle w:val="VerbatimChar"/>
+              </w:rPr>
+              <w:t xml:space="preserve">count(instance('previous_round_households')/root/item[se</w:t>
+            </w:r>
+          </w:p>
+        </w:tc>
+        <w:tc>
+          <w:tcPr/>
+          <w:p>
+            <w:pPr>
+              <w:pStyle w:val="Compact"/>
+            </w:pPr>
+            <w:r>
+              <w:rPr>
+                <w:rStyle w:val="VerbatimChar"/>
+              </w:rPr>
+              <w:t xml:space="preserve">never (always collected)</w:t>
+            </w:r>
+          </w:p>
+        </w:tc>
+      </w:tr>
+      <w:tr>
+        <w:tc>
+          <w:tcPr/>
+          <w:p>
+            <w:pPr>
+              <w:pStyle w:val="Compact"/>
+            </w:pPr>
+            <w:r>
+              <w:rPr>
+                <w:rStyle w:val="VerbatimChar"/>
+              </w:rPr>
               <w:t xml:space="preserve">q1_13_prev_id</w:t>
             </w:r>
           </w:p>
@@ -48565,7 +49600,7 @@
               <w:rPr>
                 <w:rStyle w:val="VerbatimChar"/>
               </w:rPr>
-              <w:t xml:space="preserve">${q1_12_prev_round} = '1'</w:t>
+              <w:t xml:space="preserve">${q1_12_prev_round} = '1' and ${q1_13_prev_n} &gt; 0</w:t>
             </w:r>
           </w:p>
         </w:tc>
@@ -48581,6 +49616,119 @@
               <w:rPr>
                 <w:rStyle w:val="VerbatimChar"/>
               </w:rPr>
+              <w:t xml:space="preserve">q1_13_prev_id_other</w:t>
+            </w:r>
+          </w:p>
+        </w:tc>
+        <w:tc>
+          <w:tcPr/>
+          <w:p>
+            <w:pPr>
+              <w:pStyle w:val="Compact"/>
+            </w:pPr>
+            <w:r>
+              <w:t xml:space="preserve">text</w:t>
+            </w:r>
+          </w:p>
+        </w:tc>
+        <w:tc>
+          <w:tcPr/>
+          <w:p>
+            <w:pPr>
+              <w:pStyle w:val="Compact"/>
+            </w:pPr>
+            <w:r>
+              <w:t xml:space="preserve">1.13 Write the 2025 household identifier as printed on the household card, f</w:t>
+            </w:r>
+          </w:p>
+        </w:tc>
+        <w:tc>
+          <w:tcPr/>
+          <w:p>
+            <w:pPr>
+              <w:pStyle w:val="Compact"/>
+            </w:pPr>
+            <w:r>
+              <w:rPr>
+                <w:rStyle w:val="VerbatimChar"/>
+              </w:rPr>
+              <w:t xml:space="preserve">${q1_12_prev_round} = '1' and (${q1_13_prev_n} = 0 or ${q1_13_pr</w:t>
+            </w:r>
+          </w:p>
+        </w:tc>
+      </w:tr>
+      <w:tr>
+        <w:tc>
+          <w:tcPr/>
+          <w:p>
+            <w:pPr>
+              <w:pStyle w:val="Compact"/>
+            </w:pPr>
+            <w:r>
+              <w:rPr>
+                <w:rStyle w:val="VerbatimChar"/>
+              </w:rPr>
+              <w:t xml:space="preserve">q1_13_prev_id_final</w:t>
+            </w:r>
+          </w:p>
+        </w:tc>
+        <w:tc>
+          <w:tcPr/>
+          <w:p>
+            <w:pPr>
+              <w:pStyle w:val="Compact"/>
+            </w:pPr>
+            <w:r>
+              <w:t xml:space="preserve">calculate</w:t>
+            </w:r>
+          </w:p>
+        </w:tc>
+        <w:tc>
+          <w:tcPr/>
+          <w:p>
+            <w:pPr>
+              <w:pStyle w:val="Compact"/>
+            </w:pPr>
+            <w:r>
+              <w:t xml:space="preserve">derived:</w:t>
+            </w:r>
+            <w:r>
+              <w:t xml:space="preserve"> </w:t>
+            </w:r>
+            <w:r>
+              <w:rPr>
+                <w:rStyle w:val="VerbatimChar"/>
+              </w:rPr>
+              <w:t xml:space="preserve">if(${q1_13_prev_id} != '', ${q1_13_prev_id}, ${q1_13_pre</w:t>
+            </w:r>
+          </w:p>
+        </w:tc>
+        <w:tc>
+          <w:tcPr/>
+          <w:p>
+            <w:pPr>
+              <w:pStyle w:val="Compact"/>
+            </w:pPr>
+            <w:r>
+              <w:rPr>
+                <w:rStyle w:val="VerbatimChar"/>
+              </w:rPr>
+              <w:t xml:space="preserve">never (always collected)</w:t>
+            </w:r>
+          </w:p>
+        </w:tc>
+      </w:tr>
+      <w:tr>
+        <w:tc>
+          <w:tcPr/>
+          <w:p>
+            <w:pPr>
+              <w:pStyle w:val="Compact"/>
+            </w:pPr>
+            <w:r>
+              <w:rPr>
+                <w:rStyle w:val="VerbatimChar"/>
+              </w:rPr>
               <w:t xml:space="preserve">q1_14_result</w:t>
             </w:r>
           </w:p>
@@ -49534,8 +50682,8 @@
         </w:tc>
       </w:tr>
     </w:tbl>
-    <w:bookmarkEnd w:id="250"/>
-    <w:bookmarkStart w:id="251" w:name="X294f7c2fb80fd70eabe6890430126564e98913e"/>
+    <w:bookmarkEnd w:id="252"/>
+    <w:bookmarkStart w:id="253" w:name="X294f7c2fb80fd70eabe6890430126564e98913e"/>
     <w:p>
       <w:pPr>
         <w:pStyle w:val="Heading2"/>
@@ -50064,8 +51212,8 @@
         </w:tc>
       </w:tr>
     </w:tbl>
-    <w:bookmarkEnd w:id="251"/>
-    <w:bookmarkStart w:id="252" w:name="X0e63517328bcff30d41a253ef43f788f15a0128"/>
+    <w:bookmarkEnd w:id="253"/>
+    <w:bookmarkStart w:id="254" w:name="X0e63517328bcff30d41a253ef43f788f15a0128"/>
     <w:p>
       <w:pPr>
         <w:pStyle w:val="Heading2"/>
@@ -51878,8 +53026,8 @@
         </w:tc>
       </w:tr>
     </w:tbl>
-    <w:bookmarkEnd w:id="252"/>
-    <w:bookmarkStart w:id="253" w:name="value-labels"/>
+    <w:bookmarkEnd w:id="254"/>
+    <w:bookmarkStart w:id="255" w:name="value-labels"/>
     <w:p>
       <w:pPr>
         <w:pStyle w:val="Heading2"/>
@@ -53310,8 +54458,8 @@
         <w:t xml:space="preserve">Do not know</w:t>
       </w:r>
     </w:p>
-    <w:bookmarkEnd w:id="253"/>
-    <w:bookmarkStart w:id="256" w:name="paper-to-digital-crosswalk"/>
+    <w:bookmarkEnd w:id="255"/>
+    <w:bookmarkStart w:id="258" w:name="paper-to-digital-crosswalk"/>
     <w:p>
       <w:pPr>
         <w:pStyle w:val="Heading2"/>
@@ -53388,7 +54536,7 @@
         <w:t xml:space="preserve">this mapping will produce nonsense.</w:t>
       </w:r>
     </w:p>
-    <w:bookmarkStart w:id="254" w:name="water-source"/>
+    <w:bookmarkStart w:id="256" w:name="water-source"/>
     <w:p>
       <w:pPr>
         <w:pStyle w:val="Heading3"/>
@@ -53911,8 +55059,8 @@
         </w:tc>
       </w:tr>
     </w:tbl>
-    <w:bookmarkEnd w:id="254"/>
-    <w:bookmarkStart w:id="255" w:name="toilet-facility"/>
+    <w:bookmarkEnd w:id="256"/>
+    <w:bookmarkStart w:id="257" w:name="toilet-facility"/>
     <w:p>
       <w:pPr>
         <w:pStyle w:val="Heading3"/>
@@ -54352,9 +55500,9 @@
         </w:tc>
       </w:tr>
     </w:tbl>
-    <w:bookmarkEnd w:id="255"/>
-    <w:bookmarkEnd w:id="256"/>
-    <w:bookmarkStart w:id="257" w:name="X13537920bf194a341cd432f0c38df62708e0aa3"/>
+    <w:bookmarkEnd w:id="257"/>
+    <w:bookmarkEnd w:id="258"/>
+    <w:bookmarkStart w:id="259" w:name="X13537920bf194a341cd432f0c38df62708e0aa3"/>
     <w:p>
       <w:pPr>
         <w:pStyle w:val="Heading2"/>
@@ -54657,8 +55805,8 @@
         </w:tc>
       </w:tr>
     </w:tbl>
-    <w:bookmarkEnd w:id="257"/>
-    <w:bookmarkStart w:id="258" w:name="X153861e730c3d1190906b25c24cdb6fe1efc01e"/>
+    <w:bookmarkEnd w:id="259"/>
+    <w:bookmarkStart w:id="260" w:name="X153861e730c3d1190906b25c24cdb6fe1efc01e"/>
     <w:p>
       <w:pPr>
         <w:pStyle w:val="Heading2"/>
@@ -54971,8 +56119,8 @@
         </w:tc>
       </w:tr>
     </w:tbl>
-    <w:bookmarkEnd w:id="258"/>
-    <w:bookmarkStart w:id="259" w:name="Xbc088d662248c1f3680dc38cbfd7f0d0c2c6919"/>
+    <w:bookmarkEnd w:id="260"/>
+    <w:bookmarkStart w:id="261" w:name="Xbc088d662248c1f3680dc38cbfd7f0d0c2c6919"/>
     <w:p>
       <w:pPr>
         <w:pStyle w:val="Heading2"/>
@@ -55189,9 +56337,9 @@
         <w:br w:type="page"/>
       </w:r>
     </w:p>
-    <w:bookmarkEnd w:id="259"/>
-    <w:bookmarkEnd w:id="260"/>
-    <w:bookmarkStart w:id="280" w:name="Xd84e0a37247413fc6425829cdf1631290231ad1"/>
+    <w:bookmarkEnd w:id="261"/>
+    <w:bookmarkEnd w:id="262"/>
+    <w:bookmarkStart w:id="282" w:name="Xd84e0a37247413fc6425829cdf1631290231ad1"/>
     <w:p>
       <w:pPr>
         <w:pStyle w:val="Heading1"/>
@@ -55230,7 +56378,7 @@
         <w:t xml:space="preserve">reason, and every one is cross-referenced to where it is discussed.</w:t>
       </w:r>
     </w:p>
-    <w:bookmarkStart w:id="263" w:name="X30e475aa5a16d1ae5e56ccb4a34ace443598349"/>
+    <w:bookmarkStart w:id="265" w:name="X30e475aa5a16d1ae5e56ccb4a34ace443598349"/>
     <w:p>
       <w:pPr>
         <w:pStyle w:val="Heading2"/>
@@ -55239,7 +56387,7 @@
         <w:t xml:space="preserve">Left out because the input does not exist</w:t>
       </w:r>
     </w:p>
-    <w:bookmarkStart w:id="261" w:name="the-real-medicine-codelist"/>
+    <w:bookmarkStart w:id="263" w:name="the-real-medicine-codelist"/>
     <w:p>
       <w:pPr>
         <w:pStyle w:val="Heading3"/>
@@ -55362,8 +56510,8 @@
         <w:t xml:space="preserve">E1</w:t>
       </w:r>
     </w:p>
-    <w:bookmarkEnd w:id="261"/>
-    <w:bookmarkStart w:id="262" w:name="a-real-encryption-keypair"/>
+    <w:bookmarkEnd w:id="263"/>
+    <w:bookmarkStart w:id="264" w:name="a-real-encryption-keypair"/>
     <w:p>
       <w:pPr>
         <w:pStyle w:val="Heading3"/>
@@ -55416,9 +56564,9 @@
         <w:t xml:space="preserve">data_protection.md</w:t>
       </w:r>
     </w:p>
-    <w:bookmarkEnd w:id="262"/>
-    <w:bookmarkEnd w:id="263"/>
-    <w:bookmarkStart w:id="267" w:name="X0c46a8b3bbfce3fb5af33f518a1da1769ceb610"/>
+    <w:bookmarkEnd w:id="264"/>
+    <w:bookmarkEnd w:id="265"/>
+    <w:bookmarkStart w:id="269" w:name="X0c46a8b3bbfce3fb5af33f518a1da1769ceb610"/>
     <w:p>
       <w:pPr>
         <w:pStyle w:val="Heading2"/>
@@ -55427,7 +56575,7 @@
         <w:t xml:space="preserve">Left out because the decision is not mine</w:t>
       </w:r>
     </w:p>
-    <w:bookmarkStart w:id="264" w:name="per-team-partitioning-of-the-media-files"/>
+    <w:bookmarkStart w:id="266" w:name="per-team-partitioning-of-the-media-files"/>
     <w:p>
       <w:pPr>
         <w:pStyle w:val="Heading3"/>
@@ -55599,8 +56747,8 @@
         <w:t xml:space="preserve">data_protection.md</w:t>
       </w:r>
     </w:p>
-    <w:bookmarkEnd w:id="264"/>
-    <w:bookmarkStart w:id="265" w:name="removing-4.02-the-childs-name"/>
+    <w:bookmarkEnd w:id="266"/>
+    <w:bookmarkStart w:id="267" w:name="removing-4.02-the-childs-name"/>
     <w:p>
       <w:pPr>
         <w:pStyle w:val="Heading3"/>
@@ -55648,8 +56796,8 @@
         <w:t xml:space="preserve">committee approval. Escalated with a recommendation rather than done.</w:t>
       </w:r>
     </w:p>
-    <w:bookmarkEnd w:id="265"/>
-    <w:bookmarkStart w:id="266" w:name="wiring-consent_to_follow_up-into-1.13"/>
+    <w:bookmarkEnd w:id="267"/>
+    <w:bookmarkStart w:id="268" w:name="wiring-consent_to_follow_up-into-1.13"/>
     <w:p>
       <w:pPr>
         <w:pStyle w:val="Heading3"/>
@@ -55733,9 +56881,9 @@
         <w:t xml:space="preserve">ethics committee.</w:t>
       </w:r>
     </w:p>
-    <w:bookmarkEnd w:id="266"/>
-    <w:bookmarkEnd w:id="267"/>
-    <w:bookmarkStart w:id="270" w:name="Xc69f4735137b59e558f8a8a0f4c957848d1438a"/>
+    <w:bookmarkEnd w:id="268"/>
+    <w:bookmarkEnd w:id="269"/>
+    <w:bookmarkStart w:id="272" w:name="Xc69f4735137b59e558f8a8a0f4c957848d1438a"/>
     <w:p>
       <w:pPr>
         <w:pStyle w:val="Heading2"/>
@@ -55744,7 +56892,7 @@
         <w:t xml:space="preserve">Left out because it is impossible in the medium</w:t>
       </w:r>
     </w:p>
-    <w:bookmarkStart w:id="268" w:name="Xe2be8ef14962b1acfc31047b0bbad75621771b5"/>
+    <w:bookmarkStart w:id="270" w:name="Xe2be8ef14962b1acfc31047b0bbad75621771b5"/>
     <w:p>
       <w:pPr>
         <w:pStyle w:val="Heading3"/>
@@ -55836,8 +56984,8 @@
         <w:t xml:space="preserve">label_reuse.md</w:t>
       </w:r>
     </w:p>
-    <w:bookmarkEnd w:id="268"/>
-    <w:bookmarkStart w:id="269" w:name="hashing-the-pin"/>
+    <w:bookmarkEnd w:id="270"/>
+    <w:bookmarkStart w:id="271" w:name="hashing-the-pin"/>
     <w:p>
       <w:pPr>
         <w:pStyle w:val="Heading3"/>
@@ -55875,9 +57023,9 @@
         <w:t xml:space="preserve">data_protection.md</w:t>
       </w:r>
     </w:p>
-    <w:bookmarkEnd w:id="269"/>
-    <w:bookmarkEnd w:id="270"/>
-    <w:bookmarkStart w:id="274" w:name="Xa85c2e772d728893cb03e88ecd29b0dcc7841b7"/>
+    <w:bookmarkEnd w:id="271"/>
+    <w:bookmarkEnd w:id="272"/>
+    <w:bookmarkStart w:id="276" w:name="Xa85c2e772d728893cb03e88ecd29b0dcc7841b7"/>
     <w:p>
       <w:pPr>
         <w:pStyle w:val="Heading2"/>
@@ -55886,7 +57034,7 @@
         <w:t xml:space="preserve">Left out because it needs a device or a person</w:t>
       </w:r>
     </w:p>
-    <w:bookmarkStart w:id="271" w:name="executing-the-test-plan"/>
+    <w:bookmarkStart w:id="273" w:name="executing-the-test-plan"/>
     <w:p>
       <w:pPr>
         <w:pStyle w:val="Heading3"/>
@@ -55971,8 +57119,8 @@
         <w:t xml:space="preserve">test_plan.md</w:t>
       </w:r>
     </w:p>
-    <w:bookmarkEnd w:id="271"/>
-    <w:bookmarkStart w:id="272" w:name="native-speaker-review-of-the-hausa"/>
+    <w:bookmarkEnd w:id="273"/>
+    <w:bookmarkStart w:id="274" w:name="native-speaker-review-of-the-hausa"/>
     <w:p>
       <w:pPr>
         <w:pStyle w:val="Heading3"/>
@@ -56043,8 +57191,8 @@
         <w:t xml:space="preserve">both need doing before deployment.</w:t>
       </w:r>
     </w:p>
-    <w:bookmarkEnd w:id="272"/>
-    <w:bookmarkStart w:id="273" w:name="device-testing-under-memory-pressure"/>
+    <w:bookmarkEnd w:id="274"/>
+    <w:bookmarkStart w:id="275" w:name="device-testing-under-memory-pressure"/>
     <w:p>
       <w:pPr>
         <w:pStyle w:val="Heading3"/>
@@ -56088,9 +57236,9 @@
         <w:t xml:space="preserve">prepare_media.py</w:t>
       </w:r>
     </w:p>
-    <w:bookmarkEnd w:id="273"/>
-    <w:bookmarkEnd w:id="274"/>
-    <w:bookmarkStart w:id="278" w:name="left-out-on-judgement"/>
+    <w:bookmarkEnd w:id="275"/>
+    <w:bookmarkEnd w:id="276"/>
+    <w:bookmarkStart w:id="280" w:name="left-out-on-judgement"/>
     <w:p>
       <w:pPr>
         <w:pStyle w:val="Heading2"/>
@@ -56099,7 +57247,7 @@
         <w:t xml:space="preserve">Left out on judgement</w:t>
       </w:r>
     </w:p>
-    <w:bookmarkStart w:id="275" w:name="a-gps-geofence-on-1.11"/>
+    <w:bookmarkStart w:id="277" w:name="a-gps-geofence-on-1.11"/>
     <w:p>
       <w:pPr>
         <w:pStyle w:val="Heading3"/>
@@ -56149,8 +57297,8 @@
         <w:t xml:space="preserve">consistency_checks.md</w:t>
       </w:r>
     </w:p>
-    <w:bookmarkEnd w:id="275"/>
-    <w:bookmarkStart w:id="276" w:name="X2d261a169b5f4ec6fd5cbdeb0076cd342c28fd2"/>
+    <w:bookmarkEnd w:id="277"/>
+    <w:bookmarkStart w:id="278" w:name="X2d261a169b5f4ec6fd5cbdeb0076cd342c28fd2"/>
     <w:p>
       <w:pPr>
         <w:pStyle w:val="Heading3"/>
@@ -56194,8 +57342,8 @@
         <w:t xml:space="preserve">constraint_register.md</w:t>
       </w:r>
     </w:p>
-    <w:bookmarkEnd w:id="276"/>
-    <w:bookmarkStart w:id="277" w:name="converting-4.13-to-select-multiple"/>
+    <w:bookmarkEnd w:id="278"/>
+    <w:bookmarkStart w:id="279" w:name="converting-4.13-to-select-multiple"/>
     <w:p>
       <w:pPr>
         <w:pStyle w:val="Heading3"/>
@@ -56272,9 +57420,9 @@
         <w:t xml:space="preserve">C1</w:t>
       </w:r>
     </w:p>
-    <w:bookmarkEnd w:id="277"/>
-    <w:bookmarkEnd w:id="278"/>
-    <w:bookmarkStart w:id="279" w:name="what-i-would-do-first-with-another-day"/>
+    <w:bookmarkEnd w:id="279"/>
+    <w:bookmarkEnd w:id="280"/>
+    <w:bookmarkStart w:id="281" w:name="what-i-would-do-first-with-another-day"/>
     <w:p>
       <w:pPr>
         <w:pStyle w:val="Heading2"/>
@@ -56338,9 +57486,9 @@
         <w:br w:type="page"/>
       </w:r>
     </w:p>
-    <w:bookmarkEnd w:id="279"/>
-    <w:bookmarkEnd w:id="280"/>
-    <w:bookmarkStart w:id="281" w:name="part-3---question-5"/>
+    <w:bookmarkEnd w:id="281"/>
+    <w:bookmarkEnd w:id="282"/>
+    <w:bookmarkStart w:id="283" w:name="part-3---question-5"/>
     <w:p>
       <w:pPr>
         <w:pStyle w:val="Heading1"/>
@@ -56349,8 +57497,8 @@
         <w:t xml:space="preserve">PART 3 - Question 5</w:t>
       </w:r>
     </w:p>
-    <w:bookmarkEnd w:id="281"/>
-    <w:bookmarkStart w:id="288" w:name="X58c4a627281a0aeb9fb7a3ce8c8eef43b1fd0ff"/>
+    <w:bookmarkEnd w:id="283"/>
+    <w:bookmarkStart w:id="290" w:name="X58c4a627281a0aeb9fb7a3ce8c8eef43b1fd0ff"/>
     <w:p>
       <w:pPr>
         <w:pStyle w:val="Heading1"/>
@@ -56367,7 +57515,7 @@
         <w:t xml:space="preserve">Day 3 of 7. Four things have arrived at once and only one is genuinely urgent.</w:t>
       </w:r>
     </w:p>
-    <w:bookmarkStart w:id="282" w:name="the-first-twenty-four-hours"/>
+    <w:bookmarkStart w:id="284" w:name="the-first-twenty-four-hours"/>
     <w:p>
       <w:pPr>
         <w:pStyle w:val="Heading2"/>
@@ -56684,8 +57832,8 @@
         <w:t xml:space="preserve">have over a week of runway against four days of live round.</w:t>
       </w:r>
     </w:p>
-    <w:bookmarkEnd w:id="282"/>
-    <w:bookmarkStart w:id="283" w:name="one-authoritative-coverage-figure"/>
+    <w:bookmarkEnd w:id="284"/>
+    <w:bookmarkStart w:id="285" w:name="one-authoritative-coverage-figure"/>
     <w:p>
       <w:pPr>
         <w:pStyle w:val="Heading2"/>
@@ -57015,8 +58163,8 @@
         <w:t xml:space="preserve">hourly escalation; a named hour converts an incident into a scheduled item.</w:t>
       </w:r>
     </w:p>
-    <w:bookmarkEnd w:id="283"/>
-    <w:bookmarkStart w:id="284" w:name="X25a1f7bd303adbc9d1aa8cdea0b774317ebeed7"/>
+    <w:bookmarkEnd w:id="285"/>
+    <w:bookmarkStart w:id="286" w:name="X25a1f7bd303adbc9d1aa8cdea0b774317ebeed7"/>
     <w:p>
       <w:pPr>
         <w:pStyle w:val="Heading2"/>
@@ -57387,8 +58535,8 @@
         <w:t xml:space="preserve">a freeze rather than a cleanup.</w:t>
       </w:r>
     </w:p>
-    <w:bookmarkEnd w:id="284"/>
-    <w:bookmarkStart w:id="285" w:name="automated-data-quality-rules"/>
+    <w:bookmarkEnd w:id="286"/>
+    <w:bookmarkStart w:id="287" w:name="automated-data-quality-rules"/>
     <w:p>
       <w:pPr>
         <w:pStyle w:val="Heading2"/>
@@ -57563,8 +58711,8 @@
         <w:t xml:space="preserve">technically correct.</w:t>
       </w:r>
     </w:p>
-    <w:bookmarkEnd w:id="285"/>
-    <w:bookmarkStart w:id="286" w:name="handover-in-ten-days-round-live"/>
+    <w:bookmarkEnd w:id="287"/>
+    <w:bookmarkStart w:id="288" w:name="handover-in-ten-days-round-live"/>
     <w:p>
       <w:pPr>
         <w:pStyle w:val="Heading2"/>
@@ -57793,8 +58941,8 @@
         <w:t xml:space="preserve">the pipeline by accident.</w:t>
       </w:r>
     </w:p>
-    <w:bookmarkEnd w:id="286"/>
-    <w:bookmarkStart w:id="287" w:name="Xb68d51c1cad76df3ac7348c4340b99b0d23edc3"/>
+    <w:bookmarkEnd w:id="288"/>
+    <w:bookmarkStart w:id="289" w:name="Xb68d51c1cad76df3ac7348c4340b99b0d23edc3"/>
     <w:p>
       <w:pPr>
         <w:pStyle w:val="Heading2"/>
@@ -58038,9 +59186,9 @@
         <w:br w:type="page"/>
       </w:r>
     </w:p>
-    <w:bookmarkEnd w:id="287"/>
-    <w:bookmarkEnd w:id="288"/>
-    <w:bookmarkStart w:id="289" w:name="part-3---question-6"/>
+    <w:bookmarkEnd w:id="289"/>
+    <w:bookmarkEnd w:id="290"/>
+    <w:bookmarkStart w:id="291" w:name="part-3---question-6"/>
     <w:p>
       <w:pPr>
         <w:pStyle w:val="Heading1"/>
@@ -58049,8 +59197,8 @@
         <w:t xml:space="preserve">PART 3 - Question 6</w:t>
       </w:r>
     </w:p>
-    <w:bookmarkEnd w:id="289"/>
-    <w:bookmarkStart w:id="310" w:name="X354388470d127906b6c2c28a46be15eac679d9e"/>
+    <w:bookmarkEnd w:id="291"/>
+    <w:bookmarkStart w:id="312" w:name="X354388470d127906b6c2c28a46be15eac679d9e"/>
     <w:p>
       <w:pPr>
         <w:pStyle w:val="Heading1"/>
@@ -58093,7 +59241,7 @@
         </w:pict>
       </w:r>
     </w:p>
-    <w:bookmarkStart w:id="295" w:name="X45c2f05b26d409abb798b6acf065f485a0a3b2a"/>
+    <w:bookmarkStart w:id="297" w:name="X45c2f05b26d409abb798b6acf065f485a0a3b2a"/>
     <w:p>
       <w:pPr>
         <w:pStyle w:val="Heading2"/>
@@ -58110,7 +59258,7 @@
         <w:t xml:space="preserve">Four findings, and three of them contradict the obvious course.</w:t>
       </w:r>
     </w:p>
-    <w:bookmarkStart w:id="290" w:name="they-know-more-than-they-can-do"/>
+    <w:bookmarkStart w:id="292" w:name="they-know-more-than-they-can-do"/>
     <w:p>
       <w:pPr>
         <w:pStyle w:val="Heading3"/>
@@ -58264,8 +59412,8 @@
         <w:t xml:space="preserve">and every block ends in a product rather than a summary.</w:t>
       </w:r>
     </w:p>
-    <w:bookmarkEnd w:id="290"/>
-    <w:bookmarkStart w:id="291" w:name="X7765505985b200fe04bce9eba8868ae7b4e6711"/>
+    <w:bookmarkEnd w:id="292"/>
+    <w:bookmarkStart w:id="293" w:name="X7765505985b200fe04bce9eba8868ae7b4e6711"/>
     <w:p>
       <w:pPr>
         <w:pStyle w:val="Heading3"/>
@@ -58529,8 +59677,8 @@
         <w:t xml:space="preserve">never name an individual’s score, never compare two participants aloud.</w:t>
       </w:r>
     </w:p>
-    <w:bookmarkEnd w:id="291"/>
-    <w:bookmarkStart w:id="292" w:name="X2501f1318d9308412e88f8786e83c3ee76f05fe"/>
+    <w:bookmarkEnd w:id="293"/>
+    <w:bookmarkStart w:id="294" w:name="X2501f1318d9308412e88f8786e83c3ee76f05fe"/>
     <w:p>
       <w:pPr>
         <w:pStyle w:val="Heading3"/>
@@ -58698,8 +59846,8 @@
         <w:t xml:space="preserve">immediately and the escalation becomes a costed case with evidence behind it.</w:t>
       </w:r>
     </w:p>
-    <w:bookmarkEnd w:id="292"/>
-    <w:bookmarkStart w:id="293" w:name="X292c959b641ad072bcda97db078624d7d391314"/>
+    <w:bookmarkEnd w:id="294"/>
+    <w:bookmarkStart w:id="295" w:name="X292c959b641ad072bcda97db078624d7d391314"/>
     <w:p>
       <w:pPr>
         <w:pStyle w:val="Heading3"/>
@@ -58783,8 +59931,8 @@
         <w:t xml:space="preserve">its output can be re-run by someone else.</w:t>
       </w:r>
     </w:p>
-    <w:bookmarkEnd w:id="293"/>
-    <w:bookmarkStart w:id="294" w:name="Xcb1f9e9e07037587f4a0f76cc40217bd34b5783"/>
+    <w:bookmarkEnd w:id="295"/>
+    <w:bookmarkStart w:id="296" w:name="Xcb1f9e9e07037587f4a0f76cc40217bd34b5783"/>
     <w:p>
       <w:pPr>
         <w:pStyle w:val="Heading3"/>
@@ -58878,9 +60026,9 @@
         </w:pict>
       </w:r>
     </w:p>
-    <w:bookmarkEnd w:id="294"/>
-    <w:bookmarkEnd w:id="295"/>
-    <w:bookmarkStart w:id="298" w:name="competency-framework"/>
+    <w:bookmarkEnd w:id="296"/>
+    <w:bookmarkEnd w:id="297"/>
+    <w:bookmarkStart w:id="300" w:name="competency-framework"/>
     <w:p>
       <w:pPr>
         <w:pStyle w:val="Heading2"/>
@@ -58929,7 +60077,7 @@
         <w:t xml:space="preserve">.</w:t>
       </w:r>
     </w:p>
-    <w:bookmarkStart w:id="296" w:name="the-levels"/>
+    <w:bookmarkStart w:id="298" w:name="the-levels"/>
     <w:p>
       <w:pPr>
         <w:pStyle w:val="Heading3"/>
@@ -59285,8 +60433,8 @@
         <w:t xml:space="preserve">output matches. It either does or it does not.</w:t>
       </w:r>
     </w:p>
-    <w:bookmarkEnd w:id="296"/>
-    <w:bookmarkStart w:id="297" w:name="the-target-and-its-limit"/>
+    <w:bookmarkEnd w:id="298"/>
+    <w:bookmarkStart w:id="299" w:name="the-target-and-its-limit"/>
     <w:p>
       <w:pPr>
         <w:pStyle w:val="Heading3"/>
@@ -59407,9 +60555,9 @@
         </w:pict>
       </w:r>
     </w:p>
-    <w:bookmarkEnd w:id="297"/>
-    <w:bookmarkEnd w:id="298"/>
-    <w:bookmarkStart w:id="300" w:name="the-five-day-course"/>
+    <w:bookmarkEnd w:id="299"/>
+    <w:bookmarkEnd w:id="300"/>
+    <w:bookmarkStart w:id="302" w:name="the-five-day-course"/>
     <w:p>
       <w:pPr>
         <w:pStyle w:val="Heading2"/>
@@ -59500,7 +60648,7 @@
         <w:t xml:space="preserve">on day one for a cohort scoring 36.</w:t>
       </w:r>
     </w:p>
-    <w:bookmarkStart w:id="299" w:name="day-allocation-and-outcomes"/>
+    <w:bookmarkStart w:id="301" w:name="day-allocation-and-outcomes"/>
     <w:p>
       <w:pPr>
         <w:pStyle w:val="Heading3"/>
@@ -60087,9 +61235,9 @@
         <w:t xml:space="preserve">doubles as the post-assessment.</w:t>
       </w:r>
     </w:p>
-    <w:bookmarkEnd w:id="299"/>
-    <w:bookmarkEnd w:id="300"/>
-    <w:bookmarkStart w:id="301" w:name="what-i-have-chosen-not-to-teach-and-why"/>
+    <w:bookmarkEnd w:id="301"/>
+    <w:bookmarkEnd w:id="302"/>
+    <w:bookmarkStart w:id="303" w:name="what-i-have-chosen-not-to-teach-and-why"/>
     <w:p>
       <w:pPr>
         <w:pStyle w:val="Heading2"/>
@@ -60428,8 +61576,8 @@
         </w:pict>
       </w:r>
     </w:p>
-    <w:bookmarkEnd w:id="301"/>
-    <w:bookmarkStart w:id="302" w:name="pre-and-post-assessment"/>
+    <w:bookmarkEnd w:id="303"/>
+    <w:bookmarkStart w:id="304" w:name="pre-and-post-assessment"/>
     <w:p>
       <w:pPr>
         <w:pStyle w:val="Heading2"/>
@@ -60687,8 +61835,8 @@
         </w:pict>
       </w:r>
     </w:p>
-    <w:bookmarkEnd w:id="302"/>
-    <w:bookmarkStart w:id="307" w:name="the-ninety-days-after-the-course"/>
+    <w:bookmarkEnd w:id="304"/>
+    <w:bookmarkStart w:id="309" w:name="the-ninety-days-after-the-course"/>
     <w:p>
       <w:pPr>
         <w:pStyle w:val="Heading2"/>
@@ -60711,7 +61859,7 @@
         <w:t xml:space="preserve">to prevent.</w:t>
       </w:r>
     </w:p>
-    <w:bookmarkStart w:id="303" w:name="X248fc742b9bb1e852e383cae775de736c80b277"/>
+    <w:bookmarkStart w:id="305" w:name="X248fc742b9bb1e852e383cae775de736c80b277"/>
     <w:p>
       <w:pPr>
         <w:pStyle w:val="Heading3"/>
@@ -60858,8 +62006,8 @@
         <w:t xml:space="preserve">capacity to run geospatial software.</w:t>
       </w:r>
     </w:p>
-    <w:bookmarkEnd w:id="303"/>
-    <w:bookmarkStart w:id="304" w:name="days-1-30---applied-work-under-review"/>
+    <w:bookmarkEnd w:id="305"/>
+    <w:bookmarkStart w:id="306" w:name="days-1-30---applied-work-under-review"/>
     <w:p>
       <w:pPr>
         <w:pStyle w:val="Heading3"/>
@@ -60934,8 +62082,8 @@
         <w:t xml:space="preserve">assessment event.</w:t>
       </w:r>
     </w:p>
-    <w:bookmarkEnd w:id="304"/>
-    <w:bookmarkStart w:id="305" w:name="Xb04e62ddb627669e2e6a9062d47b167d6c256ee"/>
+    <w:bookmarkEnd w:id="306"/>
+    <w:bookmarkStart w:id="307" w:name="Xb04e62ddb627669e2e6a9062d47b167d6c256ee"/>
     <w:p>
       <w:pPr>
         <w:pStyle w:val="Heading3"/>
@@ -61035,8 +62183,8 @@
         <w:t xml:space="preserve">belongs on the record.</w:t>
       </w:r>
     </w:p>
-    <w:bookmarkEnd w:id="305"/>
-    <w:bookmarkStart w:id="306" w:name="X8379ae9f478ae67121ddfa21d2a31519e437e3e"/>
+    <w:bookmarkEnd w:id="307"/>
+    <w:bookmarkStart w:id="308" w:name="X8379ae9f478ae67121ddfa21d2a31519e437e3e"/>
     <w:p>
       <w:pPr>
         <w:pStyle w:val="Heading3"/>
@@ -61350,9 +62498,9 @@
         </w:pict>
       </w:r>
     </w:p>
-    <w:bookmarkEnd w:id="306"/>
-    <w:bookmarkEnd w:id="307"/>
-    <w:bookmarkStart w:id="309" w:name="X5b8633e7b5e1281970f0a649917177465a285d4"/>
+    <w:bookmarkEnd w:id="308"/>
+    <w:bookmarkEnd w:id="309"/>
+    <w:bookmarkStart w:id="311" w:name="X5b8633e7b5e1281970f0a649917177465a285d4"/>
     <w:p>
       <w:pPr>
         <w:pStyle w:val="Heading2"/>
@@ -61562,7 +62710,7 @@
         <w:t xml:space="preserve">argument holds.</w:t>
       </w:r>
     </w:p>
-    <w:bookmarkStart w:id="308" w:name="annexes-excluded-from-the-page-limit"/>
+    <w:bookmarkStart w:id="310" w:name="annexes-excluded-from-the-page-limit"/>
     <w:p>
       <w:pPr>
         <w:pStyle w:val="Heading3"/>
@@ -61676,10 +62824,10 @@
         <w:br w:type="page"/>
       </w:r>
     </w:p>
-    <w:bookmarkEnd w:id="308"/>
-    <w:bookmarkEnd w:id="309"/>
     <w:bookmarkEnd w:id="310"/>
-    <w:bookmarkStart w:id="311" w:name="annexes"/>
+    <w:bookmarkEnd w:id="311"/>
+    <w:bookmarkEnd w:id="312"/>
+    <w:bookmarkStart w:id="313" w:name="annexes"/>
     <w:p>
       <w:pPr>
         <w:pStyle w:val="Heading1"/>
@@ -61696,8 +62844,8 @@
         <w:t xml:space="preserve">Excluded from the Q6 page limit, as the question permits.</w:t>
       </w:r>
     </w:p>
-    <w:bookmarkEnd w:id="311"/>
-    <w:bookmarkStart w:id="320" w:name="annex-a---competency-framework"/>
+    <w:bookmarkEnd w:id="313"/>
+    <w:bookmarkStart w:id="322" w:name="annex-a---competency-framework"/>
     <w:p>
       <w:pPr>
         <w:pStyle w:val="Heading1"/>
@@ -61744,7 +62892,7 @@
         <w:t xml:space="preserve">it is written wrong and has been rewritten.</w:t>
       </w:r>
     </w:p>
-    <w:bookmarkStart w:id="312" w:name="the-five-levels"/>
+    <w:bookmarkStart w:id="314" w:name="the-five-levels"/>
     <w:p>
       <w:pPr>
         <w:pStyle w:val="Heading2"/>
@@ -62116,8 +63264,8 @@
         </w:pict>
       </w:r>
     </w:p>
-    <w:bookmarkEnd w:id="312"/>
-    <w:bookmarkStart w:id="313" w:name="d1-data-acquisition-and-structure"/>
+    <w:bookmarkEnd w:id="314"/>
+    <w:bookmarkStart w:id="315" w:name="d1-data-acquisition-and-structure"/>
     <w:p>
       <w:pPr>
         <w:pStyle w:val="Heading2"/>
@@ -62285,8 +63433,8 @@
         </w:tc>
       </w:tr>
     </w:tbl>
-    <w:bookmarkEnd w:id="313"/>
-    <w:bookmarkStart w:id="314" w:name="d2-data-cleaning-and-validation"/>
+    <w:bookmarkEnd w:id="315"/>
+    <w:bookmarkStart w:id="316" w:name="d2-data-cleaning-and-validation"/>
     <w:p>
       <w:pPr>
         <w:pStyle w:val="Heading2"/>
@@ -62467,8 +63615,8 @@
         </w:tc>
       </w:tr>
     </w:tbl>
-    <w:bookmarkEnd w:id="314"/>
-    <w:bookmarkStart w:id="315" w:name="X9d2d84403e5bca7ebbed798ee304012b1d57b67"/>
+    <w:bookmarkEnd w:id="316"/>
+    <w:bookmarkStart w:id="317" w:name="X9d2d84403e5bca7ebbed798ee304012b1d57b67"/>
     <w:p>
       <w:pPr>
         <w:pStyle w:val="Heading2"/>
@@ -62656,8 +63804,8 @@
         </w:tc>
       </w:tr>
     </w:tbl>
-    <w:bookmarkEnd w:id="315"/>
-    <w:bookmarkStart w:id="316" w:name="d4-spatial-data-handling"/>
+    <w:bookmarkEnd w:id="317"/>
+    <w:bookmarkStart w:id="318" w:name="d4-spatial-data-handling"/>
     <w:p>
       <w:pPr>
         <w:pStyle w:val="Heading2"/>
@@ -62841,8 +63989,8 @@
         </w:tc>
       </w:tr>
     </w:tbl>
-    <w:bookmarkEnd w:id="316"/>
-    <w:bookmarkStart w:id="317" w:name="Xd733271491c33cc414b66cbd0fdd45c1a9281bd"/>
+    <w:bookmarkEnd w:id="318"/>
+    <w:bookmarkStart w:id="319" w:name="Xd733271491c33cc414b66cbd0fdd45c1a9281bd"/>
     <w:p>
       <w:pPr>
         <w:pStyle w:val="Heading2"/>
@@ -63049,8 +64197,8 @@
         </w:tc>
       </w:tr>
     </w:tbl>
-    <w:bookmarkEnd w:id="317"/>
-    <w:bookmarkStart w:id="318" w:name="d6-interpretation-and-communication"/>
+    <w:bookmarkEnd w:id="319"/>
+    <w:bookmarkStart w:id="320" w:name="d6-interpretation-and-communication"/>
     <w:p>
       <w:pPr>
         <w:pStyle w:val="Heading2"/>
@@ -63238,8 +64386,8 @@
         </w:pict>
       </w:r>
     </w:p>
-    <w:bookmarkEnd w:id="318"/>
-    <w:bookmarkStart w:id="319" w:name="X9a50b875fe51bff93e40dd47b7e573826bb6beb"/>
+    <w:bookmarkEnd w:id="320"/>
+    <w:bookmarkStart w:id="321" w:name="X9a50b875fe51bff93e40dd47b7e573826bb6beb"/>
     <w:p>
       <w:pPr>
         <w:pStyle w:val="Heading2"/>
@@ -63685,9 +64833,9 @@
         <w:br w:type="page"/>
       </w:r>
     </w:p>
-    <w:bookmarkEnd w:id="319"/>
-    <w:bookmarkEnd w:id="320"/>
-    <w:bookmarkStart w:id="321" w:name="annex-b---the-90-minute-session-in-full"/>
+    <w:bookmarkEnd w:id="321"/>
+    <w:bookmarkEnd w:id="322"/>
+    <w:bookmarkStart w:id="323" w:name="annex-b---the-90-minute-session-in-full"/>
     <w:p>
       <w:pPr>
         <w:pStyle w:val="Heading1"/>
@@ -64134,8 +65282,8 @@
         <w:br w:type="page"/>
       </w:r>
     </w:p>
-    <w:bookmarkEnd w:id="321"/>
-    <w:bookmarkStart w:id="335" w:name="X06d6f7276782da1781e1e422464fa1b3d97dd04"/>
+    <w:bookmarkEnd w:id="323"/>
+    <w:bookmarkStart w:id="337" w:name="X06d6f7276782da1781e1e422464fa1b3d97dd04"/>
     <w:p>
       <w:pPr>
         <w:pStyle w:val="Heading1"/>
@@ -64183,7 +65331,7 @@
         </w:pict>
       </w:r>
     </w:p>
-    <w:bookmarkStart w:id="322" w:name="what-this-session-is-for"/>
+    <w:bookmarkStart w:id="324" w:name="what-this-session-is-for"/>
     <w:p>
       <w:pPr>
         <w:pStyle w:val="Heading2"/>
@@ -64314,8 +65462,8 @@
         </w:pict>
       </w:r>
     </w:p>
-    <w:bookmarkEnd w:id="322"/>
-    <w:bookmarkStart w:id="323" w:name="before-the-session"/>
+    <w:bookmarkEnd w:id="324"/>
+    <w:bookmarkStart w:id="325" w:name="before-the-session"/>
     <w:p>
       <w:pPr>
         <w:pStyle w:val="Heading2"/>
@@ -64637,8 +65785,8 @@
         </w:pict>
       </w:r>
     </w:p>
-    <w:bookmarkEnd w:id="323"/>
-    <w:bookmarkStart w:id="330" w:name="minute-by-minute"/>
+    <w:bookmarkEnd w:id="325"/>
+    <w:bookmarkStart w:id="332" w:name="minute-by-minute"/>
     <w:p>
       <w:pPr>
         <w:pStyle w:val="Heading2"/>
@@ -64647,7 +65795,7 @@
         <w:t xml:space="preserve">Minute by minute</w:t>
       </w:r>
     </w:p>
-    <w:bookmarkStart w:id="324" w:name="framing"/>
+    <w:bookmarkStart w:id="326" w:name="framing"/>
     <w:p>
       <w:pPr>
         <w:pStyle w:val="Heading3"/>
@@ -64749,8 +65897,8 @@
         <w:t xml:space="preserve">. Do not hand out Brief B.</w:t>
       </w:r>
     </w:p>
-    <w:bookmarkEnd w:id="324"/>
-    <w:bookmarkStart w:id="325" w:name="task-a---write-the-record-17-min"/>
+    <w:bookmarkEnd w:id="326"/>
+    <w:bookmarkStart w:id="327" w:name="task-a---write-the-record-17-min"/>
     <w:p>
       <w:pPr>
         <w:pStyle w:val="Heading3"/>
@@ -64893,8 +66041,8 @@
         <w:t xml:space="preserve">Collect nothing.</w:t>
       </w:r>
     </w:p>
-    <w:bookmarkEnd w:id="325"/>
-    <w:bookmarkStart w:id="326" w:name="X2b02ec21b78ded296da3961fb206a981498c894"/>
+    <w:bookmarkEnd w:id="327"/>
+    <w:bookmarkStart w:id="328" w:name="X2b02ec21b78ded296da3961fb206a981498c894"/>
     <w:p>
       <w:pPr>
         <w:pStyle w:val="Heading3"/>
@@ -65105,8 +66253,8 @@
         <w:t xml:space="preserve">and the partner’s original.</w:t>
       </w:r>
     </w:p>
-    <w:bookmarkEnd w:id="326"/>
-    <w:bookmarkStart w:id="327" w:name="what-stopped-us-15-min"/>
+    <w:bookmarkEnd w:id="328"/>
+    <w:bookmarkStart w:id="329" w:name="what-stopped-us-15-min"/>
     <w:p>
       <w:pPr>
         <w:pStyle w:val="Heading3"/>
@@ -65270,8 +66418,8 @@
         <w:t xml:space="preserve">“So the work was right, and it did not survive the handover.”</w:t>
       </w:r>
     </w:p>
-    <w:bookmarkEnd w:id="327"/>
-    <w:bookmarkStart w:id="328" w:name="repair-and-re-test-18-min"/>
+    <w:bookmarkEnd w:id="329"/>
+    <w:bookmarkStart w:id="330" w:name="repair-and-re-test-18-min"/>
     <w:p>
       <w:pPr>
         <w:pStyle w:val="Heading3"/>
@@ -65399,8 +66547,8 @@
         <w:t xml:space="preserve">is the first evidence they have that the fix is achievable.</w:t>
       </w:r>
     </w:p>
-    <w:bookmarkEnd w:id="328"/>
-    <w:bookmarkStart w:id="329" w:name="consolidate"/>
+    <w:bookmarkEnd w:id="330"/>
+    <w:bookmarkStart w:id="331" w:name="consolidate"/>
     <w:p>
       <w:pPr>
         <w:pStyle w:val="Heading3"/>
@@ -65490,9 +66638,9 @@
         </w:pict>
       </w:r>
     </w:p>
-    <w:bookmarkEnd w:id="329"/>
-    <w:bookmarkEnd w:id="330"/>
-    <w:bookmarkStart w:id="332" w:name="common-errors-and-how-to-intervene"/>
+    <w:bookmarkEnd w:id="331"/>
+    <w:bookmarkEnd w:id="332"/>
+    <w:bookmarkStart w:id="334" w:name="common-errors-and-how-to-intervene"/>
     <w:p>
       <w:pPr>
         <w:pStyle w:val="Heading2"/>
@@ -66117,7 +67265,7 @@
         </w:tc>
       </w:tr>
     </w:tbl>
-    <w:bookmarkStart w:id="331" w:name="X4765387e1418b4a93318f6171fbb1e31ccbd4d5"/>
+    <w:bookmarkStart w:id="333" w:name="X4765387e1418b4a93318f6171fbb1e31ccbd4d5"/>
     <w:p>
       <w:pPr>
         <w:pStyle w:val="Heading3"/>
@@ -66272,9 +67420,9 @@
         </w:pict>
       </w:r>
     </w:p>
-    <w:bookmarkEnd w:id="331"/>
-    <w:bookmarkEnd w:id="332"/>
-    <w:bookmarkStart w:id="333" w:name="if-you-are-running-short-of-time"/>
+    <w:bookmarkEnd w:id="333"/>
+    <w:bookmarkEnd w:id="334"/>
+    <w:bookmarkStart w:id="335" w:name="if-you-are-running-short-of-time"/>
     <w:p>
       <w:pPr>
         <w:pStyle w:val="Heading2"/>
@@ -66375,8 +67523,8 @@
         <w:t xml:space="preserve">already had and has not acted on.</w:t>
       </w:r>
     </w:p>
-    <w:bookmarkEnd w:id="333"/>
-    <w:bookmarkStart w:id="334" w:name="what-success-looks-like"/>
+    <w:bookmarkEnd w:id="335"/>
+    <w:bookmarkStart w:id="336" w:name="what-success-looks-like"/>
     <w:p>
       <w:pPr>
         <w:pStyle w:val="Heading2"/>
@@ -66444,9 +67592,9 @@
         <w:br w:type="page"/>
       </w:r>
     </w:p>
-    <w:bookmarkEnd w:id="334"/>
-    <w:bookmarkEnd w:id="335"/>
-    <w:bookmarkStart w:id="336" w:name="Xbfdedff30089b2fb8f2ddb0afb64dc22cede2b9"/>
+    <w:bookmarkEnd w:id="336"/>
+    <w:bookmarkEnd w:id="337"/>
+    <w:bookmarkStart w:id="338" w:name="Xbfdedff30089b2fb8f2ddb0afb64dc22cede2b9"/>
     <w:p>
       <w:pPr>
         <w:pStyle w:val="Heading1"/>
@@ -66519,8 +67667,8 @@
         <w:t xml:space="preserve">Print single-sided, one set per participant.</w:t>
       </w:r>
     </w:p>
-    <w:bookmarkEnd w:id="336"/>
-    <w:bookmarkStart w:id="337" w:name="brief-a---write-the-record"/>
+    <w:bookmarkEnd w:id="338"/>
+    <w:bookmarkStart w:id="339" w:name="brief-a---write-the-record"/>
     <w:p>
       <w:pPr>
         <w:pStyle w:val="Heading1"/>
@@ -66748,8 +67896,8 @@
         <w:t xml:space="preserve">could do exactly what you did.</w:t>
       </w:r>
     </w:p>
-    <w:bookmarkEnd w:id="337"/>
-    <w:bookmarkStart w:id="346" w:name="brief-b---reproduce-your-partners-work"/>
+    <w:bookmarkEnd w:id="339"/>
+    <w:bookmarkStart w:id="348" w:name="brief-b---reproduce-your-partners-work"/>
     <w:p>
       <w:pPr>
         <w:pStyle w:val="Heading1"/>
@@ -66805,7 +67953,7 @@
         <w:t xml:space="preserve">, starting from the raw data.</w:t>
       </w:r>
     </w:p>
-    <w:bookmarkStart w:id="338" w:name="rules"/>
+    <w:bookmarkStart w:id="340" w:name="rules"/>
     <w:p>
       <w:pPr>
         <w:pStyle w:val="Heading2"/>
@@ -66933,8 +68081,8 @@
         <w:t xml:space="preserve">, make your best guess, and carry on.</w:t>
       </w:r>
     </w:p>
-    <w:bookmarkEnd w:id="338"/>
-    <w:bookmarkStart w:id="339" w:name="what-to-produce"/>
+    <w:bookmarkEnd w:id="340"/>
+    <w:bookmarkStart w:id="341" w:name="what-to-produce"/>
     <w:p>
       <w:pPr>
         <w:pStyle w:val="Heading2"/>
@@ -66994,8 +68142,8 @@
         <w:t xml:space="preserve">same list is being written about your record, at the same time, by someone else.</w:t>
       </w:r>
     </w:p>
-    <w:bookmarkEnd w:id="339"/>
-    <w:bookmarkStart w:id="340" w:name="before-time-is-called"/>
+    <w:bookmarkEnd w:id="341"/>
+    <w:bookmarkStart w:id="342" w:name="before-time-is-called"/>
     <w:p>
       <w:pPr>
         <w:pStyle w:val="Heading2"/>
@@ -67045,8 +68193,8 @@
         <w:br w:type="page"/>
       </w:r>
     </w:p>
-    <w:bookmarkEnd w:id="340"/>
-    <w:bookmarkStart w:id="341" w:name="X4f47d3161fea0135ab3f1ae13ded5a6b278baf3"/>
+    <w:bookmarkEnd w:id="342"/>
+    <w:bookmarkStart w:id="343" w:name="X4f47d3161fea0135ab3f1ae13ded5a6b278baf3"/>
     <w:p>
       <w:pPr>
         <w:pStyle w:val="Heading2"/>
@@ -67104,8 +68252,8 @@
         </w:pict>
       </w:r>
     </w:p>
-    <w:bookmarkEnd w:id="341"/>
-    <w:bookmarkStart w:id="342" w:name="X5f49b84f1faee83f2131b7f4125f8e266d4c0e2"/>
+    <w:bookmarkEnd w:id="343"/>
+    <w:bookmarkStart w:id="344" w:name="X5f49b84f1faee83f2131b7f4125f8e266d4c0e2"/>
     <w:p>
       <w:pPr>
         <w:pStyle w:val="Heading2"/>
@@ -67635,8 +68783,8 @@
         <w:t xml:space="preserve">    Facilities mappable: 195. Not mappable: 5 (D3).</w:t>
       </w:r>
     </w:p>
-    <w:bookmarkEnd w:id="342"/>
-    <w:bookmarkStart w:id="343" w:name="part-2---the-numbers"/>
+    <w:bookmarkEnd w:id="344"/>
+    <w:bookmarkStart w:id="345" w:name="part-2---the-numbers"/>
     <w:p>
       <w:pPr>
         <w:pStyle w:val="Heading2"/>
@@ -68070,8 +69218,8 @@
         <w:t xml:space="preserve">the standard is that the department would report the same numbers.</w:t>
       </w:r>
     </w:p>
-    <w:bookmarkEnd w:id="343"/>
-    <w:bookmarkStart w:id="344" w:name="Xc87be81361a22bbc6b78b80ebb24c7facb059df"/>
+    <w:bookmarkEnd w:id="345"/>
+    <w:bookmarkStart w:id="346" w:name="Xc87be81361a22bbc6b78b80ebb24c7facb059df"/>
     <w:p>
       <w:pPr>
         <w:pStyle w:val="Heading2"/>
@@ -68280,8 +69428,8 @@
         <w:t xml:space="preserve">there.</w:t>
       </w:r>
     </w:p>
-    <w:bookmarkEnd w:id="344"/>
-    <w:bookmarkStart w:id="345" w:name="X244efd0e66a8be7edbcfbc5e83af563e3df9cae"/>
+    <w:bookmarkEnd w:id="346"/>
+    <w:bookmarkStart w:id="347" w:name="X244efd0e66a8be7edbcfbc5e83af563e3df9cae"/>
     <w:p>
       <w:pPr>
         <w:pStyle w:val="Heading2"/>
@@ -68546,9 +69694,9 @@
         <w:br w:type="page"/>
       </w:r>
     </w:p>
-    <w:bookmarkEnd w:id="345"/>
-    <w:bookmarkEnd w:id="346"/>
-    <w:bookmarkStart w:id="355" w:name="X75410aaa467325947cd25794f0b8f4a3e35d122"/>
+    <w:bookmarkEnd w:id="347"/>
+    <w:bookmarkEnd w:id="348"/>
+    <w:bookmarkStart w:id="357" w:name="X75410aaa467325947cd25794f0b8f4a3e35d122"/>
     <w:p>
       <w:pPr>
         <w:pStyle w:val="Heading1"/>
@@ -68565,7 +69713,7 @@
         <w:t xml:space="preserve">Excluded from the Q6 page limit.</w:t>
       </w:r>
     </w:p>
-    <w:bookmarkStart w:id="347" w:name="X00490d17776cc95e704ea548dde240d2db398e4"/>
+    <w:bookmarkStart w:id="349" w:name="X00490d17776cc95e704ea548dde240d2db398e4"/>
     <w:p>
       <w:pPr>
         <w:pStyle w:val="Heading2"/>
@@ -68846,8 +69994,8 @@
         </w:pict>
       </w:r>
     </w:p>
-    <w:bookmarkEnd w:id="347"/>
-    <w:bookmarkStart w:id="349" w:name="the-eight-tasks"/>
+    <w:bookmarkEnd w:id="349"/>
+    <w:bookmarkStart w:id="351" w:name="the-eight-tasks"/>
     <w:p>
       <w:pPr>
         <w:pStyle w:val="Heading2"/>
@@ -69517,7 +70665,7 @@
         </w:tc>
       </w:tr>
     </w:tbl>
-    <w:bookmarkStart w:id="348" w:name="why-task-8-carries-the-design"/>
+    <w:bookmarkStart w:id="350" w:name="why-task-8-carries-the-design"/>
     <w:p>
       <w:pPr>
         <w:pStyle w:val="Heading3"/>
@@ -69602,9 +70750,9 @@
         </w:pict>
       </w:r>
     </w:p>
-    <w:bookmarkEnd w:id="348"/>
-    <w:bookmarkEnd w:id="349"/>
-    <w:bookmarkStart w:id="351" w:name="scoring"/>
+    <w:bookmarkEnd w:id="350"/>
+    <w:bookmarkEnd w:id="351"/>
+    <w:bookmarkStart w:id="353" w:name="scoring"/>
     <w:p>
       <w:pPr>
         <w:pStyle w:val="Heading2"/>
@@ -69846,7 +70994,7 @@
         <w:t xml:space="preserve">documentation stays at 1 has not achieved what this programme is for.</w:t>
       </w:r>
     </w:p>
-    <w:bookmarkStart w:id="350" w:name="interpretation-bands"/>
+    <w:bookmarkStart w:id="352" w:name="interpretation-bands"/>
     <w:p>
       <w:pPr>
         <w:pStyle w:val="Heading3"/>
@@ -70043,9 +71191,9 @@
         </w:pict>
       </w:r>
     </w:p>
-    <w:bookmarkEnd w:id="350"/>
-    <w:bookmarkEnd w:id="351"/>
-    <w:bookmarkStart w:id="352" w:name="Xc30c57ee8b497897418e3a1c556cb80d250db56"/>
+    <w:bookmarkEnd w:id="352"/>
+    <w:bookmarkEnd w:id="353"/>
+    <w:bookmarkStart w:id="354" w:name="Xc30c57ee8b497897418e3a1c556cb80d250db56"/>
     <w:p>
       <w:pPr>
         <w:pStyle w:val="Heading2"/>
@@ -70834,8 +71982,8 @@
         </w:pict>
       </w:r>
     </w:p>
-    <w:bookmarkEnd w:id="352"/>
-    <w:bookmarkStart w:id="353" w:name="Xa8924eeb73c7989adf57d5de0138b10d7400f27"/>
+    <w:bookmarkEnd w:id="354"/>
+    <w:bookmarkStart w:id="355" w:name="Xa8924eeb73c7989adf57d5de0138b10d7400f27"/>
     <w:p>
       <w:pPr>
         <w:pStyle w:val="Heading2"/>
@@ -71002,8 +72150,8 @@
         </w:pict>
       </w:r>
     </w:p>
-    <w:bookmarkEnd w:id="353"/>
-    <w:bookmarkStart w:id="354" w:name="what-this-instrument-does-not-measure"/>
+    <w:bookmarkEnd w:id="355"/>
+    <w:bookmarkStart w:id="356" w:name="what-this-instrument-does-not-measure"/>
     <w:p>
       <w:pPr>
         <w:pStyle w:val="Heading2"/>
@@ -71149,9 +72297,9 @@
         <w:br w:type="page"/>
       </w:r>
     </w:p>
-    <w:bookmarkEnd w:id="354"/>
-    <w:bookmarkEnd w:id="355"/>
-    <w:bookmarkStart w:id="361" w:name="annex-d---dataset-specifications"/>
+    <w:bookmarkEnd w:id="356"/>
+    <w:bookmarkEnd w:id="357"/>
+    <w:bookmarkStart w:id="363" w:name="annex-d---dataset-specifications"/>
     <w:p>
       <w:pPr>
         <w:pStyle w:val="Heading1"/>
@@ -71389,7 +72537,7 @@
         </w:tc>
       </w:tr>
     </w:tbl>
-    <w:bookmarkStart w:id="356" w:name="structure"/>
+    <w:bookmarkStart w:id="358" w:name="structure"/>
     <w:p>
       <w:pPr>
         <w:pStyle w:val="Heading2"/>
@@ -71516,8 +72664,8 @@
         <w:t xml:space="preserve">that defects cannot be found by eye; small enough to finish.</w:t>
       </w:r>
     </w:p>
-    <w:bookmarkEnd w:id="356"/>
-    <w:bookmarkStart w:id="357" w:name="seeded-defects"/>
+    <w:bookmarkEnd w:id="358"/>
+    <w:bookmarkStart w:id="359" w:name="seeded-defects"/>
     <w:p>
       <w:pPr>
         <w:pStyle w:val="Heading2"/>
@@ -72048,8 +73196,8 @@
         </w:tc>
       </w:tr>
     </w:tbl>
-    <w:bookmarkEnd w:id="357"/>
-    <w:bookmarkStart w:id="358" w:name="why-three-of-them-have-no-correct-answer"/>
+    <w:bookmarkEnd w:id="359"/>
+    <w:bookmarkStart w:id="360" w:name="why-three-of-them-have-no-correct-answer"/>
     <w:p>
       <w:pPr>
         <w:pStyle w:val="Heading2"/>
@@ -72152,8 +73300,8 @@
         <w:t xml:space="preserve">are testing.</w:t>
       </w:r>
     </w:p>
-    <w:bookmarkEnd w:id="358"/>
-    <w:bookmarkStart w:id="359" w:name="parallel-form-verification"/>
+    <w:bookmarkEnd w:id="360"/>
+    <w:bookmarkStart w:id="361" w:name="parallel-form-verification"/>
     <w:p>
       <w:pPr>
         <w:pStyle w:val="Heading2"/>
@@ -72218,8 +73366,8 @@
         <w:t xml:space="preserve">table in Annex C.</w:t>
       </w:r>
     </w:p>
-    <w:bookmarkEnd w:id="359"/>
-    <w:bookmarkStart w:id="360" w:name="realism"/>
+    <w:bookmarkEnd w:id="361"/>
+    <w:bookmarkStart w:id="362" w:name="realism"/>
     <w:p>
       <w:pPr>
         <w:pStyle w:val="Heading2"/>
@@ -72282,9 +73430,9 @@
         <w:br w:type="page"/>
       </w:r>
     </w:p>
-    <w:bookmarkEnd w:id="360"/>
-    <w:bookmarkEnd w:id="361"/>
-    <w:bookmarkStart w:id="367" w:name="X10ad43a20e645dafaf3d679911ff1134f2646e8"/>
+    <w:bookmarkEnd w:id="362"/>
+    <w:bookmarkEnd w:id="363"/>
+    <w:bookmarkStart w:id="369" w:name="X10ad43a20e645dafaf3d679911ff1134f2646e8"/>
     <w:p>
       <w:pPr>
         <w:pStyle w:val="Heading1"/>
@@ -72366,7 +73514,7 @@
         </w:pict>
       </w:r>
     </w:p>
-    <w:bookmarkStart w:id="362" w:name="day-1---what-is-actually-in-the-data"/>
+    <w:bookmarkStart w:id="364" w:name="day-1---what-is-actually-in-the-data"/>
     <w:p>
       <w:pPr>
         <w:pStyle w:val="Heading3"/>
@@ -72660,8 +73808,8 @@
         <w:t xml:space="preserve">being told. It ends with a product, so the discomfort of the morning resolves.</w:t>
       </w:r>
     </w:p>
-    <w:bookmarkEnd w:id="362"/>
-    <w:bookmarkStart w:id="363" w:name="day-2---cleaning-that-can-be-checked"/>
+    <w:bookmarkEnd w:id="364"/>
+    <w:bookmarkStart w:id="365" w:name="day-2---cleaning-that-can-be-checked"/>
     <w:p>
       <w:pPr>
         <w:pStyle w:val="Heading3"/>
@@ -72941,8 +74089,8 @@
         </w:tc>
       </w:tr>
     </w:tbl>
-    <w:bookmarkEnd w:id="363"/>
-    <w:bookmarkStart w:id="364" w:name="day-3---reproducibility-the-spine"/>
+    <w:bookmarkEnd w:id="365"/>
+    <w:bookmarkStart w:id="366" w:name="day-3---reproducibility-the-spine"/>
     <w:p>
       <w:pPr>
         <w:pStyle w:val="Heading3"/>
@@ -73218,8 +74366,8 @@
         <w:t xml:space="preserve">department will not be followed; one they wrote and immediately tested might be.</w:t>
       </w:r>
     </w:p>
-    <w:bookmarkEnd w:id="364"/>
-    <w:bookmarkStart w:id="365" w:name="Xad2f97d38dcf20e851fe6450e45266efb39489d"/>
+    <w:bookmarkEnd w:id="366"/>
+    <w:bookmarkStart w:id="367" w:name="Xad2f97d38dcf20e851fe6450e45266efb39489d"/>
     <w:p>
       <w:pPr>
         <w:pStyle w:val="Heading3"/>
@@ -73519,8 +74667,8 @@
         <w:t xml:space="preserve">remembered; a lecture on datums is not.</w:t>
       </w:r>
     </w:p>
-    <w:bookmarkEnd w:id="365"/>
-    <w:bookmarkStart w:id="366" w:name="Xc115be75adde88a04129730ae7e2fba36e83876"/>
+    <w:bookmarkEnd w:id="367"/>
+    <w:bookmarkStart w:id="368" w:name="Xc115be75adde88a04129730ae7e2fba36e83876"/>
     <w:p>
       <w:pPr>
         <w:pStyle w:val="Heading3"/>
@@ -73781,8 +74929,8 @@
         </w:pict>
       </w:r>
     </w:p>
-    <w:bookmarkEnd w:id="366"/>
-    <w:bookmarkEnd w:id="367"/>
+    <w:bookmarkEnd w:id="368"/>
+    <w:bookmarkEnd w:id="369"/>
     <w:sectPr>
       <w:pgSz w:h="16838" w:orient="portrait" w:w="11906"/>
       <w:pgMar w:bottom="1080" w:footer="708" w:gutter="0" w:header="708" w:left="1080" w:right="1080" w:top="1080"/>

--- a/writeup/responses.docx
+++ b/writeup/responses.docx
@@ -28985,7 +28985,7 @@
     </w:p>
     <w:bookmarkEnd w:id="157"/>
     <w:bookmarkEnd w:id="158"/>
-    <w:bookmarkStart w:id="169" w:name="X31c962bf404df7ee489d32cb3ff1c820e6780f1"/>
+    <w:bookmarkStart w:id="172" w:name="X31c962bf404df7ee489d32cb3ff1c820e6780f1"/>
     <w:p>
       <w:pPr>
         <w:pStyle w:val="Heading1"/>
@@ -29753,16 +29753,393 @@
       </w:r>
     </w:p>
     <w:bookmarkEnd w:id="161"/>
-    <w:bookmarkStart w:id="166" w:name="validating-it-properly"/>
+    <w:bookmarkStart w:id="164" w:name="X4129f00c66c835be7a2f8dcff260fbef6f1fdfd"/>
     <w:p>
       <w:pPr>
         <w:pStyle w:val="Heading2"/>
       </w:pPr>
       <w:r>
+        <w:t xml:space="preserve">Two more classes, both found by deploying the form and using it</w:t>
+      </w:r>
+    </w:p>
+    <w:p>
+      <w:pPr>
+        <w:pStyle w:val="FirstParagraph"/>
+      </w:pPr>
+      <w:r>
+        <w:t xml:space="preserve">Neither is visible to a validator, and neither was caught by the three checks</w:t>
+      </w:r>
+      <w:r>
+        <w:t xml:space="preserve"> </w:t>
+      </w:r>
+      <w:r>
+        <w:t xml:space="preserve">above. Both are now checked on every build.</w:t>
+      </w:r>
+    </w:p>
+    <w:bookmarkStart w:id="162" w:name="X6e8d87322ea963e5b0ea3984ed6baf0ab06a3ec"/>
+    <w:p>
+      <w:pPr>
+        <w:pStyle w:val="Heading3"/>
+      </w:pPr>
+      <w:r>
+        <w:t xml:space="preserve">4. A reference that resolves and joins to nothing</w:t>
+      </w:r>
+    </w:p>
+    <w:p>
+      <w:pPr>
+        <w:pStyle w:val="FirstParagraph"/>
+      </w:pPr>
+      <w:r>
+        <w:rPr>
+          <w:rStyle w:val="VerbatimChar"/>
+        </w:rPr>
+        <w:t xml:space="preserve">staff_roster.csv</w:t>
+      </w:r>
+      <w:r>
+        <w:t xml:space="preserve"> </w:t>
+      </w:r>
+      <w:r>
+        <w:t xml:space="preserve">records</w:t>
+      </w:r>
+      <w:r>
+        <w:t xml:space="preserve"> </w:t>
+      </w:r>
+      <w:r>
+        <w:rPr>
+          <w:rStyle w:val="VerbatimChar"/>
+        </w:rPr>
+        <w:t xml:space="preserve">assigned_lga</w:t>
+      </w:r>
+      <w:r>
+        <w:t xml:space="preserve"> </w:t>
+      </w:r>
+      <w:r>
+        <w:t xml:space="preserve">as the LGA</w:t>
+      </w:r>
+      <w:r>
+        <w:t xml:space="preserve"> </w:t>
+      </w:r>
+      <w:r>
+        <w:rPr>
+          <w:b/>
+          <w:bCs/>
+        </w:rPr>
+        <w:t xml:space="preserve">label</w:t>
+      </w:r>
+      <w:r>
+        <w:t xml:space="preserve"> </w:t>
+      </w:r>
+      <w:r>
+        <w:t xml:space="preserve">(</w:t>
+      </w:r>
+      <w:r>
+        <w:rPr>
+          <w:rStyle w:val="VerbatimChar"/>
+        </w:rPr>
+        <w:t xml:space="preserve">Gwarin</w:t>
+      </w:r>
+      <w:r>
+        <w:t xml:space="preserve">) while</w:t>
+      </w:r>
+      <w:r>
+        <w:t xml:space="preserve"> </w:t>
+      </w:r>
+      <w:r>
+        <w:rPr>
+          <w:rStyle w:val="VerbatimChar"/>
+        </w:rPr>
+        <w:t xml:space="preserve">lgas.csv</w:t>
+      </w:r>
+      <w:r>
+        <w:t xml:space="preserve"> </w:t>
+      </w:r>
+      <w:r>
+        <w:t xml:space="preserve">keys on the</w:t>
+      </w:r>
+      <w:r>
+        <w:t xml:space="preserve"> </w:t>
+      </w:r>
+      <w:r>
+        <w:rPr>
+          <w:b/>
+          <w:bCs/>
+        </w:rPr>
+        <w:t xml:space="preserve">code</w:t>
+      </w:r>
+      <w:r>
+        <w:t xml:space="preserve"> </w:t>
+      </w:r>
+      <w:r>
+        <w:t xml:space="preserve">(</w:t>
+      </w:r>
+      <w:r>
+        <w:rPr>
+          <w:rStyle w:val="VerbatimChar"/>
+        </w:rPr>
+        <w:t xml:space="preserve">LGA02</w:t>
+      </w:r>
+      <w:r>
+        <w:t xml:space="preserve">). Question 1.02 constrains the selected</w:t>
+      </w:r>
+      <w:r>
+        <w:t xml:space="preserve"> </w:t>
+      </w:r>
+      <w:r>
+        <w:t xml:space="preserve">LGA to the enumerator’s assignment, so the comparison was a code against a</w:t>
+      </w:r>
+      <w:r>
+        <w:t xml:space="preserve"> </w:t>
+      </w:r>
+      <w:r>
+        <w:t xml:space="preserve">label: never equal.</w:t>
+      </w:r>
+      <w:r>
+        <w:t xml:space="preserve"> </w:t>
+      </w:r>
+      <w:r>
+        <w:rPr>
+          <w:b/>
+          <w:bCs/>
+        </w:rPr>
+        <w:t xml:space="preserve">All 96 enumerators were stopped at the first question</w:t>
+      </w:r>
+      <w:r>
+        <w:t xml:space="preserve">,</w:t>
+      </w:r>
+      <w:r>
+        <w:t xml:space="preserve"> </w:t>
+      </w:r>
+      <w:r>
+        <w:t xml:space="preserve">while the 24 supervisors passed, because the constraint exempts them by role.</w:t>
+      </w:r>
+    </w:p>
+    <w:p>
+      <w:pPr>
+        <w:pStyle w:val="BodyText"/>
+      </w:pPr>
+      <w:r>
+        <w:t xml:space="preserve">Every tool reported success. The column existed, the path resolved, the file was</w:t>
+      </w:r>
+      <w:r>
+        <w:t xml:space="preserve"> </w:t>
+      </w:r>
+      <w:r>
+        <w:t xml:space="preserve">present.</w:t>
+      </w:r>
+      <w:r>
+        <w:t xml:space="preserve"> </w:t>
+      </w:r>
+      <w:r>
+        <w:rPr>
+          <w:b/>
+          <w:bCs/>
+        </w:rPr>
+        <w:t xml:space="preserve">A column existing is not the same as its values meaning what they are</w:t>
+      </w:r>
+      <w:r>
+        <w:rPr>
+          <w:b/>
+          <w:bCs/>
+        </w:rPr>
+        <w:t xml:space="preserve"> </w:t>
+      </w:r>
+      <w:r>
+        <w:rPr>
+          <w:b/>
+          <w:bCs/>
+        </w:rPr>
+        <w:t xml:space="preserve">compared against.</w:t>
+      </w:r>
+      <w:r>
+        <w:t xml:space="preserve"> </w:t>
+      </w:r>
+      <w:r>
+        <w:rPr>
+          <w:rStyle w:val="VerbatimChar"/>
+        </w:rPr>
+        <w:t xml:space="preserve">validate_media.py</w:t>
+      </w:r>
+      <w:r>
+        <w:t xml:space="preserve"> </w:t>
+      </w:r>
+      <w:r>
+        <w:t xml:space="preserve">now checks five cross-file value domains</w:t>
+      </w:r>
+      <w:r>
+        <w:t xml:space="preserve"> </w:t>
+      </w:r>
+      <w:r>
+        <w:t xml:space="preserve">and fails if a child column holds a value absent from its parent.</w:t>
+      </w:r>
+    </w:p>
+    <w:p>
+      <w:pPr>
+        <w:pStyle w:val="BodyText"/>
+      </w:pPr>
+      <w:r>
+        <w:t xml:space="preserve">Recorded as defect E5, and escalated: the mismatch is in the supplied reference</w:t>
+      </w:r>
+      <w:r>
+        <w:t xml:space="preserve"> </w:t>
+      </w:r>
+      <w:r>
+        <w:t xml:space="preserve">data and will recur every round until the roster ships with a code column.</w:t>
+      </w:r>
+    </w:p>
+    <w:bookmarkEnd w:id="162"/>
+    <w:bookmarkStart w:id="163" w:name="Xaf3d9fb9b39f95920a454752fab0b87dca5474d"/>
+    <w:p>
+      <w:pPr>
+        <w:pStyle w:val="Heading3"/>
+      </w:pPr>
+      <w:r>
+        <w:t xml:space="preserve">5. An instruction pointing at a question that does not exist</w:t>
+      </w:r>
+    </w:p>
+    <w:p>
+      <w:pPr>
+        <w:pStyle w:val="FirstParagraph"/>
+      </w:pPr>
+      <w:r>
+        <w:t xml:space="preserve">The 1.14 stop note read</w:t>
+      </w:r>
+      <w:r>
+        <w:t xml:space="preserve"> </w:t>
+      </w:r>
+      <w:r>
+        <w:rPr>
+          <w:i/>
+          <w:iCs/>
+        </w:rPr>
+        <w:t xml:space="preserve">“Sign at 7.03 and hand the form to your supervisor.”</w:t>
+      </w:r>
+      <w:r>
+        <w:t xml:space="preserve"> </w:t>
+      </w:r>
+      <w:r>
+        <w:rPr>
+          <w:b/>
+          <w:bCs/>
+        </w:rPr>
+        <w:t xml:space="preserve">There is no 7.03 in this form.</w:t>
+      </w:r>
+      <w:r>
+        <w:t xml:space="preserve"> </w:t>
+      </w:r>
+      <w:r>
+        <w:t xml:space="preserve">It is the paper enumerator-signature field,</w:t>
+      </w:r>
+      <w:r>
+        <w:t xml:space="preserve"> </w:t>
+      </w:r>
+      <w:r>
+        <w:t xml:space="preserve">deliberately replaced by authenticated submission along with 7.01 and 7.06 - and</w:t>
+      </w:r>
+      <w:r>
+        <w:t xml:space="preserve"> </w:t>
+      </w:r>
+      <w:r>
+        <w:t xml:space="preserve">the instruction survived the field’s removal.</w:t>
+      </w:r>
+    </w:p>
+    <w:p>
+      <w:pPr>
+        <w:pStyle w:val="BodyText"/>
+      </w:pPr>
+      <w:r>
+        <w:t xml:space="preserve">This is</w:t>
+      </w:r>
+      <w:r>
+        <w:t xml:space="preserve"> </w:t>
+      </w:r>
+      <w:r>
+        <w:rPr>
+          <w:b/>
+          <w:bCs/>
+        </w:rPr>
+        <w:t xml:space="preserve">defect A1’s failure mode, reproduced in my own form</w:t>
+      </w:r>
+      <w:r>
+        <w:t xml:space="preserve">: the paper</w:t>
+      </w:r>
+      <w:r>
+        <w:t xml:space="preserve"> </w:t>
+      </w:r>
+      <w:r>
+        <w:t xml:space="preserve">questionnaire told the enumerator to read a column it had told them to leave</w:t>
+      </w:r>
+      <w:r>
+        <w:t xml:space="preserve"> </w:t>
+      </w:r>
+      <w:r>
+        <w:t xml:space="preserve">blank; the digital form told them to sign at a question it had removed. Finding</w:t>
+      </w:r>
+      <w:r>
+        <w:t xml:space="preserve"> </w:t>
+      </w:r>
+      <w:r>
+        <w:t xml:space="preserve">that class in someone else’s instrument and shipping it in your own is the</w:t>
+      </w:r>
+      <w:r>
+        <w:t xml:space="preserve"> </w:t>
+      </w:r>
+      <w:r>
+        <w:t xml:space="preserve">reason the check is now automatic rather than a matter of proofreading.</w:t>
+      </w:r>
+    </w:p>
+    <w:p>
+      <w:pPr>
+        <w:pStyle w:val="BodyText"/>
+      </w:pPr>
+      <w:r>
+        <w:rPr>
+          <w:rStyle w:val="VerbatimChar"/>
+        </w:rPr>
+        <w:t xml:space="preserve">validate_media.py</w:t>
+      </w:r>
+      <w:r>
+        <w:t xml:space="preserve"> </w:t>
+      </w:r>
+      <w:r>
+        <w:t xml:space="preserve">extracts every question number appearing in visible text,</w:t>
+      </w:r>
+      <w:r>
+        <w:t xml:space="preserve"> </w:t>
+      </w:r>
+      <w:r>
+        <w:t xml:space="preserve">compares it against the numbers implemented as fields, and fails on any that are</w:t>
+      </w:r>
+      <w:r>
+        <w:t xml:space="preserve"> </w:t>
+      </w:r>
+      <w:r>
+        <w:t xml:space="preserve">referenced but absent. Paper numbers implemented under a different node name -</w:t>
+      </w:r>
+      <w:r>
+        <w:t xml:space="preserve"> </w:t>
+      </w:r>
+      <w:r>
+        <w:t xml:space="preserve">1.08 asked at sign-in, 7.01 captured automatically - are listed explicitly so a</w:t>
+      </w:r>
+      <w:r>
+        <w:t xml:space="preserve"> </w:t>
+      </w:r>
+      <w:r>
+        <w:t xml:space="preserve">legitimate back-reference is not reported as a defect.</w:t>
+      </w:r>
+    </w:p>
+    <w:bookmarkEnd w:id="163"/>
+    <w:bookmarkEnd w:id="164"/>
+    <w:bookmarkStart w:id="169" w:name="validating-it-properly"/>
+    <w:p>
+      <w:pPr>
+        <w:pStyle w:val="Heading2"/>
+      </w:pPr>
+      <w:r>
         <w:t xml:space="preserve">Validating it properly</w:t>
       </w:r>
     </w:p>
-    <w:bookmarkStart w:id="162" w:name="X8a583bd986623d1a9186007892fb01dcc258d25"/>
+    <w:bookmarkStart w:id="165" w:name="X8a583bd986623d1a9186007892fb01dcc258d25"/>
     <w:p>
       <w:pPr>
         <w:pStyle w:val="Heading3"/>
@@ -30343,8 +30720,8 @@
         <w:t xml:space="preserve">running anything.</w:t>
       </w:r>
     </w:p>
-    <w:bookmarkEnd w:id="162"/>
-    <w:bookmarkStart w:id="163" w:name="then-the-two-deployment-routes"/>
+    <w:bookmarkEnd w:id="165"/>
+    <w:bookmarkStart w:id="166" w:name="then-the-two-deployment-routes"/>
     <w:p>
       <w:pPr>
         <w:pStyle w:val="Heading3"/>
@@ -30353,8 +30730,8 @@
         <w:t xml:space="preserve">Then the two deployment routes</w:t>
       </w:r>
     </w:p>
-    <w:bookmarkEnd w:id="163"/>
-    <w:bookmarkStart w:id="164" w:name="odk-central-recommended"/>
+    <w:bookmarkEnd w:id="166"/>
+    <w:bookmarkStart w:id="167" w:name="odk-central-recommended"/>
     <w:p>
       <w:pPr>
         <w:pStyle w:val="Heading3"/>
@@ -30465,8 +30842,8 @@
         <w:t xml:space="preserve">in Enketo, or publish and pull into ODK Collect.</w:t>
       </w:r>
     </w:p>
-    <w:bookmarkEnd w:id="164"/>
-    <w:bookmarkStart w:id="165" w:name="odk-collect-no-server"/>
+    <w:bookmarkEnd w:id="167"/>
+    <w:bookmarkStart w:id="168" w:name="odk-collect-no-server"/>
     <w:p>
       <w:pPr>
         <w:pStyle w:val="Heading3"/>
@@ -30537,9 +30914,9 @@
         <w:t xml:space="preserve">attachments and every external lookup will silently return nothing.</w:t>
       </w:r>
     </w:p>
-    <w:bookmarkEnd w:id="165"/>
-    <w:bookmarkEnd w:id="166"/>
-    <w:bookmarkStart w:id="167" w:name="the-seven-required-attachments"/>
+    <w:bookmarkEnd w:id="168"/>
+    <w:bookmarkEnd w:id="169"/>
+    <w:bookmarkStart w:id="170" w:name="the-seven-required-attachments"/>
     <w:p>
       <w:pPr>
         <w:pStyle w:val="Heading2"/>
@@ -30914,8 +31291,8 @@
         <w:t xml:space="preserve">.</w:t>
       </w:r>
     </w:p>
-    <w:bookmarkEnd w:id="167"/>
-    <w:bookmarkStart w:id="168" w:name="known-limitation-of-this-validation"/>
+    <w:bookmarkEnd w:id="170"/>
+    <w:bookmarkStart w:id="171" w:name="known-limitation-of-this-validation"/>
     <w:p>
       <w:pPr>
         <w:pStyle w:val="Heading2"/>
@@ -31036,9 +31413,9 @@
         <w:br w:type="page"/>
       </w:r>
     </w:p>
-    <w:bookmarkEnd w:id="168"/>
-    <w:bookmarkEnd w:id="169"/>
-    <w:bookmarkStart w:id="179" w:name="Xb279bc2f7cb6dea5f8aa811765079edcf3383e9"/>
+    <w:bookmarkEnd w:id="171"/>
+    <w:bookmarkEnd w:id="172"/>
+    <w:bookmarkStart w:id="182" w:name="Xb279bc2f7cb6dea5f8aa811765079edcf3383e9"/>
     <w:p>
       <w:pPr>
         <w:pStyle w:val="Heading1"/>
@@ -31093,7 +31470,7 @@
         <w:t xml:space="preserve">you used instead.”</w:t>
       </w:r>
     </w:p>
-    <w:bookmarkStart w:id="170" w:name="the-mechanism"/>
+    <w:bookmarkStart w:id="173" w:name="the-mechanism"/>
     <w:p>
       <w:pPr>
         <w:pStyle w:val="Heading2"/>
@@ -31506,8 +31883,8 @@
         <w:t xml:space="preserve">the length of one question.</w:t>
       </w:r>
     </w:p>
-    <w:bookmarkEnd w:id="170"/>
-    <w:bookmarkStart w:id="171" w:name="what-that-costs-and-what-it-buys"/>
+    <w:bookmarkEnd w:id="173"/>
+    <w:bookmarkStart w:id="174" w:name="what-that-costs-and-what-it-buys"/>
     <w:p>
       <w:pPr>
         <w:pStyle w:val="Heading2"/>
@@ -32023,8 +32400,8 @@
         <w:t xml:space="preserve">.</w:t>
       </w:r>
     </w:p>
-    <w:bookmarkEnd w:id="171"/>
-    <w:bookmarkStart w:id="177" w:name="what-i-rejected-and-why"/>
+    <w:bookmarkEnd w:id="174"/>
+    <w:bookmarkStart w:id="180" w:name="what-i-rejected-and-why"/>
     <w:p>
       <w:pPr>
         <w:pStyle w:val="Heading2"/>
@@ -32033,7 +32410,7 @@
         <w:t xml:space="preserve">What I rejected, and why</w:t>
       </w:r>
     </w:p>
-    <w:bookmarkStart w:id="172" w:name="Xbc5733952f15259284b5c8e448757339269bc10"/>
+    <w:bookmarkStart w:id="175" w:name="Xbc5733952f15259284b5c8e448757339269bc10"/>
     <w:p>
       <w:pPr>
         <w:pStyle w:val="Heading3"/>
@@ -32165,8 +32542,8 @@
         <w:t xml:space="preserve">: it can be replaced without touching the form’s logic.</w:t>
       </w:r>
     </w:p>
-    <w:bookmarkEnd w:id="172"/>
-    <w:bookmarkStart w:id="173" w:name="the-search-appearance"/>
+    <w:bookmarkEnd w:id="175"/>
+    <w:bookmarkStart w:id="176" w:name="the-search-appearance"/>
     <w:p>
       <w:pPr>
         <w:pStyle w:val="Heading3"/>
@@ -32249,8 +32626,8 @@
         <w:t xml:space="preserve">is the supported replacement and works in both.</w:t>
       </w:r>
     </w:p>
-    <w:bookmarkEnd w:id="173"/>
-    <w:bookmarkStart w:id="174" w:name="Xd32f76c252a6eefdf8100ec114a4e4278b6cca5"/>
+    <w:bookmarkEnd w:id="176"/>
+    <w:bookmarkStart w:id="177" w:name="Xd32f76c252a6eefdf8100ec114a4e4278b6cca5"/>
     <w:p>
       <w:pPr>
         <w:pStyle w:val="Heading3"/>
@@ -32380,8 +32757,8 @@
         <w:t xml:space="preserve">of a structural complication that lasts for the whole round.</w:t>
       </w:r>
     </w:p>
-    <w:bookmarkEnd w:id="174"/>
-    <w:bookmarkStart w:id="175" w:name="a-live-server-lookup"/>
+    <w:bookmarkEnd w:id="177"/>
+    <w:bookmarkStart w:id="178" w:name="a-live-server-lookup"/>
     <w:p>
       <w:pPr>
         <w:pStyle w:val="Heading3"/>
@@ -32434,8 +32811,8 @@
         <w:t xml:space="preserve">deployments might expect.</w:t>
       </w:r>
     </w:p>
-    <w:bookmarkEnd w:id="175"/>
-    <w:bookmarkStart w:id="176" w:name="X6389cfeba19ba1c7855d405c594bdc836444be0"/>
+    <w:bookmarkEnd w:id="178"/>
+    <w:bookmarkStart w:id="179" w:name="X6389cfeba19ba1c7855d405c594bdc836444be0"/>
     <w:p>
       <w:pPr>
         <w:pStyle w:val="Heading3"/>
@@ -32626,9 +33003,9 @@
         <w:t xml:space="preserve">is.</w:t>
       </w:r>
     </w:p>
-    <w:bookmarkEnd w:id="176"/>
-    <w:bookmarkEnd w:id="177"/>
-    <w:bookmarkStart w:id="178" w:name="the-check-that-keeps-this-honest"/>
+    <w:bookmarkEnd w:id="179"/>
+    <w:bookmarkEnd w:id="180"/>
+    <w:bookmarkStart w:id="181" w:name="the-check-that-keeps-this-honest"/>
     <w:p>
       <w:pPr>
         <w:pStyle w:val="Heading2"/>
@@ -32787,9 +33164,9 @@
         <w:br w:type="page"/>
       </w:r>
     </w:p>
-    <w:bookmarkEnd w:id="178"/>
-    <w:bookmarkEnd w:id="179"/>
-    <w:bookmarkStart w:id="207" w:name="test-plan---form-hh2026v1"/>
+    <w:bookmarkEnd w:id="181"/>
+    <w:bookmarkEnd w:id="182"/>
+    <w:bookmarkStart w:id="210" w:name="test-plan---form-hh2026v1"/>
     <w:p>
       <w:pPr>
         <w:pStyle w:val="Heading1"/>
@@ -32870,7 +33247,7 @@
         <w:t xml:space="preserve">- 29 negative, 20 boundary, 5 positive/behavioural.</w:t>
       </w:r>
     </w:p>
-    <w:bookmarkStart w:id="180" w:name="execution-status"/>
+    <w:bookmarkStart w:id="183" w:name="execution-status"/>
     <w:p>
       <w:pPr>
         <w:pStyle w:val="Heading2"/>
@@ -33000,8 +33377,8 @@
         <w:t xml:space="preserve">bottom recording actual against expected.</w:t>
       </w:r>
     </w:p>
-    <w:bookmarkEnd w:id="180"/>
-    <w:bookmarkStart w:id="181" w:name="coverage-of-the-cases-the-question-names"/>
+    <w:bookmarkEnd w:id="183"/>
+    <w:bookmarkStart w:id="184" w:name="coverage-of-the-cases-the-question-names"/>
     <w:p>
       <w:pPr>
         <w:pStyle w:val="Heading2"/>
@@ -33192,8 +33569,8 @@
         </w:tc>
       </w:tr>
     </w:tbl>
-    <w:bookmarkEnd w:id="181"/>
-    <w:bookmarkStart w:id="204" w:name="scenario-cases"/>
+    <w:bookmarkEnd w:id="184"/>
+    <w:bookmarkStart w:id="207" w:name="scenario-cases"/>
     <w:p>
       <w:pPr>
         <w:pStyle w:val="Heading2"/>
@@ -33202,7 +33579,7 @@
         <w:t xml:space="preserve">Scenario cases</w:t>
       </w:r>
     </w:p>
-    <w:bookmarkStart w:id="182" w:name="X018ff9a95ed40f69c21fb7aa896550baa5c6717"/>
+    <w:bookmarkStart w:id="185" w:name="X018ff9a95ed40f69c21fb7aa896550baa5c6717"/>
     <w:p>
       <w:pPr>
         <w:pStyle w:val="Heading3"/>
@@ -33446,8 +33823,8 @@
         </w:tc>
       </w:tr>
     </w:tbl>
-    <w:bookmarkEnd w:id="182"/>
-    <w:bookmarkStart w:id="183" w:name="X8fc3922dad100f0622a79266e704040b30e7078"/>
+    <w:bookmarkEnd w:id="185"/>
+    <w:bookmarkStart w:id="186" w:name="X8fc3922dad100f0622a79266e704040b30e7078"/>
     <w:p>
       <w:pPr>
         <w:pStyle w:val="Heading3"/>
@@ -33691,8 +34068,8 @@
         </w:tc>
       </w:tr>
     </w:tbl>
-    <w:bookmarkEnd w:id="183"/>
-    <w:bookmarkStart w:id="184" w:name="Xda527362b3e9d4fba1cecaed7fbd10a0bac0d78"/>
+    <w:bookmarkEnd w:id="186"/>
+    <w:bookmarkStart w:id="187" w:name="Xda527362b3e9d4fba1cecaed7fbd10a0bac0d78"/>
     <w:p>
       <w:pPr>
         <w:pStyle w:val="Heading3"/>
@@ -33939,8 +34316,8 @@
         </w:tc>
       </w:tr>
     </w:tbl>
-    <w:bookmarkEnd w:id="184"/>
-    <w:bookmarkStart w:id="185" w:name="Xe08289f3e932c84f5bfa11f42f941611ced344d"/>
+    <w:bookmarkEnd w:id="187"/>
+    <w:bookmarkStart w:id="188" w:name="Xe08289f3e932c84f5bfa11f42f941611ced344d"/>
     <w:p>
       <w:pPr>
         <w:pStyle w:val="Heading3"/>
@@ -34187,8 +34564,8 @@
         </w:tc>
       </w:tr>
     </w:tbl>
-    <w:bookmarkEnd w:id="185"/>
-    <w:bookmarkStart w:id="186" w:name="Xaa5404f12032f4d9cd7059293cfaaa8a1fcb29e"/>
+    <w:bookmarkEnd w:id="188"/>
+    <w:bookmarkStart w:id="189" w:name="Xaa5404f12032f4d9cd7059293cfaaa8a1fcb29e"/>
     <w:p>
       <w:pPr>
         <w:pStyle w:val="Heading3"/>
@@ -34422,8 +34799,8 @@
         </w:tc>
       </w:tr>
     </w:tbl>
-    <w:bookmarkEnd w:id="186"/>
-    <w:bookmarkStart w:id="187" w:name="X76b5d31d01cd51a583698b76e395720966b19bd"/>
+    <w:bookmarkEnd w:id="189"/>
+    <w:bookmarkStart w:id="190" w:name="X76b5d31d01cd51a583698b76e395720966b19bd"/>
     <w:p>
       <w:pPr>
         <w:pStyle w:val="Heading3"/>
@@ -34629,8 +35006,8 @@
         </w:tc>
       </w:tr>
     </w:tbl>
-    <w:bookmarkEnd w:id="187"/>
-    <w:bookmarkStart w:id="188" w:name="X18f38807eb1d9f98aca3c1d98f36534c59ec69a"/>
+    <w:bookmarkEnd w:id="190"/>
+    <w:bookmarkStart w:id="191" w:name="X18f38807eb1d9f98aca3c1d98f36534c59ec69a"/>
     <w:p>
       <w:pPr>
         <w:pStyle w:val="Heading3"/>
@@ -34864,8 +35241,8 @@
         </w:tc>
       </w:tr>
     </w:tbl>
-    <w:bookmarkEnd w:id="188"/>
-    <w:bookmarkStart w:id="189" w:name="s08---consent-statement-not-read"/>
+    <w:bookmarkEnd w:id="191"/>
+    <w:bookmarkStart w:id="192" w:name="s08---consent-statement-not-read"/>
     <w:p>
       <w:pPr>
         <w:pStyle w:val="Heading3"/>
@@ -35061,8 +35438,8 @@
         </w:tc>
       </w:tr>
     </w:tbl>
-    <w:bookmarkEnd w:id="189"/>
-    <w:bookmarkStart w:id="190" w:name="Xc53176036fe8576d3f634e89eccf714de46377d"/>
+    <w:bookmarkEnd w:id="192"/>
+    <w:bookmarkStart w:id="193" w:name="Xc53176036fe8576d3f634e89eccf714de46377d"/>
     <w:p>
       <w:pPr>
         <w:pStyle w:val="Heading3"/>
@@ -35286,8 +35663,8 @@
         </w:tc>
       </w:tr>
     </w:tbl>
-    <w:bookmarkEnd w:id="190"/>
-    <w:bookmarkStart w:id="191" w:name="s10---label-from-another-teams-book"/>
+    <w:bookmarkEnd w:id="193"/>
+    <w:bookmarkStart w:id="194" w:name="s10---label-from-another-teams-book"/>
     <w:p>
       <w:pPr>
         <w:pStyle w:val="Heading3"/>
@@ -35511,8 +35888,8 @@
         </w:tc>
       </w:tr>
     </w:tbl>
-    <w:bookmarkEnd w:id="191"/>
-    <w:bookmarkStart w:id="192" w:name="X15e9a8c97da841f574ff900163f7992d92365a3"/>
+    <w:bookmarkEnd w:id="194"/>
+    <w:bookmarkStart w:id="195" w:name="X15e9a8c97da841f574ff900163f7992d92365a3"/>
     <w:p>
       <w:pPr>
         <w:pStyle w:val="Heading3"/>
@@ -35736,8 +36113,8 @@
         </w:tc>
       </w:tr>
     </w:tbl>
-    <w:bookmarkEnd w:id="192"/>
-    <w:bookmarkStart w:id="193" w:name="X7be84cd5310c1c33aec3c90e1b5ac11eb03977a"/>
+    <w:bookmarkEnd w:id="195"/>
+    <w:bookmarkStart w:id="196" w:name="X7be84cd5310c1c33aec3c90e1b5ac11eb03977a"/>
     <w:p>
       <w:pPr>
         <w:pStyle w:val="Heading3"/>
@@ -35961,8 +36338,8 @@
         </w:tc>
       </w:tr>
     </w:tbl>
-    <w:bookmarkEnd w:id="193"/>
-    <w:bookmarkStart w:id="194" w:name="Xb35e71b01bc2e5c9f75db947df3ae2fcf9df576"/>
+    <w:bookmarkEnd w:id="196"/>
+    <w:bookmarkStart w:id="197" w:name="Xb35e71b01bc2e5c9f75db947df3ae2fcf9df576"/>
     <w:p>
       <w:pPr>
         <w:pStyle w:val="Heading3"/>
@@ -36170,8 +36547,8 @@
         </w:tc>
       </w:tr>
     </w:tbl>
-    <w:bookmarkEnd w:id="194"/>
-    <w:bookmarkStart w:id="195" w:name="X70dc0300cb4c2b81d8e34902e6c4dcc80a06a63"/>
+    <w:bookmarkEnd w:id="197"/>
+    <w:bookmarkStart w:id="198" w:name="X70dc0300cb4c2b81d8e34902e6c4dcc80a06a63"/>
     <w:p>
       <w:pPr>
         <w:pStyle w:val="Heading3"/>
@@ -36367,8 +36744,8 @@
         </w:tc>
       </w:tr>
     </w:tbl>
-    <w:bookmarkEnd w:id="195"/>
-    <w:bookmarkStart w:id="196" w:name="X32cfacae09e0e6514e64c7c0c915b221c0d162e"/>
+    <w:bookmarkEnd w:id="198"/>
+    <w:bookmarkStart w:id="199" w:name="X32cfacae09e0e6514e64c7c0c915b221c0d162e"/>
     <w:p>
       <w:pPr>
         <w:pStyle w:val="Heading3"/>
@@ -36591,8 +36968,8 @@
         </w:tc>
       </w:tr>
     </w:tbl>
-    <w:bookmarkEnd w:id="196"/>
-    <w:bookmarkStart w:id="197" w:name="Xfc8e1d28efedbb8a73c595791faf517adf5af82"/>
+    <w:bookmarkEnd w:id="199"/>
+    <w:bookmarkStart w:id="200" w:name="Xfc8e1d28efedbb8a73c595791faf517adf5af82"/>
     <w:p>
       <w:pPr>
         <w:pStyle w:val="Heading3"/>
@@ -36788,8 +37165,8 @@
         </w:tc>
       </w:tr>
     </w:tbl>
-    <w:bookmarkEnd w:id="197"/>
-    <w:bookmarkStart w:id="198" w:name="X809c043256d78c0845f2f621ad3a192abecfbc4"/>
+    <w:bookmarkEnd w:id="200"/>
+    <w:bookmarkStart w:id="201" w:name="X809c043256d78c0845f2f621ad3a192abecfbc4"/>
     <w:p>
       <w:pPr>
         <w:pStyle w:val="Heading3"/>
@@ -36985,8 +37362,8 @@
         </w:tc>
       </w:tr>
     </w:tbl>
-    <w:bookmarkEnd w:id="198"/>
-    <w:bookmarkStart w:id="199" w:name="s18---child-module-pointed-at-an-adult"/>
+    <w:bookmarkEnd w:id="201"/>
+    <w:bookmarkStart w:id="202" w:name="s18---child-module-pointed-at-an-adult"/>
     <w:p>
       <w:pPr>
         <w:pStyle w:val="Heading3"/>
@@ -37210,8 +37587,8 @@
         </w:tc>
       </w:tr>
     </w:tbl>
-    <w:bookmarkEnd w:id="199"/>
-    <w:bookmarkStart w:id="200" w:name="s19---result-of-visit-is-not-completed"/>
+    <w:bookmarkEnd w:id="202"/>
+    <w:bookmarkStart w:id="203" w:name="s19---result-of-visit-is-not-completed"/>
     <w:p>
       <w:pPr>
         <w:pStyle w:val="Heading3"/>
@@ -37347,7 +37724,7 @@
               <w:pStyle w:val="Compact"/>
             </w:pPr>
             <w:r>
-              <w:t xml:space="preserve">Sections 2-6 hidden. Note instructs the enumerator to sign at 7.03 and hand the form to the supervisor.</w:t>
+              <w:t xml:space="preserve">Sections 2-6 hidden. Note instructs the enumerator to submit and hand the device to the supervisor for review at 7.04. It must NOT refer to 7.03, which is the paper signature field and does not exist in this form.</w:t>
             </w:r>
           </w:p>
         </w:tc>
@@ -37413,8 +37790,8 @@
         </w:tc>
       </w:tr>
     </w:tbl>
-    <w:bookmarkEnd w:id="200"/>
-    <w:bookmarkStart w:id="201" w:name="Xb81b6e42034d3b22e7573755f5913c87a88da3b"/>
+    <w:bookmarkEnd w:id="203"/>
+    <w:bookmarkStart w:id="204" w:name="Xb81b6e42034d3b22e7573755f5913c87a88da3b"/>
     <w:p>
       <w:pPr>
         <w:pStyle w:val="Heading3"/>
@@ -37638,8 +38015,8 @@
         </w:tc>
       </w:tr>
     </w:tbl>
-    <w:bookmarkEnd w:id="201"/>
-    <w:bookmarkStart w:id="202" w:name="X241ea0eb054833d81e2da965d9fb557acb9eaa1"/>
+    <w:bookmarkEnd w:id="204"/>
+    <w:bookmarkStart w:id="205" w:name="X241ea0eb054833d81e2da965d9fb557acb9eaa1"/>
     <w:p>
       <w:pPr>
         <w:pStyle w:val="Heading3"/>
@@ -37863,8 +38240,8 @@
         </w:tc>
       </w:tr>
     </w:tbl>
-    <w:bookmarkEnd w:id="202"/>
-    <w:bookmarkStart w:id="203" w:name="X5d9401f93dd7a2f381234832d1a593914e30d01"/>
+    <w:bookmarkEnd w:id="205"/>
+    <w:bookmarkStart w:id="206" w:name="X5d9401f93dd7a2f381234832d1a593914e30d01"/>
     <w:p>
       <w:pPr>
         <w:pStyle w:val="Heading3"/>
@@ -38088,9 +38465,9 @@
         </w:tc>
       </w:tr>
     </w:tbl>
-    <w:bookmarkEnd w:id="203"/>
-    <w:bookmarkEnd w:id="204"/>
-    <w:bookmarkStart w:id="205" w:name="generated-boundary-cases"/>
+    <w:bookmarkEnd w:id="206"/>
+    <w:bookmarkEnd w:id="207"/>
+    <w:bookmarkStart w:id="208" w:name="generated-boundary-cases"/>
     <w:p>
       <w:pPr>
         <w:pStyle w:val="Heading2"/>
@@ -40696,8 +41073,8 @@
         </w:tc>
       </w:tr>
     </w:tbl>
-    <w:bookmarkEnd w:id="205"/>
-    <w:bookmarkStart w:id="206" w:name="what-this-plan-does-not-cover"/>
+    <w:bookmarkEnd w:id="208"/>
+    <w:bookmarkStart w:id="209" w:name="what-this-plan-does-not-cover"/>
     <w:p>
       <w:pPr>
         <w:pStyle w:val="Heading2"/>
@@ -40863,9 +41240,9 @@
         <w:br w:type="page"/>
       </w:r>
     </w:p>
-    <w:bookmarkEnd w:id="206"/>
-    <w:bookmarkEnd w:id="207"/>
-    <w:bookmarkStart w:id="217" w:name="Xee424e5d5c4d9bee30fbcc4553d43aaff7ae50a"/>
+    <w:bookmarkEnd w:id="209"/>
+    <w:bookmarkEnd w:id="210"/>
+    <w:bookmarkStart w:id="220" w:name="Xee424e5d5c4d9bee30fbcc4553d43aaff7ae50a"/>
     <w:p>
       <w:pPr>
         <w:pStyle w:val="Heading1"/>
@@ -40874,7 +41251,7 @@
         <w:t xml:space="preserve">Rejecting a specimen label already used in an earlier submission (F8)</w:t>
       </w:r>
     </w:p>
-    <w:bookmarkStart w:id="208" w:name="the-plain-answer"/>
+    <w:bookmarkStart w:id="211" w:name="the-plain-answer"/>
     <w:p>
       <w:pPr>
         <w:pStyle w:val="Heading2"/>
@@ -40981,8 +41358,8 @@
         <w:t xml:space="preserve">nine days.</w:t>
       </w:r>
     </w:p>
-    <w:bookmarkEnd w:id="208"/>
-    <w:bookmarkStart w:id="209" w:name="X13c0043ffc5587f73229f0f7930fc7465fd4c4f"/>
+    <w:bookmarkEnd w:id="211"/>
+    <w:bookmarkStart w:id="212" w:name="X13c0043ffc5587f73229f0f7930fc7465fd4c4f"/>
     <w:p>
       <w:pPr>
         <w:pStyle w:val="Heading2"/>
@@ -41438,8 +41815,8 @@
         <w:t xml:space="preserve">which is why the check is automated rather than remembered.</w:t>
       </w:r>
     </w:p>
-    <w:bookmarkEnd w:id="209"/>
-    <w:bookmarkStart w:id="210" w:name="what-the-requirement-is-really-about"/>
+    <w:bookmarkEnd w:id="212"/>
+    <w:bookmarkStart w:id="213" w:name="what-the-requirement-is-really-about"/>
     <w:p>
       <w:pPr>
         <w:pStyle w:val="Heading2"/>
@@ -41600,8 +41977,8 @@
         <w:t xml:space="preserve">, and most of that is achievable on the device.</w:t>
       </w:r>
     </w:p>
-    <w:bookmarkEnd w:id="210"/>
-    <w:bookmarkStart w:id="215" w:name="X4b09c52c6844cbba3a3872c8142c724dfa04b1d"/>
+    <w:bookmarkEnd w:id="213"/>
+    <w:bookmarkStart w:id="218" w:name="X4b09c52c6844cbba3a3872c8142c724dfa04b1d"/>
     <w:p>
       <w:pPr>
         <w:pStyle w:val="Heading2"/>
@@ -41610,7 +41987,7 @@
         <w:t xml:space="preserve">The architecture that can enforce it fully</w:t>
       </w:r>
     </w:p>
-    <w:bookmarkStart w:id="211" w:name="X69df5fc581651251287a1b6af1ff0f7bcbdcadf"/>
+    <w:bookmarkStart w:id="214" w:name="X69df5fc581651251287a1b6af1ff0f7bcbdcadf"/>
     <w:p>
       <w:pPr>
         <w:pStyle w:val="Heading3"/>
@@ -41741,8 +42118,8 @@
         <w:t xml:space="preserve">the laboratory, which is what the requirement asks for.</w:t>
       </w:r>
     </w:p>
-    <w:bookmarkEnd w:id="211"/>
-    <w:bookmarkStart w:id="212" w:name="Xa610de692fccda792874e8105b1b111396715f5"/>
+    <w:bookmarkEnd w:id="214"/>
+    <w:bookmarkStart w:id="215" w:name="Xa610de692fccda792874e8105b1b111396715f5"/>
     <w:p>
       <w:pPr>
         <w:pStyle w:val="Heading3"/>
@@ -41867,8 +42244,8 @@
         <w:t xml:space="preserve">it is wrong for this fieldwork.</w:t>
       </w:r>
     </w:p>
-    <w:bookmarkEnd w:id="212"/>
-    <w:bookmarkStart w:id="213" w:name="Xb4efae3273ddb41c83721b6800c7fd98b157d27"/>
+    <w:bookmarkEnd w:id="215"/>
+    <w:bookmarkStart w:id="216" w:name="Xb4efae3273ddb41c83721b6800c7fd98b157d27"/>
     <w:p>
       <w:pPr>
         <w:pStyle w:val="Heading3"/>
@@ -41953,8 +42330,8 @@
         <w:t xml:space="preserve">rather than instead of it.</w:t>
       </w:r>
     </w:p>
-    <w:bookmarkEnd w:id="213"/>
-    <w:bookmarkStart w:id="214" w:name="X8aab2a4ab850087c3027a9dd75b52a21a203eea"/>
+    <w:bookmarkEnd w:id="216"/>
+    <w:bookmarkStart w:id="217" w:name="X8aab2a4ab850087c3027a9dd75b52a21a203eea"/>
     <w:p>
       <w:pPr>
         <w:pStyle w:val="Heading3"/>
@@ -41995,9 +42372,9 @@
         <w:t xml:space="preserve">cost is paid.</w:t>
       </w:r>
     </w:p>
-    <w:bookmarkEnd w:id="214"/>
-    <w:bookmarkEnd w:id="215"/>
-    <w:bookmarkStart w:id="216" w:name="summary"/>
+    <w:bookmarkEnd w:id="217"/>
+    <w:bookmarkEnd w:id="218"/>
+    <w:bookmarkStart w:id="219" w:name="summary"/>
     <w:p>
       <w:pPr>
         <w:pStyle w:val="Heading2"/>
@@ -42398,9 +42775,9 @@
         <w:br w:type="page"/>
       </w:r>
     </w:p>
-    <w:bookmarkEnd w:id="216"/>
-    <w:bookmarkEnd w:id="217"/>
-    <w:bookmarkStart w:id="225" w:name="designing-for-fabrication-detection-f11"/>
+    <w:bookmarkEnd w:id="219"/>
+    <w:bookmarkEnd w:id="220"/>
+    <w:bookmarkStart w:id="228" w:name="designing-for-fabrication-detection-f11"/>
     <w:p>
       <w:pPr>
         <w:pStyle w:val="Heading1"/>
@@ -42567,7 +42944,7 @@
         <w:t xml:space="preserve">.</w:t>
       </w:r>
     </w:p>
-    <w:bookmarkStart w:id="218" w:name="Xa2291845d19f50e494dfe2e90ea1a4bfe304de6"/>
+    <w:bookmarkStart w:id="221" w:name="Xa2291845d19f50e494dfe2e90ea1a4bfe304de6"/>
     <w:p>
       <w:pPr>
         <w:pStyle w:val="Heading2"/>
@@ -43051,8 +43428,8 @@
         <w:t xml:space="preserve">verifiable evidence a visit occurred).</w:t>
       </w:r>
     </w:p>
-    <w:bookmarkEnd w:id="218"/>
-    <w:bookmarkStart w:id="222" w:name="the-daily-check"/>
+    <w:bookmarkEnd w:id="221"/>
+    <w:bookmarkStart w:id="225" w:name="the-daily-check"/>
     <w:p>
       <w:pPr>
         <w:pStyle w:val="Heading2"/>
@@ -43075,7 +43452,7 @@
         <w:t xml:space="preserve">supervisor acts on the next morning.</w:t>
       </w:r>
     </w:p>
-    <w:bookmarkStart w:id="219" w:name="indicators"/>
+    <w:bookmarkStart w:id="222" w:name="indicators"/>
     <w:p>
       <w:pPr>
         <w:pStyle w:val="Heading3"/>
@@ -43310,8 +43687,8 @@
         </w:tc>
       </w:tr>
     </w:tbl>
-    <w:bookmarkEnd w:id="219"/>
-    <w:bookmarkStart w:id="220" w:name="three-design-decisions"/>
+    <w:bookmarkEnd w:id="222"/>
+    <w:bookmarkStart w:id="223" w:name="three-design-decisions"/>
     <w:p>
       <w:pPr>
         <w:pStyle w:val="Heading3"/>
@@ -43503,8 +43880,8 @@
         <w:t xml:space="preserve">distinction matters: silence about someone is not evidence about them.</w:t>
       </w:r>
     </w:p>
-    <w:bookmarkEnd w:id="220"/>
-    <w:bookmarkStart w:id="221" w:name="demonstrated-result"/>
+    <w:bookmarkEnd w:id="223"/>
+    <w:bookmarkStart w:id="224" w:name="demonstrated-result"/>
     <w:p>
       <w:pPr>
         <w:pStyle w:val="Heading3"/>
@@ -43616,9 +43993,9 @@
         <w:t xml:space="preserve">22 households at risk instead of 94, with twelve days left to act.</w:t>
       </w:r>
     </w:p>
-    <w:bookmarkEnd w:id="221"/>
-    <w:bookmarkEnd w:id="222"/>
-    <w:bookmarkStart w:id="223" w:name="X13190ad84828f028ca1be47f720ee6cbf3fc07e"/>
+    <w:bookmarkEnd w:id="224"/>
+    <w:bookmarkEnd w:id="225"/>
+    <w:bookmarkStart w:id="226" w:name="X13190ad84828f028ca1be47f720ee6cbf3fc07e"/>
     <w:p>
       <w:pPr>
         <w:pStyle w:val="Heading2"/>
@@ -43748,8 +44125,8 @@
         <w:t xml:space="preserve">someone who can resolve it.</w:t>
       </w:r>
     </w:p>
-    <w:bookmarkEnd w:id="223"/>
-    <w:bookmarkStart w:id="224" w:name="what-this-does-not-catch"/>
+    <w:bookmarkEnd w:id="226"/>
+    <w:bookmarkStart w:id="227" w:name="what-this-does-not-catch"/>
     <w:p>
       <w:pPr>
         <w:pStyle w:val="Heading2"/>
@@ -43911,9 +44288,9 @@
         <w:br w:type="page"/>
       </w:r>
     </w:p>
-    <w:bookmarkEnd w:id="224"/>
-    <w:bookmarkEnd w:id="225"/>
-    <w:bookmarkStart w:id="234" w:name="data-protection-f12"/>
+    <w:bookmarkEnd w:id="227"/>
+    <w:bookmarkEnd w:id="228"/>
+    <w:bookmarkStart w:id="237" w:name="data-protection-f12"/>
     <w:p>
       <w:pPr>
         <w:pStyle w:val="Heading1"/>
@@ -43988,7 +44365,7 @@
         <w:t xml:space="preserve">- which is worth stating before anything else, because both are mine.</w:t>
       </w:r>
     </w:p>
-    <w:bookmarkStart w:id="226" w:name="what-the-submission-actually-contains"/>
+    <w:bookmarkStart w:id="229" w:name="what-the-submission-actually-contains"/>
     <w:p>
       <w:pPr>
         <w:pStyle w:val="Heading2"/>
@@ -44097,8 +44474,8 @@
         <w:t xml:space="preserve">settlement, it describes a doorway.</w:t>
       </w:r>
     </w:p>
-    <w:bookmarkEnd w:id="226"/>
-    <w:bookmarkStart w:id="227" w:name="what-is-configured"/>
+    <w:bookmarkEnd w:id="229"/>
+    <w:bookmarkStart w:id="230" w:name="what-is-configured"/>
     <w:p>
       <w:pPr>
         <w:pStyle w:val="Heading2"/>
@@ -44562,8 +44939,8 @@
         <w:t xml:space="preserve">manager’s own keypair, generated by them and never transmitted.</w:t>
       </w:r>
     </w:p>
-    <w:bookmarkEnd w:id="227"/>
-    <w:bookmarkStart w:id="230" w:name="X092a754d0907754d3fec7e1db7db75472af6e5c"/>
+    <w:bookmarkEnd w:id="230"/>
+    <w:bookmarkStart w:id="233" w:name="X092a754d0907754d3fec7e1db7db75472af6e5c"/>
     <w:p>
       <w:pPr>
         <w:pStyle w:val="Heading2"/>
@@ -44580,7 +44957,7 @@
         <w:t xml:space="preserve">Both come from external media, and neither is hypothetical.</w:t>
       </w:r>
     </w:p>
-    <w:bookmarkStart w:id="228" w:name="X3029d388e864c8914630f5891146ac08c116000"/>
+    <w:bookmarkStart w:id="231" w:name="X3029d388e864c8914630f5891146ac08c116000"/>
     <w:p>
       <w:pPr>
         <w:pStyle w:val="Heading3"/>
@@ -44841,8 +45218,8 @@
         <w:t xml:space="preserve">, and the constraint register describes it as such.</w:t>
       </w:r>
     </w:p>
-    <w:bookmarkEnd w:id="228"/>
-    <w:bookmarkStart w:id="229" w:name="X4c044b6dfecebd9b2a2f5693ab51599e82ab624"/>
+    <w:bookmarkEnd w:id="231"/>
+    <w:bookmarkStart w:id="232" w:name="X4c044b6dfecebd9b2a2f5693ab51599e82ab624"/>
     <w:p>
       <w:pPr>
         <w:pStyle w:val="Heading3"/>
@@ -45017,9 +45394,9 @@
         <w:t xml:space="preserve">unsaid.</w:t>
       </w:r>
     </w:p>
-    <w:bookmarkEnd w:id="229"/>
-    <w:bookmarkEnd w:id="230"/>
-    <w:bookmarkStart w:id="231" w:name="X22d4d5b2676eed7d0cf20b23bafef12cab3daf3"/>
+    <w:bookmarkEnd w:id="232"/>
+    <w:bookmarkEnd w:id="233"/>
+    <w:bookmarkStart w:id="234" w:name="X22d4d5b2676eed7d0cf20b23bafef12cab3daf3"/>
     <w:p>
       <w:pPr>
         <w:pStyle w:val="Heading2"/>
@@ -45355,8 +45732,8 @@
         </w:tc>
       </w:tr>
     </w:tbl>
-    <w:bookmarkEnd w:id="231"/>
-    <w:bookmarkStart w:id="232" w:name="what-i-would-put-to-the-ethics-committee"/>
+    <w:bookmarkEnd w:id="234"/>
+    <w:bookmarkStart w:id="235" w:name="what-i-would-put-to-the-ethics-committee"/>
     <w:p>
       <w:pPr>
         <w:pStyle w:val="Heading2"/>
@@ -45469,8 +45846,8 @@
         <w:t xml:space="preserve">paper forms; it is silent on a database that can be copied perfectly.</w:t>
       </w:r>
     </w:p>
-    <w:bookmarkEnd w:id="232"/>
-    <w:bookmarkStart w:id="233" w:name="Xca36b7bfdde4c58f558cb00699bf799fc31c690"/>
+    <w:bookmarkEnd w:id="235"/>
+    <w:bookmarkStart w:id="236" w:name="Xca36b7bfdde4c58f558cb00699bf799fc31c690"/>
     <w:p>
       <w:pPr>
         <w:pStyle w:val="Heading2"/>
@@ -45589,9 +45966,9 @@
         <w:br w:type="page"/>
       </w:r>
     </w:p>
-    <w:bookmarkEnd w:id="233"/>
-    <w:bookmarkEnd w:id="234"/>
-    <w:bookmarkStart w:id="246" w:name="deployment-and-version-control-f10"/>
+    <w:bookmarkEnd w:id="236"/>
+    <w:bookmarkEnd w:id="237"/>
+    <w:bookmarkStart w:id="249" w:name="deployment-and-version-control-f10"/>
     <w:p>
       <w:pPr>
         <w:pStyle w:val="Heading1"/>
@@ -45646,7 +46023,7 @@
         <w:t xml:space="preserve">So this plan assumes a mid-round change rather than hoping to avoid one.</w:t>
       </w:r>
     </w:p>
-    <w:bookmarkStart w:id="235" w:name="the-versioning-scheme"/>
+    <w:bookmarkStart w:id="238" w:name="the-versioning-scheme"/>
     <w:p>
       <w:pPr>
         <w:pStyle w:val="Heading2"/>
@@ -45906,8 +46283,8 @@
         <w:t xml:space="preserve">the record itself survives the reshaping.</w:t>
       </w:r>
     </w:p>
-    <w:bookmarkEnd w:id="235"/>
-    <w:bookmarkStart w:id="238" w:name="what-may-and-may-not-change-mid-round"/>
+    <w:bookmarkEnd w:id="238"/>
+    <w:bookmarkStart w:id="241" w:name="what-may-and-may-not-change-mid-round"/>
     <w:p>
       <w:pPr>
         <w:pStyle w:val="Heading2"/>
@@ -45930,7 +46307,7 @@
         <w:t xml:space="preserve">negotiable by urgency.</w:t>
       </w:r>
     </w:p>
-    <w:bookmarkStart w:id="236" w:name="safe"/>
+    <w:bookmarkStart w:id="239" w:name="safe"/>
     <w:p>
       <w:pPr>
         <w:pStyle w:val="Heading3"/>
@@ -46083,8 +46460,8 @@
         <w:t xml:space="preserve">attachment, new version, no form logic change.</w:t>
       </w:r>
     </w:p>
-    <w:bookmarkEnd w:id="236"/>
-    <w:bookmarkStart w:id="237" w:name="unsafe---do-not-do-mid-round"/>
+    <w:bookmarkEnd w:id="239"/>
+    <w:bookmarkStart w:id="240" w:name="unsafe---do-not-do-mid-round"/>
     <w:p>
       <w:pPr>
         <w:pStyle w:val="Heading3"/>
@@ -46289,9 +46666,9 @@
         <w:t xml:space="preserve">never tighten.</w:t>
       </w:r>
     </w:p>
-    <w:bookmarkEnd w:id="237"/>
-    <w:bookmarkEnd w:id="238"/>
-    <w:bookmarkStart w:id="241" w:name="X0e7b950b94619c7975599fb7755e69a3d7e6360"/>
+    <w:bookmarkEnd w:id="240"/>
+    <w:bookmarkEnd w:id="241"/>
+    <w:bookmarkStart w:id="244" w:name="X0e7b950b94619c7975599fb7755e69a3d7e6360"/>
     <w:p>
       <w:pPr>
         <w:pStyle w:val="Heading2"/>
@@ -46320,7 +46697,7 @@
         <w:t xml:space="preserve">anyone’s control.</w:t>
       </w:r>
     </w:p>
-    <w:bookmarkStart w:id="239" w:name="sequence"/>
+    <w:bookmarkStart w:id="242" w:name="sequence"/>
     <w:p>
       <w:pPr>
         <w:pStyle w:val="Heading3"/>
@@ -46554,8 +46931,8 @@
         <w:t xml:space="preserve">design has to make it analysable rather than avoid it.</w:t>
       </w:r>
     </w:p>
-    <w:bookmarkEnd w:id="239"/>
-    <w:bookmarkStart w:id="240" w:name="what-protects-data-already-collected"/>
+    <w:bookmarkEnd w:id="242"/>
+    <w:bookmarkStart w:id="243" w:name="what-protects-data-already-collected"/>
     <w:p>
       <w:pPr>
         <w:pStyle w:val="Heading3"/>
@@ -46682,9 +47059,9 @@
         <w:t xml:space="preserve">and the old form logic, or vice versa.</w:t>
       </w:r>
     </w:p>
-    <w:bookmarkEnd w:id="240"/>
-    <w:bookmarkEnd w:id="241"/>
-    <w:bookmarkStart w:id="243" w:name="Xf1a954f859684f9e1eff1ec5f9729b5b49eb8b3"/>
+    <w:bookmarkEnd w:id="243"/>
+    <w:bookmarkEnd w:id="244"/>
+    <w:bookmarkStart w:id="246" w:name="Xf1a954f859684f9e1eff1ec5f9729b5b49eb8b3"/>
     <w:p>
       <w:pPr>
         <w:pStyle w:val="Heading2"/>
@@ -46844,7 +47221,7 @@
         <w:t xml:space="preserve">.</w:t>
       </w:r>
     </w:p>
-    <w:bookmarkStart w:id="242" w:name="the-change-log-entry-format"/>
+    <w:bookmarkStart w:id="245" w:name="the-change-log-entry-format"/>
     <w:p>
       <w:pPr>
         <w:pStyle w:val="Heading3"/>
@@ -46909,9 +47286,9 @@
         <w:t xml:space="preserve">          Crosswalk in codebook.md. DO NOT concatenate without mapping.</w:t>
       </w:r>
     </w:p>
-    <w:bookmarkEnd w:id="242"/>
-    <w:bookmarkEnd w:id="243"/>
-    <w:bookmarkStart w:id="244" w:name="device-provisioning"/>
+    <w:bookmarkEnd w:id="245"/>
+    <w:bookmarkEnd w:id="246"/>
+    <w:bookmarkStart w:id="247" w:name="device-provisioning"/>
     <w:p>
       <w:pPr>
         <w:pStyle w:val="Heading2"/>
@@ -47065,8 +47442,8 @@
         <w:t xml:space="preserve">full round, but not if the device is also used for anything else.</w:t>
       </w:r>
     </w:p>
-    <w:bookmarkEnd w:id="244"/>
-    <w:bookmarkStart w:id="245" w:name="what-this-plan-does-not-solve"/>
+    <w:bookmarkEnd w:id="247"/>
+    <w:bookmarkStart w:id="248" w:name="what-this-plan-does-not-solve"/>
     <w:p>
       <w:pPr>
         <w:pStyle w:val="Heading2"/>
@@ -47197,9 +47574,9 @@
         <w:br w:type="page"/>
       </w:r>
     </w:p>
-    <w:bookmarkEnd w:id="245"/>
-    <w:bookmarkEnd w:id="246"/>
-    <w:bookmarkStart w:id="248" w:name="form-version-history"/>
+    <w:bookmarkEnd w:id="248"/>
+    <w:bookmarkEnd w:id="249"/>
+    <w:bookmarkStart w:id="251" w:name="form-version-history"/>
     <w:p>
       <w:pPr>
         <w:pStyle w:val="Heading1"/>
@@ -47278,7 +47655,7 @@
         <w:t xml:space="preserve">Format is fixed so it can be parsed later if it ever needs to be.</w:t>
       </w:r>
     </w:p>
-    <w:bookmarkStart w:id="247" w:name="june-2026---initial-release"/>
+    <w:bookmarkStart w:id="250" w:name="june-2026---initial-release"/>
     <w:p>
       <w:pPr>
         <w:pStyle w:val="Heading2"/>
@@ -47384,9 +47761,9 @@
         <w:br w:type="page"/>
       </w:r>
     </w:p>
-    <w:bookmarkEnd w:id="247"/>
-    <w:bookmarkEnd w:id="248"/>
-    <w:bookmarkStart w:id="262" w:name="Xdd455a8e16cab24a0ca3c7a2bdc58cb6d0ecee0"/>
+    <w:bookmarkEnd w:id="250"/>
+    <w:bookmarkEnd w:id="251"/>
+    <w:bookmarkStart w:id="265" w:name="Xdd455a8e16cab24a0ca3c7a2bdc58cb6d0ecee0"/>
     <w:p>
       <w:pPr>
         <w:pStyle w:val="Heading1"/>
@@ -47455,7 +47832,7 @@
         <w:t xml:space="preserve">maintained by hand, so it cannot drift from the instrument.</w:t>
       </w:r>
     </w:p>
-    <w:bookmarkStart w:id="250" w:name="the-three-analysable-tables"/>
+    <w:bookmarkStart w:id="253" w:name="the-three-analysable-tables"/>
     <w:p>
       <w:pPr>
         <w:pStyle w:val="Heading2"/>
@@ -47558,7 +47935,7 @@
         <w:t xml:space="preserve">                  separate specimen table.</w:t>
       </w:r>
     </w:p>
-    <w:bookmarkStart w:id="249" w:name="primary-and-foreign-keys"/>
+    <w:bookmarkStart w:id="252" w:name="primary-and-foreign-keys"/>
     <w:p>
       <w:pPr>
         <w:pStyle w:val="Heading3"/>
@@ -48006,9 +48383,9 @@
         <w:t xml:space="preserve">otherwise.</w:t>
       </w:r>
     </w:p>
-    <w:bookmarkEnd w:id="249"/>
-    <w:bookmarkEnd w:id="250"/>
-    <w:bookmarkStart w:id="251" w:name="reading-a-null"/>
+    <w:bookmarkEnd w:id="252"/>
+    <w:bookmarkEnd w:id="253"/>
+    <w:bookmarkStart w:id="254" w:name="reading-a-null"/>
     <w:p>
       <w:pPr>
         <w:pStyle w:val="Heading2"/>
@@ -48095,8 +48472,8 @@
         <w:t xml:space="preserve">.</w:t>
       </w:r>
     </w:p>
-    <w:bookmarkEnd w:id="251"/>
-    <w:bookmarkStart w:id="252" w:name="table-household---one-row-per-submission"/>
+    <w:bookmarkEnd w:id="254"/>
+    <w:bookmarkStart w:id="255" w:name="table-household---one-row-per-submission"/>
     <w:p>
       <w:pPr>
         <w:pStyle w:val="Heading2"/>
@@ -50682,8 +51059,8 @@
         </w:tc>
       </w:tr>
     </w:tbl>
-    <w:bookmarkEnd w:id="252"/>
-    <w:bookmarkStart w:id="253" w:name="X294f7c2fb80fd70eabe6890430126564e98913e"/>
+    <w:bookmarkEnd w:id="255"/>
+    <w:bookmarkStart w:id="256" w:name="X294f7c2fb80fd70eabe6890430126564e98913e"/>
     <w:p>
       <w:pPr>
         <w:pStyle w:val="Heading2"/>
@@ -51212,8 +51589,8 @@
         </w:tc>
       </w:tr>
     </w:tbl>
-    <w:bookmarkEnd w:id="253"/>
-    <w:bookmarkStart w:id="254" w:name="X0e63517328bcff30d41a253ef43f788f15a0128"/>
+    <w:bookmarkEnd w:id="256"/>
+    <w:bookmarkStart w:id="257" w:name="X0e63517328bcff30d41a253ef43f788f15a0128"/>
     <w:p>
       <w:pPr>
         <w:pStyle w:val="Heading2"/>
@@ -53026,8 +53403,8 @@
         </w:tc>
       </w:tr>
     </w:tbl>
-    <w:bookmarkEnd w:id="254"/>
-    <w:bookmarkStart w:id="255" w:name="value-labels"/>
+    <w:bookmarkEnd w:id="257"/>
+    <w:bookmarkStart w:id="258" w:name="value-labels"/>
     <w:p>
       <w:pPr>
         <w:pStyle w:val="Heading2"/>
@@ -54458,8 +54835,8 @@
         <w:t xml:space="preserve">Do not know</w:t>
       </w:r>
     </w:p>
-    <w:bookmarkEnd w:id="255"/>
-    <w:bookmarkStart w:id="258" w:name="paper-to-digital-crosswalk"/>
+    <w:bookmarkEnd w:id="258"/>
+    <w:bookmarkStart w:id="261" w:name="paper-to-digital-crosswalk"/>
     <w:p>
       <w:pPr>
         <w:pStyle w:val="Heading2"/>
@@ -54536,7 +54913,7 @@
         <w:t xml:space="preserve">this mapping will produce nonsense.</w:t>
       </w:r>
     </w:p>
-    <w:bookmarkStart w:id="256" w:name="water-source"/>
+    <w:bookmarkStart w:id="259" w:name="water-source"/>
     <w:p>
       <w:pPr>
         <w:pStyle w:val="Heading3"/>
@@ -55059,8 +55436,8 @@
         </w:tc>
       </w:tr>
     </w:tbl>
-    <w:bookmarkEnd w:id="256"/>
-    <w:bookmarkStart w:id="257" w:name="toilet-facility"/>
+    <w:bookmarkEnd w:id="259"/>
+    <w:bookmarkStart w:id="260" w:name="toilet-facility"/>
     <w:p>
       <w:pPr>
         <w:pStyle w:val="Heading3"/>
@@ -55500,9 +55877,9 @@
         </w:tc>
       </w:tr>
     </w:tbl>
-    <w:bookmarkEnd w:id="257"/>
-    <w:bookmarkEnd w:id="258"/>
-    <w:bookmarkStart w:id="259" w:name="X13537920bf194a341cd432f0c38df62708e0aa3"/>
+    <w:bookmarkEnd w:id="260"/>
+    <w:bookmarkEnd w:id="261"/>
+    <w:bookmarkStart w:id="262" w:name="X13537920bf194a341cd432f0c38df62708e0aa3"/>
     <w:p>
       <w:pPr>
         <w:pStyle w:val="Heading2"/>
@@ -55805,8 +56182,8 @@
         </w:tc>
       </w:tr>
     </w:tbl>
-    <w:bookmarkEnd w:id="259"/>
-    <w:bookmarkStart w:id="260" w:name="X153861e730c3d1190906b25c24cdb6fe1efc01e"/>
+    <w:bookmarkEnd w:id="262"/>
+    <w:bookmarkStart w:id="263" w:name="X153861e730c3d1190906b25c24cdb6fe1efc01e"/>
     <w:p>
       <w:pPr>
         <w:pStyle w:val="Heading2"/>
@@ -56119,8 +56496,8 @@
         </w:tc>
       </w:tr>
     </w:tbl>
-    <w:bookmarkEnd w:id="260"/>
-    <w:bookmarkStart w:id="261" w:name="Xbc088d662248c1f3680dc38cbfd7f0d0c2c6919"/>
+    <w:bookmarkEnd w:id="263"/>
+    <w:bookmarkStart w:id="264" w:name="Xbc088d662248c1f3680dc38cbfd7f0d0c2c6919"/>
     <w:p>
       <w:pPr>
         <w:pStyle w:val="Heading2"/>
@@ -56337,9 +56714,9 @@
         <w:br w:type="page"/>
       </w:r>
     </w:p>
-    <w:bookmarkEnd w:id="261"/>
-    <w:bookmarkEnd w:id="262"/>
-    <w:bookmarkStart w:id="282" w:name="Xd84e0a37247413fc6425829cdf1631290231ad1"/>
+    <w:bookmarkEnd w:id="264"/>
+    <w:bookmarkEnd w:id="265"/>
+    <w:bookmarkStart w:id="285" w:name="Xd84e0a37247413fc6425829cdf1631290231ad1"/>
     <w:p>
       <w:pPr>
         <w:pStyle w:val="Heading1"/>
@@ -56378,7 +56755,7 @@
         <w:t xml:space="preserve">reason, and every one is cross-referenced to where it is discussed.</w:t>
       </w:r>
     </w:p>
-    <w:bookmarkStart w:id="265" w:name="X30e475aa5a16d1ae5e56ccb4a34ace443598349"/>
+    <w:bookmarkStart w:id="268" w:name="X30e475aa5a16d1ae5e56ccb4a34ace443598349"/>
     <w:p>
       <w:pPr>
         <w:pStyle w:val="Heading2"/>
@@ -56387,7 +56764,7 @@
         <w:t xml:space="preserve">Left out because the input does not exist</w:t>
       </w:r>
     </w:p>
-    <w:bookmarkStart w:id="263" w:name="the-real-medicine-codelist"/>
+    <w:bookmarkStart w:id="266" w:name="the-real-medicine-codelist"/>
     <w:p>
       <w:pPr>
         <w:pStyle w:val="Heading3"/>
@@ -56510,8 +56887,8 @@
         <w:t xml:space="preserve">E1</w:t>
       </w:r>
     </w:p>
-    <w:bookmarkEnd w:id="263"/>
-    <w:bookmarkStart w:id="264" w:name="a-real-encryption-keypair"/>
+    <w:bookmarkEnd w:id="266"/>
+    <w:bookmarkStart w:id="267" w:name="a-real-encryption-keypair"/>
     <w:p>
       <w:pPr>
         <w:pStyle w:val="Heading3"/>
@@ -56564,9 +56941,9 @@
         <w:t xml:space="preserve">data_protection.md</w:t>
       </w:r>
     </w:p>
-    <w:bookmarkEnd w:id="264"/>
-    <w:bookmarkEnd w:id="265"/>
-    <w:bookmarkStart w:id="269" w:name="X0c46a8b3bbfce3fb5af33f518a1da1769ceb610"/>
+    <w:bookmarkEnd w:id="267"/>
+    <w:bookmarkEnd w:id="268"/>
+    <w:bookmarkStart w:id="272" w:name="X0c46a8b3bbfce3fb5af33f518a1da1769ceb610"/>
     <w:p>
       <w:pPr>
         <w:pStyle w:val="Heading2"/>
@@ -56575,7 +56952,7 @@
         <w:t xml:space="preserve">Left out because the decision is not mine</w:t>
       </w:r>
     </w:p>
-    <w:bookmarkStart w:id="266" w:name="per-team-partitioning-of-the-media-files"/>
+    <w:bookmarkStart w:id="269" w:name="per-team-partitioning-of-the-media-files"/>
     <w:p>
       <w:pPr>
         <w:pStyle w:val="Heading3"/>
@@ -56747,8 +57124,8 @@
         <w:t xml:space="preserve">data_protection.md</w:t>
       </w:r>
     </w:p>
-    <w:bookmarkEnd w:id="266"/>
-    <w:bookmarkStart w:id="267" w:name="removing-4.02-the-childs-name"/>
+    <w:bookmarkEnd w:id="269"/>
+    <w:bookmarkStart w:id="270" w:name="removing-4.02-the-childs-name"/>
     <w:p>
       <w:pPr>
         <w:pStyle w:val="Heading3"/>
@@ -56796,8 +57173,8 @@
         <w:t xml:space="preserve">committee approval. Escalated with a recommendation rather than done.</w:t>
       </w:r>
     </w:p>
-    <w:bookmarkEnd w:id="267"/>
-    <w:bookmarkStart w:id="268" w:name="wiring-consent_to_follow_up-into-1.13"/>
+    <w:bookmarkEnd w:id="270"/>
+    <w:bookmarkStart w:id="271" w:name="wiring-consent_to_follow_up-into-1.13"/>
     <w:p>
       <w:pPr>
         <w:pStyle w:val="Heading3"/>
@@ -56879,162 +57256,162 @@
       </w:r>
       <w:r>
         <w:t xml:space="preserve">ethics committee.</w:t>
-      </w:r>
-    </w:p>
-    <w:bookmarkEnd w:id="268"/>
-    <w:bookmarkEnd w:id="269"/>
-    <w:bookmarkStart w:id="272" w:name="Xc69f4735137b59e558f8a8a0f4c957848d1438a"/>
-    <w:p>
-      <w:pPr>
-        <w:pStyle w:val="Heading2"/>
-      </w:pPr>
-      <w:r>
-        <w:t xml:space="preserve">Left out because it is impossible in the medium</w:t>
-      </w:r>
-    </w:p>
-    <w:bookmarkStart w:id="270" w:name="Xe2be8ef14962b1acfc31047b0bbad75621771b5"/>
-    <w:p>
-      <w:pPr>
-        <w:pStyle w:val="Heading3"/>
-      </w:pPr>
-      <w:r>
-        <w:t xml:space="preserve">Cross-submission duplicate label detection</w:t>
-      </w:r>
-    </w:p>
-    <w:p>
-      <w:pPr>
-        <w:pStyle w:val="FirstParagraph"/>
-      </w:pPr>
-      <w:r>
-        <w:t xml:space="preserve">A self-contained form cannot check a label against every earlier submission,</w:t>
-      </w:r>
-      <w:r>
-        <w:t xml:space="preserve"> </w:t>
-      </w:r>
-      <w:r>
-        <w:t xml:space="preserve">because it has no writable store outliving the instance. Three layers are</w:t>
-      </w:r>
-      <w:r>
-        <w:t xml:space="preserve"> </w:t>
-      </w:r>
-      <w:r>
-        <w:t xml:space="preserve">implemented - allocation range, within-submission uniqueness, and the</w:t>
-      </w:r>
-      <w:r>
-        <w:t xml:space="preserve"> </w:t>
-      </w:r>
-      <w:r>
-        <w:rPr>
-          <w:rStyle w:val="VerbatimChar"/>
-        </w:rPr>
-        <w:t xml:space="preserve">last-saved</w:t>
-      </w:r>
-      <w:r>
-        <w:t xml:space="preserve"> </w:t>
-      </w:r>
-      <w:r>
-        <w:t xml:space="preserve">instance - and the write-up states plainly which errors still get</w:t>
-      </w:r>
-      <w:r>
-        <w:t xml:space="preserve"> </w:t>
-      </w:r>
-      <w:r>
-        <w:t xml:space="preserve">through. ODK Entities would solve it for a connected deployment and is</w:t>
-      </w:r>
-      <w:r>
-        <w:t xml:space="preserve"> </w:t>
-      </w:r>
-      <w:r>
-        <w:rPr>
-          <w:b/>
-          <w:bCs/>
-        </w:rPr>
-        <w:t xml:space="preserve">wrong</w:t>
-      </w:r>
-      <w:r>
-        <w:rPr>
-          <w:b/>
-          <w:bCs/>
-        </w:rPr>
-        <w:t xml:space="preserve"> </w:t>
-      </w:r>
-      <w:r>
-        <w:rPr>
-          <w:b/>
-          <w:bCs/>
-        </w:rPr>
-        <w:t xml:space="preserve">here</w:t>
-      </w:r>
-      <w:r>
-        <w:t xml:space="preserve">, because entity updates propagate on sync and these devices are offline up</w:t>
-      </w:r>
-      <w:r>
-        <w:t xml:space="preserve"> </w:t>
-      </w:r>
-      <w:r>
-        <w:t xml:space="preserve">to nine days. →</w:t>
-      </w:r>
-      <w:r>
-        <w:t xml:space="preserve"> </w:t>
-      </w:r>
-      <w:r>
-        <w:rPr>
-          <w:rStyle w:val="VerbatimChar"/>
-        </w:rPr>
-        <w:t xml:space="preserve">label_reuse.md</w:t>
-      </w:r>
-    </w:p>
-    <w:bookmarkEnd w:id="270"/>
-    <w:bookmarkStart w:id="271" w:name="hashing-the-pin"/>
-    <w:p>
-      <w:pPr>
-        <w:pStyle w:val="Heading3"/>
-      </w:pPr>
-      <w:r>
-        <w:t xml:space="preserve">Hashing the PIN</w:t>
-      </w:r>
-    </w:p>
-    <w:p>
-      <w:pPr>
-        <w:pStyle w:val="FirstParagraph"/>
-      </w:pPr>
-      <w:r>
-        <w:t xml:space="preserve">XForms has no hash function, so an in-form PIN check must compare against a</w:t>
-      </w:r>
-      <w:r>
-        <w:t xml:space="preserve"> </w:t>
-      </w:r>
-      <w:r>
-        <w:t xml:space="preserve">value shipped in the media. The fix is architectural - Central per-user accounts</w:t>
-      </w:r>
-      <w:r>
-        <w:t xml:space="preserve"> </w:t>
-      </w:r>
-      <w:r>
-        <w:t xml:space="preserve">- not a form change. →</w:t>
-      </w:r>
-      <w:r>
-        <w:t xml:space="preserve"> </w:t>
-      </w:r>
-      <w:r>
-        <w:rPr>
-          <w:rStyle w:val="VerbatimChar"/>
-        </w:rPr>
-        <w:t xml:space="preserve">data_protection.md</w:t>
       </w:r>
     </w:p>
     <w:bookmarkEnd w:id="271"/>
     <w:bookmarkEnd w:id="272"/>
-    <w:bookmarkStart w:id="276" w:name="Xa85c2e772d728893cb03e88ecd29b0dcc7841b7"/>
+    <w:bookmarkStart w:id="275" w:name="Xc69f4735137b59e558f8a8a0f4c957848d1438a"/>
     <w:p>
       <w:pPr>
         <w:pStyle w:val="Heading2"/>
       </w:pPr>
       <w:r>
+        <w:t xml:space="preserve">Left out because it is impossible in the medium</w:t>
+      </w:r>
+    </w:p>
+    <w:bookmarkStart w:id="273" w:name="Xe2be8ef14962b1acfc31047b0bbad75621771b5"/>
+    <w:p>
+      <w:pPr>
+        <w:pStyle w:val="Heading3"/>
+      </w:pPr>
+      <w:r>
+        <w:t xml:space="preserve">Cross-submission duplicate label detection</w:t>
+      </w:r>
+    </w:p>
+    <w:p>
+      <w:pPr>
+        <w:pStyle w:val="FirstParagraph"/>
+      </w:pPr>
+      <w:r>
+        <w:t xml:space="preserve">A self-contained form cannot check a label against every earlier submission,</w:t>
+      </w:r>
+      <w:r>
+        <w:t xml:space="preserve"> </w:t>
+      </w:r>
+      <w:r>
+        <w:t xml:space="preserve">because it has no writable store outliving the instance. Three layers are</w:t>
+      </w:r>
+      <w:r>
+        <w:t xml:space="preserve"> </w:t>
+      </w:r>
+      <w:r>
+        <w:t xml:space="preserve">implemented - allocation range, within-submission uniqueness, and the</w:t>
+      </w:r>
+      <w:r>
+        <w:t xml:space="preserve"> </w:t>
+      </w:r>
+      <w:r>
+        <w:rPr>
+          <w:rStyle w:val="VerbatimChar"/>
+        </w:rPr>
+        <w:t xml:space="preserve">last-saved</w:t>
+      </w:r>
+      <w:r>
+        <w:t xml:space="preserve"> </w:t>
+      </w:r>
+      <w:r>
+        <w:t xml:space="preserve">instance - and the write-up states plainly which errors still get</w:t>
+      </w:r>
+      <w:r>
+        <w:t xml:space="preserve"> </w:t>
+      </w:r>
+      <w:r>
+        <w:t xml:space="preserve">through. ODK Entities would solve it for a connected deployment and is</w:t>
+      </w:r>
+      <w:r>
+        <w:t xml:space="preserve"> </w:t>
+      </w:r>
+      <w:r>
+        <w:rPr>
+          <w:b/>
+          <w:bCs/>
+        </w:rPr>
+        <w:t xml:space="preserve">wrong</w:t>
+      </w:r>
+      <w:r>
+        <w:rPr>
+          <w:b/>
+          <w:bCs/>
+        </w:rPr>
+        <w:t xml:space="preserve"> </w:t>
+      </w:r>
+      <w:r>
+        <w:rPr>
+          <w:b/>
+          <w:bCs/>
+        </w:rPr>
+        <w:t xml:space="preserve">here</w:t>
+      </w:r>
+      <w:r>
+        <w:t xml:space="preserve">, because entity updates propagate on sync and these devices are offline up</w:t>
+      </w:r>
+      <w:r>
+        <w:t xml:space="preserve"> </w:t>
+      </w:r>
+      <w:r>
+        <w:t xml:space="preserve">to nine days. →</w:t>
+      </w:r>
+      <w:r>
+        <w:t xml:space="preserve"> </w:t>
+      </w:r>
+      <w:r>
+        <w:rPr>
+          <w:rStyle w:val="VerbatimChar"/>
+        </w:rPr>
+        <w:t xml:space="preserve">label_reuse.md</w:t>
+      </w:r>
+    </w:p>
+    <w:bookmarkEnd w:id="273"/>
+    <w:bookmarkStart w:id="274" w:name="hashing-the-pin"/>
+    <w:p>
+      <w:pPr>
+        <w:pStyle w:val="Heading3"/>
+      </w:pPr>
+      <w:r>
+        <w:t xml:space="preserve">Hashing the PIN</w:t>
+      </w:r>
+    </w:p>
+    <w:p>
+      <w:pPr>
+        <w:pStyle w:val="FirstParagraph"/>
+      </w:pPr>
+      <w:r>
+        <w:t xml:space="preserve">XForms has no hash function, so an in-form PIN check must compare against a</w:t>
+      </w:r>
+      <w:r>
+        <w:t xml:space="preserve"> </w:t>
+      </w:r>
+      <w:r>
+        <w:t xml:space="preserve">value shipped in the media. The fix is architectural - Central per-user accounts</w:t>
+      </w:r>
+      <w:r>
+        <w:t xml:space="preserve"> </w:t>
+      </w:r>
+      <w:r>
+        <w:t xml:space="preserve">- not a form change. →</w:t>
+      </w:r>
+      <w:r>
+        <w:t xml:space="preserve"> </w:t>
+      </w:r>
+      <w:r>
+        <w:rPr>
+          <w:rStyle w:val="VerbatimChar"/>
+        </w:rPr>
+        <w:t xml:space="preserve">data_protection.md</w:t>
+      </w:r>
+    </w:p>
+    <w:bookmarkEnd w:id="274"/>
+    <w:bookmarkEnd w:id="275"/>
+    <w:bookmarkStart w:id="279" w:name="Xa85c2e772d728893cb03e88ecd29b0dcc7841b7"/>
+    <w:p>
+      <w:pPr>
+        <w:pStyle w:val="Heading2"/>
+      </w:pPr>
+      <w:r>
         <w:t xml:space="preserve">Left out because it needs a device or a person</w:t>
       </w:r>
     </w:p>
-    <w:bookmarkStart w:id="273" w:name="executing-the-test-plan"/>
+    <w:bookmarkStart w:id="276" w:name="executing-the-test-plan"/>
     <w:p>
       <w:pPr>
         <w:pStyle w:val="Heading3"/>
@@ -57119,8 +57496,8 @@
         <w:t xml:space="preserve">test_plan.md</w:t>
       </w:r>
     </w:p>
-    <w:bookmarkEnd w:id="273"/>
-    <w:bookmarkStart w:id="274" w:name="native-speaker-review-of-the-hausa"/>
+    <w:bookmarkEnd w:id="276"/>
+    <w:bookmarkStart w:id="277" w:name="native-speaker-review-of-the-hausa"/>
     <w:p>
       <w:pPr>
         <w:pStyle w:val="Heading3"/>
@@ -57191,8 +57568,8 @@
         <w:t xml:space="preserve">both need doing before deployment.</w:t>
       </w:r>
     </w:p>
-    <w:bookmarkEnd w:id="274"/>
-    <w:bookmarkStart w:id="275" w:name="device-testing-under-memory-pressure"/>
+    <w:bookmarkEnd w:id="277"/>
+    <w:bookmarkStart w:id="278" w:name="device-testing-under-memory-pressure"/>
     <w:p>
       <w:pPr>
         <w:pStyle w:val="Heading3"/>
@@ -57236,9 +57613,9 @@
         <w:t xml:space="preserve">prepare_media.py</w:t>
       </w:r>
     </w:p>
-    <w:bookmarkEnd w:id="275"/>
-    <w:bookmarkEnd w:id="276"/>
-    <w:bookmarkStart w:id="280" w:name="left-out-on-judgement"/>
+    <w:bookmarkEnd w:id="278"/>
+    <w:bookmarkEnd w:id="279"/>
+    <w:bookmarkStart w:id="283" w:name="left-out-on-judgement"/>
     <w:p>
       <w:pPr>
         <w:pStyle w:val="Heading2"/>
@@ -57247,7 +57624,7 @@
         <w:t xml:space="preserve">Left out on judgement</w:t>
       </w:r>
     </w:p>
-    <w:bookmarkStart w:id="277" w:name="a-gps-geofence-on-1.11"/>
+    <w:bookmarkStart w:id="280" w:name="a-gps-geofence-on-1.11"/>
     <w:p>
       <w:pPr>
         <w:pStyle w:val="Heading3"/>
@@ -57297,8 +57674,8 @@
         <w:t xml:space="preserve">consistency_checks.md</w:t>
       </w:r>
     </w:p>
-    <w:bookmarkEnd w:id="277"/>
-    <w:bookmarkStart w:id="278" w:name="X2d261a169b5f4ec6fd5cbdeb0076cd342c28fd2"/>
+    <w:bookmarkEnd w:id="280"/>
+    <w:bookmarkStart w:id="281" w:name="X2d261a169b5f4ec6fd5cbdeb0076cd342c28fd2"/>
     <w:p>
       <w:pPr>
         <w:pStyle w:val="Heading3"/>
@@ -57342,8 +57719,8 @@
         <w:t xml:space="preserve">constraint_register.md</w:t>
       </w:r>
     </w:p>
-    <w:bookmarkEnd w:id="278"/>
-    <w:bookmarkStart w:id="279" w:name="converting-4.13-to-select-multiple"/>
+    <w:bookmarkEnd w:id="281"/>
+    <w:bookmarkStart w:id="282" w:name="converting-4.13-to-select-multiple"/>
     <w:p>
       <w:pPr>
         <w:pStyle w:val="Heading3"/>
@@ -57420,9 +57797,9 @@
         <w:t xml:space="preserve">C1</w:t>
       </w:r>
     </w:p>
-    <w:bookmarkEnd w:id="279"/>
-    <w:bookmarkEnd w:id="280"/>
-    <w:bookmarkStart w:id="281" w:name="what-i-would-do-first-with-another-day"/>
+    <w:bookmarkEnd w:id="282"/>
+    <w:bookmarkEnd w:id="283"/>
+    <w:bookmarkStart w:id="284" w:name="what-i-would-do-first-with-another-day"/>
     <w:p>
       <w:pPr>
         <w:pStyle w:val="Heading2"/>
@@ -57486,9 +57863,9 @@
         <w:br w:type="page"/>
       </w:r>
     </w:p>
-    <w:bookmarkEnd w:id="281"/>
-    <w:bookmarkEnd w:id="282"/>
-    <w:bookmarkStart w:id="283" w:name="part-3---question-5"/>
+    <w:bookmarkEnd w:id="284"/>
+    <w:bookmarkEnd w:id="285"/>
+    <w:bookmarkStart w:id="286" w:name="part-3---question-5"/>
     <w:p>
       <w:pPr>
         <w:pStyle w:val="Heading1"/>
@@ -57497,8 +57874,8 @@
         <w:t xml:space="preserve">PART 3 - Question 5</w:t>
       </w:r>
     </w:p>
-    <w:bookmarkEnd w:id="283"/>
-    <w:bookmarkStart w:id="290" w:name="X58c4a627281a0aeb9fb7a3ce8c8eef43b1fd0ff"/>
+    <w:bookmarkEnd w:id="286"/>
+    <w:bookmarkStart w:id="293" w:name="X58c4a627281a0aeb9fb7a3ce8c8eef43b1fd0ff"/>
     <w:p>
       <w:pPr>
         <w:pStyle w:val="Heading1"/>
@@ -57515,7 +57892,7 @@
         <w:t xml:space="preserve">Day 3 of 7. Four things have arrived at once and only one is genuinely urgent.</w:t>
       </w:r>
     </w:p>
-    <w:bookmarkStart w:id="284" w:name="the-first-twenty-four-hours"/>
+    <w:bookmarkStart w:id="287" w:name="the-first-twenty-four-hours"/>
     <w:p>
       <w:pPr>
         <w:pStyle w:val="Heading2"/>
@@ -57832,8 +58209,8 @@
         <w:t xml:space="preserve">have over a week of runway against four days of live round.</w:t>
       </w:r>
     </w:p>
-    <w:bookmarkEnd w:id="284"/>
-    <w:bookmarkStart w:id="285" w:name="one-authoritative-coverage-figure"/>
+    <w:bookmarkEnd w:id="287"/>
+    <w:bookmarkStart w:id="288" w:name="one-authoritative-coverage-figure"/>
     <w:p>
       <w:pPr>
         <w:pStyle w:val="Heading2"/>
@@ -58163,8 +58540,8 @@
         <w:t xml:space="preserve">hourly escalation; a named hour converts an incident into a scheduled item.</w:t>
       </w:r>
     </w:p>
-    <w:bookmarkEnd w:id="285"/>
-    <w:bookmarkStart w:id="286" w:name="X25a1f7bd303adbc9d1aa8cdea0b774317ebeed7"/>
+    <w:bookmarkEnd w:id="288"/>
+    <w:bookmarkStart w:id="289" w:name="X25a1f7bd303adbc9d1aa8cdea0b774317ebeed7"/>
     <w:p>
       <w:pPr>
         <w:pStyle w:val="Heading2"/>
@@ -58535,8 +58912,8 @@
         <w:t xml:space="preserve">a freeze rather than a cleanup.</w:t>
       </w:r>
     </w:p>
-    <w:bookmarkEnd w:id="286"/>
-    <w:bookmarkStart w:id="287" w:name="automated-data-quality-rules"/>
+    <w:bookmarkEnd w:id="289"/>
+    <w:bookmarkStart w:id="290" w:name="automated-data-quality-rules"/>
     <w:p>
       <w:pPr>
         <w:pStyle w:val="Heading2"/>
@@ -58711,8 +59088,8 @@
         <w:t xml:space="preserve">technically correct.</w:t>
       </w:r>
     </w:p>
-    <w:bookmarkEnd w:id="287"/>
-    <w:bookmarkStart w:id="288" w:name="handover-in-ten-days-round-live"/>
+    <w:bookmarkEnd w:id="290"/>
+    <w:bookmarkStart w:id="291" w:name="handover-in-ten-days-round-live"/>
     <w:p>
       <w:pPr>
         <w:pStyle w:val="Heading2"/>
@@ -58941,8 +59318,8 @@
         <w:t xml:space="preserve">the pipeline by accident.</w:t>
       </w:r>
     </w:p>
-    <w:bookmarkEnd w:id="288"/>
-    <w:bookmarkStart w:id="289" w:name="Xb68d51c1cad76df3ac7348c4340b99b0d23edc3"/>
+    <w:bookmarkEnd w:id="291"/>
+    <w:bookmarkStart w:id="292" w:name="Xb68d51c1cad76df3ac7348c4340b99b0d23edc3"/>
     <w:p>
       <w:pPr>
         <w:pStyle w:val="Heading2"/>
@@ -59186,9 +59563,9 @@
         <w:br w:type="page"/>
       </w:r>
     </w:p>
-    <w:bookmarkEnd w:id="289"/>
-    <w:bookmarkEnd w:id="290"/>
-    <w:bookmarkStart w:id="291" w:name="part-3---question-6"/>
+    <w:bookmarkEnd w:id="292"/>
+    <w:bookmarkEnd w:id="293"/>
+    <w:bookmarkStart w:id="294" w:name="part-3---question-6"/>
     <w:p>
       <w:pPr>
         <w:pStyle w:val="Heading1"/>
@@ -59197,8 +59574,8 @@
         <w:t xml:space="preserve">PART 3 - Question 6</w:t>
       </w:r>
     </w:p>
-    <w:bookmarkEnd w:id="291"/>
-    <w:bookmarkStart w:id="312" w:name="X354388470d127906b6c2c28a46be15eac679d9e"/>
+    <w:bookmarkEnd w:id="294"/>
+    <w:bookmarkStart w:id="315" w:name="X354388470d127906b6c2c28a46be15eac679d9e"/>
     <w:p>
       <w:pPr>
         <w:pStyle w:val="Heading1"/>
@@ -59241,7 +59618,7 @@
         </w:pict>
       </w:r>
     </w:p>
-    <w:bookmarkStart w:id="297" w:name="X45c2f05b26d409abb798b6acf065f485a0a3b2a"/>
+    <w:bookmarkStart w:id="300" w:name="X45c2f05b26d409abb798b6acf065f485a0a3b2a"/>
     <w:p>
       <w:pPr>
         <w:pStyle w:val="Heading2"/>
@@ -59258,7 +59635,7 @@
         <w:t xml:space="preserve">Four findings, and three of them contradict the obvious course.</w:t>
       </w:r>
     </w:p>
-    <w:bookmarkStart w:id="292" w:name="they-know-more-than-they-can-do"/>
+    <w:bookmarkStart w:id="295" w:name="they-know-more-than-they-can-do"/>
     <w:p>
       <w:pPr>
         <w:pStyle w:val="Heading3"/>
@@ -59412,8 +59789,8 @@
         <w:t xml:space="preserve">and every block ends in a product rather than a summary.</w:t>
       </w:r>
     </w:p>
-    <w:bookmarkEnd w:id="292"/>
-    <w:bookmarkStart w:id="293" w:name="X7765505985b200fe04bce9eba8868ae7b4e6711"/>
+    <w:bookmarkEnd w:id="295"/>
+    <w:bookmarkStart w:id="296" w:name="X7765505985b200fe04bce9eba8868ae7b4e6711"/>
     <w:p>
       <w:pPr>
         <w:pStyle w:val="Heading3"/>
@@ -59677,8 +60054,8 @@
         <w:t xml:space="preserve">never name an individual’s score, never compare two participants aloud.</w:t>
       </w:r>
     </w:p>
-    <w:bookmarkEnd w:id="293"/>
-    <w:bookmarkStart w:id="294" w:name="X2501f1318d9308412e88f8786e83c3ee76f05fe"/>
+    <w:bookmarkEnd w:id="296"/>
+    <w:bookmarkStart w:id="297" w:name="X2501f1318d9308412e88f8786e83c3ee76f05fe"/>
     <w:p>
       <w:pPr>
         <w:pStyle w:val="Heading3"/>
@@ -59846,8 +60223,8 @@
         <w:t xml:space="preserve">immediately and the escalation becomes a costed case with evidence behind it.</w:t>
       </w:r>
     </w:p>
-    <w:bookmarkEnd w:id="294"/>
-    <w:bookmarkStart w:id="295" w:name="X292c959b641ad072bcda97db078624d7d391314"/>
+    <w:bookmarkEnd w:id="297"/>
+    <w:bookmarkStart w:id="298" w:name="X292c959b641ad072bcda97db078624d7d391314"/>
     <w:p>
       <w:pPr>
         <w:pStyle w:val="Heading3"/>
@@ -59931,8 +60308,8 @@
         <w:t xml:space="preserve">its output can be re-run by someone else.</w:t>
       </w:r>
     </w:p>
-    <w:bookmarkEnd w:id="295"/>
-    <w:bookmarkStart w:id="296" w:name="Xcb1f9e9e07037587f4a0f76cc40217bd34b5783"/>
+    <w:bookmarkEnd w:id="298"/>
+    <w:bookmarkStart w:id="299" w:name="Xcb1f9e9e07037587f4a0f76cc40217bd34b5783"/>
     <w:p>
       <w:pPr>
         <w:pStyle w:val="Heading3"/>
@@ -60026,9 +60403,9 @@
         </w:pict>
       </w:r>
     </w:p>
-    <w:bookmarkEnd w:id="296"/>
-    <w:bookmarkEnd w:id="297"/>
-    <w:bookmarkStart w:id="300" w:name="competency-framework"/>
+    <w:bookmarkEnd w:id="299"/>
+    <w:bookmarkEnd w:id="300"/>
+    <w:bookmarkStart w:id="303" w:name="competency-framework"/>
     <w:p>
       <w:pPr>
         <w:pStyle w:val="Heading2"/>
@@ -60077,7 +60454,7 @@
         <w:t xml:space="preserve">.</w:t>
       </w:r>
     </w:p>
-    <w:bookmarkStart w:id="298" w:name="the-levels"/>
+    <w:bookmarkStart w:id="301" w:name="the-levels"/>
     <w:p>
       <w:pPr>
         <w:pStyle w:val="Heading3"/>
@@ -60433,8 +60810,8 @@
         <w:t xml:space="preserve">output matches. It either does or it does not.</w:t>
       </w:r>
     </w:p>
-    <w:bookmarkEnd w:id="298"/>
-    <w:bookmarkStart w:id="299" w:name="the-target-and-its-limit"/>
+    <w:bookmarkEnd w:id="301"/>
+    <w:bookmarkStart w:id="302" w:name="the-target-and-its-limit"/>
     <w:p>
       <w:pPr>
         <w:pStyle w:val="Heading3"/>
@@ -60555,9 +60932,9 @@
         </w:pict>
       </w:r>
     </w:p>
-    <w:bookmarkEnd w:id="299"/>
-    <w:bookmarkEnd w:id="300"/>
-    <w:bookmarkStart w:id="302" w:name="the-five-day-course"/>
+    <w:bookmarkEnd w:id="302"/>
+    <w:bookmarkEnd w:id="303"/>
+    <w:bookmarkStart w:id="305" w:name="the-five-day-course"/>
     <w:p>
       <w:pPr>
         <w:pStyle w:val="Heading2"/>
@@ -60648,7 +61025,7 @@
         <w:t xml:space="preserve">on day one for a cohort scoring 36.</w:t>
       </w:r>
     </w:p>
-    <w:bookmarkStart w:id="301" w:name="day-allocation-and-outcomes"/>
+    <w:bookmarkStart w:id="304" w:name="day-allocation-and-outcomes"/>
     <w:p>
       <w:pPr>
         <w:pStyle w:val="Heading3"/>
@@ -61235,9 +61612,9 @@
         <w:t xml:space="preserve">doubles as the post-assessment.</w:t>
       </w:r>
     </w:p>
-    <w:bookmarkEnd w:id="301"/>
-    <w:bookmarkEnd w:id="302"/>
-    <w:bookmarkStart w:id="303" w:name="what-i-have-chosen-not-to-teach-and-why"/>
+    <w:bookmarkEnd w:id="304"/>
+    <w:bookmarkEnd w:id="305"/>
+    <w:bookmarkStart w:id="306" w:name="what-i-have-chosen-not-to-teach-and-why"/>
     <w:p>
       <w:pPr>
         <w:pStyle w:val="Heading2"/>
@@ -61576,8 +61953,8 @@
         </w:pict>
       </w:r>
     </w:p>
-    <w:bookmarkEnd w:id="303"/>
-    <w:bookmarkStart w:id="304" w:name="pre-and-post-assessment"/>
+    <w:bookmarkEnd w:id="306"/>
+    <w:bookmarkStart w:id="307" w:name="pre-and-post-assessment"/>
     <w:p>
       <w:pPr>
         <w:pStyle w:val="Heading2"/>
@@ -61835,8 +62212,8 @@
         </w:pict>
       </w:r>
     </w:p>
-    <w:bookmarkEnd w:id="304"/>
-    <w:bookmarkStart w:id="309" w:name="the-ninety-days-after-the-course"/>
+    <w:bookmarkEnd w:id="307"/>
+    <w:bookmarkStart w:id="312" w:name="the-ninety-days-after-the-course"/>
     <w:p>
       <w:pPr>
         <w:pStyle w:val="Heading2"/>
@@ -61859,7 +62236,7 @@
         <w:t xml:space="preserve">to prevent.</w:t>
       </w:r>
     </w:p>
-    <w:bookmarkStart w:id="305" w:name="X248fc742b9bb1e852e383cae775de736c80b277"/>
+    <w:bookmarkStart w:id="308" w:name="X248fc742b9bb1e852e383cae775de736c80b277"/>
     <w:p>
       <w:pPr>
         <w:pStyle w:val="Heading3"/>
@@ -62006,8 +62383,8 @@
         <w:t xml:space="preserve">capacity to run geospatial software.</w:t>
       </w:r>
     </w:p>
-    <w:bookmarkEnd w:id="305"/>
-    <w:bookmarkStart w:id="306" w:name="days-1-30---applied-work-under-review"/>
+    <w:bookmarkEnd w:id="308"/>
+    <w:bookmarkStart w:id="309" w:name="days-1-30---applied-work-under-review"/>
     <w:p>
       <w:pPr>
         <w:pStyle w:val="Heading3"/>
@@ -62082,8 +62459,8 @@
         <w:t xml:space="preserve">assessment event.</w:t>
       </w:r>
     </w:p>
-    <w:bookmarkEnd w:id="306"/>
-    <w:bookmarkStart w:id="307" w:name="Xb04e62ddb627669e2e6a9062d47b167d6c256ee"/>
+    <w:bookmarkEnd w:id="309"/>
+    <w:bookmarkStart w:id="310" w:name="Xb04e62ddb627669e2e6a9062d47b167d6c256ee"/>
     <w:p>
       <w:pPr>
         <w:pStyle w:val="Heading3"/>
@@ -62183,8 +62560,8 @@
         <w:t xml:space="preserve">belongs on the record.</w:t>
       </w:r>
     </w:p>
-    <w:bookmarkEnd w:id="307"/>
-    <w:bookmarkStart w:id="308" w:name="X8379ae9f478ae67121ddfa21d2a31519e437e3e"/>
+    <w:bookmarkEnd w:id="310"/>
+    <w:bookmarkStart w:id="311" w:name="X8379ae9f478ae67121ddfa21d2a31519e437e3e"/>
     <w:p>
       <w:pPr>
         <w:pStyle w:val="Heading3"/>
@@ -62498,9 +62875,9 @@
         </w:pict>
       </w:r>
     </w:p>
-    <w:bookmarkEnd w:id="308"/>
-    <w:bookmarkEnd w:id="309"/>
-    <w:bookmarkStart w:id="311" w:name="X5b8633e7b5e1281970f0a649917177465a285d4"/>
+    <w:bookmarkEnd w:id="311"/>
+    <w:bookmarkEnd w:id="312"/>
+    <w:bookmarkStart w:id="314" w:name="X5b8633e7b5e1281970f0a649917177465a285d4"/>
     <w:p>
       <w:pPr>
         <w:pStyle w:val="Heading2"/>
@@ -62710,7 +63087,7 @@
         <w:t xml:space="preserve">argument holds.</w:t>
       </w:r>
     </w:p>
-    <w:bookmarkStart w:id="310" w:name="annexes-excluded-from-the-page-limit"/>
+    <w:bookmarkStart w:id="313" w:name="annexes-excluded-from-the-page-limit"/>
     <w:p>
       <w:pPr>
         <w:pStyle w:val="Heading3"/>
@@ -62824,10 +63201,10 @@
         <w:br w:type="page"/>
       </w:r>
     </w:p>
-    <w:bookmarkEnd w:id="310"/>
-    <w:bookmarkEnd w:id="311"/>
-    <w:bookmarkEnd w:id="312"/>
-    <w:bookmarkStart w:id="313" w:name="annexes"/>
+    <w:bookmarkEnd w:id="313"/>
+    <w:bookmarkEnd w:id="314"/>
+    <w:bookmarkEnd w:id="315"/>
+    <w:bookmarkStart w:id="316" w:name="annexes"/>
     <w:p>
       <w:pPr>
         <w:pStyle w:val="Heading1"/>
@@ -62844,8 +63221,8 @@
         <w:t xml:space="preserve">Excluded from the Q6 page limit, as the question permits.</w:t>
       </w:r>
     </w:p>
-    <w:bookmarkEnd w:id="313"/>
-    <w:bookmarkStart w:id="322" w:name="annex-a---competency-framework"/>
+    <w:bookmarkEnd w:id="316"/>
+    <w:bookmarkStart w:id="325" w:name="annex-a---competency-framework"/>
     <w:p>
       <w:pPr>
         <w:pStyle w:val="Heading1"/>
@@ -62892,7 +63269,7 @@
         <w:t xml:space="preserve">it is written wrong and has been rewritten.</w:t>
       </w:r>
     </w:p>
-    <w:bookmarkStart w:id="314" w:name="the-five-levels"/>
+    <w:bookmarkStart w:id="317" w:name="the-five-levels"/>
     <w:p>
       <w:pPr>
         <w:pStyle w:val="Heading2"/>
@@ -63264,8 +63641,8 @@
         </w:pict>
       </w:r>
     </w:p>
-    <w:bookmarkEnd w:id="314"/>
-    <w:bookmarkStart w:id="315" w:name="d1-data-acquisition-and-structure"/>
+    <w:bookmarkEnd w:id="317"/>
+    <w:bookmarkStart w:id="318" w:name="d1-data-acquisition-and-structure"/>
     <w:p>
       <w:pPr>
         <w:pStyle w:val="Heading2"/>
@@ -63433,8 +63810,8 @@
         </w:tc>
       </w:tr>
     </w:tbl>
-    <w:bookmarkEnd w:id="315"/>
-    <w:bookmarkStart w:id="316" w:name="d2-data-cleaning-and-validation"/>
+    <w:bookmarkEnd w:id="318"/>
+    <w:bookmarkStart w:id="319" w:name="d2-data-cleaning-and-validation"/>
     <w:p>
       <w:pPr>
         <w:pStyle w:val="Heading2"/>
@@ -63615,8 +63992,8 @@
         </w:tc>
       </w:tr>
     </w:tbl>
-    <w:bookmarkEnd w:id="316"/>
-    <w:bookmarkStart w:id="317" w:name="X9d2d84403e5bca7ebbed798ee304012b1d57b67"/>
+    <w:bookmarkEnd w:id="319"/>
+    <w:bookmarkStart w:id="320" w:name="X9d2d84403e5bca7ebbed798ee304012b1d57b67"/>
     <w:p>
       <w:pPr>
         <w:pStyle w:val="Heading2"/>
@@ -63804,8 +64181,8 @@
         </w:tc>
       </w:tr>
     </w:tbl>
-    <w:bookmarkEnd w:id="317"/>
-    <w:bookmarkStart w:id="318" w:name="d4-spatial-data-handling"/>
+    <w:bookmarkEnd w:id="320"/>
+    <w:bookmarkStart w:id="321" w:name="d4-spatial-data-handling"/>
     <w:p>
       <w:pPr>
         <w:pStyle w:val="Heading2"/>
@@ -63989,8 +64366,8 @@
         </w:tc>
       </w:tr>
     </w:tbl>
-    <w:bookmarkEnd w:id="318"/>
-    <w:bookmarkStart w:id="319" w:name="Xd733271491c33cc414b66cbd0fdd45c1a9281bd"/>
+    <w:bookmarkEnd w:id="321"/>
+    <w:bookmarkStart w:id="322" w:name="Xd733271491c33cc414b66cbd0fdd45c1a9281bd"/>
     <w:p>
       <w:pPr>
         <w:pStyle w:val="Heading2"/>
@@ -64197,8 +64574,8 @@
         </w:tc>
       </w:tr>
     </w:tbl>
-    <w:bookmarkEnd w:id="319"/>
-    <w:bookmarkStart w:id="320" w:name="d6-interpretation-and-communication"/>
+    <w:bookmarkEnd w:id="322"/>
+    <w:bookmarkStart w:id="323" w:name="d6-interpretation-and-communication"/>
     <w:p>
       <w:pPr>
         <w:pStyle w:val="Heading2"/>
@@ -64386,8 +64763,8 @@
         </w:pict>
       </w:r>
     </w:p>
-    <w:bookmarkEnd w:id="320"/>
-    <w:bookmarkStart w:id="321" w:name="X9a50b875fe51bff93e40dd47b7e573826bb6beb"/>
+    <w:bookmarkEnd w:id="323"/>
+    <w:bookmarkStart w:id="324" w:name="X9a50b875fe51bff93e40dd47b7e573826bb6beb"/>
     <w:p>
       <w:pPr>
         <w:pStyle w:val="Heading2"/>
@@ -64833,9 +65210,9 @@
         <w:br w:type="page"/>
       </w:r>
     </w:p>
-    <w:bookmarkEnd w:id="321"/>
-    <w:bookmarkEnd w:id="322"/>
-    <w:bookmarkStart w:id="323" w:name="annex-b---the-90-minute-session-in-full"/>
+    <w:bookmarkEnd w:id="324"/>
+    <w:bookmarkEnd w:id="325"/>
+    <w:bookmarkStart w:id="326" w:name="annex-b---the-90-minute-session-in-full"/>
     <w:p>
       <w:pPr>
         <w:pStyle w:val="Heading1"/>
@@ -65282,8 +65659,8 @@
         <w:br w:type="page"/>
       </w:r>
     </w:p>
-    <w:bookmarkEnd w:id="323"/>
-    <w:bookmarkStart w:id="337" w:name="X06d6f7276782da1781e1e422464fa1b3d97dd04"/>
+    <w:bookmarkEnd w:id="326"/>
+    <w:bookmarkStart w:id="340" w:name="X06d6f7276782da1781e1e422464fa1b3d97dd04"/>
     <w:p>
       <w:pPr>
         <w:pStyle w:val="Heading1"/>
@@ -65331,7 +65708,7 @@
         </w:pict>
       </w:r>
     </w:p>
-    <w:bookmarkStart w:id="324" w:name="what-this-session-is-for"/>
+    <w:bookmarkStart w:id="327" w:name="what-this-session-is-for"/>
     <w:p>
       <w:pPr>
         <w:pStyle w:val="Heading2"/>
@@ -65462,8 +65839,8 @@
         </w:pict>
       </w:r>
     </w:p>
-    <w:bookmarkEnd w:id="324"/>
-    <w:bookmarkStart w:id="325" w:name="before-the-session"/>
+    <w:bookmarkEnd w:id="327"/>
+    <w:bookmarkStart w:id="328" w:name="before-the-session"/>
     <w:p>
       <w:pPr>
         <w:pStyle w:val="Heading2"/>
@@ -65785,8 +66162,8 @@
         </w:pict>
       </w:r>
     </w:p>
-    <w:bookmarkEnd w:id="325"/>
-    <w:bookmarkStart w:id="332" w:name="minute-by-minute"/>
+    <w:bookmarkEnd w:id="328"/>
+    <w:bookmarkStart w:id="335" w:name="minute-by-minute"/>
     <w:p>
       <w:pPr>
         <w:pStyle w:val="Heading2"/>
@@ -65795,7 +66172,7 @@
         <w:t xml:space="preserve">Minute by minute</w:t>
       </w:r>
     </w:p>
-    <w:bookmarkStart w:id="326" w:name="framing"/>
+    <w:bookmarkStart w:id="329" w:name="framing"/>
     <w:p>
       <w:pPr>
         <w:pStyle w:val="Heading3"/>
@@ -65897,8 +66274,8 @@
         <w:t xml:space="preserve">. Do not hand out Brief B.</w:t>
       </w:r>
     </w:p>
-    <w:bookmarkEnd w:id="326"/>
-    <w:bookmarkStart w:id="327" w:name="task-a---write-the-record-17-min"/>
+    <w:bookmarkEnd w:id="329"/>
+    <w:bookmarkStart w:id="330" w:name="task-a---write-the-record-17-min"/>
     <w:p>
       <w:pPr>
         <w:pStyle w:val="Heading3"/>
@@ -66041,8 +66418,8 @@
         <w:t xml:space="preserve">Collect nothing.</w:t>
       </w:r>
     </w:p>
-    <w:bookmarkEnd w:id="327"/>
-    <w:bookmarkStart w:id="328" w:name="X2b02ec21b78ded296da3961fb206a981498c894"/>
+    <w:bookmarkEnd w:id="330"/>
+    <w:bookmarkStart w:id="331" w:name="X2b02ec21b78ded296da3961fb206a981498c894"/>
     <w:p>
       <w:pPr>
         <w:pStyle w:val="Heading3"/>
@@ -66253,8 +66630,8 @@
         <w:t xml:space="preserve">and the partner’s original.</w:t>
       </w:r>
     </w:p>
-    <w:bookmarkEnd w:id="328"/>
-    <w:bookmarkStart w:id="329" w:name="what-stopped-us-15-min"/>
+    <w:bookmarkEnd w:id="331"/>
+    <w:bookmarkStart w:id="332" w:name="what-stopped-us-15-min"/>
     <w:p>
       <w:pPr>
         <w:pStyle w:val="Heading3"/>
@@ -66418,8 +66795,8 @@
         <w:t xml:space="preserve">“So the work was right, and it did not survive the handover.”</w:t>
       </w:r>
     </w:p>
-    <w:bookmarkEnd w:id="329"/>
-    <w:bookmarkStart w:id="330" w:name="repair-and-re-test-18-min"/>
+    <w:bookmarkEnd w:id="332"/>
+    <w:bookmarkStart w:id="333" w:name="repair-and-re-test-18-min"/>
     <w:p>
       <w:pPr>
         <w:pStyle w:val="Heading3"/>
@@ -66547,8 +66924,8 @@
         <w:t xml:space="preserve">is the first evidence they have that the fix is achievable.</w:t>
       </w:r>
     </w:p>
-    <w:bookmarkEnd w:id="330"/>
-    <w:bookmarkStart w:id="331" w:name="consolidate"/>
+    <w:bookmarkEnd w:id="333"/>
+    <w:bookmarkStart w:id="334" w:name="consolidate"/>
     <w:p>
       <w:pPr>
         <w:pStyle w:val="Heading3"/>
@@ -66638,9 +67015,9 @@
         </w:pict>
       </w:r>
     </w:p>
-    <w:bookmarkEnd w:id="331"/>
-    <w:bookmarkEnd w:id="332"/>
-    <w:bookmarkStart w:id="334" w:name="common-errors-and-how-to-intervene"/>
+    <w:bookmarkEnd w:id="334"/>
+    <w:bookmarkEnd w:id="335"/>
+    <w:bookmarkStart w:id="337" w:name="common-errors-and-how-to-intervene"/>
     <w:p>
       <w:pPr>
         <w:pStyle w:val="Heading2"/>
@@ -67265,7 +67642,7 @@
         </w:tc>
       </w:tr>
     </w:tbl>
-    <w:bookmarkStart w:id="333" w:name="X4765387e1418b4a93318f6171fbb1e31ccbd4d5"/>
+    <w:bookmarkStart w:id="336" w:name="X4765387e1418b4a93318f6171fbb1e31ccbd4d5"/>
     <w:p>
       <w:pPr>
         <w:pStyle w:val="Heading3"/>
@@ -67420,9 +67797,9 @@
         </w:pict>
       </w:r>
     </w:p>
-    <w:bookmarkEnd w:id="333"/>
-    <w:bookmarkEnd w:id="334"/>
-    <w:bookmarkStart w:id="335" w:name="if-you-are-running-short-of-time"/>
+    <w:bookmarkEnd w:id="336"/>
+    <w:bookmarkEnd w:id="337"/>
+    <w:bookmarkStart w:id="338" w:name="if-you-are-running-short-of-time"/>
     <w:p>
       <w:pPr>
         <w:pStyle w:val="Heading2"/>
@@ -67523,8 +67900,8 @@
         <w:t xml:space="preserve">already had and has not acted on.</w:t>
       </w:r>
     </w:p>
-    <w:bookmarkEnd w:id="335"/>
-    <w:bookmarkStart w:id="336" w:name="what-success-looks-like"/>
+    <w:bookmarkEnd w:id="338"/>
+    <w:bookmarkStart w:id="339" w:name="what-success-looks-like"/>
     <w:p>
       <w:pPr>
         <w:pStyle w:val="Heading2"/>
@@ -67592,9 +67969,9 @@
         <w:br w:type="page"/>
       </w:r>
     </w:p>
-    <w:bookmarkEnd w:id="336"/>
-    <w:bookmarkEnd w:id="337"/>
-    <w:bookmarkStart w:id="338" w:name="Xbfdedff30089b2fb8f2ddb0afb64dc22cede2b9"/>
+    <w:bookmarkEnd w:id="339"/>
+    <w:bookmarkEnd w:id="340"/>
+    <w:bookmarkStart w:id="341" w:name="Xbfdedff30089b2fb8f2ddb0afb64dc22cede2b9"/>
     <w:p>
       <w:pPr>
         <w:pStyle w:val="Heading1"/>
@@ -67667,8 +68044,8 @@
         <w:t xml:space="preserve">Print single-sided, one set per participant.</w:t>
       </w:r>
     </w:p>
-    <w:bookmarkEnd w:id="338"/>
-    <w:bookmarkStart w:id="339" w:name="brief-a---write-the-record"/>
+    <w:bookmarkEnd w:id="341"/>
+    <w:bookmarkStart w:id="342" w:name="brief-a---write-the-record"/>
     <w:p>
       <w:pPr>
         <w:pStyle w:val="Heading1"/>
@@ -67896,8 +68273,8 @@
         <w:t xml:space="preserve">could do exactly what you did.</w:t>
       </w:r>
     </w:p>
-    <w:bookmarkEnd w:id="339"/>
-    <w:bookmarkStart w:id="348" w:name="brief-b---reproduce-your-partners-work"/>
+    <w:bookmarkEnd w:id="342"/>
+    <w:bookmarkStart w:id="351" w:name="brief-b---reproduce-your-partners-work"/>
     <w:p>
       <w:pPr>
         <w:pStyle w:val="Heading1"/>
@@ -67953,7 +68330,7 @@
         <w:t xml:space="preserve">, starting from the raw data.</w:t>
       </w:r>
     </w:p>
-    <w:bookmarkStart w:id="340" w:name="rules"/>
+    <w:bookmarkStart w:id="343" w:name="rules"/>
     <w:p>
       <w:pPr>
         <w:pStyle w:val="Heading2"/>
@@ -68081,8 +68458,8 @@
         <w:t xml:space="preserve">, make your best guess, and carry on.</w:t>
       </w:r>
     </w:p>
-    <w:bookmarkEnd w:id="340"/>
-    <w:bookmarkStart w:id="341" w:name="what-to-produce"/>
+    <w:bookmarkEnd w:id="343"/>
+    <w:bookmarkStart w:id="344" w:name="what-to-produce"/>
     <w:p>
       <w:pPr>
         <w:pStyle w:val="Heading2"/>
@@ -68142,8 +68519,8 @@
         <w:t xml:space="preserve">same list is being written about your record, at the same time, by someone else.</w:t>
       </w:r>
     </w:p>
-    <w:bookmarkEnd w:id="341"/>
-    <w:bookmarkStart w:id="342" w:name="before-time-is-called"/>
+    <w:bookmarkEnd w:id="344"/>
+    <w:bookmarkStart w:id="345" w:name="before-time-is-called"/>
     <w:p>
       <w:pPr>
         <w:pStyle w:val="Heading2"/>
@@ -68193,8 +68570,8 @@
         <w:br w:type="page"/>
       </w:r>
     </w:p>
-    <w:bookmarkEnd w:id="342"/>
-    <w:bookmarkStart w:id="343" w:name="X4f47d3161fea0135ab3f1ae13ded5a6b278baf3"/>
+    <w:bookmarkEnd w:id="345"/>
+    <w:bookmarkStart w:id="346" w:name="X4f47d3161fea0135ab3f1ae13ded5a6b278baf3"/>
     <w:p>
       <w:pPr>
         <w:pStyle w:val="Heading2"/>
@@ -68252,8 +68629,8 @@
         </w:pict>
       </w:r>
     </w:p>
-    <w:bookmarkEnd w:id="343"/>
-    <w:bookmarkStart w:id="344" w:name="X5f49b84f1faee83f2131b7f4125f8e266d4c0e2"/>
+    <w:bookmarkEnd w:id="346"/>
+    <w:bookmarkStart w:id="347" w:name="X5f49b84f1faee83f2131b7f4125f8e266d4c0e2"/>
     <w:p>
       <w:pPr>
         <w:pStyle w:val="Heading2"/>
@@ -68783,8 +69160,8 @@
         <w:t xml:space="preserve">    Facilities mappable: 195. Not mappable: 5 (D3).</w:t>
       </w:r>
     </w:p>
-    <w:bookmarkEnd w:id="344"/>
-    <w:bookmarkStart w:id="345" w:name="part-2---the-numbers"/>
+    <w:bookmarkEnd w:id="347"/>
+    <w:bookmarkStart w:id="348" w:name="part-2---the-numbers"/>
     <w:p>
       <w:pPr>
         <w:pStyle w:val="Heading2"/>
@@ -69218,8 +69595,8 @@
         <w:t xml:space="preserve">the standard is that the department would report the same numbers.</w:t>
       </w:r>
     </w:p>
-    <w:bookmarkEnd w:id="345"/>
-    <w:bookmarkStart w:id="346" w:name="Xc87be81361a22bbc6b78b80ebb24c7facb059df"/>
+    <w:bookmarkEnd w:id="348"/>
+    <w:bookmarkStart w:id="349" w:name="Xc87be81361a22bbc6b78b80ebb24c7facb059df"/>
     <w:p>
       <w:pPr>
         <w:pStyle w:val="Heading2"/>
@@ -69428,8 +69805,8 @@
         <w:t xml:space="preserve">there.</w:t>
       </w:r>
     </w:p>
-    <w:bookmarkEnd w:id="346"/>
-    <w:bookmarkStart w:id="347" w:name="X244efd0e66a8be7edbcfbc5e83af563e3df9cae"/>
+    <w:bookmarkEnd w:id="349"/>
+    <w:bookmarkStart w:id="350" w:name="X244efd0e66a8be7edbcfbc5e83af563e3df9cae"/>
     <w:p>
       <w:pPr>
         <w:pStyle w:val="Heading2"/>
@@ -69694,9 +70071,9 @@
         <w:br w:type="page"/>
       </w:r>
     </w:p>
-    <w:bookmarkEnd w:id="347"/>
-    <w:bookmarkEnd w:id="348"/>
-    <w:bookmarkStart w:id="357" w:name="X75410aaa467325947cd25794f0b8f4a3e35d122"/>
+    <w:bookmarkEnd w:id="350"/>
+    <w:bookmarkEnd w:id="351"/>
+    <w:bookmarkStart w:id="360" w:name="X75410aaa467325947cd25794f0b8f4a3e35d122"/>
     <w:p>
       <w:pPr>
         <w:pStyle w:val="Heading1"/>
@@ -69713,7 +70090,7 @@
         <w:t xml:space="preserve">Excluded from the Q6 page limit.</w:t>
       </w:r>
     </w:p>
-    <w:bookmarkStart w:id="349" w:name="X00490d17776cc95e704ea548dde240d2db398e4"/>
+    <w:bookmarkStart w:id="352" w:name="X00490d17776cc95e704ea548dde240d2db398e4"/>
     <w:p>
       <w:pPr>
         <w:pStyle w:val="Heading2"/>
@@ -69994,8 +70371,8 @@
         </w:pict>
       </w:r>
     </w:p>
-    <w:bookmarkEnd w:id="349"/>
-    <w:bookmarkStart w:id="351" w:name="the-eight-tasks"/>
+    <w:bookmarkEnd w:id="352"/>
+    <w:bookmarkStart w:id="354" w:name="the-eight-tasks"/>
     <w:p>
       <w:pPr>
         <w:pStyle w:val="Heading2"/>
@@ -70665,7 +71042,7 @@
         </w:tc>
       </w:tr>
     </w:tbl>
-    <w:bookmarkStart w:id="350" w:name="why-task-8-carries-the-design"/>
+    <w:bookmarkStart w:id="353" w:name="why-task-8-carries-the-design"/>
     <w:p>
       <w:pPr>
         <w:pStyle w:val="Heading3"/>
@@ -70750,9 +71127,9 @@
         </w:pict>
       </w:r>
     </w:p>
-    <w:bookmarkEnd w:id="350"/>
-    <w:bookmarkEnd w:id="351"/>
-    <w:bookmarkStart w:id="353" w:name="scoring"/>
+    <w:bookmarkEnd w:id="353"/>
+    <w:bookmarkEnd w:id="354"/>
+    <w:bookmarkStart w:id="356" w:name="scoring"/>
     <w:p>
       <w:pPr>
         <w:pStyle w:val="Heading2"/>
@@ -70994,7 +71371,7 @@
         <w:t xml:space="preserve">documentation stays at 1 has not achieved what this programme is for.</w:t>
       </w:r>
     </w:p>
-    <w:bookmarkStart w:id="352" w:name="interpretation-bands"/>
+    <w:bookmarkStart w:id="355" w:name="interpretation-bands"/>
     <w:p>
       <w:pPr>
         <w:pStyle w:val="Heading3"/>
@@ -71191,9 +71568,9 @@
         </w:pict>
       </w:r>
     </w:p>
-    <w:bookmarkEnd w:id="352"/>
-    <w:bookmarkEnd w:id="353"/>
-    <w:bookmarkStart w:id="354" w:name="Xc30c57ee8b497897418e3a1c556cb80d250db56"/>
+    <w:bookmarkEnd w:id="355"/>
+    <w:bookmarkEnd w:id="356"/>
+    <w:bookmarkStart w:id="357" w:name="Xc30c57ee8b497897418e3a1c556cb80d250db56"/>
     <w:p>
       <w:pPr>
         <w:pStyle w:val="Heading2"/>
@@ -71982,8 +72359,8 @@
         </w:pict>
       </w:r>
     </w:p>
-    <w:bookmarkEnd w:id="354"/>
-    <w:bookmarkStart w:id="355" w:name="Xa8924eeb73c7989adf57d5de0138b10d7400f27"/>
+    <w:bookmarkEnd w:id="357"/>
+    <w:bookmarkStart w:id="358" w:name="Xa8924eeb73c7989adf57d5de0138b10d7400f27"/>
     <w:p>
       <w:pPr>
         <w:pStyle w:val="Heading2"/>
@@ -72150,8 +72527,8 @@
         </w:pict>
       </w:r>
     </w:p>
-    <w:bookmarkEnd w:id="355"/>
-    <w:bookmarkStart w:id="356" w:name="what-this-instrument-does-not-measure"/>
+    <w:bookmarkEnd w:id="358"/>
+    <w:bookmarkStart w:id="359" w:name="what-this-instrument-does-not-measure"/>
     <w:p>
       <w:pPr>
         <w:pStyle w:val="Heading2"/>
@@ -72297,9 +72674,9 @@
         <w:br w:type="page"/>
       </w:r>
     </w:p>
-    <w:bookmarkEnd w:id="356"/>
-    <w:bookmarkEnd w:id="357"/>
-    <w:bookmarkStart w:id="363" w:name="annex-d---dataset-specifications"/>
+    <w:bookmarkEnd w:id="359"/>
+    <w:bookmarkEnd w:id="360"/>
+    <w:bookmarkStart w:id="366" w:name="annex-d---dataset-specifications"/>
     <w:p>
       <w:pPr>
         <w:pStyle w:val="Heading1"/>
@@ -72537,7 +72914,7 @@
         </w:tc>
       </w:tr>
     </w:tbl>
-    <w:bookmarkStart w:id="358" w:name="structure"/>
+    <w:bookmarkStart w:id="361" w:name="structure"/>
     <w:p>
       <w:pPr>
         <w:pStyle w:val="Heading2"/>
@@ -72664,8 +73041,8 @@
         <w:t xml:space="preserve">that defects cannot be found by eye; small enough to finish.</w:t>
       </w:r>
     </w:p>
-    <w:bookmarkEnd w:id="358"/>
-    <w:bookmarkStart w:id="359" w:name="seeded-defects"/>
+    <w:bookmarkEnd w:id="361"/>
+    <w:bookmarkStart w:id="362" w:name="seeded-defects"/>
     <w:p>
       <w:pPr>
         <w:pStyle w:val="Heading2"/>
@@ -73196,8 +73573,8 @@
         </w:tc>
       </w:tr>
     </w:tbl>
-    <w:bookmarkEnd w:id="359"/>
-    <w:bookmarkStart w:id="360" w:name="why-three-of-them-have-no-correct-answer"/>
+    <w:bookmarkEnd w:id="362"/>
+    <w:bookmarkStart w:id="363" w:name="why-three-of-them-have-no-correct-answer"/>
     <w:p>
       <w:pPr>
         <w:pStyle w:val="Heading2"/>
@@ -73300,8 +73677,8 @@
         <w:t xml:space="preserve">are testing.</w:t>
       </w:r>
     </w:p>
-    <w:bookmarkEnd w:id="360"/>
-    <w:bookmarkStart w:id="361" w:name="parallel-form-verification"/>
+    <w:bookmarkEnd w:id="363"/>
+    <w:bookmarkStart w:id="364" w:name="parallel-form-verification"/>
     <w:p>
       <w:pPr>
         <w:pStyle w:val="Heading2"/>
@@ -73366,8 +73743,8 @@
         <w:t xml:space="preserve">table in Annex C.</w:t>
       </w:r>
     </w:p>
-    <w:bookmarkEnd w:id="361"/>
-    <w:bookmarkStart w:id="362" w:name="realism"/>
+    <w:bookmarkEnd w:id="364"/>
+    <w:bookmarkStart w:id="365" w:name="realism"/>
     <w:p>
       <w:pPr>
         <w:pStyle w:val="Heading2"/>
@@ -73430,9 +73807,9 @@
         <w:br w:type="page"/>
       </w:r>
     </w:p>
-    <w:bookmarkEnd w:id="362"/>
-    <w:bookmarkEnd w:id="363"/>
-    <w:bookmarkStart w:id="369" w:name="X10ad43a20e645dafaf3d679911ff1134f2646e8"/>
+    <w:bookmarkEnd w:id="365"/>
+    <w:bookmarkEnd w:id="366"/>
+    <w:bookmarkStart w:id="372" w:name="X10ad43a20e645dafaf3d679911ff1134f2646e8"/>
     <w:p>
       <w:pPr>
         <w:pStyle w:val="Heading1"/>
@@ -73514,7 +73891,7 @@
         </w:pict>
       </w:r>
     </w:p>
-    <w:bookmarkStart w:id="364" w:name="day-1---what-is-actually-in-the-data"/>
+    <w:bookmarkStart w:id="367" w:name="day-1---what-is-actually-in-the-data"/>
     <w:p>
       <w:pPr>
         <w:pStyle w:val="Heading3"/>
@@ -73808,8 +74185,8 @@
         <w:t xml:space="preserve">being told. It ends with a product, so the discomfort of the morning resolves.</w:t>
       </w:r>
     </w:p>
-    <w:bookmarkEnd w:id="364"/>
-    <w:bookmarkStart w:id="365" w:name="day-2---cleaning-that-can-be-checked"/>
+    <w:bookmarkEnd w:id="367"/>
+    <w:bookmarkStart w:id="368" w:name="day-2---cleaning-that-can-be-checked"/>
     <w:p>
       <w:pPr>
         <w:pStyle w:val="Heading3"/>
@@ -74089,8 +74466,8 @@
         </w:tc>
       </w:tr>
     </w:tbl>
-    <w:bookmarkEnd w:id="365"/>
-    <w:bookmarkStart w:id="366" w:name="day-3---reproducibility-the-spine"/>
+    <w:bookmarkEnd w:id="368"/>
+    <w:bookmarkStart w:id="369" w:name="day-3---reproducibility-the-spine"/>
     <w:p>
       <w:pPr>
         <w:pStyle w:val="Heading3"/>
@@ -74366,8 +74743,8 @@
         <w:t xml:space="preserve">department will not be followed; one they wrote and immediately tested might be.</w:t>
       </w:r>
     </w:p>
-    <w:bookmarkEnd w:id="366"/>
-    <w:bookmarkStart w:id="367" w:name="Xad2f97d38dcf20e851fe6450e45266efb39489d"/>
+    <w:bookmarkEnd w:id="369"/>
+    <w:bookmarkStart w:id="370" w:name="Xad2f97d38dcf20e851fe6450e45266efb39489d"/>
     <w:p>
       <w:pPr>
         <w:pStyle w:val="Heading3"/>
@@ -74667,8 +75044,8 @@
         <w:t xml:space="preserve">remembered; a lecture on datums is not.</w:t>
       </w:r>
     </w:p>
-    <w:bookmarkEnd w:id="367"/>
-    <w:bookmarkStart w:id="368" w:name="Xc115be75adde88a04129730ae7e2fba36e83876"/>
+    <w:bookmarkEnd w:id="370"/>
+    <w:bookmarkStart w:id="371" w:name="Xc115be75adde88a04129730ae7e2fba36e83876"/>
     <w:p>
       <w:pPr>
         <w:pStyle w:val="Heading3"/>
@@ -74929,8 +75306,8 @@
         </w:pict>
       </w:r>
     </w:p>
-    <w:bookmarkEnd w:id="368"/>
-    <w:bookmarkEnd w:id="369"/>
+    <w:bookmarkEnd w:id="371"/>
+    <w:bookmarkEnd w:id="372"/>
     <w:sectPr>
       <w:pgSz w:h="16838" w:orient="portrait" w:w="11906"/>
       <w:pgMar w:bottom="1080" w:footer="708" w:gutter="0" w:header="708" w:left="1080" w:right="1080" w:top="1080"/>
